--- a/Đọc_báo_cùng_HuP_4_.docx
+++ b/Đọc_báo_cùng_HuP_4_.docx
@@ -272,36 +272,9 @@
           <w:sz w:val="21"/>
           <w:szCs w:val="21"/>
           <w:rtl w:val="0"/>
+          <w:color w:val="C00000"/>
         </w:rPr>
-        <w:t xml:space="preserve">Bản rà soát:</w:t>
-      </w:r>
-      <w:r>
-        <w:rPr>
-          <w:rFonts w:ascii="Times New Roman" w:cs="Times New Roman" w:eastAsia="Times New Roman" w:hAnsi="Times New Roman"/>
-          <w:i w:val="1"/>
-          <w:iCs w:val="1"/>
-          <w:color w:val="c00000"/>
-          <w:sz w:val="21"/>
-          <w:szCs w:val="21"/>
-          <w:rtl w:val="0"/>
-        </w:rPr>
-        <w:t xml:space="preserve"> chữ đỏ là phần thêm hoặc sửa</w:t>
-      </w:r>
-      <w:r>
-        <w:rPr>
-          <w:rFonts w:ascii="Times New Roman" w:cs="Times New Roman" w:eastAsia="Times New Roman" w:hAnsi="Times New Roman"/>
-          <w:i w:val="1"/>
-          <w:iCs w:val="1"/>
-          <w:sz w:val="21"/>
-          <w:szCs w:val="21"/>
-          <w:rtl w:val="0"/>
-        </w:rPr>
-        <w:t xml:space="preserve">.</w:t>
-      </w:r>
-      <w:r>
-        <w:rPr>
-          <w:rtl w:val="0"/>
-        </w:rPr>
+        <w:t xml:space="preserve">Bản rà soát ngày 08/10/2026: chữ đỏ là phần thêm hoặc sửa; các mốc và quy mô là kế hoạch dự kiến.</w:t>
       </w:r>
     </w:p>
     <w:tbl>
@@ -1041,42 +1014,9 @@
                 <w:sz w:val="26"/>
                 <w:szCs w:val="26"/>
                 <w:rtl w:val="0"/>
-              </w:rPr>
-              <w:t xml:space="preserve">Xây dựng hệ thống tự động tách quảng cáo thành từng</w:t>
-            </w:r>
-            <w:r>
-              <w:rPr>
-                <w:rFonts w:ascii="Times New Roman" w:cs="Times New Roman" w:eastAsia="Times New Roman" w:hAnsi="Times New Roman"/>
-                <w:color w:val="c00000"/>
-                <w:sz w:val="26"/>
-                <w:szCs w:val="26"/>
-                <w:rtl w:val="0"/>
-              </w:rPr>
-              <w:t xml:space="preserve"> phát biểu</w:t>
-            </w:r>
-            <w:r>
-              <w:rPr>
-                <w:rFonts w:ascii="Times New Roman" w:cs="Times New Roman" w:eastAsia="Times New Roman" w:hAnsi="Times New Roman"/>
-                <w:sz w:val="26"/>
-                <w:szCs w:val="26"/>
-                <w:rtl w:val="0"/>
-              </w:rPr>
-              <w:t xml:space="preserve"> có thể kiểm</w:t>
-            </w:r>
-            <w:r>
-              <w:rPr>
-                <w:rFonts w:ascii="Times New Roman" w:cs="Times New Roman" w:eastAsia="Times New Roman" w:hAnsi="Times New Roman"/>
-                <w:color w:val="c00000"/>
-                <w:sz w:val="26"/>
-                <w:szCs w:val="26"/>
-                <w:rtl w:val="0"/>
-              </w:rPr>
-              <w:t xml:space="preserve"> chứng, nhằm chỉ ra cụ thể thông tin cần sửa hoặc bổ sung bằng chứng.</w:t>
-            </w:r>
-            <w:r>
-              <w:rPr>
-                <w:rtl w:val="0"/>
-              </w:rPr>
+                <w:color w:val="C00000"/>
+              </w:rPr>
+              <w:t xml:space="preserve">Xây dựng quy trình tách quảng cáo thành phát biểu có thể kiểm chứng và rà soát thủ công để giữ đủ ngữ cảnh. Thực nghiệm chính dùng cùng tập phát biểu đã rà soát; tách tự động và kiểm tra riêng trên quảng cáo là phần mở rộng khi đủ thời gian.</w:t>
             </w:r>
           </w:p>
         </w:tc>
@@ -1796,41 +1736,12 @@
             <w:r>
               <w:rPr>
                 <w:rFonts w:ascii="Times New Roman" w:cs="Times New Roman" w:eastAsia="Times New Roman" w:hAnsi="Times New Roman"/>
-                <w:b w:val="1"/>
-                <w:bCs w:val="1"/>
-                <w:sz w:val="26"/>
-                <w:szCs w:val="26"/>
-                <w:rtl w:val="0"/>
-              </w:rPr>
-              <w:t xml:space="preserve">Đối tượng:</w:t>
-            </w:r>
-            <w:r>
-              <w:rPr>
-                <w:rFonts w:ascii="Times New Roman" w:cs="Times New Roman" w:eastAsia="Times New Roman" w:hAnsi="Times New Roman"/>
-                <w:sz w:val="26"/>
-                <w:szCs w:val="26"/>
-                <w:rtl w:val="0"/>
-              </w:rPr>
-              <w:t xml:space="preserve"> Các phương pháp kiểm chứng</w:t>
-            </w:r>
-            <w:r>
-              <w:rPr>
-                <w:rFonts w:ascii="Times New Roman" w:cs="Times New Roman" w:eastAsia="Times New Roman" w:hAnsi="Times New Roman"/>
-                <w:color w:val="c00000"/>
-                <w:sz w:val="26"/>
-                <w:szCs w:val="26"/>
-                <w:rtl w:val="0"/>
-              </w:rPr>
-              <w:t xml:space="preserve"> phát biểu</w:t>
-            </w:r>
-            <w:r>
-              <w:rPr>
-                <w:rFonts w:ascii="Times New Roman" w:cs="Times New Roman" w:eastAsia="Times New Roman" w:hAnsi="Times New Roman"/>
-                <w:sz w:val="26"/>
-                <w:szCs w:val="26"/>
-                <w:rtl w:val="0"/>
-              </w:rPr>
-              <w:t xml:space="preserve"> quảng cáo do LLM tạo bằng bằng chứng văn bản, tập trung phát hiện thông số không phù hợp với tài liệu của sản phẩm hoặc phiên bản được quảng cáo, cũng như các thông số được áp dụng sai điều kiện.</w:t>
+                <w:sz w:val="26"/>
+                <w:szCs w:val="26"/>
+                <w:rtl w:val="0"/>
+                <w:color w:val="C00000"/>
+              </w:rPr>
+              <w:t xml:space="preserve">Đối tượng: Khung gán nhãn và phương pháp kiểm chứng phát biểu quảng cáo tai nghe không dây tiếng Việt, gắn từng kết luận với nguồn gốc bằng chứng (provenance), đúng sản phẩm, phiên bản, thị trường, bộ phận, loại giá trị và điều kiện áp dụng.</w:t>
             </w:r>
           </w:p>
         </w:tc>
@@ -2046,17 +1957,12 @@
             <w:r>
               <w:rPr>
                 <w:rFonts w:ascii="Times New Roman" w:cs="Times New Roman" w:eastAsia="Times New Roman" w:hAnsi="Times New Roman"/>
-                <w:color w:val="c00000"/>
-                <w:sz w:val="26"/>
-                <w:szCs w:val="26"/>
-                <w:rtl w:val="0"/>
-              </w:rPr>
-              <w:t xml:space="preserve">Đóng góp dự kiến là bộ quy tắc đối chiếu thông số theo đúng bộ phận, loại giá trị và phạm vi điều kiện, đồng thời phân biệt thiếu bằng chứng với bác bỏ trực tiếp trong quảng cáo tai nghe tiếng Việt. Cần kiểm tra bằng thực nghiệm xem các quy tắc này có giảm chấp nhận nhầm so với B1 hay không; không mặc định phương pháp đề xuất sẽ tốt hơn.</w:t>
-            </w:r>
-            <w:r>
-              <w:rPr>
-                <w:rtl w:val="0"/>
-              </w:rPr>
+                <w:sz w:val="26"/>
+                <w:szCs w:val="26"/>
+                <w:rtl w:val="0"/>
+                <w:color w:val="C00000"/>
+              </w:rPr>
+              <w:t xml:space="preserve">Đóng góp dự kiến gồm: (1) bộ dữ liệu quảng cáo tai nghe tiếng Việt có provenance, hướng dẫn ba nhãn và bộ bằng chứng chuẩn; (2) đặc tả đối chiếu sản phẩm–phiên bản–bộ phận–điều kiện–loại giá trị, phân biệt thiếu bằng chứng với bác bỏ trực tiếp; (3) thực nghiệm có kiểm soát để đo FAR, Recall Supported và phân tích nguồn lỗi. Việc dùng Python quyết định nhãn không tự thân là tính mới; kết quả âm vẫn được báo cáo.</w:t>
             </w:r>
           </w:p>
         </w:tc>
@@ -2099,277 +2005,14 @@
             <w:r>
               <w:rPr>
                 <w:rFonts w:ascii="Times New Roman" w:cs="Times New Roman" w:eastAsia="Times New Roman" w:hAnsi="Times New Roman"/>
-                <w:color w:val="c00000"/>
-                <w:sz w:val="26"/>
-                <w:szCs w:val="26"/>
-                <w:rtl w:val="0"/>
-              </w:rPr>
-              <w:t xml:space="preserve">Tham khảo phân tích lỗi suy luận số của [3] để thiết kế ca thử về giá trị, đơn vị và điều kiện; tham khảo [4] để kiểm tra lý do có bám vào đoạn nguồn; tham khảo [5] để đặc tả xử lý xung đột. Phạm vi triển khai không yêu cầu huấn luyện lại LLM hoặc tái tạo toàn bộ các hệ thống trong các bài báo.</w:t>
-            </w:r>
-            <w:r>
-              <w:rPr>
-                <w:rtl w:val="0"/>
-              </w:rPr>
-            </w:r>
-          </w:p>
-        </w:tc>
-      </w:tr>
-      <w:tr>
-        <w:trPr>
-          <w:cantSplit w:val="1"/>
-          <w:tblHeader w:val="0"/>
-        </w:trPr>
-        <w:tc>
-          <w:tcPr>
-            <w:gridSpan w:val="2"/>
-            <w:tcBorders>
-              <w:top w:color="000000" w:space="0" w:sz="0" w:val="nil"/>
-              <w:bottom w:color="000000" w:space="0" w:sz="0" w:val="nil"/>
-            </w:tcBorders>
-            <w:tcMar>
-              <w:top w:w="0.0" w:type="dxa"/>
-              <w:left w:w="90.0" w:type="dxa"/>
-              <w:bottom w:w="0.0" w:type="dxa"/>
-              <w:right w:w="90.0" w:type="dxa"/>
-            </w:tcMar>
-          </w:tcPr>
-          <w:p>
-            <w:pPr>
-              <w:pStyle w:val="Heading2"/>
-              <w:spacing w:after="80" w:before="160" w:line="278.00000000000006" w:lineRule="auto"/>
-              <w:ind w:right="102"/>
-              <w:jc w:val="both"/>
-              <w:rPr>
-                <w:rFonts w:ascii="Times New Roman" w:cs="Times New Roman" w:eastAsia="Times New Roman" w:hAnsi="Times New Roman"/>
-                <w:b w:val="1"/>
-                <w:bCs w:val="1"/>
-                <w:sz w:val="26"/>
-                <w:szCs w:val="26"/>
-              </w:rPr>
-            </w:pPr>
-            <w:r>
-              <w:rPr>
-                <w:rFonts w:ascii="Times New Roman" w:cs="Times New Roman" w:eastAsia="Times New Roman" w:hAnsi="Times New Roman"/>
-                <w:b w:val="1"/>
-                <w:bCs w:val="1"/>
-                <w:color w:val="c00000"/>
-                <w:sz w:val="26"/>
-                <w:szCs w:val="26"/>
-                <w:rtl w:val="0"/>
-              </w:rPr>
-              <w:t xml:space="preserve">Thu thập dữ liệu và xác định nhãn chuẩn</w:t>
-            </w:r>
-            <w:r>
-              <w:rPr>
-                <w:rtl w:val="0"/>
-              </w:rPr>
-            </w:r>
-          </w:p>
-          <w:p>
-            <w:pPr>
-              <w:numPr>
-                <w:ilvl w:val="0"/>
-                <w:numId w:val="5"/>
-              </w:numPr>
-              <w:spacing w:after="80" w:line="278.00000000000006" w:lineRule="auto"/>
-              <w:ind w:left="397" w:right="102" w:hanging="198"/>
-              <w:jc w:val="both"/>
-              <w:rPr>
-                <w:rFonts w:ascii="Times New Roman" w:cs="Times New Roman" w:eastAsia="Times New Roman" w:hAnsi="Times New Roman"/>
-                <w:sz w:val="26"/>
-                <w:szCs w:val="26"/>
-              </w:rPr>
-            </w:pPr>
-            <w:r>
-              <w:rPr>
-                <w:rFonts w:ascii="Times New Roman" w:cs="Times New Roman" w:eastAsia="Times New Roman" w:hAnsi="Times New Roman"/>
-                <w:sz w:val="26"/>
-                <w:szCs w:val="26"/>
-                <w:rtl w:val="0"/>
-              </w:rPr>
-              <w:t xml:space="preserve">Thu thập quảng cáo do LLM tạo và tài liệu sản phẩm; sau đó gán nhãn Supported</w:t>
-            </w:r>
-            <w:r>
-              <w:rPr>
-                <w:rFonts w:ascii="Times New Roman" w:cs="Times New Roman" w:eastAsia="Times New Roman" w:hAnsi="Times New Roman"/>
-                <w:i w:val="1"/>
-                <w:iCs w:val="1"/>
-                <w:sz w:val="26"/>
-                <w:szCs w:val="26"/>
-                <w:rtl w:val="0"/>
-              </w:rPr>
-              <w:t xml:space="preserve"> (</w:t>
-            </w:r>
-            <w:r>
-              <w:rPr>
-                <w:rFonts w:ascii="Times New Roman" w:cs="Times New Roman" w:eastAsia="Times New Roman" w:hAnsi="Times New Roman"/>
-                <w:color w:val="c00000"/>
-                <w:sz w:val="26"/>
-                <w:szCs w:val="26"/>
-                <w:rtl w:val="0"/>
-              </w:rPr>
-              <w:t xml:space="preserve">có</w:t>
-            </w:r>
-            <w:r>
-              <w:rPr>
-                <w:rFonts w:ascii="Times New Roman" w:cs="Times New Roman" w:eastAsia="Times New Roman" w:hAnsi="Times New Roman"/>
-                <w:i w:val="1"/>
-                <w:iCs w:val="1"/>
-                <w:sz w:val="26"/>
-                <w:szCs w:val="26"/>
-                <w:rtl w:val="0"/>
-              </w:rPr>
-              <w:t xml:space="preserve"> bằng chứng</w:t>
-            </w:r>
-            <w:r>
-              <w:rPr>
-                <w:rFonts w:ascii="Times New Roman" w:cs="Times New Roman" w:eastAsia="Times New Roman" w:hAnsi="Times New Roman"/>
-                <w:color w:val="c00000"/>
-                <w:sz w:val="26"/>
-                <w:szCs w:val="26"/>
-                <w:rtl w:val="0"/>
-              </w:rPr>
-              <w:t xml:space="preserve"> hỗ trợ đầy đủ</w:t>
-            </w:r>
-            <w:r>
-              <w:rPr>
-                <w:rFonts w:ascii="Times New Roman" w:cs="Times New Roman" w:eastAsia="Times New Roman" w:hAnsi="Times New Roman"/>
-                <w:i w:val="1"/>
-                <w:iCs w:val="1"/>
-                <w:sz w:val="26"/>
-                <w:szCs w:val="26"/>
-                <w:rtl w:val="0"/>
-              </w:rPr>
-              <w:t xml:space="preserve">)</w:t>
-            </w:r>
-            <w:r>
-              <w:rPr>
-                <w:rFonts w:ascii="Times New Roman" w:cs="Times New Roman" w:eastAsia="Times New Roman" w:hAnsi="Times New Roman"/>
-                <w:sz w:val="26"/>
-                <w:szCs w:val="26"/>
-                <w:rtl w:val="0"/>
-              </w:rPr>
-              <w:t xml:space="preserve">, Refuted</w:t>
-            </w:r>
-            <w:r>
-              <w:rPr>
-                <w:rFonts w:ascii="Times New Roman" w:cs="Times New Roman" w:eastAsia="Times New Roman" w:hAnsi="Times New Roman"/>
-                <w:i w:val="1"/>
-                <w:iCs w:val="1"/>
-                <w:sz w:val="26"/>
-                <w:szCs w:val="26"/>
-                <w:rtl w:val="0"/>
-              </w:rPr>
-              <w:t xml:space="preserve"> (có bằng chứng bác bỏ</w:t>
-            </w:r>
-            <w:r>
-              <w:rPr>
-                <w:rFonts w:ascii="Times New Roman" w:cs="Times New Roman" w:eastAsia="Times New Roman" w:hAnsi="Times New Roman"/>
-                <w:color w:val="c00000"/>
-                <w:sz w:val="26"/>
-                <w:szCs w:val="26"/>
-                <w:rtl w:val="0"/>
-              </w:rPr>
-              <w:t xml:space="preserve"> trực tiếp</w:t>
-            </w:r>
-            <w:r>
-              <w:rPr>
-                <w:rFonts w:ascii="Times New Roman" w:cs="Times New Roman" w:eastAsia="Times New Roman" w:hAnsi="Times New Roman"/>
-                <w:i w:val="1"/>
-                <w:iCs w:val="1"/>
-                <w:sz w:val="26"/>
-                <w:szCs w:val="26"/>
-                <w:rtl w:val="0"/>
-              </w:rPr>
-              <w:t xml:space="preserve">)</w:t>
-            </w:r>
-            <w:r>
-              <w:rPr>
-                <w:rFonts w:ascii="Times New Roman" w:cs="Times New Roman" w:eastAsia="Times New Roman" w:hAnsi="Times New Roman"/>
-                <w:sz w:val="26"/>
-                <w:szCs w:val="26"/>
-                <w:rtl w:val="0"/>
-              </w:rPr>
-              <w:t xml:space="preserve"> hoặc NEI</w:t>
-            </w:r>
-            <w:r>
-              <w:rPr>
-                <w:rFonts w:ascii="Times New Roman" w:cs="Times New Roman" w:eastAsia="Times New Roman" w:hAnsi="Times New Roman"/>
-                <w:i w:val="1"/>
-                <w:iCs w:val="1"/>
-                <w:sz w:val="26"/>
-                <w:szCs w:val="26"/>
-                <w:rtl w:val="0"/>
-              </w:rPr>
-              <w:t xml:space="preserve"> (bằng chứng</w:t>
-            </w:r>
-            <w:r>
-              <w:rPr>
-                <w:rFonts w:ascii="Times New Roman" w:cs="Times New Roman" w:eastAsia="Times New Roman" w:hAnsi="Times New Roman"/>
-                <w:color w:val="c00000"/>
-                <w:sz w:val="26"/>
-                <w:szCs w:val="26"/>
-                <w:rtl w:val="0"/>
-              </w:rPr>
-              <w:t xml:space="preserve"> còn thiếu hoặc xung đột chưa giải quyết</w:t>
-            </w:r>
-            <w:r>
-              <w:rPr>
-                <w:rFonts w:ascii="Times New Roman" w:cs="Times New Roman" w:eastAsia="Times New Roman" w:hAnsi="Times New Roman"/>
-                <w:i w:val="1"/>
-                <w:iCs w:val="1"/>
-                <w:sz w:val="26"/>
-                <w:szCs w:val="26"/>
-                <w:rtl w:val="0"/>
-              </w:rPr>
-              <w:t xml:space="preserve">)</w:t>
-            </w:r>
-            <w:r>
-              <w:rPr>
-                <w:rFonts w:ascii="Times New Roman" w:cs="Times New Roman" w:eastAsia="Times New Roman" w:hAnsi="Times New Roman"/>
-                <w:sz w:val="26"/>
-                <w:szCs w:val="26"/>
-                <w:rtl w:val="0"/>
-              </w:rPr>
-              <w:t xml:space="preserve">.</w:t>
-            </w:r>
-            <w:r>
-              <w:rPr>
-                <w:rFonts w:ascii="Times New Roman" w:cs="Times New Roman" w:eastAsia="Times New Roman" w:hAnsi="Times New Roman"/>
-                <w:color w:val="c00000"/>
-                <w:sz w:val="26"/>
-                <w:szCs w:val="26"/>
-                <w:rtl w:val="0"/>
-              </w:rPr>
-              <w:t xml:space="preserve"> Nhãn chuẩn được xác định từ toàn bộ nguồn đã lưu của sản phẩm, không chỉ từ top-k đoạn mà BM25 tìm được.</w:t>
-            </w:r>
-            <w:r>
-              <w:rPr>
-                <w:rtl w:val="0"/>
-              </w:rPr>
-            </w:r>
-          </w:p>
-        </w:tc>
-      </w:tr>
-      <w:tr>
-        <w:trPr>
-          <w:cantSplit w:val="1"/>
-          <w:tblHeader w:val="0"/>
-        </w:trPr>
-        <w:tc>
-          <w:tcPr>
-            <w:gridSpan w:val="2"/>
-            <w:tcBorders>
-              <w:top w:color="000000" w:space="0" w:sz="0" w:val="nil"/>
-              <w:bottom w:color="000000" w:space="0" w:sz="0" w:val="nil"/>
-            </w:tcBorders>
-            <w:tcMar>
-              <w:top w:w="0.0" w:type="dxa"/>
-              <w:left w:w="90.0" w:type="dxa"/>
-              <w:bottom w:w="0.0" w:type="dxa"/>
-              <w:right w:w="90.0" w:type="dxa"/>
-            </w:tcMar>
-          </w:tcPr>
+                <w:sz w:val="26"/>
+                <w:szCs w:val="26"/>
+                <w:rtl w:val="0"/>
+                <w:color w:val="C00000"/>
+              </w:rPr>
+              <w:t xml:space="preserve">Tham khảo [3] về suy luận số, [4] về lý do bám nguồn, [5] về xung đột. FEVER [7], AVeriTeC [8], ViFactCheck [9], ViWikiFC [10], ViNumFCR [11] cung cấp bối cảnh nhãn, bằng chứng và nghiên cứu tiếng Việt; không bắt buộc tái tạo các hệ thống này.</w:t>
+            </w:r>
+          </w:p>
           <w:p>
             <w:pPr>
               <w:keepLines w:val="1"/>
@@ -2389,40 +2032,14 @@
             <w:r>
               <w:rPr>
                 <w:rFonts w:ascii="Times New Roman" w:cs="Times New Roman" w:eastAsia="Times New Roman" w:hAnsi="Times New Roman"/>
-                <w:color w:val="c00000"/>
-                <w:sz w:val="26"/>
-                <w:szCs w:val="26"/>
-                <w:rtl w:val="0"/>
-              </w:rPr>
-              <w:t xml:space="preserve">Quy mô mục tiêu dự kiến là khoảng 300 phát biểu thuộc khoảng 30 họ sản phẩm, gồm cả pilot (bộ thử nhỏ ban đầu); đây là kế hoạch, chưa phải dữ liệu đã thu. Họ sản phẩm gồm các mẫu và phiên bản gần nhau của cùng dòng, không đồng nghĩa với toàn bộ sản phẩm của một hãng; danh sách nhóm được chốt trước khi chia dữ liệu.</w:t>
-            </w:r>
-            <w:r>
-              <w:rPr>
-                <w:rtl w:val="0"/>
-              </w:rPr>
-            </w:r>
-          </w:p>
-        </w:tc>
-      </w:tr>
-      <w:tr>
-        <w:trPr>
-          <w:cantSplit w:val="1"/>
-          <w:tblHeader w:val="0"/>
-        </w:trPr>
-        <w:tc>
-          <w:tcPr>
-            <w:gridSpan w:val="2"/>
-            <w:tcBorders>
-              <w:top w:color="000000" w:space="0" w:sz="0" w:val="nil"/>
-              <w:bottom w:color="000000" w:space="0" w:sz="0" w:val="nil"/>
-            </w:tcBorders>
-            <w:tcMar>
-              <w:top w:w="0.0" w:type="dxa"/>
-              <w:left w:w="90.0" w:type="dxa"/>
-              <w:bottom w:w="0.0" w:type="dxa"/>
-              <w:right w:w="90.0" w:type="dxa"/>
-            </w:tcMar>
-          </w:tcPr>
+                <w:sz w:val="26"/>
+                <w:szCs w:val="26"/>
+                <w:rtl w:val="0"/>
+                <w:color w:val="C00000"/>
+              </w:rPr>
+              <w:t xml:space="preserve">RQ1: BM25 tìm đủ bộ bằng chứng đến đâu? Đo evidence-set recall@k trên mẫu có bộ bằng chứng chuẩn và phân tích bỏ sót.</w:t>
+            </w:r>
+          </w:p>
           <w:p>
             <w:pPr>
               <w:keepLines w:val="1"/>
@@ -2442,40 +2059,14 @@
             <w:r>
               <w:rPr>
                 <w:rFonts w:ascii="Times New Roman" w:cs="Times New Roman" w:eastAsia="Times New Roman" w:hAnsi="Times New Roman"/>
-                <w:color w:val="c00000"/>
-                <w:sz w:val="26"/>
-                <w:szCs w:val="26"/>
-                <w:rtl w:val="0"/>
-              </w:rPr>
-              <w:t xml:space="preserve">Lưu hai nhóm riêng: quảng cáo LLM sinh từ yêu cầu viết thông thường và biến thể có kiểm soát bằng cách đổi giá trị, bộ phận, phiên bản hoặc bỏ điều kiện. Lưu mô hình sinh, prompt (câu lệnh hướng dẫn mô hình), nguồn được cung cấp và thao tác tạo biến thể; nhãn do người gán sau khi đọc nguồn, không suy ra sẵn từ thao tác sửa.</w:t>
-            </w:r>
-            <w:r>
-              <w:rPr>
-                <w:rtl w:val="0"/>
-              </w:rPr>
-            </w:r>
-          </w:p>
-        </w:tc>
-      </w:tr>
-      <w:tr>
-        <w:trPr>
-          <w:cantSplit w:val="1"/>
-          <w:tblHeader w:val="0"/>
-        </w:trPr>
-        <w:tc>
-          <w:tcPr>
-            <w:gridSpan w:val="2"/>
-            <w:tcBorders>
-              <w:top w:color="000000" w:space="0" w:sz="0" w:val="nil"/>
-              <w:bottom w:color="000000" w:space="0" w:sz="0" w:val="nil"/>
-            </w:tcBorders>
-            <w:tcMar>
-              <w:top w:w="0.0" w:type="dxa"/>
-              <w:left w:w="90.0" w:type="dxa"/>
-              <w:bottom w:w="0.0" w:type="dxa"/>
-              <w:right w:w="90.0" w:type="dxa"/>
-            </w:tcMar>
-          </w:tcPr>
+                <w:sz w:val="26"/>
+                <w:szCs w:val="26"/>
+                <w:rtl w:val="0"/>
+                <w:color w:val="C00000"/>
+              </w:rPr>
+              <w:t xml:space="preserve">RQ2: Lỗi đến từ truy hồi, trích xuất hay quyết định? Rà soát mẫu lỗi chọn trước test; E1/E2 là mở rộng.</w:t>
+            </w:r>
+          </w:p>
           <w:p>
             <w:pPr>
               <w:keepLines w:val="1"/>
@@ -2495,12 +2086,244 @@
             <w:r>
               <w:rPr>
                 <w:rFonts w:ascii="Times New Roman" w:cs="Times New Roman" w:eastAsia="Times New Roman" w:hAnsi="Times New Roman"/>
+                <w:sz w:val="26"/>
+                <w:szCs w:val="26"/>
+                <w:rtl w:val="0"/>
+                <w:color w:val="C00000"/>
+              </w:rPr>
+              <w:t xml:space="preserve">RQ3 (thăm dò ở quy mô tối thiểu): P thay đổi FAR và Recall Supported so với B1 thế nào? Báo chênh lệch, kết quả từng họ và độ bất định; không đặt điều kiện toàn bộ khoảng FAR dưới 0 làm cửa đạt/rớt. Không suy ra ưu thế tổng quát từ bốn họ test.</w:t>
+            </w:r>
+          </w:p>
+        </w:tc>
+      </w:tr>
+      <w:tr>
+        <w:trPr>
+          <w:cantSplit w:val="1"/>
+          <w:tblHeader w:val="0"/>
+        </w:trPr>
+        <w:tc>
+          <w:tcPr>
+            <w:gridSpan w:val="2"/>
+            <w:tcBorders>
+              <w:top w:color="000000" w:space="0" w:sz="0" w:val="nil"/>
+              <w:bottom w:color="000000" w:space="0" w:sz="0" w:val="nil"/>
+            </w:tcBorders>
+            <w:tcMar>
+              <w:top w:w="0.0" w:type="dxa"/>
+              <w:left w:w="90.0" w:type="dxa"/>
+              <w:bottom w:w="0.0" w:type="dxa"/>
+              <w:right w:w="90.0" w:type="dxa"/>
+            </w:tcMar>
+          </w:tcPr>
+          <w:p>
+            <w:pPr>
+              <w:pStyle w:val="Heading2"/>
+              <w:spacing w:after="80" w:before="160" w:line="278.00000000000006" w:lineRule="auto"/>
+              <w:ind w:right="102"/>
+              <w:jc w:val="both"/>
+              <w:rPr>
+                <w:rFonts w:ascii="Times New Roman" w:cs="Times New Roman" w:eastAsia="Times New Roman" w:hAnsi="Times New Roman"/>
+                <w:b w:val="1"/>
+                <w:bCs w:val="1"/>
+                <w:sz w:val="26"/>
+                <w:szCs w:val="26"/>
+              </w:rPr>
+            </w:pPr>
+            <w:r>
+              <w:rPr>
+                <w:rFonts w:ascii="Times New Roman" w:cs="Times New Roman" w:eastAsia="Times New Roman" w:hAnsi="Times New Roman"/>
+                <w:b w:val="1"/>
+                <w:bCs w:val="1"/>
                 <w:color w:val="c00000"/>
                 <w:sz w:val="26"/>
                 <w:szCs w:val="26"/>
                 <w:rtl w:val="0"/>
               </w:rPr>
-              <w:t xml:space="preserve">Mục tiêu của nhóm có kiểm soát là có đủ ba nhãn và các loại lỗi mục tiêu; dữ liệu sinh thông thường giữ phân bố nhãn quan sát được. Báo cáo số mẫu từng nhóm và từng nhãn; không suy rộng tỷ lệ lỗi của nhóm có kiểm soát thành tỷ lệ lỗi quảng cáo thực tế.</w:t>
+              <w:t xml:space="preserve">Thu thập dữ liệu và xác định nhãn chuẩn</w:t>
+            </w:r>
+            <w:r>
+              <w:rPr>
+                <w:rtl w:val="0"/>
+              </w:rPr>
+            </w:r>
+          </w:p>
+          <w:p>
+            <w:pPr>
+              <w:numPr>
+                <w:ilvl w:val="0"/>
+                <w:numId w:val="5"/>
+              </w:numPr>
+              <w:spacing w:after="80" w:line="278.00000000000006" w:lineRule="auto"/>
+              <w:ind w:left="397" w:right="102" w:hanging="198"/>
+              <w:jc w:val="both"/>
+              <w:rPr>
+                <w:rFonts w:ascii="Times New Roman" w:cs="Times New Roman" w:eastAsia="Times New Roman" w:hAnsi="Times New Roman"/>
+                <w:sz w:val="26"/>
+                <w:szCs w:val="26"/>
+              </w:rPr>
+            </w:pPr>
+            <w:r>
+              <w:rPr>
+                <w:rFonts w:ascii="Times New Roman" w:cs="Times New Roman" w:eastAsia="Times New Roman" w:hAnsi="Times New Roman"/>
+                <w:sz w:val="26"/>
+                <w:szCs w:val="26"/>
+                <w:rtl w:val="0"/>
+              </w:rPr>
+              <w:t xml:space="preserve">Thu thập quảng cáo do LLM tạo và tài liệu sản phẩm; sau đó gán nhãn Supported</w:t>
+            </w:r>
+            <w:r>
+              <w:rPr>
+                <w:rFonts w:ascii="Times New Roman" w:cs="Times New Roman" w:eastAsia="Times New Roman" w:hAnsi="Times New Roman"/>
+                <w:i w:val="1"/>
+                <w:iCs w:val="1"/>
+                <w:sz w:val="26"/>
+                <w:szCs w:val="26"/>
+                <w:rtl w:val="0"/>
+              </w:rPr>
+              <w:t xml:space="preserve"> (</w:t>
+            </w:r>
+            <w:r>
+              <w:rPr>
+                <w:rFonts w:ascii="Times New Roman" w:cs="Times New Roman" w:eastAsia="Times New Roman" w:hAnsi="Times New Roman"/>
+                <w:color w:val="c00000"/>
+                <w:sz w:val="26"/>
+                <w:szCs w:val="26"/>
+                <w:rtl w:val="0"/>
+              </w:rPr>
+              <w:t xml:space="preserve">có</w:t>
+            </w:r>
+            <w:r>
+              <w:rPr>
+                <w:rFonts w:ascii="Times New Roman" w:cs="Times New Roman" w:eastAsia="Times New Roman" w:hAnsi="Times New Roman"/>
+                <w:i w:val="1"/>
+                <w:iCs w:val="1"/>
+                <w:sz w:val="26"/>
+                <w:szCs w:val="26"/>
+                <w:rtl w:val="0"/>
+              </w:rPr>
+              <w:t xml:space="preserve"> bằng chứng</w:t>
+            </w:r>
+            <w:r>
+              <w:rPr>
+                <w:rFonts w:ascii="Times New Roman" w:cs="Times New Roman" w:eastAsia="Times New Roman" w:hAnsi="Times New Roman"/>
+                <w:color w:val="c00000"/>
+                <w:sz w:val="26"/>
+                <w:szCs w:val="26"/>
+                <w:rtl w:val="0"/>
+              </w:rPr>
+              <w:t xml:space="preserve"> hỗ trợ đầy đủ</w:t>
+            </w:r>
+            <w:r>
+              <w:rPr>
+                <w:rFonts w:ascii="Times New Roman" w:cs="Times New Roman" w:eastAsia="Times New Roman" w:hAnsi="Times New Roman"/>
+                <w:i w:val="1"/>
+                <w:iCs w:val="1"/>
+                <w:sz w:val="26"/>
+                <w:szCs w:val="26"/>
+                <w:rtl w:val="0"/>
+              </w:rPr>
+              <w:t xml:space="preserve">)</w:t>
+            </w:r>
+            <w:r>
+              <w:rPr>
+                <w:rFonts w:ascii="Times New Roman" w:cs="Times New Roman" w:eastAsia="Times New Roman" w:hAnsi="Times New Roman"/>
+                <w:sz w:val="26"/>
+                <w:szCs w:val="26"/>
+                <w:rtl w:val="0"/>
+              </w:rPr>
+              <w:t xml:space="preserve">, Refuted</w:t>
+            </w:r>
+            <w:r>
+              <w:rPr>
+                <w:rFonts w:ascii="Times New Roman" w:cs="Times New Roman" w:eastAsia="Times New Roman" w:hAnsi="Times New Roman"/>
+                <w:i w:val="1"/>
+                <w:iCs w:val="1"/>
+                <w:sz w:val="26"/>
+                <w:szCs w:val="26"/>
+                <w:rtl w:val="0"/>
+              </w:rPr>
+              <w:t xml:space="preserve"> (có bằng chứng bác bỏ</w:t>
+            </w:r>
+            <w:r>
+              <w:rPr>
+                <w:rFonts w:ascii="Times New Roman" w:cs="Times New Roman" w:eastAsia="Times New Roman" w:hAnsi="Times New Roman"/>
+                <w:color w:val="c00000"/>
+                <w:sz w:val="26"/>
+                <w:szCs w:val="26"/>
+                <w:rtl w:val="0"/>
+              </w:rPr>
+              <w:t xml:space="preserve"> trực tiếp</w:t>
+            </w:r>
+            <w:r>
+              <w:rPr>
+                <w:rFonts w:ascii="Times New Roman" w:cs="Times New Roman" w:eastAsia="Times New Roman" w:hAnsi="Times New Roman"/>
+                <w:i w:val="1"/>
+                <w:iCs w:val="1"/>
+                <w:sz w:val="26"/>
+                <w:szCs w:val="26"/>
+                <w:rtl w:val="0"/>
+              </w:rPr>
+              <w:t xml:space="preserve">)</w:t>
+            </w:r>
+            <w:r>
+              <w:rPr>
+                <w:rFonts w:ascii="Times New Roman" w:cs="Times New Roman" w:eastAsia="Times New Roman" w:hAnsi="Times New Roman"/>
+                <w:sz w:val="26"/>
+                <w:szCs w:val="26"/>
+                <w:rtl w:val="0"/>
+              </w:rPr>
+              <w:t xml:space="preserve"> hoặc NEI</w:t>
+            </w:r>
+            <w:r>
+              <w:rPr>
+                <w:rFonts w:ascii="Times New Roman" w:cs="Times New Roman" w:eastAsia="Times New Roman" w:hAnsi="Times New Roman"/>
+                <w:i w:val="1"/>
+                <w:iCs w:val="1"/>
+                <w:sz w:val="26"/>
+                <w:szCs w:val="26"/>
+                <w:rtl w:val="0"/>
+              </w:rPr>
+              <w:t xml:space="preserve"> (bằng chứng</w:t>
+            </w:r>
+            <w:r>
+              <w:rPr>
+                <w:rFonts w:ascii="Times New Roman" w:cs="Times New Roman" w:eastAsia="Times New Roman" w:hAnsi="Times New Roman"/>
+                <w:color w:val="c00000"/>
+                <w:sz w:val="26"/>
+                <w:szCs w:val="26"/>
+                <w:rtl w:val="0"/>
+              </w:rPr>
+              <w:t xml:space="preserve"> còn thiếu hoặc xung đột chưa giải quyết</w:t>
+            </w:r>
+            <w:r>
+              <w:rPr>
+                <w:rFonts w:ascii="Times New Roman" w:cs="Times New Roman" w:eastAsia="Times New Roman" w:hAnsi="Times New Roman"/>
+                <w:i w:val="1"/>
+                <w:iCs w:val="1"/>
+                <w:sz w:val="26"/>
+                <w:szCs w:val="26"/>
+                <w:rtl w:val="0"/>
+              </w:rPr>
+              <w:t xml:space="preserve">)</w:t>
+            </w:r>
+            <w:r>
+              <w:rPr>
+                <w:rFonts w:ascii="Times New Roman" w:cs="Times New Roman" w:eastAsia="Times New Roman" w:hAnsi="Times New Roman"/>
+                <w:sz w:val="26"/>
+                <w:szCs w:val="26"/>
+                <w:rtl w:val="0"/>
+              </w:rPr>
+              <w:t xml:space="preserve">.</w:t>
+            </w:r>
+            <w:r>
+              <w:rPr>
+                <w:rFonts w:ascii="Times New Roman" w:cs="Times New Roman" w:eastAsia="Times New Roman" w:hAnsi="Times New Roman"/>
+                <w:color w:val="c00000"/>
+                <w:sz w:val="26"/>
+                <w:szCs w:val="26"/>
+                <w:rtl w:val="0"/>
+              </w:rPr>
+              <w:t xml:space="preserve"> Nhãn chuẩn được xác định từ toàn bộ nguồn đã lưu của sản phẩm, không chỉ từ top-k đoạn mà BM25 tìm được.</w:t>
             </w:r>
             <w:r>
               <w:rPr>
@@ -2548,17 +2371,12 @@
             <w:r>
               <w:rPr>
                 <w:rFonts w:ascii="Times New Roman" w:cs="Times New Roman" w:eastAsia="Times New Roman" w:hAnsi="Times New Roman"/>
-                <w:color w:val="c00000"/>
-                <w:sz w:val="26"/>
-                <w:szCs w:val="26"/>
-                <w:rtl w:val="0"/>
-              </w:rPr>
-              <w:t xml:space="preserve">Lưu URL (địa chỉ nguồn), bản chụp tài liệu, ngày truy cập, ngôn ngữ, sản phẩm, phiên bản và thị trường. Phân biệt tài liệu hiện hành với tài liệu đã được hãng thay thế; chỉ coi hai nguồn xung đột khi cùng phạm vi mà vẫn đưa ra thông tin không tương thích, không chọn nguồn chỉ vì nó ủng hộ quảng cáo.</w:t>
-            </w:r>
-            <w:r>
-              <w:rPr>
-                <w:rtl w:val="0"/>
-              </w:rPr>
+                <w:sz w:val="26"/>
+                <w:szCs w:val="26"/>
+                <w:rtl w:val="0"/>
+                <w:color w:val="C00000"/>
+              </w:rPr>
+              <w:t xml:space="preserve">Quy mô dự kiến theo ba tầng, bao gồm pilot: tối thiểu 120 phát biểu / 12 họ sản phẩm; mục tiêu 180 phát biểu / 18–20 họ; mở rộng 300 phát biểu / 30 họ chỉ khi năng suất pilot và ngân sách cho phép. Đây là mục tiêu, chưa phải dữ liệu đã thu. Họ sản phẩm gồm các mẫu, phiên bản gần nhau của cùng dòng, không phải toàn bộ một hãng; chốt danh sách họ trước khi chia tập.</w:t>
             </w:r>
           </w:p>
         </w:tc>
@@ -2601,17 +2419,12 @@
             <w:r>
               <w:rPr>
                 <w:rFonts w:ascii="Times New Roman" w:cs="Times New Roman" w:eastAsia="Times New Roman" w:hAnsi="Times New Roman"/>
-                <w:color w:val="c00000"/>
-                <w:sz w:val="26"/>
-                <w:szCs w:val="26"/>
-                <w:rtl w:val="0"/>
-              </w:rPr>
-              <w:t xml:space="preserve">Với mỗi phát biểu, lưu nhãn, lý do và một hoặc nhiều bộ mã đoạn đủ làm bằng chứng; các trường được chuẩn hóa phải chỉ ra đoạn trích gốc. Với NEI do thiếu nguồn, ghi thông tin đã tìm nhưng chưa có; với NEI do xung đột, lưu cả hai phía và lý do chưa thể giải quyết.</w:t>
-            </w:r>
-            <w:r>
-              <w:rPr>
-                <w:rtl w:val="0"/>
-              </w:rPr>
+                <w:sz w:val="26"/>
+                <w:szCs w:val="26"/>
+                <w:rtl w:val="0"/>
+                <w:color w:val="C00000"/>
+              </w:rPr>
+              <w:t xml:space="preserve">Lưu riêng quảng cáo LLM sinh thông thường và biến thể có kiểm soát. Mẫu LLM phải có mô hình/phiên bản, prompt, thời điểm, cấu hình sinh và đầu ra gốc; biến thể cần mẫu cha và thao tác sửa. Mẫu tự viết hoặc chưa rõ nguồn gốc phải ghi đúng trạng thái, không tính là quảng cáo LLM đã xác minh. Nhãn do người đọc nguồn gán, không suy từ thao tác sửa. Các EX minh họa và ca xung đột giả lập không tự động được tính vào quy mô dữ liệu chính.</w:t>
             </w:r>
           </w:p>
         </w:tc>
@@ -2659,7 +2472,7 @@
                 <w:szCs w:val="26"/>
                 <w:rtl w:val="0"/>
               </w:rPr>
-              <w:t xml:space="preserve">Một người gán nhãn theo hướng dẫn đã viết trước khi hoàn thiện A–B–C và không xem dự đoán của các phiên bản. Gán lại ngẫu nhiên 20% mẫu, có phân tầng theo nhãn và nguồn gốc mẫu, sau 1–2 tuần với nhãn cũ được ẩn; báo cáo tỷ lệ tự đồng thuận và nhật ký sửa nhãn, không gọi đây là đồng thuận giữa hai người.</w:t>
+              <w:t xml:space="preserve">Mục tiêu của nhóm có kiểm soát là có đủ ba nhãn và các loại lỗi mục tiêu; dữ liệu sinh thông thường giữ phân bố nhãn quan sát được. Báo cáo số mẫu từng nhóm và từng nhãn; không suy rộng tỷ lệ lỗi của nhóm có kiểm soát thành tỷ lệ lỗi quảng cáo thực tế.</w:t>
             </w:r>
             <w:r>
               <w:rPr>
@@ -2712,199 +2525,7 @@
                 <w:szCs w:val="26"/>
                 <w:rtl w:val="0"/>
               </w:rPr>
-              <w:t xml:space="preserve">Chia khoảng 40% số họ sản phẩm cho phát triển, 20% cho kiểm định và 40% cho kiểm tra cuối; phân bổ sao cho các tập có đủ ba nhãn và báo số phát biểu thực tế. Các biến thể cùng quảng cáo và các phiên bản cùng họ nằm trong cùng tập; toàn bộ pilot thuộc tập phát triển, tập kiểm tra không dùng để sửa luật hoặc chọn prompt.</w:t>
-            </w:r>
-            <w:r>
-              <w:rPr>
-                <w:rtl w:val="0"/>
-              </w:rPr>
-            </w:r>
-          </w:p>
-        </w:tc>
-      </w:tr>
-      <w:tr>
-        <w:trPr>
-          <w:cantSplit w:val="1"/>
-          <w:tblHeader w:val="0"/>
-        </w:trPr>
-        <w:tc>
-          <w:tcPr>
-            <w:gridSpan w:val="2"/>
-            <w:tcBorders>
-              <w:top w:color="000000" w:space="0" w:sz="0" w:val="nil"/>
-              <w:bottom w:color="000000" w:space="0" w:sz="0" w:val="nil"/>
-            </w:tcBorders>
-            <w:tcMar>
-              <w:top w:w="0.0" w:type="dxa"/>
-              <w:left w:w="90.0" w:type="dxa"/>
-              <w:bottom w:w="0.0" w:type="dxa"/>
-              <w:right w:w="90.0" w:type="dxa"/>
-            </w:tcMar>
-          </w:tcPr>
-          <w:p>
-            <w:pPr>
-              <w:pStyle w:val="Heading2"/>
-              <w:spacing w:after="80" w:before="160" w:line="278.00000000000006" w:lineRule="auto"/>
-              <w:ind w:right="102"/>
-              <w:jc w:val="both"/>
-              <w:rPr>
-                <w:rFonts w:ascii="Times New Roman" w:cs="Times New Roman" w:eastAsia="Times New Roman" w:hAnsi="Times New Roman"/>
-                <w:b w:val="1"/>
-                <w:bCs w:val="1"/>
-                <w:sz w:val="26"/>
-                <w:szCs w:val="26"/>
-              </w:rPr>
-            </w:pPr>
-            <w:r>
-              <w:rPr>
-                <w:rFonts w:ascii="Times New Roman" w:cs="Times New Roman" w:eastAsia="Times New Roman" w:hAnsi="Times New Roman"/>
-                <w:b w:val="1"/>
-                <w:bCs w:val="1"/>
-                <w:color w:val="c00000"/>
-                <w:sz w:val="26"/>
-                <w:szCs w:val="26"/>
-                <w:rtl w:val="0"/>
-              </w:rPr>
-              <w:t xml:space="preserve">Quy trình xử lý và bộ quyết định A–B–C</w:t>
-            </w:r>
-            <w:r>
-              <w:rPr>
-                <w:rtl w:val="0"/>
-              </w:rPr>
-            </w:r>
-          </w:p>
-          <w:p>
-            <w:pPr>
-              <w:numPr>
-                <w:ilvl w:val="0"/>
-                <w:numId w:val="5"/>
-              </w:numPr>
-              <w:spacing w:after="80" w:line="278.00000000000006" w:lineRule="auto"/>
-              <w:ind w:left="397" w:right="102" w:hanging="198"/>
-              <w:jc w:val="both"/>
-              <w:rPr>
-                <w:rFonts w:ascii="Times New Roman" w:cs="Times New Roman" w:eastAsia="Times New Roman" w:hAnsi="Times New Roman"/>
-                <w:sz w:val="26"/>
-                <w:szCs w:val="26"/>
-              </w:rPr>
-            </w:pPr>
-            <w:r>
-              <w:rPr>
-                <w:rFonts w:ascii="Times New Roman" w:cs="Times New Roman" w:eastAsia="Times New Roman" w:hAnsi="Times New Roman"/>
-                <w:sz w:val="26"/>
-                <w:szCs w:val="26"/>
-                <w:rtl w:val="0"/>
-              </w:rPr>
-              <w:t xml:space="preserve">Tách nội dung quảng cáo thành các phát biểu nhỏ có thể kiểm chứng độc lập, đồng thời giữ lại</w:t>
-            </w:r>
-            <w:r>
-              <w:rPr>
-                <w:rFonts w:ascii="Times New Roman" w:cs="Times New Roman" w:eastAsia="Times New Roman" w:hAnsi="Times New Roman"/>
-                <w:color w:val="c00000"/>
-                <w:sz w:val="26"/>
-                <w:szCs w:val="26"/>
-                <w:rtl w:val="0"/>
-              </w:rPr>
-              <w:t xml:space="preserve"> sản phẩm, bộ phận và điều kiện</w:t>
-            </w:r>
-            <w:r>
-              <w:rPr>
-                <w:rFonts w:ascii="Times New Roman" w:cs="Times New Roman" w:eastAsia="Times New Roman" w:hAnsi="Times New Roman"/>
-                <w:sz w:val="26"/>
-                <w:szCs w:val="26"/>
-                <w:rtl w:val="0"/>
-              </w:rPr>
-              <w:t xml:space="preserve"> để không làm thay đổi ý nghĩa ban đầu,</w:t>
-            </w:r>
-            <w:r>
-              <w:rPr>
-                <w:rFonts w:ascii="Times New Roman" w:cs="Times New Roman" w:eastAsia="Times New Roman" w:hAnsi="Times New Roman"/>
-                <w:color w:val="c00000"/>
-                <w:sz w:val="26"/>
-                <w:szCs w:val="26"/>
-                <w:rtl w:val="0"/>
-              </w:rPr>
-              <w:t xml:space="preserve"> theo</w:t>
-            </w:r>
-            <w:r>
-              <w:rPr>
-                <w:rFonts w:ascii="Times New Roman" w:cs="Times New Roman" w:eastAsia="Times New Roman" w:hAnsi="Times New Roman"/>
-                <w:sz w:val="26"/>
-                <w:szCs w:val="26"/>
-                <w:rtl w:val="0"/>
-              </w:rPr>
-              <w:t xml:space="preserve"> hướng kiểm chứng từng phát biểu nhỏ của FactLens [2].</w:t>
-            </w:r>
-            <w:r>
-              <w:rPr>
-                <w:rFonts w:ascii="Times New Roman" w:cs="Times New Roman" w:eastAsia="Times New Roman" w:hAnsi="Times New Roman"/>
-                <w:color w:val="c00000"/>
-                <w:sz w:val="26"/>
-                <w:szCs w:val="26"/>
-                <w:rtl w:val="0"/>
-              </w:rPr>
-              <w:t xml:space="preserve"> Thực nghiệm chính dùng cùng các phát biểu đã kiểm tra thủ công; khả năng tách tự động được kiểm tra riêng trên một tập quảng cáo.</w:t>
-            </w:r>
-            <w:r>
-              <w:rPr>
-                <w:rtl w:val="0"/>
-              </w:rPr>
-            </w:r>
-          </w:p>
-        </w:tc>
-      </w:tr>
-      <w:tr>
-        <w:trPr>
-          <w:cantSplit w:val="1"/>
-          <w:tblHeader w:val="0"/>
-        </w:trPr>
-        <w:tc>
-          <w:tcPr>
-            <w:gridSpan w:val="2"/>
-            <w:tcBorders>
-              <w:top w:color="000000" w:space="0" w:sz="0" w:val="nil"/>
-              <w:bottom w:color="000000" w:space="0" w:sz="0" w:val="nil"/>
-            </w:tcBorders>
-            <w:tcMar>
-              <w:top w:w="0.0" w:type="dxa"/>
-              <w:left w:w="90.0" w:type="dxa"/>
-              <w:bottom w:w="0.0" w:type="dxa"/>
-              <w:right w:w="90.0" w:type="dxa"/>
-            </w:tcMar>
-          </w:tcPr>
-          <w:p>
-            <w:pPr>
-              <w:numPr>
-                <w:ilvl w:val="0"/>
-                <w:numId w:val="5"/>
-              </w:numPr>
-              <w:spacing w:after="80" w:line="278.00000000000006" w:lineRule="auto"/>
-              <w:ind w:left="397" w:right="102" w:hanging="198"/>
-              <w:jc w:val="both"/>
-              <w:rPr>
-                <w:rFonts w:ascii="Times New Roman" w:cs="Times New Roman" w:eastAsia="Times New Roman" w:hAnsi="Times New Roman"/>
-                <w:sz w:val="26"/>
-                <w:szCs w:val="26"/>
-              </w:rPr>
-            </w:pPr>
-            <w:r>
-              <w:rPr>
-                <w:rFonts w:ascii="Times New Roman" w:cs="Times New Roman" w:eastAsia="Times New Roman" w:hAnsi="Times New Roman"/>
-                <w:sz w:val="26"/>
-                <w:szCs w:val="26"/>
-                <w:rtl w:val="0"/>
-              </w:rPr>
-              <w:t xml:space="preserve">Sử dụng BM25 làm phương pháp truy hồi nền để xếp hạng các đoạn tài liệu theo mức độ liên quan; cách áp dụng BM25 được tham khảo từ giai đoạn đầu trong quy trình truy hồi bằng chứng của Fathom [6].</w:t>
-            </w:r>
-            <w:r>
-              <w:rPr>
-                <w:rFonts w:ascii="Times New Roman" w:cs="Times New Roman" w:eastAsia="Times New Roman" w:hAnsi="Times New Roman"/>
-                <w:color w:val="c00000"/>
-                <w:sz w:val="26"/>
-                <w:szCs w:val="26"/>
-                <w:rtl w:val="0"/>
-              </w:rPr>
-              <w:t xml:space="preserve"> Chia nguồn theo mục hoặc dòng bảng, giữ thông số cùng tiêu đề, chú thích và điều kiện; lọc đúng sản phẩm trước khi xếp hạng.</w:t>
+              <w:t xml:space="preserve">Lưu URL (địa chỉ nguồn), bản chụp tài liệu, ngày truy cập, ngôn ngữ, sản phẩm, phiên bản và thị trường. Phân biệt tài liệu hiện hành với tài liệu đã được hãng thay thế; chỉ coi hai nguồn xung đột khi cùng phạm vi mà vẫn đưa ra thông tin không tương thích, không chọn nguồn chỉ vì nó ủng hộ quảng cáo.</w:t>
             </w:r>
             <w:r>
               <w:rPr>
@@ -2957,7 +2578,7 @@
                 <w:szCs w:val="26"/>
                 <w:rtl w:val="0"/>
               </w:rPr>
-              <w:t xml:space="preserve">BM25 dùng cùng cách chuẩn hóa chữ và dấu câu cho truy vấn và nguồn, giữ nguyên số, đơn vị và từ phủ định; dùng cách tách theo khoảng trắng kèm từ điển cụm thuật ngữ có phiên bản. Với nguồn tiếng Anh, mở rộng truy vấn bằng tên thuộc tính Việt–Anh và tên chế độ tương ứng; không dịch hoặc sửa đoạn gốc dùng để trích dẫn.</w:t>
+              <w:t xml:space="preserve">Với mỗi phát biểu, lưu nhãn, lý do và một hoặc nhiều bộ mã đoạn đủ làm bằng chứng; các trường được chuẩn hóa phải chỉ ra đoạn trích gốc. Với NEI do thiếu nguồn, ghi thông tin đã tìm nhưng chưa có; với NEI do xung đột, lưu cả hai phía và lý do chưa thể giải quyết.</w:t>
             </w:r>
             <w:r>
               <w:rPr>
@@ -3010,161 +2631,7 @@
                 <w:szCs w:val="26"/>
                 <w:rtl w:val="0"/>
               </w:rPr>
-              <w:t xml:space="preserve">Thử k thuộc các mức 3, 5 và 8 trên pilot, chọn trên tập kiểm định rồi giữ cố định khi chạy test (tập kiểm tra cuối). Nếu nguồn có ít hơn k đoạn thì lấy toàn bộ; báo số đoạn thực tế để tránh hiểu nhầm về ngân sách truy hồi.</w:t>
-            </w:r>
-            <w:r>
-              <w:rPr>
-                <w:rtl w:val="0"/>
-              </w:rPr>
-            </w:r>
-          </w:p>
-        </w:tc>
-      </w:tr>
-      <w:tr>
-        <w:trPr>
-          <w:cantSplit w:val="1"/>
-          <w:tblHeader w:val="0"/>
-        </w:trPr>
-        <w:tc>
-          <w:tcPr>
-            <w:gridSpan w:val="2"/>
-            <w:tcBorders>
-              <w:top w:color="000000" w:space="0" w:sz="0" w:val="nil"/>
-              <w:bottom w:color="000000" w:space="0" w:sz="0" w:val="nil"/>
-            </w:tcBorders>
-            <w:tcMar>
-              <w:top w:w="0.0" w:type="dxa"/>
-              <w:left w:w="90.0" w:type="dxa"/>
-              <w:bottom w:w="0.0" w:type="dxa"/>
-              <w:right w:w="90.0" w:type="dxa"/>
-            </w:tcMar>
-          </w:tcPr>
-          <w:p>
-            <w:pPr>
-              <w:numPr>
-                <w:ilvl w:val="0"/>
-                <w:numId w:val="5"/>
-              </w:numPr>
-              <w:spacing w:after="80" w:line="278.00000000000006" w:lineRule="auto"/>
-              <w:ind w:left="397" w:right="102" w:hanging="198"/>
-              <w:jc w:val="both"/>
-              <w:rPr>
-                <w:rFonts w:ascii="Times New Roman" w:cs="Times New Roman" w:eastAsia="Times New Roman" w:hAnsi="Times New Roman"/>
-                <w:sz w:val="26"/>
-                <w:szCs w:val="26"/>
-              </w:rPr>
-            </w:pPr>
-            <w:r>
-              <w:rPr>
-                <w:rFonts w:ascii="Times New Roman" w:cs="Times New Roman" w:eastAsia="Times New Roman" w:hAnsi="Times New Roman"/>
-                <w:sz w:val="26"/>
-                <w:szCs w:val="26"/>
-                <w:rtl w:val="0"/>
-              </w:rPr>
-              <w:t xml:space="preserve">Xây dựng quy trình tách</w:t>
-            </w:r>
-            <w:r>
-              <w:rPr>
-                <w:rFonts w:ascii="Times New Roman" w:cs="Times New Roman" w:eastAsia="Times New Roman" w:hAnsi="Times New Roman"/>
-                <w:color w:val="c00000"/>
-                <w:sz w:val="26"/>
-                <w:szCs w:val="26"/>
-                <w:rtl w:val="0"/>
-              </w:rPr>
-              <w:t xml:space="preserve"> phát biểu</w:t>
-            </w:r>
-            <w:r>
-              <w:rPr>
-                <w:rFonts w:ascii="Times New Roman" w:cs="Times New Roman" w:eastAsia="Times New Roman" w:hAnsi="Times New Roman"/>
-                <w:sz w:val="26"/>
-                <w:szCs w:val="26"/>
-                <w:rtl w:val="0"/>
-              </w:rPr>
-              <w:t xml:space="preserve">, tìm bằng chứng bằng BM25, trích xuất thông tin bằng LLM và quyết định nhãn bằng A–B–C</w:t>
-            </w:r>
-            <w:r>
-              <w:rPr>
-                <w:rFonts w:ascii="Times New Roman" w:cs="Times New Roman" w:eastAsia="Times New Roman" w:hAnsi="Times New Roman"/>
-                <w:color w:val="c00000"/>
-                <w:sz w:val="26"/>
-                <w:szCs w:val="26"/>
-                <w:rtl w:val="0"/>
-              </w:rPr>
-              <w:t xml:space="preserve">. LLM xuất hồ sơ JSON</w:t>
-            </w:r>
-            <w:r>
-              <w:rPr>
-                <w:rFonts w:ascii="Times New Roman" w:cs="Times New Roman" w:eastAsia="Times New Roman" w:hAnsi="Times New Roman"/>
-                <w:i w:val="1"/>
-                <w:iCs w:val="1"/>
-                <w:sz w:val="26"/>
-                <w:szCs w:val="26"/>
-                <w:rtl w:val="0"/>
-              </w:rPr>
-              <w:t xml:space="preserve"> (</w:t>
-            </w:r>
-            <w:r>
-              <w:rPr>
-                <w:rFonts w:ascii="Times New Roman" w:cs="Times New Roman" w:eastAsia="Times New Roman" w:hAnsi="Times New Roman"/>
-                <w:color w:val="c00000"/>
-                <w:sz w:val="26"/>
-                <w:szCs w:val="26"/>
-                <w:rtl w:val="0"/>
-              </w:rPr>
-              <w:t xml:space="preserve">dữ liệu có các trường cố định), gồm sản phẩm, phiên bản, bộ phận, thuộc tính, loại giá trị, giá trị, đơn vị, điều kiện và mã đoạn trích; Python</w:t>
-            </w:r>
-            <w:r>
-              <w:rPr>
-                <w:rFonts w:ascii="Times New Roman" w:cs="Times New Roman" w:eastAsia="Times New Roman" w:hAnsi="Times New Roman"/>
-                <w:i w:val="1"/>
-                <w:iCs w:val="1"/>
-                <w:sz w:val="26"/>
-                <w:szCs w:val="26"/>
-                <w:rtl w:val="0"/>
-              </w:rPr>
-              <w:t xml:space="preserve"> kiểm tra</w:t>
-            </w:r>
-            <w:r>
-              <w:rPr>
-                <w:rFonts w:ascii="Times New Roman" w:cs="Times New Roman" w:eastAsia="Times New Roman" w:hAnsi="Times New Roman"/>
-                <w:color w:val="c00000"/>
-                <w:sz w:val="26"/>
-                <w:szCs w:val="26"/>
-                <w:rtl w:val="0"/>
-              </w:rPr>
-              <w:t xml:space="preserve"> cấu trúc và chuẩn hóa trước khi</w:t>
-            </w:r>
-            <w:r>
-              <w:rPr>
-                <w:rFonts w:ascii="Times New Roman" w:cs="Times New Roman" w:eastAsia="Times New Roman" w:hAnsi="Times New Roman"/>
-                <w:i w:val="1"/>
-                <w:iCs w:val="1"/>
-                <w:sz w:val="26"/>
-                <w:szCs w:val="26"/>
-                <w:rtl w:val="0"/>
-              </w:rPr>
-              <w:t xml:space="preserve"> đối</w:t>
-            </w:r>
-            <w:r>
-              <w:rPr>
-                <w:rFonts w:ascii="Times New Roman" w:cs="Times New Roman" w:eastAsia="Times New Roman" w:hAnsi="Times New Roman"/>
-                <w:color w:val="c00000"/>
-                <w:sz w:val="26"/>
-                <w:szCs w:val="26"/>
-                <w:rtl w:val="0"/>
-              </w:rPr>
-              <w:t xml:space="preserve"> chiếu</w:t>
-            </w:r>
-            <w:r>
-              <w:rPr>
-                <w:rFonts w:ascii="Times New Roman" w:cs="Times New Roman" w:eastAsia="Times New Roman" w:hAnsi="Times New Roman"/>
-                <w:i w:val="1"/>
-                <w:iCs w:val="1"/>
-                <w:sz w:val="26"/>
-                <w:szCs w:val="26"/>
-                <w:rtl w:val="0"/>
-              </w:rPr>
-              <w:t xml:space="preserve">.</w:t>
+              <w:t xml:space="preserve">Một người gán nhãn theo hướng dẫn đã viết trước khi hoàn thiện A–B–C và không xem dự đoán của các phiên bản. Gán lại ngẫu nhiên 20% mẫu, có phân tầng theo nhãn và nguồn gốc mẫu, sau 1–2 tuần với nhãn cũ được ẩn; báo cáo tỷ lệ tự đồng thuận và nhật ký sửa nhãn, không gọi đây là đồng thuận giữa hai người.</w:t>
             </w:r>
             <w:r>
               <w:rPr>
@@ -3212,12 +2679,142 @@
             <w:r>
               <w:rPr>
                 <w:rFonts w:ascii="Times New Roman" w:cs="Times New Roman" w:eastAsia="Times New Roman" w:hAnsi="Times New Roman"/>
+                <w:sz w:val="26"/>
+                <w:szCs w:val="26"/>
+                <w:rtl w:val="0"/>
+                <w:color w:val="C00000"/>
+              </w:rPr>
+              <w:t xml:space="preserve">Chia theo họ: 12 họ dùng dev/val/test = 6/2/4; 18 họ dùng 7/4/7; 20 họ dùng 8/4/8; 30 họ có thể dùng 12/6/12. Pilot cố định 6 họ, toàn bộ ở dev trong mọi phương án. Biến thể cùng quảng cáo và phiên bản cùng họ ở cùng tập. Chốt danh sách ở Gate 2; báo số mẫu/nhãn thực tế, không chuyển pilot sang test. Chọn cấu hình trên dev; val kiểm tra một lượt cấu hình đã khóa, không tìm kiếm mô hình/k/dung sai trên hai họ val. Các tập cần đủ ba nhãn; test không dùng chỉnh luật/prompt.</w:t>
+            </w:r>
+          </w:p>
+        </w:tc>
+      </w:tr>
+      <w:tr>
+        <w:trPr>
+          <w:cantSplit w:val="1"/>
+          <w:tblHeader w:val="0"/>
+        </w:trPr>
+        <w:tc>
+          <w:tcPr>
+            <w:gridSpan w:val="2"/>
+            <w:tcBorders>
+              <w:top w:color="000000" w:space="0" w:sz="0" w:val="nil"/>
+              <w:bottom w:color="000000" w:space="0" w:sz="0" w:val="nil"/>
+            </w:tcBorders>
+            <w:tcMar>
+              <w:top w:w="0.0" w:type="dxa"/>
+              <w:left w:w="90.0" w:type="dxa"/>
+              <w:bottom w:w="0.0" w:type="dxa"/>
+              <w:right w:w="90.0" w:type="dxa"/>
+            </w:tcMar>
+          </w:tcPr>
+          <w:p>
+            <w:pPr>
+              <w:pStyle w:val="Heading2"/>
+              <w:spacing w:after="80" w:before="160" w:line="278.00000000000006" w:lineRule="auto"/>
+              <w:ind w:right="102"/>
+              <w:jc w:val="both"/>
+              <w:rPr>
+                <w:rFonts w:ascii="Times New Roman" w:cs="Times New Roman" w:eastAsia="Times New Roman" w:hAnsi="Times New Roman"/>
+                <w:b w:val="1"/>
+                <w:bCs w:val="1"/>
+                <w:sz w:val="26"/>
+                <w:szCs w:val="26"/>
+              </w:rPr>
+            </w:pPr>
+            <w:r>
+              <w:rPr>
+                <w:rFonts w:ascii="Times New Roman" w:cs="Times New Roman" w:eastAsia="Times New Roman" w:hAnsi="Times New Roman"/>
+                <w:b w:val="1"/>
+                <w:bCs w:val="1"/>
+                <w:sz w:val="26"/>
+                <w:szCs w:val="26"/>
+                <w:rtl w:val="0"/>
+                <w:color w:val="C00000"/>
+              </w:rPr>
+              <w:t xml:space="preserve">Quy trình xử lý và bộ quyết định A–B–C</w:t>
+            </w:r>
+          </w:p>
+          <w:p>
+            <w:pPr>
+              <w:numPr>
+                <w:ilvl w:val="0"/>
+                <w:numId w:val="5"/>
+              </w:numPr>
+              <w:spacing w:after="80" w:line="278.00000000000006" w:lineRule="auto"/>
+              <w:ind w:left="397" w:right="102" w:hanging="198"/>
+              <w:jc w:val="both"/>
+              <w:rPr>
+                <w:rFonts w:ascii="Times New Roman" w:cs="Times New Roman" w:eastAsia="Times New Roman" w:hAnsi="Times New Roman"/>
+                <w:sz w:val="26"/>
+                <w:szCs w:val="26"/>
+              </w:rPr>
+            </w:pPr>
+            <w:r>
+              <w:rPr>
+                <w:rFonts w:ascii="Times New Roman" w:cs="Times New Roman" w:eastAsia="Times New Roman" w:hAnsi="Times New Roman"/>
+                <w:sz w:val="26"/>
+                <w:szCs w:val="26"/>
+                <w:rtl w:val="0"/>
+                <w:color w:val="C00000"/>
+              </w:rPr>
+              <w:t xml:space="preserve">Tách quảng cáo thành phát biểu nhỏ theo hướng FactLens [2], giữ đủ sản phẩm, bộ phận và điều kiện. MVP dùng phát biểu đã rà soát thủ công để đánh giá truy hồi, trích xuất và quyết định. Tách tự động là chức năng mở rộng, được đánh giá riêng nếu triển khai.</w:t>
+            </w:r>
+          </w:p>
+        </w:tc>
+      </w:tr>
+      <w:tr>
+        <w:trPr>
+          <w:cantSplit w:val="1"/>
+          <w:tblHeader w:val="0"/>
+        </w:trPr>
+        <w:tc>
+          <w:tcPr>
+            <w:gridSpan w:val="2"/>
+            <w:tcBorders>
+              <w:top w:color="000000" w:space="0" w:sz="0" w:val="nil"/>
+              <w:bottom w:color="000000" w:space="0" w:sz="0" w:val="nil"/>
+            </w:tcBorders>
+            <w:tcMar>
+              <w:top w:w="0.0" w:type="dxa"/>
+              <w:left w:w="90.0" w:type="dxa"/>
+              <w:bottom w:w="0.0" w:type="dxa"/>
+              <w:right w:w="90.0" w:type="dxa"/>
+            </w:tcMar>
+          </w:tcPr>
+          <w:p>
+            <w:pPr>
+              <w:numPr>
+                <w:ilvl w:val="0"/>
+                <w:numId w:val="5"/>
+              </w:numPr>
+              <w:spacing w:after="80" w:line="278.00000000000006" w:lineRule="auto"/>
+              <w:ind w:left="397" w:right="102" w:hanging="198"/>
+              <w:jc w:val="both"/>
+              <w:rPr>
+                <w:rFonts w:ascii="Times New Roman" w:cs="Times New Roman" w:eastAsia="Times New Roman" w:hAnsi="Times New Roman"/>
+                <w:sz w:val="26"/>
+                <w:szCs w:val="26"/>
+              </w:rPr>
+            </w:pPr>
+            <w:r>
+              <w:rPr>
+                <w:rFonts w:ascii="Times New Roman" w:cs="Times New Roman" w:eastAsia="Times New Roman" w:hAnsi="Times New Roman"/>
+                <w:sz w:val="26"/>
+                <w:szCs w:val="26"/>
+                <w:rtl w:val="0"/>
+              </w:rPr>
+              <w:t xml:space="preserve">Sử dụng BM25 làm phương pháp truy hồi nền để xếp hạng các đoạn tài liệu theo mức độ liên quan; cách áp dụng BM25 được tham khảo từ giai đoạn đầu trong quy trình truy hồi bằng chứng của Fathom [6].</w:t>
+            </w:r>
+            <w:r>
+              <w:rPr>
+                <w:rFonts w:ascii="Times New Roman" w:cs="Times New Roman" w:eastAsia="Times New Roman" w:hAnsi="Times New Roman"/>
                 <w:color w:val="c00000"/>
                 <w:sz w:val="26"/>
                 <w:szCs w:val="26"/>
                 <w:rtl w:val="0"/>
               </w:rPr>
-              <w:t xml:space="preserve">A kiểm tra cùng sản phẩm, phiên bản, bộ phận và loại giá trị; không dùng pin cả hộp sạc để xác nhận pin của riêng tai nghe. Chuẩn hóa đơn vị chỉ khi cùng đại lượng; độ lớn giống nhau nhưng khác đối tượng không được coi là hỗ trợ.</w:t>
+              <w:t xml:space="preserve"> Chia nguồn theo mục hoặc dòng bảng, giữ thông số cùng tiêu đề, chú thích và điều kiện; lọc đúng sản phẩm trước khi xếp hạng.</w:t>
             </w:r>
             <w:r>
               <w:rPr>
@@ -3270,7 +2867,7 @@
                 <w:szCs w:val="26"/>
                 <w:rtl w:val="0"/>
               </w:rPr>
-              <w:t xml:space="preserve">B kiểm tra các điều kiện cần thiết của từng thuộc tính và các chế độ mà phát biểu nêu rõ. Nếu thiếu điều kiện cần thiết thì giữ UNKNOWN (chưa xác định); điều kiện không liên quan được đánh dấu không áp dụng, không làm phát biểu mất hỗ trợ. Ví dụ, thời lượng pin cần xét chế độ chống ồn nếu nguồn quy định, còn khối lượng không cần điều kiện này.</w:t>
+              <w:t xml:space="preserve">BM25 dùng cùng cách chuẩn hóa chữ và dấu câu cho truy vấn và nguồn, giữ nguyên số, đơn vị và từ phủ định; dùng cách tách theo khoảng trắng kèm từ điển cụm thuật ngữ có phiên bản. Với nguồn tiếng Anh, mở rộng truy vấn bằng tên thuộc tính Việt–Anh và tên chế độ tương ứng; không dịch hoặc sửa đoạn gốc dùng để trích dẫn.</w:t>
             </w:r>
             <w:r>
               <w:rPr>
@@ -3318,12 +2915,161 @@
             <w:r>
               <w:rPr>
                 <w:rFonts w:ascii="Times New Roman" w:cs="Times New Roman" w:eastAsia="Times New Roman" w:hAnsi="Times New Roman"/>
+                <w:sz w:val="26"/>
+                <w:szCs w:val="26"/>
+                <w:rtl w:val="0"/>
+                <w:color w:val="C00000"/>
+              </w:rPr>
+              <w:t xml:space="preserve">Thử k = 3, 5, 8 trên dev, báo evidence-set recall@k theo từng họ và chi phí; chọn k nhỏ nhất đạt mức recall mục tiêu đã ghi trước lượt so sánh, nếu không mức nào đạt thì báo thiếu và chọn recall cao nhất (hòa thì k nhỏ hơn). Không chọn lại k trên val/test. Nguồn ít hơn k đoạn thì lấy toàn bộ và báo số đoạn thực tế.</w:t>
+            </w:r>
+          </w:p>
+        </w:tc>
+      </w:tr>
+      <w:tr>
+        <w:trPr>
+          <w:cantSplit w:val="1"/>
+          <w:tblHeader w:val="0"/>
+        </w:trPr>
+        <w:tc>
+          <w:tcPr>
+            <w:gridSpan w:val="2"/>
+            <w:tcBorders>
+              <w:top w:color="000000" w:space="0" w:sz="0" w:val="nil"/>
+              <w:bottom w:color="000000" w:space="0" w:sz="0" w:val="nil"/>
+            </w:tcBorders>
+            <w:tcMar>
+              <w:top w:w="0.0" w:type="dxa"/>
+              <w:left w:w="90.0" w:type="dxa"/>
+              <w:bottom w:w="0.0" w:type="dxa"/>
+              <w:right w:w="90.0" w:type="dxa"/>
+            </w:tcMar>
+          </w:tcPr>
+          <w:p>
+            <w:pPr>
+              <w:numPr>
+                <w:ilvl w:val="0"/>
+                <w:numId w:val="5"/>
+              </w:numPr>
+              <w:spacing w:after="80" w:line="278.00000000000006" w:lineRule="auto"/>
+              <w:ind w:left="397" w:right="102" w:hanging="198"/>
+              <w:jc w:val="both"/>
+              <w:rPr>
+                <w:rFonts w:ascii="Times New Roman" w:cs="Times New Roman" w:eastAsia="Times New Roman" w:hAnsi="Times New Roman"/>
+                <w:sz w:val="26"/>
+                <w:szCs w:val="26"/>
+              </w:rPr>
+            </w:pPr>
+            <w:r>
+              <w:rPr>
+                <w:rFonts w:ascii="Times New Roman" w:cs="Times New Roman" w:eastAsia="Times New Roman" w:hAnsi="Times New Roman"/>
+                <w:sz w:val="26"/>
+                <w:szCs w:val="26"/>
+                <w:rtl w:val="0"/>
+              </w:rPr>
+              <w:t xml:space="preserve">Xây dựng quy trình tách</w:t>
+            </w:r>
+            <w:r>
+              <w:rPr>
+                <w:rFonts w:ascii="Times New Roman" w:cs="Times New Roman" w:eastAsia="Times New Roman" w:hAnsi="Times New Roman"/>
                 <w:color w:val="c00000"/>
                 <w:sz w:val="26"/>
                 <w:szCs w:val="26"/>
                 <w:rtl w:val="0"/>
               </w:rPr>
-              <w:t xml:space="preserve">C xét tuần tự và dừng khi có kết luận: xung đột giữa nguồn cùng phạm vi chưa giải quyết được → NEI; nếu không có xung đột đó và có bác bỏ trực tiếp → Refuted; nếu đủ hỗ trợ toàn bộ phạm vi phát biểu → Supported; còn lại → NEI. Hai nguồn nói về hai chế độ khác nhau không tự tạo thành xung đột; lưu lý do NEI do thiếu hoặc do xung đột thành hai loại riêng.</w:t>
+              <w:t xml:space="preserve"> phát biểu</w:t>
+            </w:r>
+            <w:r>
+              <w:rPr>
+                <w:rFonts w:ascii="Times New Roman" w:cs="Times New Roman" w:eastAsia="Times New Roman" w:hAnsi="Times New Roman"/>
+                <w:sz w:val="26"/>
+                <w:szCs w:val="26"/>
+                <w:rtl w:val="0"/>
+              </w:rPr>
+              <w:t xml:space="preserve">, tìm bằng chứng bằng BM25, trích xuất thông tin bằng LLM và quyết định nhãn bằng A–B–C</w:t>
+            </w:r>
+            <w:r>
+              <w:rPr>
+                <w:rFonts w:ascii="Times New Roman" w:cs="Times New Roman" w:eastAsia="Times New Roman" w:hAnsi="Times New Roman"/>
+                <w:color w:val="c00000"/>
+                <w:sz w:val="26"/>
+                <w:szCs w:val="26"/>
+                <w:rtl w:val="0"/>
+              </w:rPr>
+              <w:t xml:space="preserve">. LLM xuất hồ sơ JSON</w:t>
+            </w:r>
+            <w:r>
+              <w:rPr>
+                <w:rFonts w:ascii="Times New Roman" w:cs="Times New Roman" w:eastAsia="Times New Roman" w:hAnsi="Times New Roman"/>
+                <w:i w:val="1"/>
+                <w:iCs w:val="1"/>
+                <w:sz w:val="26"/>
+                <w:szCs w:val="26"/>
+                <w:rtl w:val="0"/>
+              </w:rPr>
+              <w:t xml:space="preserve"> (</w:t>
+            </w:r>
+            <w:r>
+              <w:rPr>
+                <w:rFonts w:ascii="Times New Roman" w:cs="Times New Roman" w:eastAsia="Times New Roman" w:hAnsi="Times New Roman"/>
+                <w:color w:val="c00000"/>
+                <w:sz w:val="26"/>
+                <w:szCs w:val="26"/>
+                <w:rtl w:val="0"/>
+              </w:rPr>
+              <w:t xml:space="preserve">dữ liệu có các trường cố định), gồm sản phẩm, phiên bản, bộ phận, thuộc tính, loại giá trị, giá trị, đơn vị, điều kiện và mã đoạn trích; Python</w:t>
+            </w:r>
+            <w:r>
+              <w:rPr>
+                <w:rFonts w:ascii="Times New Roman" w:cs="Times New Roman" w:eastAsia="Times New Roman" w:hAnsi="Times New Roman"/>
+                <w:i w:val="1"/>
+                <w:iCs w:val="1"/>
+                <w:sz w:val="26"/>
+                <w:szCs w:val="26"/>
+                <w:rtl w:val="0"/>
+              </w:rPr>
+              <w:t xml:space="preserve"> kiểm tra</w:t>
+            </w:r>
+            <w:r>
+              <w:rPr>
+                <w:rFonts w:ascii="Times New Roman" w:cs="Times New Roman" w:eastAsia="Times New Roman" w:hAnsi="Times New Roman"/>
+                <w:color w:val="c00000"/>
+                <w:sz w:val="26"/>
+                <w:szCs w:val="26"/>
+                <w:rtl w:val="0"/>
+              </w:rPr>
+              <w:t xml:space="preserve"> cấu trúc và chuẩn hóa trước khi</w:t>
+            </w:r>
+            <w:r>
+              <w:rPr>
+                <w:rFonts w:ascii="Times New Roman" w:cs="Times New Roman" w:eastAsia="Times New Roman" w:hAnsi="Times New Roman"/>
+                <w:i w:val="1"/>
+                <w:iCs w:val="1"/>
+                <w:sz w:val="26"/>
+                <w:szCs w:val="26"/>
+                <w:rtl w:val="0"/>
+              </w:rPr>
+              <w:t xml:space="preserve"> đối</w:t>
+            </w:r>
+            <w:r>
+              <w:rPr>
+                <w:rFonts w:ascii="Times New Roman" w:cs="Times New Roman" w:eastAsia="Times New Roman" w:hAnsi="Times New Roman"/>
+                <w:color w:val="c00000"/>
+                <w:sz w:val="26"/>
+                <w:szCs w:val="26"/>
+                <w:rtl w:val="0"/>
+              </w:rPr>
+              <w:t xml:space="preserve"> chiếu</w:t>
+            </w:r>
+            <w:r>
+              <w:rPr>
+                <w:rFonts w:ascii="Times New Roman" w:cs="Times New Roman" w:eastAsia="Times New Roman" w:hAnsi="Times New Roman"/>
+                <w:i w:val="1"/>
+                <w:iCs w:val="1"/>
+                <w:sz w:val="26"/>
+                <w:szCs w:val="26"/>
+                <w:rtl w:val="0"/>
+              </w:rPr>
+              <w:t xml:space="preserve">.</w:t>
             </w:r>
             <w:r>
               <w:rPr>
@@ -3371,17 +3117,12 @@
             <w:r>
               <w:rPr>
                 <w:rFonts w:ascii="Times New Roman" w:cs="Times New Roman" w:eastAsia="Times New Roman" w:hAnsi="Times New Roman"/>
-                <w:color w:val="c00000"/>
-                <w:sz w:val="26"/>
-                <w:szCs w:val="26"/>
-                <w:rtl w:val="0"/>
-              </w:rPr>
-              <w:t xml:space="preserve">Không tự suy ra sai chỉ vì điều kiện không khớp: nguồn ghi 40 giờ khi tắt chống ồn chưa đủ bác bỏ quảng cáo 40 giờ khi bật chống ồn. Muốn gán Refuted phải có nguồn cùng chế độ bật chống ồn cho giá trị trái với quảng cáo; nếu chưa có thì NEI. Đây là ví dụ giả lập, không phải thông số của sản phẩm đã thu thập.</w:t>
-            </w:r>
-            <w:r>
-              <w:rPr>
-                <w:rtl w:val="0"/>
-              </w:rPr>
+                <w:sz w:val="26"/>
+                <w:szCs w:val="26"/>
+                <w:rtl w:val="0"/>
+                <w:color w:val="C00000"/>
+              </w:rPr>
+              <w:t xml:space="preserve">A kiểm tra cùng sản phẩm, phiên bản, bộ phận, thuộc tính và tính tương thích của đơn vị; không dùng pin cả hộp để xác nhận pin riêng tai nghe. Xác định loại giá trị của từng bên để C dùng phép so sánh tương ứng; không loại bằng chứng chỉ vì một bên là giá trị chính xác còn bên kia là giới hạn hoặc khoảng.</w:t>
             </w:r>
           </w:p>
         </w:tc>
@@ -3424,17 +3165,12 @@
             <w:r>
               <w:rPr>
                 <w:rFonts w:ascii="Times New Roman" w:cs="Times New Roman" w:eastAsia="Times New Roman" w:hAnsi="Times New Roman"/>
-                <w:color w:val="c00000"/>
-                <w:sz w:val="26"/>
-                <w:szCs w:val="26"/>
-                <w:rtl w:val="0"/>
-              </w:rPr>
-              <w:t xml:space="preserve">Tách kiểu dữ liệu: pin, sạc, khối lượng là số kèm đơn vị; chống ồn là có/không hoặc chế độ được hãng nêu; Bluetooth là chuỗi phiên bản. Phân biệt giá trị chính xác, gần đúng, tối đa, tối thiểu và khoảng; “tối đa 40 giờ” không xác nhận phát biểu “luôn dùng được 40 giờ”.</w:t>
-            </w:r>
-            <w:r>
-              <w:rPr>
-                <w:rtl w:val="0"/>
-              </w:rPr>
+                <w:sz w:val="26"/>
+                <w:szCs w:val="26"/>
+                <w:rtl w:val="0"/>
+                <w:color w:val="C00000"/>
+              </w:rPr>
+              <w:t xml:space="preserve">B kiểm tra điều kiện thiết yếu của thuộc tính và chế độ claim nêu rõ. Thiếu điều kiện thiết yếu thì UNKNOWN, không suy diễn từ nguồn vào claim. Claim nói rõ “theo thông số công bố/điều kiện thử nghiệm của hãng” được gắn condition_ref tới chú thích tương ứng; không hiểu là bảo đảm mọi cách dùng. Claim có điều kiện riêng khác nguồn vẫn phải tìm bằng chứng cùng điều kiện. Khối lượng không cần chế độ chống ồn.</w:t>
             </w:r>
           </w:p>
         </w:tc>
@@ -3477,233 +3213,12 @@
             <w:r>
               <w:rPr>
                 <w:rFonts w:ascii="Times New Roman" w:cs="Times New Roman" w:eastAsia="Times New Roman" w:hAnsi="Times New Roman"/>
-                <w:color w:val="c00000"/>
-                <w:sz w:val="26"/>
-                <w:szCs w:val="26"/>
-                <w:rtl w:val="0"/>
-              </w:rPr>
-              <w:t xml:space="preserve">Dùng phép đổi đơn vị xác định và lưu độ chính xác của số gốc; chỉ áp dụng dung sai (mức chênh lệch được phép khi so sánh) khi nguồn cho phép làm tròn hoặc có quy ước gần đúng đã chốt trên tập kiểm định. Không có căn cứ thì không tự nới dung sai; cách hiểu còn mơ hồ được ghi trong hướng dẫn nhãn và xử lý NEI, không chỉnh theo kết quả test.</w:t>
-            </w:r>
-            <w:r>
-              <w:rPr>
-                <w:rtl w:val="0"/>
-              </w:rPr>
-            </w:r>
-          </w:p>
-        </w:tc>
-      </w:tr>
-      <w:tr>
-        <w:trPr>
-          <w:cantSplit w:val="1"/>
-          <w:tblHeader w:val="0"/>
-        </w:trPr>
-        <w:tc>
-          <w:tcPr>
-            <w:gridSpan w:val="2"/>
-            <w:tcBorders>
-              <w:top w:color="000000" w:space="0" w:sz="0" w:val="nil"/>
-              <w:bottom w:color="000000" w:space="0" w:sz="0" w:val="nil"/>
-            </w:tcBorders>
-            <w:tcMar>
-              <w:top w:w="0.0" w:type="dxa"/>
-              <w:left w:w="90.0" w:type="dxa"/>
-              <w:bottom w:w="0.0" w:type="dxa"/>
-              <w:right w:w="90.0" w:type="dxa"/>
-            </w:tcMar>
-          </w:tcPr>
-          <w:p>
-            <w:pPr>
-              <w:pStyle w:val="Heading2"/>
-              <w:spacing w:after="80" w:before="160" w:line="278.00000000000006" w:lineRule="auto"/>
-              <w:ind w:right="102"/>
-              <w:jc w:val="both"/>
-              <w:rPr>
-                <w:rFonts w:ascii="Times New Roman" w:cs="Times New Roman" w:eastAsia="Times New Roman" w:hAnsi="Times New Roman"/>
-                <w:b w:val="1"/>
-                <w:bCs w:val="1"/>
-                <w:sz w:val="26"/>
-                <w:szCs w:val="26"/>
-              </w:rPr>
-            </w:pPr>
-            <w:r>
-              <w:rPr>
-                <w:rFonts w:ascii="Times New Roman" w:cs="Times New Roman" w:eastAsia="Times New Roman" w:hAnsi="Times New Roman"/>
-                <w:b w:val="1"/>
-                <w:bCs w:val="1"/>
-                <w:color w:val="c00000"/>
-                <w:sz w:val="26"/>
-                <w:szCs w:val="26"/>
-                <w:rtl w:val="0"/>
-              </w:rPr>
-              <w:t xml:space="preserve">Thiết kế thực nghiệm và tiêu chí đánh giá</w:t>
-            </w:r>
-            <w:r>
-              <w:rPr>
-                <w:rtl w:val="0"/>
-              </w:rPr>
-            </w:r>
-          </w:p>
-          <w:p>
-            <w:pPr>
-              <w:numPr>
-                <w:ilvl w:val="0"/>
-                <w:numId w:val="5"/>
-              </w:numPr>
-              <w:spacing w:after="80" w:line="278.00000000000006" w:lineRule="auto"/>
-              <w:ind w:left="397" w:right="102" w:hanging="198"/>
-              <w:jc w:val="both"/>
-              <w:rPr>
-                <w:rFonts w:ascii="Times New Roman" w:cs="Times New Roman" w:eastAsia="Times New Roman" w:hAnsi="Times New Roman"/>
-                <w:sz w:val="26"/>
-                <w:szCs w:val="26"/>
-              </w:rPr>
-            </w:pPr>
-            <w:r>
-              <w:rPr>
-                <w:rFonts w:ascii="Times New Roman" w:cs="Times New Roman" w:eastAsia="Times New Roman" w:hAnsi="Times New Roman"/>
-                <w:sz w:val="26"/>
-                <w:szCs w:val="26"/>
-                <w:rtl w:val="0"/>
-              </w:rPr>
-              <w:t xml:space="preserve">Cài đặt và so sánh B0 (</w:t>
-            </w:r>
-            <w:r>
-              <w:rPr>
-                <w:rFonts w:ascii="Times New Roman" w:cs="Times New Roman" w:eastAsia="Times New Roman" w:hAnsi="Times New Roman"/>
-                <w:i w:val="1"/>
-                <w:iCs w:val="1"/>
-                <w:sz w:val="26"/>
-                <w:szCs w:val="26"/>
-                <w:rtl w:val="0"/>
-              </w:rPr>
-              <w:t xml:space="preserve">LLM đọc trực tiếp</w:t>
-            </w:r>
-            <w:r>
-              <w:rPr>
-                <w:rFonts w:ascii="Times New Roman" w:cs="Times New Roman" w:eastAsia="Times New Roman" w:hAnsi="Times New Roman"/>
-                <w:color w:val="c00000"/>
-                <w:sz w:val="26"/>
-                <w:szCs w:val="26"/>
-                <w:rtl w:val="0"/>
-              </w:rPr>
-              <w:t xml:space="preserve"> phát biểu và bằng chứng</w:t>
-            </w:r>
-            <w:r>
-              <w:rPr>
-                <w:rFonts w:ascii="Times New Roman" w:cs="Times New Roman" w:eastAsia="Times New Roman" w:hAnsi="Times New Roman"/>
-                <w:i w:val="1"/>
-                <w:iCs w:val="1"/>
-                <w:sz w:val="26"/>
-                <w:szCs w:val="26"/>
-                <w:rtl w:val="0"/>
-              </w:rPr>
-              <w:t xml:space="preserve"> rồi gán nhãn</w:t>
-            </w:r>
-            <w:r>
-              <w:rPr>
-                <w:rFonts w:ascii="Times New Roman" w:cs="Times New Roman" w:eastAsia="Times New Roman" w:hAnsi="Times New Roman"/>
-                <w:sz w:val="26"/>
-                <w:szCs w:val="26"/>
-                <w:rtl w:val="0"/>
-              </w:rPr>
-              <w:t xml:space="preserve">), B1 (</w:t>
-            </w:r>
-            <w:r>
-              <w:rPr>
-                <w:rFonts w:ascii="Times New Roman" w:cs="Times New Roman" w:eastAsia="Times New Roman" w:hAnsi="Times New Roman"/>
-                <w:i w:val="1"/>
-                <w:iCs w:val="1"/>
-                <w:sz w:val="26"/>
-                <w:szCs w:val="26"/>
-                <w:rtl w:val="0"/>
-              </w:rPr>
-              <w:t xml:space="preserve">LLM nhận</w:t>
-            </w:r>
-            <w:r>
-              <w:rPr>
-                <w:rFonts w:ascii="Times New Roman" w:cs="Times New Roman" w:eastAsia="Times New Roman" w:hAnsi="Times New Roman"/>
-                <w:color w:val="c00000"/>
-                <w:sz w:val="26"/>
-                <w:szCs w:val="26"/>
-                <w:rtl w:val="0"/>
-              </w:rPr>
-              <w:t xml:space="preserve"> hồ sơ đã trích xuất, chuẩn hóa</w:t>
-            </w:r>
-            <w:r>
-              <w:rPr>
-                <w:rFonts w:ascii="Times New Roman" w:cs="Times New Roman" w:eastAsia="Times New Roman" w:hAnsi="Times New Roman"/>
-                <w:i w:val="1"/>
-                <w:iCs w:val="1"/>
-                <w:sz w:val="26"/>
-                <w:szCs w:val="26"/>
-                <w:rtl w:val="0"/>
-              </w:rPr>
-              <w:t xml:space="preserve"> rồi gán nhãn</w:t>
-            </w:r>
-            <w:r>
-              <w:rPr>
-                <w:rFonts w:ascii="Times New Roman" w:cs="Times New Roman" w:eastAsia="Times New Roman" w:hAnsi="Times New Roman"/>
-                <w:sz w:val="26"/>
-                <w:szCs w:val="26"/>
-                <w:rtl w:val="0"/>
-              </w:rPr>
-              <w:t xml:space="preserve">) và P (</w:t>
-            </w:r>
-            <w:r>
-              <w:rPr>
-                <w:rFonts w:ascii="Times New Roman" w:cs="Times New Roman" w:eastAsia="Times New Roman" w:hAnsi="Times New Roman"/>
-                <w:i w:val="1"/>
-                <w:iCs w:val="1"/>
-                <w:sz w:val="26"/>
-                <w:szCs w:val="26"/>
-                <w:rtl w:val="0"/>
-              </w:rPr>
-              <w:t xml:space="preserve">Python dùng A–B–C</w:t>
-            </w:r>
-            <w:r>
-              <w:rPr>
-                <w:rFonts w:ascii="Times New Roman" w:cs="Times New Roman" w:eastAsia="Times New Roman" w:hAnsi="Times New Roman"/>
-                <w:color w:val="c00000"/>
-                <w:sz w:val="26"/>
-                <w:szCs w:val="26"/>
-                <w:rtl w:val="0"/>
-              </w:rPr>
-              <w:t xml:space="preserve"> trên cùng hồ sơ</w:t>
-            </w:r>
-            <w:r>
-              <w:rPr>
-                <w:rFonts w:ascii="Times New Roman" w:cs="Times New Roman" w:eastAsia="Times New Roman" w:hAnsi="Times New Roman"/>
-                <w:i w:val="1"/>
-                <w:iCs w:val="1"/>
-                <w:sz w:val="26"/>
-                <w:szCs w:val="26"/>
-                <w:rtl w:val="0"/>
-              </w:rPr>
-              <w:t xml:space="preserve"> để gán nhãn</w:t>
-            </w:r>
-            <w:r>
-              <w:rPr>
-                <w:rFonts w:ascii="Times New Roman" w:cs="Times New Roman" w:eastAsia="Times New Roman" w:hAnsi="Times New Roman"/>
-                <w:sz w:val="26"/>
-                <w:szCs w:val="26"/>
-                <w:rtl w:val="0"/>
-              </w:rPr>
-              <w:t xml:space="preserve">).</w:t>
-            </w:r>
-            <w:r>
-              <w:rPr>
-                <w:rFonts w:ascii="Times New Roman" w:cs="Times New Roman" w:eastAsia="Times New Roman" w:hAnsi="Times New Roman"/>
-                <w:color w:val="c00000"/>
-                <w:sz w:val="26"/>
-                <w:szCs w:val="26"/>
-                <w:rtl w:val="0"/>
-              </w:rPr>
-              <w:t xml:space="preserve"> B1 không nhận nhãn hoặc dấu vết quyết định do P tạo ra.</w:t>
-            </w:r>
-            <w:r>
-              <w:rPr>
-                <w:rtl w:val="0"/>
-              </w:rPr>
+                <w:sz w:val="26"/>
+                <w:szCs w:val="26"/>
+                <w:rtl w:val="0"/>
+                <w:color w:val="C00000"/>
+              </w:rPr>
+              <w:t xml:space="preserve">C có bước so sánh kiểu giá trị trước khi tổng hợp: (C1) sau lọc A/B, kiểm tra xung đột nguồn cùng phạm vi chưa giải quyết → NEI-xung đột; (C2) đối chiếu từng cặp theo các luật số/phiên bản dưới đây, trả hỗ trợ, bác bỏ hoặc chưa xác định; (C3) nếu không có xung đột nguồn, có bác bỏ trực tiếp → Refuted; hỗ trợ đủ toàn bộ claim → Supported; còn lại → NEI-thiếu. Hai nguồn khác chế độ không tự tạo xung đột. Lưu dấu vết cho từng bước.</w:t>
             </w:r>
           </w:p>
         </w:tc>
@@ -3751,7 +3266,7 @@
                 <w:szCs w:val="26"/>
                 <w:rtl w:val="0"/>
               </w:rPr>
-              <w:t xml:space="preserve">Các bản dùng chung mô hình, phiên bản, phát biểu và bằng chứng trong từng thiết lập; B1 và P dùng chung kết quả trích xuất, chuẩn hóa đã lưu. Prompt của B0/B1 cũng yêu cầu kiểm tra sản phẩm, bộ phận, điều kiện, nguồn thiếu và nguồn xung đột; prompt được điều chỉnh trên tập phát triển và chốt trước test.</w:t>
+              <w:t xml:space="preserve">Không tự suy ra sai chỉ vì điều kiện không khớp: nguồn ghi 40 giờ khi tắt chống ồn chưa đủ bác bỏ quảng cáo 40 giờ khi bật chống ồn. Muốn gán Refuted phải có nguồn cùng chế độ bật chống ồn cho giá trị trái với quảng cáo; nếu chưa có thì NEI. Đây là ví dụ giả lập, không phải thông số của sản phẩm đã thu thập.</w:t>
             </w:r>
             <w:r>
               <w:rPr>
@@ -3799,40 +3314,14 @@
             <w:r>
               <w:rPr>
                 <w:rFonts w:ascii="Times New Roman" w:cs="Times New Roman" w:eastAsia="Times New Roman" w:hAnsi="Times New Roman"/>
-                <w:color w:val="c00000"/>
-                <w:sz w:val="26"/>
-                <w:szCs w:val="26"/>
-                <w:rtl w:val="0"/>
-              </w:rPr>
-              <w:t xml:space="preserve">P−A bỏ kiểm tra bộ phận và loại giá trị, nhưng giữ lọc sản phẩm, phiên bản, thuộc tính và tính tương thích của đơn vị. P−B bỏ đối chiếu điều kiện và yêu cầu bao phủ các chế độ; C và các bước còn lại giữ nguyên. Đây là phép bỏ các nhóm kiểm tra cụ thể, không khẳng định đã đo riêng mọi thành phần của A hoặc C.</w:t>
-            </w:r>
-            <w:r>
-              <w:rPr>
-                <w:rtl w:val="0"/>
-              </w:rPr>
-            </w:r>
-          </w:p>
-        </w:tc>
-      </w:tr>
-      <w:tr>
-        <w:trPr>
-          <w:cantSplit w:val="1"/>
-          <w:tblHeader w:val="0"/>
-        </w:trPr>
-        <w:tc>
-          <w:tcPr>
-            <w:gridSpan w:val="2"/>
-            <w:tcBorders>
-              <w:top w:color="000000" w:space="0" w:sz="0" w:val="nil"/>
-              <w:bottom w:color="000000" w:space="0" w:sz="0" w:val="nil"/>
-            </w:tcBorders>
-            <w:tcMar>
-              <w:top w:w="0.0" w:type="dxa"/>
-              <w:left w:w="90.0" w:type="dxa"/>
-              <w:bottom w:w="0.0" w:type="dxa"/>
-              <w:right w:w="90.0" w:type="dxa"/>
-            </w:tcMar>
-          </w:tcPr>
+                <w:sz w:val="26"/>
+                <w:szCs w:val="26"/>
+                <w:rtl w:val="0"/>
+                <w:color w:val="C00000"/>
+              </w:rPr>
+              <w:t xml:space="preserve">Luật C2 khi cùng phạm vi/điều kiện, đã đổi đơn vị: (=a) so (=b): a=b hỗ trợ, khác nhau bác bỏ; (&gt;a) so (=b): b≤a bác bỏ, b&gt;a chưa đủ; (&gt;a) so (&gt;b): a≥b hỗ trợ, a&lt;b chưa đủ; (≤u) so (=b): b&gt;u bác bỏ, b≤u chưa đủ. Vì thế “hơn 24” bác bỏ “chính xác 24”; “lên đến 3” không xác nhận hoặc bác bỏ “chính xác 3”.</w:t>
+            </w:r>
+          </w:p>
           <w:p>
             <w:pPr>
               <w:keepLines w:val="1"/>
@@ -3852,17 +3341,12 @@
             <w:r>
               <w:rPr>
                 <w:rFonts w:ascii="Times New Roman" w:cs="Times New Roman" w:eastAsia="Times New Roman" w:hAnsi="Times New Roman"/>
-                <w:color w:val="c00000"/>
-                <w:sz w:val="26"/>
-                <w:szCs w:val="26"/>
-                <w:rtl w:val="0"/>
-              </w:rPr>
-              <w:t xml:space="preserve">Chạy ba thiết lập trên cùng phát biểu đã tách chuẩn: E1 dùng đoạn bằng chứng và hồ sơ đã kiểm tra thủ công; E2 dùng đoạn bằng chứng chuẩn nhưng hồ sơ do LLM trích; E3 dùng bằng chứng BM25 và hồ sơ do LLM trích. E1–E3 là tên thiết lập thực nghiệm, không phải tên nguồn; B0 đọc văn bản nguồn trong cả ba, B1 và P nhận loại hồ sơ tương ứng.</w:t>
-            </w:r>
-            <w:r>
-              <w:rPr>
-                <w:rtl w:val="0"/>
-              </w:rPr>
+                <w:sz w:val="26"/>
+                <w:szCs w:val="26"/>
+                <w:rtl w:val="0"/>
+                <w:color w:val="C00000"/>
+              </w:rPr>
+              <w:t xml:space="preserve">Phân biệt giá trị quan sát x và mức tối đa công bố M: nguồn “tối đa 20”, claim “tối đa 25” cùng nói M nên bác bỏ, không dùng phép bao hàm [0,20]⊂[0,25] để hỗ trợ. Cùng mức tối đa thì hỗ trợ. Với mệnh đề khoảng về x: miền nguồn nằm trọn miền claim → hỗ trợ, rời nhau → bác bỏ, giao một phần → chưa đủ; giữ biên đóng/mở. Gần đúng cùng biểu thức và giá trị có thể hỗ trợ; không tự đặt dung sai cho hai số khác nhau. Bluetooth so chuỗi phiên bản, không tính sai số số thực. Trường hợp mơ hồ/ngoài luật → NEI; chi tiết và ca biên: docs/QUY_TAC_ABC.md.</w:t>
             </w:r>
           </w:p>
         </w:tc>
@@ -3905,17 +3389,12 @@
             <w:r>
               <w:rPr>
                 <w:rFonts w:ascii="Times New Roman" w:cs="Times New Roman" w:eastAsia="Times New Roman" w:hAnsi="Times New Roman"/>
-                <w:color w:val="c00000"/>
-                <w:sz w:val="26"/>
-                <w:szCs w:val="26"/>
-                <w:rtl w:val="0"/>
-              </w:rPr>
-              <w:t xml:space="preserve">E3 là thực nghiệm chính của B0, B1, P, P−A và P−B. E1/E2 dùng để chẩn đoán trên tập con khoảng 60 phát biểu test, được chọn trước khi xem dự đoán và trải trên nhiều họ sản phẩm, đủ ba nhãn; chạy B0/B1/P và đo độ đúng từng trường trích xuất. Với NEI do thiếu bằng chứng, dùng nguồn đã rà soát và giữ trường thiếu; không tạo thêm thông tin để ép có bằng chứng chuẩn.</w:t>
-            </w:r>
-            <w:r>
-              <w:rPr>
-                <w:rtl w:val="0"/>
-              </w:rPr>
+                <w:sz w:val="26"/>
+                <w:szCs w:val="26"/>
+                <w:rtl w:val="0"/>
+                <w:color w:val="C00000"/>
+              </w:rPr>
+              <w:t xml:space="preserve">Đổi đơn vị theo phép xác định; mặc định dung sai 0 khi so thông số chính xác. Chỉ dùng dung sai nếu nguồn nêu sai số hoặc quy tắc làm tròn có căn cứ, lưu căn cứ và khóa trên dev trước val/test. Không tối ưu dung sai theo F1 hoặc nhãn val. “Khoảng” không kèm biên không được tự biến thành ±5%; cách hiểu chưa rõ → NEI.</w:t>
             </w:r>
           </w:p>
         </w:tc>
@@ -3941,6 +3420,38 @@
           </w:tcPr>
           <w:p>
             <w:pPr>
+              <w:pStyle w:val="Heading2"/>
+              <w:spacing w:after="80" w:before="160" w:line="278.00000000000006" w:lineRule="auto"/>
+              <w:ind w:right="102"/>
+              <w:jc w:val="both"/>
+              <w:rPr>
+                <w:rFonts w:ascii="Times New Roman" w:cs="Times New Roman" w:eastAsia="Times New Roman" w:hAnsi="Times New Roman"/>
+                <w:b w:val="1"/>
+                <w:bCs w:val="1"/>
+                <w:sz w:val="26"/>
+                <w:szCs w:val="26"/>
+              </w:rPr>
+            </w:pPr>
+            <w:r>
+              <w:rPr>
+                <w:rFonts w:ascii="Times New Roman" w:cs="Times New Roman" w:eastAsia="Times New Roman" w:hAnsi="Times New Roman"/>
+                <w:b w:val="1"/>
+                <w:bCs w:val="1"/>
+                <w:color w:val="c00000"/>
+                <w:sz w:val="26"/>
+                <w:szCs w:val="26"/>
+                <w:rtl w:val="0"/>
+              </w:rPr>
+              <w:t xml:space="preserve">Thiết kế thực nghiệm và tiêu chí đánh giá</w:t>
+            </w:r>
+            <w:r>
+              <w:rPr>
+                <w:rtl w:val="0"/>
+              </w:rPr>
+            </w:r>
+          </w:p>
+          <w:p>
+            <w:pPr>
               <w:numPr>
                 <w:ilvl w:val="0"/>
                 <w:numId w:val="5"/>
@@ -3961,7 +3472,7 @@
                 <w:szCs w:val="26"/>
                 <w:rtl w:val="0"/>
               </w:rPr>
-              <w:t xml:space="preserve">Đánh giá bằng FAR (</w:t>
+              <w:t xml:space="preserve">Cài đặt và so sánh B0 (</w:t>
             </w:r>
             <w:r>
               <w:rPr>
@@ -3972,16 +3483,7 @@
                 <w:szCs w:val="26"/>
                 <w:rtl w:val="0"/>
               </w:rPr>
-              <w:t xml:space="preserve">tỷ lệ chấp nhận nhầm</w:t>
-            </w:r>
-            <w:r>
-              <w:rPr>
-                <w:rFonts w:ascii="Times New Roman" w:cs="Times New Roman" w:eastAsia="Times New Roman" w:hAnsi="Times New Roman"/>
-                <w:sz w:val="26"/>
-                <w:szCs w:val="26"/>
-                <w:rtl w:val="0"/>
-              </w:rPr>
-              <w:t xml:space="preserve">), Precision (</w:t>
+              <w:t xml:space="preserve">LLM đọc trực tiếp</w:t>
             </w:r>
             <w:r>
               <w:rPr>
@@ -3991,7 +3493,7 @@
                 <w:szCs w:val="26"/>
                 <w:rtl w:val="0"/>
               </w:rPr>
-              <w:t xml:space="preserve">tỷ lệ</w:t>
+              <w:t xml:space="preserve"> phát biểu và bằng chứng</w:t>
             </w:r>
             <w:r>
               <w:rPr>
@@ -4002,36 +3504,16 @@
                 <w:szCs w:val="26"/>
                 <w:rtl w:val="0"/>
               </w:rPr>
-              <w:t xml:space="preserve"> dự đoán</w:t>
-            </w:r>
-            <w:r>
-              <w:rPr>
-                <w:rFonts w:ascii="Times New Roman" w:cs="Times New Roman" w:eastAsia="Times New Roman" w:hAnsi="Times New Roman"/>
-                <w:color w:val="c00000"/>
-                <w:sz w:val="26"/>
-                <w:szCs w:val="26"/>
-                <w:rtl w:val="0"/>
-              </w:rPr>
-              <w:t xml:space="preserve"> đúng trong các mẫu được gán một nhãn</w:t>
-            </w:r>
-            <w:r>
-              <w:rPr>
-                <w:rFonts w:ascii="Times New Roman" w:cs="Times New Roman" w:eastAsia="Times New Roman" w:hAnsi="Times New Roman"/>
-                <w:sz w:val="26"/>
-                <w:szCs w:val="26"/>
-                <w:rtl w:val="0"/>
-              </w:rPr>
-              <w:t xml:space="preserve">), Recall (</w:t>
-            </w:r>
-            <w:r>
-              <w:rPr>
-                <w:rFonts w:ascii="Times New Roman" w:cs="Times New Roman" w:eastAsia="Times New Roman" w:hAnsi="Times New Roman"/>
-                <w:color w:val="c00000"/>
-                <w:sz w:val="26"/>
-                <w:szCs w:val="26"/>
-                <w:rtl w:val="0"/>
-              </w:rPr>
-              <w:t xml:space="preserve">tỷ lệ</w:t>
+              <w:t xml:space="preserve"> rồi gán nhãn</w:t>
+            </w:r>
+            <w:r>
+              <w:rPr>
+                <w:rFonts w:ascii="Times New Roman" w:cs="Times New Roman" w:eastAsia="Times New Roman" w:hAnsi="Times New Roman"/>
+                <w:sz w:val="26"/>
+                <w:szCs w:val="26"/>
+                <w:rtl w:val="0"/>
+              </w:rPr>
+              <w:t xml:space="preserve">), B1 (</w:t>
             </w:r>
             <w:r>
               <w:rPr>
@@ -4042,7 +3524,7 @@
                 <w:szCs w:val="26"/>
                 <w:rtl w:val="0"/>
               </w:rPr>
-              <w:t xml:space="preserve"> tìm</w:t>
+              <w:t xml:space="preserve">LLM nhận</w:t>
             </w:r>
             <w:r>
               <w:rPr>
@@ -4052,7 +3534,7 @@
                 <w:szCs w:val="26"/>
                 <w:rtl w:val="0"/>
               </w:rPr>
-              <w:t xml:space="preserve"> được trong các</w:t>
+              <w:t xml:space="preserve"> hồ sơ đã trích xuất, chuẩn hóa</w:t>
             </w:r>
             <w:r>
               <w:rPr>
@@ -4063,45 +3545,16 @@
                 <w:szCs w:val="26"/>
                 <w:rtl w:val="0"/>
               </w:rPr>
-              <w:t xml:space="preserve"> mẫu</w:t>
-            </w:r>
-            <w:r>
-              <w:rPr>
-                <w:rFonts w:ascii="Times New Roman" w:cs="Times New Roman" w:eastAsia="Times New Roman" w:hAnsi="Times New Roman"/>
-                <w:color w:val="c00000"/>
-                <w:sz w:val="26"/>
-                <w:szCs w:val="26"/>
-                <w:rtl w:val="0"/>
-              </w:rPr>
-              <w:t xml:space="preserve"> thực sự thuộc nhãn đó</w:t>
-            </w:r>
-            <w:r>
-              <w:rPr>
-                <w:rFonts w:ascii="Times New Roman" w:cs="Times New Roman" w:eastAsia="Times New Roman" w:hAnsi="Times New Roman"/>
-                <w:sz w:val="26"/>
-                <w:szCs w:val="26"/>
-                <w:rtl w:val="0"/>
-              </w:rPr>
-              <w:t xml:space="preserve">)</w:t>
-            </w:r>
-            <w:r>
-              <w:rPr>
-                <w:rFonts w:ascii="Times New Roman" w:cs="Times New Roman" w:eastAsia="Times New Roman" w:hAnsi="Times New Roman"/>
-                <w:color w:val="c00000"/>
-                <w:sz w:val="26"/>
-                <w:szCs w:val="26"/>
-                <w:rtl w:val="0"/>
-              </w:rPr>
-              <w:t xml:space="preserve">,</w:t>
-            </w:r>
-            <w:r>
-              <w:rPr>
-                <w:rFonts w:ascii="Times New Roman" w:cs="Times New Roman" w:eastAsia="Times New Roman" w:hAnsi="Times New Roman"/>
-                <w:sz w:val="26"/>
-                <w:szCs w:val="26"/>
-                <w:rtl w:val="0"/>
-              </w:rPr>
-              <w:t xml:space="preserve"> F1 (</w:t>
+              <w:t xml:space="preserve"> rồi gán nhãn</w:t>
+            </w:r>
+            <w:r>
+              <w:rPr>
+                <w:rFonts w:ascii="Times New Roman" w:cs="Times New Roman" w:eastAsia="Times New Roman" w:hAnsi="Times New Roman"/>
+                <w:sz w:val="26"/>
+                <w:szCs w:val="26"/>
+                <w:rtl w:val="0"/>
+              </w:rPr>
+              <w:t xml:space="preserve">) và P (</w:t>
             </w:r>
             <w:r>
               <w:rPr>
@@ -4112,7 +3565,7 @@
                 <w:szCs w:val="26"/>
                 <w:rtl w:val="0"/>
               </w:rPr>
-              <w:t xml:space="preserve">chỉ số</w:t>
+              <w:t xml:space="preserve">Python dùng A–B–C</w:t>
             </w:r>
             <w:r>
               <w:rPr>
@@ -4122,7 +3575,7 @@
                 <w:szCs w:val="26"/>
                 <w:rtl w:val="0"/>
               </w:rPr>
-              <w:t xml:space="preserve"> kết hợp</w:t>
+              <w:t xml:space="preserve"> trên cùng hồ sơ</w:t>
             </w:r>
             <w:r>
               <w:rPr>
@@ -4133,16 +3586,16 @@
                 <w:szCs w:val="26"/>
                 <w:rtl w:val="0"/>
               </w:rPr>
-              <w:t xml:space="preserve"> Precision và Recall</w:t>
-            </w:r>
-            <w:r>
-              <w:rPr>
-                <w:rFonts w:ascii="Times New Roman" w:cs="Times New Roman" w:eastAsia="Times New Roman" w:hAnsi="Times New Roman"/>
-                <w:sz w:val="26"/>
-                <w:szCs w:val="26"/>
-                <w:rtl w:val="0"/>
-              </w:rPr>
-              <w:t xml:space="preserve">)</w:t>
+              <w:t xml:space="preserve"> để gán nhãn</w:t>
+            </w:r>
+            <w:r>
+              <w:rPr>
+                <w:rFonts w:ascii="Times New Roman" w:cs="Times New Roman" w:eastAsia="Times New Roman" w:hAnsi="Times New Roman"/>
+                <w:sz w:val="26"/>
+                <w:szCs w:val="26"/>
+                <w:rtl w:val="0"/>
+              </w:rPr>
+              <w:t xml:space="preserve">).</w:t>
             </w:r>
             <w:r>
               <w:rPr>
@@ -4152,35 +3605,12 @@
                 <w:szCs w:val="26"/>
                 <w:rtl w:val="0"/>
               </w:rPr>
-              <w:t xml:space="preserve"> và Macro-F1 (trung bình F1 của ba nhãn). Báo cáo từng nhãn, ma trận nhầm lẫn</w:t>
-            </w:r>
-            <w:r>
-              <w:rPr>
-                <w:rFonts w:ascii="Times New Roman" w:cs="Times New Roman" w:eastAsia="Times New Roman" w:hAnsi="Times New Roman"/>
-                <w:sz w:val="26"/>
-                <w:szCs w:val="26"/>
-                <w:rtl w:val="0"/>
-              </w:rPr>
-              <w:t xml:space="preserve"> và</w:t>
-            </w:r>
-            <w:r>
-              <w:rPr>
-                <w:rFonts w:ascii="Times New Roman" w:cs="Times New Roman" w:eastAsia="Times New Roman" w:hAnsi="Times New Roman"/>
-                <w:color w:val="c00000"/>
-                <w:sz w:val="26"/>
-                <w:szCs w:val="26"/>
-                <w:rtl w:val="0"/>
-              </w:rPr>
-              <w:t xml:space="preserve"> số mẫu trong từng nhóm lỗi</w:t>
-            </w:r>
-            <w:r>
-              <w:rPr>
-                <w:rFonts w:ascii="Times New Roman" w:cs="Times New Roman" w:eastAsia="Times New Roman" w:hAnsi="Times New Roman"/>
-                <w:sz w:val="26"/>
-                <w:szCs w:val="26"/>
-                <w:rtl w:val="0"/>
-              </w:rPr>
-              <w:t xml:space="preserve">.</w:t>
+              <w:t xml:space="preserve"> B1 không nhận nhãn hoặc dấu vết quyết định do P tạo ra.</w:t>
+            </w:r>
+            <w:r>
+              <w:rPr>
+                <w:rtl w:val="0"/>
+              </w:rPr>
             </w:r>
           </w:p>
         </w:tc>
@@ -4228,7 +3658,7 @@
                 <w:szCs w:val="26"/>
                 <w:rtl w:val="0"/>
               </w:rPr>
-              <w:t xml:space="preserve">FAR = số phát biểu có nhãn chuẩn Refuted hoặc NEI nhưng bị dự đoán Supported / tổng số phát biểu có nhãn chuẩn Refuted hoặc NEI. Recall Supported = số phát biểu chuẩn Supported được nhận ra đúng / tổng số phát biểu chuẩn Supported; chỉ giảm FAR bằng cách trả NEI nhiều hơn chưa chứng minh hiệu quả.</w:t>
+              <w:t xml:space="preserve">Các bản dùng chung mô hình, phiên bản, phát biểu và bằng chứng trong từng thiết lập; B1 và P dùng chung kết quả trích xuất, chuẩn hóa đã lưu. Prompt của B0/B1 cũng yêu cầu kiểm tra sản phẩm, bộ phận, điều kiện, nguồn thiếu và nguồn xung đột; prompt được điều chỉnh trên tập phát triển và chốt trước test.</w:t>
             </w:r>
             <w:r>
               <w:rPr>
@@ -4276,17 +3706,12 @@
             <w:r>
               <w:rPr>
                 <w:rFonts w:ascii="Times New Roman" w:cs="Times New Roman" w:eastAsia="Times New Roman" w:hAnsi="Times New Roman"/>
-                <w:color w:val="c00000"/>
-                <w:sz w:val="26"/>
-                <w:szCs w:val="26"/>
-                <w:rtl w:val="0"/>
-              </w:rPr>
-              <w:t xml:space="preserve">Giả thuyết chính: P giảm FAR so với B1 mà Recall Supported không giảm quá 5 điểm phần trăm. Mức 5 điểm là ngưỡng chấp nhận dự kiến của đề tài, được chốt trước test, không phải kết quả thực nghiệm hoặc tiêu chuẩn chung.</w:t>
-            </w:r>
-            <w:r>
-              <w:rPr>
-                <w:rtl w:val="0"/>
-              </w:rPr>
+                <w:sz w:val="26"/>
+                <w:szCs w:val="26"/>
+                <w:rtl w:val="0"/>
+                <w:color w:val="C00000"/>
+              </w:rPr>
+              <w:t xml:space="preserve">Phần mở rộng: P−A chỉ bỏ kiểm tra bộ phận trong A, vẫn giữ sản phẩm, phiên bản, thuộc tính, đơn vị và toàn bộ luật loại giá trị của C; ghi tên đầy đủ P−A(bộ phận). P−B bỏ kiểm tra điều kiện và yêu cầu bao phủ chế độ, giữ A và C. Chỉ kết luận về thành phần thực sự tắt; không bắt buộc hai ablation để hoàn thành MVP.</w:t>
             </w:r>
           </w:p>
         </w:tc>
@@ -4329,17 +3754,12 @@
             <w:r>
               <w:rPr>
                 <w:rFonts w:ascii="Times New Roman" w:cs="Times New Roman" w:eastAsia="Times New Roman" w:hAnsi="Times New Roman"/>
-                <w:color w:val="c00000"/>
-                <w:sz w:val="26"/>
-                <w:szCs w:val="26"/>
-                <w:rtl w:val="0"/>
-              </w:rPr>
-              <w:t xml:space="preserve">Ước lượng khoảng tin cậy 95% bằng bootstrap ghép cặp theo họ sản phẩm (lấy mẫu lại các họ và so hai hệ thống trên cùng mẫu). Chỉ coi kết quả ủng hộ giả thuyết khi toàn bộ khoảng của FAR(P) − FAR(B1) dưới 0, đồng thời cận dưới khoảng của Recall Supported(P) − Recall Supported(B1) không thấp hơn −5 điểm phần trăm; còn lại kết luận chưa đủ bằng chứng.</w:t>
-            </w:r>
-            <w:r>
-              <w:rPr>
-                <w:rtl w:val="0"/>
-              </w:rPr>
+                <w:sz w:val="26"/>
+                <w:szCs w:val="26"/>
+                <w:rtl w:val="0"/>
+                <w:color w:val="C00000"/>
+              </w:rPr>
+              <w:t xml:space="preserve">Các thiết lập: E3 dùng bằng chứng BM25 và hồ sơ do LLM trích, là thực nghiệm chính bắt buộc. E1 dùng bằng chứng và hồ sơ đã kiểm tra thủ công; E2 dùng bằng chứng chuẩn nhưng hồ sơ do LLM trích, là hai thiết lập chẩn đoán tùy thời gian. B0 đọc văn bản nguồn; B1 và P dùng loại hồ sơ tương ứng.</w:t>
             </w:r>
           </w:p>
         </w:tc>
@@ -4382,17 +3802,277 @@
             <w:r>
               <w:rPr>
                 <w:rFonts w:ascii="Times New Roman" w:cs="Times New Roman" w:eastAsia="Times New Roman" w:hAnsi="Times New Roman"/>
+                <w:sz w:val="26"/>
+                <w:szCs w:val="26"/>
+                <w:rtl w:val="0"/>
+                <w:color w:val="C00000"/>
+              </w:rPr>
+              <w:t xml:space="preserve">E3 bắt buộc chạy B0/B1/P trên cùng tập kiểm tra. Nếu làm E1/E2, chọn trước tối đa 30 phát biểu hoặc toàn bộ test nếu nhỏ hơn, trải trên nhiều họ và đủ ba nhãn khi dữ liệu cho phép; lưu danh sách trước khi xem dự đoán. Với NEI do thiếu, giữ nguồn đã rà soát và trường chưa có, không tạo thông tin để ép thành bằng chứng chuẩn. Nếu bỏ E1/E2, trả lời RQ2 bằng rà soát nguồn, hồ sơ và dấu vết quyết định; không tuyên bố đã tách được tác động nhân quả từng bước.</w:t>
+            </w:r>
+          </w:p>
+        </w:tc>
+      </w:tr>
+      <w:tr>
+        <w:trPr>
+          <w:cantSplit w:val="1"/>
+          <w:tblHeader w:val="0"/>
+        </w:trPr>
+        <w:tc>
+          <w:tcPr>
+            <w:gridSpan w:val="2"/>
+            <w:tcBorders>
+              <w:top w:color="000000" w:space="0" w:sz="0" w:val="nil"/>
+              <w:bottom w:color="000000" w:space="0" w:sz="0" w:val="nil"/>
+            </w:tcBorders>
+            <w:tcMar>
+              <w:top w:w="0.0" w:type="dxa"/>
+              <w:left w:w="90.0" w:type="dxa"/>
+              <w:bottom w:w="0.0" w:type="dxa"/>
+              <w:right w:w="90.0" w:type="dxa"/>
+            </w:tcMar>
+          </w:tcPr>
+          <w:p>
+            <w:pPr>
+              <w:numPr>
+                <w:ilvl w:val="0"/>
+                <w:numId w:val="5"/>
+              </w:numPr>
+              <w:spacing w:after="80" w:line="278.00000000000006" w:lineRule="auto"/>
+              <w:ind w:left="397" w:right="102" w:hanging="198"/>
+              <w:jc w:val="both"/>
+              <w:rPr>
+                <w:rFonts w:ascii="Times New Roman" w:cs="Times New Roman" w:eastAsia="Times New Roman" w:hAnsi="Times New Roman"/>
+                <w:sz w:val="26"/>
+                <w:szCs w:val="26"/>
+              </w:rPr>
+            </w:pPr>
+            <w:r>
+              <w:rPr>
+                <w:rFonts w:ascii="Times New Roman" w:cs="Times New Roman" w:eastAsia="Times New Roman" w:hAnsi="Times New Roman"/>
+                <w:sz w:val="26"/>
+                <w:szCs w:val="26"/>
+                <w:rtl w:val="0"/>
+              </w:rPr>
+              <w:t xml:space="preserve">Đánh giá bằng FAR (</w:t>
+            </w:r>
+            <w:r>
+              <w:rPr>
+                <w:rFonts w:ascii="Times New Roman" w:cs="Times New Roman" w:eastAsia="Times New Roman" w:hAnsi="Times New Roman"/>
+                <w:i w:val="1"/>
+                <w:iCs w:val="1"/>
+                <w:sz w:val="26"/>
+                <w:szCs w:val="26"/>
+                <w:rtl w:val="0"/>
+              </w:rPr>
+              <w:t xml:space="preserve">tỷ lệ chấp nhận nhầm</w:t>
+            </w:r>
+            <w:r>
+              <w:rPr>
+                <w:rFonts w:ascii="Times New Roman" w:cs="Times New Roman" w:eastAsia="Times New Roman" w:hAnsi="Times New Roman"/>
+                <w:sz w:val="26"/>
+                <w:szCs w:val="26"/>
+                <w:rtl w:val="0"/>
+              </w:rPr>
+              <w:t xml:space="preserve">), Precision (</w:t>
+            </w:r>
+            <w:r>
+              <w:rPr>
+                <w:rFonts w:ascii="Times New Roman" w:cs="Times New Roman" w:eastAsia="Times New Roman" w:hAnsi="Times New Roman"/>
                 <w:color w:val="c00000"/>
                 <w:sz w:val="26"/>
                 <w:szCs w:val="26"/>
                 <w:rtl w:val="0"/>
               </w:rPr>
-              <w:t xml:space="preserve">Phép so sánh chính được chốt trên toàn bộ tập kiểm tra ở E3; kết quả nhóm có điều kiện và từng nguồn gốc mẫu được báo riêng, kèm số mẫu. B0 và các bản bỏ thành phần phục vụ phân tích bổ sung; không chọn nhóm có kết quả thuận lợi sau khi xem test để thay giả thuyết chính.</w:t>
-            </w:r>
-            <w:r>
-              <w:rPr>
-                <w:rtl w:val="0"/>
-              </w:rPr>
+              <w:t xml:space="preserve">tỷ lệ</w:t>
+            </w:r>
+            <w:r>
+              <w:rPr>
+                <w:rFonts w:ascii="Times New Roman" w:cs="Times New Roman" w:eastAsia="Times New Roman" w:hAnsi="Times New Roman"/>
+                <w:i w:val="1"/>
+                <w:iCs w:val="1"/>
+                <w:sz w:val="26"/>
+                <w:szCs w:val="26"/>
+                <w:rtl w:val="0"/>
+              </w:rPr>
+              <w:t xml:space="preserve"> dự đoán</w:t>
+            </w:r>
+            <w:r>
+              <w:rPr>
+                <w:rFonts w:ascii="Times New Roman" w:cs="Times New Roman" w:eastAsia="Times New Roman" w:hAnsi="Times New Roman"/>
+                <w:color w:val="c00000"/>
+                <w:sz w:val="26"/>
+                <w:szCs w:val="26"/>
+                <w:rtl w:val="0"/>
+              </w:rPr>
+              <w:t xml:space="preserve"> đúng trong các mẫu được gán một nhãn</w:t>
+            </w:r>
+            <w:r>
+              <w:rPr>
+                <w:rFonts w:ascii="Times New Roman" w:cs="Times New Roman" w:eastAsia="Times New Roman" w:hAnsi="Times New Roman"/>
+                <w:sz w:val="26"/>
+                <w:szCs w:val="26"/>
+                <w:rtl w:val="0"/>
+              </w:rPr>
+              <w:t xml:space="preserve">), Recall (</w:t>
+            </w:r>
+            <w:r>
+              <w:rPr>
+                <w:rFonts w:ascii="Times New Roman" w:cs="Times New Roman" w:eastAsia="Times New Roman" w:hAnsi="Times New Roman"/>
+                <w:color w:val="c00000"/>
+                <w:sz w:val="26"/>
+                <w:szCs w:val="26"/>
+                <w:rtl w:val="0"/>
+              </w:rPr>
+              <w:t xml:space="preserve">tỷ lệ</w:t>
+            </w:r>
+            <w:r>
+              <w:rPr>
+                <w:rFonts w:ascii="Times New Roman" w:cs="Times New Roman" w:eastAsia="Times New Roman" w:hAnsi="Times New Roman"/>
+                <w:i w:val="1"/>
+                <w:iCs w:val="1"/>
+                <w:sz w:val="26"/>
+                <w:szCs w:val="26"/>
+                <w:rtl w:val="0"/>
+              </w:rPr>
+              <w:t xml:space="preserve"> tìm</w:t>
+            </w:r>
+            <w:r>
+              <w:rPr>
+                <w:rFonts w:ascii="Times New Roman" w:cs="Times New Roman" w:eastAsia="Times New Roman" w:hAnsi="Times New Roman"/>
+                <w:color w:val="c00000"/>
+                <w:sz w:val="26"/>
+                <w:szCs w:val="26"/>
+                <w:rtl w:val="0"/>
+              </w:rPr>
+              <w:t xml:space="preserve"> được trong các</w:t>
+            </w:r>
+            <w:r>
+              <w:rPr>
+                <w:rFonts w:ascii="Times New Roman" w:cs="Times New Roman" w:eastAsia="Times New Roman" w:hAnsi="Times New Roman"/>
+                <w:i w:val="1"/>
+                <w:iCs w:val="1"/>
+                <w:sz w:val="26"/>
+                <w:szCs w:val="26"/>
+                <w:rtl w:val="0"/>
+              </w:rPr>
+              <w:t xml:space="preserve"> mẫu</w:t>
+            </w:r>
+            <w:r>
+              <w:rPr>
+                <w:rFonts w:ascii="Times New Roman" w:cs="Times New Roman" w:eastAsia="Times New Roman" w:hAnsi="Times New Roman"/>
+                <w:color w:val="c00000"/>
+                <w:sz w:val="26"/>
+                <w:szCs w:val="26"/>
+                <w:rtl w:val="0"/>
+              </w:rPr>
+              <w:t xml:space="preserve"> thực sự thuộc nhãn đó</w:t>
+            </w:r>
+            <w:r>
+              <w:rPr>
+                <w:rFonts w:ascii="Times New Roman" w:cs="Times New Roman" w:eastAsia="Times New Roman" w:hAnsi="Times New Roman"/>
+                <w:sz w:val="26"/>
+                <w:szCs w:val="26"/>
+                <w:rtl w:val="0"/>
+              </w:rPr>
+              <w:t xml:space="preserve">)</w:t>
+            </w:r>
+            <w:r>
+              <w:rPr>
+                <w:rFonts w:ascii="Times New Roman" w:cs="Times New Roman" w:eastAsia="Times New Roman" w:hAnsi="Times New Roman"/>
+                <w:color w:val="c00000"/>
+                <w:sz w:val="26"/>
+                <w:szCs w:val="26"/>
+                <w:rtl w:val="0"/>
+              </w:rPr>
+              <w:t xml:space="preserve">,</w:t>
+            </w:r>
+            <w:r>
+              <w:rPr>
+                <w:rFonts w:ascii="Times New Roman" w:cs="Times New Roman" w:eastAsia="Times New Roman" w:hAnsi="Times New Roman"/>
+                <w:sz w:val="26"/>
+                <w:szCs w:val="26"/>
+                <w:rtl w:val="0"/>
+              </w:rPr>
+              <w:t xml:space="preserve"> F1 (</w:t>
+            </w:r>
+            <w:r>
+              <w:rPr>
+                <w:rFonts w:ascii="Times New Roman" w:cs="Times New Roman" w:eastAsia="Times New Roman" w:hAnsi="Times New Roman"/>
+                <w:i w:val="1"/>
+                <w:iCs w:val="1"/>
+                <w:sz w:val="26"/>
+                <w:szCs w:val="26"/>
+                <w:rtl w:val="0"/>
+              </w:rPr>
+              <w:t xml:space="preserve">chỉ số</w:t>
+            </w:r>
+            <w:r>
+              <w:rPr>
+                <w:rFonts w:ascii="Times New Roman" w:cs="Times New Roman" w:eastAsia="Times New Roman" w:hAnsi="Times New Roman"/>
+                <w:color w:val="c00000"/>
+                <w:sz w:val="26"/>
+                <w:szCs w:val="26"/>
+                <w:rtl w:val="0"/>
+              </w:rPr>
+              <w:t xml:space="preserve"> kết hợp</w:t>
+            </w:r>
+            <w:r>
+              <w:rPr>
+                <w:rFonts w:ascii="Times New Roman" w:cs="Times New Roman" w:eastAsia="Times New Roman" w:hAnsi="Times New Roman"/>
+                <w:i w:val="1"/>
+                <w:iCs w:val="1"/>
+                <w:sz w:val="26"/>
+                <w:szCs w:val="26"/>
+                <w:rtl w:val="0"/>
+              </w:rPr>
+              <w:t xml:space="preserve"> Precision và Recall</w:t>
+            </w:r>
+            <w:r>
+              <w:rPr>
+                <w:rFonts w:ascii="Times New Roman" w:cs="Times New Roman" w:eastAsia="Times New Roman" w:hAnsi="Times New Roman"/>
+                <w:sz w:val="26"/>
+                <w:szCs w:val="26"/>
+                <w:rtl w:val="0"/>
+              </w:rPr>
+              <w:t xml:space="preserve">)</w:t>
+            </w:r>
+            <w:r>
+              <w:rPr>
+                <w:rFonts w:ascii="Times New Roman" w:cs="Times New Roman" w:eastAsia="Times New Roman" w:hAnsi="Times New Roman"/>
+                <w:color w:val="c00000"/>
+                <w:sz w:val="26"/>
+                <w:szCs w:val="26"/>
+                <w:rtl w:val="0"/>
+              </w:rPr>
+              <w:t xml:space="preserve"> và Macro-F1 (trung bình F1 của ba nhãn). Báo cáo từng nhãn, ma trận nhầm lẫn</w:t>
+            </w:r>
+            <w:r>
+              <w:rPr>
+                <w:rFonts w:ascii="Times New Roman" w:cs="Times New Roman" w:eastAsia="Times New Roman" w:hAnsi="Times New Roman"/>
+                <w:sz w:val="26"/>
+                <w:szCs w:val="26"/>
+                <w:rtl w:val="0"/>
+              </w:rPr>
+              <w:t xml:space="preserve"> và</w:t>
+            </w:r>
+            <w:r>
+              <w:rPr>
+                <w:rFonts w:ascii="Times New Roman" w:cs="Times New Roman" w:eastAsia="Times New Roman" w:hAnsi="Times New Roman"/>
+                <w:color w:val="c00000"/>
+                <w:sz w:val="26"/>
+                <w:szCs w:val="26"/>
+                <w:rtl w:val="0"/>
+              </w:rPr>
+              <w:t xml:space="preserve"> số mẫu trong từng nhóm lỗi</w:t>
+            </w:r>
+            <w:r>
+              <w:rPr>
+                <w:rFonts w:ascii="Times New Roman" w:cs="Times New Roman" w:eastAsia="Times New Roman" w:hAnsi="Times New Roman"/>
+                <w:sz w:val="26"/>
+                <w:szCs w:val="26"/>
+                <w:rtl w:val="0"/>
+              </w:rPr>
+              <w:t xml:space="preserve">.</w:t>
             </w:r>
           </w:p>
         </w:tc>
@@ -4440,7 +4120,7 @@
                 <w:szCs w:val="26"/>
                 <w:rtl w:val="0"/>
               </w:rPr>
-              <w:t xml:space="preserve">Đánh giá evidence-set recall@k (tỷ lệ top-k chứa trọn ít nhất một bộ bằng chứng chuẩn đủ kết luận) trên các phát biểu đã có bộ bằng chứng như vậy. NEI do thiếu bằng chứng không được tự tính là truy hồi thành công; kiểm tra riêng NEI do BM25 bỏ sót nguồn và NEI đúng theo toàn bộ nguồn đã thu thập.</w:t>
+              <w:t xml:space="preserve">FAR = số phát biểu có nhãn chuẩn Refuted hoặc NEI nhưng bị dự đoán Supported / tổng số phát biểu có nhãn chuẩn Refuted hoặc NEI. Recall Supported = số phát biểu chuẩn Supported được nhận ra đúng / tổng số phát biểu chuẩn Supported; chỉ giảm FAR bằng cách trả NEI nhiều hơn chưa chứng minh hiệu quả.</w:t>
             </w:r>
             <w:r>
               <w:rPr>
@@ -4488,17 +4168,12 @@
             <w:r>
               <w:rPr>
                 <w:rFonts w:ascii="Times New Roman" w:cs="Times New Roman" w:eastAsia="Times New Roman" w:hAnsi="Times New Roman"/>
-                <w:color w:val="c00000"/>
-                <w:sz w:val="26"/>
-                <w:szCs w:val="26"/>
-                <w:rtl w:val="0"/>
-              </w:rPr>
-              <w:t xml:space="preserve">Kiểm tra thủ công khoảng 30 kết quả được chọn trước theo nhãn và họ sản phẩm: đoạn nguồn có đúng không, lý do có bám vào nguồn và quyết định A–B–C không. Kiểm tra trên khoảng 20 quảng cáo việc tách có bỏ sót phát biểu, mất điều kiện hoặc đổi ý nghĩa không; báo cáo riêng với kết quả trên phát biểu đã tách chuẩn.</w:t>
-            </w:r>
-            <w:r>
-              <w:rPr>
-                <w:rtl w:val="0"/>
-              </w:rPr>
+                <w:sz w:val="26"/>
+                <w:szCs w:val="26"/>
+                <w:rtl w:val="0"/>
+                <w:color w:val="C00000"/>
+              </w:rPr>
+              <w:t xml:space="preserve">Giả thuyết định hướng: P giảm FAR so với B1 mà Recall Supported không giảm quá 5 điểm phần trăm. Đây là ngưỡng đánh đổi thực hành chốt trước test, không phải kiểm định không-thua-kém hoặc chuẩn chung. Ở mức 12 họ, chỉ mô tả xu hướng quan sát nếu ΔFAR&lt;0 và ΔRecall≥−5 điểm; ngoài ra báo không cải thiện/đánh đổi/không xác định theo dữ liệu.</w:t>
             </w:r>
           </w:p>
         </w:tc>
@@ -4541,17 +4216,12 @@
             <w:r>
               <w:rPr>
                 <w:rFonts w:ascii="Times New Roman" w:cs="Times New Roman" w:eastAsia="Times New Roman" w:hAnsi="Times New Roman"/>
-                <w:color w:val="c00000"/>
-                <w:sz w:val="26"/>
-                <w:szCs w:val="26"/>
-                <w:rtl w:val="0"/>
-              </w:rPr>
-              <w:t xml:space="preserve">Đo thời gian, bộ nhớ, số lần gọi LLM và lượng dữ liệu vào/ra trên cùng máy; tính cả bước trích xuất dùng chung và ghi rõ khi dùng kết quả lưu sẵn. Cố định cấu hình sinh ít ngẫu nhiên và seed (giá trị khởi tạo ngẫu nhiên) nếu được hỗ trợ; nếu pilot cho thấy đầu ra vẫn dao động, chốt trước test số lần chạy lặp và báo độ dao động.</w:t>
-            </w:r>
-            <w:r>
-              <w:rPr>
-                <w:rtl w:val="0"/>
-              </w:rPr>
+                <w:sz w:val="26"/>
+                <w:szCs w:val="26"/>
+                <w:rtl w:val="0"/>
+                <w:color w:val="C00000"/>
+              </w:rPr>
+              <w:t xml:space="preserve">RQ3 ở mức tối thiểu là thăm dò: báo ΔFAR=FAR(P)−FAR(B1), ΔRecall, mẫu số, số họ và kết quả từng họ; phân tích độ nhạy bỏ lần lượt một họ. Có thể kèm khoảng bootstrap ghép cặp theo họ 95% để mô tả bất định, nhưng bốn họ không bảo đảm độ bao phủ danh nghĩa; không dùng khoảng này làm cửa đạt/rớt hay khẳng định ưu thế. Lặp thiếu mẫu số → không xác định, báo tỷ lệ lặp hợp lệ; khóa seed/số lượt/cách xử lý trước test. Với 18–20 hoặc 30 họ cũng không mặc nhiên chuyển sang kết luận khẳng định: cần thiết kế và phân tích công suất phù hợp chốt trước test.</w:t>
             </w:r>
           </w:p>
         </w:tc>
@@ -4599,7 +4269,7 @@
                 <w:szCs w:val="26"/>
                 <w:rtl w:val="0"/>
               </w:rPr>
-              <w:t xml:space="preserve">Lỗi đọc tài liệu, lỗi JSON hoặc lỗi gọi mô hình được ghi là lỗi kỹ thuật, không đổi thành NEI. Báo số lỗi và tỷ lệ xử lý thành công của từng bản; đối chiếu thêm trên cùng tập mẫu xử lý hợp lệ, không kết luận P tốt hơn chỉ nhờ bỏ qua các mẫu bị lỗi.</w:t>
+              <w:t xml:space="preserve">Phép so sánh chính được chốt trên toàn bộ tập kiểm tra ở E3; kết quả nhóm có điều kiện và từng nguồn gốc mẫu được báo riêng, kèm số mẫu. B0 và các bản bỏ thành phần phục vụ phân tích bổ sung; không chọn nhóm có kết quả thuận lợi sau khi xem test để thay giả thuyết chính.</w:t>
             </w:r>
             <w:r>
               <w:rPr>
@@ -4625,578 +4295,6 @@
               <w:top w:w="0.0" w:type="dxa"/>
               <w:left w:w="90.0" w:type="dxa"/>
               <w:bottom w:w="0.0" w:type="dxa"/>
-              <w:right w:w="90.0" w:type="dxa"/>
-            </w:tcMar>
-          </w:tcPr>
-          <w:p>
-            <w:pPr>
-              <w:keepNext w:val="1"/>
-              <w:keepLines w:val="1"/>
-              <w:spacing w:after="80" w:before="160" w:line="278.00000000000006" w:lineRule="auto"/>
-              <w:ind w:right="102"/>
-              <w:jc w:val="both"/>
-              <w:rPr>
-                <w:rFonts w:ascii="Times New Roman" w:cs="Times New Roman" w:eastAsia="Times New Roman" w:hAnsi="Times New Roman"/>
-                <w:b w:val="1"/>
-                <w:bCs w:val="1"/>
-                <w:sz w:val="26"/>
-                <w:szCs w:val="26"/>
-              </w:rPr>
-            </w:pPr>
-            <w:r>
-              <w:rPr>
-                <w:rFonts w:ascii="Times New Roman" w:cs="Times New Roman" w:eastAsia="Times New Roman" w:hAnsi="Times New Roman"/>
-                <w:b w:val="1"/>
-                <w:bCs w:val="1"/>
-                <w:sz w:val="26"/>
-                <w:szCs w:val="26"/>
-                <w:rtl w:val="0"/>
-              </w:rPr>
-              <w:t xml:space="preserve">Kết quả mong đợi:</w:t>
-            </w:r>
-          </w:p>
-          <w:p>
-            <w:pPr>
-              <w:numPr>
-                <w:ilvl w:val="0"/>
-                <w:numId w:val="3"/>
-              </w:numPr>
-              <w:spacing w:after="80" w:line="278.00000000000006" w:lineRule="auto"/>
-              <w:ind w:left="397" w:right="102" w:hanging="198"/>
-              <w:jc w:val="both"/>
-              <w:rPr>
-                <w:rFonts w:ascii="Times New Roman" w:cs="Times New Roman" w:eastAsia="Times New Roman" w:hAnsi="Times New Roman"/>
-                <w:sz w:val="26"/>
-                <w:szCs w:val="26"/>
-              </w:rPr>
-            </w:pPr>
-            <w:r>
-              <w:rPr>
-                <w:rFonts w:ascii="Times New Roman" w:cs="Times New Roman" w:eastAsia="Times New Roman" w:hAnsi="Times New Roman"/>
-                <w:sz w:val="26"/>
-                <w:szCs w:val="26"/>
-                <w:rtl w:val="0"/>
-              </w:rPr>
-              <w:t xml:space="preserve">Bộ dữ liệu gồm các</w:t>
-            </w:r>
-            <w:r>
-              <w:rPr>
-                <w:rFonts w:ascii="Times New Roman" w:cs="Times New Roman" w:eastAsia="Times New Roman" w:hAnsi="Times New Roman"/>
-                <w:color w:val="c00000"/>
-                <w:sz w:val="26"/>
-                <w:szCs w:val="26"/>
-                <w:rtl w:val="0"/>
-              </w:rPr>
-              <w:t xml:space="preserve"> phát biểu</w:t>
-            </w:r>
-            <w:r>
-              <w:rPr>
-                <w:rFonts w:ascii="Times New Roman" w:cs="Times New Roman" w:eastAsia="Times New Roman" w:hAnsi="Times New Roman"/>
-                <w:sz w:val="26"/>
-                <w:szCs w:val="26"/>
-                <w:rtl w:val="0"/>
-              </w:rPr>
-              <w:t xml:space="preserve"> quảng cáo, tài liệu làm bằng chứng</w:t>
-            </w:r>
-            <w:r>
-              <w:rPr>
-                <w:rFonts w:ascii="Times New Roman" w:cs="Times New Roman" w:eastAsia="Times New Roman" w:hAnsi="Times New Roman"/>
-                <w:color w:val="c00000"/>
-                <w:sz w:val="26"/>
-                <w:szCs w:val="26"/>
-                <w:rtl w:val="0"/>
-              </w:rPr>
-              <w:t xml:space="preserve">, mã đoạn trích, nhãn chuẩn</w:t>
-            </w:r>
-            <w:r>
-              <w:rPr>
-                <w:rFonts w:ascii="Times New Roman" w:cs="Times New Roman" w:eastAsia="Times New Roman" w:hAnsi="Times New Roman"/>
-                <w:sz w:val="26"/>
-                <w:szCs w:val="26"/>
-                <w:rtl w:val="0"/>
-              </w:rPr>
-              <w:t xml:space="preserve"> và</w:t>
-            </w:r>
-            <w:r>
-              <w:rPr>
-                <w:rFonts w:ascii="Times New Roman" w:cs="Times New Roman" w:eastAsia="Times New Roman" w:hAnsi="Times New Roman"/>
-                <w:color w:val="c00000"/>
-                <w:sz w:val="26"/>
-                <w:szCs w:val="26"/>
-                <w:rtl w:val="0"/>
-              </w:rPr>
-              <w:t xml:space="preserve"> lý do; kèm hướng dẫn gán</w:t>
-            </w:r>
-            <w:r>
-              <w:rPr>
-                <w:rFonts w:ascii="Times New Roman" w:cs="Times New Roman" w:eastAsia="Times New Roman" w:hAnsi="Times New Roman"/>
-                <w:sz w:val="26"/>
-                <w:szCs w:val="26"/>
-                <w:rtl w:val="0"/>
-              </w:rPr>
-              <w:t xml:space="preserve"> nhãn</w:t>
-            </w:r>
-            <w:r>
-              <w:rPr>
-                <w:rFonts w:ascii="Times New Roman" w:cs="Times New Roman" w:eastAsia="Times New Roman" w:hAnsi="Times New Roman"/>
-                <w:color w:val="c00000"/>
-                <w:sz w:val="26"/>
-                <w:szCs w:val="26"/>
-                <w:rtl w:val="0"/>
-              </w:rPr>
-              <w:t xml:space="preserve">, nguồn gốc mẫu và cách chia dữ liệu</w:t>
-            </w:r>
-            <w:r>
-              <w:rPr>
-                <w:rFonts w:ascii="Times New Roman" w:cs="Times New Roman" w:eastAsia="Times New Roman" w:hAnsi="Times New Roman"/>
-                <w:sz w:val="26"/>
-                <w:szCs w:val="26"/>
-                <w:rtl w:val="0"/>
-              </w:rPr>
-              <w:t xml:space="preserve">.</w:t>
-            </w:r>
-          </w:p>
-        </w:tc>
-      </w:tr>
-      <w:tr>
-        <w:trPr>
-          <w:cantSplit w:val="1"/>
-          <w:tblHeader w:val="0"/>
-        </w:trPr>
-        <w:tc>
-          <w:tcPr>
-            <w:gridSpan w:val="2"/>
-            <w:tcBorders>
-              <w:top w:color="000000" w:space="0" w:sz="0" w:val="nil"/>
-              <w:bottom w:color="000000" w:space="0" w:sz="0" w:val="nil"/>
-            </w:tcBorders>
-            <w:tcMar>
-              <w:top w:w="0.0" w:type="dxa"/>
-              <w:left w:w="90.0" w:type="dxa"/>
-              <w:bottom w:w="0.0" w:type="dxa"/>
-              <w:right w:w="90.0" w:type="dxa"/>
-            </w:tcMar>
-          </w:tcPr>
-          <w:p>
-            <w:pPr>
-              <w:numPr>
-                <w:ilvl w:val="0"/>
-                <w:numId w:val="3"/>
-              </w:numPr>
-              <w:spacing w:after="80" w:line="278.00000000000006" w:lineRule="auto"/>
-              <w:ind w:left="397" w:right="102" w:hanging="198"/>
-              <w:jc w:val="both"/>
-              <w:rPr>
-                <w:rFonts w:ascii="Times New Roman" w:cs="Times New Roman" w:eastAsia="Times New Roman" w:hAnsi="Times New Roman"/>
-                <w:sz w:val="26"/>
-                <w:szCs w:val="26"/>
-              </w:rPr>
-            </w:pPr>
-            <w:r>
-              <w:rPr>
-                <w:rFonts w:ascii="Times New Roman" w:cs="Times New Roman" w:eastAsia="Times New Roman" w:hAnsi="Times New Roman"/>
-                <w:sz w:val="26"/>
-                <w:szCs w:val="26"/>
-                <w:rtl w:val="0"/>
-              </w:rPr>
-              <w:t xml:space="preserve">Hệ thống trả về nhãn Supported, Refuted hoặc NEI</w:t>
-            </w:r>
-            <w:r>
-              <w:rPr>
-                <w:rFonts w:ascii="Times New Roman" w:cs="Times New Roman" w:eastAsia="Times New Roman" w:hAnsi="Times New Roman"/>
-                <w:color w:val="c00000"/>
-                <w:sz w:val="26"/>
-                <w:szCs w:val="26"/>
-                <w:rtl w:val="0"/>
-              </w:rPr>
-              <w:t xml:space="preserve"> cho từng phát biểu</w:t>
-            </w:r>
-            <w:r>
-              <w:rPr>
-                <w:rFonts w:ascii="Times New Roman" w:cs="Times New Roman" w:eastAsia="Times New Roman" w:hAnsi="Times New Roman"/>
-                <w:sz w:val="26"/>
-                <w:szCs w:val="26"/>
-                <w:rtl w:val="0"/>
-              </w:rPr>
-              <w:t xml:space="preserve">, kèm đoạn nguồn</w:t>
-            </w:r>
-            <w:r>
-              <w:rPr>
-                <w:rFonts w:ascii="Times New Roman" w:cs="Times New Roman" w:eastAsia="Times New Roman" w:hAnsi="Times New Roman"/>
-                <w:color w:val="c00000"/>
-                <w:sz w:val="26"/>
-                <w:szCs w:val="26"/>
-                <w:rtl w:val="0"/>
-              </w:rPr>
-              <w:t xml:space="preserve">, đường dẫn</w:t>
-            </w:r>
-            <w:r>
-              <w:rPr>
-                <w:rFonts w:ascii="Times New Roman" w:cs="Times New Roman" w:eastAsia="Times New Roman" w:hAnsi="Times New Roman"/>
-                <w:sz w:val="26"/>
-                <w:szCs w:val="26"/>
-                <w:rtl w:val="0"/>
-              </w:rPr>
-              <w:t xml:space="preserve"> và lý do</w:t>
-            </w:r>
-            <w:r>
-              <w:rPr>
-                <w:rFonts w:ascii="Times New Roman" w:cs="Times New Roman" w:eastAsia="Times New Roman" w:hAnsi="Times New Roman"/>
-                <w:color w:val="c00000"/>
-                <w:sz w:val="26"/>
-                <w:szCs w:val="26"/>
-                <w:rtl w:val="0"/>
-              </w:rPr>
-              <w:t xml:space="preserve"> từ dấu vết A–B–C</w:t>
-            </w:r>
-            <w:r>
-              <w:rPr>
-                <w:rFonts w:ascii="Times New Roman" w:cs="Times New Roman" w:eastAsia="Times New Roman" w:hAnsi="Times New Roman"/>
-                <w:sz w:val="26"/>
-                <w:szCs w:val="26"/>
-                <w:rtl w:val="0"/>
-              </w:rPr>
-              <w:t xml:space="preserve">.</w:t>
-            </w:r>
-            <w:r>
-              <w:rPr>
-                <w:rFonts w:ascii="Times New Roman" w:cs="Times New Roman" w:eastAsia="Times New Roman" w:hAnsi="Times New Roman"/>
-                <w:color w:val="c00000"/>
-                <w:sz w:val="26"/>
-                <w:szCs w:val="26"/>
-                <w:rtl w:val="0"/>
-              </w:rPr>
-              <w:t xml:space="preserve"> Với NEI do thiếu bằng chứng, hệ thống nêu thông tin còn thiếu; lỗi xử lý kỹ thuật hiển thị riêng.</w:t>
-            </w:r>
-            <w:r>
-              <w:rPr>
-                <w:rtl w:val="0"/>
-              </w:rPr>
-            </w:r>
-          </w:p>
-        </w:tc>
-      </w:tr>
-      <w:tr>
-        <w:trPr>
-          <w:cantSplit w:val="1"/>
-          <w:tblHeader w:val="0"/>
-        </w:trPr>
-        <w:tc>
-          <w:tcPr>
-            <w:gridSpan w:val="2"/>
-            <w:tcBorders>
-              <w:top w:color="000000" w:space="0" w:sz="0" w:val="nil"/>
-              <w:bottom w:color="000000" w:space="0" w:sz="0" w:val="nil"/>
-            </w:tcBorders>
-            <w:tcMar>
-              <w:top w:w="0.0" w:type="dxa"/>
-              <w:left w:w="90.0" w:type="dxa"/>
-              <w:bottom w:w="0.0" w:type="dxa"/>
-              <w:right w:w="90.0" w:type="dxa"/>
-            </w:tcMar>
-          </w:tcPr>
-          <w:p>
-            <w:pPr>
-              <w:numPr>
-                <w:ilvl w:val="0"/>
-                <w:numId w:val="3"/>
-              </w:numPr>
-              <w:spacing w:after="80" w:line="278.00000000000006" w:lineRule="auto"/>
-              <w:ind w:left="397" w:right="102" w:hanging="198"/>
-              <w:jc w:val="both"/>
-              <w:rPr>
-                <w:rFonts w:ascii="Times New Roman" w:cs="Times New Roman" w:eastAsia="Times New Roman" w:hAnsi="Times New Roman"/>
-                <w:sz w:val="26"/>
-                <w:szCs w:val="26"/>
-              </w:rPr>
-            </w:pPr>
-            <w:r>
-              <w:rPr>
-                <w:rFonts w:ascii="Times New Roman" w:cs="Times New Roman" w:eastAsia="Times New Roman" w:hAnsi="Times New Roman"/>
-                <w:sz w:val="26"/>
-                <w:szCs w:val="26"/>
-                <w:rtl w:val="0"/>
-              </w:rPr>
-              <w:t xml:space="preserve">Ba phiên bản B0, B1 và P</w:t>
-            </w:r>
-            <w:r>
-              <w:rPr>
-                <w:rFonts w:ascii="Caudex" w:cs="Caudex" w:eastAsia="Caudex" w:hAnsi="Caudex"/>
-                <w:color w:val="c00000"/>
-                <w:sz w:val="26"/>
-                <w:szCs w:val="26"/>
-                <w:rtl w:val="0"/>
-              </w:rPr>
-              <w:t xml:space="preserve"> cùng hai bản bỏ thành phần P−A và P−B</w:t>
-            </w:r>
-            <w:r>
-              <w:rPr>
-                <w:rFonts w:ascii="Times New Roman" w:cs="Times New Roman" w:eastAsia="Times New Roman" w:hAnsi="Times New Roman"/>
-                <w:sz w:val="26"/>
-                <w:szCs w:val="26"/>
-                <w:rtl w:val="0"/>
-              </w:rPr>
-              <w:t xml:space="preserve"> hoạt động được trên cùng bộ dữ liệu.</w:t>
-            </w:r>
-          </w:p>
-        </w:tc>
-      </w:tr>
-      <w:tr>
-        <w:trPr>
-          <w:cantSplit w:val="1"/>
-          <w:tblHeader w:val="0"/>
-        </w:trPr>
-        <w:tc>
-          <w:tcPr>
-            <w:gridSpan w:val="2"/>
-            <w:tcBorders>
-              <w:top w:color="000000" w:space="0" w:sz="0" w:val="nil"/>
-              <w:bottom w:color="000000" w:space="0" w:sz="0" w:val="nil"/>
-            </w:tcBorders>
-            <w:tcMar>
-              <w:top w:w="0.0" w:type="dxa"/>
-              <w:left w:w="90.0" w:type="dxa"/>
-              <w:bottom w:w="0.0" w:type="dxa"/>
-              <w:right w:w="90.0" w:type="dxa"/>
-            </w:tcMar>
-          </w:tcPr>
-          <w:p>
-            <w:pPr>
-              <w:numPr>
-                <w:ilvl w:val="0"/>
-                <w:numId w:val="3"/>
-              </w:numPr>
-              <w:spacing w:after="80" w:line="278.00000000000006" w:lineRule="auto"/>
-              <w:ind w:left="397" w:right="102" w:hanging="198"/>
-              <w:jc w:val="both"/>
-              <w:rPr>
-                <w:rFonts w:ascii="Times New Roman" w:cs="Times New Roman" w:eastAsia="Times New Roman" w:hAnsi="Times New Roman"/>
-                <w:sz w:val="26"/>
-                <w:szCs w:val="26"/>
-              </w:rPr>
-            </w:pPr>
-            <w:r>
-              <w:rPr>
-                <w:rFonts w:ascii="Times New Roman" w:cs="Times New Roman" w:eastAsia="Times New Roman" w:hAnsi="Times New Roman"/>
-                <w:sz w:val="26"/>
-                <w:szCs w:val="26"/>
-                <w:rtl w:val="0"/>
-              </w:rPr>
-              <w:t xml:space="preserve">Báo cáo thực nghiệm xác định phương pháp P có giảm FAR so với</w:t>
-            </w:r>
-            <w:r>
-              <w:rPr>
-                <w:rFonts w:ascii="Times New Roman" w:cs="Times New Roman" w:eastAsia="Times New Roman" w:hAnsi="Times New Roman"/>
-                <w:color w:val="c00000"/>
-                <w:sz w:val="26"/>
-                <w:szCs w:val="26"/>
-                <w:rtl w:val="0"/>
-              </w:rPr>
-              <w:t xml:space="preserve"> B1</w:t>
-            </w:r>
-            <w:r>
-              <w:rPr>
-                <w:rFonts w:ascii="Times New Roman" w:cs="Times New Roman" w:eastAsia="Times New Roman" w:hAnsi="Times New Roman"/>
-                <w:sz w:val="26"/>
-                <w:szCs w:val="26"/>
-                <w:rtl w:val="0"/>
-              </w:rPr>
-              <w:t xml:space="preserve"> và</w:t>
-            </w:r>
-            <w:r>
-              <w:rPr>
-                <w:rFonts w:ascii="Times New Roman" w:cs="Times New Roman" w:eastAsia="Times New Roman" w:hAnsi="Times New Roman"/>
-                <w:color w:val="c00000"/>
-                <w:sz w:val="26"/>
-                <w:szCs w:val="26"/>
-                <w:rtl w:val="0"/>
-              </w:rPr>
-              <w:t xml:space="preserve"> B0</w:t>
-            </w:r>
-            <w:r>
-              <w:rPr>
-                <w:rFonts w:ascii="Times New Roman" w:cs="Times New Roman" w:eastAsia="Times New Roman" w:hAnsi="Times New Roman"/>
-                <w:sz w:val="26"/>
-                <w:szCs w:val="26"/>
-                <w:rtl w:val="0"/>
-              </w:rPr>
-              <w:t xml:space="preserve"> hay không</w:t>
-            </w:r>
-            <w:r>
-              <w:rPr>
-                <w:rFonts w:ascii="Times New Roman" w:cs="Times New Roman" w:eastAsia="Times New Roman" w:hAnsi="Times New Roman"/>
-                <w:color w:val="c00000"/>
-                <w:sz w:val="26"/>
-                <w:szCs w:val="26"/>
-                <w:rtl w:val="0"/>
-              </w:rPr>
-              <w:t xml:space="preserve">, đồng thời đánh giá mức thay đổi Recall Supported theo tiêu chí đã chốt trước khi chạy tập kiểm tra cuối</w:t>
-            </w:r>
-            <w:r>
-              <w:rPr>
-                <w:rFonts w:ascii="Times New Roman" w:cs="Times New Roman" w:eastAsia="Times New Roman" w:hAnsi="Times New Roman"/>
-                <w:sz w:val="26"/>
-                <w:szCs w:val="26"/>
-                <w:rtl w:val="0"/>
-              </w:rPr>
-              <w:t xml:space="preserve">.</w:t>
-            </w:r>
-            <w:r>
-              <w:rPr>
-                <w:rFonts w:ascii="Times New Roman" w:cs="Times New Roman" w:eastAsia="Times New Roman" w:hAnsi="Times New Roman"/>
-                <w:color w:val="c00000"/>
-                <w:sz w:val="26"/>
-                <w:szCs w:val="26"/>
-                <w:rtl w:val="0"/>
-              </w:rPr>
-              <w:t xml:space="preserve"> Báo cáo cả trường hợp không cải thiện hoặc có đánh đổi giữa hai chỉ số.</w:t>
-            </w:r>
-            <w:r>
-              <w:rPr>
-                <w:rtl w:val="0"/>
-              </w:rPr>
-            </w:r>
-          </w:p>
-        </w:tc>
-      </w:tr>
-      <w:tr>
-        <w:trPr>
-          <w:cantSplit w:val="1"/>
-          <w:tblHeader w:val="0"/>
-        </w:trPr>
-        <w:tc>
-          <w:tcPr>
-            <w:gridSpan w:val="2"/>
-            <w:tcBorders>
-              <w:top w:color="000000" w:space="0" w:sz="0" w:val="nil"/>
-              <w:bottom w:color="000000" w:space="0" w:sz="0" w:val="nil"/>
-            </w:tcBorders>
-            <w:tcMar>
-              <w:top w:w="0.0" w:type="dxa"/>
-              <w:left w:w="90.0" w:type="dxa"/>
-              <w:bottom w:w="0.0" w:type="dxa"/>
-              <w:right w:w="90.0" w:type="dxa"/>
-            </w:tcMar>
-          </w:tcPr>
-          <w:p>
-            <w:pPr>
-              <w:numPr>
-                <w:ilvl w:val="0"/>
-                <w:numId w:val="3"/>
-              </w:numPr>
-              <w:spacing w:after="80" w:line="278.00000000000006" w:lineRule="auto"/>
-              <w:ind w:left="397" w:right="102" w:hanging="198"/>
-              <w:jc w:val="both"/>
-              <w:rPr>
-                <w:rFonts w:ascii="Times New Roman" w:cs="Times New Roman" w:eastAsia="Times New Roman" w:hAnsi="Times New Roman"/>
-                <w:sz w:val="26"/>
-                <w:szCs w:val="26"/>
-              </w:rPr>
-            </w:pPr>
-            <w:r>
-              <w:rPr>
-                <w:rFonts w:ascii="Times New Roman" w:cs="Times New Roman" w:eastAsia="Times New Roman" w:hAnsi="Times New Roman"/>
-                <w:sz w:val="26"/>
-                <w:szCs w:val="26"/>
-                <w:rtl w:val="0"/>
-              </w:rPr>
-              <w:t xml:space="preserve">Website minh họa</w:t>
-            </w:r>
-            <w:r>
-              <w:rPr>
-                <w:rFonts w:ascii="Times New Roman" w:cs="Times New Roman" w:eastAsia="Times New Roman" w:hAnsi="Times New Roman"/>
-                <w:color w:val="c00000"/>
-                <w:sz w:val="26"/>
-                <w:szCs w:val="26"/>
-                <w:rtl w:val="0"/>
-              </w:rPr>
-              <w:t xml:space="preserve"> tích hợp chức năng kiểm chứng vào website copywriting (tạo nội dung quảng cáo) sẵn có,</w:t>
-            </w:r>
-            <w:r>
-              <w:rPr>
-                <w:rFonts w:ascii="Times New Roman" w:cs="Times New Roman" w:eastAsia="Times New Roman" w:hAnsi="Times New Roman"/>
-                <w:sz w:val="26"/>
-                <w:szCs w:val="26"/>
-                <w:rtl w:val="0"/>
-              </w:rPr>
-              <w:t xml:space="preserve"> cho phép người dùng</w:t>
-            </w:r>
-            <w:r>
-              <w:rPr>
-                <w:rFonts w:ascii="Times New Roman" w:cs="Times New Roman" w:eastAsia="Times New Roman" w:hAnsi="Times New Roman"/>
-                <w:color w:val="c00000"/>
-                <w:sz w:val="26"/>
-                <w:szCs w:val="26"/>
-                <w:rtl w:val="0"/>
-              </w:rPr>
-              <w:t xml:space="preserve"> nhập hoặc chuyển tiếp</w:t>
-            </w:r>
-            <w:r>
-              <w:rPr>
-                <w:rFonts w:ascii="Times New Roman" w:cs="Times New Roman" w:eastAsia="Times New Roman" w:hAnsi="Times New Roman"/>
-                <w:sz w:val="26"/>
-                <w:szCs w:val="26"/>
-                <w:rtl w:val="0"/>
-              </w:rPr>
-              <w:t xml:space="preserve"> quảng cáo</w:t>
-            </w:r>
-            <w:r>
-              <w:rPr>
-                <w:rFonts w:ascii="Times New Roman" w:cs="Times New Roman" w:eastAsia="Times New Roman" w:hAnsi="Times New Roman"/>
-                <w:color w:val="c00000"/>
-                <w:sz w:val="26"/>
-                <w:szCs w:val="26"/>
-                <w:rtl w:val="0"/>
-              </w:rPr>
-              <w:t xml:space="preserve"> đã tạo, chọn sản phẩm trong danh mục</w:t>
-            </w:r>
-            <w:r>
-              <w:rPr>
-                <w:rFonts w:ascii="Times New Roman" w:cs="Times New Roman" w:eastAsia="Times New Roman" w:hAnsi="Times New Roman"/>
-                <w:sz w:val="26"/>
-                <w:szCs w:val="26"/>
-                <w:rtl w:val="0"/>
-              </w:rPr>
-              <w:t xml:space="preserve"> và xem kết quả</w:t>
-            </w:r>
-            <w:r>
-              <w:rPr>
-                <w:rFonts w:ascii="Times New Roman" w:cs="Times New Roman" w:eastAsia="Times New Roman" w:hAnsi="Times New Roman"/>
-                <w:color w:val="c00000"/>
-                <w:sz w:val="26"/>
-                <w:szCs w:val="26"/>
-                <w:rtl w:val="0"/>
-              </w:rPr>
-              <w:t xml:space="preserve"> từng phát biểu</w:t>
-            </w:r>
-            <w:r>
-              <w:rPr>
-                <w:rFonts w:ascii="Times New Roman" w:cs="Times New Roman" w:eastAsia="Times New Roman" w:hAnsi="Times New Roman"/>
-                <w:sz w:val="26"/>
-                <w:szCs w:val="26"/>
-                <w:rtl w:val="0"/>
-              </w:rPr>
-              <w:t xml:space="preserve">.</w:t>
-            </w:r>
-          </w:p>
-        </w:tc>
-      </w:tr>
-      <w:tr>
-        <w:trPr>
-          <w:cantSplit w:val="1"/>
-          <w:tblHeader w:val="0"/>
-        </w:trPr>
-        <w:tc>
-          <w:tcPr>
-            <w:gridSpan w:val="2"/>
-            <w:tcBorders>
-              <w:top w:color="000000" w:space="0" w:sz="0" w:val="nil"/>
-              <w:bottom w:color="000000" w:space="0" w:sz="4" w:val="single"/>
-            </w:tcBorders>
-            <w:tcMar>
-              <w:top w:w="0.0" w:type="dxa"/>
-              <w:left w:w="90.0" w:type="dxa"/>
-              <w:bottom w:w="55.0" w:type="dxa"/>
               <w:right w:w="90.0" w:type="dxa"/>
             </w:tcMar>
           </w:tcPr>
@@ -5224,6 +4322,547 @@
                 <w:szCs w:val="26"/>
                 <w:rtl w:val="0"/>
               </w:rPr>
+              <w:t xml:space="preserve">Đánh giá evidence-set recall@k (tỷ lệ top-k chứa trọn ít nhất một bộ bằng chứng chuẩn đủ kết luận) trên các phát biểu đã có bộ bằng chứng như vậy. NEI do thiếu bằng chứng không được tự tính là truy hồi thành công; kiểm tra riêng NEI do BM25 bỏ sót nguồn và NEI đúng theo toàn bộ nguồn đã thu thập.</w:t>
+            </w:r>
+            <w:r>
+              <w:rPr>
+                <w:rtl w:val="0"/>
+              </w:rPr>
+            </w:r>
+          </w:p>
+        </w:tc>
+      </w:tr>
+      <w:tr>
+        <w:trPr>
+          <w:cantSplit w:val="1"/>
+          <w:tblHeader w:val="0"/>
+        </w:trPr>
+        <w:tc>
+          <w:tcPr>
+            <w:gridSpan w:val="2"/>
+            <w:tcBorders>
+              <w:top w:color="000000" w:space="0" w:sz="0" w:val="nil"/>
+              <w:bottom w:color="000000" w:space="0" w:sz="0" w:val="nil"/>
+            </w:tcBorders>
+            <w:tcMar>
+              <w:top w:w="0.0" w:type="dxa"/>
+              <w:left w:w="90.0" w:type="dxa"/>
+              <w:bottom w:w="0.0" w:type="dxa"/>
+              <w:right w:w="90.0" w:type="dxa"/>
+            </w:tcMar>
+          </w:tcPr>
+          <w:p>
+            <w:pPr>
+              <w:keepLines w:val="1"/>
+              <w:numPr>
+                <w:ilvl w:val="0"/>
+                <w:numId w:val="7"/>
+              </w:numPr>
+              <w:spacing w:after="80" w:line="278.00000000000006" w:lineRule="auto"/>
+              <w:ind w:left="397" w:right="102" w:hanging="198"/>
+              <w:jc w:val="both"/>
+              <w:rPr>
+                <w:rFonts w:ascii="Times New Roman" w:cs="Times New Roman" w:eastAsia="Times New Roman" w:hAnsi="Times New Roman"/>
+                <w:sz w:val="26"/>
+                <w:szCs w:val="26"/>
+              </w:rPr>
+            </w:pPr>
+            <w:r>
+              <w:rPr>
+                <w:rFonts w:ascii="Times New Roman" w:cs="Times New Roman" w:eastAsia="Times New Roman" w:hAnsi="Times New Roman"/>
+                <w:sz w:val="26"/>
+                <w:szCs w:val="26"/>
+                <w:rtl w:val="0"/>
+                <w:color w:val="C00000"/>
+              </w:rPr>
+              <w:t xml:space="preserve">Kiểm tra thủ công tối đa 30 kết quả, hoặc toàn bộ nếu test nhỏ hơn, chọn trước theo nhãn và họ: nguồn có đúng không, thông tin trích có khớp nguồn không, A–B–C có dùng đúng trường không. Mã hóa một hoặc nhiều nguồn lỗi truy hồi/trích xuất/quyết định theo hướng dẫn. Nếu có chức năng tách tự động, kiểm tra riêng tối đa 20 quảng cáo về bỏ sót, mất điều kiện và đổi nghĩa.</w:t>
+            </w:r>
+          </w:p>
+        </w:tc>
+      </w:tr>
+      <w:tr>
+        <w:trPr>
+          <w:cantSplit w:val="1"/>
+          <w:tblHeader w:val="0"/>
+        </w:trPr>
+        <w:tc>
+          <w:tcPr>
+            <w:gridSpan w:val="2"/>
+            <w:tcBorders>
+              <w:top w:color="000000" w:space="0" w:sz="0" w:val="nil"/>
+              <w:bottom w:color="000000" w:space="0" w:sz="0" w:val="nil"/>
+            </w:tcBorders>
+            <w:tcMar>
+              <w:top w:w="0.0" w:type="dxa"/>
+              <w:left w:w="90.0" w:type="dxa"/>
+              <w:bottom w:w="0.0" w:type="dxa"/>
+              <w:right w:w="90.0" w:type="dxa"/>
+            </w:tcMar>
+          </w:tcPr>
+          <w:p>
+            <w:pPr>
+              <w:keepLines w:val="1"/>
+              <w:numPr>
+                <w:ilvl w:val="0"/>
+                <w:numId w:val="7"/>
+              </w:numPr>
+              <w:spacing w:after="80" w:line="278.00000000000006" w:lineRule="auto"/>
+              <w:ind w:left="397" w:right="102" w:hanging="198"/>
+              <w:jc w:val="both"/>
+              <w:rPr>
+                <w:rFonts w:ascii="Times New Roman" w:cs="Times New Roman" w:eastAsia="Times New Roman" w:hAnsi="Times New Roman"/>
+                <w:sz w:val="26"/>
+                <w:szCs w:val="26"/>
+              </w:rPr>
+            </w:pPr>
+            <w:r>
+              <w:rPr>
+                <w:rFonts w:ascii="Times New Roman" w:cs="Times New Roman" w:eastAsia="Times New Roman" w:hAnsi="Times New Roman"/>
+                <w:color w:val="c00000"/>
+                <w:sz w:val="26"/>
+                <w:szCs w:val="26"/>
+                <w:rtl w:val="0"/>
+              </w:rPr>
+              <w:t xml:space="preserve">Đo thời gian, bộ nhớ, số lần gọi LLM và lượng dữ liệu vào/ra trên cùng máy; tính cả bước trích xuất dùng chung và ghi rõ khi dùng kết quả lưu sẵn. Cố định cấu hình sinh ít ngẫu nhiên và seed (giá trị khởi tạo ngẫu nhiên) nếu được hỗ trợ; nếu pilot cho thấy đầu ra vẫn dao động, chốt trước test số lần chạy lặp và báo độ dao động.</w:t>
+            </w:r>
+            <w:r>
+              <w:rPr>
+                <w:rtl w:val="0"/>
+              </w:rPr>
+            </w:r>
+          </w:p>
+        </w:tc>
+      </w:tr>
+      <w:tr>
+        <w:trPr>
+          <w:cantSplit w:val="1"/>
+          <w:tblHeader w:val="0"/>
+        </w:trPr>
+        <w:tc>
+          <w:tcPr>
+            <w:gridSpan w:val="2"/>
+            <w:tcBorders>
+              <w:top w:color="000000" w:space="0" w:sz="0" w:val="nil"/>
+              <w:bottom w:color="000000" w:space="0" w:sz="0" w:val="nil"/>
+            </w:tcBorders>
+            <w:tcMar>
+              <w:top w:w="0.0" w:type="dxa"/>
+              <w:left w:w="90.0" w:type="dxa"/>
+              <w:bottom w:w="0.0" w:type="dxa"/>
+              <w:right w:w="90.0" w:type="dxa"/>
+            </w:tcMar>
+          </w:tcPr>
+          <w:p>
+            <w:pPr>
+              <w:keepLines w:val="1"/>
+              <w:numPr>
+                <w:ilvl w:val="0"/>
+                <w:numId w:val="7"/>
+              </w:numPr>
+              <w:spacing w:after="80" w:line="278.00000000000006" w:lineRule="auto"/>
+              <w:ind w:left="397" w:right="102" w:hanging="198"/>
+              <w:jc w:val="both"/>
+              <w:rPr>
+                <w:rFonts w:ascii="Times New Roman" w:cs="Times New Roman" w:eastAsia="Times New Roman" w:hAnsi="Times New Roman"/>
+                <w:sz w:val="26"/>
+                <w:szCs w:val="26"/>
+              </w:rPr>
+            </w:pPr>
+            <w:r>
+              <w:rPr>
+                <w:rFonts w:ascii="Times New Roman" w:cs="Times New Roman" w:eastAsia="Times New Roman" w:hAnsi="Times New Roman"/>
+                <w:color w:val="c00000"/>
+                <w:sz w:val="26"/>
+                <w:szCs w:val="26"/>
+                <w:rtl w:val="0"/>
+              </w:rPr>
+              <w:t xml:space="preserve">Lỗi đọc tài liệu, lỗi JSON hoặc lỗi gọi mô hình được ghi là lỗi kỹ thuật, không đổi thành NEI. Báo số lỗi và tỷ lệ xử lý thành công của từng bản; đối chiếu thêm trên cùng tập mẫu xử lý hợp lệ, không kết luận P tốt hơn chỉ nhờ bỏ qua các mẫu bị lỗi.</w:t>
+            </w:r>
+            <w:r>
+              <w:rPr>
+                <w:rtl w:val="0"/>
+              </w:rPr>
+            </w:r>
+          </w:p>
+        </w:tc>
+      </w:tr>
+      <w:tr>
+        <w:trPr>
+          <w:cantSplit w:val="1"/>
+          <w:tblHeader w:val="0"/>
+        </w:trPr>
+        <w:tc>
+          <w:tcPr>
+            <w:gridSpan w:val="2"/>
+            <w:tcBorders>
+              <w:top w:color="000000" w:space="0" w:sz="0" w:val="nil"/>
+              <w:bottom w:color="000000" w:space="0" w:sz="0" w:val="nil"/>
+            </w:tcBorders>
+            <w:tcMar>
+              <w:top w:w="0.0" w:type="dxa"/>
+              <w:left w:w="90.0" w:type="dxa"/>
+              <w:bottom w:w="0.0" w:type="dxa"/>
+              <w:right w:w="90.0" w:type="dxa"/>
+            </w:tcMar>
+          </w:tcPr>
+          <w:p>
+            <w:pPr>
+              <w:keepNext w:val="1"/>
+              <w:keepLines w:val="1"/>
+              <w:spacing w:after="80" w:before="160" w:line="278.00000000000006" w:lineRule="auto"/>
+              <w:ind w:right="102"/>
+              <w:jc w:val="both"/>
+              <w:rPr>
+                <w:rFonts w:ascii="Times New Roman" w:cs="Times New Roman" w:eastAsia="Times New Roman" w:hAnsi="Times New Roman"/>
+                <w:b w:val="1"/>
+                <w:bCs w:val="1"/>
+                <w:sz w:val="26"/>
+                <w:szCs w:val="26"/>
+              </w:rPr>
+            </w:pPr>
+            <w:r>
+              <w:rPr>
+                <w:rFonts w:ascii="Times New Roman" w:cs="Times New Roman" w:eastAsia="Times New Roman" w:hAnsi="Times New Roman"/>
+                <w:b w:val="1"/>
+                <w:bCs w:val="1"/>
+                <w:sz w:val="26"/>
+                <w:szCs w:val="26"/>
+                <w:rtl w:val="0"/>
+                <w:color w:val="C00000"/>
+              </w:rPr>
+              <w:t xml:space="preserve">Kết quả mong đợi:</w:t>
+            </w:r>
+          </w:p>
+          <w:p>
+            <w:pPr>
+              <w:numPr>
+                <w:ilvl w:val="0"/>
+                <w:numId w:val="3"/>
+              </w:numPr>
+              <w:spacing w:after="80" w:line="278.00000000000006" w:lineRule="auto"/>
+              <w:ind w:left="397" w:right="102" w:hanging="198"/>
+              <w:jc w:val="both"/>
+              <w:rPr>
+                <w:rFonts w:ascii="Times New Roman" w:cs="Times New Roman" w:eastAsia="Times New Roman" w:hAnsi="Times New Roman"/>
+                <w:sz w:val="26"/>
+                <w:szCs w:val="26"/>
+              </w:rPr>
+            </w:pPr>
+            <w:r>
+              <w:rPr>
+                <w:rFonts w:ascii="Times New Roman" w:cs="Times New Roman" w:eastAsia="Times New Roman" w:hAnsi="Times New Roman"/>
+                <w:sz w:val="26"/>
+                <w:szCs w:val="26"/>
+                <w:rtl w:val="0"/>
+                <w:color w:val="C00000"/>
+              </w:rPr>
+              <w:t xml:space="preserve">MVP bắt buộc: dữ liệu có nhãn và provenance, hướng dẫn nhãn, nguồn và mã đoạn, BM25, trích xuất JSON, ba bản B0/B1/P, đánh giá chính E3 và phân tích lỗi. Quy mô được chốt theo tầng 120/180/300 phát biểu sau pilot; báo số thực tế và phần chưa đạt.</w:t>
+            </w:r>
+          </w:p>
+        </w:tc>
+      </w:tr>
+      <w:tr>
+        <w:trPr>
+          <w:cantSplit w:val="1"/>
+          <w:tblHeader w:val="0"/>
+        </w:trPr>
+        <w:tc>
+          <w:tcPr>
+            <w:gridSpan w:val="2"/>
+            <w:tcBorders>
+              <w:top w:color="000000" w:space="0" w:sz="0" w:val="nil"/>
+              <w:bottom w:color="000000" w:space="0" w:sz="0" w:val="nil"/>
+            </w:tcBorders>
+            <w:tcMar>
+              <w:top w:w="0.0" w:type="dxa"/>
+              <w:left w:w="90.0" w:type="dxa"/>
+              <w:bottom w:w="0.0" w:type="dxa"/>
+              <w:right w:w="90.0" w:type="dxa"/>
+            </w:tcMar>
+          </w:tcPr>
+          <w:p>
+            <w:pPr>
+              <w:numPr>
+                <w:ilvl w:val="0"/>
+                <w:numId w:val="3"/>
+              </w:numPr>
+              <w:spacing w:after="80" w:line="278.00000000000006" w:lineRule="auto"/>
+              <w:ind w:left="397" w:right="102" w:hanging="198"/>
+              <w:jc w:val="both"/>
+              <w:rPr>
+                <w:rFonts w:ascii="Times New Roman" w:cs="Times New Roman" w:eastAsia="Times New Roman" w:hAnsi="Times New Roman"/>
+                <w:sz w:val="26"/>
+                <w:szCs w:val="26"/>
+              </w:rPr>
+            </w:pPr>
+            <w:r>
+              <w:rPr>
+                <w:rFonts w:ascii="Times New Roman" w:cs="Times New Roman" w:eastAsia="Times New Roman" w:hAnsi="Times New Roman"/>
+                <w:sz w:val="26"/>
+                <w:szCs w:val="26"/>
+                <w:rtl w:val="0"/>
+              </w:rPr>
+              <w:t xml:space="preserve">Hệ thống trả về nhãn Supported, Refuted hoặc NEI</w:t>
+            </w:r>
+            <w:r>
+              <w:rPr>
+                <w:rFonts w:ascii="Times New Roman" w:cs="Times New Roman" w:eastAsia="Times New Roman" w:hAnsi="Times New Roman"/>
+                <w:color w:val="c00000"/>
+                <w:sz w:val="26"/>
+                <w:szCs w:val="26"/>
+                <w:rtl w:val="0"/>
+              </w:rPr>
+              <w:t xml:space="preserve"> cho từng phát biểu</w:t>
+            </w:r>
+            <w:r>
+              <w:rPr>
+                <w:rFonts w:ascii="Times New Roman" w:cs="Times New Roman" w:eastAsia="Times New Roman" w:hAnsi="Times New Roman"/>
+                <w:sz w:val="26"/>
+                <w:szCs w:val="26"/>
+                <w:rtl w:val="0"/>
+              </w:rPr>
+              <w:t xml:space="preserve">, kèm đoạn nguồn</w:t>
+            </w:r>
+            <w:r>
+              <w:rPr>
+                <w:rFonts w:ascii="Times New Roman" w:cs="Times New Roman" w:eastAsia="Times New Roman" w:hAnsi="Times New Roman"/>
+                <w:color w:val="c00000"/>
+                <w:sz w:val="26"/>
+                <w:szCs w:val="26"/>
+                <w:rtl w:val="0"/>
+              </w:rPr>
+              <w:t xml:space="preserve">, đường dẫn</w:t>
+            </w:r>
+            <w:r>
+              <w:rPr>
+                <w:rFonts w:ascii="Times New Roman" w:cs="Times New Roman" w:eastAsia="Times New Roman" w:hAnsi="Times New Roman"/>
+                <w:sz w:val="26"/>
+                <w:szCs w:val="26"/>
+                <w:rtl w:val="0"/>
+              </w:rPr>
+              <w:t xml:space="preserve"> và lý do</w:t>
+            </w:r>
+            <w:r>
+              <w:rPr>
+                <w:rFonts w:ascii="Times New Roman" w:cs="Times New Roman" w:eastAsia="Times New Roman" w:hAnsi="Times New Roman"/>
+                <w:color w:val="c00000"/>
+                <w:sz w:val="26"/>
+                <w:szCs w:val="26"/>
+                <w:rtl w:val="0"/>
+              </w:rPr>
+              <w:t xml:space="preserve"> từ dấu vết A–B–C</w:t>
+            </w:r>
+            <w:r>
+              <w:rPr>
+                <w:rFonts w:ascii="Times New Roman" w:cs="Times New Roman" w:eastAsia="Times New Roman" w:hAnsi="Times New Roman"/>
+                <w:sz w:val="26"/>
+                <w:szCs w:val="26"/>
+                <w:rtl w:val="0"/>
+              </w:rPr>
+              <w:t xml:space="preserve">.</w:t>
+            </w:r>
+            <w:r>
+              <w:rPr>
+                <w:rFonts w:ascii="Times New Roman" w:cs="Times New Roman" w:eastAsia="Times New Roman" w:hAnsi="Times New Roman"/>
+                <w:color w:val="c00000"/>
+                <w:sz w:val="26"/>
+                <w:szCs w:val="26"/>
+                <w:rtl w:val="0"/>
+              </w:rPr>
+              <w:t xml:space="preserve"> Với NEI do thiếu bằng chứng, hệ thống nêu thông tin còn thiếu; lỗi xử lý kỹ thuật hiển thị riêng.</w:t>
+            </w:r>
+            <w:r>
+              <w:rPr>
+                <w:rtl w:val="0"/>
+              </w:rPr>
+            </w:r>
+          </w:p>
+        </w:tc>
+      </w:tr>
+      <w:tr>
+        <w:trPr>
+          <w:cantSplit w:val="1"/>
+          <w:tblHeader w:val="0"/>
+        </w:trPr>
+        <w:tc>
+          <w:tcPr>
+            <w:gridSpan w:val="2"/>
+            <w:tcBorders>
+              <w:top w:color="000000" w:space="0" w:sz="0" w:val="nil"/>
+              <w:bottom w:color="000000" w:space="0" w:sz="0" w:val="nil"/>
+            </w:tcBorders>
+            <w:tcMar>
+              <w:top w:w="0.0" w:type="dxa"/>
+              <w:left w:w="90.0" w:type="dxa"/>
+              <w:bottom w:w="0.0" w:type="dxa"/>
+              <w:right w:w="90.0" w:type="dxa"/>
+            </w:tcMar>
+          </w:tcPr>
+          <w:p>
+            <w:pPr>
+              <w:numPr>
+                <w:ilvl w:val="0"/>
+                <w:numId w:val="3"/>
+              </w:numPr>
+              <w:spacing w:after="80" w:line="278.00000000000006" w:lineRule="auto"/>
+              <w:ind w:left="397" w:right="102" w:hanging="198"/>
+              <w:jc w:val="both"/>
+              <w:rPr>
+                <w:rFonts w:ascii="Times New Roman" w:cs="Times New Roman" w:eastAsia="Times New Roman" w:hAnsi="Times New Roman"/>
+                <w:sz w:val="26"/>
+                <w:szCs w:val="26"/>
+              </w:rPr>
+            </w:pPr>
+            <w:r>
+              <w:rPr>
+                <w:rFonts w:ascii="Caudex" w:cs="Caudex" w:eastAsia="Caudex" w:hAnsi="Caudex"/>
+                <w:sz w:val="26"/>
+                <w:szCs w:val="26"/>
+                <w:rtl w:val="0"/>
+                <w:color w:val="C00000"/>
+              </w:rPr>
+              <w:t xml:space="preserve">Ba phiên bản B0, B1 và P hoạt động trên cùng dữ liệu và giao thức E3 là yêu cầu bắt buộc. P−A/P−B và E1/E2 là phần mở rộng, chỉ thực hiện sau khi dữ liệu, ba bản chính và đánh giá đã ổn định.</w:t>
+            </w:r>
+          </w:p>
+        </w:tc>
+      </w:tr>
+      <w:tr>
+        <w:trPr>
+          <w:cantSplit w:val="1"/>
+          <w:tblHeader w:val="0"/>
+        </w:trPr>
+        <w:tc>
+          <w:tcPr>
+            <w:gridSpan w:val="2"/>
+            <w:tcBorders>
+              <w:top w:color="000000" w:space="0" w:sz="0" w:val="nil"/>
+              <w:bottom w:color="000000" w:space="0" w:sz="0" w:val="nil"/>
+            </w:tcBorders>
+            <w:tcMar>
+              <w:top w:w="0.0" w:type="dxa"/>
+              <w:left w:w="90.0" w:type="dxa"/>
+              <w:bottom w:w="0.0" w:type="dxa"/>
+              <w:right w:w="90.0" w:type="dxa"/>
+            </w:tcMar>
+          </w:tcPr>
+          <w:p>
+            <w:pPr>
+              <w:numPr>
+                <w:ilvl w:val="0"/>
+                <w:numId w:val="3"/>
+              </w:numPr>
+              <w:spacing w:after="80" w:line="278.00000000000006" w:lineRule="auto"/>
+              <w:ind w:left="397" w:right="102" w:hanging="198"/>
+              <w:jc w:val="both"/>
+              <w:rPr>
+                <w:rFonts w:ascii="Times New Roman" w:cs="Times New Roman" w:eastAsia="Times New Roman" w:hAnsi="Times New Roman"/>
+                <w:sz w:val="26"/>
+                <w:szCs w:val="26"/>
+              </w:rPr>
+            </w:pPr>
+            <w:r>
+              <w:rPr>
+                <w:rFonts w:ascii="Times New Roman" w:cs="Times New Roman" w:eastAsia="Times New Roman" w:hAnsi="Times New Roman"/>
+                <w:sz w:val="26"/>
+                <w:szCs w:val="26"/>
+                <w:rtl w:val="0"/>
+                <w:color w:val="C00000"/>
+              </w:rPr>
+              <w:t xml:space="preserve">Báo cáo thực nghiệm mô tả P thay đổi FAR và Recall Supported so với B1/B0, gồm trường hợp không cải thiện hoặc có đánh đổi. Ở quy mô tối thiểu, kết luận RQ3 giới hạn ở thăm dò trên tập đã kiểm tra, không xác nhận hiệu quả tổng quát.</w:t>
+            </w:r>
+          </w:p>
+        </w:tc>
+      </w:tr>
+      <w:tr>
+        <w:trPr>
+          <w:cantSplit w:val="1"/>
+          <w:tblHeader w:val="0"/>
+        </w:trPr>
+        <w:tc>
+          <w:tcPr>
+            <w:gridSpan w:val="2"/>
+            <w:tcBorders>
+              <w:top w:color="000000" w:space="0" w:sz="0" w:val="nil"/>
+              <w:bottom w:color="000000" w:space="0" w:sz="0" w:val="nil"/>
+            </w:tcBorders>
+            <w:tcMar>
+              <w:top w:w="0.0" w:type="dxa"/>
+              <w:left w:w="90.0" w:type="dxa"/>
+              <w:bottom w:w="0.0" w:type="dxa"/>
+              <w:right w:w="90.0" w:type="dxa"/>
+            </w:tcMar>
+          </w:tcPr>
+          <w:p>
+            <w:pPr>
+              <w:numPr>
+                <w:ilvl w:val="0"/>
+                <w:numId w:val="3"/>
+              </w:numPr>
+              <w:spacing w:after="80" w:line="278.00000000000006" w:lineRule="auto"/>
+              <w:ind w:left="397" w:right="102" w:hanging="198"/>
+              <w:jc w:val="both"/>
+              <w:rPr>
+                <w:rFonts w:ascii="Times New Roman" w:cs="Times New Roman" w:eastAsia="Times New Roman" w:hAnsi="Times New Roman"/>
+                <w:sz w:val="26"/>
+                <w:szCs w:val="26"/>
+              </w:rPr>
+            </w:pPr>
+            <w:r>
+              <w:rPr>
+                <w:rFonts w:ascii="Times New Roman" w:cs="Times New Roman" w:eastAsia="Times New Roman" w:hAnsi="Times New Roman"/>
+                <w:sz w:val="26"/>
+                <w:szCs w:val="26"/>
+                <w:rtl w:val="0"/>
+                <w:color w:val="C00000"/>
+              </w:rPr>
+              <w:t xml:space="preserve">Website minh họa và chức năng tách tự động là tùy chọn sau MVP. Bàn giao tối thiểu chương trình dòng lệnh hoặc notebook tái lập được, trả nhãn, bằng chứng và lý do cho từng phát biểu; việc hoàn thành khóa luận không phụ thuộc tích hợp website copywriting.</w:t>
+            </w:r>
+          </w:p>
+        </w:tc>
+      </w:tr>
+      <w:tr>
+        <w:trPr>
+          <w:cantSplit w:val="1"/>
+          <w:tblHeader w:val="0"/>
+        </w:trPr>
+        <w:tc>
+          <w:tcPr>
+            <w:gridSpan w:val="2"/>
+            <w:tcBorders>
+              <w:top w:color="000000" w:space="0" w:sz="0" w:val="nil"/>
+              <w:bottom w:color="000000" w:space="0" w:sz="4" w:val="single"/>
+            </w:tcBorders>
+            <w:tcMar>
+              <w:top w:w="0.0" w:type="dxa"/>
+              <w:left w:w="90.0" w:type="dxa"/>
+              <w:bottom w:w="55.0" w:type="dxa"/>
+              <w:right w:w="90.0" w:type="dxa"/>
+            </w:tcMar>
+          </w:tcPr>
+          <w:p>
+            <w:pPr>
+              <w:keepLines w:val="1"/>
+              <w:numPr>
+                <w:ilvl w:val="0"/>
+                <w:numId w:val="7"/>
+              </w:numPr>
+              <w:spacing w:after="80" w:line="278.00000000000006" w:lineRule="auto"/>
+              <w:ind w:left="397" w:right="102" w:hanging="198"/>
+              <w:jc w:val="both"/>
+              <w:rPr>
+                <w:rFonts w:ascii="Times New Roman" w:cs="Times New Roman" w:eastAsia="Times New Roman" w:hAnsi="Times New Roman"/>
+                <w:sz w:val="26"/>
+                <w:szCs w:val="26"/>
+              </w:rPr>
+            </w:pPr>
+            <w:r>
+              <w:rPr>
+                <w:rFonts w:ascii="Times New Roman" w:cs="Times New Roman" w:eastAsia="Times New Roman" w:hAnsi="Times New Roman"/>
+                <w:color w:val="c00000"/>
+                <w:sz w:val="26"/>
+                <w:szCs w:val="26"/>
+                <w:rtl w:val="0"/>
+              </w:rPr>
               <w:t xml:space="preserve">Bàn giao mã nguồn, dữ liệu được phép chia sẻ hoặc liên kết và trích đoạn cần thiết, cấu hình, hướng dẫn gán nhãn và hướng dẫn chạy lại. Mỗi lần chạy lưu phiên bản mô hình, prompt, mã nguồn, mã băm dữ liệu và dự đoán gốc; mã băm dùng để nhận biết dữ liệu có bị thay đổi.</w:t>
             </w:r>
             <w:r>
@@ -5268,48 +4907,12 @@
             <w:r>
               <w:rPr>
                 <w:rFonts w:ascii="Times New Roman" w:cs="Times New Roman" w:eastAsia="Times New Roman" w:hAnsi="Times New Roman"/>
-                <w:b w:val="1"/>
-                <w:bCs w:val="1"/>
-                <w:sz w:val="26"/>
-                <w:szCs w:val="26"/>
-                <w:rtl w:val="0"/>
-              </w:rPr>
-              <w:t xml:space="preserve">Kế hoạch thực hiện:</w:t>
-            </w:r>
-            <w:r>
-              <w:rPr>
-                <w:rFonts w:ascii="Times New Roman" w:cs="Times New Roman" w:eastAsia="Times New Roman" w:hAnsi="Times New Roman"/>
-                <w:i w:val="1"/>
-                <w:iCs w:val="1"/>
-                <w:sz w:val="26"/>
-                <w:szCs w:val="26"/>
-                <w:rtl w:val="0"/>
-              </w:rPr>
-              <w:t xml:space="preserve"> </w:t>
-            </w:r>
-            <w:r>
-              <w:rPr>
-                <w:rFonts w:ascii="Times New Roman" w:cs="Times New Roman" w:eastAsia="Times New Roman" w:hAnsi="Times New Roman"/>
-                <w:sz w:val="26"/>
-                <w:szCs w:val="26"/>
-                <w:rtl w:val="0"/>
-              </w:rPr>
-              <w:t xml:space="preserve">Nhóm có 1 thành viên</w:t>
-            </w:r>
-            <w:r>
-              <w:rPr>
-                <w:rFonts w:ascii="Times New Roman" w:cs="Times New Roman" w:eastAsia="Times New Roman" w:hAnsi="Times New Roman"/>
-                <w:color w:val="c00000"/>
-                <w:sz w:val="26"/>
-                <w:szCs w:val="26"/>
-                <w:rtl w:val="0"/>
-              </w:rPr>
-              <w:t xml:space="preserve">. Sinh viên thực hiện toàn bộ việc khảo sát, thu thập và gán nhãn, lập trình, thực nghiệm, tích hợp và viết luận văn.</w:t>
-            </w:r>
-            <w:r>
-              <w:rPr>
-                <w:rtl w:val="0"/>
-              </w:rPr>
+                <w:sz w:val="26"/>
+                <w:szCs w:val="26"/>
+                <w:rtl w:val="0"/>
+                <w:color w:val="C00000"/>
+              </w:rPr>
+              <w:t xml:space="preserve">Kế hoạch thực hiện: Một sinh viên phụ trách khảo sát, dữ liệu, lập trình, thực nghiệm và luận văn; triển khai theo sáu cổng nghiệm thu (Gate).</w:t>
             </w:r>
           </w:p>
           <w:p>
@@ -5339,8 +4942,9 @@
                 <w:sz w:val="26"/>
                 <w:szCs w:val="26"/>
                 <w:rtl w:val="0"/>
-              </w:rPr>
-              <w:t xml:space="preserve">Tháng 09/2026:</w:t>
+                <w:color w:val="C00000"/>
+              </w:rPr>
+              <w:t xml:space="preserve">Tháng 09/2026 (15–30/09): kế hoạch chuẩn bị và đối chiếu minh chứng</w:t>
             </w:r>
           </w:p>
           <w:p>
@@ -5364,65 +4968,9 @@
                 <w:sz w:val="26"/>
                 <w:szCs w:val="26"/>
                 <w:rtl w:val="0"/>
-              </w:rPr>
-              <w:t xml:space="preserve">Khảo sát các nghiên cứu</w:t>
-            </w:r>
-            <w:r>
-              <w:rPr>
-                <w:rFonts w:ascii="Times New Roman" w:cs="Times New Roman" w:eastAsia="Times New Roman" w:hAnsi="Times New Roman"/>
-                <w:color w:val="c00000"/>
-                <w:sz w:val="26"/>
-                <w:szCs w:val="26"/>
-                <w:rtl w:val="0"/>
-              </w:rPr>
-              <w:t xml:space="preserve"> [1]–[6]</w:t>
-            </w:r>
-            <w:r>
-              <w:rPr>
-                <w:rFonts w:ascii="Times New Roman" w:cs="Times New Roman" w:eastAsia="Times New Roman" w:hAnsi="Times New Roman"/>
-                <w:sz w:val="26"/>
-                <w:szCs w:val="26"/>
-                <w:rtl w:val="0"/>
-              </w:rPr>
-              <w:t xml:space="preserve">,</w:t>
-            </w:r>
-            <w:r>
-              <w:rPr>
-                <w:rFonts w:ascii="Times New Roman" w:cs="Times New Roman" w:eastAsia="Times New Roman" w:hAnsi="Times New Roman"/>
-                <w:color w:val="c00000"/>
-                <w:sz w:val="26"/>
-                <w:szCs w:val="26"/>
-                <w:rtl w:val="0"/>
-              </w:rPr>
-              <w:t xml:space="preserve"> ghi rõ từng bài cung cấp căn cứ cho bước nào</w:t>
-            </w:r>
-            <w:r>
-              <w:rPr>
-                <w:rFonts w:ascii="Times New Roman" w:cs="Times New Roman" w:eastAsia="Times New Roman" w:hAnsi="Times New Roman"/>
-                <w:sz w:val="26"/>
-                <w:szCs w:val="26"/>
-                <w:rtl w:val="0"/>
-              </w:rPr>
-              <w:t xml:space="preserve"> và</w:t>
-            </w:r>
-            <w:r>
-              <w:rPr>
-                <w:rFonts w:ascii="Times New Roman" w:cs="Times New Roman" w:eastAsia="Times New Roman" w:hAnsi="Times New Roman"/>
-                <w:color w:val="c00000"/>
-                <w:sz w:val="26"/>
-                <w:szCs w:val="26"/>
-                <w:rtl w:val="0"/>
-              </w:rPr>
-              <w:t xml:space="preserve"> A–B–C dự kiến khác ở đâu; đầu ra là bản tổng hợp công trình liên quan</w:t>
-            </w:r>
-            <w:r>
-              <w:rPr>
-                <w:rFonts w:ascii="Times New Roman" w:cs="Times New Roman" w:eastAsia="Times New Roman" w:hAnsi="Times New Roman"/>
-                <w:sz w:val="26"/>
-                <w:szCs w:val="26"/>
-                <w:rtl w:val="0"/>
-              </w:rPr>
-              <w:t xml:space="preserve">.</w:t>
+                <w:color w:val="C00000"/>
+              </w:rPr>
+              <w:t xml:space="preserve">Khảo sát [1]–[6], soạn thiết kế dữ liệu và hướng dẫn nhãn. Chỉ ghi hoàn thành trong tháng 9 khi có phiên bản hoặc nhật ký xác nhận đến 30/09/2026; nội dung được bổ sung tháng 10 phải ghi riêng.</w:t>
             </w:r>
           </w:p>
         </w:tc>
@@ -5532,65 +5080,9 @@
                 <w:sz w:val="26"/>
                 <w:szCs w:val="26"/>
                 <w:rtl w:val="0"/>
-              </w:rPr>
-              <w:t xml:space="preserve">Soạn ít nhất 20 ví dụ gán nhãn minh họa cho các trường hợp đúng, sai đối tượng, sai điều kiện, thiếu và xung đột bằng chứng</w:t>
-            </w:r>
-            <w:r>
-              <w:rPr>
-                <w:rFonts w:ascii="Times New Roman" w:cs="Times New Roman" w:eastAsia="Times New Roman" w:hAnsi="Times New Roman"/>
-                <w:color w:val="c00000"/>
-                <w:sz w:val="26"/>
-                <w:szCs w:val="26"/>
-                <w:rtl w:val="0"/>
-              </w:rPr>
-              <w:t xml:space="preserve">; kèm quy tắc</w:t>
-            </w:r>
-            <w:r>
-              <w:rPr>
-                <w:rFonts w:ascii="Times New Roman" w:cs="Times New Roman" w:eastAsia="Times New Roman" w:hAnsi="Times New Roman"/>
-                <w:sz w:val="26"/>
-                <w:szCs w:val="26"/>
-                <w:rtl w:val="0"/>
-              </w:rPr>
-              <w:t xml:space="preserve"> tách phát biểu</w:t>
-            </w:r>
-            <w:r>
-              <w:rPr>
-                <w:rFonts w:ascii="Times New Roman" w:cs="Times New Roman" w:eastAsia="Times New Roman" w:hAnsi="Times New Roman"/>
-                <w:color w:val="c00000"/>
-                <w:sz w:val="26"/>
-                <w:szCs w:val="26"/>
-                <w:rtl w:val="0"/>
-              </w:rPr>
-              <w:t xml:space="preserve">,</w:t>
-            </w:r>
-            <w:r>
-              <w:rPr>
-                <w:rFonts w:ascii="Times New Roman" w:cs="Times New Roman" w:eastAsia="Times New Roman" w:hAnsi="Times New Roman"/>
-                <w:sz w:val="26"/>
-                <w:szCs w:val="26"/>
-                <w:rtl w:val="0"/>
-              </w:rPr>
-              <w:t xml:space="preserve"> đổi</w:t>
-            </w:r>
-            <w:r>
-              <w:rPr>
-                <w:rFonts w:ascii="Times New Roman" w:cs="Times New Roman" w:eastAsia="Times New Roman" w:hAnsi="Times New Roman"/>
-                <w:color w:val="c00000"/>
-                <w:sz w:val="26"/>
-                <w:szCs w:val="26"/>
-                <w:rtl w:val="0"/>
-              </w:rPr>
-              <w:t xml:space="preserve"> đơn vị, giá trị gần đúng và tối đa</w:t>
-            </w:r>
-            <w:r>
-              <w:rPr>
-                <w:rFonts w:ascii="Times New Roman" w:cs="Times New Roman" w:eastAsia="Times New Roman" w:hAnsi="Times New Roman"/>
-                <w:sz w:val="26"/>
-                <w:szCs w:val="26"/>
-                <w:rtl w:val="0"/>
-              </w:rPr>
-              <w:t xml:space="preserve">.</w:t>
+                <w:color w:val="C00000"/>
+              </w:rPr>
+              <w:t xml:space="preserve">Bản thảo có EX-01–EX-20 ghi ngày nguồn 07/10/2026 chưa có snapshot tương ứng; đã kiểm lại nguồn và chụp ngày 08/10. Bổ sung EX-21–EX-23 giả lập xung đột để kiểm thử. Hai mươi mẫu cũ chưa rõ nguồn gốc sinh; cả 23 chưa được tính là dữ liệu LLM chuẩn hay minh chứng hoàn thành tháng 9.</w:t>
             </w:r>
           </w:p>
         </w:tc>
@@ -5635,84 +5127,9 @@
                 <w:sz w:val="26"/>
                 <w:szCs w:val="26"/>
                 <w:rtl w:val="0"/>
-              </w:rPr>
-              <w:t xml:space="preserve">Kiểm tra tài nguyên máy và</w:t>
-            </w:r>
-            <w:r>
-              <w:rPr>
-                <w:rFonts w:ascii="Times New Roman" w:cs="Times New Roman" w:eastAsia="Times New Roman" w:hAnsi="Times New Roman"/>
-                <w:color w:val="c00000"/>
-                <w:sz w:val="26"/>
-                <w:szCs w:val="26"/>
-                <w:rtl w:val="0"/>
-              </w:rPr>
-              <w:t xml:space="preserve"> lập danh sách tối đa hai</w:t>
-            </w:r>
-            <w:r>
-              <w:rPr>
-                <w:rFonts w:ascii="Times New Roman" w:cs="Times New Roman" w:eastAsia="Times New Roman" w:hAnsi="Times New Roman"/>
-                <w:sz w:val="26"/>
-                <w:szCs w:val="26"/>
-                <w:rtl w:val="0"/>
-              </w:rPr>
-              <w:t xml:space="preserve"> LLM</w:t>
-            </w:r>
-            <w:r>
-              <w:rPr>
-                <w:rFonts w:ascii="Times New Roman" w:cs="Times New Roman" w:eastAsia="Times New Roman" w:hAnsi="Times New Roman"/>
-                <w:color w:val="c00000"/>
-                <w:sz w:val="26"/>
-                <w:szCs w:val="26"/>
-                <w:rtl w:val="0"/>
-              </w:rPr>
-              <w:t xml:space="preserve"> có thể chạy hoặc truy cập trong ngân sách hiện</w:t>
-            </w:r>
-            <w:r>
-              <w:rPr>
-                <w:rFonts w:ascii="Times New Roman" w:cs="Times New Roman" w:eastAsia="Times New Roman" w:hAnsi="Times New Roman"/>
-                <w:sz w:val="26"/>
-                <w:szCs w:val="26"/>
-                <w:rtl w:val="0"/>
-              </w:rPr>
-              <w:t xml:space="preserve"> có</w:t>
-            </w:r>
-            <w:r>
-              <w:rPr>
-                <w:rFonts w:ascii="Times New Roman" w:cs="Times New Roman" w:eastAsia="Times New Roman" w:hAnsi="Times New Roman"/>
-                <w:color w:val="c00000"/>
-                <w:sz w:val="26"/>
-                <w:szCs w:val="26"/>
-                <w:rtl w:val="0"/>
-              </w:rPr>
-              <w:t xml:space="preserve">; chuẩn bị chương trình</w:t>
-            </w:r>
-            <w:r>
-              <w:rPr>
-                <w:rFonts w:ascii="Times New Roman" w:cs="Times New Roman" w:eastAsia="Times New Roman" w:hAnsi="Times New Roman"/>
-                <w:sz w:val="26"/>
-                <w:szCs w:val="26"/>
-                <w:rtl w:val="0"/>
-              </w:rPr>
-              <w:t xml:space="preserve"> thử trên bộ pilot</w:t>
-            </w:r>
-            <w:r>
-              <w:rPr>
-                <w:rFonts w:ascii="Times New Roman" w:cs="Times New Roman" w:eastAsia="Times New Roman" w:hAnsi="Times New Roman"/>
-                <w:color w:val="c00000"/>
-                <w:sz w:val="26"/>
-                <w:szCs w:val="26"/>
-                <w:rtl w:val="0"/>
-              </w:rPr>
-              <w:t xml:space="preserve"> (bộ thử ban đầu)</w:t>
-            </w:r>
-            <w:r>
-              <w:rPr>
-                <w:rFonts w:ascii="Times New Roman" w:cs="Times New Roman" w:eastAsia="Times New Roman" w:hAnsi="Times New Roman"/>
-                <w:sz w:val="26"/>
-                <w:szCs w:val="26"/>
-                <w:rtl w:val="0"/>
-              </w:rPr>
-              <w:t xml:space="preserve">.</w:t>
+                <w:color w:val="C00000"/>
+              </w:rPr>
+              <w:t xml:space="preserve">Rà soát cấu hình máy hoặc quyền truy cập API, tối đa hai LLM khả thi, mã thử và nhật ký chạy. Phần chưa có hồ sơ xác nhận được chuyển thành đầu việc Gate 1; không ghi đã chọn mô hình hoặc đã chạy thành công khi chưa có log.</w:t>
             </w:r>
           </w:p>
         </w:tc>
@@ -5763,8 +5180,9 @@
                 <w:sz w:val="26"/>
                 <w:szCs w:val="26"/>
                 <w:rtl w:val="0"/>
-              </w:rPr>
-              <w:t xml:space="preserve">Tháng 10/2026:</w:t>
+                <w:color w:val="C00000"/>
+              </w:rPr>
+              <w:t xml:space="preserve">Tháng 10/2026 — Gate 1 (01–15/10): khóa thiết kế pilot</w:t>
             </w:r>
           </w:p>
           <w:p>
@@ -5788,42 +5206,9 @@
                 <w:sz w:val="26"/>
                 <w:szCs w:val="26"/>
                 <w:rtl w:val="0"/>
-              </w:rPr>
-              <w:t xml:space="preserve">Thu thập bộ pilot khoảng 60 phát biểu thuộc 5</w:t>
-            </w:r>
-            <w:r>
-              <w:rPr>
-                <w:rFonts w:ascii="Times New Roman" w:cs="Times New Roman" w:eastAsia="Times New Roman" w:hAnsi="Times New Roman"/>
-                <w:color w:val="c00000"/>
-                <w:sz w:val="26"/>
-                <w:szCs w:val="26"/>
-                <w:rtl w:val="0"/>
-              </w:rPr>
-              <w:t xml:space="preserve">–</w:t>
-            </w:r>
-            <w:r>
-              <w:rPr>
-                <w:rFonts w:ascii="Times New Roman" w:cs="Times New Roman" w:eastAsia="Times New Roman" w:hAnsi="Times New Roman"/>
-                <w:sz w:val="26"/>
-                <w:szCs w:val="26"/>
-                <w:rtl w:val="0"/>
-              </w:rPr>
-              <w:t xml:space="preserve">10 mẫu tai nghe không dây, kèm tài liệu và đường dẫn đến nguồn chính thức của đúng sản phẩm và phiên bản được quảng cáo.</w:t>
-            </w:r>
-            <w:r>
-              <w:rPr>
-                <w:rFonts w:ascii="Times New Roman" w:cs="Times New Roman" w:eastAsia="Times New Roman" w:hAnsi="Times New Roman"/>
-                <w:color w:val="c00000"/>
-                <w:sz w:val="26"/>
-                <w:szCs w:val="26"/>
-                <w:rtl w:val="0"/>
-              </w:rPr>
-              <w:t xml:space="preserve"> Rà soát các đầu việc chuẩn bị trong 10 ngày đầu tháng; đến 15/10 có số đo thời gian, bộ nhớ và chất lượng trích xuất tiếng Việt để chọn môi trường thử nghiệm.</w:t>
-            </w:r>
-            <w:r>
-              <w:rPr>
-                <w:rtl w:val="0"/>
-              </w:rPr>
+                <w:color w:val="C00000"/>
+              </w:rPr>
+              <w:t xml:space="preserve">Chốt schema, hướng dẫn nhãn và hồ sơ nguồn; pilot 45–60 phát biểu thuộc đúng 6 họ sản phẩm trong mọi tầng quy mô. Lưu provenance LLM, nguồn chính thức, snapshot, ngày và mã đoạn. Toàn bộ sáu họ pilot giữ ở dev; không mở pilot thành tám họ rồi quay về mức tối thiểu.</w:t>
             </w:r>
           </w:p>
         </w:tc>
@@ -5868,27 +5253,9 @@
                 <w:sz w:val="26"/>
                 <w:szCs w:val="26"/>
                 <w:rtl w:val="0"/>
-              </w:rPr>
-              <w:t xml:space="preserve">Tách quảng cáo thành từng phát biểu có thể kiểm chứng độc lập, đồng thời giữ lại đầy đủ sản phẩm, phiên bản, thuộc tính và điều kiện áp dụng</w:t>
-            </w:r>
-            <w:r>
-              <w:rPr>
-                <w:rFonts w:ascii="Times New Roman" w:cs="Times New Roman" w:eastAsia="Times New Roman" w:hAnsi="Times New Roman"/>
-                <w:color w:val="c00000"/>
-                <w:sz w:val="26"/>
-                <w:szCs w:val="26"/>
-                <w:rtl w:val="0"/>
-              </w:rPr>
-              <w:t xml:space="preserve">; lưu cả quảng cáo gốc để kiểm tra lỗi tách</w:t>
-            </w:r>
-            <w:r>
-              <w:rPr>
-                <w:rFonts w:ascii="Times New Roman" w:cs="Times New Roman" w:eastAsia="Times New Roman" w:hAnsi="Times New Roman"/>
-                <w:sz w:val="26"/>
-                <w:szCs w:val="26"/>
-                <w:rtl w:val="0"/>
-              </w:rPr>
-              <w:t xml:space="preserve">.</w:t>
+                <w:color w:val="C00000"/>
+              </w:rPr>
+              <w:t xml:space="preserve">Rà soát EX-01–EX-20, bổ sung provenance và các trường hợp còn thiếu; gắn quảng cáo gốc với claim. Kiểm tra sản phẩm, phiên bản, thị trường, bộ phận và điều kiện; nguồn chưa xác thực không được dùng làm nhãn chuẩn.</w:t>
             </w:r>
           </w:p>
         </w:tc>
@@ -5933,27 +5300,9 @@
                 <w:sz w:val="26"/>
                 <w:szCs w:val="26"/>
                 <w:rtl w:val="0"/>
-              </w:rPr>
-              <w:t xml:space="preserve">Chia tài liệu thành các đoạn nhưng giữ thông số cùng điều kiện đi kèm</w:t>
-            </w:r>
-            <w:r>
-              <w:rPr>
-                <w:rFonts w:ascii="Times New Roman" w:cs="Times New Roman" w:eastAsia="Times New Roman" w:hAnsi="Times New Roman"/>
-                <w:color w:val="c00000"/>
-                <w:sz w:val="26"/>
-                <w:szCs w:val="26"/>
-                <w:rtl w:val="0"/>
-              </w:rPr>
-              <w:t xml:space="preserve">; gắn mã đoạn, ngôn ngữ, phiên bản tài liệu và sản phẩm</w:t>
-            </w:r>
-            <w:r>
-              <w:rPr>
-                <w:rFonts w:ascii="Times New Roman" w:cs="Times New Roman" w:eastAsia="Times New Roman" w:hAnsi="Times New Roman"/>
-                <w:sz w:val="26"/>
-                <w:szCs w:val="26"/>
-                <w:rtl w:val="0"/>
-              </w:rPr>
-              <w:t xml:space="preserve">.</w:t>
+                <w:color w:val="C00000"/>
+              </w:rPr>
+              <w:t xml:space="preserve">Chia nguồn theo mục hoặc dòng bảng, giữ tiêu đề và chú thích điều kiện; kiểm tra mã đoạn và liên kết tới snapshot. Ca xung đột giả lập dùng kiểm thử riêng, không thay bằng chứng thực tế.</w:t>
             </w:r>
           </w:p>
         </w:tc>
@@ -5998,65 +5347,9 @@
                 <w:sz w:val="26"/>
                 <w:szCs w:val="26"/>
                 <w:rtl w:val="0"/>
-              </w:rPr>
-              <w:t xml:space="preserve">Gán nhãn thủ công</w:t>
-            </w:r>
-            <w:r>
-              <w:rPr>
-                <w:rFonts w:ascii="Times New Roman" w:cs="Times New Roman" w:eastAsia="Times New Roman" w:hAnsi="Times New Roman"/>
-                <w:color w:val="c00000"/>
-                <w:sz w:val="26"/>
-                <w:szCs w:val="26"/>
-                <w:rtl w:val="0"/>
-              </w:rPr>
-              <w:t xml:space="preserve">,</w:t>
-            </w:r>
-            <w:r>
-              <w:rPr>
-                <w:rFonts w:ascii="Times New Roman" w:cs="Times New Roman" w:eastAsia="Times New Roman" w:hAnsi="Times New Roman"/>
-                <w:sz w:val="26"/>
-                <w:szCs w:val="26"/>
-                <w:rtl w:val="0"/>
-              </w:rPr>
-              <w:t xml:space="preserve"> lưu lý do</w:t>
-            </w:r>
-            <w:r>
-              <w:rPr>
-                <w:rFonts w:ascii="Times New Roman" w:cs="Times New Roman" w:eastAsia="Times New Roman" w:hAnsi="Times New Roman"/>
-                <w:color w:val="c00000"/>
-                <w:sz w:val="26"/>
-                <w:szCs w:val="26"/>
-                <w:rtl w:val="0"/>
-              </w:rPr>
-              <w:t xml:space="preserve"> và mã các đoạn bằng chứng chuẩn</w:t>
-            </w:r>
-            <w:r>
-              <w:rPr>
-                <w:rFonts w:ascii="Times New Roman" w:cs="Times New Roman" w:eastAsia="Times New Roman" w:hAnsi="Times New Roman"/>
-                <w:sz w:val="26"/>
-                <w:szCs w:val="26"/>
-                <w:rtl w:val="0"/>
-              </w:rPr>
-              <w:t xml:space="preserve"> cho từng</w:t>
-            </w:r>
-            <w:r>
-              <w:rPr>
-                <w:rFonts w:ascii="Times New Roman" w:cs="Times New Roman" w:eastAsia="Times New Roman" w:hAnsi="Times New Roman"/>
-                <w:color w:val="c00000"/>
-                <w:sz w:val="26"/>
-                <w:szCs w:val="26"/>
-                <w:rtl w:val="0"/>
-              </w:rPr>
-              <w:t xml:space="preserve"> phát biểu; bắt đầu gán lại một phần mẫu theo quy trình một người</w:t>
-            </w:r>
-            <w:r>
-              <w:rPr>
-                <w:rFonts w:ascii="Times New Roman" w:cs="Times New Roman" w:eastAsia="Times New Roman" w:hAnsi="Times New Roman"/>
-                <w:sz w:val="26"/>
-                <w:szCs w:val="26"/>
-                <w:rtl w:val="0"/>
-              </w:rPr>
-              <w:t xml:space="preserve">.</w:t>
+                <w:color w:val="C00000"/>
+              </w:rPr>
+              <w:t xml:space="preserve">Đầu ra Gate 1: schema và hướng dẫn nhãn có phiên bản; pilot có nguồn, nhãn, lý do; cấu hình máy/API, tối đa hai mô hình ứng viên và log thử trích xuất. Nếu chưa đủ 45 phát biểu / 6 họ có nguồn hợp lệ vào 15/10, ưu tiên mức tối thiểu và dừng các hạng mục mở rộng.</w:t>
             </w:r>
           </w:p>
         </w:tc>
@@ -6101,27 +5394,35 @@
                 <w:sz w:val="26"/>
                 <w:szCs w:val="26"/>
                 <w:rtl w:val="0"/>
-              </w:rPr>
-              <w:t xml:space="preserve">Xây dựng mô-đun truy hồi BM25 để xếp hạng và chọn top-k đoạn nguồn liên quan</w:t>
-            </w:r>
-            <w:r>
-              <w:rPr>
-                <w:rFonts w:ascii="Times New Roman" w:cs="Times New Roman" w:eastAsia="Times New Roman" w:hAnsi="Times New Roman"/>
-                <w:color w:val="c00000"/>
-                <w:sz w:val="26"/>
-                <w:szCs w:val="26"/>
-                <w:rtl w:val="0"/>
-              </w:rPr>
-              <w:t xml:space="preserve">; thử chuẩn hóa thuật ngữ Việt–Anh và đo khả năng tìm đủ bộ bằng chứng</w:t>
-            </w:r>
-            <w:r>
-              <w:rPr>
-                <w:rFonts w:ascii="Times New Roman" w:cs="Times New Roman" w:eastAsia="Times New Roman" w:hAnsi="Times New Roman"/>
-                <w:sz w:val="26"/>
-                <w:szCs w:val="26"/>
-                <w:rtl w:val="0"/>
-              </w:rPr>
-              <w:t xml:space="preserve">.</w:t>
+                <w:color w:val="C00000"/>
+              </w:rPr>
+              <w:t xml:space="preserve">Gate 2 (16–31/10): BM25 và chương trình chạy tối thiểu</w:t>
+            </w:r>
+          </w:p>
+          <w:p>
+            <w:pPr>
+              <w:numPr>
+                <w:ilvl w:val="0"/>
+                <w:numId w:val="11"/>
+              </w:numPr>
+              <w:spacing w:after="80" w:line="278.00000000000006" w:lineRule="auto"/>
+              <w:ind w:left="794" w:right="102" w:hanging="197.99999999999997"/>
+              <w:jc w:val="both"/>
+              <w:rPr>
+                <w:rFonts w:ascii="Times New Roman" w:cs="Times New Roman" w:eastAsia="Times New Roman" w:hAnsi="Times New Roman"/>
+                <w:sz w:val="26"/>
+                <w:szCs w:val="26"/>
+              </w:rPr>
+            </w:pPr>
+            <w:r>
+              <w:rPr>
+                <w:rFonts w:ascii="Times New Roman" w:cs="Times New Roman" w:eastAsia="Times New Roman" w:hAnsi="Times New Roman"/>
+                <w:sz w:val="26"/>
+                <w:szCs w:val="26"/>
+                <w:rtl w:val="0"/>
+                <w:color w:val="C00000"/>
+              </w:rPr>
+              <w:t xml:space="preserve">Hoàn thiện chia đoạn, chuẩn hóa Việt–Anh và BM25; thử k = 3, 5, 8 trên dev/pilot, đo recall@k theo họ và chi phí, lưu bộ bằng chứng bỏ sót. Ghi tiêu chí lựa chọn trước khi so sánh; cấu hình cuối khóa từ dev ở Gate 4, không tìm kiếm trên val.</w:t>
             </w:r>
           </w:p>
         </w:tc>
@@ -6166,48 +5467,9 @@
                 <w:sz w:val="26"/>
                 <w:szCs w:val="26"/>
                 <w:rtl w:val="0"/>
-              </w:rPr>
-              <w:t xml:space="preserve">Xây dựng B0</w:t>
-            </w:r>
-            <w:r>
-              <w:rPr>
-                <w:rFonts w:ascii="Times New Roman" w:cs="Times New Roman" w:eastAsia="Times New Roman" w:hAnsi="Times New Roman"/>
-                <w:color w:val="c00000"/>
-                <w:sz w:val="26"/>
-                <w:szCs w:val="26"/>
-                <w:rtl w:val="0"/>
-              </w:rPr>
-              <w:t xml:space="preserve"> và bản P tối thiểu trên pilot; đầu ra là dự đoán, hồ sơ trích xuất</w:t>
-            </w:r>
-            <w:r>
-              <w:rPr>
-                <w:rFonts w:ascii="Times New Roman" w:cs="Times New Roman" w:eastAsia="Times New Roman" w:hAnsi="Times New Roman"/>
-                <w:i w:val="1"/>
-                <w:iCs w:val="1"/>
-                <w:sz w:val="26"/>
-                <w:szCs w:val="26"/>
-                <w:rtl w:val="0"/>
-              </w:rPr>
-              <w:t xml:space="preserve"> và</w:t>
-            </w:r>
-            <w:r>
-              <w:rPr>
-                <w:rFonts w:ascii="Times New Roman" w:cs="Times New Roman" w:eastAsia="Times New Roman" w:hAnsi="Times New Roman"/>
-                <w:color w:val="c00000"/>
-                <w:sz w:val="26"/>
-                <w:szCs w:val="26"/>
-                <w:rtl w:val="0"/>
-              </w:rPr>
-              <w:t xml:space="preserve"> dấu vết quyết định cho từng phát biểu</w:t>
-            </w:r>
-            <w:r>
-              <w:rPr>
-                <w:rFonts w:ascii="Times New Roman" w:cs="Times New Roman" w:eastAsia="Times New Roman" w:hAnsi="Times New Roman"/>
-                <w:sz w:val="26"/>
-                <w:szCs w:val="26"/>
-                <w:rtl w:val="0"/>
-              </w:rPr>
-              <w:t xml:space="preserve">.</w:t>
+                <w:color w:val="C00000"/>
+              </w:rPr>
+              <w:t xml:space="preserve">Chạy được B0 và P tối thiểu: đầu vào claim → bằng chứng → JSON → nhãn và dấu vết. Kiểm tra schema và lỗi kỹ thuật riêng; lưu đầu ra, thời gian, số lần gọi và tài nguyên. Chốt môi trường khả thi trong ngân sách, không mặc định có API miễn phí.</w:t>
             </w:r>
           </w:p>
         </w:tc>
@@ -6252,61 +5514,9 @@
                 <w:sz w:val="26"/>
                 <w:szCs w:val="26"/>
                 <w:rtl w:val="0"/>
-              </w:rPr>
-              <w:t xml:space="preserve">Phân tích lỗi trên bộ pilot để điều chỉnh hướng dẫn nhãn</w:t>
-            </w:r>
-            <w:r>
-              <w:rPr>
-                <w:rFonts w:ascii="Times New Roman" w:cs="Times New Roman" w:eastAsia="Times New Roman" w:hAnsi="Times New Roman"/>
-                <w:color w:val="c00000"/>
-                <w:sz w:val="26"/>
-                <w:szCs w:val="26"/>
-                <w:rtl w:val="0"/>
-              </w:rPr>
-              <w:t xml:space="preserve">,</w:t>
-            </w:r>
-            <w:r>
-              <w:rPr>
-                <w:rFonts w:ascii="Times New Roman" w:cs="Times New Roman" w:eastAsia="Times New Roman" w:hAnsi="Times New Roman"/>
-                <w:sz w:val="26"/>
-                <w:szCs w:val="26"/>
-                <w:rtl w:val="0"/>
-              </w:rPr>
-              <w:t xml:space="preserve"> cấu trúc dữ liệu</w:t>
-            </w:r>
-            <w:r>
-              <w:rPr>
-                <w:rFonts w:ascii="Times New Roman" w:cs="Times New Roman" w:eastAsia="Times New Roman" w:hAnsi="Times New Roman"/>
-                <w:color w:val="c00000"/>
-                <w:sz w:val="26"/>
-                <w:szCs w:val="26"/>
-                <w:rtl w:val="0"/>
-              </w:rPr>
-              <w:t xml:space="preserve"> và quy tắc</w:t>
-            </w:r>
-            <w:r>
-              <w:rPr>
-                <w:rFonts w:ascii="Times New Roman" w:cs="Times New Roman" w:eastAsia="Times New Roman" w:hAnsi="Times New Roman"/>
-                <w:sz w:val="26"/>
-                <w:szCs w:val="26"/>
-                <w:rtl w:val="0"/>
-              </w:rPr>
-              <w:t xml:space="preserve">.</w:t>
-            </w:r>
-            <w:r>
-              <w:rPr>
-                <w:rFonts w:ascii="Times New Roman" w:cs="Times New Roman" w:eastAsia="Times New Roman" w:hAnsi="Times New Roman"/>
-                <w:color w:val="c00000"/>
-                <w:sz w:val="26"/>
-                <w:szCs w:val="26"/>
-                <w:rtl w:val="0"/>
-              </w:rPr>
-              <w:t xml:space="preserve"> Cuối tháng 10 chốt quy mô thu thập theo năng suất thực tế, cách tạo mẫu và nhóm lỗi mục tiêu; bắt đầu mở rộng dữ liệu.</w:t>
-            </w:r>
-            <w:r>
-              <w:rPr>
-                <w:rtl w:val="0"/>
-              </w:rPr>
+                <w:color w:val="C00000"/>
+              </w:rPr>
+              <w:t xml:space="preserve">Đầu ra Gate 2: mã và log pilot, năng suất gán nhãn, chi phí, cấu hình dev tạm thời, quyết định quy mô và số họ dev/val/test. Nếu dự phóng không đạt 180 phát biểu / 18–20 họ trước 20/11, chọn 120/12 với RQ3 thăm dò. Pilot vẫn sáu họ; chỉ chọn 300/30 khi còn đủ thời gian kiểm tra nhãn và khóa dữ liệu.</w:t>
             </w:r>
           </w:p>
         </w:tc>
@@ -6357,8 +5567,9 @@
                 <w:sz w:val="26"/>
                 <w:szCs w:val="26"/>
                 <w:rtl w:val="0"/>
-              </w:rPr>
-              <w:t xml:space="preserve">Tháng 11/2026:</w:t>
+                <w:color w:val="C00000"/>
+              </w:rPr>
+              <w:t xml:space="preserve">Tháng 11/2026 — Gate 3 (01–20/11): hoàn thiện dữ liệu và ba bản chính</w:t>
             </w:r>
           </w:p>
           <w:p>
@@ -6382,80 +5593,9 @@
                 <w:sz w:val="26"/>
                 <w:szCs w:val="26"/>
                 <w:rtl w:val="0"/>
-              </w:rPr>
-              <w:t xml:space="preserve">Mở rộng và hoàn thiện bộ dữ liệu chính theo</w:t>
-            </w:r>
-            <w:r>
-              <w:rPr>
-                <w:rFonts w:ascii="Times New Roman" w:cs="Times New Roman" w:eastAsia="Times New Roman" w:hAnsi="Times New Roman"/>
-                <w:color w:val="c00000"/>
-                <w:sz w:val="26"/>
-                <w:szCs w:val="26"/>
-                <w:rtl w:val="0"/>
-              </w:rPr>
-              <w:t xml:space="preserve"> mục tiêu đã</w:t>
-            </w:r>
-            <w:r>
-              <w:rPr>
-                <w:rFonts w:ascii="Times New Roman" w:cs="Times New Roman" w:eastAsia="Times New Roman" w:hAnsi="Times New Roman"/>
-                <w:sz w:val="26"/>
-                <w:szCs w:val="26"/>
-                <w:rtl w:val="0"/>
-              </w:rPr>
-              <w:t xml:space="preserve"> chốt</w:t>
-            </w:r>
-            <w:r>
-              <w:rPr>
-                <w:rFonts w:ascii="Times New Roman" w:cs="Times New Roman" w:eastAsia="Times New Roman" w:hAnsi="Times New Roman"/>
-                <w:color w:val="c00000"/>
-                <w:sz w:val="26"/>
-                <w:szCs w:val="26"/>
-                <w:rtl w:val="0"/>
-              </w:rPr>
-              <w:t xml:space="preserve"> từ</w:t>
-            </w:r>
-            <w:r>
-              <w:rPr>
-                <w:rFonts w:ascii="Times New Roman" w:cs="Times New Roman" w:eastAsia="Times New Roman" w:hAnsi="Times New Roman"/>
-                <w:sz w:val="26"/>
-                <w:szCs w:val="26"/>
-                <w:rtl w:val="0"/>
-              </w:rPr>
-              <w:t xml:space="preserve"> pilot</w:t>
-            </w:r>
-            <w:r>
-              <w:rPr>
-                <w:rFonts w:ascii="Times New Roman" w:cs="Times New Roman" w:eastAsia="Times New Roman" w:hAnsi="Times New Roman"/>
-                <w:color w:val="c00000"/>
-                <w:sz w:val="26"/>
-                <w:szCs w:val="26"/>
-                <w:rtl w:val="0"/>
-              </w:rPr>
-              <w:t xml:space="preserve">; gán lại 20% mẫu, kiểm tra nguồn và lưu nhật ký sửa nhãn</w:t>
-            </w:r>
-            <w:r>
-              <w:rPr>
-                <w:rFonts w:ascii="Times New Roman" w:cs="Times New Roman" w:eastAsia="Times New Roman" w:hAnsi="Times New Roman"/>
-                <w:sz w:val="26"/>
-                <w:szCs w:val="26"/>
-                <w:rtl w:val="0"/>
-              </w:rPr>
-              <w:t xml:space="preserve">.</w:t>
-            </w:r>
-            <w:r>
-              <w:rPr>
-                <w:rFonts w:ascii="Times New Roman" w:cs="Times New Roman" w:eastAsia="Times New Roman" w:hAnsi="Times New Roman"/>
-                <w:color w:val="c00000"/>
-                <w:sz w:val="26"/>
-                <w:szCs w:val="26"/>
-                <w:rtl w:val="0"/>
-              </w:rPr>
-              <w:t xml:space="preserve"> Báo cáo số phát biểu, họ sản phẩm và số mẫu từng nhãn thực tế.</w:t>
-            </w:r>
-            <w:r>
-              <w:rPr>
-                <w:rtl w:val="0"/>
-              </w:rPr>
+                <w:color w:val="C00000"/>
+              </w:rPr>
+              <w:t xml:space="preserve">Thu thập/gán nhãn theo quy mô Gate 2; gán lại ngẫu nhiên có phân tầng 20% sau 1–2 tuần, ẩn nhãn cũ và dự đoán. Lưu tự đồng thuận cùng nhật ký sửa nhãn; không gọi đây là đồng thuận giữa hai người.</w:t>
             </w:r>
           </w:p>
         </w:tc>
@@ -6500,42 +5640,9 @@
                 <w:sz w:val="26"/>
                 <w:szCs w:val="26"/>
                 <w:rtl w:val="0"/>
-              </w:rPr>
-              <w:t xml:space="preserve">Chia dữ liệu theo họ sản phẩm thành tập phát triển, tập kiểm định và tập kiểm tra cuối</w:t>
-            </w:r>
-            <w:r>
-              <w:rPr>
-                <w:rFonts w:ascii="Times New Roman" w:cs="Times New Roman" w:eastAsia="Times New Roman" w:hAnsi="Times New Roman"/>
-                <w:color w:val="c00000"/>
-                <w:sz w:val="26"/>
-                <w:szCs w:val="26"/>
-                <w:rtl w:val="0"/>
-              </w:rPr>
-              <w:t xml:space="preserve">; giữ toàn bộ pilot trong tập phát triển</w:t>
-            </w:r>
-            <w:r>
-              <w:rPr>
-                <w:rFonts w:ascii="Times New Roman" w:cs="Times New Roman" w:eastAsia="Times New Roman" w:hAnsi="Times New Roman"/>
-                <w:sz w:val="26"/>
-                <w:szCs w:val="26"/>
-                <w:rtl w:val="0"/>
-              </w:rPr>
-              <w:t xml:space="preserve">.</w:t>
-            </w:r>
-            <w:r>
-              <w:rPr>
-                <w:rFonts w:ascii="Times New Roman" w:cs="Times New Roman" w:eastAsia="Times New Roman" w:hAnsi="Times New Roman"/>
-                <w:color w:val="c00000"/>
-                <w:sz w:val="26"/>
-                <w:szCs w:val="26"/>
-                <w:rtl w:val="0"/>
-              </w:rPr>
-              <w:t xml:space="preserve"> Lưu danh sách phân chia và mã băm dữ liệu để kiểm tra việc dùng đúng phiên bản.</w:t>
-            </w:r>
-            <w:r>
-              <w:rPr>
-                <w:rtl w:val="0"/>
-              </w:rPr>
+                <w:color w:val="C00000"/>
+              </w:rPr>
+              <w:t xml:space="preserve">Tổ chức chia theo họ như phương án Gate 2, giữ pilot trong dev và không để biến thể cùng quảng cáo rơi sang tập khác. Lưu danh sách chia, số mẫu từng nhãn, nguồn gốc mẫu và mã băm; dành đủ mẫu ba nhãn cho val/test.</w:t>
             </w:r>
           </w:p>
         </w:tc>
@@ -6577,59 +5684,12 @@
             <w:r>
               <w:rPr>
                 <w:rFonts w:ascii="Times New Roman" w:cs="Times New Roman" w:eastAsia="Times New Roman" w:hAnsi="Times New Roman"/>
-                <w:color w:val="c00000"/>
-                <w:sz w:val="26"/>
-                <w:szCs w:val="26"/>
-                <w:rtl w:val="0"/>
-              </w:rPr>
-              <w:t xml:space="preserve">Hoàn thiện</w:t>
-            </w:r>
-            <w:r>
-              <w:rPr>
-                <w:rFonts w:ascii="Times New Roman" w:cs="Times New Roman" w:eastAsia="Times New Roman" w:hAnsi="Times New Roman"/>
-                <w:sz w:val="26"/>
-                <w:szCs w:val="26"/>
-                <w:rtl w:val="0"/>
-              </w:rPr>
-              <w:t xml:space="preserve"> chức năng dùng LLM trích xuất sản phẩm, phiên bản, bộ phận, thông số,</w:t>
-            </w:r>
-            <w:r>
-              <w:rPr>
-                <w:rFonts w:ascii="Times New Roman" w:cs="Times New Roman" w:eastAsia="Times New Roman" w:hAnsi="Times New Roman"/>
-                <w:color w:val="c00000"/>
-                <w:sz w:val="26"/>
-                <w:szCs w:val="26"/>
-                <w:rtl w:val="0"/>
-              </w:rPr>
-              <w:t xml:space="preserve"> loại giá trị,</w:t>
-            </w:r>
-            <w:r>
-              <w:rPr>
-                <w:rFonts w:ascii="Times New Roman" w:cs="Times New Roman" w:eastAsia="Times New Roman" w:hAnsi="Times New Roman"/>
-                <w:sz w:val="26"/>
-                <w:szCs w:val="26"/>
-                <w:rtl w:val="0"/>
-              </w:rPr>
-              <w:t xml:space="preserve"> giá trị, đơn vị và điều kiện áp dụng</w:t>
-            </w:r>
-            <w:r>
-              <w:rPr>
-                <w:rFonts w:ascii="Times New Roman" w:cs="Times New Roman" w:eastAsia="Times New Roman" w:hAnsi="Times New Roman"/>
-                <w:color w:val="c00000"/>
-                <w:sz w:val="26"/>
-                <w:szCs w:val="26"/>
-                <w:rtl w:val="0"/>
-              </w:rPr>
-              <w:t xml:space="preserve">; kiểm tra riêng độ đúng của các trường trên hồ sơ chuẩn</w:t>
-            </w:r>
-            <w:r>
-              <w:rPr>
-                <w:rFonts w:ascii="Times New Roman" w:cs="Times New Roman" w:eastAsia="Times New Roman" w:hAnsi="Times New Roman"/>
-                <w:sz w:val="26"/>
-                <w:szCs w:val="26"/>
-                <w:rtl w:val="0"/>
-              </w:rPr>
-              <w:t xml:space="preserve">.</w:t>
+                <w:sz w:val="26"/>
+                <w:szCs w:val="26"/>
+                <w:rtl w:val="0"/>
+                <w:color w:val="C00000"/>
+              </w:rPr>
+              <w:t xml:space="preserve">Hoàn thiện JSON extraction cho sản phẩm, phiên bản, bộ phận, thuộc tính, loại giá trị, giá trị, đơn vị, điều kiện và mã nguồn. Kiểm tra mẫu hồ sơ thủ công để phát hiện trường thiếu, bịa thông tin hoặc trích sai.</w:t>
             </w:r>
           </w:p>
         </w:tc>
@@ -6674,27 +5734,9 @@
                 <w:sz w:val="26"/>
                 <w:szCs w:val="26"/>
                 <w:rtl w:val="0"/>
-              </w:rPr>
-              <w:t xml:space="preserve">Sử dụng Python để chuẩn hóa tên sản phẩm, phiên bản, giá trị và đơn vị đo về dạng biểu diễn nhất quán trước khi so sánh</w:t>
-            </w:r>
-            <w:r>
-              <w:rPr>
-                <w:rFonts w:ascii="Times New Roman" w:cs="Times New Roman" w:eastAsia="Times New Roman" w:hAnsi="Times New Roman"/>
-                <w:color w:val="c00000"/>
-                <w:sz w:val="26"/>
-                <w:szCs w:val="26"/>
-                <w:rtl w:val="0"/>
-              </w:rPr>
-              <w:t xml:space="preserve">; kiểm thử các ca gần đúng, tối đa, khoảng giá trị và phiên bản Bluetooth</w:t>
-            </w:r>
-            <w:r>
-              <w:rPr>
-                <w:rFonts w:ascii="Times New Roman" w:cs="Times New Roman" w:eastAsia="Times New Roman" w:hAnsi="Times New Roman"/>
-                <w:sz w:val="26"/>
-                <w:szCs w:val="26"/>
-                <w:rtl w:val="0"/>
-              </w:rPr>
-              <w:t xml:space="preserve">.</w:t>
+                <w:color w:val="C00000"/>
+              </w:rPr>
+              <w:t xml:space="preserve">Chuẩn hóa đơn vị chỉ khi cùng đại lượng; giữ Bluetooth như chuỗi phiên bản; đặc tả gần đúng, tối đa, tối thiểu và khoảng. Dung sai phải có căn cứ và được chốt trước test, không tự nới để cải thiện điểm.</w:t>
             </w:r>
           </w:p>
         </w:tc>
@@ -6736,97 +5778,12 @@
             <w:r>
               <w:rPr>
                 <w:rFonts w:ascii="Times New Roman" w:cs="Times New Roman" w:eastAsia="Times New Roman" w:hAnsi="Times New Roman"/>
-                <w:color w:val="c00000"/>
-                <w:sz w:val="26"/>
-                <w:szCs w:val="26"/>
-                <w:rtl w:val="0"/>
-              </w:rPr>
-              <w:t xml:space="preserve">Hoàn thiện</w:t>
-            </w:r>
-            <w:r>
-              <w:rPr>
-                <w:rFonts w:ascii="Times New Roman" w:cs="Times New Roman" w:eastAsia="Times New Roman" w:hAnsi="Times New Roman"/>
-                <w:sz w:val="26"/>
-                <w:szCs w:val="26"/>
-                <w:rtl w:val="0"/>
-              </w:rPr>
-              <w:t xml:space="preserve"> mô-đun A để kiểm tra</w:t>
-            </w:r>
-            <w:r>
-              <w:rPr>
-                <w:rFonts w:ascii="Times New Roman" w:cs="Times New Roman" w:eastAsia="Times New Roman" w:hAnsi="Times New Roman"/>
-                <w:color w:val="c00000"/>
-                <w:sz w:val="26"/>
-                <w:szCs w:val="26"/>
-                <w:rtl w:val="0"/>
-              </w:rPr>
-              <w:t xml:space="preserve"> đúng</w:t>
-            </w:r>
-            <w:r>
-              <w:rPr>
-                <w:rFonts w:ascii="Times New Roman" w:cs="Times New Roman" w:eastAsia="Times New Roman" w:hAnsi="Times New Roman"/>
-                <w:sz w:val="26"/>
-                <w:szCs w:val="26"/>
-                <w:rtl w:val="0"/>
-              </w:rPr>
-              <w:t xml:space="preserve"> sản phẩm, phiên bản, bộ phận</w:t>
-            </w:r>
-            <w:r>
-              <w:rPr>
-                <w:rFonts w:ascii="Times New Roman" w:cs="Times New Roman" w:eastAsia="Times New Roman" w:hAnsi="Times New Roman"/>
-                <w:color w:val="c00000"/>
-                <w:sz w:val="26"/>
-                <w:szCs w:val="26"/>
-                <w:rtl w:val="0"/>
-              </w:rPr>
-              <w:t xml:space="preserve"> và</w:t>
-            </w:r>
-            <w:r>
-              <w:rPr>
-                <w:rFonts w:ascii="Times New Roman" w:cs="Times New Roman" w:eastAsia="Times New Roman" w:hAnsi="Times New Roman"/>
-                <w:sz w:val="26"/>
-                <w:szCs w:val="26"/>
-                <w:rtl w:val="0"/>
-              </w:rPr>
-              <w:t xml:space="preserve"> loại</w:t>
-            </w:r>
-            <w:r>
-              <w:rPr>
-                <w:rFonts w:ascii="Times New Roman" w:cs="Times New Roman" w:eastAsia="Times New Roman" w:hAnsi="Times New Roman"/>
-                <w:color w:val="c00000"/>
-                <w:sz w:val="26"/>
-                <w:szCs w:val="26"/>
-                <w:rtl w:val="0"/>
-              </w:rPr>
-              <w:t xml:space="preserve"> giá trị; lưu lý do loại từng đoạn</w:t>
-            </w:r>
-            <w:r>
-              <w:rPr>
-                <w:rFonts w:ascii="Times New Roman" w:cs="Times New Roman" w:eastAsia="Times New Roman" w:hAnsi="Times New Roman"/>
-                <w:sz w:val="26"/>
-                <w:szCs w:val="26"/>
-                <w:rtl w:val="0"/>
-              </w:rPr>
-              <w:t xml:space="preserve"> không</w:t>
-            </w:r>
-            <w:r>
-              <w:rPr>
-                <w:rFonts w:ascii="Times New Roman" w:cs="Times New Roman" w:eastAsia="Times New Roman" w:hAnsi="Times New Roman"/>
-                <w:color w:val="c00000"/>
-                <w:sz w:val="26"/>
-                <w:szCs w:val="26"/>
-                <w:rtl w:val="0"/>
-              </w:rPr>
-              <w:t xml:space="preserve"> phù hợp</w:t>
-            </w:r>
-            <w:r>
-              <w:rPr>
-                <w:rFonts w:ascii="Times New Roman" w:cs="Times New Roman" w:eastAsia="Times New Roman" w:hAnsi="Times New Roman"/>
-                <w:sz w:val="26"/>
-                <w:szCs w:val="26"/>
-                <w:rtl w:val="0"/>
-              </w:rPr>
-              <w:t xml:space="preserve">.</w:t>
+                <w:sz w:val="26"/>
+                <w:szCs w:val="26"/>
+                <w:rtl w:val="0"/>
+                <w:color w:val="C00000"/>
+              </w:rPr>
+              <w:t xml:space="preserve">Hoàn thiện A: kiểm tra đúng sản phẩm, phiên bản, bộ phận và thuộc tính; chuẩn hóa loại giá trị từng bên để C đối chiếu. Lưu căn cứ loại nguồn sai phạm vi, không bỏ nguồn chỉ vì khác cách diễn đạt giới hạn số.</w:t>
             </w:r>
           </w:p>
         </w:tc>
@@ -6868,40 +5825,12 @@
             <w:r>
               <w:rPr>
                 <w:rFonts w:ascii="Times New Roman" w:cs="Times New Roman" w:eastAsia="Times New Roman" w:hAnsi="Times New Roman"/>
-                <w:color w:val="c00000"/>
-                <w:sz w:val="26"/>
-                <w:szCs w:val="26"/>
-                <w:rtl w:val="0"/>
-              </w:rPr>
-              <w:t xml:space="preserve">Hoàn thiện</w:t>
-            </w:r>
-            <w:r>
-              <w:rPr>
-                <w:rFonts w:ascii="Times New Roman" w:cs="Times New Roman" w:eastAsia="Times New Roman" w:hAnsi="Times New Roman"/>
-                <w:sz w:val="26"/>
-                <w:szCs w:val="26"/>
-                <w:rtl w:val="0"/>
-              </w:rPr>
-              <w:t xml:space="preserve"> mô-đun B để kiểm tra đúng và đủ điều kiện áp dụng</w:t>
-            </w:r>
-            <w:r>
-              <w:rPr>
-                <w:rFonts w:ascii="Times New Roman" w:cs="Times New Roman" w:eastAsia="Times New Roman" w:hAnsi="Times New Roman"/>
-                <w:color w:val="c00000"/>
-                <w:sz w:val="26"/>
-                <w:szCs w:val="26"/>
-                <w:rtl w:val="0"/>
-              </w:rPr>
-              <w:t xml:space="preserve">; kiểm thử riêng trường hợp thiếu điều kiện cần thiết và điều kiện không liên quan</w:t>
-            </w:r>
-            <w:r>
-              <w:rPr>
-                <w:rFonts w:ascii="Times New Roman" w:cs="Times New Roman" w:eastAsia="Times New Roman" w:hAnsi="Times New Roman"/>
-                <w:sz w:val="26"/>
-                <w:szCs w:val="26"/>
-                <w:rtl w:val="0"/>
-              </w:rPr>
-              <w:t xml:space="preserve">.</w:t>
+                <w:sz w:val="26"/>
+                <w:szCs w:val="26"/>
+                <w:rtl w:val="0"/>
+                <w:color w:val="C00000"/>
+              </w:rPr>
+              <w:t xml:space="preserve">Hoàn thiện B: đối chiếu điều kiện cần thiết, phân biệt UNKNOWN với điều kiện không áp dụng; kiểm thử trường hợp nguồn chưa nói tới chế độ trong claim.</w:t>
             </w:r>
           </w:p>
         </w:tc>
@@ -6943,78 +5872,12 @@
             <w:r>
               <w:rPr>
                 <w:rFonts w:ascii="Times New Roman" w:cs="Times New Roman" w:eastAsia="Times New Roman" w:hAnsi="Times New Roman"/>
-                <w:color w:val="c00000"/>
-                <w:sz w:val="26"/>
-                <w:szCs w:val="26"/>
-                <w:rtl w:val="0"/>
-              </w:rPr>
-              <w:t xml:space="preserve">Hoàn thiện</w:t>
-            </w:r>
-            <w:r>
-              <w:rPr>
-                <w:rFonts w:ascii="Times New Roman" w:cs="Times New Roman" w:eastAsia="Times New Roman" w:hAnsi="Times New Roman"/>
-                <w:sz w:val="26"/>
-                <w:szCs w:val="26"/>
-                <w:rtl w:val="0"/>
-              </w:rPr>
-              <w:t xml:space="preserve"> mô-đun C để tổng hợp bằng chứng và quyết định nhãn</w:t>
-            </w:r>
-            <w:r>
-              <w:rPr>
-                <w:rFonts w:ascii="Times New Roman" w:cs="Times New Roman" w:eastAsia="Times New Roman" w:hAnsi="Times New Roman"/>
-                <w:color w:val="c00000"/>
-                <w:sz w:val="26"/>
-                <w:szCs w:val="26"/>
-                <w:rtl w:val="0"/>
-              </w:rPr>
-              <w:t xml:space="preserve"> theo thứ tự đã đặc tả; kiểm thử từng nhánh NEI, Refuted</w:t>
-            </w:r>
-            <w:r>
-              <w:rPr>
-                <w:rFonts w:ascii="Times New Roman" w:cs="Times New Roman" w:eastAsia="Times New Roman" w:hAnsi="Times New Roman"/>
-                <w:sz w:val="26"/>
-                <w:szCs w:val="26"/>
-                <w:rtl w:val="0"/>
-              </w:rPr>
-              <w:t xml:space="preserve"> và</w:t>
-            </w:r>
-            <w:r>
-              <w:rPr>
-                <w:rFonts w:ascii="Times New Roman" w:cs="Times New Roman" w:eastAsia="Times New Roman" w:hAnsi="Times New Roman"/>
-                <w:color w:val="c00000"/>
-                <w:sz w:val="26"/>
-                <w:szCs w:val="26"/>
-                <w:rtl w:val="0"/>
-              </w:rPr>
-              <w:t xml:space="preserve"> Supported, kèm dấu vết</w:t>
-            </w:r>
-            <w:r>
-              <w:rPr>
-                <w:rFonts w:ascii="Times New Roman" w:cs="Times New Roman" w:eastAsia="Times New Roman" w:hAnsi="Times New Roman"/>
-                <w:sz w:val="26"/>
-                <w:szCs w:val="26"/>
-                <w:rtl w:val="0"/>
-              </w:rPr>
-              <w:t xml:space="preserve"> quyết</w:t>
-            </w:r>
-            <w:r>
-              <w:rPr>
-                <w:rFonts w:ascii="Times New Roman" w:cs="Times New Roman" w:eastAsia="Times New Roman" w:hAnsi="Times New Roman"/>
-                <w:color w:val="c00000"/>
-                <w:sz w:val="26"/>
-                <w:szCs w:val="26"/>
-                <w:rtl w:val="0"/>
-              </w:rPr>
-              <w:t xml:space="preserve"> định</w:t>
-            </w:r>
-            <w:r>
-              <w:rPr>
-                <w:rFonts w:ascii="Times New Roman" w:cs="Times New Roman" w:eastAsia="Times New Roman" w:hAnsi="Times New Roman"/>
-                <w:sz w:val="26"/>
-                <w:szCs w:val="26"/>
-                <w:rtl w:val="0"/>
-              </w:rPr>
-              <w:t xml:space="preserve">.</w:t>
+                <w:sz w:val="26"/>
+                <w:szCs w:val="26"/>
+                <w:rtl w:val="0"/>
+                <w:color w:val="C00000"/>
+              </w:rPr>
+              <w:t xml:space="preserve">Hoàn thiện C1–C2–C3 và kiểm thử =, &gt;, ≥, ≤, khoảng, gần đúng, mức tối đa công bố và phiên bản. Kiểm tra EX-18 → Refuted, EX-20 → NEI-thiếu và EX-21–23 → NEI-xung đột. Lưu dấu vết; ca giả lập không được tính như bằng chứng xung đột thực tế.</w:t>
             </w:r>
           </w:p>
         </w:tc>
@@ -7059,47 +5922,9 @@
                 <w:sz w:val="26"/>
                 <w:szCs w:val="26"/>
                 <w:rtl w:val="0"/>
-              </w:rPr>
-              <w:t xml:space="preserve">Hoàn thiện P (</w:t>
-            </w:r>
-            <w:r>
-              <w:rPr>
-                <w:rFonts w:ascii="Times New Roman" w:cs="Times New Roman" w:eastAsia="Times New Roman" w:hAnsi="Times New Roman"/>
-                <w:i w:val="1"/>
-                <w:iCs w:val="1"/>
-                <w:sz w:val="26"/>
-                <w:szCs w:val="26"/>
-                <w:rtl w:val="0"/>
-              </w:rPr>
-              <w:t xml:space="preserve">LLM trích xuất thông tin, Python dùng A–B–C để gán nhãn</w:t>
-            </w:r>
-            <w:r>
-              <w:rPr>
-                <w:rFonts w:ascii="Times New Roman" w:cs="Times New Roman" w:eastAsia="Times New Roman" w:hAnsi="Times New Roman"/>
-                <w:sz w:val="26"/>
-                <w:szCs w:val="26"/>
-                <w:rtl w:val="0"/>
-              </w:rPr>
-              <w:t xml:space="preserve">)</w:t>
-            </w:r>
-            <w:r>
-              <w:rPr>
-                <w:rFonts w:ascii="Times New Roman" w:cs="Times New Roman" w:eastAsia="Times New Roman" w:hAnsi="Times New Roman"/>
-                <w:color w:val="c00000"/>
-                <w:sz w:val="26"/>
-                <w:szCs w:val="26"/>
-                <w:rtl w:val="0"/>
-              </w:rPr>
-              <w:t xml:space="preserve">; tích hợp giao diện kiểm chứng tối giản vào website sẵn có trong tháng 11</w:t>
-            </w:r>
-            <w:r>
-              <w:rPr>
-                <w:rFonts w:ascii="Times New Roman" w:cs="Times New Roman" w:eastAsia="Times New Roman" w:hAnsi="Times New Roman"/>
-                <w:sz w:val="26"/>
-                <w:szCs w:val="26"/>
-                <w:rtl w:val="0"/>
-              </w:rPr>
-              <w:t xml:space="preserve">.</w:t>
+                <w:color w:val="C00000"/>
+              </w:rPr>
+              <w:t xml:space="preserve">Hoàn thiện P và giao diện dòng lệnh/notebook chạy lại được. Ưu tiên dữ liệu, log và đánh giá; tích hợp website chỉ khi các đầu ra bắt buộc đã đạt.</w:t>
             </w:r>
           </w:p>
         </w:tc>
@@ -7144,89 +5969,9 @@
                 <w:sz w:val="26"/>
                 <w:szCs w:val="26"/>
                 <w:rtl w:val="0"/>
-              </w:rPr>
-              <w:t xml:space="preserve">Xây dựng B1 (</w:t>
-            </w:r>
-            <w:r>
-              <w:rPr>
-                <w:rFonts w:ascii="Times New Roman" w:cs="Times New Roman" w:eastAsia="Times New Roman" w:hAnsi="Times New Roman"/>
-                <w:i w:val="1"/>
-                <w:iCs w:val="1"/>
-                <w:sz w:val="26"/>
-                <w:szCs w:val="26"/>
-                <w:rtl w:val="0"/>
-              </w:rPr>
-              <w:t xml:space="preserve">LLM nhận</w:t>
-            </w:r>
-            <w:r>
-              <w:rPr>
-                <w:rFonts w:ascii="Times New Roman" w:cs="Times New Roman" w:eastAsia="Times New Roman" w:hAnsi="Times New Roman"/>
-                <w:color w:val="c00000"/>
-                <w:sz w:val="26"/>
-                <w:szCs w:val="26"/>
-                <w:rtl w:val="0"/>
-              </w:rPr>
-              <w:t xml:space="preserve"> cùng hồ sơ</w:t>
-            </w:r>
-            <w:r>
-              <w:rPr>
-                <w:rFonts w:ascii="Times New Roman" w:cs="Times New Roman" w:eastAsia="Times New Roman" w:hAnsi="Times New Roman"/>
-                <w:i w:val="1"/>
-                <w:iCs w:val="1"/>
-                <w:sz w:val="26"/>
-                <w:szCs w:val="26"/>
-                <w:rtl w:val="0"/>
-              </w:rPr>
-              <w:t xml:space="preserve"> đã</w:t>
-            </w:r>
-            <w:r>
-              <w:rPr>
-                <w:rFonts w:ascii="Times New Roman" w:cs="Times New Roman" w:eastAsia="Times New Roman" w:hAnsi="Times New Roman"/>
-                <w:color w:val="c00000"/>
-                <w:sz w:val="26"/>
-                <w:szCs w:val="26"/>
-                <w:rtl w:val="0"/>
-              </w:rPr>
-              <w:t xml:space="preserve"> trích xuất, chuẩn hóa như P</w:t>
-            </w:r>
-            <w:r>
-              <w:rPr>
-                <w:rFonts w:ascii="Times New Roman" w:cs="Times New Roman" w:eastAsia="Times New Roman" w:hAnsi="Times New Roman"/>
-                <w:i w:val="1"/>
-                <w:iCs w:val="1"/>
-                <w:sz w:val="26"/>
-                <w:szCs w:val="26"/>
-                <w:rtl w:val="0"/>
-              </w:rPr>
-              <w:t xml:space="preserve"> nhưng vẫn tự gán nhãn</w:t>
-            </w:r>
-            <w:r>
-              <w:rPr>
-                <w:rFonts w:ascii="Times New Roman" w:cs="Times New Roman" w:eastAsia="Times New Roman" w:hAnsi="Times New Roman"/>
-                <w:sz w:val="26"/>
-                <w:szCs w:val="26"/>
-                <w:rtl w:val="0"/>
-              </w:rPr>
-              <w:t xml:space="preserve">)</w:t>
-            </w:r>
-            <w:r>
-              <w:rPr>
-                <w:rFonts w:ascii="Times New Roman" w:cs="Times New Roman" w:eastAsia="Times New Roman" w:hAnsi="Times New Roman"/>
-                <w:color w:val="c00000"/>
-                <w:sz w:val="26"/>
-                <w:szCs w:val="26"/>
-                <w:rtl w:val="0"/>
-              </w:rPr>
-              <w:t xml:space="preserve">; hoàn thiện prompt có hướng dẫn kiểm tra đối tượng và điều kiện</w:t>
-            </w:r>
-            <w:r>
-              <w:rPr>
-                <w:rFonts w:ascii="Times New Roman" w:cs="Times New Roman" w:eastAsia="Times New Roman" w:hAnsi="Times New Roman"/>
-                <w:sz w:val="26"/>
-                <w:szCs w:val="26"/>
-                <w:rtl w:val="0"/>
-              </w:rPr>
-              <w:t xml:space="preserve">.</w:t>
+                <w:color w:val="C00000"/>
+              </w:rPr>
+              <w:t xml:space="preserve">Hoàn thiện B1 dùng cùng hồ sơ trích xuất và chuẩn hóa đã lưu như P nhưng để LLM quyết định nhãn, không đưa nhãn hoặc dấu vết P vào B1. Đầu ra Gate 3: bộ dữ liệu đã rà soát, bản chia tập và B0/B1/P chạy được.</w:t>
             </w:r>
           </w:p>
         </w:tc>
@@ -7271,103 +6016,35 @@
                 <w:sz w:val="26"/>
                 <w:szCs w:val="26"/>
                 <w:rtl w:val="0"/>
-              </w:rPr>
-              <w:t xml:space="preserve">Xây dựng các phiên bản</w:t>
-            </w:r>
-            <w:r>
-              <w:rPr>
-                <w:rFonts w:ascii="Gungsuh" w:cs="Gungsuh" w:eastAsia="Gungsuh" w:hAnsi="Gungsuh"/>
-                <w:color w:val="c00000"/>
-                <w:sz w:val="26"/>
-                <w:szCs w:val="26"/>
-                <w:rtl w:val="0"/>
-              </w:rPr>
-              <w:t xml:space="preserve"> P−A và P−</w:t>
-            </w:r>
-            <w:r>
-              <w:rPr>
-                <w:rFonts w:ascii="Times New Roman" w:cs="Times New Roman" w:eastAsia="Times New Roman" w:hAnsi="Times New Roman"/>
-                <w:sz w:val="26"/>
-                <w:szCs w:val="26"/>
-                <w:rtl w:val="0"/>
-              </w:rPr>
-              <w:t xml:space="preserve">B</w:t>
-            </w:r>
-            <w:r>
-              <w:rPr>
-                <w:rFonts w:ascii="Times New Roman" w:cs="Times New Roman" w:eastAsia="Times New Roman" w:hAnsi="Times New Roman"/>
-                <w:color w:val="c00000"/>
-                <w:sz w:val="26"/>
-                <w:szCs w:val="26"/>
-                <w:rtl w:val="0"/>
-              </w:rPr>
-              <w:t xml:space="preserve"> theo đúng phần kiểm tra bị tắt đã đặc tả; giữ nguyên</w:t>
-            </w:r>
-            <w:r>
-              <w:rPr>
-                <w:rFonts w:ascii="Times New Roman" w:cs="Times New Roman" w:eastAsia="Times New Roman" w:hAnsi="Times New Roman"/>
-                <w:sz w:val="26"/>
-                <w:szCs w:val="26"/>
-                <w:rtl w:val="0"/>
-              </w:rPr>
-              <w:t xml:space="preserve"> C</w:t>
-            </w:r>
-            <w:r>
-              <w:rPr>
-                <w:rFonts w:ascii="Times New Roman" w:cs="Times New Roman" w:eastAsia="Times New Roman" w:hAnsi="Times New Roman"/>
-                <w:color w:val="c00000"/>
-                <w:sz w:val="26"/>
-                <w:szCs w:val="26"/>
-                <w:rtl w:val="0"/>
-              </w:rPr>
-              <w:t xml:space="preserve"> và các bước còn lại</w:t>
-            </w:r>
-            <w:r>
-              <w:rPr>
-                <w:rFonts w:ascii="Times New Roman" w:cs="Times New Roman" w:eastAsia="Times New Roman" w:hAnsi="Times New Roman"/>
-                <w:sz w:val="26"/>
-                <w:szCs w:val="26"/>
-                <w:rtl w:val="0"/>
-              </w:rPr>
-              <w:t xml:space="preserve"> để đánh giá</w:t>
-            </w:r>
-            <w:r>
-              <w:rPr>
-                <w:rFonts w:ascii="Times New Roman" w:cs="Times New Roman" w:eastAsia="Times New Roman" w:hAnsi="Times New Roman"/>
-                <w:color w:val="c00000"/>
-                <w:sz w:val="26"/>
-                <w:szCs w:val="26"/>
-                <w:rtl w:val="0"/>
-              </w:rPr>
-              <w:t xml:space="preserve"> tác dụng</w:t>
-            </w:r>
-            <w:r>
-              <w:rPr>
-                <w:rFonts w:ascii="Times New Roman" w:cs="Times New Roman" w:eastAsia="Times New Roman" w:hAnsi="Times New Roman"/>
-                <w:sz w:val="26"/>
-                <w:szCs w:val="26"/>
-                <w:rtl w:val="0"/>
-              </w:rPr>
-              <w:t xml:space="preserve"> của từng</w:t>
-            </w:r>
-            <w:r>
-              <w:rPr>
-                <w:rFonts w:ascii="Times New Roman" w:cs="Times New Roman" w:eastAsia="Times New Roman" w:hAnsi="Times New Roman"/>
-                <w:color w:val="c00000"/>
-                <w:sz w:val="26"/>
-                <w:szCs w:val="26"/>
-                <w:rtl w:val="0"/>
-              </w:rPr>
-              <w:t xml:space="preserve"> nhóm kiểm tra</w:t>
-            </w:r>
-            <w:r>
-              <w:rPr>
-                <w:rFonts w:ascii="Times New Roman" w:cs="Times New Roman" w:eastAsia="Times New Roman" w:hAnsi="Times New Roman"/>
-                <w:sz w:val="26"/>
-                <w:szCs w:val="26"/>
-                <w:rtl w:val="0"/>
-              </w:rPr>
-              <w:t xml:space="preserve">.</w:t>
+                <w:color w:val="C00000"/>
+              </w:rPr>
+              <w:t xml:space="preserve">Gate 4 (21–30/11): khóa giao thức và kiểm tra xuyên suốt</w:t>
+            </w:r>
+          </w:p>
+          <w:p>
+            <w:pPr>
+              <w:numPr>
+                <w:ilvl w:val="0"/>
+                <w:numId w:val="12"/>
+              </w:numPr>
+              <w:spacing w:after="80" w:line="278.00000000000006" w:lineRule="auto"/>
+              <w:ind w:left="794" w:right="102" w:hanging="197.99999999999997"/>
+              <w:jc w:val="both"/>
+              <w:rPr>
+                <w:rFonts w:ascii="Times New Roman" w:cs="Times New Roman" w:eastAsia="Times New Roman" w:hAnsi="Times New Roman"/>
+                <w:sz w:val="26"/>
+                <w:szCs w:val="26"/>
+              </w:rPr>
+            </w:pPr>
+            <w:r>
+              <w:rPr>
+                <w:rFonts w:ascii="Times New Roman" w:cs="Times New Roman" w:eastAsia="Times New Roman" w:hAnsi="Times New Roman"/>
+                <w:sz w:val="26"/>
+                <w:szCs w:val="26"/>
+                <w:rtl w:val="0"/>
+                <w:color w:val="C00000"/>
+              </w:rPr>
+              <w:t xml:space="preserve">Chọn tối đa hai mô hình ứng viên theo khả thi tài nguyên, tỷ lệ JSON hợp lệ và độ đúng trích xuất trên dev; prompt/quy tắc/k chọn trên dev, dung sai theo nguồn. Ghi tiêu chí trước lượt so sánh và khóa cấu hình trước khi mở val. Val chỉ audit/smoke test một lượt, không chỉnh để tối đa điểm. Nếu lỗi buộc sửa, ghi nhiễm val và coi val đã dùng phát triển; không tiếp tục gọi val là kiểm định độc lập. Quyết định phần mở rộng theo ngân sách.</w:t>
             </w:r>
           </w:p>
         </w:tc>
@@ -7412,65 +6089,9 @@
                 <w:sz w:val="26"/>
                 <w:szCs w:val="26"/>
                 <w:rtl w:val="0"/>
-              </w:rPr>
-              <w:t xml:space="preserve">Để bảo đảm so sánh công bằng, B0, B1 và P sử dụng cùng phát biểu, cùng top-k đoạn bằng chứng, cùng LLM và cùng cấu hình</w:t>
-            </w:r>
-            <w:r>
-              <w:rPr>
-                <w:rFonts w:ascii="Times New Roman" w:cs="Times New Roman" w:eastAsia="Times New Roman" w:hAnsi="Times New Roman"/>
-                <w:color w:val="c00000"/>
-                <w:sz w:val="26"/>
-                <w:szCs w:val="26"/>
-                <w:rtl w:val="0"/>
-              </w:rPr>
-              <w:t xml:space="preserve"> sinh</w:t>
-            </w:r>
-            <w:r>
-              <w:rPr>
-                <w:rFonts w:ascii="Times New Roman" w:cs="Times New Roman" w:eastAsia="Times New Roman" w:hAnsi="Times New Roman"/>
-                <w:sz w:val="26"/>
-                <w:szCs w:val="26"/>
-                <w:rtl w:val="0"/>
-              </w:rPr>
-              <w:t xml:space="preserve">. B1 và P nhận cùng</w:t>
-            </w:r>
-            <w:r>
-              <w:rPr>
-                <w:rFonts w:ascii="Times New Roman" w:cs="Times New Roman" w:eastAsia="Times New Roman" w:hAnsi="Times New Roman"/>
-                <w:color w:val="c00000"/>
-                <w:sz w:val="26"/>
-                <w:szCs w:val="26"/>
-                <w:rtl w:val="0"/>
-              </w:rPr>
-              <w:t xml:space="preserve"> hồ sơ</w:t>
-            </w:r>
-            <w:r>
-              <w:rPr>
-                <w:rFonts w:ascii="Times New Roman" w:cs="Times New Roman" w:eastAsia="Times New Roman" w:hAnsi="Times New Roman"/>
-                <w:sz w:val="26"/>
-                <w:szCs w:val="26"/>
-                <w:rtl w:val="0"/>
-              </w:rPr>
-              <w:t xml:space="preserve"> đã</w:t>
-            </w:r>
-            <w:r>
-              <w:rPr>
-                <w:rFonts w:ascii="Times New Roman" w:cs="Times New Roman" w:eastAsia="Times New Roman" w:hAnsi="Times New Roman"/>
-                <w:color w:val="c00000"/>
-                <w:sz w:val="26"/>
-                <w:szCs w:val="26"/>
-                <w:rtl w:val="0"/>
-              </w:rPr>
-              <w:t xml:space="preserve"> trích xuất, chuẩn hóa</w:t>
-            </w:r>
-            <w:r>
-              <w:rPr>
-                <w:rFonts w:ascii="Times New Roman" w:cs="Times New Roman" w:eastAsia="Times New Roman" w:hAnsi="Times New Roman"/>
-                <w:sz w:val="26"/>
-                <w:szCs w:val="26"/>
-                <w:rtl w:val="0"/>
-              </w:rPr>
-              <w:t xml:space="preserve">; điểm khác nhau là B1 để LLM quyết định nhãn, còn P sử dụng mã Python và bộ quyết định A–B–C.</w:t>
+                <w:color w:val="C00000"/>
+              </w:rPr>
+              <w:t xml:space="preserve">B0/B1/P dùng cùng claim, top-k bằng chứng và mô hình trong từng thiết lập. B1/P dùng chung hồ sơ đã lưu. Quy định xử lý lỗi kỹ thuật, cache, số lần chạy và chi phí toàn quy trình để so sánh công bằng.</w:t>
             </w:r>
           </w:p>
         </w:tc>
@@ -7515,42 +6136,9 @@
                 <w:sz w:val="26"/>
                 <w:szCs w:val="26"/>
                 <w:rtl w:val="0"/>
-              </w:rPr>
-              <w:t xml:space="preserve">Chọn mô hình, giá trị k và</w:t>
-            </w:r>
-            <w:r>
-              <w:rPr>
-                <w:rFonts w:ascii="Times New Roman" w:cs="Times New Roman" w:eastAsia="Times New Roman" w:hAnsi="Times New Roman"/>
-                <w:color w:val="c00000"/>
-                <w:sz w:val="26"/>
-                <w:szCs w:val="26"/>
-                <w:rtl w:val="0"/>
-              </w:rPr>
-              <w:t xml:space="preserve"> dung sai</w:t>
-            </w:r>
-            <w:r>
-              <w:rPr>
-                <w:rFonts w:ascii="Times New Roman" w:cs="Times New Roman" w:eastAsia="Times New Roman" w:hAnsi="Times New Roman"/>
-                <w:sz w:val="26"/>
-                <w:szCs w:val="26"/>
-                <w:rtl w:val="0"/>
-              </w:rPr>
-              <w:t xml:space="preserve"> trên tập kiểm định; sau đó giữ cố định cấu hình.</w:t>
-            </w:r>
-            <w:r>
-              <w:rPr>
-                <w:rFonts w:ascii="Times New Roman" w:cs="Times New Roman" w:eastAsia="Times New Roman" w:hAnsi="Times New Roman"/>
-                <w:color w:val="c00000"/>
-                <w:sz w:val="26"/>
-                <w:szCs w:val="26"/>
-                <w:rtl w:val="0"/>
-              </w:rPr>
-              <w:t xml:space="preserve"> Trước 30/11 khóa dữ liệu, hướng dẫn nhãn, prompt, quy tắc và giao thức đánh giá; viết các chương mở đầu, công trình liên quan và phương pháp song song.</w:t>
-            </w:r>
-            <w:r>
-              <w:rPr>
-                <w:rtl w:val="0"/>
-              </w:rPr>
+                <w:color w:val="C00000"/>
+              </w:rPr>
+              <w:t xml:space="preserve">Đầu ra Gate 4 trước 30/11: dữ liệu/prompt/mô hình/k/dung sai/quy tắc có phiên bản và mã băm; danh sách mẫu phân tích lỗi; giao thức đánh giá; smoke test trên dev/val và kiểm tra cấu trúc đầu vào test, không xem nhãn hoặc chọn cấu hình từ kết quả test. Viết các chương mở đầu, liên quan và phương pháp song song.</w:t>
             </w:r>
           </w:p>
         </w:tc>
@@ -7601,8 +6189,9 @@
                 <w:sz w:val="26"/>
                 <w:szCs w:val="26"/>
                 <w:rtl w:val="0"/>
-              </w:rPr>
-              <w:t xml:space="preserve">Tháng 12/2026:</w:t>
+                <w:color w:val="C00000"/>
+              </w:rPr>
+              <w:t xml:space="preserve">Tháng 12/2026 — Gate 5 (01–15/12): thực nghiệm chính</w:t>
             </w:r>
           </w:p>
           <w:p>
@@ -7623,59 +6212,12 @@
             <w:r>
               <w:rPr>
                 <w:rFonts w:ascii="Times New Roman" w:cs="Times New Roman" w:eastAsia="Times New Roman" w:hAnsi="Times New Roman"/>
-                <w:color w:val="c00000"/>
-                <w:sz w:val="26"/>
-                <w:szCs w:val="26"/>
-                <w:rtl w:val="0"/>
-              </w:rPr>
-              <w:t xml:space="preserve">Từ 01–15/12, chạy</w:t>
-            </w:r>
-            <w:r>
-              <w:rPr>
-                <w:rFonts w:ascii="Gungsuh" w:cs="Gungsuh" w:eastAsia="Gungsuh" w:hAnsi="Gungsuh"/>
-                <w:sz w:val="26"/>
-                <w:szCs w:val="26"/>
-                <w:rtl w:val="0"/>
-              </w:rPr>
-              <w:t xml:space="preserve"> B0, B1, P, P−A và P−B trên cùng</w:t>
-            </w:r>
-            <w:r>
-              <w:rPr>
-                <w:rFonts w:ascii="Times New Roman" w:cs="Times New Roman" w:eastAsia="Times New Roman" w:hAnsi="Times New Roman"/>
-                <w:color w:val="c00000"/>
-                <w:sz w:val="26"/>
-                <w:szCs w:val="26"/>
-                <w:rtl w:val="0"/>
-              </w:rPr>
-              <w:t xml:space="preserve"> tập kiểm tra cuối; chạy thêm các thiết lập dùng bằng chứng và hồ sơ chuẩn</w:t>
-            </w:r>
-            <w:r>
-              <w:rPr>
-                <w:rFonts w:ascii="Times New Roman" w:cs="Times New Roman" w:eastAsia="Times New Roman" w:hAnsi="Times New Roman"/>
-                <w:sz w:val="26"/>
-                <w:szCs w:val="26"/>
-                <w:rtl w:val="0"/>
-              </w:rPr>
-              <w:t xml:space="preserve"> để</w:t>
-            </w:r>
-            <w:r>
-              <w:rPr>
-                <w:rFonts w:ascii="Times New Roman" w:cs="Times New Roman" w:eastAsia="Times New Roman" w:hAnsi="Times New Roman"/>
-                <w:color w:val="c00000"/>
-                <w:sz w:val="26"/>
-                <w:szCs w:val="26"/>
-                <w:rtl w:val="0"/>
-              </w:rPr>
-              <w:t xml:space="preserve"> phân biệt lỗi truy hồi, trích xuất và quyết định</w:t>
-            </w:r>
-            <w:r>
-              <w:rPr>
-                <w:rFonts w:ascii="Times New Roman" w:cs="Times New Roman" w:eastAsia="Times New Roman" w:hAnsi="Times New Roman"/>
-                <w:sz w:val="26"/>
-                <w:szCs w:val="26"/>
-                <w:rtl w:val="0"/>
-              </w:rPr>
-              <w:t xml:space="preserve">.</w:t>
+                <w:sz w:val="26"/>
+                <w:szCs w:val="26"/>
+                <w:rtl w:val="0"/>
+                <w:color w:val="C00000"/>
+              </w:rPr>
+              <w:t xml:space="preserve">Chạy B0/B1/P ở E3 trên test đã khóa, lưu dự đoán gốc và lỗi. Chỉ chạy P−A/P−B, E1/E2 nếu đã chọn ở Gate 4 và đủ ngân sách; không để chúng làm chậm đánh giá chính.</w:t>
             </w:r>
           </w:p>
         </w:tc>
@@ -7720,46 +6262,9 @@
                 <w:sz w:val="26"/>
                 <w:szCs w:val="26"/>
                 <w:rtl w:val="0"/>
-              </w:rPr>
-              <w:t xml:space="preserve">Tính FAR, Precision, Recall, F1</w:t>
-            </w:r>
-            <w:r>
-              <w:rPr>
-                <w:rFonts w:ascii="Times New Roman" w:cs="Times New Roman" w:eastAsia="Times New Roman" w:hAnsi="Times New Roman"/>
-                <w:color w:val="c00000"/>
-                <w:sz w:val="26"/>
-                <w:szCs w:val="26"/>
-                <w:rtl w:val="0"/>
-              </w:rPr>
-              <w:t xml:space="preserve"> từng nhãn</w:t>
-            </w:r>
-            <w:r>
-              <w:rPr>
-                <w:rFonts w:ascii="Times New Roman" w:cs="Times New Roman" w:eastAsia="Times New Roman" w:hAnsi="Times New Roman"/>
-                <w:sz w:val="26"/>
-                <w:szCs w:val="26"/>
-                <w:rtl w:val="0"/>
-              </w:rPr>
-              <w:t xml:space="preserve"> và Macro-F1</w:t>
-            </w:r>
-            <w:r>
-              <w:rPr>
-                <w:rFonts w:ascii="Times New Roman" w:cs="Times New Roman" w:eastAsia="Times New Roman" w:hAnsi="Times New Roman"/>
-                <w:color w:val="c00000"/>
-                <w:sz w:val="26"/>
-                <w:szCs w:val="26"/>
-                <w:rtl w:val="0"/>
-              </w:rPr>
-              <w:t xml:space="preserve">; lập ma trận nhầm lẫn và khoảng tin cậy 95% cho chênh lệch FAR, Recall Supported giữa P và B1</w:t>
-            </w:r>
-            <w:r>
-              <w:rPr>
-                <w:rFonts w:ascii="Times New Roman" w:cs="Times New Roman" w:eastAsia="Times New Roman" w:hAnsi="Times New Roman"/>
-                <w:sz w:val="26"/>
-                <w:szCs w:val="26"/>
-                <w:rtl w:val="0"/>
-              </w:rPr>
-              <w:t xml:space="preserve">.</w:t>
+                <w:color w:val="C00000"/>
+              </w:rPr>
+              <w:t xml:space="preserve">Tính FAR, Recall Supported, Precision/Recall/F1 từng nhãn, Macro-F1, ma trận nhầm lẫn và khoảng tin cậy ghép cặp theo họ. Ghi mẫu số, số lỗi kỹ thuật và kết quả trên cùng tập mẫu hợp lệ; chỉ số thiếu mẫu số là không xác định.</w:t>
             </w:r>
           </w:p>
         </w:tc>
@@ -7801,99 +6306,12 @@
             <w:r>
               <w:rPr>
                 <w:rFonts w:ascii="Times New Roman" w:cs="Times New Roman" w:eastAsia="Times New Roman" w:hAnsi="Times New Roman"/>
-                <w:color w:val="c00000"/>
-                <w:sz w:val="26"/>
-                <w:szCs w:val="26"/>
-                <w:rtl w:val="0"/>
-              </w:rPr>
-              <w:t xml:space="preserve">Đánh giá</w:t>
-            </w:r>
-            <w:r>
-              <w:rPr>
-                <w:rFonts w:ascii="Times New Roman" w:cs="Times New Roman" w:eastAsia="Times New Roman" w:hAnsi="Times New Roman"/>
-                <w:sz w:val="26"/>
-                <w:szCs w:val="26"/>
-                <w:rtl w:val="0"/>
-              </w:rPr>
-              <w:t xml:space="preserve"> khả năng tìm</w:t>
-            </w:r>
-            <w:r>
-              <w:rPr>
-                <w:rFonts w:ascii="Times New Roman" w:cs="Times New Roman" w:eastAsia="Times New Roman" w:hAnsi="Times New Roman"/>
-                <w:color w:val="c00000"/>
-                <w:sz w:val="26"/>
-                <w:szCs w:val="26"/>
-                <w:rtl w:val="0"/>
-              </w:rPr>
-              <w:t xml:space="preserve"> đủ</w:t>
-            </w:r>
-            <w:r>
-              <w:rPr>
-                <w:rFonts w:ascii="Times New Roman" w:cs="Times New Roman" w:eastAsia="Times New Roman" w:hAnsi="Times New Roman"/>
-                <w:sz w:val="26"/>
-                <w:szCs w:val="26"/>
-                <w:rtl w:val="0"/>
-              </w:rPr>
-              <w:t xml:space="preserve"> bằng chứng của BM25 bằng</w:t>
-            </w:r>
-            <w:r>
-              <w:rPr>
-                <w:rFonts w:ascii="Times New Roman" w:cs="Times New Roman" w:eastAsia="Times New Roman" w:hAnsi="Times New Roman"/>
-                <w:color w:val="c00000"/>
-                <w:sz w:val="26"/>
-                <w:szCs w:val="26"/>
-                <w:rtl w:val="0"/>
-              </w:rPr>
-              <w:t xml:space="preserve"> evidence-set recall</w:t>
-            </w:r>
-            <w:r>
-              <w:rPr>
-                <w:rFonts w:ascii="Times New Roman" w:cs="Times New Roman" w:eastAsia="Times New Roman" w:hAnsi="Times New Roman"/>
-                <w:sz w:val="26"/>
-                <w:szCs w:val="26"/>
-                <w:rtl w:val="0"/>
-              </w:rPr>
-              <w:t xml:space="preserve">@k</w:t>
-            </w:r>
-            <w:r>
-              <w:rPr>
-                <w:rFonts w:ascii="Times New Roman" w:cs="Times New Roman" w:eastAsia="Times New Roman" w:hAnsi="Times New Roman"/>
-                <w:color w:val="c00000"/>
-                <w:sz w:val="26"/>
-                <w:szCs w:val="26"/>
-                <w:rtl w:val="0"/>
-              </w:rPr>
-              <w:t xml:space="preserve"> trên tập kiểm tra cuối với</w:t>
-            </w:r>
-            <w:r>
-              <w:rPr>
-                <w:rFonts w:ascii="Times New Roman" w:cs="Times New Roman" w:eastAsia="Times New Roman" w:hAnsi="Times New Roman"/>
-                <w:i w:val="1"/>
-                <w:iCs w:val="1"/>
-                <w:sz w:val="26"/>
-                <w:szCs w:val="26"/>
-                <w:rtl w:val="0"/>
-              </w:rPr>
-              <w:t xml:space="preserve"> k</w:t>
-            </w:r>
-            <w:r>
-              <w:rPr>
-                <w:rFonts w:ascii="Times New Roman" w:cs="Times New Roman" w:eastAsia="Times New Roman" w:hAnsi="Times New Roman"/>
-                <w:color w:val="c00000"/>
-                <w:sz w:val="26"/>
-                <w:szCs w:val="26"/>
-                <w:rtl w:val="0"/>
-              </w:rPr>
-              <w:t xml:space="preserve"> đã chốt; không chọn lại k từ kết quả test</w:t>
-            </w:r>
-            <w:r>
-              <w:rPr>
-                <w:rFonts w:ascii="Times New Roman" w:cs="Times New Roman" w:eastAsia="Times New Roman" w:hAnsi="Times New Roman"/>
-                <w:sz w:val="26"/>
-                <w:szCs w:val="26"/>
-                <w:rtl w:val="0"/>
-              </w:rPr>
-              <w:t xml:space="preserve">.</w:t>
+                <w:sz w:val="26"/>
+                <w:szCs w:val="26"/>
+                <w:rtl w:val="0"/>
+                <w:color w:val="C00000"/>
+              </w:rPr>
+              <w:t xml:space="preserve">Đo evidence-set recall@k với k đã khóa trên mẫu có bộ bằng chứng đủ kết luận; không coi NEI thiếu bằng chứng là truy hồi thành công. Phân biệt nhãn NEI do BM25 bỏ sót với NEI đúng theo toàn bộ nguồn đã lưu.</w:t>
             </w:r>
           </w:p>
         </w:tc>
@@ -7938,27 +6356,9 @@
                 <w:sz w:val="26"/>
                 <w:szCs w:val="26"/>
                 <w:rtl w:val="0"/>
-              </w:rPr>
-              <w:t xml:space="preserve">Phân tích các lỗi sai sản phẩm, sai phiên bản, sai điều kiện, thiếu bằng chứng và xung đột nguồn</w:t>
-            </w:r>
-            <w:r>
-              <w:rPr>
-                <w:rFonts w:ascii="Times New Roman" w:cs="Times New Roman" w:eastAsia="Times New Roman" w:hAnsi="Times New Roman"/>
-                <w:color w:val="c00000"/>
-                <w:sz w:val="26"/>
-                <w:szCs w:val="26"/>
-                <w:rtl w:val="0"/>
-              </w:rPr>
-              <w:t xml:space="preserve">; báo cáo riêng quảng cáo sinh thông thường và biến thể có kiểm soát</w:t>
-            </w:r>
-            <w:r>
-              <w:rPr>
-                <w:rFonts w:ascii="Times New Roman" w:cs="Times New Roman" w:eastAsia="Times New Roman" w:hAnsi="Times New Roman"/>
-                <w:sz w:val="26"/>
-                <w:szCs w:val="26"/>
-                <w:rtl w:val="0"/>
-              </w:rPr>
-              <w:t xml:space="preserve">.</w:t>
+                <w:color w:val="C00000"/>
+              </w:rPr>
+              <w:t xml:space="preserve">Phân tích mẫu đã chọn về sai sản phẩm, phiên bản, bộ phận, loại giá trị, điều kiện, nguồn thiếu hoặc xung đột; lần theo lỗi truy hồi, trích xuất và quyết định. Báo riêng dữ liệu sinh thông thường và biến thể có kiểm soát.</w:t>
             </w:r>
           </w:p>
         </w:tc>
@@ -8003,84 +6403,9 @@
                 <w:sz w:val="26"/>
                 <w:szCs w:val="26"/>
                 <w:rtl w:val="0"/>
-              </w:rPr>
-              <w:t xml:space="preserve">Kiểm tra P có giảm chấp nhận nhầm so với</w:t>
-            </w:r>
-            <w:r>
-              <w:rPr>
-                <w:rFonts w:ascii="Times New Roman" w:cs="Times New Roman" w:eastAsia="Times New Roman" w:hAnsi="Times New Roman"/>
-                <w:color w:val="c00000"/>
-                <w:sz w:val="26"/>
-                <w:szCs w:val="26"/>
-                <w:rtl w:val="0"/>
-              </w:rPr>
-              <w:t xml:space="preserve"> B1 theo tiêu chí FAR và Recall Supported đã chốt; dùng</w:t>
-            </w:r>
-            <w:r>
-              <w:rPr>
-                <w:rFonts w:ascii="Times New Roman" w:cs="Times New Roman" w:eastAsia="Times New Roman" w:hAnsi="Times New Roman"/>
-                <w:sz w:val="26"/>
-                <w:szCs w:val="26"/>
-                <w:rtl w:val="0"/>
-              </w:rPr>
-              <w:t xml:space="preserve"> B0 và</w:t>
-            </w:r>
-            <w:r>
-              <w:rPr>
-                <w:rFonts w:ascii="Times New Roman" w:cs="Times New Roman" w:eastAsia="Times New Roman" w:hAnsi="Times New Roman"/>
-                <w:color w:val="c00000"/>
-                <w:sz w:val="26"/>
-                <w:szCs w:val="26"/>
-                <w:rtl w:val="0"/>
-              </w:rPr>
-              <w:t xml:space="preserve"> các bản</w:t>
-            </w:r>
-            <w:r>
-              <w:rPr>
-                <w:rFonts w:ascii="Times New Roman" w:cs="Times New Roman" w:eastAsia="Times New Roman" w:hAnsi="Times New Roman"/>
-                <w:sz w:val="26"/>
-                <w:szCs w:val="26"/>
-                <w:rtl w:val="0"/>
-              </w:rPr>
-              <w:t xml:space="preserve"> bỏ</w:t>
-            </w:r>
-            <w:r>
-              <w:rPr>
-                <w:rFonts w:ascii="Times New Roman" w:cs="Times New Roman" w:eastAsia="Times New Roman" w:hAnsi="Times New Roman"/>
-                <w:color w:val="c00000"/>
-                <w:sz w:val="26"/>
-                <w:szCs w:val="26"/>
-                <w:rtl w:val="0"/>
-              </w:rPr>
-              <w:t xml:space="preserve"> thành phần để giải thích kết quả. Nếu khoảng tin cậy còn rộng hoặc Recall giảm</w:t>
-            </w:r>
-            <w:r>
-              <w:rPr>
-                <w:rFonts w:ascii="Times New Roman" w:cs="Times New Roman" w:eastAsia="Times New Roman" w:hAnsi="Times New Roman"/>
-                <w:sz w:val="26"/>
-                <w:szCs w:val="26"/>
-                <w:rtl w:val="0"/>
-              </w:rPr>
-              <w:t xml:space="preserve"> quá</w:t>
-            </w:r>
-            <w:r>
-              <w:rPr>
-                <w:rFonts w:ascii="Times New Roman" w:cs="Times New Roman" w:eastAsia="Times New Roman" w:hAnsi="Times New Roman"/>
-                <w:color w:val="c00000"/>
-                <w:sz w:val="26"/>
-                <w:szCs w:val="26"/>
-                <w:rtl w:val="0"/>
-              </w:rPr>
-              <w:t xml:space="preserve"> ngưỡng, ghi rõ chưa đủ bằng chứng cho giả thuyết</w:t>
-            </w:r>
-            <w:r>
-              <w:rPr>
-                <w:rFonts w:ascii="Times New Roman" w:cs="Times New Roman" w:eastAsia="Times New Roman" w:hAnsi="Times New Roman"/>
-                <w:sz w:val="26"/>
-                <w:szCs w:val="26"/>
-                <w:rtl w:val="0"/>
-              </w:rPr>
-              <w:t xml:space="preserve">.</w:t>
+                <w:color w:val="C00000"/>
+              </w:rPr>
+              <w:t xml:space="preserve">Đầu ra Gate 5: bảng B0/B1/P, dự đoán/log, truy hồi, lỗi và kết quả từng họ. RQ3 tối thiểu chỉ báo xu hướng/đánh đổi trên test, kèm độ bất định và phân tích bỏ từng họ; không đổi thành tuyên bố ưu thế thống kê khi thấy kết quả thuận lợi.</w:t>
             </w:r>
           </w:p>
         </w:tc>
@@ -8122,97 +6447,12 @@
             <w:r>
               <w:rPr>
                 <w:rFonts w:ascii="Times New Roman" w:cs="Times New Roman" w:eastAsia="Times New Roman" w:hAnsi="Times New Roman"/>
-                <w:color w:val="c00000"/>
-                <w:sz w:val="26"/>
-                <w:szCs w:val="26"/>
-                <w:rtl w:val="0"/>
-              </w:rPr>
-              <w:t xml:space="preserve">Kiểm tra chức năng đã tích</w:t>
-            </w:r>
-            <w:r>
-              <w:rPr>
-                <w:rFonts w:ascii="Times New Roman" w:cs="Times New Roman" w:eastAsia="Times New Roman" w:hAnsi="Times New Roman"/>
-                <w:sz w:val="26"/>
-                <w:szCs w:val="26"/>
-                <w:rtl w:val="0"/>
-              </w:rPr>
-              <w:t xml:space="preserve"> hợp</w:t>
-            </w:r>
-            <w:r>
-              <w:rPr>
-                <w:rFonts w:ascii="Times New Roman" w:cs="Times New Roman" w:eastAsia="Times New Roman" w:hAnsi="Times New Roman"/>
-                <w:color w:val="c00000"/>
-                <w:sz w:val="26"/>
-                <w:szCs w:val="26"/>
-                <w:rtl w:val="0"/>
-              </w:rPr>
-              <w:t xml:space="preserve"> trên</w:t>
-            </w:r>
-            <w:r>
-              <w:rPr>
-                <w:rFonts w:ascii="Times New Roman" w:cs="Times New Roman" w:eastAsia="Times New Roman" w:hAnsi="Times New Roman"/>
-                <w:sz w:val="26"/>
-                <w:szCs w:val="26"/>
-                <w:rtl w:val="0"/>
-              </w:rPr>
-              <w:t xml:space="preserve"> website</w:t>
-            </w:r>
-            <w:r>
-              <w:rPr>
-                <w:rFonts w:ascii="Times New Roman" w:cs="Times New Roman" w:eastAsia="Times New Roman" w:hAnsi="Times New Roman"/>
-                <w:color w:val="c00000"/>
-                <w:sz w:val="26"/>
-                <w:szCs w:val="26"/>
-                <w:rtl w:val="0"/>
-              </w:rPr>
-              <w:t xml:space="preserve">:</w:t>
-            </w:r>
-            <w:r>
-              <w:rPr>
-                <w:rFonts w:ascii="Times New Roman" w:cs="Times New Roman" w:eastAsia="Times New Roman" w:hAnsi="Times New Roman"/>
-                <w:sz w:val="26"/>
-                <w:szCs w:val="26"/>
-                <w:rtl w:val="0"/>
-              </w:rPr>
-              <w:t xml:space="preserve"> người dùng nhập quảng cáo</w:t>
-            </w:r>
-            <w:r>
-              <w:rPr>
-                <w:rFonts w:ascii="Times New Roman" w:cs="Times New Roman" w:eastAsia="Times New Roman" w:hAnsi="Times New Roman"/>
-                <w:color w:val="c00000"/>
-                <w:sz w:val="26"/>
-                <w:szCs w:val="26"/>
-                <w:rtl w:val="0"/>
-              </w:rPr>
-              <w:t xml:space="preserve">, chọn sản phẩm</w:t>
-            </w:r>
-            <w:r>
-              <w:rPr>
-                <w:rFonts w:ascii="Times New Roman" w:cs="Times New Roman" w:eastAsia="Times New Roman" w:hAnsi="Times New Roman"/>
-                <w:sz w:val="26"/>
-                <w:szCs w:val="26"/>
-                <w:rtl w:val="0"/>
-              </w:rPr>
-              <w:t xml:space="preserve"> và xem nhãn, bằng chứng, lý do</w:t>
-            </w:r>
-            <w:r>
-              <w:rPr>
-                <w:rFonts w:ascii="Times New Roman" w:cs="Times New Roman" w:eastAsia="Times New Roman" w:hAnsi="Times New Roman"/>
-                <w:color w:val="c00000"/>
-                <w:sz w:val="26"/>
-                <w:szCs w:val="26"/>
-                <w:rtl w:val="0"/>
-              </w:rPr>
-              <w:t xml:space="preserve"> của từng phát biểu; rà soát lỗi tách và lỗi xử lý kỹ thuật</w:t>
-            </w:r>
-            <w:r>
-              <w:rPr>
-                <w:rFonts w:ascii="Times New Roman" w:cs="Times New Roman" w:eastAsia="Times New Roman" w:hAnsi="Times New Roman"/>
-                <w:sz w:val="26"/>
-                <w:szCs w:val="26"/>
-                <w:rtl w:val="0"/>
-              </w:rPr>
-              <w:t xml:space="preserve">.</w:t>
+                <w:sz w:val="26"/>
+                <w:szCs w:val="26"/>
+                <w:rtl w:val="0"/>
+                <w:color w:val="C00000"/>
+              </w:rPr>
+              <w:t xml:space="preserve">Nếu có website hoặc tách tự động, kiểm tra riêng khả năng nhập quảng cáo, chọn sản phẩm, hiển thị nhãn, nguồn, lý do và lỗi kỹ thuật. Đây là minh họa bổ sung, không thay thực nghiệm trên tập test.</w:t>
             </w:r>
           </w:p>
         </w:tc>
@@ -8254,40 +6494,38 @@
             <w:r>
               <w:rPr>
                 <w:rFonts w:ascii="Times New Roman" w:cs="Times New Roman" w:eastAsia="Times New Roman" w:hAnsi="Times New Roman"/>
-                <w:color w:val="c00000"/>
-                <w:sz w:val="26"/>
-                <w:szCs w:val="26"/>
-                <w:rtl w:val="0"/>
-              </w:rPr>
-              <w:t xml:space="preserve">Từ 16–31/12, hoàn</w:t>
-            </w:r>
-            <w:r>
-              <w:rPr>
-                <w:rFonts w:ascii="Times New Roman" w:cs="Times New Roman" w:eastAsia="Times New Roman" w:hAnsi="Times New Roman"/>
-                <w:sz w:val="26"/>
-                <w:szCs w:val="26"/>
-                <w:rtl w:val="0"/>
-              </w:rPr>
-              <w:t xml:space="preserve"> thiện luận văn, biểu đồ, bảng kết quả, hướng dẫn cài đặt và hướng dẫn chạy lại</w:t>
-            </w:r>
-            <w:r>
-              <w:rPr>
-                <w:rFonts w:ascii="Times New Roman" w:cs="Times New Roman" w:eastAsia="Times New Roman" w:hAnsi="Times New Roman"/>
-                <w:color w:val="c00000"/>
-                <w:sz w:val="26"/>
-                <w:szCs w:val="26"/>
-                <w:rtl w:val="0"/>
-              </w:rPr>
-              <w:t xml:space="preserve">; dành thời gian sửa trình bày và chuẩn bị bảo vệ</w:t>
-            </w:r>
-            <w:r>
-              <w:rPr>
-                <w:rFonts w:ascii="Times New Roman" w:cs="Times New Roman" w:eastAsia="Times New Roman" w:hAnsi="Times New Roman"/>
-                <w:sz w:val="26"/>
-                <w:szCs w:val="26"/>
-                <w:rtl w:val="0"/>
-              </w:rPr>
-              <w:t xml:space="preserve">.</w:t>
+                <w:sz w:val="26"/>
+                <w:szCs w:val="26"/>
+                <w:rtl w:val="0"/>
+                <w:color w:val="C00000"/>
+              </w:rPr>
+              <w:t xml:space="preserve">Gate 6 (16–31/12): hoàn thiện luận văn và bàn giao</w:t>
+            </w:r>
+          </w:p>
+          <w:p>
+            <w:pPr>
+              <w:numPr>
+                <w:ilvl w:val="0"/>
+                <w:numId w:val="1"/>
+              </w:numPr>
+              <w:spacing w:after="80" w:line="278.00000000000006" w:lineRule="auto"/>
+              <w:ind w:left="794" w:right="102" w:hanging="197.99999999999997"/>
+              <w:jc w:val="both"/>
+              <w:rPr>
+                <w:rFonts w:ascii="Times New Roman" w:cs="Times New Roman" w:eastAsia="Times New Roman" w:hAnsi="Times New Roman"/>
+                <w:sz w:val="26"/>
+                <w:szCs w:val="26"/>
+              </w:rPr>
+            </w:pPr>
+            <w:r>
+              <w:rPr>
+                <w:rFonts w:ascii="Times New Roman" w:cs="Times New Roman" w:eastAsia="Times New Roman" w:hAnsi="Times New Roman"/>
+                <w:sz w:val="26"/>
+                <w:szCs w:val="26"/>
+                <w:rtl w:val="0"/>
+                <w:color w:val="C00000"/>
+              </w:rPr>
+              <w:t xml:space="preserve">Hoàn thiện phân tích, bảng biểu, giới hạn nghiên cứu; đóng gói mã, dữ liệu được phép chia sẻ, README và cấu hình chạy lại. Đầu ra: luận văn, gói tái lập, slide và bản trình diễn phục vụ bảo vệ.</w:t>
             </w:r>
           </w:p>
         </w:tc>
@@ -8332,23 +6570,9 @@
                 <w:sz w:val="26"/>
                 <w:szCs w:val="26"/>
                 <w:rtl w:val="0"/>
-              </w:rPr>
-              <w:t xml:space="preserve">Kiểm tra toàn bộ mã nguồn, dữ liệu trước ngày 31/12/2026.</w:t>
-            </w:r>
-            <w:r>
-              <w:rPr>
-                <w:rFonts w:ascii="Times New Roman" w:cs="Times New Roman" w:eastAsia="Times New Roman" w:hAnsi="Times New Roman"/>
-                <w:color w:val="c00000"/>
-                <w:sz w:val="26"/>
-                <w:szCs w:val="26"/>
-                <w:rtl w:val="0"/>
-              </w:rPr>
-              <w:t xml:space="preserve"> Sau 15/12 không thêm phương pháp mới hoặc điều chỉnh theo nhãn test; nếu phải sửa lỗi phần mềm, lưu phiên bản và chạy lại đồng bộ các bản bị ảnh hưởng.</w:t>
-            </w:r>
-            <w:r>
-              <w:rPr>
-                <w:rtl w:val="0"/>
-              </w:rPr>
+                <w:color w:val="C00000"/>
+              </w:rPr>
+              <w:t xml:space="preserve">Sau 15/12 không thêm phương pháp mới hoặc chỉnh luật theo nhãn test. Nếu phải sửa lỗi phần mềm, ghi phiên bản, lý do và chạy lại đồng bộ các bản bị ảnh hưởng; hoàn tất kiểm tra bàn giao trước 31/12/2026.</w:t>
             </w:r>
           </w:p>
         </w:tc>
@@ -8391,17 +6615,12 @@
                 <w:rFonts w:ascii="Times New Roman" w:cs="Times New Roman" w:eastAsia="Times New Roman" w:hAnsi="Times New Roman"/>
                 <w:b w:val="1"/>
                 <w:bCs w:val="1"/>
-                <w:color w:val="c00000"/>
-                <w:sz w:val="26"/>
-                <w:szCs w:val="26"/>
-                <w:rtl w:val="0"/>
-              </w:rPr>
-              <w:t xml:space="preserve">Rủi ro và phương án dự phòng</w:t>
-            </w:r>
-            <w:r>
-              <w:rPr>
-                <w:rtl w:val="0"/>
-              </w:rPr>
+                <w:sz w:val="26"/>
+                <w:szCs w:val="26"/>
+                <w:rtl w:val="0"/>
+                <w:color w:val="C00000"/>
+              </w:rPr>
+              <w:t xml:space="preserve">Rủi ro và ngưỡng hành động (mốc quản lý dự kiến, chưa phải kết quả)</w:t>
             </w:r>
           </w:p>
           <w:p>
@@ -8423,17 +6642,12 @@
             <w:r>
               <w:rPr>
                 <w:rFonts w:ascii="Times New Roman" w:cs="Times New Roman" w:eastAsia="Times New Roman" w:hAnsi="Times New Roman"/>
-                <w:color w:val="c00000"/>
-                <w:sz w:val="26"/>
-                <w:szCs w:val="26"/>
-                <w:rtl w:val="0"/>
-              </w:rPr>
-              <w:t xml:space="preserve">Nếu mô hình chưa chạy ổn hoặc trích xuất tiếng Việt chưa đạt trên pilot, ưu tiên sửa hồ sơ và chọn mô hình trong tài nguyên hiện có trước khi mở rộng dữ liệu; không mặc định có dịch vụ gọi mô hình miễn phí. Nếu không đủ nguồn hoặc tốc độ gán nhãn thấp, điều chỉnh quy mô trước khi khóa test và báo giới hạn; không bù số lượng bằng nhiều bản diễn đạt gần giống nhau.</w:t>
-            </w:r>
-            <w:r>
-              <w:rPr>
-                <w:rtl w:val="0"/>
-              </w:rPr>
+                <w:sz w:val="26"/>
+                <w:szCs w:val="26"/>
+                <w:rtl w:val="0"/>
+                <w:color w:val="C00000"/>
+              </w:rPr>
+              <w:t xml:space="preserve">Đến 15/10 chưa có pilot 45 phát biểu / 6 họ hợp lệ: chọn phạm vi tối thiểu. Tại Gate 2, nếu hơn 5% lượt gọi trong lô 20 mẫu lỗi API/JSON sau tối đa một lần thử lại, hoặc chi phí dự phóng vượt ngân sách đã ghi: sửa schema/prompt hay đổi mô hình trong tối đa hai ứng viên, lưu lỗi; chưa mở rộng dữ liệu. Nếu không có môi trường khả thi, báo giảng viên để điều chỉnh kế hoạch.</w:t>
             </w:r>
           </w:p>
         </w:tc>
@@ -8476,17 +6690,12 @@
             <w:r>
               <w:rPr>
                 <w:rFonts w:ascii="Times New Roman" w:cs="Times New Roman" w:eastAsia="Times New Roman" w:hAnsi="Times New Roman"/>
-                <w:color w:val="c00000"/>
-                <w:sz w:val="26"/>
-                <w:szCs w:val="26"/>
-                <w:rtl w:val="0"/>
-              </w:rPr>
-              <w:t xml:space="preserve">Một người gán nhãn và số họ sản phẩm nhỏ làm kết luận còn hạn chế; gán lại chỉ kiểm tra sự nhất quán của chính người gán. Nếu thiếu ca xung đột thật, các ca giả lập chỉ dùng kiểm thử và báo riêng; không kết luận đã cải thiện xử lý xung đột trên quảng cáo thực tế.</w:t>
-            </w:r>
-            <w:r>
-              <w:rPr>
-                <w:rtl w:val="0"/>
-              </w:rPr>
+                <w:sz w:val="26"/>
+                <w:szCs w:val="26"/>
+                <w:rtl w:val="0"/>
+                <w:color w:val="C00000"/>
+              </w:rPr>
+              <w:t xml:space="preserve">Nếu tự đồng thuận trên 20% mẫu gán lại dưới 80%: rà hướng dẫn và gán lại nhóm bị ảnh hưởng trước khi khóa dữ liệu; đây là ngưỡng vận hành dự kiến, không phải chuẩn chất lượng chung. Ít họ test làm khoảng tin cậy kém ổn định; công bố giới hạn. Thiếu xung đột thật thì ca giả lập chỉ dùng kiểm thử, không suy rộng hiệu quả thực tế.</w:t>
             </w:r>
           </w:p>
         </w:tc>
@@ -8529,17 +6738,12 @@
             <w:r>
               <w:rPr>
                 <w:rFonts w:ascii="Times New Roman" w:cs="Times New Roman" w:eastAsia="Times New Roman" w:hAnsi="Times New Roman"/>
-                <w:color w:val="c00000"/>
-                <w:sz w:val="26"/>
-                <w:szCs w:val="26"/>
-                <w:rtl w:val="0"/>
-              </w:rPr>
-              <w:t xml:space="preserve">Nếu FAR không giảm rõ hoặc Recall Supported giảm quá ngưỡng, báo cáo sự đánh đổi và nguyên nhân; không sửa luật sau khi nhìn nhãn test để đạt kết quả mong muốn. Khi thiếu thời gian, giữ BM25, ba bản chính và hai bản bỏ thành phần; giới hạn website ở chức năng nhập, chọn sản phẩm và xem kết quả.</w:t>
-            </w:r>
-            <w:r>
-              <w:rPr>
-                <w:rtl w:val="0"/>
-              </w:rPr>
+                <w:sz w:val="26"/>
+                <w:szCs w:val="26"/>
+                <w:rtl w:val="0"/>
+                <w:color w:val="C00000"/>
+              </w:rPr>
+              <w:t xml:space="preserve">Nếu đến 20/11 dữ liệu/ba bản chính chưa đạt hoặc đến 30/11 smoke test còn lỗi cản trở: bỏ P−A/P−B, E1/E2 và website; giữ provenance, dữ liệu có nhãn, BM25, JSON, B0/B1/P và đánh giá chính. Nếu vẫn không đạt mức tối thiểu, báo phần thiếu và điều chỉnh với giảng viên; không tạo mẫu gần trùng hoặc bịa kết quả để đủ số. FAR/Recall không đạt giả thuyết vẫn là kết quả cần phân tích.</w:t>
             </w:r>
           </w:p>
         </w:tc>
@@ -9112,6 +7316,136 @@
                 <w:rtl w:val="0"/>
               </w:rPr>
               <w:t xml:space="preserve"> </w:t>
+            </w:r>
+          </w:p>
+          <w:p>
+            <w:pPr>
+              <w:keepLines w:val="1"/>
+              <w:spacing w:after="140" w:before="60" w:line="278.00000000000006" w:lineRule="auto"/>
+              <w:ind w:right="102"/>
+              <w:rPr>
+                <w:rFonts w:ascii="Times New Roman" w:cs="Times New Roman" w:eastAsia="Times New Roman" w:hAnsi="Times New Roman"/>
+                <w:b w:val="1"/>
+                <w:bCs w:val="1"/>
+                <w:sz w:val="26"/>
+                <w:szCs w:val="26"/>
+              </w:rPr>
+            </w:pPr>
+            <w:r>
+              <w:rPr>
+                <w:rFonts w:ascii="Times New Roman" w:cs="Times New Roman" w:eastAsia="Times New Roman" w:hAnsi="Times New Roman"/>
+                <w:sz w:val="26"/>
+                <w:szCs w:val="26"/>
+                <w:rtl w:val="0"/>
+                <w:color w:val="C00000"/>
+                <w:b w:val="0"/>
+                <w:bCs w:val="0"/>
+              </w:rPr>
+              <w:t xml:space="preserve">[7] J. Thorne, A. Vlachos, C. Christodoulopoulos, and A. Mittal, “FEVER: a Large-scale Dataset for Fact Extraction and VERification,” NAACL-HLT, 2018, pp. 809–819. https://aclanthology.org/N18-1074/</w:t>
+            </w:r>
+          </w:p>
+          <w:p>
+            <w:pPr>
+              <w:keepLines w:val="1"/>
+              <w:spacing w:after="140" w:before="60" w:line="278.00000000000006" w:lineRule="auto"/>
+              <w:ind w:right="102"/>
+              <w:rPr>
+                <w:rFonts w:ascii="Times New Roman" w:cs="Times New Roman" w:eastAsia="Times New Roman" w:hAnsi="Times New Roman"/>
+                <w:b w:val="1"/>
+                <w:bCs w:val="1"/>
+                <w:sz w:val="26"/>
+                <w:szCs w:val="26"/>
+              </w:rPr>
+            </w:pPr>
+            <w:r>
+              <w:rPr>
+                <w:rFonts w:ascii="Times New Roman" w:cs="Times New Roman" w:eastAsia="Times New Roman" w:hAnsi="Times New Roman"/>
+                <w:sz w:val="26"/>
+                <w:szCs w:val="26"/>
+                <w:rtl w:val="0"/>
+                <w:color w:val="C00000"/>
+                <w:b w:val="0"/>
+                <w:bCs w:val="0"/>
+              </w:rPr>
+              <w:t xml:space="preserve">[8] M. Schlichtkrull, Z. Guo, and A. Vlachos, “AVeriTeC: A Dataset for Real-world Claim Verification with Evidence from the Web,” NeurIPS, Datasets and Benchmarks, 2023. https://arxiv.org/abs/2305.13117</w:t>
+            </w:r>
+          </w:p>
+          <w:p>
+            <w:pPr>
+              <w:keepLines w:val="1"/>
+              <w:spacing w:after="140" w:before="60" w:line="278.00000000000006" w:lineRule="auto"/>
+              <w:ind w:right="102"/>
+              <w:rPr>
+                <w:rFonts w:ascii="Times New Roman" w:cs="Times New Roman" w:eastAsia="Times New Roman" w:hAnsi="Times New Roman"/>
+                <w:b w:val="1"/>
+                <w:bCs w:val="1"/>
+                <w:sz w:val="26"/>
+                <w:szCs w:val="26"/>
+              </w:rPr>
+            </w:pPr>
+            <w:r>
+              <w:rPr>
+                <w:rFonts w:ascii="Times New Roman" w:cs="Times New Roman" w:eastAsia="Times New Roman" w:hAnsi="Times New Roman"/>
+                <w:sz w:val="26"/>
+                <w:szCs w:val="26"/>
+                <w:rtl w:val="0"/>
+                <w:color w:val="C00000"/>
+                <w:b w:val="0"/>
+                <w:bCs w:val="0"/>
+              </w:rPr>
+              <w:t xml:space="preserve">[9] Tran Thai Hoa et al., “ViFactCheck: A New Benchmark Dataset and Methods for Multi-domain News Fact-Checking in Vietnamese,” arXiv:2412.15308, 2024 (accepted at AAAI 2025). https://arxiv.org/abs/2412.15308</w:t>
+            </w:r>
+          </w:p>
+          <w:p>
+            <w:pPr>
+              <w:keepLines w:val="1"/>
+              <w:spacing w:after="140" w:before="60" w:line="278.00000000000006" w:lineRule="auto"/>
+              <w:ind w:right="102"/>
+              <w:rPr>
+                <w:rFonts w:ascii="Times New Roman" w:cs="Times New Roman" w:eastAsia="Times New Roman" w:hAnsi="Times New Roman"/>
+                <w:b w:val="1"/>
+                <w:bCs w:val="1"/>
+                <w:sz w:val="26"/>
+                <w:szCs w:val="26"/>
+              </w:rPr>
+            </w:pPr>
+            <w:r>
+              <w:rPr>
+                <w:rFonts w:ascii="Times New Roman" w:cs="Times New Roman" w:eastAsia="Times New Roman" w:hAnsi="Times New Roman"/>
+                <w:sz w:val="26"/>
+                <w:szCs w:val="26"/>
+                <w:rtl w:val="0"/>
+                <w:color w:val="C00000"/>
+                <w:b w:val="0"/>
+                <w:bCs w:val="0"/>
+              </w:rPr>
+              <w:t xml:space="preserve">[10] Hung Tuan Le et al., “ViWikiFC: Fact-Checking for Vietnamese Wikipedia-Based Textual Knowledge Source,” arXiv:2405.07615, v1: 13/05/2024; v2: 16/03/2026. https://arxiv.org/abs/2405.07615v2</w:t>
+            </w:r>
+          </w:p>
+          <w:p>
+            <w:pPr>
+              <w:keepLines w:val="1"/>
+              <w:spacing w:after="140" w:before="60" w:line="278.00000000000006" w:lineRule="auto"/>
+              <w:ind w:right="102"/>
+              <w:rPr>
+                <w:rFonts w:ascii="Times New Roman" w:cs="Times New Roman" w:eastAsia="Times New Roman" w:hAnsi="Times New Roman"/>
+                <w:b w:val="1"/>
+                <w:bCs w:val="1"/>
+                <w:sz w:val="26"/>
+                <w:szCs w:val="26"/>
+              </w:rPr>
+            </w:pPr>
+            <w:r>
+              <w:rPr>
+                <w:rFonts w:ascii="Times New Roman" w:cs="Times New Roman" w:eastAsia="Times New Roman" w:hAnsi="Times New Roman"/>
+                <w:sz w:val="26"/>
+                <w:szCs w:val="26"/>
+                <w:rtl w:val="0"/>
+                <w:color w:val="C00000"/>
+                <w:b w:val="0"/>
+                <w:bCs w:val="0"/>
+              </w:rPr>
+              <w:t xml:space="preserve">[11] Nhi Ngoc-Phuong Luong et al., “ViNumFCR: A Novel Vietnamese Benchmark for Numerical Reasoning Fact Checking on Social Media News,” INLG, 2025, pp. 134–147. https://aclanthology.org/2025.inlg-main.9/</w:t>
             </w:r>
           </w:p>
         </w:tc>

--- a/Đọc_báo_cùng_HuP_4_.docx
+++ b/Đọc_báo_cùng_HuP_4_.docx
@@ -274,7 +274,7 @@
           <w:rtl w:val="0"/>
           <w:color w:val="C00000"/>
         </w:rPr>
-        <w:t xml:space="preserve">Bản rà soát ngày 08/10/2026: chữ đỏ là phần thêm hoặc sửa; các mốc và quy mô là kế hoạch dự kiến.</w:t>
+        <w:t xml:space="preserve">Bản đề xuất điều chỉnh, chờ GVHD xác nhận (08/10/2026). Chữ đỏ là phần thiết kế lại; chữ đen giữ từ bản đăng ký 15/09/2026. Các điểm cần GVHD xác nhận: (1) lịch Gate mới, Gate 1 kết thúc 31/10 thay vì 15/10; (2) cam kết MVP 120 phát biểu / 12 họ, 180/18 chỉ là mục tiêu nếu năng suất đo được cho phép; (3) luật inherit_headline cho claim không nêu điều kiện thử; (4) xử lý nguồn thị trường Moldova của EX-13–15; (5) mở rộng nguồn sang ít nhất một hãng ngoài Apple; (6) nhà cung cấp API chạy Llama và ngân sách; (7) người gán nhãn thứ hai cho 30 phát biểu; (8) RQ3 chỉ ở mức thăm dò. Chi tiết: docs/QUYET_DINH_CAN_CHOT.md.</w:t>
       </w:r>
     </w:p>
     <w:tbl>
@@ -618,263 +618,12 @@
             <w:r>
               <w:rPr>
                 <w:rFonts w:ascii="Times New Roman" w:cs="Times New Roman" w:eastAsia="Times New Roman" w:hAnsi="Times New Roman"/>
-                <w:b w:val="1"/>
-                <w:bCs w:val="1"/>
-                <w:sz w:val="26"/>
-                <w:szCs w:val="26"/>
-                <w:rtl w:val="0"/>
-              </w:rPr>
-              <w:t xml:space="preserve">Nội dung đề tài:</w:t>
-            </w:r>
-            <w:r>
-              <w:rPr>
-                <w:rFonts w:ascii="Times New Roman" w:cs="Times New Roman" w:eastAsia="Times New Roman" w:hAnsi="Times New Roman"/>
-                <w:sz w:val="26"/>
-                <w:szCs w:val="26"/>
-                <w:rtl w:val="0"/>
-              </w:rPr>
-              <w:t xml:space="preserve"> Nghiên cứu các phương pháp kiểm chứng những</w:t>
-            </w:r>
-            <w:r>
-              <w:rPr>
-                <w:rFonts w:ascii="Times New Roman" w:cs="Times New Roman" w:eastAsia="Times New Roman" w:hAnsi="Times New Roman"/>
-                <w:color w:val="c00000"/>
-                <w:sz w:val="26"/>
-                <w:szCs w:val="26"/>
-                <w:rtl w:val="0"/>
-              </w:rPr>
-              <w:t xml:space="preserve"> phát biểu</w:t>
-            </w:r>
-            <w:r>
-              <w:rPr>
-                <w:rFonts w:ascii="Times New Roman" w:cs="Times New Roman" w:eastAsia="Times New Roman" w:hAnsi="Times New Roman"/>
-                <w:sz w:val="26"/>
-                <w:szCs w:val="26"/>
-                <w:rtl w:val="0"/>
-              </w:rPr>
-              <w:t xml:space="preserve"> trong nội dung quảng cáo về tai nghe không dây do các mô hình ngôn ngữ lớn (LLM) tạo ra, sử dụng tài liệu văn bản về tai nghe không dây làm bằng chứng. Đề tài thực hiện thu thập dữ liệu, tách</w:t>
-            </w:r>
-            <w:r>
-              <w:rPr>
-                <w:rFonts w:ascii="Times New Roman" w:cs="Times New Roman" w:eastAsia="Times New Roman" w:hAnsi="Times New Roman"/>
-                <w:color w:val="c00000"/>
-                <w:sz w:val="26"/>
-                <w:szCs w:val="26"/>
-                <w:rtl w:val="0"/>
-              </w:rPr>
-              <w:t xml:space="preserve"> phát biểu</w:t>
-            </w:r>
-            <w:r>
-              <w:rPr>
-                <w:rFonts w:ascii="Times New Roman" w:cs="Times New Roman" w:eastAsia="Times New Roman" w:hAnsi="Times New Roman"/>
-                <w:sz w:val="26"/>
-                <w:szCs w:val="26"/>
-                <w:rtl w:val="0"/>
-              </w:rPr>
-              <w:t xml:space="preserve"> quảng cáo, truy hồi bằng chứng, trích xuất thông số và điều kiện áp dụng, sau đó gán nhãn Supported</w:t>
-            </w:r>
-            <w:r>
-              <w:rPr>
-                <w:rFonts w:ascii="Times New Roman" w:cs="Times New Roman" w:eastAsia="Times New Roman" w:hAnsi="Times New Roman"/>
-                <w:i w:val="1"/>
-                <w:iCs w:val="1"/>
-                <w:sz w:val="26"/>
-                <w:szCs w:val="26"/>
-                <w:rtl w:val="0"/>
-              </w:rPr>
-              <w:t xml:space="preserve"> (</w:t>
-            </w:r>
-            <w:r>
-              <w:rPr>
-                <w:rFonts w:ascii="Times New Roman" w:cs="Times New Roman" w:eastAsia="Times New Roman" w:hAnsi="Times New Roman"/>
-                <w:color w:val="c00000"/>
-                <w:sz w:val="26"/>
-                <w:szCs w:val="26"/>
-                <w:rtl w:val="0"/>
-              </w:rPr>
-              <w:t xml:space="preserve">được</w:t>
-            </w:r>
-            <w:r>
-              <w:rPr>
-                <w:rFonts w:ascii="Times New Roman" w:cs="Times New Roman" w:eastAsia="Times New Roman" w:hAnsi="Times New Roman"/>
-                <w:i w:val="1"/>
-                <w:iCs w:val="1"/>
-                <w:sz w:val="26"/>
-                <w:szCs w:val="26"/>
-                <w:rtl w:val="0"/>
-              </w:rPr>
-              <w:t xml:space="preserve"> bằng chứng</w:t>
-            </w:r>
-            <w:r>
-              <w:rPr>
-                <w:rFonts w:ascii="Times New Roman" w:cs="Times New Roman" w:eastAsia="Times New Roman" w:hAnsi="Times New Roman"/>
-                <w:color w:val="c00000"/>
-                <w:sz w:val="26"/>
-                <w:szCs w:val="26"/>
-                <w:rtl w:val="0"/>
-              </w:rPr>
-              <w:t xml:space="preserve"> hỗ trợ</w:t>
-            </w:r>
-            <w:r>
-              <w:rPr>
-                <w:rFonts w:ascii="Times New Roman" w:cs="Times New Roman" w:eastAsia="Times New Roman" w:hAnsi="Times New Roman"/>
-                <w:i w:val="1"/>
-                <w:iCs w:val="1"/>
-                <w:sz w:val="26"/>
-                <w:szCs w:val="26"/>
-                <w:rtl w:val="0"/>
-              </w:rPr>
-              <w:t xml:space="preserve">)</w:t>
-            </w:r>
-            <w:r>
-              <w:rPr>
-                <w:rFonts w:ascii="Times New Roman" w:cs="Times New Roman" w:eastAsia="Times New Roman" w:hAnsi="Times New Roman"/>
-                <w:sz w:val="26"/>
-                <w:szCs w:val="26"/>
-                <w:rtl w:val="0"/>
-              </w:rPr>
-              <w:t xml:space="preserve">, Refuted</w:t>
-            </w:r>
-            <w:r>
-              <w:rPr>
-                <w:rFonts w:ascii="Times New Roman" w:cs="Times New Roman" w:eastAsia="Times New Roman" w:hAnsi="Times New Roman"/>
-                <w:i w:val="1"/>
-                <w:iCs w:val="1"/>
-                <w:sz w:val="26"/>
-                <w:szCs w:val="26"/>
-                <w:rtl w:val="0"/>
-              </w:rPr>
-              <w:t xml:space="preserve"> (bị</w:t>
-            </w:r>
-            <w:r>
-              <w:rPr>
-                <w:rFonts w:ascii="Times New Roman" w:cs="Times New Roman" w:eastAsia="Times New Roman" w:hAnsi="Times New Roman"/>
-                <w:color w:val="c00000"/>
-                <w:sz w:val="26"/>
-                <w:szCs w:val="26"/>
-                <w:rtl w:val="0"/>
-              </w:rPr>
-              <w:t xml:space="preserve"> bằng chứng</w:t>
-            </w:r>
-            <w:r>
-              <w:rPr>
-                <w:rFonts w:ascii="Times New Roman" w:cs="Times New Roman" w:eastAsia="Times New Roman" w:hAnsi="Times New Roman"/>
-                <w:i w:val="1"/>
-                <w:iCs w:val="1"/>
-                <w:sz w:val="26"/>
-                <w:szCs w:val="26"/>
-                <w:rtl w:val="0"/>
-              </w:rPr>
-              <w:t xml:space="preserve"> bác bỏ)</w:t>
-            </w:r>
-            <w:r>
-              <w:rPr>
-                <w:rFonts w:ascii="Times New Roman" w:cs="Times New Roman" w:eastAsia="Times New Roman" w:hAnsi="Times New Roman"/>
-                <w:sz w:val="26"/>
-                <w:szCs w:val="26"/>
-                <w:rtl w:val="0"/>
-              </w:rPr>
-              <w:t xml:space="preserve"> hoặc NEI</w:t>
-            </w:r>
-            <w:r>
-              <w:rPr>
-                <w:rFonts w:ascii="Times New Roman" w:cs="Times New Roman" w:eastAsia="Times New Roman" w:hAnsi="Times New Roman"/>
-                <w:i w:val="1"/>
-                <w:iCs w:val="1"/>
-                <w:sz w:val="26"/>
-                <w:szCs w:val="26"/>
-                <w:rtl w:val="0"/>
-              </w:rPr>
-              <w:t xml:space="preserve"> (</w:t>
-            </w:r>
-            <w:r>
-              <w:rPr>
-                <w:rFonts w:ascii="Times New Roman" w:cs="Times New Roman" w:eastAsia="Times New Roman" w:hAnsi="Times New Roman"/>
-                <w:color w:val="c00000"/>
-                <w:sz w:val="26"/>
-                <w:szCs w:val="26"/>
-                <w:rtl w:val="0"/>
-              </w:rPr>
-              <w:t xml:space="preserve">Not Enough Information:</w:t>
-            </w:r>
-            <w:r>
-              <w:rPr>
-                <w:rFonts w:ascii="Times New Roman" w:cs="Times New Roman" w:eastAsia="Times New Roman" w:hAnsi="Times New Roman"/>
-                <w:i w:val="1"/>
-                <w:iCs w:val="1"/>
-                <w:sz w:val="26"/>
-                <w:szCs w:val="26"/>
-                <w:rtl w:val="0"/>
-              </w:rPr>
-              <w:t xml:space="preserve"> chưa đủ bằng chứng</w:t>
-            </w:r>
-            <w:r>
-              <w:rPr>
-                <w:rFonts w:ascii="Times New Roman" w:cs="Times New Roman" w:eastAsia="Times New Roman" w:hAnsi="Times New Roman"/>
-                <w:color w:val="c00000"/>
-                <w:sz w:val="26"/>
-                <w:szCs w:val="26"/>
-                <w:rtl w:val="0"/>
-              </w:rPr>
-              <w:t xml:space="preserve"> để kết luận</w:t>
-            </w:r>
-            <w:r>
-              <w:rPr>
-                <w:rFonts w:ascii="Times New Roman" w:cs="Times New Roman" w:eastAsia="Times New Roman" w:hAnsi="Times New Roman"/>
-                <w:i w:val="1"/>
-                <w:iCs w:val="1"/>
-                <w:sz w:val="26"/>
-                <w:szCs w:val="26"/>
-                <w:rtl w:val="0"/>
-              </w:rPr>
-              <w:t xml:space="preserve">)</w:t>
-            </w:r>
-            <w:r>
-              <w:rPr>
-                <w:rFonts w:ascii="Times New Roman" w:cs="Times New Roman" w:eastAsia="Times New Roman" w:hAnsi="Times New Roman"/>
-                <w:sz w:val="26"/>
-                <w:szCs w:val="26"/>
-                <w:rtl w:val="0"/>
-              </w:rPr>
-              <w:t xml:space="preserve">. Phương pháp đề xuất sẽ được so sánh với các phương pháp nền để xem</w:t>
-            </w:r>
-            <w:r>
-              <w:rPr>
-                <w:rFonts w:ascii="Times New Roman" w:cs="Times New Roman" w:eastAsia="Times New Roman" w:hAnsi="Times New Roman"/>
-                <w:color w:val="c00000"/>
-                <w:sz w:val="26"/>
-                <w:szCs w:val="26"/>
-                <w:rtl w:val="0"/>
-              </w:rPr>
-              <w:t xml:space="preserve"> có giảm chấp nhận nhầm phát biểu mà vẫn nhận ra đủ các phát biểu được bằng</w:t>
-            </w:r>
-            <w:r>
-              <w:rPr>
-                <w:rFonts w:ascii="Times New Roman" w:cs="Times New Roman" w:eastAsia="Times New Roman" w:hAnsi="Times New Roman"/>
-                <w:sz w:val="26"/>
-                <w:szCs w:val="26"/>
-                <w:rtl w:val="0"/>
-              </w:rPr>
-              <w:t xml:space="preserve"> chứng</w:t>
-            </w:r>
-            <w:r>
-              <w:rPr>
-                <w:rFonts w:ascii="Times New Roman" w:cs="Times New Roman" w:eastAsia="Times New Roman" w:hAnsi="Times New Roman"/>
-                <w:color w:val="c00000"/>
-                <w:sz w:val="26"/>
-                <w:szCs w:val="26"/>
-                <w:rtl w:val="0"/>
-              </w:rPr>
-              <w:t xml:space="preserve"> hỗ trợ</w:t>
-            </w:r>
-            <w:r>
-              <w:rPr>
-                <w:rFonts w:ascii="Times New Roman" w:cs="Times New Roman" w:eastAsia="Times New Roman" w:hAnsi="Times New Roman"/>
-                <w:sz w:val="26"/>
-                <w:szCs w:val="26"/>
-                <w:rtl w:val="0"/>
-              </w:rPr>
-              <w:t xml:space="preserve"> hay không.</w:t>
+                <w:sz w:val="26"/>
+                <w:szCs w:val="26"/>
+                <w:rtl w:val="0"/>
+                <w:color w:val="C00000"/>
+              </w:rPr>
+              <w:t xml:space="preserve">Nội dung đề tài: Nghiên cứu cách kiểm chứng từng phát biểu thông số trong quảng cáo tiếng Việt về tai nghe không dây do mô hình ngôn ngữ lớn (LLM) tạo ra, dùng tài liệu văn bản chính thức của đúng sản phẩm làm bằng chứng. Mỗi phát biểu được gán Supported (bằng chứng hỗ trợ đầy đủ), Refuted (bằng chứng bác bỏ trực tiếp) hoặc NEI (Not Enough Information: bộ nguồn đang xét chưa đủ để kết luận), kèm đoạn nguồn và lý do. Trọng tâm là so sánh có kiểm soát giữa bộ quyết định bằng quy tắc A–B–C (P) và LLM tự quyết định trên cùng hồ sơ dữ kiện (B1), xem P có giảm chấp nhận nhầm hay không. Đề tài đánh giá trên phát biểu đã tách và rà soát thủ công, không phải hệ thống end-to-end từ quảng cáo thô.</w:t>
             </w:r>
           </w:p>
         </w:tc>
@@ -919,13 +668,9 @@
                 <w:sz w:val="26"/>
                 <w:szCs w:val="26"/>
                 <w:rtl w:val="0"/>
-              </w:rPr>
-              <w:t xml:space="preserve">Mục tiêu: </w:t>
-            </w:r>
-            <w:r>
-              <w:rPr>
-                <w:rtl w:val="0"/>
-              </w:rPr>
+                <w:color w:val="C00000"/>
+              </w:rPr>
+              <w:t xml:space="preserve">Mục tiêu (MVP — phải đạt): </w:t>
             </w:r>
           </w:p>
           <w:p>
@@ -949,9 +694,274 @@
                 <w:sz w:val="26"/>
                 <w:szCs w:val="26"/>
                 <w:rtl w:val="0"/>
-              </w:rPr>
-              <w:t xml:space="preserve">Thu thập các quảng cáo về tai nghe không dây do LLM tạo ra và tài liệu tham chiếu của đúng sản phẩm được quảng cáo</w:t>
-            </w:r>
+                <w:color w:val="C00000"/>
+              </w:rPr>
+              <w:t xml:space="preserve">M1. Xây dựng bộ dữ liệu nhỏ có provenance (nguồn gốc truy vết được): quảng cáo LLM sinh thông thường kèm log đầy đủ, phát biểu tách thủ công, nhãn ba lớp, bộ bằng chứng chuẩn và nhật ký tìm nguồn (search_log) cho NEI; quy mô cam kết 120 phát biểu / 12 họ sản phẩm.</w:t>
+            </w:r>
+          </w:p>
+        </w:tc>
+      </w:tr>
+      <w:tr>
+        <w:trPr>
+          <w:cantSplit w:val="1"/>
+          <w:tblHeader w:val="0"/>
+        </w:trPr>
+        <w:tc>
+          <w:tcPr>
+            <w:gridSpan w:val="2"/>
+            <w:tcBorders>
+              <w:top w:color="000000" w:space="0" w:sz="0" w:val="nil"/>
+              <w:bottom w:color="000000" w:space="0" w:sz="0" w:val="nil"/>
+            </w:tcBorders>
+            <w:tcMar>
+              <w:top w:w="0.0" w:type="dxa"/>
+              <w:left w:w="90.0" w:type="dxa"/>
+              <w:bottom w:w="0.0" w:type="dxa"/>
+              <w:right w:w="90.0" w:type="dxa"/>
+            </w:tcMar>
+          </w:tcPr>
+          <w:p>
+            <w:pPr>
+              <w:numPr>
+                <w:ilvl w:val="0"/>
+                <w:numId w:val="7"/>
+              </w:numPr>
+              <w:spacing w:after="80" w:line="278.00000000000006" w:lineRule="auto"/>
+              <w:ind w:left="397" w:right="102" w:hanging="198"/>
+              <w:jc w:val="both"/>
+              <w:rPr>
+                <w:rFonts w:ascii="Times New Roman" w:cs="Times New Roman" w:eastAsia="Times New Roman" w:hAnsi="Times New Roman"/>
+                <w:sz w:val="26"/>
+                <w:szCs w:val="26"/>
+              </w:rPr>
+            </w:pPr>
+            <w:r>
+              <w:rPr>
+                <w:rFonts w:ascii="Times New Roman" w:cs="Times New Roman" w:eastAsia="Times New Roman" w:hAnsi="Times New Roman"/>
+                <w:sz w:val="26"/>
+                <w:szCs w:val="26"/>
+                <w:rtl w:val="0"/>
+                <w:color w:val="C00000"/>
+              </w:rPr>
+              <w:t xml:space="preserve">M2. Viết hướng dẫn nhãn dùng chung có phiên bản và mã băm, áp dụng như nhau cho người gán nhãn, B0, B1 và P; kiểm tra độ tin cậy nhãn bằng một người thứ hai gán độc lập 30 phát biểu và tự gán lại 20%.</w:t>
+            </w:r>
+          </w:p>
+        </w:tc>
+      </w:tr>
+      <w:tr>
+        <w:trPr>
+          <w:cantSplit w:val="1"/>
+          <w:tblHeader w:val="0"/>
+        </w:trPr>
+        <w:tc>
+          <w:tcPr>
+            <w:gridSpan w:val="2"/>
+            <w:tcBorders>
+              <w:top w:color="000000" w:space="0" w:sz="0" w:val="nil"/>
+              <w:bottom w:color="000000" w:space="0" w:sz="0" w:val="nil"/>
+            </w:tcBorders>
+            <w:tcMar>
+              <w:top w:w="0.0" w:type="dxa"/>
+              <w:left w:w="90.0" w:type="dxa"/>
+              <w:bottom w:w="0.0" w:type="dxa"/>
+              <w:right w:w="90.0" w:type="dxa"/>
+            </w:tcMar>
+          </w:tcPr>
+          <w:p>
+            <w:pPr>
+              <w:numPr>
+                <w:ilvl w:val="0"/>
+                <w:numId w:val="7"/>
+              </w:numPr>
+              <w:spacing w:after="80" w:line="278.00000000000006" w:lineRule="auto"/>
+              <w:ind w:left="397" w:right="102" w:hanging="198"/>
+              <w:jc w:val="both"/>
+              <w:rPr>
+                <w:rFonts w:ascii="Times New Roman" w:cs="Times New Roman" w:eastAsia="Times New Roman" w:hAnsi="Times New Roman"/>
+                <w:sz w:val="26"/>
+                <w:szCs w:val="26"/>
+              </w:rPr>
+            </w:pPr>
+            <w:r>
+              <w:rPr>
+                <w:rFonts w:ascii="Times New Roman" w:cs="Times New Roman" w:eastAsia="Times New Roman" w:hAnsi="Times New Roman"/>
+                <w:sz w:val="26"/>
+                <w:szCs w:val="26"/>
+                <w:rtl w:val="0"/>
+                <w:color w:val="C00000"/>
+              </w:rPr>
+              <w:t xml:space="preserve">M3. Cài đặt truy hồi BM25 (thuật toán xếp hạng văn bản theo từ khóa) có lọc theo sản phẩm, và báo recall@k (tỷ lệ phát biểu mà k đoạn đứng đầu chứa trọn ít nhất một bộ bằng chứng chuẩn) kèm số đoạn ứng viên N và k_eff = min(k, N).</w:t>
+            </w:r>
+          </w:p>
+        </w:tc>
+      </w:tr>
+      <w:tr>
+        <w:trPr>
+          <w:cantSplit w:val="1"/>
+          <w:tblHeader w:val="0"/>
+        </w:trPr>
+        <w:tc>
+          <w:tcPr>
+            <w:gridSpan w:val="2"/>
+            <w:tcBorders>
+              <w:top w:color="000000" w:space="0" w:sz="0" w:val="nil"/>
+              <w:bottom w:color="000000" w:space="0" w:sz="0" w:val="nil"/>
+            </w:tcBorders>
+            <w:tcMar>
+              <w:top w:w="0.0" w:type="dxa"/>
+              <w:left w:w="90.0" w:type="dxa"/>
+              <w:bottom w:w="0.0" w:type="dxa"/>
+              <w:right w:w="90.0" w:type="dxa"/>
+            </w:tcMar>
+          </w:tcPr>
+          <w:p>
+            <w:pPr>
+              <w:numPr>
+                <w:ilvl w:val="0"/>
+                <w:numId w:val="7"/>
+              </w:numPr>
+              <w:spacing w:after="80" w:line="278.00000000000006" w:lineRule="auto"/>
+              <w:ind w:left="397" w:right="102" w:hanging="198"/>
+              <w:jc w:val="both"/>
+              <w:rPr>
+                <w:rFonts w:ascii="Times New Roman" w:cs="Times New Roman" w:eastAsia="Times New Roman" w:hAnsi="Times New Roman"/>
+                <w:sz w:val="26"/>
+                <w:szCs w:val="26"/>
+              </w:rPr>
+            </w:pPr>
+            <w:r>
+              <w:rPr>
+                <w:rFonts w:ascii="Times New Roman" w:cs="Times New Roman" w:eastAsia="Times New Roman" w:hAnsi="Times New Roman"/>
+                <w:sz w:val="26"/>
+                <w:szCs w:val="26"/>
+                <w:rtl w:val="0"/>
+                <w:color w:val="C00000"/>
+              </w:rPr>
+              <w:t xml:space="preserve">M4. Cài đặt P: LLM trích hồ sơ JSON, Python quyết định bằng A–B–C (A: đúng sản phẩm/phiên bản/bộ phận/thuộc tính; B: đúng điều kiện áp dụng; C: xung đột, so sánh kiểu giá trị, tổng hợp nhãn), có kiểm thử đơn vị cho các ca biên.</w:t>
+            </w:r>
+          </w:p>
+        </w:tc>
+      </w:tr>
+      <w:tr>
+        <w:trPr>
+          <w:cantSplit w:val="1"/>
+          <w:tblHeader w:val="0"/>
+        </w:trPr>
+        <w:tc>
+          <w:tcPr>
+            <w:gridSpan w:val="2"/>
+            <w:tcBorders>
+              <w:top w:color="000000" w:space="0" w:sz="0" w:val="nil"/>
+              <w:bottom w:color="000000" w:space="0" w:sz="0" w:val="nil"/>
+            </w:tcBorders>
+            <w:tcMar>
+              <w:top w:w="0.0" w:type="dxa"/>
+              <w:left w:w="90.0" w:type="dxa"/>
+              <w:bottom w:w="0.0" w:type="dxa"/>
+              <w:right w:w="90.0" w:type="dxa"/>
+            </w:tcMar>
+          </w:tcPr>
+          <w:p>
+            <w:pPr>
+              <w:numPr>
+                <w:ilvl w:val="0"/>
+                <w:numId w:val="7"/>
+              </w:numPr>
+              <w:spacing w:after="80" w:line="278.00000000000006" w:lineRule="auto"/>
+              <w:ind w:left="397" w:right="102" w:hanging="198"/>
+              <w:jc w:val="both"/>
+              <w:rPr>
+                <w:rFonts w:ascii="Times New Roman" w:cs="Times New Roman" w:eastAsia="Times New Roman" w:hAnsi="Times New Roman"/>
+                <w:sz w:val="26"/>
+                <w:szCs w:val="26"/>
+              </w:rPr>
+            </w:pPr>
+            <w:r>
+              <w:rPr>
+                <w:rFonts w:ascii="Times New Roman" w:cs="Times New Roman" w:eastAsia="Times New Roman" w:hAnsi="Times New Roman"/>
+                <w:sz w:val="26"/>
+                <w:szCs w:val="26"/>
+                <w:rtl w:val="0"/>
+                <w:color w:val="C00000"/>
+              </w:rPr>
+              <w:t xml:space="preserve">M5. So sánh P với B1 (LLM nhận cùng hồ sơ JSON và cùng hướng dẫn rồi tự gán nhãn) và B0 (LLM đọc trực tiếp đoạn nguồn) trên tập test chia theo họ; báo FAR, Recall Supported, mẫu số nguyên và phân tích lỗi. Phần tùy chọn (chỉ làm khi MVP xong): ablation P−A(bộ phận), P−B; thiết lập chẩn đoán E1/E2; truy hồi không lọc; tách phát biểu tự động; website minh họa.</w:t>
+            </w:r>
+          </w:p>
+        </w:tc>
+      </w:tr>
+      <w:tr>
+        <w:trPr>
+          <w:cantSplit w:val="1"/>
+          <w:tblHeader w:val="0"/>
+        </w:trPr>
+        <w:tc>
+          <w:tcPr>
+            <w:gridSpan w:val="2"/>
+            <w:tcBorders>
+              <w:top w:color="000000" w:space="0" w:sz="0" w:val="nil"/>
+              <w:bottom w:color="000000" w:space="0" w:sz="0" w:val="nil"/>
+            </w:tcBorders>
+            <w:tcMar>
+              <w:top w:w="0.0" w:type="dxa"/>
+              <w:left w:w="90.0" w:type="dxa"/>
+              <w:bottom w:w="0.0" w:type="dxa"/>
+              <w:right w:w="90.0" w:type="dxa"/>
+            </w:tcMar>
+          </w:tcPr>
+          <w:p>
+            <w:pPr>
+              <w:spacing w:after="80" w:line="278.00000000000006" w:lineRule="auto"/>
+              <w:ind w:right="102"/>
+              <w:jc w:val="both"/>
+              <w:rPr>
+                <w:rFonts w:ascii="Times New Roman" w:cs="Times New Roman" w:eastAsia="Times New Roman" w:hAnsi="Times New Roman"/>
+                <w:sz w:val="26"/>
+                <w:szCs w:val="26"/>
+              </w:rPr>
+            </w:pPr>
+            <w:r>
+              <w:rPr>
+                <w:rFonts w:ascii="Times New Roman" w:cs="Times New Roman" w:eastAsia="Times New Roman" w:hAnsi="Times New Roman"/>
+                <w:sz w:val="26"/>
+                <w:szCs w:val="26"/>
+                <w:rtl w:val="0"/>
+                <w:color w:val="C00000"/>
+              </w:rPr>
+              <w:t xml:space="preserve">Phạm vi: Phát biểu về thời lượng pin, thời gian sạc, khối lượng, chống ồn và phiên bản Bluetooth trong quảng cáo tiếng Việt do LLM tạo. Nguồn bằng chứng là tài liệu văn bản chính thức của hãng (trang thông số, hướng dẫn sử dụng, trang hỗ trợ/PDF) cho đúng sản phẩm, phiên bản và thị trường; ưu tiên trang Việt Nam, chấp nhận trang tiếng Anh chính thức có ghi thị trường. Mục tiêu có ít nhất một hãng ngoài Apple trong 12 họ để tránh kết luận chỉ đúng với cách trình bày của một hãng; danh sách họ chốt ở Gate 2 (DỰ THẢO — cần GVHD xác nhận).</w:t>
+            </w:r>
+          </w:p>
+        </w:tc>
+      </w:tr>
+      <w:tr>
+        <w:trPr>
+          <w:cantSplit w:val="1"/>
+          <w:tblHeader w:val="0"/>
+        </w:trPr>
+        <w:tc>
+          <w:tcPr>
+            <w:gridSpan w:val="2"/>
+            <w:tcBorders>
+              <w:top w:color="000000" w:space="0" w:sz="0" w:val="nil"/>
+              <w:bottom w:color="000000" w:space="0" w:sz="0" w:val="nil"/>
+            </w:tcBorders>
+            <w:tcMar>
+              <w:top w:w="0.0" w:type="dxa"/>
+              <w:left w:w="90.0" w:type="dxa"/>
+              <w:bottom w:w="0.0" w:type="dxa"/>
+              <w:right w:w="90.0" w:type="dxa"/>
+            </w:tcMar>
+          </w:tcPr>
+          <w:p>
+            <w:pPr>
+              <w:spacing w:after="80" w:line="278.00000000000006" w:lineRule="auto"/>
+              <w:ind w:right="102"/>
+              <w:jc w:val="both"/>
+              <w:rPr>
+                <w:rFonts w:ascii="Times New Roman" w:cs="Times New Roman" w:eastAsia="Times New Roman" w:hAnsi="Times New Roman"/>
+                <w:sz w:val="26"/>
+                <w:szCs w:val="26"/>
+              </w:rPr>
+            </w:pPr>
             <w:r>
               <w:rPr>
                 <w:rFonts w:ascii="Times New Roman" w:cs="Times New Roman" w:eastAsia="Times New Roman" w:hAnsi="Times New Roman"/>
@@ -960,47 +970,87 @@
                 <w:szCs w:val="26"/>
                 <w:rtl w:val="0"/>
               </w:rPr>
-              <w:t xml:space="preserve">, nhằm xây dựng dữ liệu phát triển và đánh giá hệ thống</w:t>
-            </w:r>
-            <w:r>
-              <w:rPr>
-                <w:rFonts w:ascii="Times New Roman" w:cs="Times New Roman" w:eastAsia="Times New Roman" w:hAnsi="Times New Roman"/>
-                <w:sz w:val="26"/>
-                <w:szCs w:val="26"/>
-                <w:rtl w:val="0"/>
-              </w:rPr>
-              <w:t xml:space="preserve">.</w:t>
-            </w:r>
-          </w:p>
-        </w:tc>
-      </w:tr>
-      <w:tr>
-        <w:trPr>
-          <w:cantSplit w:val="1"/>
-          <w:tblHeader w:val="0"/>
-        </w:trPr>
-        <w:tc>
-          <w:tcPr>
-            <w:gridSpan w:val="2"/>
-            <w:tcBorders>
-              <w:top w:color="000000" w:space="0" w:sz="0" w:val="nil"/>
-              <w:bottom w:color="000000" w:space="0" w:sz="0" w:val="nil"/>
-            </w:tcBorders>
-            <w:tcMar>
-              <w:top w:w="0.0" w:type="dxa"/>
-              <w:left w:w="90.0" w:type="dxa"/>
-              <w:bottom w:w="0.0" w:type="dxa"/>
-              <w:right w:w="90.0" w:type="dxa"/>
-            </w:tcMar>
-          </w:tcPr>
-          <w:p>
-            <w:pPr>
-              <w:numPr>
-                <w:ilvl w:val="0"/>
-                <w:numId w:val="7"/>
-              </w:numPr>
-              <w:spacing w:after="80" w:line="278.00000000000006" w:lineRule="auto"/>
-              <w:ind w:left="397" w:right="102" w:hanging="198"/>
+              <w:t xml:space="preserve">Kết luận chỉ áp dụng trong bộ nguồn đã thu thập; hệ thống không đo hiệu năng thực tế hoặc đưa ra kết luận pháp lý. Các phát biểu cảm tính như “âm thanh tuyệt vời”, so sánh với đối thủ hoặc “tốt nhất” nằm ngoài phạm vi và được đánh dấu riêng.</w:t>
+            </w:r>
+            <w:r>
+              <w:rPr>
+                <w:rtl w:val="0"/>
+              </w:rPr>
+            </w:r>
+          </w:p>
+        </w:tc>
+      </w:tr>
+      <w:tr>
+        <w:trPr>
+          <w:cantSplit w:val="1"/>
+          <w:tblHeader w:val="0"/>
+        </w:trPr>
+        <w:tc>
+          <w:tcPr>
+            <w:gridSpan w:val="2"/>
+            <w:tcBorders>
+              <w:top w:color="000000" w:space="0" w:sz="0" w:val="nil"/>
+              <w:bottom w:color="000000" w:space="0" w:sz="0" w:val="nil"/>
+            </w:tcBorders>
+            <w:tcMar>
+              <w:top w:w="0.0" w:type="dxa"/>
+              <w:left w:w="90.0" w:type="dxa"/>
+              <w:bottom w:w="0.0" w:type="dxa"/>
+              <w:right w:w="90.0" w:type="dxa"/>
+            </w:tcMar>
+          </w:tcPr>
+          <w:p>
+            <w:pPr>
+              <w:spacing w:after="80" w:line="278.00000000000006" w:lineRule="auto"/>
+              <w:ind w:right="102"/>
+              <w:jc w:val="both"/>
+              <w:rPr>
+                <w:rFonts w:ascii="Times New Roman" w:cs="Times New Roman" w:eastAsia="Times New Roman" w:hAnsi="Times New Roman"/>
+                <w:sz w:val="26"/>
+                <w:szCs w:val="26"/>
+              </w:rPr>
+            </w:pPr>
+            <w:r>
+              <w:rPr>
+                <w:rFonts w:ascii="Times New Roman" w:cs="Times New Roman" w:eastAsia="Times New Roman" w:hAnsi="Times New Roman"/>
+                <w:color w:val="c00000"/>
+                <w:sz w:val="26"/>
+                <w:szCs w:val="26"/>
+                <w:rtl w:val="0"/>
+              </w:rPr>
+              <w:t xml:space="preserve">Đánh giá và hiển thị nhãn ở mức từng phát biểu, không gộp thành một nhãn đúng/sai cho cả quảng cáo. Tính năng tạo quảng cáo sẵn có chỉ cung cấp đầu vào; khóa luận không mở rộng thành nghiên cứu mô hình sinh quảng cáo.</w:t>
+            </w:r>
+            <w:r>
+              <w:rPr>
+                <w:rtl w:val="0"/>
+              </w:rPr>
+            </w:r>
+          </w:p>
+        </w:tc>
+      </w:tr>
+      <w:tr>
+        <w:trPr>
+          <w:cantSplit w:val="1"/>
+          <w:tblHeader w:val="0"/>
+        </w:trPr>
+        <w:tc>
+          <w:tcPr>
+            <w:gridSpan w:val="2"/>
+            <w:tcBorders>
+              <w:top w:color="000000" w:space="0" w:sz="0" w:val="nil"/>
+              <w:bottom w:color="000000" w:space="0" w:sz="0" w:val="nil"/>
+            </w:tcBorders>
+            <w:tcMar>
+              <w:top w:w="0.0" w:type="dxa"/>
+              <w:left w:w="90.0" w:type="dxa"/>
+              <w:bottom w:w="0.0" w:type="dxa"/>
+              <w:right w:w="90.0" w:type="dxa"/>
+            </w:tcMar>
+          </w:tcPr>
+          <w:p>
+            <w:pPr>
+              <w:spacing w:after="80" w:line="278.00000000000006" w:lineRule="auto"/>
+              <w:ind w:right="102"/>
               <w:jc w:val="both"/>
               <w:rPr>
                 <w:rFonts w:ascii="Times New Roman" w:cs="Times New Roman" w:eastAsia="Times New Roman" w:hAnsi="Times New Roman"/>
@@ -1016,732 +1066,7 @@
                 <w:rtl w:val="0"/>
                 <w:color w:val="C00000"/>
               </w:rPr>
-              <w:t xml:space="preserve">Xây dựng quy trình tách quảng cáo thành phát biểu có thể kiểm chứng và rà soát thủ công để giữ đủ ngữ cảnh. Thực nghiệm chính dùng cùng tập phát biểu đã rà soát; tách tự động và kiểm tra riêng trên quảng cáo là phần mở rộng khi đủ thời gian.</w:t>
-            </w:r>
-          </w:p>
-        </w:tc>
-      </w:tr>
-      <w:tr>
-        <w:trPr>
-          <w:cantSplit w:val="1"/>
-          <w:tblHeader w:val="0"/>
-        </w:trPr>
-        <w:tc>
-          <w:tcPr>
-            <w:gridSpan w:val="2"/>
-            <w:tcBorders>
-              <w:top w:color="000000" w:space="0" w:sz="0" w:val="nil"/>
-              <w:bottom w:color="000000" w:space="0" w:sz="0" w:val="nil"/>
-            </w:tcBorders>
-            <w:tcMar>
-              <w:top w:w="0.0" w:type="dxa"/>
-              <w:left w:w="90.0" w:type="dxa"/>
-              <w:bottom w:w="0.0" w:type="dxa"/>
-              <w:right w:w="90.0" w:type="dxa"/>
-            </w:tcMar>
-          </w:tcPr>
-          <w:p>
-            <w:pPr>
-              <w:numPr>
-                <w:ilvl w:val="0"/>
-                <w:numId w:val="7"/>
-              </w:numPr>
-              <w:spacing w:after="80" w:line="278.00000000000006" w:lineRule="auto"/>
-              <w:ind w:left="397" w:right="102" w:hanging="198"/>
-              <w:jc w:val="both"/>
-              <w:rPr>
-                <w:rFonts w:ascii="Times New Roman" w:cs="Times New Roman" w:eastAsia="Times New Roman" w:hAnsi="Times New Roman"/>
-                <w:sz w:val="26"/>
-                <w:szCs w:val="26"/>
-              </w:rPr>
-            </w:pPr>
-            <w:r>
-              <w:rPr>
-                <w:rFonts w:ascii="Times New Roman" w:cs="Times New Roman" w:eastAsia="Times New Roman" w:hAnsi="Times New Roman"/>
-                <w:sz w:val="26"/>
-                <w:szCs w:val="26"/>
-                <w:rtl w:val="0"/>
-              </w:rPr>
-              <w:t xml:space="preserve">Sử dụng BM25</w:t>
-            </w:r>
-            <w:r>
-              <w:rPr>
-                <w:rFonts w:ascii="Times New Roman" w:cs="Times New Roman" w:eastAsia="Times New Roman" w:hAnsi="Times New Roman"/>
-                <w:color w:val="c00000"/>
-                <w:sz w:val="26"/>
-                <w:szCs w:val="26"/>
-                <w:rtl w:val="0"/>
-              </w:rPr>
-              <w:t xml:space="preserve"> (thuật toán</w:t>
-            </w:r>
-            <w:r>
-              <w:rPr>
-                <w:rFonts w:ascii="Times New Roman" w:cs="Times New Roman" w:eastAsia="Times New Roman" w:hAnsi="Times New Roman"/>
-                <w:sz w:val="26"/>
-                <w:szCs w:val="26"/>
-                <w:rtl w:val="0"/>
-              </w:rPr>
-              <w:t xml:space="preserve"> tìm</w:t>
-            </w:r>
-            <w:r>
-              <w:rPr>
-                <w:rFonts w:ascii="Times New Roman" w:cs="Times New Roman" w:eastAsia="Times New Roman" w:hAnsi="Times New Roman"/>
-                <w:color w:val="c00000"/>
-                <w:sz w:val="26"/>
-                <w:szCs w:val="26"/>
-                <w:rtl w:val="0"/>
-              </w:rPr>
-              <w:t xml:space="preserve"> kiếm</w:t>
-            </w:r>
-            <w:r>
-              <w:rPr>
-                <w:rFonts w:ascii="Times New Roman" w:cs="Times New Roman" w:eastAsia="Times New Roman" w:hAnsi="Times New Roman"/>
-                <w:sz w:val="26"/>
-                <w:szCs w:val="26"/>
-                <w:rtl w:val="0"/>
-              </w:rPr>
-              <w:t xml:space="preserve"> và xếp hạng</w:t>
-            </w:r>
-            <w:r>
-              <w:rPr>
-                <w:rFonts w:ascii="Times New Roman" w:cs="Times New Roman" w:eastAsia="Times New Roman" w:hAnsi="Times New Roman"/>
-                <w:color w:val="c00000"/>
-                <w:sz w:val="26"/>
-                <w:szCs w:val="26"/>
-                <w:rtl w:val="0"/>
-              </w:rPr>
-              <w:t xml:space="preserve"> văn bản) để tìm</w:t>
-            </w:r>
-            <w:r>
-              <w:rPr>
-                <w:rFonts w:ascii="Times New Roman" w:cs="Times New Roman" w:eastAsia="Times New Roman" w:hAnsi="Times New Roman"/>
-                <w:sz w:val="26"/>
-                <w:szCs w:val="26"/>
-                <w:rtl w:val="0"/>
-              </w:rPr>
-              <w:t xml:space="preserve"> các đoạn nguồn liên quan, nhằm chọn top-k đoạn</w:t>
-            </w:r>
-            <w:r>
-              <w:rPr>
-                <w:rFonts w:ascii="Times New Roman" w:cs="Times New Roman" w:eastAsia="Times New Roman" w:hAnsi="Times New Roman"/>
-                <w:color w:val="c00000"/>
-                <w:sz w:val="26"/>
-                <w:szCs w:val="26"/>
-                <w:rtl w:val="0"/>
-              </w:rPr>
-              <w:t xml:space="preserve"> (k đoạn</w:t>
-            </w:r>
-            <w:r>
-              <w:rPr>
-                <w:rFonts w:ascii="Times New Roman" w:cs="Times New Roman" w:eastAsia="Times New Roman" w:hAnsi="Times New Roman"/>
-                <w:sz w:val="26"/>
-                <w:szCs w:val="26"/>
-                <w:rtl w:val="0"/>
-              </w:rPr>
-              <w:t xml:space="preserve"> có</w:t>
-            </w:r>
-            <w:r>
-              <w:rPr>
-                <w:rFonts w:ascii="Times New Roman" w:cs="Times New Roman" w:eastAsia="Times New Roman" w:hAnsi="Times New Roman"/>
-                <w:color w:val="c00000"/>
-                <w:sz w:val="26"/>
-                <w:szCs w:val="26"/>
-                <w:rtl w:val="0"/>
-              </w:rPr>
-              <w:t xml:space="preserve"> điểm cao nhất) làm</w:t>
-            </w:r>
-            <w:r>
-              <w:rPr>
-                <w:rFonts w:ascii="Times New Roman" w:cs="Times New Roman" w:eastAsia="Times New Roman" w:hAnsi="Times New Roman"/>
-                <w:sz w:val="26"/>
-                <w:szCs w:val="26"/>
-                <w:rtl w:val="0"/>
-              </w:rPr>
-              <w:t xml:space="preserve"> bằng chứng cho từng</w:t>
-            </w:r>
-            <w:r>
-              <w:rPr>
-                <w:rFonts w:ascii="Times New Roman" w:cs="Times New Roman" w:eastAsia="Times New Roman" w:hAnsi="Times New Roman"/>
-                <w:color w:val="c00000"/>
-                <w:sz w:val="26"/>
-                <w:szCs w:val="26"/>
-                <w:rtl w:val="0"/>
-              </w:rPr>
-              <w:t xml:space="preserve"> phát biểu</w:t>
-            </w:r>
-            <w:r>
-              <w:rPr>
-                <w:rFonts w:ascii="Times New Roman" w:cs="Times New Roman" w:eastAsia="Times New Roman" w:hAnsi="Times New Roman"/>
-                <w:sz w:val="26"/>
-                <w:szCs w:val="26"/>
-                <w:rtl w:val="0"/>
-              </w:rPr>
-              <w:t xml:space="preserve">.</w:t>
-            </w:r>
-          </w:p>
-        </w:tc>
-      </w:tr>
-      <w:tr>
-        <w:trPr>
-          <w:cantSplit w:val="1"/>
-          <w:tblHeader w:val="0"/>
-        </w:trPr>
-        <w:tc>
-          <w:tcPr>
-            <w:gridSpan w:val="2"/>
-            <w:tcBorders>
-              <w:top w:color="000000" w:space="0" w:sz="0" w:val="nil"/>
-              <w:bottom w:color="000000" w:space="0" w:sz="0" w:val="nil"/>
-            </w:tcBorders>
-            <w:tcMar>
-              <w:top w:w="0.0" w:type="dxa"/>
-              <w:left w:w="90.0" w:type="dxa"/>
-              <w:bottom w:w="0.0" w:type="dxa"/>
-              <w:right w:w="90.0" w:type="dxa"/>
-            </w:tcMar>
-          </w:tcPr>
-          <w:p>
-            <w:pPr>
-              <w:numPr>
-                <w:ilvl w:val="0"/>
-                <w:numId w:val="7"/>
-              </w:numPr>
-              <w:spacing w:after="80" w:line="278.00000000000006" w:lineRule="auto"/>
-              <w:ind w:left="397" w:right="102" w:hanging="198"/>
-              <w:jc w:val="both"/>
-              <w:rPr>
-                <w:rFonts w:ascii="Times New Roman" w:cs="Times New Roman" w:eastAsia="Times New Roman" w:hAnsi="Times New Roman"/>
-                <w:sz w:val="26"/>
-                <w:szCs w:val="26"/>
-              </w:rPr>
-            </w:pPr>
-            <w:r>
-              <w:rPr>
-                <w:rFonts w:ascii="Times New Roman" w:cs="Times New Roman" w:eastAsia="Times New Roman" w:hAnsi="Times New Roman"/>
-                <w:sz w:val="26"/>
-                <w:szCs w:val="26"/>
-                <w:rtl w:val="0"/>
-              </w:rPr>
-              <w:t xml:space="preserve">Xây dựng phương pháp P, trong đó LLM trích xuất thông tin và Python dùng bộ quyết định A–B–C để gán nhãn: A kiểm tra đúng sản phẩm</w:t>
-            </w:r>
-            <w:r>
-              <w:rPr>
-                <w:rFonts w:ascii="Times New Roman" w:cs="Times New Roman" w:eastAsia="Times New Roman" w:hAnsi="Times New Roman"/>
-                <w:color w:val="c00000"/>
-                <w:sz w:val="26"/>
-                <w:szCs w:val="26"/>
-                <w:rtl w:val="0"/>
-              </w:rPr>
-              <w:t xml:space="preserve">, bộ phận</w:t>
-            </w:r>
-            <w:r>
-              <w:rPr>
-                <w:rFonts w:ascii="Times New Roman" w:cs="Times New Roman" w:eastAsia="Times New Roman" w:hAnsi="Times New Roman"/>
-                <w:sz w:val="26"/>
-                <w:szCs w:val="26"/>
-                <w:rtl w:val="0"/>
-              </w:rPr>
-              <w:t xml:space="preserve"> và</w:t>
-            </w:r>
-            <w:r>
-              <w:rPr>
-                <w:rFonts w:ascii="Times New Roman" w:cs="Times New Roman" w:eastAsia="Times New Roman" w:hAnsi="Times New Roman"/>
-                <w:color w:val="c00000"/>
-                <w:sz w:val="26"/>
-                <w:szCs w:val="26"/>
-                <w:rtl w:val="0"/>
-              </w:rPr>
-              <w:t xml:space="preserve"> loại</w:t>
-            </w:r>
-            <w:r>
-              <w:rPr>
-                <w:rFonts w:ascii="Times New Roman" w:cs="Times New Roman" w:eastAsia="Times New Roman" w:hAnsi="Times New Roman"/>
-                <w:sz w:val="26"/>
-                <w:szCs w:val="26"/>
-                <w:rtl w:val="0"/>
-              </w:rPr>
-              <w:t xml:space="preserve"> thông số</w:t>
-            </w:r>
-            <w:r>
-              <w:rPr>
-                <w:rFonts w:ascii="Times New Roman" w:cs="Times New Roman" w:eastAsia="Times New Roman" w:hAnsi="Times New Roman"/>
-                <w:color w:val="c00000"/>
-                <w:sz w:val="26"/>
-                <w:szCs w:val="26"/>
-                <w:rtl w:val="0"/>
-              </w:rPr>
-              <w:t xml:space="preserve">;</w:t>
-            </w:r>
-            <w:r>
-              <w:rPr>
-                <w:rFonts w:ascii="Times New Roman" w:cs="Times New Roman" w:eastAsia="Times New Roman" w:hAnsi="Times New Roman"/>
-                <w:sz w:val="26"/>
-                <w:szCs w:val="26"/>
-                <w:rtl w:val="0"/>
-              </w:rPr>
-              <w:t xml:space="preserve"> B kiểm tra đúng</w:t>
-            </w:r>
-            <w:r>
-              <w:rPr>
-                <w:rFonts w:ascii="Times New Roman" w:cs="Times New Roman" w:eastAsia="Times New Roman" w:hAnsi="Times New Roman"/>
-                <w:color w:val="c00000"/>
-                <w:sz w:val="26"/>
-                <w:szCs w:val="26"/>
-                <w:rtl w:val="0"/>
-              </w:rPr>
-              <w:t xml:space="preserve"> và đủ</w:t>
-            </w:r>
-            <w:r>
-              <w:rPr>
-                <w:rFonts w:ascii="Times New Roman" w:cs="Times New Roman" w:eastAsia="Times New Roman" w:hAnsi="Times New Roman"/>
-                <w:sz w:val="26"/>
-                <w:szCs w:val="26"/>
-                <w:rtl w:val="0"/>
-              </w:rPr>
-              <w:t xml:space="preserve"> điều kiện áp dụng</w:t>
-            </w:r>
-            <w:r>
-              <w:rPr>
-                <w:rFonts w:ascii="Times New Roman" w:cs="Times New Roman" w:eastAsia="Times New Roman" w:hAnsi="Times New Roman"/>
-                <w:color w:val="c00000"/>
-                <w:sz w:val="26"/>
-                <w:szCs w:val="26"/>
-                <w:rtl w:val="0"/>
-              </w:rPr>
-              <w:t xml:space="preserve">;</w:t>
-            </w:r>
-            <w:r>
-              <w:rPr>
-                <w:rFonts w:ascii="Times New Roman" w:cs="Times New Roman" w:eastAsia="Times New Roman" w:hAnsi="Times New Roman"/>
-                <w:sz w:val="26"/>
-                <w:szCs w:val="26"/>
-                <w:rtl w:val="0"/>
-              </w:rPr>
-              <w:t xml:space="preserve"> C tổng hợp bằng chứng để kết luận Supported, Refuted hoặc NEI.</w:t>
-            </w:r>
-            <w:r>
-              <w:rPr>
-                <w:rFonts w:ascii="Times New Roman" w:cs="Times New Roman" w:eastAsia="Times New Roman" w:hAnsi="Times New Roman"/>
-                <w:color w:val="c00000"/>
-                <w:sz w:val="26"/>
-                <w:szCs w:val="26"/>
-                <w:rtl w:val="0"/>
-              </w:rPr>
-              <w:t xml:space="preserve"> Phương pháp tập trung vào lỗi dùng thông số đúng nhưng sai đối tượng hoặc điều kiện.</w:t>
-            </w:r>
-            <w:r>
-              <w:rPr>
-                <w:rtl w:val="0"/>
-              </w:rPr>
-            </w:r>
-          </w:p>
-        </w:tc>
-      </w:tr>
-      <w:tr>
-        <w:trPr>
-          <w:cantSplit w:val="1"/>
-          <w:tblHeader w:val="0"/>
-        </w:trPr>
-        <w:tc>
-          <w:tcPr>
-            <w:gridSpan w:val="2"/>
-            <w:tcBorders>
-              <w:top w:color="000000" w:space="0" w:sz="0" w:val="nil"/>
-              <w:bottom w:color="000000" w:space="0" w:sz="0" w:val="nil"/>
-            </w:tcBorders>
-            <w:tcMar>
-              <w:top w:w="0.0" w:type="dxa"/>
-              <w:left w:w="90.0" w:type="dxa"/>
-              <w:bottom w:w="0.0" w:type="dxa"/>
-              <w:right w:w="90.0" w:type="dxa"/>
-            </w:tcMar>
-          </w:tcPr>
-          <w:p>
-            <w:pPr>
-              <w:numPr>
-                <w:ilvl w:val="0"/>
-                <w:numId w:val="7"/>
-              </w:numPr>
-              <w:spacing w:after="80" w:line="278.00000000000006" w:lineRule="auto"/>
-              <w:ind w:left="397" w:right="102" w:hanging="198"/>
-              <w:jc w:val="both"/>
-              <w:rPr>
-                <w:rFonts w:ascii="Times New Roman" w:cs="Times New Roman" w:eastAsia="Times New Roman" w:hAnsi="Times New Roman"/>
-                <w:sz w:val="26"/>
-                <w:szCs w:val="26"/>
-              </w:rPr>
-            </w:pPr>
-            <w:r>
-              <w:rPr>
-                <w:rFonts w:ascii="Times New Roman" w:cs="Times New Roman" w:eastAsia="Times New Roman" w:hAnsi="Times New Roman"/>
-                <w:sz w:val="26"/>
-                <w:szCs w:val="26"/>
-                <w:rtl w:val="0"/>
-              </w:rPr>
-              <w:t xml:space="preserve">Xây dựng và so sánh P với B0</w:t>
-            </w:r>
-            <w:r>
-              <w:rPr>
-                <w:rFonts w:ascii="Times New Roman" w:cs="Times New Roman" w:eastAsia="Times New Roman" w:hAnsi="Times New Roman"/>
-                <w:i w:val="1"/>
-                <w:iCs w:val="1"/>
-                <w:sz w:val="26"/>
-                <w:szCs w:val="26"/>
-                <w:rtl w:val="0"/>
-              </w:rPr>
-              <w:t xml:space="preserve"> (LLM tự đọc bằng chứng và gán nhãn)</w:t>
-            </w:r>
-            <w:r>
-              <w:rPr>
-                <w:rFonts w:ascii="Times New Roman" w:cs="Times New Roman" w:eastAsia="Times New Roman" w:hAnsi="Times New Roman"/>
-                <w:sz w:val="26"/>
-                <w:szCs w:val="26"/>
-                <w:rtl w:val="0"/>
-              </w:rPr>
-              <w:t xml:space="preserve"> và B1</w:t>
-            </w:r>
-            <w:r>
-              <w:rPr>
-                <w:rFonts w:ascii="Times New Roman" w:cs="Times New Roman" w:eastAsia="Times New Roman" w:hAnsi="Times New Roman"/>
-                <w:i w:val="1"/>
-                <w:iCs w:val="1"/>
-                <w:sz w:val="26"/>
-                <w:szCs w:val="26"/>
-                <w:rtl w:val="0"/>
-              </w:rPr>
-              <w:t xml:space="preserve"> (LLM nhận thông tin đã</w:t>
-            </w:r>
-            <w:r>
-              <w:rPr>
-                <w:rFonts w:ascii="Times New Roman" w:cs="Times New Roman" w:eastAsia="Times New Roman" w:hAnsi="Times New Roman"/>
-                <w:color w:val="c00000"/>
-                <w:sz w:val="26"/>
-                <w:szCs w:val="26"/>
-                <w:rtl w:val="0"/>
-              </w:rPr>
-              <w:t xml:space="preserve"> trích xuất, chuẩn hóa</w:t>
-            </w:r>
-            <w:r>
-              <w:rPr>
-                <w:rFonts w:ascii="Times New Roman" w:cs="Times New Roman" w:eastAsia="Times New Roman" w:hAnsi="Times New Roman"/>
-                <w:i w:val="1"/>
-                <w:iCs w:val="1"/>
-                <w:sz w:val="26"/>
-                <w:szCs w:val="26"/>
-                <w:rtl w:val="0"/>
-              </w:rPr>
-              <w:t xml:space="preserve"> nhưng vẫn tự gán nhãn)</w:t>
-            </w:r>
-            <w:r>
-              <w:rPr>
-                <w:rFonts w:ascii="Times New Roman" w:cs="Times New Roman" w:eastAsia="Times New Roman" w:hAnsi="Times New Roman"/>
-                <w:sz w:val="26"/>
-                <w:szCs w:val="26"/>
-                <w:rtl w:val="0"/>
-              </w:rPr>
-              <w:t xml:space="preserve">, nhằm xác định A–B–C có giúp giảm chấp nhận nhầm quảng cáo hay không.</w:t>
-            </w:r>
-            <w:r>
-              <w:rPr>
-                <w:rFonts w:ascii="Times New Roman" w:cs="Times New Roman" w:eastAsia="Times New Roman" w:hAnsi="Times New Roman"/>
-                <w:color w:val="c00000"/>
-                <w:sz w:val="26"/>
-                <w:szCs w:val="26"/>
-                <w:rtl w:val="0"/>
-              </w:rPr>
-              <w:t xml:space="preserve"> P so với B1 là phép so sánh chính; P so với B0 đánh giá mức cải thiện so với cách đọc trực tiếp.</w:t>
-            </w:r>
-            <w:r>
-              <w:rPr>
-                <w:rtl w:val="0"/>
-              </w:rPr>
-            </w:r>
-          </w:p>
-        </w:tc>
-      </w:tr>
-      <w:tr>
-        <w:trPr>
-          <w:cantSplit w:val="1"/>
-          <w:tblHeader w:val="0"/>
-        </w:trPr>
-        <w:tc>
-          <w:tcPr>
-            <w:gridSpan w:val="2"/>
-            <w:tcBorders>
-              <w:top w:color="000000" w:space="0" w:sz="0" w:val="nil"/>
-              <w:bottom w:color="000000" w:space="0" w:sz="0" w:val="nil"/>
-            </w:tcBorders>
-            <w:tcMar>
-              <w:top w:w="0.0" w:type="dxa"/>
-              <w:left w:w="90.0" w:type="dxa"/>
-              <w:bottom w:w="0.0" w:type="dxa"/>
-              <w:right w:w="90.0" w:type="dxa"/>
-            </w:tcMar>
-          </w:tcPr>
-          <w:p>
-            <w:pPr>
-              <w:spacing w:after="80" w:line="278.00000000000006" w:lineRule="auto"/>
-              <w:ind w:right="102"/>
-              <w:jc w:val="both"/>
-              <w:rPr>
-                <w:rFonts w:ascii="Times New Roman" w:cs="Times New Roman" w:eastAsia="Times New Roman" w:hAnsi="Times New Roman"/>
-                <w:sz w:val="26"/>
-                <w:szCs w:val="26"/>
-              </w:rPr>
-            </w:pPr>
-            <w:r>
-              <w:rPr>
-                <w:rFonts w:ascii="Times New Roman" w:cs="Times New Roman" w:eastAsia="Times New Roman" w:hAnsi="Times New Roman"/>
-                <w:b w:val="1"/>
-                <w:bCs w:val="1"/>
-                <w:sz w:val="26"/>
-                <w:szCs w:val="26"/>
-                <w:rtl w:val="0"/>
-              </w:rPr>
-              <w:t xml:space="preserve">Phạm vi:</w:t>
-            </w:r>
-            <w:r>
-              <w:rPr>
-                <w:rFonts w:ascii="Times New Roman" w:cs="Times New Roman" w:eastAsia="Times New Roman" w:hAnsi="Times New Roman"/>
-                <w:sz w:val="26"/>
-                <w:szCs w:val="26"/>
-                <w:rtl w:val="0"/>
-              </w:rPr>
-              <w:t xml:space="preserve"> Kiểm chứng các</w:t>
-            </w:r>
-            <w:r>
-              <w:rPr>
-                <w:rFonts w:ascii="Times New Roman" w:cs="Times New Roman" w:eastAsia="Times New Roman" w:hAnsi="Times New Roman"/>
-                <w:color w:val="c00000"/>
-                <w:sz w:val="26"/>
-                <w:szCs w:val="26"/>
-                <w:rtl w:val="0"/>
-              </w:rPr>
-              <w:t xml:space="preserve"> phát biểu</w:t>
-            </w:r>
-            <w:r>
-              <w:rPr>
-                <w:rFonts w:ascii="Times New Roman" w:cs="Times New Roman" w:eastAsia="Times New Roman" w:hAnsi="Times New Roman"/>
-                <w:sz w:val="26"/>
-                <w:szCs w:val="26"/>
-                <w:rtl w:val="0"/>
-              </w:rPr>
-              <w:t xml:space="preserve"> trong quảng cáo tiếng Việt do LLM tạo về tai nghe không dây, tập trung vào thời lượng pin, thời gian sạc, khối lượng,</w:t>
-            </w:r>
-            <w:r>
-              <w:rPr>
-                <w:rFonts w:ascii="Times New Roman" w:cs="Times New Roman" w:eastAsia="Times New Roman" w:hAnsi="Times New Roman"/>
-                <w:color w:val="c00000"/>
-                <w:sz w:val="26"/>
-                <w:szCs w:val="26"/>
-                <w:rtl w:val="0"/>
-              </w:rPr>
-              <w:t xml:space="preserve"> tính năng</w:t>
-            </w:r>
-            <w:r>
-              <w:rPr>
-                <w:rFonts w:ascii="Times New Roman" w:cs="Times New Roman" w:eastAsia="Times New Roman" w:hAnsi="Times New Roman"/>
-                <w:sz w:val="26"/>
-                <w:szCs w:val="26"/>
-                <w:rtl w:val="0"/>
-              </w:rPr>
-              <w:t xml:space="preserve"> chống ồn và phiên bản Bluetooth. Hệ thống chỉ sử dụng tài liệu văn bản</w:t>
-            </w:r>
-            <w:r>
-              <w:rPr>
-                <w:rFonts w:ascii="Times New Roman" w:cs="Times New Roman" w:eastAsia="Times New Roman" w:hAnsi="Times New Roman"/>
-                <w:color w:val="c00000"/>
-                <w:sz w:val="26"/>
-                <w:szCs w:val="26"/>
-                <w:rtl w:val="0"/>
-              </w:rPr>
-              <w:t xml:space="preserve"> chính thức</w:t>
-            </w:r>
-            <w:r>
-              <w:rPr>
-                <w:rFonts w:ascii="Times New Roman" w:cs="Times New Roman" w:eastAsia="Times New Roman" w:hAnsi="Times New Roman"/>
-                <w:sz w:val="26"/>
-                <w:szCs w:val="26"/>
-                <w:rtl w:val="0"/>
-              </w:rPr>
-              <w:t xml:space="preserve"> của</w:t>
-            </w:r>
-            <w:r>
-              <w:rPr>
-                <w:rFonts w:ascii="Times New Roman" w:cs="Times New Roman" w:eastAsia="Times New Roman" w:hAnsi="Times New Roman"/>
-                <w:color w:val="c00000"/>
-                <w:sz w:val="26"/>
-                <w:szCs w:val="26"/>
-                <w:rtl w:val="0"/>
-              </w:rPr>
-              <w:t xml:space="preserve"> hãng cho</w:t>
-            </w:r>
-            <w:r>
-              <w:rPr>
-                <w:rFonts w:ascii="Times New Roman" w:cs="Times New Roman" w:eastAsia="Times New Roman" w:hAnsi="Times New Roman"/>
-                <w:sz w:val="26"/>
-                <w:szCs w:val="26"/>
-                <w:rtl w:val="0"/>
-              </w:rPr>
-              <w:t xml:space="preserve"> đúng sản phẩm</w:t>
-            </w:r>
-            <w:r>
-              <w:rPr>
-                <w:rFonts w:ascii="Times New Roman" w:cs="Times New Roman" w:eastAsia="Times New Roman" w:hAnsi="Times New Roman"/>
-                <w:color w:val="c00000"/>
-                <w:sz w:val="26"/>
-                <w:szCs w:val="26"/>
-                <w:rtl w:val="0"/>
-              </w:rPr>
-              <w:t xml:space="preserve">, phiên bản và thị trường; chấp nhận nguồn tiếng Việt hoặc tiếng Anh có thể trích xuất văn bản</w:t>
-            </w:r>
-            <w:r>
-              <w:rPr>
-                <w:rFonts w:ascii="Times New Roman" w:cs="Times New Roman" w:eastAsia="Times New Roman" w:hAnsi="Times New Roman"/>
-                <w:sz w:val="26"/>
-                <w:szCs w:val="26"/>
-                <w:rtl w:val="0"/>
-              </w:rPr>
-              <w:t xml:space="preserve">.</w:t>
-            </w:r>
-          </w:p>
-        </w:tc>
-      </w:tr>
-      <w:tr>
-        <w:trPr>
-          <w:cantSplit w:val="1"/>
-          <w:tblHeader w:val="0"/>
-        </w:trPr>
-        <w:tc>
-          <w:tcPr>
-            <w:gridSpan w:val="2"/>
-            <w:tcBorders>
-              <w:top w:color="000000" w:space="0" w:sz="0" w:val="nil"/>
-              <w:bottom w:color="000000" w:space="0" w:sz="0" w:val="nil"/>
-            </w:tcBorders>
-            <w:tcMar>
-              <w:top w:w="0.0" w:type="dxa"/>
-              <w:left w:w="90.0" w:type="dxa"/>
-              <w:bottom w:w="0.0" w:type="dxa"/>
-              <w:right w:w="90.0" w:type="dxa"/>
-            </w:tcMar>
-          </w:tcPr>
-          <w:p>
-            <w:pPr>
-              <w:spacing w:after="80" w:line="278.00000000000006" w:lineRule="auto"/>
-              <w:ind w:right="102"/>
-              <w:jc w:val="both"/>
-              <w:rPr>
-                <w:rFonts w:ascii="Times New Roman" w:cs="Times New Roman" w:eastAsia="Times New Roman" w:hAnsi="Times New Roman"/>
-                <w:sz w:val="26"/>
-                <w:szCs w:val="26"/>
-              </w:rPr>
-            </w:pPr>
-            <w:r>
-              <w:rPr>
-                <w:rFonts w:ascii="Times New Roman" w:cs="Times New Roman" w:eastAsia="Times New Roman" w:hAnsi="Times New Roman"/>
-                <w:color w:val="c00000"/>
-                <w:sz w:val="26"/>
-                <w:szCs w:val="26"/>
-                <w:rtl w:val="0"/>
-              </w:rPr>
-              <w:t xml:space="preserve">Kết luận chỉ áp dụng trong bộ nguồn đã thu thập; hệ thống không đo hiệu năng thực tế hoặc đưa ra kết luận pháp lý. Các phát biểu cảm tính như “âm thanh tuyệt vời”, so sánh với đối thủ hoặc “tốt nhất” nằm ngoài phạm vi và được đánh dấu riêng.</w:t>
-            </w:r>
-            <w:r>
-              <w:rPr>
-                <w:rtl w:val="0"/>
-              </w:rPr>
-            </w:r>
-          </w:p>
-        </w:tc>
-      </w:tr>
-      <w:tr>
-        <w:trPr>
-          <w:cantSplit w:val="1"/>
-          <w:tblHeader w:val="0"/>
-        </w:trPr>
-        <w:tc>
-          <w:tcPr>
-            <w:gridSpan w:val="2"/>
-            <w:tcBorders>
-              <w:top w:color="000000" w:space="0" w:sz="0" w:val="nil"/>
-              <w:bottom w:color="000000" w:space="0" w:sz="0" w:val="nil"/>
-            </w:tcBorders>
-            <w:tcMar>
-              <w:top w:w="0.0" w:type="dxa"/>
-              <w:left w:w="90.0" w:type="dxa"/>
-              <w:bottom w:w="0.0" w:type="dxa"/>
-              <w:right w:w="90.0" w:type="dxa"/>
-            </w:tcMar>
-          </w:tcPr>
-          <w:p>
-            <w:pPr>
-              <w:spacing w:after="80" w:line="278.00000000000006" w:lineRule="auto"/>
-              <w:ind w:right="102"/>
-              <w:jc w:val="both"/>
-              <w:rPr>
-                <w:rFonts w:ascii="Times New Roman" w:cs="Times New Roman" w:eastAsia="Times New Roman" w:hAnsi="Times New Roman"/>
-                <w:sz w:val="26"/>
-                <w:szCs w:val="26"/>
-              </w:rPr>
-            </w:pPr>
-            <w:r>
-              <w:rPr>
-                <w:rFonts w:ascii="Times New Roman" w:cs="Times New Roman" w:eastAsia="Times New Roman" w:hAnsi="Times New Roman"/>
-                <w:color w:val="c00000"/>
-                <w:sz w:val="26"/>
-                <w:szCs w:val="26"/>
-                <w:rtl w:val="0"/>
-              </w:rPr>
-              <w:t xml:space="preserve">Đánh giá và hiển thị nhãn ở mức từng phát biểu, không gộp thành một nhãn đúng/sai cho cả quảng cáo. Tính năng tạo quảng cáo sẵn có chỉ cung cấp đầu vào; khóa luận không mở rộng thành nghiên cứu mô hình sinh quảng cáo.</w:t>
-            </w:r>
-            <w:r>
-              <w:rPr>
-                <w:rtl w:val="0"/>
-              </w:rPr>
-            </w:r>
-          </w:p>
-        </w:tc>
-      </w:tr>
-      <w:tr>
-        <w:trPr>
-          <w:cantSplit w:val="1"/>
-          <w:tblHeader w:val="0"/>
-        </w:trPr>
-        <w:tc>
-          <w:tcPr>
-            <w:gridSpan w:val="2"/>
-            <w:tcBorders>
-              <w:top w:color="000000" w:space="0" w:sz="0" w:val="nil"/>
-              <w:bottom w:color="000000" w:space="0" w:sz="0" w:val="nil"/>
-            </w:tcBorders>
-            <w:tcMar>
-              <w:top w:w="0.0" w:type="dxa"/>
-              <w:left w:w="90.0" w:type="dxa"/>
-              <w:bottom w:w="0.0" w:type="dxa"/>
-              <w:right w:w="90.0" w:type="dxa"/>
-            </w:tcMar>
-          </w:tcPr>
-          <w:p>
-            <w:pPr>
-              <w:spacing w:after="80" w:line="278.00000000000006" w:lineRule="auto"/>
-              <w:ind w:right="102"/>
-              <w:jc w:val="both"/>
-              <w:rPr>
-                <w:rFonts w:ascii="Times New Roman" w:cs="Times New Roman" w:eastAsia="Times New Roman" w:hAnsi="Times New Roman"/>
-                <w:sz w:val="26"/>
-                <w:szCs w:val="26"/>
-              </w:rPr>
-            </w:pPr>
-            <w:r>
-              <w:rPr>
-                <w:rFonts w:ascii="Times New Roman" w:cs="Times New Roman" w:eastAsia="Times New Roman" w:hAnsi="Times New Roman"/>
-                <w:sz w:val="26"/>
-                <w:szCs w:val="26"/>
-                <w:rtl w:val="0"/>
-                <w:color w:val="C00000"/>
-              </w:rPr>
-              <w:t xml:space="preserve">Đối tượng: Khung gán nhãn và phương pháp kiểm chứng phát biểu quảng cáo tai nghe không dây tiếng Việt, gắn từng kết luận với nguồn gốc bằng chứng (provenance), đúng sản phẩm, phiên bản, thị trường, bộ phận, loại giá trị và điều kiện áp dụng.</w:t>
+              <w:t xml:space="preserve">Đối tượng: Bài toán kiểm chứng phát biểu thông số có điều kiện (ví dụ “40 giờ khi tắt chống ồn”) và bộ quyết định A–B–C, trong đó mỗi kết luận gắn với provenance của bằng chứng: sản phẩm, phiên bản, thị trường, bộ phận, loại giá trị và điều kiện áp dụng.</w:t>
             </w:r>
           </w:p>
         </w:tc>
@@ -1962,30 +1287,9 @@
                 <w:rtl w:val="0"/>
                 <w:color w:val="C00000"/>
               </w:rPr>
-              <w:t xml:space="preserve">Đóng góp dự kiến gồm: (1) bộ dữ liệu quảng cáo tai nghe tiếng Việt có provenance, hướng dẫn ba nhãn và bộ bằng chứng chuẩn; (2) đặc tả đối chiếu sản phẩm–phiên bản–bộ phận–điều kiện–loại giá trị, phân biệt thiếu bằng chứng với bác bỏ trực tiếp; (3) thực nghiệm có kiểm soát để đo FAR, Recall Supported và phân tích nguồn lỗi. Việc dùng Python quyết định nhãn không tự thân là tính mới; kết quả âm vẫn được báo cáo.</w:t>
-            </w:r>
-          </w:p>
-        </w:tc>
-      </w:tr>
-      <w:tr>
-        <w:trPr>
-          <w:cantSplit w:val="1"/>
-          <w:tblHeader w:val="0"/>
-        </w:trPr>
-        <w:tc>
-          <w:tcPr>
-            <w:gridSpan w:val="2"/>
-            <w:tcBorders>
-              <w:top w:color="000000" w:space="0" w:sz="0" w:val="nil"/>
-              <w:bottom w:color="000000" w:space="0" w:sz="0" w:val="nil"/>
-            </w:tcBorders>
-            <w:tcMar>
-              <w:top w:w="0.0" w:type="dxa"/>
-              <w:left w:w="90.0" w:type="dxa"/>
-              <w:bottom w:w="0.0" w:type="dxa"/>
-              <w:right w:w="90.0" w:type="dxa"/>
-            </w:tcMar>
-          </w:tcPr>
+              <w:t xml:space="preserve">Đóng góp dự kiến (giới hạn, có thể kiểm tra): </w:t>
+            </w:r>
+          </w:p>
           <w:p>
             <w:pPr>
               <w:keepLines w:val="1"/>
@@ -2010,7 +1314,7 @@
                 <w:rtl w:val="0"/>
                 <w:color w:val="C00000"/>
               </w:rPr>
-              <w:t xml:space="preserve">Tham khảo [3] về suy luận số, [4] về lý do bám nguồn, [5] về xung đột. FEVER [7], AVeriTeC [8], ViFactCheck [9], ViWikiFC [10], ViNumFCR [11] cung cấp bối cảnh nhãn, bằng chứng và nghiên cứu tiếng Việt; không bắt buộc tái tạo các hệ thống này.</w:t>
+              <w:t xml:space="preserve">(C1) Bộ dữ liệu nhỏ quảng cáo tai nghe tiếng Việt do LLM sinh, có log sinh, nhãn ba lớp, bộ bằng chứng chuẩn, search_log cho NEI, tách riêng nhóm sinh thông thường (ordinary_llm) và nhóm biến thể có kiểm soát (controlled_variant). </w:t>
             </w:r>
           </w:p>
           <w:p>
@@ -2037,7 +1341,7 @@
                 <w:rtl w:val="0"/>
                 <w:color w:val="C00000"/>
               </w:rPr>
-              <w:t xml:space="preserve">RQ1: BM25 tìm đủ bộ bằng chứng đến đâu? Đo evidence-set recall@k trên mẫu có bộ bằng chứng chuẩn và phân tích bỏ sót.</w:t>
+              <w:t xml:space="preserve">(C2) Đặc tả và cài đặt có kiểm thử cho việc so sánh kiểu giá trị (chính xác, cận trên/dưới, khoảng, gần đúng, mức tối đa công bố, phiên bản) và kế thừa điều kiện thử (inherit_headline); trong [1]–[11] đã đọc chưa thấy đặc tả tương đương cho miền thông số sản phẩm — đây là nhận định trong phạm vi đã đọc, không phải khẳng định “đầu tiên”. </w:t>
             </w:r>
           </w:p>
           <w:p>
@@ -2064,9 +1368,30 @@
                 <w:rtl w:val="0"/>
                 <w:color w:val="C00000"/>
               </w:rPr>
-              <w:t xml:space="preserve">RQ2: Lỗi đến từ truy hồi, trích xuất hay quyết định? Rà soát mẫu lỗi chọn trước test; E1/E2 là mở rộng.</w:t>
-            </w:r>
-          </w:p>
+              <w:t xml:space="preserve">(C3) Thực nghiệm có kiểm soát P so với B1 trên cùng hồ sơ để tách tác động của bước quyết định, báo cả kết quả âm. Không nhận là đóng góp: việc dùng Python thay LLM để ra nhãn (đã có ở [1], [5]).</w:t>
+            </w:r>
+          </w:p>
+        </w:tc>
+      </w:tr>
+      <w:tr>
+        <w:trPr>
+          <w:cantSplit w:val="1"/>
+          <w:tblHeader w:val="0"/>
+        </w:trPr>
+        <w:tc>
+          <w:tcPr>
+            <w:gridSpan w:val="2"/>
+            <w:tcBorders>
+              <w:top w:color="000000" w:space="0" w:sz="0" w:val="nil"/>
+              <w:bottom w:color="000000" w:space="0" w:sz="0" w:val="nil"/>
+            </w:tcBorders>
+            <w:tcMar>
+              <w:top w:w="0.0" w:type="dxa"/>
+              <w:left w:w="90.0" w:type="dxa"/>
+              <w:bottom w:w="0.0" w:type="dxa"/>
+              <w:right w:w="90.0" w:type="dxa"/>
+            </w:tcMar>
+          </w:tcPr>
           <w:p>
             <w:pPr>
               <w:keepLines w:val="1"/>
@@ -2091,7 +1416,88 @@
                 <w:rtl w:val="0"/>
                 <w:color w:val="C00000"/>
               </w:rPr>
-              <w:t xml:space="preserve">RQ3 (thăm dò ở quy mô tối thiểu): P thay đổi FAR và Recall Supported so với B1 thế nào? Báo chênh lệch, kết quả từng họ và độ bất định; không đặt điều kiện toàn bộ khoảng FAR dưới 0 làm cửa đạt/rớt. Không suy ra ưu thế tổng quát từ bốn họ test.</w:t>
+              <w:t xml:space="preserve">Tham khảo [3] về suy luận số, [4] về lý do bám nguồn, [5] về xung đột; FEVER [7], AVeriTeC [8], ViFactCheck [9], ViWikiFC [10], ViNumFCR [11] cho bối cảnh nhãn, bằng chứng và tiếng Việt. </w:t>
+            </w:r>
+          </w:p>
+          <w:p>
+            <w:pPr>
+              <w:keepLines w:val="1"/>
+              <w:numPr>
+                <w:ilvl w:val="0"/>
+                <w:numId w:val="7"/>
+              </w:numPr>
+              <w:spacing w:after="80" w:line="278.00000000000006" w:lineRule="auto"/>
+              <w:ind w:left="397" w:right="102" w:hanging="198"/>
+              <w:jc w:val="both"/>
+              <w:rPr>
+                <w:rFonts w:ascii="Times New Roman" w:cs="Times New Roman" w:eastAsia="Times New Roman" w:hAnsi="Times New Roman"/>
+                <w:sz w:val="26"/>
+                <w:szCs w:val="26"/>
+              </w:rPr>
+            </w:pPr>
+            <w:r>
+              <w:rPr>
+                <w:rFonts w:ascii="Times New Roman" w:cs="Times New Roman" w:eastAsia="Times New Roman" w:hAnsi="Times New Roman"/>
+                <w:sz w:val="26"/>
+                <w:szCs w:val="26"/>
+                <w:rtl w:val="0"/>
+                <w:color w:val="C00000"/>
+              </w:rPr>
+              <w:t xml:space="preserve">RQ1: Với nguồn đã lọc theo sản phẩm, BM25 tìm trọn bộ bằng chứng đến đâu? Báo recall@k tổng thể và riêng nhóm N &gt; k. </w:t>
+            </w:r>
+          </w:p>
+          <w:p>
+            <w:pPr>
+              <w:keepLines w:val="1"/>
+              <w:numPr>
+                <w:ilvl w:val="0"/>
+                <w:numId w:val="7"/>
+              </w:numPr>
+              <w:spacing w:after="80" w:line="278.00000000000006" w:lineRule="auto"/>
+              <w:ind w:left="397" w:right="102" w:hanging="198"/>
+              <w:jc w:val="both"/>
+              <w:rPr>
+                <w:rFonts w:ascii="Times New Roman" w:cs="Times New Roman" w:eastAsia="Times New Roman" w:hAnsi="Times New Roman"/>
+                <w:sz w:val="26"/>
+                <w:szCs w:val="26"/>
+              </w:rPr>
+            </w:pPr>
+            <w:r>
+              <w:rPr>
+                <w:rFonts w:ascii="Times New Roman" w:cs="Times New Roman" w:eastAsia="Times New Roman" w:hAnsi="Times New Roman"/>
+                <w:sz w:val="26"/>
+                <w:szCs w:val="26"/>
+                <w:rtl w:val="0"/>
+                <w:color w:val="C00000"/>
+              </w:rPr>
+              <w:t xml:space="preserve">RQ2: Lỗi của B0/B1/P đến từ truy hồi, trích xuất hay quyết định? Mã hóa lỗi trên mẫu chọn trước. </w:t>
+            </w:r>
+          </w:p>
+          <w:p>
+            <w:pPr>
+              <w:keepLines w:val="1"/>
+              <w:numPr>
+                <w:ilvl w:val="0"/>
+                <w:numId w:val="7"/>
+              </w:numPr>
+              <w:spacing w:after="80" w:line="278.00000000000006" w:lineRule="auto"/>
+              <w:ind w:left="397" w:right="102" w:hanging="198"/>
+              <w:jc w:val="both"/>
+              <w:rPr>
+                <w:rFonts w:ascii="Times New Roman" w:cs="Times New Roman" w:eastAsia="Times New Roman" w:hAnsi="Times New Roman"/>
+                <w:sz w:val="26"/>
+                <w:szCs w:val="26"/>
+              </w:rPr>
+            </w:pPr>
+            <w:r>
+              <w:rPr>
+                <w:rFonts w:ascii="Times New Roman" w:cs="Times New Roman" w:eastAsia="Times New Roman" w:hAnsi="Times New Roman"/>
+                <w:sz w:val="26"/>
+                <w:szCs w:val="26"/>
+                <w:rtl w:val="0"/>
+                <w:color w:val="C00000"/>
+              </w:rPr>
+              <w:t xml:space="preserve">RQ3 (thăm dò): P thay đổi FAR và Recall Supported so với B1 thế nào trên test 4 họ? Báo chênh lệch, số đếm, kết quả từng họ, bỏ từng họ và khoảng cluster bootstrap (lấy mẫu lại theo cả họ); không tuyên bố ý nghĩa thống kê.</w:t>
             </w:r>
           </w:p>
         </w:tc>
@@ -2376,7 +1782,7 @@
                 <w:rtl w:val="0"/>
                 <w:color w:val="C00000"/>
               </w:rPr>
-              <w:t xml:space="preserve">Quy mô dự kiến theo ba tầng, bao gồm pilot: tối thiểu 120 phát biểu / 12 họ sản phẩm; mục tiêu 180 phát biểu / 18–20 họ; mở rộng 300 phát biểu / 30 họ chỉ khi năng suất pilot và ngân sách cho phép. Đây là mục tiêu, chưa phải dữ liệu đã thu. Họ sản phẩm gồm các mẫu, phiên bản gần nhau của cùng dòng, không phải toàn bộ một hãng; chốt danh sách họ trước khi chia tập.</w:t>
+              <w:t xml:space="preserve">Quy mô (DỰ THẢO — cần GVHD xác nhận): MVP cam kết 120 phát biểu / 12 họ, chia dev/val/test = 6/2/4. Mục tiêu 180 / 18 họ (7/4/7) chỉ khi năng suất đo ở lô 0 và pilot cho phép (công thức trong docs/KE_HOACH_CHI_TIET_SINH_VIEN.md). Mức 300 không nằm trong kế hoạch học kỳ này. Họ sản phẩm là một dòng mẫu và các phiên bản gần nhau, không phải cả hãng; mẫu cha và biến thể luôn cùng họ, cùng tập.</w:t>
             </w:r>
           </w:p>
         </w:tc>
@@ -2424,7 +1830,7 @@
                 <w:rtl w:val="0"/>
                 <w:color w:val="C00000"/>
               </w:rPr>
-              <w:t xml:space="preserve">Lưu riêng quảng cáo LLM sinh thông thường và biến thể có kiểm soát. Mẫu LLM phải có mô hình/phiên bản, prompt, thời điểm, cấu hình sinh và đầu ra gốc; biến thể cần mẫu cha và thao tác sửa. Mẫu tự viết hoặc chưa rõ nguồn gốc phải ghi đúng trạng thái, không tính là quảng cáo LLM đã xác minh. Nhãn do người đọc nguồn gán, không suy từ thao tác sửa. Các EX minh họa và ca xung đột giả lập không tự động được tính vào quy mô dữ liệu chính.</w:t>
+              <w:t xml:space="preserve">Hai nhóm dữ liệu được lưu và báo riêng: ordinary_llm (sinh từ yêu cầu quảng cáo thông thường, giữ quảng cáo thô, SHA-256, prompt đã render, nhà cung cấp, mã mô hình trả về, tham số sinh, thời điểm) và controlled_variant (sửa giá trị, phiên bản, bộ phận hoặc điều kiện từ mẫu cha, có ghi thao tác). Thu theo lô với tiêu chí dừng chốt trước, chỉ đọc số đếm nhãn; nhóm ordinary_llm chiếm tối thiểu 50% mỗi tập. EX-01–23 hiện có chỉ là ca minh họa/kiểm thử, không tính vào dữ liệu chính.</w:t>
             </w:r>
           </w:p>
         </w:tc>
@@ -2626,17 +2032,12 @@
             <w:r>
               <w:rPr>
                 <w:rFonts w:ascii="Times New Roman" w:cs="Times New Roman" w:eastAsia="Times New Roman" w:hAnsi="Times New Roman"/>
-                <w:color w:val="c00000"/>
-                <w:sz w:val="26"/>
-                <w:szCs w:val="26"/>
-                <w:rtl w:val="0"/>
-              </w:rPr>
-              <w:t xml:space="preserve">Một người gán nhãn theo hướng dẫn đã viết trước khi hoàn thiện A–B–C và không xem dự đoán của các phiên bản. Gán lại ngẫu nhiên 20% mẫu, có phân tầng theo nhãn và nguồn gốc mẫu, sau 1–2 tuần với nhãn cũ được ẩn; báo cáo tỷ lệ tự đồng thuận và nhật ký sửa nhãn, không gọi đây là đồng thuận giữa hai người.</w:t>
-            </w:r>
-            <w:r>
-              <w:rPr>
-                <w:rtl w:val="0"/>
-              </w:rPr>
+                <w:sz w:val="26"/>
+                <w:szCs w:val="26"/>
+                <w:rtl w:val="0"/>
+                <w:color w:val="C00000"/>
+              </w:rPr>
+              <w:t xml:space="preserve">Kiểm tra nhãn: một hướng dẫn nhãn chung cho người gán, B0, B1 và P, khóa phiên bản trước val/test; người gán chính không xem dự đoán. Người thứ hai gán độc lập 30 phát biểu chọn trước theo nhãn sơ bộ, nhóm và họ, không thấy nhãn đầu, dự đoán hay code P; báo tỷ lệ đồng thuận và Cohen’s kappa (đồng thuận hai người sau khi trừ phần trùng do ngẫu nhiên) trước hòa giải. Tự gán lại 20% sau 1–2 tuần chỉ đo tự nhất quán. Người thứ hai: [SINH VIÊN ĐIỀN: họ tên, ngày nhận việc]; nếu không có, báo thiếu và hạ mức kết luận (DỰ THẢO — cần GVHD xác nhận).</w:t>
             </w:r>
           </w:p>
         </w:tc>
@@ -2684,7 +2085,7 @@
                 <w:rtl w:val="0"/>
                 <w:color w:val="C00000"/>
               </w:rPr>
-              <w:t xml:space="preserve">Chia theo họ: 12 họ dùng dev/val/test = 6/2/4; 18 họ dùng 7/4/7; 20 họ dùng 8/4/8; 30 họ có thể dùng 12/6/12. Pilot cố định 6 họ, toàn bộ ở dev trong mọi phương án. Biến thể cùng quảng cáo và phiên bản cùng họ ở cùng tập. Chốt danh sách ở Gate 2; báo số mẫu/nhãn thực tế, không chuyển pilot sang test. Chọn cấu hình trên dev; val kiểm tra một lượt cấu hình đã khóa, không tìm kiếm mô hình/k/dung sai trên hai họ val. Các tập cần đủ ba nhãn; test không dùng chỉnh luật/prompt.</w:t>
+              <w:t xml:space="preserve">Chia theo họ: 12 họ dùng 6/2/4; 18 họ dùng 7/4/7. Pilot đúng 6 họ, toàn bộ ở dev. Chọn mô hình/prompt/k trên dev; val audit một lượt sau khi khóa; test không dùng để chỉnh. Báo số mẫu từng nhãn theo tập và nhóm; với test nhỏ, mọi tỷ lệ đi kèm tử số/mẫu số.</w:t>
             </w:r>
           </w:p>
         </w:tc>
@@ -2920,7 +2321,7 @@
                 <w:rtl w:val="0"/>
                 <w:color w:val="C00000"/>
               </w:rPr>
-              <w:t xml:space="preserve">Thử k = 3, 5, 8 trên dev, báo evidence-set recall@k theo từng họ và chi phí; chọn k nhỏ nhất đạt mức recall mục tiêu đã ghi trước lượt so sánh, nếu không mức nào đạt thì báo thiếu và chọn recall cao nhất (hòa thì k nhỏ hơn). Không chọn lại k trên val/test. Nguồn ít hơn k đoạn thì lấy toàn bộ và báo số đoạn thực tế.</w:t>
+              <w:t xml:space="preserve">Thử k = 3, 5, 8 trên dev; chọn k nhỏ nhất đạt mức recall ghi trước, nếu không mức nào đạt thì chọn recall cao nhất. Với mỗi phát biểu lưu N (số đoạn ứng viên sau lọc sản phẩm) và k_eff = min(k, N); báo min/trung vị/max N và recall@k riêng nhóm N &gt; k, vì khi N ≤ k hệ thống lấy hết đoạn nên recall cao không chứng tỏ xếp hạng tốt. Lọc theo sản phẩm là giả định thuận lợi; nêu rõ trong giới hạn.</w:t>
             </w:r>
           </w:p>
         </w:tc>
@@ -3170,7 +2571,7 @@
                 <w:rtl w:val="0"/>
                 <w:color w:val="C00000"/>
               </w:rPr>
-              <w:t xml:space="preserve">B kiểm tra điều kiện thiết yếu của thuộc tính và chế độ claim nêu rõ. Thiếu điều kiện thiết yếu thì UNKNOWN, không suy diễn từ nguồn vào claim. Claim nói rõ “theo thông số công bố/điều kiện thử nghiệm của hãng” được gắn condition_ref tới chú thích tương ứng; không hiểu là bảo đảm mọi cách dùng. Claim có điều kiện riêng khác nguồn vẫn phải tìm bằng chứng cùng điều kiện. Khối lượng không cần chế độ chống ồn.</w:t>
+              <w:t xml:space="preserve">B kiểm tra điều kiện thiết yếu (chế độ chống ồn, âm lượng, chu kỳ thử…). Luật inherit_headline (DỰ THẢO — cần GVHD xác nhận): phát biểu không nêu điều kiện mà nguồn công bố kèm thì kế thừa điều kiện thử của chính thông số đó; điều kiện phát biểu nêu rõ vẫn phải khớp; phát biểu “luôn/mọi chế độ” không kế thừa; còn từ hai chế độ khác giá trị → NEI-thiếu. Lý do: đọc nghĩa đen làm 11/23 câu ví dụ gốc đổi nhãn sang NEI (tests/test_abc.py), trong khi quảng cáo LLM thật hiếm khi ghi điều kiện thử.</w:t>
             </w:r>
           </w:p>
         </w:tc>
@@ -3759,7 +3160,7 @@
                 <w:rtl w:val="0"/>
                 <w:color w:val="C00000"/>
               </w:rPr>
-              <w:t xml:space="preserve">Các thiết lập: E3 dùng bằng chứng BM25 và hồ sơ do LLM trích, là thực nghiệm chính bắt buộc. E1 dùng bằng chứng và hồ sơ đã kiểm tra thủ công; E2 dùng bằng chứng chuẩn nhưng hồ sơ do LLM trích, là hai thiết lập chẩn đoán tùy thời gian. B0 đọc văn bản nguồn; B1 và P dùng loại hồ sơ tương ứng.</w:t>
+              <w:t xml:space="preserve">Thiết lập: E3 (bằng chứng BM25 + hồ sơ LLM trích) là thực nghiệm chính bắt buộc. E1 (bằng chứng và hồ sơ kiểm thủ công) và E2 (bằng chứng chuẩn + hồ sơ LLM) là chẩn đoán tùy chọn. B0 đọc văn bản nguồn; B1 và P dùng chung một hồ sơ và một mã băm trong mỗi lượt.</w:t>
             </w:r>
           </w:p>
         </w:tc>
@@ -4173,7 +3574,7 @@
                 <w:rtl w:val="0"/>
                 <w:color w:val="C00000"/>
               </w:rPr>
-              <w:t xml:space="preserve">Giả thuyết định hướng: P giảm FAR so với B1 mà Recall Supported không giảm quá 5 điểm phần trăm. Đây là ngưỡng đánh đổi thực hành chốt trước test, không phải kiểm định không-thua-kém hoặc chuẩn chung. Ở mức 12 họ, chỉ mô tả xu hướng quan sát nếu ΔFAR&lt;0 và ΔRecall≥−5 điểm; ngoài ra báo không cải thiện/đánh đổi/không xác định theo dữ liệu.</w:t>
+              <w:t xml:space="preserve">Giả thuyết định hướng (chốt trước test): P giảm FAR so với B1 mà Recall Supported không giảm quá 5 điểm phần trăm. FAR = (Refuted→Supported + NEI→Supported) / (n_Refuted + n_NEI); Recall Supported = Supported→Supported / n_Supported. Đây là ngưỡng đánh đổi thực hành, không phải kiểm định; với n_Supported khoảng 10, một lỗi đã làm Recall đổi 10 điểm.</w:t>
             </w:r>
           </w:p>
         </w:tc>
@@ -4221,7 +3622,7 @@
                 <w:rtl w:val="0"/>
                 <w:color w:val="C00000"/>
               </w:rPr>
-              <w:t xml:space="preserve">RQ3 ở mức tối thiểu là thăm dò: báo ΔFAR=FAR(P)−FAR(B1), ΔRecall, mẫu số, số họ và kết quả từng họ; phân tích độ nhạy bỏ lần lượt một họ. Có thể kèm khoảng bootstrap ghép cặp theo họ 95% để mô tả bất định, nhưng bốn họ không bảo đảm độ bao phủ danh nghĩa; không dùng khoảng này làm cửa đạt/rớt hay khẳng định ưu thế. Lặp thiếu mẫu số → không xác định, báo tỷ lệ lặp hợp lệ; khóa seed/số lượt/cách xử lý trước test. Với 18–20 hoặc 30 họ cũng không mặc nhiên chuyển sang kết luận khẳng định: cần thiết kế và phân tích công suất phù hợp chốt trước test.</w:t>
+              <w:t xml:space="preserve">RQ3 ở mức thăm dò: báo ΔFAR, ΔRecall, tử số/mẫu số, kết quả từng họ, bỏ lần lượt từng họ và khoảng cluster bootstrap 95%. Mô phỏng scripts/simulate_power.py (giả định, không phải số đo) cho thấy với 4 họ test và 20 phát biểu R+NEI, khoảng này chỉ loại được 0 trong khoảng một phần ba số lần; vì vậy không tuyên bố “P tốt hơn có ý nghĩa thống kê”. Nếu năng suất cho phép, nâng R+NEI của test lên ≥ 40. Báo bảng toàn test và bảng riêng ordinary_llm / controlled_variant; mẫu số 0 ghi NA, mẫu số dưới 10 gắn “ít mẫu”.</w:t>
             </w:r>
           </w:p>
         </w:tc>
@@ -4317,17 +3718,12 @@
             <w:r>
               <w:rPr>
                 <w:rFonts w:ascii="Times New Roman" w:cs="Times New Roman" w:eastAsia="Times New Roman" w:hAnsi="Times New Roman"/>
-                <w:color w:val="c00000"/>
-                <w:sz w:val="26"/>
-                <w:szCs w:val="26"/>
-                <w:rtl w:val="0"/>
-              </w:rPr>
-              <w:t xml:space="preserve">Đánh giá evidence-set recall@k (tỷ lệ top-k chứa trọn ít nhất một bộ bằng chứng chuẩn đủ kết luận) trên các phát biểu đã có bộ bằng chứng như vậy. NEI do thiếu bằng chứng không được tự tính là truy hồi thành công; kiểm tra riêng NEI do BM25 bỏ sót nguồn và NEI đúng theo toàn bộ nguồn đã thu thập.</w:t>
-            </w:r>
-            <w:r>
-              <w:rPr>
-                <w:rtl w:val="0"/>
-              </w:rPr>
+                <w:sz w:val="26"/>
+                <w:szCs w:val="26"/>
+                <w:rtl w:val="0"/>
+                <w:color w:val="C00000"/>
+              </w:rPr>
+              <w:t xml:space="preserve">Đánh giá recall@k trên các phát biểu có bộ bằng chứng chuẩn; NEI-thiếu không tự tính là truy hồi đúng. NEI-thiếu là kết luận có điều kiện theo kho nguồn đã khóa: mỗi ca có search_log ghi loại nguồn đã rà, từ khóa Việt–Anh, URL, trạng thái truy cập; không viết “hãng không công bố” khi chỉ là chưa tìm thấy.</w:t>
             </w:r>
           </w:p>
         </w:tc>
@@ -4418,17 +3814,12 @@
             <w:r>
               <w:rPr>
                 <w:rFonts w:ascii="Times New Roman" w:cs="Times New Roman" w:eastAsia="Times New Roman" w:hAnsi="Times New Roman"/>
-                <w:color w:val="c00000"/>
-                <w:sz w:val="26"/>
-                <w:szCs w:val="26"/>
-                <w:rtl w:val="0"/>
-              </w:rPr>
-              <w:t xml:space="preserve">Đo thời gian, bộ nhớ, số lần gọi LLM và lượng dữ liệu vào/ra trên cùng máy; tính cả bước trích xuất dùng chung và ghi rõ khi dùng kết quả lưu sẵn. Cố định cấu hình sinh ít ngẫu nhiên và seed (giá trị khởi tạo ngẫu nhiên) nếu được hỗ trợ; nếu pilot cho thấy đầu ra vẫn dao động, chốt trước test số lần chạy lặp và báo độ dao động.</w:t>
-            </w:r>
-            <w:r>
-              <w:rPr>
-                <w:rtl w:val="0"/>
-              </w:rPr>
+                <w:sz w:val="26"/>
+                <w:szCs w:val="26"/>
+                <w:rtl w:val="0"/>
+                <w:color w:val="C00000"/>
+              </w:rPr>
+              <w:t xml:space="preserve">Ghi thời gian, số lần gọi LLM, token và chi phí; chạy 3 lượt trên min(30, n_test) phát biểu chọn trước bằng seed để ước lượng dao động, lượt 1 là bảng chính. Lưu run_manifest: nhà cung cấp, mã mô hình yêu cầu/trả về, tham số sinh, thời điểm; không lưu khóa API. Tên “Llama” giống nhau ở hai nhà cung cấp không chứng minh cùng cấu hình.</w:t>
             </w:r>
           </w:p>
         </w:tc>
@@ -4530,7 +3921,7 @@
                 <w:rtl w:val="0"/>
                 <w:color w:val="C00000"/>
               </w:rPr>
-              <w:t xml:space="preserve">Kết quả mong đợi:</w:t>
+              <w:t xml:space="preserve">Kết quả mong đợi: </w:t>
             </w:r>
           </w:p>
           <w:p>
@@ -4556,7 +3947,7 @@
                 <w:rtl w:val="0"/>
                 <w:color w:val="C00000"/>
               </w:rPr>
-              <w:t xml:space="preserve">MVP bắt buộc: dữ liệu có nhãn và provenance, hướng dẫn nhãn, nguồn và mã đoạn, BM25, trích xuất JSON, ba bản B0/B1/P, đánh giá chính E3 và phân tích lỗi. Quy mô được chốt theo tầng 120/180/300 phát biểu sau pilot; báo số thực tế và phần chưa đạt.</w:t>
+              <w:t xml:space="preserve">MVP bắt buộc: dữ liệu 120 phát biểu / 12 họ có provenance và nhãn; hướng dẫn nhãn có phiên bản; người thứ hai gán 30 phát biểu (hoặc báo thiếu); BM25 có N, k_eff; trích xuất JSON; B0/B1/P chạy được; bảng E3 trên test; phân tích lỗi; gói tái lập. Mọi số lượng thực tế và phần chưa đạt được báo đúng.</w:t>
             </w:r>
           </w:p>
         </w:tc>
@@ -4721,7 +4112,7 @@
                 <w:rtl w:val="0"/>
                 <w:color w:val="C00000"/>
               </w:rPr>
-              <w:t xml:space="preserve">Ba phiên bản B0, B1 và P hoạt động trên cùng dữ liệu và giao thức E3 là yêu cầu bắt buộc. P−A/P−B và E1/E2 là phần mở rộng, chỉ thực hiện sau khi dữ liệu, ba bản chính và đánh giá đã ổn định.</w:t>
+              <w:t xml:space="preserve">B0, B1 và P chạy trên cùng phát biểu, cùng hướng dẫn và cùng giao thức E3 là bắt buộc. P−A(bộ phận), P−B, E1/E2, truy hồi không lọc, tách tự động và website là tùy chọn, chỉ bắt đầu sau Gate 4.</w:t>
             </w:r>
           </w:p>
         </w:tc>
@@ -4768,7 +4159,7 @@
                 <w:rtl w:val="0"/>
                 <w:color w:val="C00000"/>
               </w:rPr>
-              <w:t xml:space="preserve">Báo cáo thực nghiệm mô tả P thay đổi FAR và Recall Supported so với B1/B0, gồm trường hợp không cải thiện hoặc có đánh đổi. Ở quy mô tối thiểu, kết luận RQ3 giới hạn ở thăm dò trên tập đã kiểm tra, không xác nhận hiệu quả tổng quát.</w:t>
+              <w:t xml:space="preserve">Báo cáo thực nghiệm mô tả P thay đổi FAR và Recall Supported so với B1/B0 thế nào, gồm cả trường hợp không cải thiện hoặc đánh đổi. Kết luận chỉ áp dụng cho phát biểu đã tách thủ công, kho nguồn đã khóa và các họ đã chọn; không phải đánh giá end-to-end.</w:t>
             </w:r>
           </w:p>
         </w:tc>
@@ -4912,7 +4303,7 @@
                 <w:rtl w:val="0"/>
                 <w:color w:val="C00000"/>
               </w:rPr>
-              <w:t xml:space="preserve">Kế hoạch thực hiện: Một sinh viên phụ trách khảo sát, dữ liệu, lập trình, thực nghiệm và luận văn; triển khai theo sáu cổng nghiệm thu (Gate).</w:t>
+              <w:t xml:space="preserve">Kế hoạch thực hiện (DỰ THẢO — cần GVHD xác nhận): Một sinh viên thực hiện toàn bộ; lịch xây cho hai mức 12 giờ/tuần (cam kết MVP) và 20 giờ/tuần (có thể làm mục tiêu 180 và phần tùy chọn). Hạn nộp khóa luận HK1 2026–2027 chưa được Khoa công bố tại thời điểm soạn; kế hoạch lấy mốc 31/12/2026 theo thời gian thực hiện đã đăng ký và sẽ dời theo thông báo chính thức. </w:t>
             </w:r>
           </w:p>
           <w:p>
@@ -4944,9 +4335,30 @@
                 <w:rtl w:val="0"/>
                 <w:color w:val="C00000"/>
               </w:rPr>
-              <w:t xml:space="preserve">Tháng 09/2026 (15–30/09): kế hoạch chuẩn bị và đối chiếu minh chứng</w:t>
-            </w:r>
-          </w:p>
+              <w:t xml:space="preserve">Tháng 09/2026 (15–30/09): khảo sát [1]–[6], thiết kế dữ liệu và hướng dẫn nhãn sơ bộ.</w:t>
+            </w:r>
+          </w:p>
+        </w:tc>
+      </w:tr>
+      <w:tr>
+        <w:trPr>
+          <w:cantSplit w:val="1"/>
+          <w:tblHeader w:val="0"/>
+        </w:trPr>
+        <w:tc>
+          <w:tcPr>
+            <w:gridSpan w:val="2"/>
+            <w:tcBorders>
+              <w:top w:color="000000" w:space="0" w:sz="0" w:val="nil"/>
+              <w:bottom w:color="000000" w:space="0" w:sz="0" w:val="nil"/>
+            </w:tcBorders>
+            <w:tcMar>
+              <w:top w:w="0.0" w:type="dxa"/>
+              <w:left w:w="90.0" w:type="dxa"/>
+              <w:bottom w:w="0.0" w:type="dxa"/>
+              <w:right w:w="90.0" w:type="dxa"/>
+            </w:tcMar>
+          </w:tcPr>
           <w:p>
             <w:pPr>
               <w:numPr>
@@ -4968,9 +4380,74 @@
                 <w:sz w:val="26"/>
                 <w:szCs w:val="26"/>
                 <w:rtl w:val="0"/>
+              </w:rPr>
+              <w:t xml:space="preserve">Xây dựng tiêu chí chọn nguồn, cấu trúc lưu dữ liệu và hướng dẫn gán nhãn</w:t>
+            </w:r>
+            <w:r>
+              <w:rPr>
+                <w:rFonts w:ascii="Times New Roman" w:cs="Times New Roman" w:eastAsia="Times New Roman" w:hAnsi="Times New Roman"/>
+                <w:color w:val="c00000"/>
+                <w:sz w:val="26"/>
+                <w:szCs w:val="26"/>
+                <w:rtl w:val="0"/>
+              </w:rPr>
+              <w:t xml:space="preserve">; đầu ra là mẫu hồ sơ nguồn, phát biểu và bằng chứng chuẩn</w:t>
+            </w:r>
+            <w:r>
+              <w:rPr>
+                <w:rFonts w:ascii="Times New Roman" w:cs="Times New Roman" w:eastAsia="Times New Roman" w:hAnsi="Times New Roman"/>
+                <w:sz w:val="26"/>
+                <w:szCs w:val="26"/>
+                <w:rtl w:val="0"/>
+              </w:rPr>
+              <w:t xml:space="preserve">.</w:t>
+            </w:r>
+          </w:p>
+        </w:tc>
+      </w:tr>
+      <w:tr>
+        <w:trPr>
+          <w:cantSplit w:val="1"/>
+          <w:tblHeader w:val="0"/>
+        </w:trPr>
+        <w:tc>
+          <w:tcPr>
+            <w:gridSpan w:val="2"/>
+            <w:tcBorders>
+              <w:top w:color="000000" w:space="0" w:sz="0" w:val="nil"/>
+              <w:bottom w:color="000000" w:space="0" w:sz="0" w:val="nil"/>
+            </w:tcBorders>
+            <w:tcMar>
+              <w:top w:w="0.0" w:type="dxa"/>
+              <w:left w:w="90.0" w:type="dxa"/>
+              <w:bottom w:w="0.0" w:type="dxa"/>
+              <w:right w:w="90.0" w:type="dxa"/>
+            </w:tcMar>
+          </w:tcPr>
+          <w:p>
+            <w:pPr>
+              <w:numPr>
+                <w:ilvl w:val="0"/>
+                <w:numId w:val="8"/>
+              </w:numPr>
+              <w:spacing w:after="80" w:line="278.00000000000006" w:lineRule="auto"/>
+              <w:ind w:left="794" w:right="102" w:hanging="197.99999999999997"/>
+              <w:jc w:val="both"/>
+              <w:rPr>
+                <w:rFonts w:ascii="Times New Roman" w:cs="Times New Roman" w:eastAsia="Times New Roman" w:hAnsi="Times New Roman"/>
+                <w:sz w:val="26"/>
+                <w:szCs w:val="26"/>
+              </w:rPr>
+            </w:pPr>
+            <w:r>
+              <w:rPr>
+                <w:rFonts w:ascii="Times New Roman" w:cs="Times New Roman" w:eastAsia="Times New Roman" w:hAnsi="Times New Roman"/>
+                <w:sz w:val="26"/>
+                <w:szCs w:val="26"/>
+                <w:rtl w:val="0"/>
                 <w:color w:val="C00000"/>
               </w:rPr>
-              <w:t xml:space="preserve">Khảo sát [1]–[6], soạn thiết kế dữ liệu và hướng dẫn nhãn. Chỉ ghi hoàn thành trong tháng 9 khi có phiên bản hoặc nhật ký xác nhận đến 30/09/2026; nội dung được bổ sung tháng 10 phải ghi riêng.</w:t>
+              <w:t xml:space="preserve">Sau 30/09 (ghi riêng, không tính là kết quả tháng 9): EX-01–20 được kiểm lại nguồn và chụp ngày 08/10; EX-21–23 là ca xung đột giả lập do AI soạn để kiểm thử; đặc tả A–B–C, hướng dẫn nhãn v1, mẫu log và 27 kiểm thử đơn vị được soạn với AI hỗ trợ. Nguồn gốc sinh của 20 câu cũ chưa xác định nên không dùng làm dữ liệu LLM.</w:t>
             </w:r>
           </w:p>
         </w:tc>
@@ -5015,121 +4492,9 @@
                 <w:sz w:val="26"/>
                 <w:szCs w:val="26"/>
                 <w:rtl w:val="0"/>
-              </w:rPr>
-              <w:t xml:space="preserve">Xây dựng tiêu chí chọn nguồn, cấu trúc lưu dữ liệu và hướng dẫn gán nhãn</w:t>
-            </w:r>
-            <w:r>
-              <w:rPr>
-                <w:rFonts w:ascii="Times New Roman" w:cs="Times New Roman" w:eastAsia="Times New Roman" w:hAnsi="Times New Roman"/>
-                <w:color w:val="c00000"/>
-                <w:sz w:val="26"/>
-                <w:szCs w:val="26"/>
-                <w:rtl w:val="0"/>
-              </w:rPr>
-              <w:t xml:space="preserve">; đầu ra là mẫu hồ sơ nguồn, phát biểu và bằng chứng chuẩn</w:t>
-            </w:r>
-            <w:r>
-              <w:rPr>
-                <w:rFonts w:ascii="Times New Roman" w:cs="Times New Roman" w:eastAsia="Times New Roman" w:hAnsi="Times New Roman"/>
-                <w:sz w:val="26"/>
-                <w:szCs w:val="26"/>
-                <w:rtl w:val="0"/>
-              </w:rPr>
-              <w:t xml:space="preserve">.</w:t>
-            </w:r>
-          </w:p>
-        </w:tc>
-      </w:tr>
-      <w:tr>
-        <w:trPr>
-          <w:cantSplit w:val="1"/>
-          <w:tblHeader w:val="0"/>
-        </w:trPr>
-        <w:tc>
-          <w:tcPr>
-            <w:gridSpan w:val="2"/>
-            <w:tcBorders>
-              <w:top w:color="000000" w:space="0" w:sz="0" w:val="nil"/>
-              <w:bottom w:color="000000" w:space="0" w:sz="0" w:val="nil"/>
-            </w:tcBorders>
-            <w:tcMar>
-              <w:top w:w="0.0" w:type="dxa"/>
-              <w:left w:w="90.0" w:type="dxa"/>
-              <w:bottom w:w="0.0" w:type="dxa"/>
-              <w:right w:w="90.0" w:type="dxa"/>
-            </w:tcMar>
-          </w:tcPr>
-          <w:p>
-            <w:pPr>
-              <w:numPr>
-                <w:ilvl w:val="0"/>
-                <w:numId w:val="8"/>
-              </w:numPr>
-              <w:spacing w:after="80" w:line="278.00000000000006" w:lineRule="auto"/>
-              <w:ind w:left="794" w:right="102" w:hanging="197.99999999999997"/>
-              <w:jc w:val="both"/>
-              <w:rPr>
-                <w:rFonts w:ascii="Times New Roman" w:cs="Times New Roman" w:eastAsia="Times New Roman" w:hAnsi="Times New Roman"/>
-                <w:sz w:val="26"/>
-                <w:szCs w:val="26"/>
-              </w:rPr>
-            </w:pPr>
-            <w:r>
-              <w:rPr>
-                <w:rFonts w:ascii="Times New Roman" w:cs="Times New Roman" w:eastAsia="Times New Roman" w:hAnsi="Times New Roman"/>
-                <w:sz w:val="26"/>
-                <w:szCs w:val="26"/>
-                <w:rtl w:val="0"/>
                 <w:color w:val="C00000"/>
               </w:rPr>
-              <w:t xml:space="preserve">Bản thảo có EX-01–EX-20 ghi ngày nguồn 07/10/2026 chưa có snapshot tương ứng; đã kiểm lại nguồn và chụp ngày 08/10. Bổ sung EX-21–EX-23 giả lập xung đột để kiểm thử. Hai mươi mẫu cũ chưa rõ nguồn gốc sinh; cả 23 chưa được tính là dữ liệu LLM chuẩn hay minh chứng hoàn thành tháng 9.</w:t>
-            </w:r>
-          </w:p>
-        </w:tc>
-      </w:tr>
-      <w:tr>
-        <w:trPr>
-          <w:cantSplit w:val="1"/>
-          <w:tblHeader w:val="0"/>
-        </w:trPr>
-        <w:tc>
-          <w:tcPr>
-            <w:gridSpan w:val="2"/>
-            <w:tcBorders>
-              <w:top w:color="000000" w:space="0" w:sz="0" w:val="nil"/>
-              <w:bottom w:color="000000" w:space="0" w:sz="0" w:val="nil"/>
-            </w:tcBorders>
-            <w:tcMar>
-              <w:top w:w="0.0" w:type="dxa"/>
-              <w:left w:w="90.0" w:type="dxa"/>
-              <w:bottom w:w="0.0" w:type="dxa"/>
-              <w:right w:w="90.0" w:type="dxa"/>
-            </w:tcMar>
-          </w:tcPr>
-          <w:p>
-            <w:pPr>
-              <w:numPr>
-                <w:ilvl w:val="0"/>
-                <w:numId w:val="8"/>
-              </w:numPr>
-              <w:spacing w:after="80" w:line="278.00000000000006" w:lineRule="auto"/>
-              <w:ind w:left="794" w:right="102" w:hanging="197.99999999999997"/>
-              <w:jc w:val="both"/>
-              <w:rPr>
-                <w:rFonts w:ascii="Times New Roman" w:cs="Times New Roman" w:eastAsia="Times New Roman" w:hAnsi="Times New Roman"/>
-                <w:sz w:val="26"/>
-                <w:szCs w:val="26"/>
-              </w:rPr>
-            </w:pPr>
-            <w:r>
-              <w:rPr>
-                <w:rFonts w:ascii="Times New Roman" w:cs="Times New Roman" w:eastAsia="Times New Roman" w:hAnsi="Times New Roman"/>
-                <w:sz w:val="26"/>
-                <w:szCs w:val="26"/>
-                <w:rtl w:val="0"/>
-                <w:color w:val="C00000"/>
-              </w:rPr>
-              <w:t xml:space="preserve">Rà soát cấu hình máy hoặc quyền truy cập API, tối đa hai LLM khả thi, mã thử và nhật ký chạy. Phần chưa có hồ sơ xác nhận được chuyển thành đầu việc Gate 1; không ghi đã chọn mô hình hoặc đã chạy thành công khi chưa có log.</w:t>
+              <w:t xml:space="preserve">Chưa có log chạy LLM đến 30/09. Hướng đã chọn: Llama qua API của một nhà cung cấp [SINH VIÊN ĐIỀN: tên nhà cung cấp, mã mô hình, ngân sách tối đa]; máy cá nhân chỉ chạy BM25 và Python.</w:t>
             </w:r>
           </w:p>
         </w:tc>
@@ -5182,7 +4547,7 @@
                 <w:rtl w:val="0"/>
                 <w:color w:val="C00000"/>
               </w:rPr>
-              <w:t xml:space="preserve">Tháng 10/2026 — Gate 1 (01–15/10): khóa thiết kế pilot</w:t>
+              <w:t xml:space="preserve">Gate 1 (08–31/10): môi trường và lô 0 </w:t>
             </w:r>
           </w:p>
           <w:p>
@@ -5208,7 +4573,7 @@
                 <w:rtl w:val="0"/>
                 <w:color w:val="C00000"/>
               </w:rPr>
-              <w:t xml:space="preserve">Chốt schema, hướng dẫn nhãn và hồ sơ nguồn; pilot 45–60 phát biểu thuộc đúng 6 họ sản phẩm trong mọi tầng quy mô. Lưu provenance LLM, nguồn chính thức, snapshot, ngày và mã đoạn. Toàn bộ sáu họ pilot giữ ở dev; không mở pilot thành tám họ rồi quay về mức tối thiểu.</w:t>
+              <w:t xml:space="preserve">Thu hồi khóa API cũ, tạo khóa mới; chọn nhà cung cấp và mô hình Llama; thử trích xuất JSON trên 5 ví dụ. Soạn prompt sinh quảng cáo có log và chạy lô 0: 2 họ dev × 5 quảng cáo ordinary_llm.</w:t>
             </w:r>
           </w:p>
         </w:tc>
@@ -5255,7 +4620,7 @@
                 <w:rtl w:val="0"/>
                 <w:color w:val="C00000"/>
               </w:rPr>
-              <w:t xml:space="preserve">Rà soát EX-01–EX-20, bổ sung provenance và các trường hợp còn thiếu; gắn quảng cáo gốc với claim. Kiểm tra sản phẩm, phiên bản, thị trường, bộ phận và điều kiện; nguồn chưa xác thực không được dùng làm nhãn chuẩn.</w:t>
+              <w:t xml:space="preserve">Tách và gán nhãn thủ công các phát biểu của lô 0, bấm giờ từng phát biểu để đo năng suất thật; lưu nguồn, snapshot, mã đoạn và search_log cho NEI. Chốt với GVHD các quyết định D1–D12 (inherit_headline, nguồn Moldova, hãng ngoài Apple, nhà cung cấp, quy mô).</w:t>
             </w:r>
           </w:p>
         </w:tc>
@@ -5302,7 +4667,7 @@
                 <w:rtl w:val="0"/>
                 <w:color w:val="C00000"/>
               </w:rPr>
-              <w:t xml:space="preserve">Chia nguồn theo mục hoặc dòng bảng, giữ tiêu đề và chú thích điều kiện; kiểm tra mã đoạn và liên kết tới snapshot. Ca xung đột giả lập dùng kiểm thử riêng, không thay bằng chứng thực tế.</w:t>
+              <w:t xml:space="preserve">Khóa hướng dẫn nhãn v1 (mã băm) trên ca dev; mời người gán thứ hai trước 20/10. Ca xung đột giả lập chỉ dùng kiểm thử.</w:t>
             </w:r>
           </w:p>
         </w:tc>
@@ -5349,7 +4714,7 @@
                 <w:rtl w:val="0"/>
                 <w:color w:val="C00000"/>
               </w:rPr>
-              <w:t xml:space="preserve">Đầu ra Gate 1: schema và hướng dẫn nhãn có phiên bản; pilot có nguồn, nhãn, lý do; cấu hình máy/API, tối đa hai mô hình ứng viên và log thử trích xuất. Nếu chưa đủ 45 phát biểu / 6 họ có nguồn hợp lệ vào 15/10, ưu tiên mức tối thiểu và dừng các hạng mục mở rộng.</w:t>
+              <w:t xml:space="preserve">Đầu ra Gate 1 (31/10): log lô 0 (quảng cáo thô, prompt, mô hình), số phát biểu kiểm chứng được mỗi quảng cáo, phút gán nhãn/phát biểu, hướng dẫn nhãn v1, tình trạng người thứ hai, biên bản quyết định với GVHD. Nếu chưa có API chạy được đến 24/10: báo GVHD ngay, dùng nhà cung cấp dự phòng.</w:t>
             </w:r>
           </w:p>
         </w:tc>
@@ -5396,7 +4761,7 @@
                 <w:rtl w:val="0"/>
                 <w:color w:val="C00000"/>
               </w:rPr>
-              <w:t xml:space="preserve">Gate 2 (16–31/10): BM25 và chương trình chạy tối thiểu</w:t>
+              <w:t xml:space="preserve">Gate 2 (01–14/11): pilot và chương trình tối thiểu </w:t>
             </w:r>
           </w:p>
           <w:p>
@@ -5422,7 +4787,7 @@
                 <w:rtl w:val="0"/>
                 <w:color w:val="C00000"/>
               </w:rPr>
-              <w:t xml:space="preserve">Hoàn thiện chia đoạn, chuẩn hóa Việt–Anh và BM25; thử k = 3, 5, 8 trên dev/pilot, đo recall@k theo họ và chi phí, lưu bộ bằng chứng bỏ sót. Ghi tiêu chí lựa chọn trước khi so sánh; cấu hình cuối khóa từ dev ở Gate 4, không tìm kiếm trên val.</w:t>
+              <w:t xml:space="preserve">Pilot đúng 6 họ dev, 45–60 phát biểu. Chia đoạn, BM25 lọc sản phẩm, thử k = 3, 5, 8, báo recall@k, N và k_eff theo họ.</w:t>
             </w:r>
           </w:p>
         </w:tc>
@@ -5469,7 +4834,7 @@
                 <w:rtl w:val="0"/>
                 <w:color w:val="C00000"/>
               </w:rPr>
-              <w:t xml:space="preserve">Chạy được B0 và P tối thiểu: đầu vào claim → bằng chứng → JSON → nhãn và dấu vết. Kiểm tra schema và lỗi kỹ thuật riêng; lưu đầu ra, thời gian, số lần gọi và tài nguyên. Chốt môi trường khả thi trong ngân sách, không mặc định có API miễn phí.</w:t>
+              <w:t xml:space="preserve">Chạy được B0 và P tối thiểu: phát biểu → bằng chứng → JSON → nhãn và dấu vết; lỗi kỹ thuật ghi riêng, không đổi thành NEI.</w:t>
             </w:r>
           </w:p>
         </w:tc>
@@ -5516,7 +4881,7 @@
                 <w:rtl w:val="0"/>
                 <w:color w:val="C00000"/>
               </w:rPr>
-              <w:t xml:space="preserve">Đầu ra Gate 2: mã và log pilot, năng suất gán nhãn, chi phí, cấu hình dev tạm thời, quyết định quy mô và số họ dev/val/test. Nếu dự phóng không đạt 180 phát biểu / 18–20 họ trước 20/11, chọn 120/12 với RQ3 thăm dò. Pilot vẫn sáu họ; chỉ chọn 300/30 khi còn đủ thời gian kiểm tra nhãn và khóa dữ liệu.</w:t>
+              <w:t xml:space="preserve">Đầu ra Gate 2 (14/11): quyết định quy mô theo công thức năng suất — giữ 120/12 (6/2/4) hoặc nâng 180/18 (7/4/7); danh sách họ và chia tập; dự toán chi phí API. Nếu dự phóng không kịp 120 phát biểu trước 04/12: thu hẹp phần tùy chọn trước, báo GVHD.</w:t>
             </w:r>
           </w:p>
         </w:tc>
@@ -5569,7 +4934,7 @@
                 <w:rtl w:val="0"/>
                 <w:color w:val="C00000"/>
               </w:rPr>
-              <w:t xml:space="preserve">Tháng 11/2026 — Gate 3 (01–20/11): hoàn thiện dữ liệu và ba bản chính</w:t>
+              <w:t xml:space="preserve">Gate 3 (15/11–04/12): hoàn thiện dữ liệu và ba bản chính </w:t>
             </w:r>
           </w:p>
           <w:p>
@@ -5595,7 +4960,7 @@
                 <w:rtl w:val="0"/>
                 <w:color w:val="C00000"/>
               </w:rPr>
-              <w:t xml:space="preserve">Thu thập/gán nhãn theo quy mô Gate 2; gán lại ngẫu nhiên có phân tầng 20% sau 1–2 tuần, ẩn nhãn cũ và dự đoán. Lưu tự đồng thuận cùng nhật ký sửa nhãn; không gọi đây là đồng thuận giữa hai người.</w:t>
+              <w:t xml:space="preserve">Thu và gán nhãn đủ quy mô theo lô; giữ ordinary_llm ≥ 50%; bổ sung controlled_variant khi một nhãn thiếu theo tiêu chí dừng đã chốt.</w:t>
             </w:r>
           </w:p>
         </w:tc>
@@ -5642,7 +5007,7 @@
                 <w:rtl w:val="0"/>
                 <w:color w:val="C00000"/>
               </w:rPr>
-              <w:t xml:space="preserve">Tổ chức chia theo họ như phương án Gate 2, giữ pilot trong dev và không để biến thể cùng quảng cáo rơi sang tập khác. Lưu danh sách chia, số mẫu từng nhãn, nguồn gốc mẫu và mã băm; dành đủ mẫu ba nhãn cho val/test.</w:t>
+              <w:t xml:space="preserve">Người thứ hai gán độc lập 30 phát biểu; tính đồng thuận và kappa trước hòa giải; tự gán lại 20% sau 1–2 tuần. Hoàn tất search_log cho mọi NEI.</w:t>
             </w:r>
           </w:p>
         </w:tc>
@@ -5689,7 +5054,7 @@
                 <w:rtl w:val="0"/>
                 <w:color w:val="C00000"/>
               </w:rPr>
-              <w:t xml:space="preserve">Hoàn thiện JSON extraction cho sản phẩm, phiên bản, bộ phận, thuộc tính, loại giá trị, giá trị, đơn vị, điều kiện và mã nguồn. Kiểm tra mẫu hồ sơ thủ công để phát hiện trường thiếu, bịa thông tin hoặc trích sai.</w:t>
+              <w:t xml:space="preserve">Hoàn thiện trích xuất JSON (sản phẩm, phiên bản, bộ phận, thuộc tính, loại giá trị, giá trị, đơn vị, điều kiện, mã đoạn); kiểm thủ công một mẫu hồ sơ để phát hiện trường thiếu hoặc bịa.</w:t>
             </w:r>
           </w:p>
         </w:tc>
@@ -5736,7 +5101,7 @@
                 <w:rtl w:val="0"/>
                 <w:color w:val="C00000"/>
               </w:rPr>
-              <w:t xml:space="preserve">Chuẩn hóa đơn vị chỉ khi cùng đại lượng; giữ Bluetooth như chuỗi phiên bản; đặc tả gần đúng, tối đa, tối thiểu và khoảng. Dung sai phải có căn cứ và được chốt trước test, không tự nới để cải thiện điểm.</w:t>
+              <w:t xml:space="preserve">Chuẩn hóa đơn vị chỉ khi cùng đại lượng; Bluetooth là chuỗi phiên bản; dung sai mặc định 0, chỉ nới khi nguồn nêu sai số.</w:t>
             </w:r>
           </w:p>
         </w:tc>
@@ -5783,7 +5148,7 @@
                 <w:rtl w:val="0"/>
                 <w:color w:val="C00000"/>
               </w:rPr>
-              <w:t xml:space="preserve">Hoàn thiện A: kiểm tra đúng sản phẩm, phiên bản, bộ phận và thuộc tính; chuẩn hóa loại giá trị từng bên để C đối chiếu. Lưu căn cứ loại nguồn sai phạm vi, không bỏ nguồn chỉ vì khác cách diễn đạt giới hạn số.</w:t>
+              <w:t xml:space="preserve">A: đúng sản phẩm, phiên bản, thị trường, bộ phận, thuộc tính; lưu lý do loại nguồn.</w:t>
             </w:r>
           </w:p>
         </w:tc>
@@ -5830,7 +5195,7 @@
                 <w:rtl w:val="0"/>
                 <w:color w:val="C00000"/>
               </w:rPr>
-              <w:t xml:space="preserve">Hoàn thiện B: đối chiếu điều kiện cần thiết, phân biệt UNKNOWN với điều kiện không áp dụng; kiểm thử trường hợp nguồn chưa nói tới chế độ trong claim.</w:t>
+              <w:t xml:space="preserve">B: điều kiện thiết yếu và luật inherit_headline đã chốt ở Gate 1; kiểm thử ca ANC bật/tắt, “luôn/mọi chế độ”.</w:t>
             </w:r>
           </w:p>
         </w:tc>
@@ -5877,7 +5242,7 @@
                 <w:rtl w:val="0"/>
                 <w:color w:val="C00000"/>
               </w:rPr>
-              <w:t xml:space="preserve">Hoàn thiện C1–C2–C3 và kiểm thử =, &gt;, ≥, ≤, khoảng, gần đúng, mức tối đa công bố và phiên bản. Kiểm tra EX-18 → Refuted, EX-20 → NEI-thiếu và EX-21–23 → NEI-xung đột. Lưu dấu vết; ca giả lập không được tính như bằng chứng xung đột thực tế.</w:t>
+              <w:t xml:space="preserve">C1–C2–C3: kiểm thử =, &gt;, ≥, ≤, khoảng, gần đúng, mức tối đa công bố, phiên bản (đã có 27 kiểm thử đơn vị, bổ sung khi luật thay đổi).</w:t>
             </w:r>
           </w:p>
         </w:tc>
@@ -5924,7 +5289,7 @@
                 <w:rtl w:val="0"/>
                 <w:color w:val="C00000"/>
               </w:rPr>
-              <w:t xml:space="preserve">Hoàn thiện P và giao diện dòng lệnh/notebook chạy lại được. Ưu tiên dữ liệu, log và đánh giá; tích hợp website chỉ khi các đầu ra bắt buộc đã đạt.</w:t>
+              <w:t xml:space="preserve">P chạy bằng dòng lệnh/notebook tái lập được; website không thuộc MVP.</w:t>
             </w:r>
           </w:p>
         </w:tc>
@@ -5971,7 +5336,7 @@
                 <w:rtl w:val="0"/>
                 <w:color w:val="C00000"/>
               </w:rPr>
-              <w:t xml:space="preserve">Hoàn thiện B1 dùng cùng hồ sơ trích xuất và chuẩn hóa đã lưu như P nhưng để LLM quyết định nhãn, không đưa nhãn hoặc dấu vết P vào B1. Đầu ra Gate 3: bộ dữ liệu đã rà soát, bản chia tập và B0/B1/P chạy được.</w:t>
+              <w:t xml:space="preserve">B1 dùng cùng hồ sơ và cùng hướng dẫn như P nhưng để LLM ra nhãn, không nhận nhãn hay dấu vết của P. Đầu ra Gate 3 (04/12): dữ liệu đã kiểm, bản chia tập, B0/B1/P chạy được trên dev.</w:t>
             </w:r>
           </w:p>
         </w:tc>
@@ -6018,7 +5383,7 @@
                 <w:rtl w:val="0"/>
                 <w:color w:val="C00000"/>
               </w:rPr>
-              <w:t xml:space="preserve">Gate 4 (21–30/11): khóa giao thức và kiểm tra xuyên suốt</w:t>
+              <w:t xml:space="preserve">Gate 4 (05–11/12): khóa giao thức </w:t>
             </w:r>
           </w:p>
           <w:p>
@@ -6044,7 +5409,7 @@
                 <w:rtl w:val="0"/>
                 <w:color w:val="C00000"/>
               </w:rPr>
-              <w:t xml:space="preserve">Chọn tối đa hai mô hình ứng viên theo khả thi tài nguyên, tỷ lệ JSON hợp lệ và độ đúng trích xuất trên dev; prompt/quy tắc/k chọn trên dev, dung sai theo nguồn. Ghi tiêu chí trước lượt so sánh và khóa cấu hình trước khi mở val. Val chỉ audit/smoke test một lượt, không chỉnh để tối đa điểm. Nếu lỗi buộc sửa, ghi nhiễm val và coi val đã dùng phát triển; không tiếp tục gọi val là kiểm định độc lập. Quyết định phần mở rộng theo ngân sách.</w:t>
+              <w:t xml:space="preserve">Khóa mô hình, prompt, k, hướng dẫn nhãn, dữ liệu bằng mã băm; chọn trước danh sách 30 phát biểu cho 3 lượt chạy lặp và mẫu phân tích lỗi. Val chạy một lượt để kiểm tra, không chỉnh theo điểm.</w:t>
             </w:r>
           </w:p>
         </w:tc>
@@ -6091,7 +5456,7 @@
                 <w:rtl w:val="0"/>
                 <w:color w:val="C00000"/>
               </w:rPr>
-              <w:t xml:space="preserve">B0/B1/P dùng cùng claim, top-k bằng chứng và mô hình trong từng thiết lập. B1/P dùng chung hồ sơ đã lưu. Quy định xử lý lỗi kỹ thuật, cache, số lần chạy và chi phí toàn quy trình để so sánh công bằng.</w:t>
+              <w:t xml:space="preserve">B0/B1/P dùng cùng phát biểu, top-k và mô hình; quy định trước cách xử lý lỗi kỹ thuật, cache, thử lại và ngân sách.</w:t>
             </w:r>
           </w:p>
         </w:tc>
@@ -6138,7 +5503,7 @@
                 <w:rtl w:val="0"/>
                 <w:color w:val="C00000"/>
               </w:rPr>
-              <w:t xml:space="preserve">Đầu ra Gate 4 trước 30/11: dữ liệu/prompt/mô hình/k/dung sai/quy tắc có phiên bản và mã băm; danh sách mẫu phân tích lỗi; giao thức đánh giá; smoke test trên dev/val và kiểm tra cấu trúc đầu vào test, không xem nhãn hoặc chọn cấu hình từ kết quả test. Viết các chương mở đầu, liên quan và phương pháp song song.</w:t>
+              <w:t xml:space="preserve">Đầu ra Gate 4 (11/12): giao thức có mã băm, danh sách mẫu, smoke test trên dev/val. Viết song song chương mở đầu, liên quan và phương pháp từ đầu tháng 11.</w:t>
             </w:r>
           </w:p>
         </w:tc>
@@ -6191,7 +5556,7 @@
                 <w:rtl w:val="0"/>
                 <w:color w:val="C00000"/>
               </w:rPr>
-              <w:t xml:space="preserve">Tháng 12/2026 — Gate 5 (01–15/12): thực nghiệm chính</w:t>
+              <w:t xml:space="preserve">Gate 5 (12–21/12): thực nghiệm chính </w:t>
             </w:r>
           </w:p>
           <w:p>
@@ -6217,7 +5582,7 @@
                 <w:rtl w:val="0"/>
                 <w:color w:val="C00000"/>
               </w:rPr>
-              <w:t xml:space="preserve">Chạy B0/B1/P ở E3 trên test đã khóa, lưu dự đoán gốc và lỗi. Chỉ chạy P−A/P−B, E1/E2 nếu đã chọn ở Gate 4 và đủ ngân sách; không để chúng làm chậm đánh giá chính.</w:t>
+              <w:t xml:space="preserve">Chạy B0/B1/P ở E3 trên test đã khóa; lượt 2 và 3 trên 30 phát biểu đã chọn. Phần tùy chọn chỉ chạy khi đã chọn ở Gate 4.</w:t>
             </w:r>
           </w:p>
         </w:tc>
@@ -6264,7 +5629,7 @@
                 <w:rtl w:val="0"/>
                 <w:color w:val="C00000"/>
               </w:rPr>
-              <w:t xml:space="preserve">Tính FAR, Recall Supported, Precision/Recall/F1 từng nhãn, Macro-F1, ma trận nhầm lẫn và khoảng tin cậy ghép cặp theo họ. Ghi mẫu số, số lỗi kỹ thuật và kết quả trên cùng tập mẫu hợp lệ; chỉ số thiếu mẫu số là không xác định.</w:t>
+              <w:t xml:space="preserve">Tính FAR, Recall Supported, Precision/Recall/F1 từng nhãn, Macro-F1, ma trận nhầm lẫn, cluster bootstrap theo họ; bảng toàn test, ordinary_llm và controlled_variant; tử số/mẫu số nguyên.</w:t>
             </w:r>
           </w:p>
         </w:tc>
@@ -6311,7 +5676,7 @@
                 <w:rtl w:val="0"/>
                 <w:color w:val="C00000"/>
               </w:rPr>
-              <w:t xml:space="preserve">Đo evidence-set recall@k với k đã khóa trên mẫu có bộ bằng chứng đủ kết luận; không coi NEI thiếu bằng chứng là truy hồi thành công. Phân biệt nhãn NEI do BM25 bỏ sót với NEI đúng theo toàn bộ nguồn đã lưu.</w:t>
+              <w:t xml:space="preserve">Đo recall@k với k đã khóa, kèm N và k_eff; tách NEI do BM25 bỏ sót với NEI đúng theo kho nguồn.</w:t>
             </w:r>
           </w:p>
         </w:tc>
@@ -6358,7 +5723,7 @@
                 <w:rtl w:val="0"/>
                 <w:color w:val="C00000"/>
               </w:rPr>
-              <w:t xml:space="preserve">Phân tích mẫu đã chọn về sai sản phẩm, phiên bản, bộ phận, loại giá trị, điều kiện, nguồn thiếu hoặc xung đột; lần theo lỗi truy hồi, trích xuất và quyết định. Báo riêng dữ liệu sinh thông thường và biến thể có kiểm soát.</w:t>
+              <w:t xml:space="preserve">Phân tích lỗi trên mẫu đã chọn trước: sai sản phẩm, phiên bản, bộ phận, loại giá trị, điều kiện, thiếu hoặc xung đột nguồn; quy về truy hồi, trích xuất hay quyết định.</w:t>
             </w:r>
           </w:p>
         </w:tc>
@@ -6405,7 +5770,7 @@
                 <w:rtl w:val="0"/>
                 <w:color w:val="C00000"/>
               </w:rPr>
-              <w:t xml:space="preserve">Đầu ra Gate 5: bảng B0/B1/P, dự đoán/log, truy hồi, lỗi và kết quả từng họ. RQ3 tối thiểu chỉ báo xu hướng/đánh đổi trên test, kèm độ bất định và phân tích bỏ từng họ; không đổi thành tuyên bố ưu thế thống kê khi thấy kết quả thuận lợi.</w:t>
+              <w:t xml:space="preserve">Đầu ra Gate 5 (21/12): bảng B0/B1/P, dự đoán và log gốc, kết quả từng họ, 3 lượt, lỗi kỹ thuật. RQ3 chỉ báo xu hướng thăm dò.</w:t>
             </w:r>
           </w:p>
         </w:tc>
@@ -6452,7 +5817,7 @@
                 <w:rtl w:val="0"/>
                 <w:color w:val="C00000"/>
               </w:rPr>
-              <w:t xml:space="preserve">Nếu có website hoặc tách tự động, kiểm tra riêng khả năng nhập quảng cáo, chọn sản phẩm, hiển thị nhãn, nguồn, lý do và lỗi kỹ thuật. Đây là minh họa bổ sung, không thay thực nghiệm trên tập test.</w:t>
+              <w:t xml:space="preserve">Nếu có website hoặc tách tự động, đánh giá riêng; không thay thực nghiệm trên test.</w:t>
             </w:r>
           </w:p>
         </w:tc>
@@ -6499,7 +5864,7 @@
                 <w:rtl w:val="0"/>
                 <w:color w:val="C00000"/>
               </w:rPr>
-              <w:t xml:space="preserve">Gate 6 (16–31/12): hoàn thiện luận văn và bàn giao</w:t>
+              <w:t xml:space="preserve">Gate 6 (22–31/12): hoàn thiện luận văn và bàn giao </w:t>
             </w:r>
           </w:p>
           <w:p>
@@ -6525,7 +5890,7 @@
                 <w:rtl w:val="0"/>
                 <w:color w:val="C00000"/>
               </w:rPr>
-              <w:t xml:space="preserve">Hoàn thiện phân tích, bảng biểu, giới hạn nghiên cứu; đóng gói mã, dữ liệu được phép chia sẻ, README và cấu hình chạy lại. Đầu ra: luận văn, gói tái lập, slide và bản trình diễn phục vụ bảo vệ.</w:t>
+              <w:t xml:space="preserve">Hoàn thiện chương kết quả, thảo luận, giới hạn; khai báo AI hỗ trợ; đóng gói mã, dữ liệu được phép chia sẻ, README, cấu hình chạy lại; slide bảo vệ.</w:t>
             </w:r>
           </w:p>
         </w:tc>
@@ -6572,7 +5937,7 @@
                 <w:rtl w:val="0"/>
                 <w:color w:val="C00000"/>
               </w:rPr>
-              <w:t xml:space="preserve">Sau 15/12 không thêm phương pháp mới hoặc chỉnh luật theo nhãn test. Nếu phải sửa lỗi phần mềm, ghi phiên bản, lý do và chạy lại đồng bộ các bản bị ảnh hưởng; hoàn tất kiểm tra bàn giao trước 31/12/2026.</w:t>
+              <w:t xml:space="preserve">Sau 21/12 không thêm phương pháp mới, không chỉnh luật theo nhãn test. Sửa lỗi phần mềm phải ghi phiên bản, lý do và chạy lại đồng bộ.</w:t>
             </w:r>
           </w:p>
         </w:tc>
@@ -6620,7 +5985,7 @@
                 <w:rtl w:val="0"/>
                 <w:color w:val="C00000"/>
               </w:rPr>
-              <w:t xml:space="preserve">Rủi ro và ngưỡng hành động (mốc quản lý dự kiến, chưa phải kết quả)</w:t>
+              <w:t xml:space="preserve">Rủi ro và hành động (mốc quản lý, chưa phải kết quả) </w:t>
             </w:r>
           </w:p>
           <w:p>
@@ -6647,7 +6012,7 @@
                 <w:rtl w:val="0"/>
                 <w:color w:val="C00000"/>
               </w:rPr>
-              <w:t xml:space="preserve">Đến 15/10 chưa có pilot 45 phát biểu / 6 họ hợp lệ: chọn phạm vi tối thiểu. Tại Gate 2, nếu hơn 5% lượt gọi trong lô 20 mẫu lỗi API/JSON sau tối đa một lần thử lại, hoặc chi phí dự phóng vượt ngân sách đã ghi: sửa schema/prompt hay đổi mô hình trong tối đa hai ứng viên, lưu lỗi; chưa mở rộng dữ liệu. Nếu không có môi trường khả thi, báo giảng viên để điều chỉnh kế hoạch.</w:t>
+              <w:t xml:space="preserve">API/nhà cung cấp: đến 24/10 chưa chạy được → nhà cung cấp dự phòng, báo GVHD. Tỷ lệ JSON lỗi &gt; 5% trên lô 20 mẫu sau một lần thử lại → sửa schema/prompt, chưa mở rộng dữ liệu. Năng suất gán nhãn thấp hơn dự kiến → giữ 120/12, bỏ phần tùy chọn.</w:t>
             </w:r>
           </w:p>
         </w:tc>
@@ -6695,7 +6060,7 @@
                 <w:rtl w:val="0"/>
                 <w:color w:val="C00000"/>
               </w:rPr>
-              <w:t xml:space="preserve">Nếu tự đồng thuận trên 20% mẫu gán lại dưới 80%: rà hướng dẫn và gán lại nhóm bị ảnh hưởng trước khi khóa dữ liệu; đây là ngưỡng vận hành dự kiến, không phải chuẩn chất lượng chung. Ít họ test làm khoảng tin cậy kém ổn định; công bố giới hạn. Thiếu xung đột thật thì ca giả lập chỉ dùng kiểm thử, không suy rộng hiệu quả thực tế.</w:t>
+              <w:t xml:space="preserve">Không tìm được người thứ hai đến 31/10 → hỏi GVHD giới thiệu; nếu vẫn không có, báo thiếu, chỉ có tự nhất quán, hạ mức kết luận về nhãn. Tự đồng thuận &lt; 80% → rà hướng dẫn trước khi khóa. Nguồn hãng ngoài Apple không truy cập/lưu được → ghi lý do, giữ Apple và nêu giới hạn tổng quát hóa.</w:t>
             </w:r>
           </w:p>
         </w:tc>
@@ -6743,7 +6108,7 @@
                 <w:rtl w:val="0"/>
                 <w:color w:val="C00000"/>
               </w:rPr>
-              <w:t xml:space="preserve">Nếu đến 20/11 dữ liệu/ba bản chính chưa đạt hoặc đến 30/11 smoke test còn lỗi cản trở: bỏ P−A/P−B, E1/E2 và website; giữ provenance, dữ liệu có nhãn, BM25, JSON, B0/B1/P và đánh giá chính. Nếu vẫn không đạt mức tối thiểu, báo phần thiếu và điều chỉnh với giảng viên; không tạo mẫu gần trùng hoặc bịa kết quả để đủ số. FAR/Recall không đạt giả thuyết vẫn là kết quả cần phân tích.</w:t>
+              <w:t xml:space="preserve">Đến 04/12 dữ liệu hoặc ba bản chính chưa đạt → bỏ toàn bộ phần tùy chọn, giữ MVP; vẫn thiếu → báo phần thiếu với GVHD, không tạo mẫu gần trùng hay bịa kết quả. P không tốt hơn B1 vẫn là kết quả hợp lệ cần phân tích.</w:t>
             </w:r>
           </w:p>
         </w:tc>

--- a/Đọc_báo_cùng_HuP_4_.docx
+++ b/Đọc_báo_cùng_HuP_4_.docx
@@ -252,29 +252,6 @@
         <w:rPr>
           <w:rtl w:val="0"/>
         </w:rPr>
-      </w:r>
-    </w:p>
-    <w:p>
-      <w:pPr>
-        <w:spacing w:after="140" w:line="240" w:lineRule="auto"/>
-        <w:jc w:val="both"/>
-        <w:rPr>
-          <w:rFonts w:ascii="Times New Roman" w:cs="Times New Roman" w:eastAsia="Times New Roman" w:hAnsi="Times New Roman"/>
-          <w:sz w:val="24"/>
-          <w:szCs w:val="24"/>
-        </w:rPr>
-      </w:pPr>
-      <w:r>
-        <w:rPr>
-          <w:rFonts w:ascii="Times New Roman" w:cs="Times New Roman" w:eastAsia="Times New Roman" w:hAnsi="Times New Roman"/>
-          <w:i w:val="1"/>
-          <w:iCs w:val="1"/>
-          <w:sz w:val="21"/>
-          <w:szCs w:val="21"/>
-          <w:rtl w:val="0"/>
-          <w:color w:val="C00000"/>
-        </w:rPr>
-        <w:t xml:space="preserve">Bản đề xuất điều chỉnh, chờ GVHD xác nhận (08/10/2026). Chữ đỏ là phần thiết kế lại; chữ đen giữ từ bản đăng ký 15/09/2026. Các điểm cần GVHD xác nhận: (1) lịch Gate mới, Gate 1 kết thúc 31/10 thay vì 15/10; (2) cam kết MVP 120 phát biểu / 12 họ, 180/18 chỉ là mục tiêu nếu năng suất đo được cho phép; (3) luật inherit_headline cho claim không nêu điều kiện thử; (4) xử lý nguồn thị trường Moldova của EX-13–15; (5) mở rộng nguồn sang ít nhất một hãng ngoài Apple; (6) nhà cung cấp API chạy Llama và ngân sách; (7) người gán nhãn thứ hai cho 30 phát biểu; (8) RQ3 chỉ ở mức thăm dò. Chi tiết: docs/QUYET_DINH_CAN_CHOT.md.</w:t>
       </w:r>
     </w:p>
     <w:tbl>
@@ -374,7 +351,6 @@
             <w:r>
               <w:rPr>
                 <w:rFonts w:ascii="Times New Roman" w:cs="Times New Roman" w:eastAsia="Times New Roman" w:hAnsi="Times New Roman"/>
-                <w:color w:val="c00000"/>
                 <w:sz w:val="26"/>
                 <w:szCs w:val="26"/>
                 <w:rtl w:val="0"/>
@@ -587,7 +563,7 @@
       </w:tr>
       <w:tr>
         <w:trPr>
-          <w:cantSplit w:val="1"/>
+          <w:cantSplit w:val="0"/>
           <w:tblHeader w:val="0"/>
         </w:trPr>
         <w:tc>
@@ -599,49 +575,6 @@
             </w:tcBorders>
             <w:tcMar>
               <w:top w:w="55.0" w:type="dxa"/>
-              <w:left w:w="90.0" w:type="dxa"/>
-              <w:bottom w:w="0.0" w:type="dxa"/>
-              <w:right w:w="90.0" w:type="dxa"/>
-            </w:tcMar>
-          </w:tcPr>
-          <w:p>
-            <w:pPr>
-              <w:spacing w:after="80" w:line="278.00000000000006" w:lineRule="auto"/>
-              <w:ind w:right="102"/>
-              <w:jc w:val="both"/>
-              <w:rPr>
-                <w:rFonts w:ascii="Times New Roman" w:cs="Times New Roman" w:eastAsia="Times New Roman" w:hAnsi="Times New Roman"/>
-                <w:sz w:val="26"/>
-                <w:szCs w:val="26"/>
-              </w:rPr>
-            </w:pPr>
-            <w:r>
-              <w:rPr>
-                <w:rFonts w:ascii="Times New Roman" w:cs="Times New Roman" w:eastAsia="Times New Roman" w:hAnsi="Times New Roman"/>
-                <w:sz w:val="26"/>
-                <w:szCs w:val="26"/>
-                <w:rtl w:val="0"/>
-                <w:color w:val="C00000"/>
-              </w:rPr>
-              <w:t xml:space="preserve">Nội dung đề tài: Nghiên cứu cách kiểm chứng từng phát biểu thông số trong quảng cáo tiếng Việt về tai nghe không dây do mô hình ngôn ngữ lớn (LLM) tạo ra, dùng tài liệu văn bản chính thức của đúng sản phẩm làm bằng chứng. Mỗi phát biểu được gán Supported (bằng chứng hỗ trợ đầy đủ), Refuted (bằng chứng bác bỏ trực tiếp) hoặc NEI (Not Enough Information: bộ nguồn đang xét chưa đủ để kết luận), kèm đoạn nguồn và lý do. Trọng tâm là so sánh có kiểm soát giữa bộ quyết định bằng quy tắc A–B–C (P) và LLM tự quyết định trên cùng hồ sơ dữ kiện (B1), xem P có giảm chấp nhận nhầm hay không. Đề tài đánh giá trên phát biểu đã tách và rà soát thủ công, không phải hệ thống end-to-end từ quảng cáo thô.</w:t>
-            </w:r>
-          </w:p>
-        </w:tc>
-      </w:tr>
-      <w:tr>
-        <w:trPr>
-          <w:cantSplit w:val="1"/>
-          <w:tblHeader w:val="0"/>
-        </w:trPr>
-        <w:tc>
-          <w:tcPr>
-            <w:gridSpan w:val="2"/>
-            <w:tcBorders>
-              <w:top w:color="000000" w:space="0" w:sz="0" w:val="nil"/>
-              <w:bottom w:color="000000" w:space="0" w:sz="0" w:val="nil"/>
-            </w:tcBorders>
-            <w:tcMar>
-              <w:top w:w="0.0" w:type="dxa"/>
               <w:left w:w="90.0" w:type="dxa"/>
               <w:bottom w:w="0.0" w:type="dxa"/>
               <w:right w:w="90.0" w:type="dxa"/>
@@ -668,230 +601,24 @@
                 <w:sz w:val="26"/>
                 <w:szCs w:val="26"/>
                 <w:rtl w:val="0"/>
-                <w:color w:val="C00000"/>
-              </w:rPr>
-              <w:t xml:space="preserve">Mục tiêu (MVP — phải đạt): </w:t>
-            </w:r>
-          </w:p>
-          <w:p>
-            <w:pPr>
-              <w:numPr>
-                <w:ilvl w:val="0"/>
-                <w:numId w:val="7"/>
-              </w:numPr>
-              <w:spacing w:after="80" w:line="278.00000000000006" w:lineRule="auto"/>
-              <w:ind w:left="397" w:right="102" w:hanging="198"/>
-              <w:jc w:val="both"/>
-              <w:rPr>
-                <w:rFonts w:ascii="Times New Roman" w:cs="Times New Roman" w:eastAsia="Times New Roman" w:hAnsi="Times New Roman"/>
-                <w:sz w:val="26"/>
-                <w:szCs w:val="26"/>
-              </w:rPr>
-            </w:pPr>
-            <w:r>
-              <w:rPr>
-                <w:rFonts w:ascii="Times New Roman" w:cs="Times New Roman" w:eastAsia="Times New Roman" w:hAnsi="Times New Roman"/>
-                <w:sz w:val="26"/>
-                <w:szCs w:val="26"/>
-                <w:rtl w:val="0"/>
-                <w:color w:val="C00000"/>
-              </w:rPr>
-              <w:t xml:space="preserve">M1. Xây dựng bộ dữ liệu nhỏ có provenance (nguồn gốc truy vết được): quảng cáo LLM sinh thông thường kèm log đầy đủ, phát biểu tách thủ công, nhãn ba lớp, bộ bằng chứng chuẩn và nhật ký tìm nguồn (search_log) cho NEI; quy mô cam kết 120 phát biểu / 12 họ sản phẩm.</w:t>
-            </w:r>
-          </w:p>
-        </w:tc>
-      </w:tr>
-      <w:tr>
-        <w:trPr>
-          <w:cantSplit w:val="1"/>
-          <w:tblHeader w:val="0"/>
-        </w:trPr>
-        <w:tc>
-          <w:tcPr>
-            <w:gridSpan w:val="2"/>
-            <w:tcBorders>
-              <w:top w:color="000000" w:space="0" w:sz="0" w:val="nil"/>
-              <w:bottom w:color="000000" w:space="0" w:sz="0" w:val="nil"/>
-            </w:tcBorders>
-            <w:tcMar>
-              <w:top w:w="0.0" w:type="dxa"/>
-              <w:left w:w="90.0" w:type="dxa"/>
-              <w:bottom w:w="0.0" w:type="dxa"/>
-              <w:right w:w="90.0" w:type="dxa"/>
-            </w:tcMar>
-          </w:tcPr>
-          <w:p>
-            <w:pPr>
-              <w:numPr>
-                <w:ilvl w:val="0"/>
-                <w:numId w:val="7"/>
-              </w:numPr>
-              <w:spacing w:after="80" w:line="278.00000000000006" w:lineRule="auto"/>
-              <w:ind w:left="397" w:right="102" w:hanging="198"/>
-              <w:jc w:val="both"/>
-              <w:rPr>
-                <w:rFonts w:ascii="Times New Roman" w:cs="Times New Roman" w:eastAsia="Times New Roman" w:hAnsi="Times New Roman"/>
-                <w:sz w:val="26"/>
-                <w:szCs w:val="26"/>
-              </w:rPr>
-            </w:pPr>
-            <w:r>
-              <w:rPr>
-                <w:rFonts w:ascii="Times New Roman" w:cs="Times New Roman" w:eastAsia="Times New Roman" w:hAnsi="Times New Roman"/>
-                <w:sz w:val="26"/>
-                <w:szCs w:val="26"/>
-                <w:rtl w:val="0"/>
-                <w:color w:val="C00000"/>
-              </w:rPr>
-              <w:t xml:space="preserve">M2. Viết hướng dẫn nhãn dùng chung có phiên bản và mã băm, áp dụng như nhau cho người gán nhãn, B0, B1 và P; kiểm tra độ tin cậy nhãn bằng một người thứ hai gán độc lập 30 phát biểu và tự gán lại 20%.</w:t>
-            </w:r>
-          </w:p>
-        </w:tc>
-      </w:tr>
-      <w:tr>
-        <w:trPr>
-          <w:cantSplit w:val="1"/>
-          <w:tblHeader w:val="0"/>
-        </w:trPr>
-        <w:tc>
-          <w:tcPr>
-            <w:gridSpan w:val="2"/>
-            <w:tcBorders>
-              <w:top w:color="000000" w:space="0" w:sz="0" w:val="nil"/>
-              <w:bottom w:color="000000" w:space="0" w:sz="0" w:val="nil"/>
-            </w:tcBorders>
-            <w:tcMar>
-              <w:top w:w="0.0" w:type="dxa"/>
-              <w:left w:w="90.0" w:type="dxa"/>
-              <w:bottom w:w="0.0" w:type="dxa"/>
-              <w:right w:w="90.0" w:type="dxa"/>
-            </w:tcMar>
-          </w:tcPr>
-          <w:p>
-            <w:pPr>
-              <w:numPr>
-                <w:ilvl w:val="0"/>
-                <w:numId w:val="7"/>
-              </w:numPr>
-              <w:spacing w:after="80" w:line="278.00000000000006" w:lineRule="auto"/>
-              <w:ind w:left="397" w:right="102" w:hanging="198"/>
-              <w:jc w:val="both"/>
-              <w:rPr>
-                <w:rFonts w:ascii="Times New Roman" w:cs="Times New Roman" w:eastAsia="Times New Roman" w:hAnsi="Times New Roman"/>
-                <w:sz w:val="26"/>
-                <w:szCs w:val="26"/>
-              </w:rPr>
-            </w:pPr>
-            <w:r>
-              <w:rPr>
-                <w:rFonts w:ascii="Times New Roman" w:cs="Times New Roman" w:eastAsia="Times New Roman" w:hAnsi="Times New Roman"/>
-                <w:sz w:val="26"/>
-                <w:szCs w:val="26"/>
-                <w:rtl w:val="0"/>
-                <w:color w:val="C00000"/>
-              </w:rPr>
-              <w:t xml:space="preserve">M3. Cài đặt truy hồi BM25 (thuật toán xếp hạng văn bản theo từ khóa) có lọc theo sản phẩm, và báo recall@k (tỷ lệ phát biểu mà k đoạn đứng đầu chứa trọn ít nhất một bộ bằng chứng chuẩn) kèm số đoạn ứng viên N và k_eff = min(k, N).</w:t>
-            </w:r>
-          </w:p>
-        </w:tc>
-      </w:tr>
-      <w:tr>
-        <w:trPr>
-          <w:cantSplit w:val="1"/>
-          <w:tblHeader w:val="0"/>
-        </w:trPr>
-        <w:tc>
-          <w:tcPr>
-            <w:gridSpan w:val="2"/>
-            <w:tcBorders>
-              <w:top w:color="000000" w:space="0" w:sz="0" w:val="nil"/>
-              <w:bottom w:color="000000" w:space="0" w:sz="0" w:val="nil"/>
-            </w:tcBorders>
-            <w:tcMar>
-              <w:top w:w="0.0" w:type="dxa"/>
-              <w:left w:w="90.0" w:type="dxa"/>
-              <w:bottom w:w="0.0" w:type="dxa"/>
-              <w:right w:w="90.0" w:type="dxa"/>
-            </w:tcMar>
-          </w:tcPr>
-          <w:p>
-            <w:pPr>
-              <w:numPr>
-                <w:ilvl w:val="0"/>
-                <w:numId w:val="7"/>
-              </w:numPr>
-              <w:spacing w:after="80" w:line="278.00000000000006" w:lineRule="auto"/>
-              <w:ind w:left="397" w:right="102" w:hanging="198"/>
-              <w:jc w:val="both"/>
-              <w:rPr>
-                <w:rFonts w:ascii="Times New Roman" w:cs="Times New Roman" w:eastAsia="Times New Roman" w:hAnsi="Times New Roman"/>
-                <w:sz w:val="26"/>
-                <w:szCs w:val="26"/>
-              </w:rPr>
-            </w:pPr>
-            <w:r>
-              <w:rPr>
-                <w:rFonts w:ascii="Times New Roman" w:cs="Times New Roman" w:eastAsia="Times New Roman" w:hAnsi="Times New Roman"/>
-                <w:sz w:val="26"/>
-                <w:szCs w:val="26"/>
-                <w:rtl w:val="0"/>
-                <w:color w:val="C00000"/>
-              </w:rPr>
-              <w:t xml:space="preserve">M4. Cài đặt P: LLM trích hồ sơ JSON, Python quyết định bằng A–B–C (A: đúng sản phẩm/phiên bản/bộ phận/thuộc tính; B: đúng điều kiện áp dụng; C: xung đột, so sánh kiểu giá trị, tổng hợp nhãn), có kiểm thử đơn vị cho các ca biên.</w:t>
-            </w:r>
-          </w:p>
-        </w:tc>
-      </w:tr>
-      <w:tr>
-        <w:trPr>
-          <w:cantSplit w:val="1"/>
-          <w:tblHeader w:val="0"/>
-        </w:trPr>
-        <w:tc>
-          <w:tcPr>
-            <w:gridSpan w:val="2"/>
-            <w:tcBorders>
-              <w:top w:color="000000" w:space="0" w:sz="0" w:val="nil"/>
-              <w:bottom w:color="000000" w:space="0" w:sz="0" w:val="nil"/>
-            </w:tcBorders>
-            <w:tcMar>
-              <w:top w:w="0.0" w:type="dxa"/>
-              <w:left w:w="90.0" w:type="dxa"/>
-              <w:bottom w:w="0.0" w:type="dxa"/>
-              <w:right w:w="90.0" w:type="dxa"/>
-            </w:tcMar>
-          </w:tcPr>
-          <w:p>
-            <w:pPr>
-              <w:numPr>
-                <w:ilvl w:val="0"/>
-                <w:numId w:val="7"/>
-              </w:numPr>
-              <w:spacing w:after="80" w:line="278.00000000000006" w:lineRule="auto"/>
-              <w:ind w:left="397" w:right="102" w:hanging="198"/>
-              <w:jc w:val="both"/>
-              <w:rPr>
-                <w:rFonts w:ascii="Times New Roman" w:cs="Times New Roman" w:eastAsia="Times New Roman" w:hAnsi="Times New Roman"/>
-                <w:sz w:val="26"/>
-                <w:szCs w:val="26"/>
-              </w:rPr>
-            </w:pPr>
-            <w:r>
-              <w:rPr>
-                <w:rFonts w:ascii="Times New Roman" w:cs="Times New Roman" w:eastAsia="Times New Roman" w:hAnsi="Times New Roman"/>
-                <w:sz w:val="26"/>
-                <w:szCs w:val="26"/>
-                <w:rtl w:val="0"/>
-                <w:color w:val="C00000"/>
-              </w:rPr>
-              <w:t xml:space="preserve">M5. So sánh P với B1 (LLM nhận cùng hồ sơ JSON và cùng hướng dẫn rồi tự gán nhãn) và B0 (LLM đọc trực tiếp đoạn nguồn) trên tập test chia theo họ; báo FAR, Recall Supported, mẫu số nguyên và phân tích lỗi. Phần tùy chọn (chỉ làm khi MVP xong): ablation P−A(bộ phận), P−B; thiết lập chẩn đoán E1/E2; truy hồi không lọc; tách phát biểu tự động; website minh họa.</w:t>
-            </w:r>
-          </w:p>
-        </w:tc>
-      </w:tr>
-      <w:tr>
-        <w:trPr>
-          <w:cantSplit w:val="1"/>
+              </w:rPr>
+              <w:t xml:space="preserve">Nội dung đề tài:</w:t>
+            </w:r>
+            <w:r>
+              <w:rPr>
+                <w:rFonts w:ascii="Times New Roman" w:cs="Times New Roman" w:eastAsia="Times New Roman" w:hAnsi="Times New Roman"/>
+                <w:sz w:val="26"/>
+                <w:szCs w:val="26"/>
+                <w:rtl w:val="0"/>
+              </w:rPr>
+              <w:t xml:space="preserve"> Nghiên cứu phương pháp kiểm chứng từng phát biểu thông số (claim) trong quảng cáo tiếng Việt về tai nghe không dây do mô hình ngôn ngữ lớn (LLM) tạo ra, dùng tài liệu văn bản chính thức của hãng làm bằng chứng. Mỗi claim được gán Supported (được nguồn hỗ trợ), Refuted (bị nguồn bác bỏ) hoặc NEI (chưa đủ thông tin), kèm mã đoạn nguồn và lý do. Người dùng dự kiến là người duyệt nội dung quảng cáo: claim Refuted/NEI được gắn cờ để sửa hoặc tìm thêm nguồn trước khi đăng.</w:t>
+            </w:r>
+          </w:p>
+        </w:tc>
+      </w:tr>
+      <w:tr>
+        <w:trPr>
+          <w:cantSplit w:val="0"/>
           <w:tblHeader w:val="0"/>
         </w:trPr>
         <w:tc>
@@ -922,19 +649,49 @@
             <w:r>
               <w:rPr>
                 <w:rFonts w:ascii="Times New Roman" w:cs="Times New Roman" w:eastAsia="Times New Roman" w:hAnsi="Times New Roman"/>
-                <w:sz w:val="26"/>
-                <w:szCs w:val="26"/>
-                <w:rtl w:val="0"/>
-                <w:color w:val="C00000"/>
-              </w:rPr>
-              <w:t xml:space="preserve">Phạm vi: Phát biểu về thời lượng pin, thời gian sạc, khối lượng, chống ồn và phiên bản Bluetooth trong quảng cáo tiếng Việt do LLM tạo. Nguồn bằng chứng là tài liệu văn bản chính thức của hãng (trang thông số, hướng dẫn sử dụng, trang hỗ trợ/PDF) cho đúng sản phẩm, phiên bản và thị trường; ưu tiên trang Việt Nam, chấp nhận trang tiếng Anh chính thức có ghi thị trường. Mục tiêu có ít nhất một hãng ngoài Apple trong 12 họ để tránh kết luận chỉ đúng với cách trình bày của một hãng; danh sách họ chốt ở Gate 2 (DỰ THẢO — cần GVHD xác nhận).</w:t>
-            </w:r>
-          </w:p>
-        </w:tc>
-      </w:tr>
-      <w:tr>
-        <w:trPr>
-          <w:cantSplit w:val="1"/>
+                <w:b w:val="1"/>
+                <w:bCs w:val="1"/>
+                <w:sz w:val="26"/>
+                <w:szCs w:val="26"/>
+                <w:rtl w:val="0"/>
+              </w:rPr>
+              <w:t xml:space="preserve">Vấn đề trọng tâm:</w:t>
+            </w:r>
+            <w:r>
+              <w:rPr>
+                <w:rFonts w:ascii="Times New Roman" w:cs="Times New Roman" w:eastAsia="Times New Roman" w:hAnsi="Times New Roman"/>
+                <w:sz w:val="26"/>
+                <w:szCs w:val="26"/>
+                <w:rtl w:val="0"/>
+              </w:rPr>
+              <w:t xml:space="preserve"> lỗi chấp nhận nhầm do </w:t>
+            </w:r>
+            <w:r>
+              <w:rPr>
+                <w:rFonts w:ascii="Times New Roman" w:cs="Times New Roman" w:eastAsia="Times New Roman" w:hAnsi="Times New Roman"/>
+                <w:i w:val="1"/>
+                <w:iCs w:val="1"/>
+                <w:sz w:val="26"/>
+                <w:szCs w:val="26"/>
+                <w:rtl w:val="0"/>
+              </w:rPr>
+              <w:t xml:space="preserve">lệch phạm vi thông số</w:t>
+            </w:r>
+            <w:r>
+              <w:rPr>
+                <w:rFonts w:ascii="Times New Roman" w:cs="Times New Roman" w:eastAsia="Times New Roman" w:hAnsi="Times New Roman"/>
+                <w:sz w:val="26"/>
+                <w:szCs w:val="26"/>
+                <w:rtl w:val="0"/>
+              </w:rPr>
+              <w:t xml:space="preserve"> — con số trong quảng cáo trùng con số trong nguồn nhưng khác điều kiện thử (chống ồn bật/tắt), khác bộ phận (tai nghe/hộp sạc), khác vai trò con số (mức tối đa công bố/giá trị luôn đạt) hoặc khác sản phẩm. Ví dụ: trang AirPods Max 2 chỉ công bố “lên đến 20 giờ … khi bật Chủ Động Khử Tiếng Ồn”; claim “20 giờ khi tắt chống ồn” trùng số nhưng không được nguồn hỗ trợ.</w:t>
+            </w:r>
+          </w:p>
+        </w:tc>
+      </w:tr>
+      <w:tr>
+        <w:trPr>
+          <w:cantSplit w:val="0"/>
           <w:tblHeader w:val="0"/>
         </w:trPr>
         <w:tc>
@@ -965,115 +722,29 @@
             <w:r>
               <w:rPr>
                 <w:rFonts w:ascii="Times New Roman" w:cs="Times New Roman" w:eastAsia="Times New Roman" w:hAnsi="Times New Roman"/>
-                <w:color w:val="c00000"/>
-                <w:sz w:val="26"/>
-                <w:szCs w:val="26"/>
-                <w:rtl w:val="0"/>
-              </w:rPr>
-              <w:t xml:space="preserve">Kết luận chỉ áp dụng trong bộ nguồn đã thu thập; hệ thống không đo hiệu năng thực tế hoặc đưa ra kết luận pháp lý. Các phát biểu cảm tính như “âm thanh tuyệt vời”, so sánh với đối thủ hoặc “tốt nhất” nằm ngoài phạm vi và được đánh dấu riêng.</w:t>
-            </w:r>
-            <w:r>
-              <w:rPr>
-                <w:rtl w:val="0"/>
-              </w:rPr>
-            </w:r>
-          </w:p>
-        </w:tc>
-      </w:tr>
-      <w:tr>
-        <w:trPr>
-          <w:cantSplit w:val="1"/>
-          <w:tblHeader w:val="0"/>
-        </w:trPr>
-        <w:tc>
-          <w:tcPr>
-            <w:gridSpan w:val="2"/>
-            <w:tcBorders>
-              <w:top w:color="000000" w:space="0" w:sz="0" w:val="nil"/>
-              <w:bottom w:color="000000" w:space="0" w:sz="0" w:val="nil"/>
-            </w:tcBorders>
-            <w:tcMar>
-              <w:top w:w="0.0" w:type="dxa"/>
-              <w:left w:w="90.0" w:type="dxa"/>
-              <w:bottom w:w="0.0" w:type="dxa"/>
-              <w:right w:w="90.0" w:type="dxa"/>
-            </w:tcMar>
-          </w:tcPr>
-          <w:p>
-            <w:pPr>
-              <w:spacing w:after="80" w:line="278.00000000000006" w:lineRule="auto"/>
-              <w:ind w:right="102"/>
-              <w:jc w:val="both"/>
-              <w:rPr>
-                <w:rFonts w:ascii="Times New Roman" w:cs="Times New Roman" w:eastAsia="Times New Roman" w:hAnsi="Times New Roman"/>
-                <w:sz w:val="26"/>
-                <w:szCs w:val="26"/>
-              </w:rPr>
-            </w:pPr>
-            <w:r>
-              <w:rPr>
-                <w:rFonts w:ascii="Times New Roman" w:cs="Times New Roman" w:eastAsia="Times New Roman" w:hAnsi="Times New Roman"/>
-                <w:color w:val="c00000"/>
-                <w:sz w:val="26"/>
-                <w:szCs w:val="26"/>
-                <w:rtl w:val="0"/>
-              </w:rPr>
-              <w:t xml:space="preserve">Đánh giá và hiển thị nhãn ở mức từng phát biểu, không gộp thành một nhãn đúng/sai cho cả quảng cáo. Tính năng tạo quảng cáo sẵn có chỉ cung cấp đầu vào; khóa luận không mở rộng thành nghiên cứu mô hình sinh quảng cáo.</w:t>
-            </w:r>
-            <w:r>
-              <w:rPr>
-                <w:rtl w:val="0"/>
-              </w:rPr>
-            </w:r>
-          </w:p>
-        </w:tc>
-      </w:tr>
-      <w:tr>
-        <w:trPr>
-          <w:cantSplit w:val="1"/>
-          <w:tblHeader w:val="0"/>
-        </w:trPr>
-        <w:tc>
-          <w:tcPr>
-            <w:gridSpan w:val="2"/>
-            <w:tcBorders>
-              <w:top w:color="000000" w:space="0" w:sz="0" w:val="nil"/>
-              <w:bottom w:color="000000" w:space="0" w:sz="0" w:val="nil"/>
-            </w:tcBorders>
-            <w:tcMar>
-              <w:top w:w="0.0" w:type="dxa"/>
-              <w:left w:w="90.0" w:type="dxa"/>
-              <w:bottom w:w="0.0" w:type="dxa"/>
-              <w:right w:w="90.0" w:type="dxa"/>
-            </w:tcMar>
-          </w:tcPr>
-          <w:p>
-            <w:pPr>
-              <w:spacing w:after="80" w:line="278.00000000000006" w:lineRule="auto"/>
-              <w:ind w:right="102"/>
-              <w:jc w:val="both"/>
-              <w:rPr>
-                <w:rFonts w:ascii="Times New Roman" w:cs="Times New Roman" w:eastAsia="Times New Roman" w:hAnsi="Times New Roman"/>
-                <w:sz w:val="26"/>
-                <w:szCs w:val="26"/>
-              </w:rPr>
-            </w:pPr>
-            <w:r>
-              <w:rPr>
-                <w:rFonts w:ascii="Times New Roman" w:cs="Times New Roman" w:eastAsia="Times New Roman" w:hAnsi="Times New Roman"/>
-                <w:sz w:val="26"/>
-                <w:szCs w:val="26"/>
-                <w:rtl w:val="0"/>
-                <w:color w:val="C00000"/>
-              </w:rPr>
-              <w:t xml:space="preserve">Đối tượng: Bài toán kiểm chứng phát biểu thông số có điều kiện (ví dụ “40 giờ khi tắt chống ồn”) và bộ quyết định A–B–C, trong đó mỗi kết luận gắn với provenance của bằng chứng: sản phẩm, phiên bản, thị trường, bộ phận, loại giá trị và điều kiện áp dụng.</w:t>
-            </w:r>
-          </w:p>
-        </w:tc>
-      </w:tr>
-      <w:tr>
-        <w:trPr>
-          <w:cantSplit w:val="1"/>
+                <w:b w:val="1"/>
+                <w:bCs w:val="1"/>
+                <w:sz w:val="26"/>
+                <w:szCs w:val="26"/>
+                <w:rtl w:val="0"/>
+              </w:rPr>
+              <w:t xml:space="preserve">Đóng góp cốt lõi — thuật toán đối chiếu nhận biết phạm vi thông số (SAV, Scope-Aware Verification):</w:t>
+            </w:r>
+            <w:r>
+              <w:rPr>
+                <w:rFonts w:ascii="Times New Roman" w:cs="Times New Roman" w:eastAsia="Times New Roman" w:hAnsi="Times New Roman"/>
+                <w:sz w:val="26"/>
+                <w:szCs w:val="26"/>
+                <w:rtl w:val="0"/>
+              </w:rPr>
+              <w:t xml:space="preserve"> mỗi claim và mỗi dữ kiện nguồn được biểu diễn thành bộ phạm vi σ = ⟨sản phẩm, phiên bản, bộ phận, thuộc tính, điều kiện thử, vai trò con số, giá trị, đơn vị⟩; bộ quyết định kiểm từng chiều phạm vi với kết quả ba trạng thái, coi lệch phạm vi là bằng chứng không dùng được (dẫn tới NEI) thay vì bác bỏ, kế thừa điều kiện tiêu đề có kiểm soát, và chỉ so giá trị theo bảng vai trò × vai trò khi mọi chiều đã khớp.</w:t>
+            </w:r>
+          </w:p>
+        </w:tc>
+      </w:tr>
+      <w:tr>
+        <w:trPr>
+          <w:cantSplit w:val="0"/>
           <w:tblHeader w:val="0"/>
         </w:trPr>
         <w:tc>
@@ -1099,101 +770,27 @@
               <w:jc w:val="both"/>
               <w:rPr>
                 <w:rFonts w:ascii="Times New Roman" w:cs="Times New Roman" w:eastAsia="Times New Roman" w:hAnsi="Times New Roman"/>
-                <w:b w:val="1"/>
-                <w:bCs w:val="1"/>
-                <w:sz w:val="26"/>
-                <w:szCs w:val="26"/>
-              </w:rPr>
-            </w:pPr>
-            <w:r>
-              <w:rPr>
-                <w:rFonts w:ascii="Times New Roman" w:cs="Times New Roman" w:eastAsia="Times New Roman" w:hAnsi="Times New Roman"/>
-                <w:b w:val="1"/>
-                <w:bCs w:val="1"/>
-                <w:sz w:val="26"/>
-                <w:szCs w:val="26"/>
-                <w:rtl w:val="0"/>
-              </w:rPr>
-              <w:t xml:space="preserve">Phương pháp thực hiện:</w:t>
-            </w:r>
-          </w:p>
-          <w:p>
-            <w:pPr>
-              <w:pStyle w:val="Heading2"/>
-              <w:spacing w:after="80" w:before="160" w:line="278.00000000000006" w:lineRule="auto"/>
-              <w:ind w:right="102"/>
-              <w:jc w:val="both"/>
-              <w:rPr>
-                <w:rFonts w:ascii="Times New Roman" w:cs="Times New Roman" w:eastAsia="Times New Roman" w:hAnsi="Times New Roman"/>
-                <w:b w:val="1"/>
-                <w:bCs w:val="1"/>
-                <w:sz w:val="26"/>
-                <w:szCs w:val="26"/>
-              </w:rPr>
-            </w:pPr>
-            <w:r>
-              <w:rPr>
-                <w:rFonts w:ascii="Times New Roman" w:cs="Times New Roman" w:eastAsia="Times New Roman" w:hAnsi="Times New Roman"/>
-                <w:b w:val="1"/>
-                <w:bCs w:val="1"/>
-                <w:color w:val="c00000"/>
-                <w:sz w:val="26"/>
-                <w:szCs w:val="26"/>
-                <w:rtl w:val="0"/>
-              </w:rPr>
-              <w:t xml:space="preserve">Cơ sở và đóng góp dự kiến</w:t>
-            </w:r>
-            <w:r>
-              <w:rPr>
-                <w:rtl w:val="0"/>
-              </w:rPr>
-            </w:r>
-          </w:p>
-          <w:p>
-            <w:pPr>
-              <w:numPr>
-                <w:ilvl w:val="0"/>
-                <w:numId w:val="5"/>
-              </w:numPr>
-              <w:spacing w:after="80" w:line="278.00000000000006" w:lineRule="auto"/>
-              <w:ind w:left="397" w:right="102" w:hanging="198"/>
-              <w:jc w:val="both"/>
-              <w:rPr>
-                <w:rFonts w:ascii="Times New Roman" w:cs="Times New Roman" w:eastAsia="Times New Roman" w:hAnsi="Times New Roman"/>
-                <w:sz w:val="26"/>
-                <w:szCs w:val="26"/>
-              </w:rPr>
-            </w:pPr>
-            <w:r>
-              <w:rPr>
-                <w:rFonts w:ascii="Times New Roman" w:cs="Times New Roman" w:eastAsia="Times New Roman" w:hAnsi="Times New Roman"/>
-                <w:sz w:val="26"/>
-                <w:szCs w:val="26"/>
-                <w:rtl w:val="0"/>
-              </w:rPr>
-              <w:t xml:space="preserve">Khảo sát các nghiên cứu về kiểm chứng bài đăng quảng cáo [1], kiểm chứng từng phát biểu nhỏ [2], kiểm chứng phát biểu chứa số liệu [3], cũng như xử lý sự không chắc chắn và xung đột giữa các bằng chứng [4], [5].</w:t>
-            </w:r>
-            <w:r>
-              <w:rPr>
-                <w:rFonts w:ascii="Times New Roman" w:cs="Times New Roman" w:eastAsia="Times New Roman" w:hAnsi="Times New Roman"/>
-                <w:color w:val="c00000"/>
-                <w:sz w:val="26"/>
-                <w:szCs w:val="26"/>
-                <w:rtl w:val="0"/>
-              </w:rPr>
-              <w:t xml:space="preserve"> Đối chiếu những bước đã có với các quy tắc dự kiến của A–B–C trước khi khẳng định đóng góp mới.</w:t>
-            </w:r>
-            <w:r>
-              <w:rPr>
-                <w:rtl w:val="0"/>
-              </w:rPr>
-            </w:r>
-          </w:p>
-        </w:tc>
-      </w:tr>
-      <w:tr>
-        <w:trPr>
-          <w:cantSplit w:val="1"/>
+                <w:sz w:val="26"/>
+                <w:szCs w:val="26"/>
+              </w:rPr>
+            </w:pPr>
+            <w:r>
+              <w:rPr>
+                <w:rFonts w:ascii="Times New Roman" w:cs="Times New Roman" w:eastAsia="Times New Roman" w:hAnsi="Times New Roman"/>
+                <w:b w:val="1"/>
+                <w:bCs w:val="1"/>
+                <w:sz w:val="26"/>
+                <w:szCs w:val="26"/>
+                <w:rtl w:val="0"/>
+              </w:rPr>
+              <w:t xml:space="preserve">Mục tiêu:</w:t>
+            </w:r>
+          </w:p>
+        </w:tc>
+      </w:tr>
+      <w:tr>
+        <w:trPr>
+          <w:cantSplit w:val="0"/>
           <w:tblHeader w:val="0"/>
         </w:trPr>
         <w:tc>
@@ -1229,24 +826,18 @@
             <w:r>
               <w:rPr>
                 <w:rFonts w:ascii="Times New Roman" w:cs="Times New Roman" w:eastAsia="Times New Roman" w:hAnsi="Times New Roman"/>
-                <w:color w:val="c00000"/>
-                <w:sz w:val="26"/>
-                <w:szCs w:val="26"/>
-                <w:rtl w:val="0"/>
-              </w:rPr>
-              <w:t xml:space="preserve">Nghiên cứu [1] cung cấp cách đối chiếu quảng cáo với nguồn chính thức và đã dùng LLM kết hợp kiểm tra bằng quy tắc; CoVer [5] cũng chuẩn hóa và tổng hợp bằng chứng theo quy tắc. Vì vậy, việc dùng Python quyết định nhãn không tự tạo thành tính mới.</w:t>
-            </w:r>
-            <w:r>
-              <w:rPr>
-                <w:rtl w:val="0"/>
-              </w:rPr>
-            </w:r>
-          </w:p>
-        </w:tc>
-      </w:tr>
-      <w:tr>
-        <w:trPr>
-          <w:cantSplit w:val="1"/>
+                <w:sz w:val="26"/>
+                <w:szCs w:val="26"/>
+                <w:rtl w:val="0"/>
+              </w:rPr>
+              <w:t xml:space="preserve">M1. Đề xuất và đặc tả thuật toán SAV: định nghĩa bộ phạm vi σ, quy tắc kiểm từng chiều, chính sách kế thừa điều kiện và bảng so sánh theo vai trò con số; cài đặt có kiểm thử đơn vị.</w:t>
+            </w:r>
+          </w:p>
+        </w:tc>
+      </w:tr>
+      <w:tr>
+        <w:trPr>
+          <w:cantSplit w:val="0"/>
           <w:tblHeader w:val="0"/>
         </w:trPr>
         <w:tc>
@@ -1285,11 +876,31 @@
                 <w:sz w:val="26"/>
                 <w:szCs w:val="26"/>
                 <w:rtl w:val="0"/>
-                <w:color w:val="C00000"/>
-              </w:rPr>
-              <w:t xml:space="preserve">Đóng góp dự kiến (giới hạn, có thể kiểm tra): </w:t>
-            </w:r>
-          </w:p>
+              </w:rPr>
+              <w:t xml:space="preserve">M2. Xây dựng bước trích xuất σ bằng LLM theo schema cố định và truy hồi bằng chứng BM25 lọc theo sản phẩm để SAV chạy trên văn bản nguồn thật.</w:t>
+            </w:r>
+          </w:p>
+        </w:tc>
+      </w:tr>
+      <w:tr>
+        <w:trPr>
+          <w:cantSplit w:val="0"/>
+          <w:tblHeader w:val="0"/>
+        </w:trPr>
+        <w:tc>
+          <w:tcPr>
+            <w:gridSpan w:val="2"/>
+            <w:tcBorders>
+              <w:top w:color="000000" w:space="0" w:sz="0" w:val="nil"/>
+              <w:bottom w:color="000000" w:space="0" w:sz="0" w:val="nil"/>
+            </w:tcBorders>
+            <w:tcMar>
+              <w:top w:w="0.0" w:type="dxa"/>
+              <w:left w:w="90.0" w:type="dxa"/>
+              <w:bottom w:w="0.0" w:type="dxa"/>
+              <w:right w:w="90.0" w:type="dxa"/>
+            </w:tcMar>
+          </w:tcPr>
           <w:p>
             <w:pPr>
               <w:keepLines w:val="1"/>
@@ -1312,11 +923,51 @@
                 <w:sz w:val="26"/>
                 <w:szCs w:val="26"/>
                 <w:rtl w:val="0"/>
-                <w:color w:val="C00000"/>
-              </w:rPr>
-              <w:t xml:space="preserve">(C1) Bộ dữ liệu nhỏ quảng cáo tai nghe tiếng Việt do LLM sinh, có log sinh, nhãn ba lớp, bộ bằng chứng chuẩn, search_log cho NEI, tách riêng nhóm sinh thông thường (ordinary_llm) và nhóm biến thể có kiểm soát (controlled_variant). </w:t>
-            </w:r>
-          </w:p>
+              </w:rPr>
+              <w:t xml:space="preserve">M3. Đánh giá SAV so với LLM quyết định trên </w:t>
+            </w:r>
+            <w:r>
+              <w:rPr>
+                <w:rFonts w:ascii="Times New Roman" w:cs="Times New Roman" w:eastAsia="Times New Roman" w:hAnsi="Times New Roman"/>
+                <w:b w:val="1"/>
+                <w:bCs w:val="1"/>
+                <w:sz w:val="26"/>
+                <w:szCs w:val="26"/>
+                <w:rtl w:val="0"/>
+              </w:rPr>
+              <w:t xml:space="preserve">cùng</w:t>
+            </w:r>
+            <w:r>
+              <w:rPr>
+                <w:rFonts w:ascii="Times New Roman" w:cs="Times New Roman" w:eastAsia="Times New Roman" w:hAnsi="Times New Roman"/>
+                <w:sz w:val="26"/>
+                <w:szCs w:val="26"/>
+                <w:rtl w:val="0"/>
+              </w:rPr>
+              <w:t xml:space="preserve"> hồ sơ σ (B1) và LLM đọc văn bản thô (B0), trên tập claim quảng cáo LLM và tập chẩn đoán cặp tối thiểu theo từng chiều phạm vi; phân tích thành phần và đánh giá trên hồ sơ chuẩn để tách lỗi trích xuất khỏi lỗi quyết định.</w:t>
+            </w:r>
+          </w:p>
+        </w:tc>
+      </w:tr>
+      <w:tr>
+        <w:trPr>
+          <w:cantSplit w:val="0"/>
+          <w:tblHeader w:val="0"/>
+        </w:trPr>
+        <w:tc>
+          <w:tcPr>
+            <w:gridSpan w:val="2"/>
+            <w:tcBorders>
+              <w:top w:color="000000" w:space="0" w:sz="0" w:val="nil"/>
+              <w:bottom w:color="000000" w:space="0" w:sz="0" w:val="nil"/>
+            </w:tcBorders>
+            <w:tcMar>
+              <w:top w:w="0.0" w:type="dxa"/>
+              <w:left w:w="90.0" w:type="dxa"/>
+              <w:bottom w:w="0.0" w:type="dxa"/>
+              <w:right w:w="90.0" w:type="dxa"/>
+            </w:tcMar>
+          </w:tcPr>
           <w:p>
             <w:pPr>
               <w:keepLines w:val="1"/>
@@ -1339,11 +990,288 @@
                 <w:sz w:val="26"/>
                 <w:szCs w:val="26"/>
                 <w:rtl w:val="0"/>
-                <w:color w:val="C00000"/>
-              </w:rPr>
-              <w:t xml:space="preserve">(C2) Đặc tả và cài đặt có kiểm thử cho việc so sánh kiểu giá trị (chính xác, cận trên/dưới, khoảng, gần đúng, mức tối đa công bố, phiên bản) và kế thừa điều kiện thử (inherit_headline); trong [1]–[11] đã đọc chưa thấy đặc tả tương đương cho miền thông số sản phẩm — đây là nhận định trong phạm vi đã đọc, không phải khẳng định “đầu tiên”. </w:t>
-            </w:r>
-          </w:p>
+              </w:rPr>
+              <w:t xml:space="preserve">M4. Chuẩn bị dữ liệu cần cho phép đo (sản phẩm hỗ trợ, không phải đóng góp): kho tài liệu chính thức có snapshot và mã băm cho ≥ 6 họ sản phẩm, tập claim tiếng Việt có nguồn gốc truy vết, hướng dẫn gán nhãn dùng chung cho người gán, B0, B1 và SAV.</w:t>
+            </w:r>
+          </w:p>
+        </w:tc>
+      </w:tr>
+      <w:tr>
+        <w:trPr>
+          <w:cantSplit w:val="0"/>
+          <w:tblHeader w:val="0"/>
+        </w:trPr>
+        <w:tc>
+          <w:tcPr>
+            <w:gridSpan w:val="2"/>
+            <w:tcBorders>
+              <w:top w:color="000000" w:space="0" w:sz="0" w:val="nil"/>
+              <w:bottom w:color="000000" w:space="0" w:sz="0" w:val="nil"/>
+            </w:tcBorders>
+            <w:tcMar>
+              <w:top w:w="0.0" w:type="dxa"/>
+              <w:left w:w="90.0" w:type="dxa"/>
+              <w:bottom w:w="0.0" w:type="dxa"/>
+              <w:right w:w="90.0" w:type="dxa"/>
+            </w:tcMar>
+          </w:tcPr>
+          <w:p>
+            <w:pPr>
+              <w:spacing w:after="80" w:line="278.00000000000006" w:lineRule="auto"/>
+              <w:ind w:right="102"/>
+              <w:jc w:val="both"/>
+              <w:rPr>
+                <w:rFonts w:ascii="Times New Roman" w:cs="Times New Roman" w:eastAsia="Times New Roman" w:hAnsi="Times New Roman"/>
+                <w:sz w:val="26"/>
+                <w:szCs w:val="26"/>
+              </w:rPr>
+            </w:pPr>
+            <w:r>
+              <w:rPr>
+                <w:rFonts w:ascii="Times New Roman" w:cs="Times New Roman" w:eastAsia="Times New Roman" w:hAnsi="Times New Roman"/>
+                <w:b w:val="1"/>
+                <w:bCs w:val="1"/>
+                <w:sz w:val="26"/>
+                <w:szCs w:val="26"/>
+                <w:rtl w:val="0"/>
+              </w:rPr>
+              <w:t xml:space="preserve">Phạm vi:</w:t>
+            </w:r>
+            <w:r>
+              <w:rPr>
+                <w:rFonts w:ascii="Times New Roman" w:cs="Times New Roman" w:eastAsia="Times New Roman" w:hAnsi="Times New Roman"/>
+                <w:sz w:val="26"/>
+                <w:szCs w:val="26"/>
+                <w:rtl w:val="0"/>
+              </w:rPr>
+              <w:t xml:space="preserve"> claim về thời lượng pin, thời gian sạc, phiên bản Bluetooth, chống nước/bụi, chống ồn và các thông số có số liệu trên tài liệu chính thức của hãng (Apple và, nếu thu được, một hãng khác). Đầu vào là claim đã tách thủ công và mã sản phẩm đang quảng cáo. Không thuộc phạm vi: tách claim tự động, tự nhận diện sản phẩm, kho gây nhiễu nhiều sản phẩm, mô hình thứ hai, giao diện web.</w:t>
+            </w:r>
+          </w:p>
+        </w:tc>
+      </w:tr>
+      <w:tr>
+        <w:trPr>
+          <w:cantSplit w:val="0"/>
+          <w:tblHeader w:val="0"/>
+        </w:trPr>
+        <w:tc>
+          <w:tcPr>
+            <w:gridSpan w:val="2"/>
+            <w:tcBorders>
+              <w:top w:color="000000" w:space="0" w:sz="0" w:val="nil"/>
+              <w:bottom w:color="000000" w:space="0" w:sz="0" w:val="nil"/>
+            </w:tcBorders>
+            <w:tcMar>
+              <w:top w:w="0.0" w:type="dxa"/>
+              <w:left w:w="90.0" w:type="dxa"/>
+              <w:bottom w:w="0.0" w:type="dxa"/>
+              <w:right w:w="90.0" w:type="dxa"/>
+            </w:tcMar>
+          </w:tcPr>
+          <w:p>
+            <w:pPr>
+              <w:spacing w:after="80" w:line="278.00000000000006" w:lineRule="auto"/>
+              <w:ind w:right="102"/>
+              <w:jc w:val="both"/>
+              <w:rPr>
+                <w:rFonts w:ascii="Times New Roman" w:cs="Times New Roman" w:eastAsia="Times New Roman" w:hAnsi="Times New Roman"/>
+                <w:sz w:val="26"/>
+                <w:szCs w:val="26"/>
+              </w:rPr>
+            </w:pPr>
+            <w:r>
+              <w:rPr>
+                <w:rFonts w:ascii="Times New Roman" w:cs="Times New Roman" w:eastAsia="Times New Roman" w:hAnsi="Times New Roman"/>
+                <w:b w:val="1"/>
+                <w:bCs w:val="1"/>
+                <w:sz w:val="26"/>
+                <w:szCs w:val="26"/>
+                <w:rtl w:val="0"/>
+              </w:rPr>
+              <w:t xml:space="preserve">Giới hạn kết luận:</w:t>
+            </w:r>
+            <w:r>
+              <w:rPr>
+                <w:rFonts w:ascii="Times New Roman" w:cs="Times New Roman" w:eastAsia="Times New Roman" w:hAnsi="Times New Roman"/>
+                <w:sz w:val="26"/>
+                <w:szCs w:val="26"/>
+                <w:rtl w:val="0"/>
+              </w:rPr>
+              <w:t xml:space="preserve"> hệ thống kiểm mức độ được tài liệu chính thức hỗ trợ, không kiểm hiệu năng thực tế, không đưa kết luận pháp lý. NEI nghĩa là “chưa tìm thấy trong kho nguồn đã khóa”. Kết luận chỉ áp dụng cho các họ sản phẩm và kho nguồn đã chọn.</w:t>
+            </w:r>
+          </w:p>
+        </w:tc>
+      </w:tr>
+      <w:tr>
+        <w:trPr>
+          <w:cantSplit w:val="0"/>
+          <w:tblHeader w:val="0"/>
+        </w:trPr>
+        <w:tc>
+          <w:tcPr>
+            <w:gridSpan w:val="2"/>
+            <w:tcBorders>
+              <w:top w:color="000000" w:space="0" w:sz="0" w:val="nil"/>
+              <w:bottom w:color="000000" w:space="0" w:sz="0" w:val="nil"/>
+            </w:tcBorders>
+            <w:tcMar>
+              <w:top w:w="0.0" w:type="dxa"/>
+              <w:left w:w="90.0" w:type="dxa"/>
+              <w:bottom w:w="0.0" w:type="dxa"/>
+              <w:right w:w="90.0" w:type="dxa"/>
+            </w:tcMar>
+          </w:tcPr>
+          <w:p>
+            <w:pPr>
+              <w:spacing w:after="80" w:line="278.00000000000006" w:lineRule="auto"/>
+              <w:ind w:right="102"/>
+              <w:jc w:val="both"/>
+              <w:rPr>
+                <w:rFonts w:ascii="Times New Roman" w:cs="Times New Roman" w:eastAsia="Times New Roman" w:hAnsi="Times New Roman"/>
+                <w:sz w:val="26"/>
+                <w:szCs w:val="26"/>
+              </w:rPr>
+            </w:pPr>
+            <w:r>
+              <w:rPr>
+                <w:rFonts w:ascii="Times New Roman" w:cs="Times New Roman" w:eastAsia="Times New Roman" w:hAnsi="Times New Roman"/>
+                <w:b w:val="1"/>
+                <w:bCs w:val="1"/>
+                <w:sz w:val="26"/>
+                <w:szCs w:val="26"/>
+                <w:rtl w:val="0"/>
+              </w:rPr>
+              <w:t xml:space="preserve">Đối tượng:</w:t>
+            </w:r>
+            <w:r>
+              <w:rPr>
+                <w:rFonts w:ascii="Times New Roman" w:cs="Times New Roman" w:eastAsia="Times New Roman" w:hAnsi="Times New Roman"/>
+                <w:sz w:val="26"/>
+                <w:szCs w:val="26"/>
+                <w:rtl w:val="0"/>
+              </w:rPr>
+              <w:t xml:space="preserve"> bài toán kiểm chứng phát biểu thông số sản phẩm dựa trên bằng chứng văn bản; biểu diễn phạm vi thông số; bộ quyết định tất định so với bộ quyết định bằng LLM.</w:t>
+            </w:r>
+          </w:p>
+        </w:tc>
+      </w:tr>
+      <w:tr>
+        <w:trPr>
+          <w:cantSplit w:val="0"/>
+          <w:tblHeader w:val="0"/>
+        </w:trPr>
+        <w:tc>
+          <w:tcPr>
+            <w:gridSpan w:val="2"/>
+            <w:tcBorders>
+              <w:top w:color="000000" w:space="0" w:sz="0" w:val="nil"/>
+              <w:bottom w:color="000000" w:space="0" w:sz="0" w:val="nil"/>
+            </w:tcBorders>
+            <w:tcMar>
+              <w:top w:w="0.0" w:type="dxa"/>
+              <w:left w:w="90.0" w:type="dxa"/>
+              <w:bottom w:w="0.0" w:type="dxa"/>
+              <w:right w:w="90.0" w:type="dxa"/>
+            </w:tcMar>
+          </w:tcPr>
+          <w:p>
+            <w:pPr>
+              <w:keepNext w:val="1"/>
+              <w:keepLines w:val="1"/>
+              <w:spacing w:after="80" w:before="160" w:line="278.00000000000006" w:lineRule="auto"/>
+              <w:ind w:right="102"/>
+              <w:jc w:val="both"/>
+              <w:rPr>
+                <w:rFonts w:ascii="Times New Roman" w:cs="Times New Roman" w:eastAsia="Times New Roman" w:hAnsi="Times New Roman"/>
+                <w:sz w:val="26"/>
+                <w:szCs w:val="26"/>
+              </w:rPr>
+            </w:pPr>
+            <w:r>
+              <w:rPr>
+                <w:rFonts w:ascii="Times New Roman" w:cs="Times New Roman" w:eastAsia="Times New Roman" w:hAnsi="Times New Roman"/>
+                <w:b w:val="1"/>
+                <w:bCs w:val="1"/>
+                <w:sz w:val="26"/>
+                <w:szCs w:val="26"/>
+                <w:rtl w:val="0"/>
+              </w:rPr>
+              <w:t xml:space="preserve">Phương pháp thực hiện:</w:t>
+            </w:r>
+          </w:p>
+          <w:p>
+            <w:pPr>
+              <w:pStyle w:val="Heading2"/>
+              <w:keepNext w:val="1"/>
+              <w:spacing w:after="80" w:before="160" w:line="278.00000000000006" w:lineRule="auto"/>
+              <w:ind w:right="102"/>
+              <w:jc w:val="both"/>
+              <w:rPr>
+                <w:rFonts w:ascii="Times New Roman" w:cs="Times New Roman" w:eastAsia="Times New Roman" w:hAnsi="Times New Roman"/>
+                <w:b w:val="1"/>
+                <w:bCs w:val="1"/>
+                <w:sz w:val="26"/>
+                <w:szCs w:val="26"/>
+              </w:rPr>
+            </w:pPr>
+            <w:r>
+              <w:rPr>
+                <w:rFonts w:ascii="Times New Roman" w:cs="Times New Roman" w:eastAsia="Times New Roman" w:hAnsi="Times New Roman"/>
+                <w:b w:val="1"/>
+                <w:bCs w:val="1"/>
+                <w:sz w:val="26"/>
+                <w:szCs w:val="26"/>
+                <w:rtl w:val="0"/>
+              </w:rPr>
+              <w:t xml:space="preserve">Cơ sở và điểm mới so với công trình liên quan</w:t>
+            </w:r>
+          </w:p>
+          <w:p>
+            <w:pPr>
+              <w:numPr>
+                <w:ilvl w:val="0"/>
+                <w:numId w:val="5"/>
+              </w:numPr>
+              <w:spacing w:after="80" w:line="278.00000000000006" w:lineRule="auto"/>
+              <w:ind w:left="397" w:right="102" w:hanging="198"/>
+              <w:jc w:val="both"/>
+              <w:rPr>
+                <w:rFonts w:ascii="Times New Roman" w:cs="Times New Roman" w:eastAsia="Times New Roman" w:hAnsi="Times New Roman"/>
+                <w:sz w:val="26"/>
+                <w:szCs w:val="26"/>
+              </w:rPr>
+            </w:pPr>
+            <w:r>
+              <w:rPr>
+                <w:rFonts w:ascii="Times New Roman" w:cs="Times New Roman" w:eastAsia="Times New Roman" w:hAnsi="Times New Roman"/>
+                <w:sz w:val="26"/>
+                <w:szCs w:val="26"/>
+                <w:rtl w:val="0"/>
+              </w:rPr>
+              <w:t xml:space="preserve">Khảo sát kiểm chứng quảng cáo [1], kiểm chứng chi tiết theo claim [2], kiểm chứng claim số [3], [13], [16], xung đột bằng chứng [5], kiểm chứng có cấu trúc/neuro-symbolic [14], [15], bằng chứng đối lập [12] và các bộ dữ liệu [7]–[11].</w:t>
+            </w:r>
+          </w:p>
+        </w:tc>
+      </w:tr>
+      <w:tr>
+        <w:trPr>
+          <w:cantSplit w:val="0"/>
+          <w:tblHeader w:val="0"/>
+        </w:trPr>
+        <w:tc>
+          <w:tcPr>
+            <w:gridSpan w:val="2"/>
+            <w:tcBorders>
+              <w:top w:color="000000" w:space="0" w:sz="0" w:val="nil"/>
+              <w:bottom w:color="000000" w:space="0" w:sz="0" w:val="nil"/>
+            </w:tcBorders>
+            <w:tcMar>
+              <w:top w:w="0.0" w:type="dxa"/>
+              <w:left w:w="90.0" w:type="dxa"/>
+              <w:bottom w:w="0.0" w:type="dxa"/>
+              <w:right w:w="90.0" w:type="dxa"/>
+            </w:tcMar>
+          </w:tcPr>
           <w:p>
             <w:pPr>
               <w:keepLines w:val="1"/>
@@ -1366,16 +1294,15 @@
                 <w:sz w:val="26"/>
                 <w:szCs w:val="26"/>
                 <w:rtl w:val="0"/>
-                <w:color w:val="C00000"/>
-              </w:rPr>
-              <w:t xml:space="preserve">(C3) Thực nghiệm có kiểm soát P so với B1 trên cùng hồ sơ để tách tác động của bước quyết định, báo cả kết quả âm. Không nhận là đóng góp: việc dùng Python thay LLM để ra nhãn (đã có ở [1], [5]).</w:t>
-            </w:r>
-          </w:p>
-        </w:tc>
-      </w:tr>
-      <w:tr>
-        <w:trPr>
-          <w:cantSplit w:val="1"/>
+              </w:rPr>
+              <w:t xml:space="preserve">[1] đã dùng LLM trích xuất kết hợp quy tắc, nhưng so khớp ngữ nghĩa theo ngưỡng, gán nhãn cả bài, không có chiều điều kiện hay vai trò con số. CoVer [5] tổng hợp bằng quy tắc ở mức lập trường, không ở mức thông số.</w:t>
+            </w:r>
+          </w:p>
+        </w:tc>
+      </w:tr>
+      <w:tr>
+        <w:trPr>
+          <w:cantSplit w:val="0"/>
           <w:tblHeader w:val="0"/>
         </w:trPr>
         <w:tc>
@@ -1414,11 +1341,31 @@
                 <w:sz w:val="26"/>
                 <w:szCs w:val="26"/>
                 <w:rtl w:val="0"/>
-                <w:color w:val="C00000"/>
-              </w:rPr>
-              <w:t xml:space="preserve">Tham khảo [3] về suy luận số, [4] về lý do bám nguồn, [5] về xung đột; FEVER [7], AVeriTeC [8], ViFactCheck [9], ViWikiFC [10], ViNumFCR [11] cho bối cảnh nhãn, bằng chứng và tiếng Việt. </w:t>
-            </w:r>
-          </w:p>
+              </w:rPr>
+              <w:t xml:space="preserve">[3], QuanTemp [16] và Aarnes &amp; Setty [13] xử lý claim số bằng mô hình học hoặc phân loại kiểu claim; con số không gắn bộ phận, điều kiện thử và vai trò công bố/quan sát.</w:t>
+            </w:r>
+          </w:p>
+        </w:tc>
+      </w:tr>
+      <w:tr>
+        <w:trPr>
+          <w:cantSplit w:val="0"/>
+          <w:tblHeader w:val="0"/>
+        </w:trPr>
+        <w:tc>
+          <w:tcPr>
+            <w:gridSpan w:val="2"/>
+            <w:tcBorders>
+              <w:top w:color="000000" w:space="0" w:sz="0" w:val="nil"/>
+              <w:bottom w:color="000000" w:space="0" w:sz="0" w:val="nil"/>
+            </w:tcBorders>
+            <w:tcMar>
+              <w:top w:w="0.0" w:type="dxa"/>
+              <w:left w:w="90.0" w:type="dxa"/>
+              <w:bottom w:w="0.0" w:type="dxa"/>
+              <w:right w:w="90.0" w:type="dxa"/>
+            </w:tcMar>
+          </w:tcPr>
           <w:p>
             <w:pPr>
               <w:keepLines w:val="1"/>
@@ -1441,11 +1388,31 @@
                 <w:sz w:val="26"/>
                 <w:szCs w:val="26"/>
                 <w:rtl w:val="0"/>
-                <w:color w:val="C00000"/>
-              </w:rPr>
-              <w:t xml:space="preserve">RQ1: Với nguồn đã lọc theo sản phẩm, BM25 tìm trọn bộ bằng chứng đến đâu? Báo recall@k tổng thể và riêng nhóm N &gt; k. </w:t>
-            </w:r>
-          </w:p>
+              </w:rPr>
+              <w:t xml:space="preserve">ProgramFC [14] và FOLK [15] phân rã claim thành chương trình/vị từ, nhưng từng bước vẫn do LLM trả lời tự do, không có schema phạm vi cố định.</w:t>
+            </w:r>
+          </w:p>
+        </w:tc>
+      </w:tr>
+      <w:tr>
+        <w:trPr>
+          <w:cantSplit w:val="0"/>
+          <w:tblHeader w:val="0"/>
+        </w:trPr>
+        <w:tc>
+          <w:tcPr>
+            <w:gridSpan w:val="2"/>
+            <w:tcBorders>
+              <w:top w:color="000000" w:space="0" w:sz="0" w:val="nil"/>
+              <w:bottom w:color="000000" w:space="0" w:sz="0" w:val="nil"/>
+            </w:tcBorders>
+            <w:tcMar>
+              <w:top w:w="0.0" w:type="dxa"/>
+              <w:left w:w="90.0" w:type="dxa"/>
+              <w:bottom w:w="0.0" w:type="dxa"/>
+              <w:right w:w="90.0" w:type="dxa"/>
+            </w:tcMar>
+          </w:tcPr>
           <w:p>
             <w:pPr>
               <w:keepLines w:val="1"/>
@@ -1465,14 +1432,45 @@
             <w:r>
               <w:rPr>
                 <w:rFonts w:ascii="Times New Roman" w:cs="Times New Roman" w:eastAsia="Times New Roman" w:hAnsi="Times New Roman"/>
-                <w:sz w:val="26"/>
-                <w:szCs w:val="26"/>
-                <w:rtl w:val="0"/>
-                <w:color w:val="C00000"/>
-              </w:rPr>
-              <w:t xml:space="preserve">RQ2: Lỗi của B0/B1/P đến từ truy hồi, trích xuất hay quyết định? Mã hóa lỗi trên mẫu chọn trước. </w:t>
-            </w:r>
-          </w:p>
+                <w:b w:val="1"/>
+                <w:bCs w:val="1"/>
+                <w:sz w:val="26"/>
+                <w:szCs w:val="26"/>
+                <w:rtl w:val="0"/>
+              </w:rPr>
+              <w:t xml:space="preserve">Điểm mới của SAV:</w:t>
+            </w:r>
+            <w:r>
+              <w:rPr>
+                <w:rFonts w:ascii="Times New Roman" w:cs="Times New Roman" w:eastAsia="Times New Roman" w:hAnsi="Times New Roman"/>
+                <w:sz w:val="26"/>
+                <w:szCs w:val="26"/>
+                <w:rtl w:val="0"/>
+              </w:rPr>
+              <w:t xml:space="preserve"> vai trò con số và điều kiện thử là chiều phạm vi bắt buộc; lệch phạm vi không bị suy thành bác bỏ; so sánh theo bảng vai trò × vai trò. Trong các tài liệu đã khảo sát chưa thấy cách làm này cho thông số sản phẩm; nhận định sẽ được kiểm lại khi đọc toàn văn các bài [12]–[16] ở giai đoạn 1.</w:t>
+            </w:r>
+          </w:p>
+        </w:tc>
+      </w:tr>
+      <w:tr>
+        <w:trPr>
+          <w:cantSplit w:val="0"/>
+          <w:tblHeader w:val="0"/>
+        </w:trPr>
+        <w:tc>
+          <w:tcPr>
+            <w:gridSpan w:val="2"/>
+            <w:tcBorders>
+              <w:top w:color="000000" w:space="0" w:sz="0" w:val="nil"/>
+              <w:bottom w:color="000000" w:space="0" w:sz="0" w:val="nil"/>
+            </w:tcBorders>
+            <w:tcMar>
+              <w:top w:w="0.0" w:type="dxa"/>
+              <w:left w:w="90.0" w:type="dxa"/>
+              <w:bottom w:w="0.0" w:type="dxa"/>
+              <w:right w:w="90.0" w:type="dxa"/>
+            </w:tcMar>
+          </w:tcPr>
           <w:p>
             <w:pPr>
               <w:keepLines w:val="1"/>
@@ -1492,19 +1490,29 @@
             <w:r>
               <w:rPr>
                 <w:rFonts w:ascii="Times New Roman" w:cs="Times New Roman" w:eastAsia="Times New Roman" w:hAnsi="Times New Roman"/>
-                <w:sz w:val="26"/>
-                <w:szCs w:val="26"/>
-                <w:rtl w:val="0"/>
-                <w:color w:val="C00000"/>
-              </w:rPr>
-              <w:t xml:space="preserve">RQ3 (thăm dò): P thay đổi FAR và Recall Supported so với B1 thế nào trên test 4 họ? Báo chênh lệch, số đếm, kết quả từng họ, bỏ từng họ và khoảng cluster bootstrap (lấy mẫu lại theo cả họ); không tuyên bố ý nghĩa thống kê.</w:t>
-            </w:r>
-          </w:p>
-        </w:tc>
-      </w:tr>
-      <w:tr>
-        <w:trPr>
-          <w:cantSplit w:val="1"/>
+                <w:b w:val="1"/>
+                <w:bCs w:val="1"/>
+                <w:sz w:val="26"/>
+                <w:szCs w:val="26"/>
+                <w:rtl w:val="0"/>
+              </w:rPr>
+              <w:t xml:space="preserve">Không phải đóng góp:</w:t>
+            </w:r>
+            <w:r>
+              <w:rPr>
+                <w:rFonts w:ascii="Times New Roman" w:cs="Times New Roman" w:eastAsia="Times New Roman" w:hAnsi="Times New Roman"/>
+                <w:sz w:val="26"/>
+                <w:szCs w:val="26"/>
+                <w:rtl w:val="0"/>
+              </w:rPr>
+              <w:t xml:space="preserve"> dùng BM25, gọi API LLM, xuất JSON, kết hợp LLM với Python, đổi miền sang tai nghe, kho dữ liệu và hướng dẫn nhãn.</w:t>
+            </w:r>
+          </w:p>
+        </w:tc>
+      </w:tr>
+      <w:tr>
+        <w:trPr>
+          <w:cantSplit w:val="0"/>
           <w:tblHeader w:val="0"/>
         </w:trPr>
         <w:tc>
@@ -1524,6 +1532,7 @@
           <w:p>
             <w:pPr>
               <w:pStyle w:val="Heading2"/>
+              <w:keepNext w:val="1"/>
               <w:spacing w:after="80" w:before="160" w:line="278.00000000000006" w:lineRule="auto"/>
               <w:ind w:right="102"/>
               <w:jc w:val="both"/>
@@ -1540,208 +1549,18 @@
                 <w:rFonts w:ascii="Times New Roman" w:cs="Times New Roman" w:eastAsia="Times New Roman" w:hAnsi="Times New Roman"/>
                 <w:b w:val="1"/>
                 <w:bCs w:val="1"/>
-                <w:color w:val="c00000"/>
-                <w:sz w:val="26"/>
-                <w:szCs w:val="26"/>
-                <w:rtl w:val="0"/>
-              </w:rPr>
-              <w:t xml:space="preserve">Thu thập dữ liệu và xác định nhãn chuẩn</w:t>
-            </w:r>
-            <w:r>
-              <w:rPr>
-                <w:rtl w:val="0"/>
-              </w:rPr>
-            </w:r>
-          </w:p>
-          <w:p>
-            <w:pPr>
-              <w:numPr>
-                <w:ilvl w:val="0"/>
-                <w:numId w:val="5"/>
-              </w:numPr>
-              <w:spacing w:after="80" w:line="278.00000000000006" w:lineRule="auto"/>
-              <w:ind w:left="397" w:right="102" w:hanging="198"/>
-              <w:jc w:val="both"/>
-              <w:rPr>
-                <w:rFonts w:ascii="Times New Roman" w:cs="Times New Roman" w:eastAsia="Times New Roman" w:hAnsi="Times New Roman"/>
-                <w:sz w:val="26"/>
-                <w:szCs w:val="26"/>
-              </w:rPr>
-            </w:pPr>
-            <w:r>
-              <w:rPr>
-                <w:rFonts w:ascii="Times New Roman" w:cs="Times New Roman" w:eastAsia="Times New Roman" w:hAnsi="Times New Roman"/>
-                <w:sz w:val="26"/>
-                <w:szCs w:val="26"/>
-                <w:rtl w:val="0"/>
-              </w:rPr>
-              <w:t xml:space="preserve">Thu thập quảng cáo do LLM tạo và tài liệu sản phẩm; sau đó gán nhãn Supported</w:t>
-            </w:r>
-            <w:r>
-              <w:rPr>
-                <w:rFonts w:ascii="Times New Roman" w:cs="Times New Roman" w:eastAsia="Times New Roman" w:hAnsi="Times New Roman"/>
-                <w:i w:val="1"/>
-                <w:iCs w:val="1"/>
-                <w:sz w:val="26"/>
-                <w:szCs w:val="26"/>
-                <w:rtl w:val="0"/>
-              </w:rPr>
-              <w:t xml:space="preserve"> (</w:t>
-            </w:r>
-            <w:r>
-              <w:rPr>
-                <w:rFonts w:ascii="Times New Roman" w:cs="Times New Roman" w:eastAsia="Times New Roman" w:hAnsi="Times New Roman"/>
-                <w:color w:val="c00000"/>
-                <w:sz w:val="26"/>
-                <w:szCs w:val="26"/>
-                <w:rtl w:val="0"/>
-              </w:rPr>
-              <w:t xml:space="preserve">có</w:t>
-            </w:r>
-            <w:r>
-              <w:rPr>
-                <w:rFonts w:ascii="Times New Roman" w:cs="Times New Roman" w:eastAsia="Times New Roman" w:hAnsi="Times New Roman"/>
-                <w:i w:val="1"/>
-                <w:iCs w:val="1"/>
-                <w:sz w:val="26"/>
-                <w:szCs w:val="26"/>
-                <w:rtl w:val="0"/>
-              </w:rPr>
-              <w:t xml:space="preserve"> bằng chứng</w:t>
-            </w:r>
-            <w:r>
-              <w:rPr>
-                <w:rFonts w:ascii="Times New Roman" w:cs="Times New Roman" w:eastAsia="Times New Roman" w:hAnsi="Times New Roman"/>
-                <w:color w:val="c00000"/>
-                <w:sz w:val="26"/>
-                <w:szCs w:val="26"/>
-                <w:rtl w:val="0"/>
-              </w:rPr>
-              <w:t xml:space="preserve"> hỗ trợ đầy đủ</w:t>
-            </w:r>
-            <w:r>
-              <w:rPr>
-                <w:rFonts w:ascii="Times New Roman" w:cs="Times New Roman" w:eastAsia="Times New Roman" w:hAnsi="Times New Roman"/>
-                <w:i w:val="1"/>
-                <w:iCs w:val="1"/>
-                <w:sz w:val="26"/>
-                <w:szCs w:val="26"/>
-                <w:rtl w:val="0"/>
-              </w:rPr>
-              <w:t xml:space="preserve">)</w:t>
-            </w:r>
-            <w:r>
-              <w:rPr>
-                <w:rFonts w:ascii="Times New Roman" w:cs="Times New Roman" w:eastAsia="Times New Roman" w:hAnsi="Times New Roman"/>
-                <w:sz w:val="26"/>
-                <w:szCs w:val="26"/>
-                <w:rtl w:val="0"/>
-              </w:rPr>
-              <w:t xml:space="preserve">, Refuted</w:t>
-            </w:r>
-            <w:r>
-              <w:rPr>
-                <w:rFonts w:ascii="Times New Roman" w:cs="Times New Roman" w:eastAsia="Times New Roman" w:hAnsi="Times New Roman"/>
-                <w:i w:val="1"/>
-                <w:iCs w:val="1"/>
-                <w:sz w:val="26"/>
-                <w:szCs w:val="26"/>
-                <w:rtl w:val="0"/>
-              </w:rPr>
-              <w:t xml:space="preserve"> (có bằng chứng bác bỏ</w:t>
-            </w:r>
-            <w:r>
-              <w:rPr>
-                <w:rFonts w:ascii="Times New Roman" w:cs="Times New Roman" w:eastAsia="Times New Roman" w:hAnsi="Times New Roman"/>
-                <w:color w:val="c00000"/>
-                <w:sz w:val="26"/>
-                <w:szCs w:val="26"/>
-                <w:rtl w:val="0"/>
-              </w:rPr>
-              <w:t xml:space="preserve"> trực tiếp</w:t>
-            </w:r>
-            <w:r>
-              <w:rPr>
-                <w:rFonts w:ascii="Times New Roman" w:cs="Times New Roman" w:eastAsia="Times New Roman" w:hAnsi="Times New Roman"/>
-                <w:i w:val="1"/>
-                <w:iCs w:val="1"/>
-                <w:sz w:val="26"/>
-                <w:szCs w:val="26"/>
-                <w:rtl w:val="0"/>
-              </w:rPr>
-              <w:t xml:space="preserve">)</w:t>
-            </w:r>
-            <w:r>
-              <w:rPr>
-                <w:rFonts w:ascii="Times New Roman" w:cs="Times New Roman" w:eastAsia="Times New Roman" w:hAnsi="Times New Roman"/>
-                <w:sz w:val="26"/>
-                <w:szCs w:val="26"/>
-                <w:rtl w:val="0"/>
-              </w:rPr>
-              <w:t xml:space="preserve"> hoặc NEI</w:t>
-            </w:r>
-            <w:r>
-              <w:rPr>
-                <w:rFonts w:ascii="Times New Roman" w:cs="Times New Roman" w:eastAsia="Times New Roman" w:hAnsi="Times New Roman"/>
-                <w:i w:val="1"/>
-                <w:iCs w:val="1"/>
-                <w:sz w:val="26"/>
-                <w:szCs w:val="26"/>
-                <w:rtl w:val="0"/>
-              </w:rPr>
-              <w:t xml:space="preserve"> (bằng chứng</w:t>
-            </w:r>
-            <w:r>
-              <w:rPr>
-                <w:rFonts w:ascii="Times New Roman" w:cs="Times New Roman" w:eastAsia="Times New Roman" w:hAnsi="Times New Roman"/>
-                <w:color w:val="c00000"/>
-                <w:sz w:val="26"/>
-                <w:szCs w:val="26"/>
-                <w:rtl w:val="0"/>
-              </w:rPr>
-              <w:t xml:space="preserve"> còn thiếu hoặc xung đột chưa giải quyết</w:t>
-            </w:r>
-            <w:r>
-              <w:rPr>
-                <w:rFonts w:ascii="Times New Roman" w:cs="Times New Roman" w:eastAsia="Times New Roman" w:hAnsi="Times New Roman"/>
-                <w:i w:val="1"/>
-                <w:iCs w:val="1"/>
-                <w:sz w:val="26"/>
-                <w:szCs w:val="26"/>
-                <w:rtl w:val="0"/>
-              </w:rPr>
-              <w:t xml:space="preserve">)</w:t>
-            </w:r>
-            <w:r>
-              <w:rPr>
-                <w:rFonts w:ascii="Times New Roman" w:cs="Times New Roman" w:eastAsia="Times New Roman" w:hAnsi="Times New Roman"/>
-                <w:sz w:val="26"/>
-                <w:szCs w:val="26"/>
-                <w:rtl w:val="0"/>
-              </w:rPr>
-              <w:t xml:space="preserve">.</w:t>
-            </w:r>
-            <w:r>
-              <w:rPr>
-                <w:rFonts w:ascii="Times New Roman" w:cs="Times New Roman" w:eastAsia="Times New Roman" w:hAnsi="Times New Roman"/>
-                <w:color w:val="c00000"/>
-                <w:sz w:val="26"/>
-                <w:szCs w:val="26"/>
-                <w:rtl w:val="0"/>
-              </w:rPr>
-              <w:t xml:space="preserve"> Nhãn chuẩn được xác định từ toàn bộ nguồn đã lưu của sản phẩm, không chỉ từ top-k đoạn mà BM25 tìm được.</w:t>
-            </w:r>
-            <w:r>
-              <w:rPr>
-                <w:rtl w:val="0"/>
-              </w:rPr>
-            </w:r>
-          </w:p>
-        </w:tc>
-      </w:tr>
-      <w:tr>
-        <w:trPr>
-          <w:cantSplit w:val="1"/>
+                <w:sz w:val="26"/>
+                <w:szCs w:val="26"/>
+                <w:rtl w:val="0"/>
+              </w:rPr>
+              <w:t xml:space="preserve">Câu hỏi nghiên cứu</w:t>
+            </w:r>
+          </w:p>
+        </w:tc>
+      </w:tr>
+      <w:tr>
+        <w:trPr>
+          <w:cantSplit w:val="0"/>
           <w:tblHeader w:val="0"/>
         </w:trPr>
         <w:tc>
@@ -1777,19 +1596,29 @@
             <w:r>
               <w:rPr>
                 <w:rFonts w:ascii="Times New Roman" w:cs="Times New Roman" w:eastAsia="Times New Roman" w:hAnsi="Times New Roman"/>
-                <w:sz w:val="26"/>
-                <w:szCs w:val="26"/>
-                <w:rtl w:val="0"/>
-                <w:color w:val="C00000"/>
-              </w:rPr>
-              <w:t xml:space="preserve">Quy mô (DỰ THẢO — cần GVHD xác nhận): MVP cam kết 120 phát biểu / 12 họ, chia dev/val/test = 6/2/4. Mục tiêu 180 / 18 họ (7/4/7) chỉ khi năng suất đo ở lô 0 và pilot cho phép (công thức trong docs/KE_HOACH_CHI_TIET_SINH_VIEN.md). Mức 300 không nằm trong kế hoạch học kỳ này. Họ sản phẩm là một dòng mẫu và các phiên bản gần nhau, không phải cả hãng; mẫu cha và biến thể luôn cùng họ, cùng tập.</w:t>
-            </w:r>
-          </w:p>
-        </w:tc>
-      </w:tr>
-      <w:tr>
-        <w:trPr>
-          <w:cantSplit w:val="1"/>
+                <w:b w:val="1"/>
+                <w:bCs w:val="1"/>
+                <w:sz w:val="26"/>
+                <w:szCs w:val="26"/>
+                <w:rtl w:val="0"/>
+              </w:rPr>
+              <w:t xml:space="preserve">RQ1 (hỗ trợ):</w:t>
+            </w:r>
+            <w:r>
+              <w:rPr>
+                <w:rFonts w:ascii="Times New Roman" w:cs="Times New Roman" w:eastAsia="Times New Roman" w:hAnsi="Times New Roman"/>
+                <w:sz w:val="26"/>
+                <w:szCs w:val="26"/>
+                <w:rtl w:val="0"/>
+              </w:rPr>
+              <w:t xml:space="preserve"> BM25 lọc theo sản phẩm có đưa đủ bằng chứng cho SAV không? Đo evidence-set recall@k kèm số đoạn ứng viên N và k_eff = min(k, N) (TN1).</w:t>
+            </w:r>
+          </w:p>
+        </w:tc>
+      </w:tr>
+      <w:tr>
+        <w:trPr>
+          <w:cantSplit w:val="0"/>
           <w:tblHeader w:val="0"/>
         </w:trPr>
         <w:tc>
@@ -1825,19 +1654,29 @@
             <w:r>
               <w:rPr>
                 <w:rFonts w:ascii="Times New Roman" w:cs="Times New Roman" w:eastAsia="Times New Roman" w:hAnsi="Times New Roman"/>
-                <w:sz w:val="26"/>
-                <w:szCs w:val="26"/>
-                <w:rtl w:val="0"/>
-                <w:color w:val="C00000"/>
-              </w:rPr>
-              <w:t xml:space="preserve">Hai nhóm dữ liệu được lưu và báo riêng: ordinary_llm (sinh từ yêu cầu quảng cáo thông thường, giữ quảng cáo thô, SHA-256, prompt đã render, nhà cung cấp, mã mô hình trả về, tham số sinh, thời điểm) và controlled_variant (sửa giá trị, phiên bản, bộ phận hoặc điều kiện từ mẫu cha, có ghi thao tác). Thu theo lô với tiêu chí dừng chốt trước, chỉ đọc số đếm nhãn; nhóm ordinary_llm chiếm tối thiểu 50% mỗi tập. EX-01–23 hiện có chỉ là ca minh họa/kiểm thử, không tính vào dữ liệu chính.</w:t>
-            </w:r>
-          </w:p>
-        </w:tc>
-      </w:tr>
-      <w:tr>
-        <w:trPr>
-          <w:cantSplit w:val="1"/>
+                <w:b w:val="1"/>
+                <w:bCs w:val="1"/>
+                <w:sz w:val="26"/>
+                <w:szCs w:val="26"/>
+                <w:rtl w:val="0"/>
+              </w:rPr>
+              <w:t xml:space="preserve">RQ2 (chính):</w:t>
+            </w:r>
+            <w:r>
+              <w:rPr>
+                <w:rFonts w:ascii="Times New Roman" w:cs="Times New Roman" w:eastAsia="Times New Roman" w:hAnsi="Times New Roman"/>
+                <w:sz w:val="26"/>
+                <w:szCs w:val="26"/>
+                <w:rtl w:val="0"/>
+              </w:rPr>
+              <w:t xml:space="preserve"> trên cùng hồ sơ σ, SAV có giảm tỷ lệ chấp nhận nhầm (FAR) so với B1, đặc biệt trên claim lệch phạm vi, mà vẫn giữ Recall Supported? (TN2).</w:t>
+            </w:r>
+          </w:p>
+        </w:tc>
+      </w:tr>
+      <w:tr>
+        <w:trPr>
+          <w:cantSplit w:val="0"/>
           <w:tblHeader w:val="0"/>
         </w:trPr>
         <w:tc>
@@ -1873,24 +1712,102 @@
             <w:r>
               <w:rPr>
                 <w:rFonts w:ascii="Times New Roman" w:cs="Times New Roman" w:eastAsia="Times New Roman" w:hAnsi="Times New Roman"/>
-                <w:color w:val="c00000"/>
-                <w:sz w:val="26"/>
-                <w:szCs w:val="26"/>
-                <w:rtl w:val="0"/>
-              </w:rPr>
-              <w:t xml:space="preserve">Mục tiêu của nhóm có kiểm soát là có đủ ba nhãn và các loại lỗi mục tiêu; dữ liệu sinh thông thường giữ phân bố nhãn quan sát được. Báo cáo số mẫu từng nhóm và từng nhãn; không suy rộng tỷ lệ lỗi của nhóm có kiểm soát thành tỷ lệ lỗi quảng cáo thực tế.</w:t>
-            </w:r>
-            <w:r>
-              <w:rPr>
-                <w:rtl w:val="0"/>
-              </w:rPr>
-            </w:r>
-          </w:p>
-        </w:tc>
-      </w:tr>
-      <w:tr>
-        <w:trPr>
-          <w:cantSplit w:val="1"/>
+                <w:b w:val="1"/>
+                <w:bCs w:val="1"/>
+                <w:sz w:val="26"/>
+                <w:szCs w:val="26"/>
+                <w:rtl w:val="0"/>
+              </w:rPr>
+              <w:t xml:space="preserve">RQ3 (cơ chế):</w:t>
+            </w:r>
+            <w:r>
+              <w:rPr>
+                <w:rFonts w:ascii="Times New Roman" w:cs="Times New Roman" w:eastAsia="Times New Roman" w:hAnsi="Times New Roman"/>
+                <w:sz w:val="26"/>
+                <w:szCs w:val="26"/>
+                <w:rtl w:val="0"/>
+              </w:rPr>
+              <w:t xml:space="preserve"> chiều nào của σ tạo ra khác biệt, và còn bao nhiêu khi bỏ lỗi trích xuất? (TN3 — tắt từng chiều; TN4 — hồ sơ chuẩn).</w:t>
+            </w:r>
+          </w:p>
+        </w:tc>
+      </w:tr>
+      <w:tr>
+        <w:trPr>
+          <w:cantSplit w:val="0"/>
+          <w:tblHeader w:val="0"/>
+        </w:trPr>
+        <w:tc>
+          <w:tcPr>
+            <w:gridSpan w:val="2"/>
+            <w:tcBorders>
+              <w:top w:color="000000" w:space="0" w:sz="0" w:val="nil"/>
+              <w:bottom w:color="000000" w:space="0" w:sz="0" w:val="nil"/>
+            </w:tcBorders>
+            <w:tcMar>
+              <w:top w:w="0.0" w:type="dxa"/>
+              <w:left w:w="90.0" w:type="dxa"/>
+              <w:bottom w:w="0.0" w:type="dxa"/>
+              <w:right w:w="90.0" w:type="dxa"/>
+            </w:tcMar>
+          </w:tcPr>
+          <w:p>
+            <w:pPr>
+              <w:pStyle w:val="Heading2"/>
+              <w:keepNext w:val="1"/>
+              <w:spacing w:after="80" w:before="160" w:line="278.00000000000006" w:lineRule="auto"/>
+              <w:ind w:right="102"/>
+              <w:jc w:val="both"/>
+              <w:rPr>
+                <w:rFonts w:ascii="Times New Roman" w:cs="Times New Roman" w:eastAsia="Times New Roman" w:hAnsi="Times New Roman"/>
+                <w:b w:val="1"/>
+                <w:bCs w:val="1"/>
+                <w:sz w:val="26"/>
+                <w:szCs w:val="26"/>
+              </w:rPr>
+            </w:pPr>
+            <w:r>
+              <w:rPr>
+                <w:rFonts w:ascii="Times New Roman" w:cs="Times New Roman" w:eastAsia="Times New Roman" w:hAnsi="Times New Roman"/>
+                <w:b w:val="1"/>
+                <w:bCs w:val="1"/>
+                <w:sz w:val="26"/>
+                <w:szCs w:val="26"/>
+                <w:rtl w:val="0"/>
+              </w:rPr>
+              <w:t xml:space="preserve">Dữ liệu và nhãn chuẩn</w:t>
+            </w:r>
+          </w:p>
+          <w:p>
+            <w:pPr>
+              <w:numPr>
+                <w:ilvl w:val="0"/>
+                <w:numId w:val="5"/>
+              </w:numPr>
+              <w:spacing w:after="80" w:line="278.00000000000006" w:lineRule="auto"/>
+              <w:ind w:left="397" w:right="102" w:hanging="198"/>
+              <w:jc w:val="both"/>
+              <w:rPr>
+                <w:rFonts w:ascii="Times New Roman" w:cs="Times New Roman" w:eastAsia="Times New Roman" w:hAnsi="Times New Roman"/>
+                <w:sz w:val="26"/>
+                <w:szCs w:val="26"/>
+              </w:rPr>
+            </w:pPr>
+            <w:r>
+              <w:rPr>
+                <w:rFonts w:ascii="Times New Roman" w:cs="Times New Roman" w:eastAsia="Times New Roman" w:hAnsi="Times New Roman"/>
+                <w:sz w:val="26"/>
+                <w:szCs w:val="26"/>
+                <w:rtl w:val="0"/>
+              </w:rPr>
+              <w:t xml:space="preserve">Thu tài liệu thông số chính thức (snapshot, URL, ngày truy cập, SHA-256), chia đoạn có mã; sinh quảng cáo bằng LLM có lưu prompt, tham số, đầu ra thô; tách claim thủ công.</w:t>
+            </w:r>
+          </w:p>
+        </w:tc>
+      </w:tr>
+      <w:tr>
+        <w:trPr>
+          <w:cantSplit w:val="0"/>
           <w:tblHeader w:val="0"/>
         </w:trPr>
         <w:tc>
@@ -1926,24 +1843,18 @@
             <w:r>
               <w:rPr>
                 <w:rFonts w:ascii="Times New Roman" w:cs="Times New Roman" w:eastAsia="Times New Roman" w:hAnsi="Times New Roman"/>
-                <w:color w:val="c00000"/>
-                <w:sz w:val="26"/>
-                <w:szCs w:val="26"/>
-                <w:rtl w:val="0"/>
-              </w:rPr>
-              <w:t xml:space="preserve">Lưu URL (địa chỉ nguồn), bản chụp tài liệu, ngày truy cập, ngôn ngữ, sản phẩm, phiên bản và thị trường. Phân biệt tài liệu hiện hành với tài liệu đã được hãng thay thế; chỉ coi hai nguồn xung đột khi cùng phạm vi mà vẫn đưa ra thông tin không tương thích, không chọn nguồn chỉ vì nó ủng hộ quảng cáo.</w:t>
-            </w:r>
-            <w:r>
-              <w:rPr>
-                <w:rtl w:val="0"/>
-              </w:rPr>
-            </w:r>
-          </w:p>
-        </w:tc>
-      </w:tr>
-      <w:tr>
-        <w:trPr>
-          <w:cantSplit w:val="1"/>
+                <w:sz w:val="26"/>
+                <w:szCs w:val="26"/>
+                <w:rtl w:val="0"/>
+              </w:rPr>
+              <w:t xml:space="preserve">Hai tập báo riêng: claim từ quảng cáo LLM thông thường, và tập chẩn đoán gồm biến thể cặp tối thiểu của câu cha (đổi điều kiện, bộ phận, vai trò con số, giá trị, sản phẩm) để đo SAV theo từng chiều phạm vi.</w:t>
+            </w:r>
+          </w:p>
+        </w:tc>
+      </w:tr>
+      <w:tr>
+        <w:trPr>
+          <w:cantSplit w:val="0"/>
           <w:tblHeader w:val="0"/>
         </w:trPr>
         <w:tc>
@@ -1979,24 +1890,18 @@
             <w:r>
               <w:rPr>
                 <w:rFonts w:ascii="Times New Roman" w:cs="Times New Roman" w:eastAsia="Times New Roman" w:hAnsi="Times New Roman"/>
-                <w:color w:val="c00000"/>
-                <w:sz w:val="26"/>
-                <w:szCs w:val="26"/>
-                <w:rtl w:val="0"/>
-              </w:rPr>
-              <w:t xml:space="preserve">Với mỗi phát biểu, lưu nhãn, lý do và một hoặc nhiều bộ mã đoạn đủ làm bằng chứng; các trường được chuẩn hóa phải chỉ ra đoạn trích gốc. Với NEI do thiếu nguồn, ghi thông tin đã tìm nhưng chưa có; với NEI do xung đột, lưu cả hai phía và lý do chưa thể giải quyết.</w:t>
-            </w:r>
-            <w:r>
-              <w:rPr>
-                <w:rtl w:val="0"/>
-              </w:rPr>
-            </w:r>
-          </w:p>
-        </w:tc>
-      </w:tr>
-      <w:tr>
-        <w:trPr>
-          <w:cantSplit w:val="1"/>
+                <w:sz w:val="26"/>
+                <w:szCs w:val="26"/>
+                <w:rtl w:val="0"/>
+              </w:rPr>
+              <w:t xml:space="preserve">Quy mô dự kiến, chốt sau pilot: dev 3–4 họ (40–60 claim thông thường, 20–30 biến thể); val 2 họ (15–25; 10–15); test 5 họ, tối thiểu 4 (60–80; 60–75, ≥ 12 mỗi loại thao tác). Sàn test: R+NEI ≥ 40, S ≥ 20, ≥ 8 ca mỗi loại COND/PART/ROLE.</w:t>
+            </w:r>
+          </w:p>
+        </w:tc>
+      </w:tr>
+      <w:tr>
+        <w:trPr>
+          <w:cantSplit w:val="0"/>
           <w:tblHeader w:val="0"/>
         </w:trPr>
         <w:tc>
@@ -2035,16 +1940,15 @@
                 <w:sz w:val="26"/>
                 <w:szCs w:val="26"/>
                 <w:rtl w:val="0"/>
-                <w:color w:val="C00000"/>
-              </w:rPr>
-              <w:t xml:space="preserve">Kiểm tra nhãn: một hướng dẫn nhãn chung cho người gán, B0, B1 và P, khóa phiên bản trước val/test; người gán chính không xem dự đoán. Người thứ hai gán độc lập 30 phát biểu chọn trước theo nhãn sơ bộ, nhóm và họ, không thấy nhãn đầu, dự đoán hay code P; báo tỷ lệ đồng thuận và Cohen’s kappa (đồng thuận hai người sau khi trừ phần trùng do ngẫu nhiên) trước hòa giải. Tự gán lại 20% sau 1–2 tuần chỉ đo tự nhất quán. Người thứ hai: [SINH VIÊN ĐIỀN: họ tên, ngày nhận việc]; nếu không có, báo thiếu và hạ mức kết luận (DỰ THẢO — cần GVHD xác nhận).</w:t>
-            </w:r>
-          </w:p>
-        </w:tc>
-      </w:tr>
-      <w:tr>
-        <w:trPr>
-          <w:cantSplit w:val="1"/>
+              </w:rPr>
+              <w:t xml:space="preserve">Nhãn theo hướng dẫn dùng chung có phiên bản và mã băm: chỉ dùng tài liệu trong kho; claim và nguồn phải khớp sản phẩm, phiên bản, bộ phận, thuộc tính, đơn vị, điều kiện; mọi NEI-missing có nhật ký tìm nguồn. Claim nhiều thuộc tính: có bác bỏ → Refuted; có xung đột → NEI; mọi thuộc tính được hỗ trợ → Supported.</w:t>
+            </w:r>
+          </w:p>
+        </w:tc>
+      </w:tr>
+      <w:tr>
+        <w:trPr>
+          <w:cantSplit w:val="0"/>
           <w:tblHeader w:val="0"/>
         </w:trPr>
         <w:tc>
@@ -2083,16 +1987,15 @@
                 <w:sz w:val="26"/>
                 <w:szCs w:val="26"/>
                 <w:rtl w:val="0"/>
-                <w:color w:val="C00000"/>
-              </w:rPr>
-              <w:t xml:space="preserve">Chia theo họ: 12 họ dùng 6/2/4; 18 họ dùng 7/4/7. Pilot đúng 6 họ, toàn bộ ở dev. Chọn mô hình/prompt/k trên dev; val audit một lượt sau khi khóa; test không dùng để chỉnh. Báo số mẫu từng nhãn theo tập và nhóm; với test nhỏ, mọi tỷ lệ đi kèm tử số/mẫu số.</w:t>
-            </w:r>
-          </w:p>
-        </w:tc>
-      </w:tr>
-      <w:tr>
-        <w:trPr>
-          <w:cantSplit w:val="1"/>
+              </w:rPr>
+              <w:t xml:space="preserve">Chia tập theo họ sản phẩm. Người gán thứ hai độc lập cho 40 claim, báo Cohen’s κ trước hòa giải; nếu không có người thứ hai, báo tự nhất quán và ghi rõ giới hạn.</w:t>
+            </w:r>
+          </w:p>
+        </w:tc>
+      </w:tr>
+      <w:tr>
+        <w:trPr>
+          <w:cantSplit w:val="0"/>
           <w:tblHeader w:val="0"/>
         </w:trPr>
         <w:tc>
@@ -2112,6 +2015,7 @@
           <w:p>
             <w:pPr>
               <w:pStyle w:val="Heading2"/>
+              <w:keepNext w:val="1"/>
               <w:spacing w:after="80" w:before="160" w:line="278.00000000000006" w:lineRule="auto"/>
               <w:ind w:right="102"/>
               <w:jc w:val="both"/>
@@ -2131,9 +2035,8 @@
                 <w:sz w:val="26"/>
                 <w:szCs w:val="26"/>
                 <w:rtl w:val="0"/>
-                <w:color w:val="C00000"/>
-              </w:rPr>
-              <w:t xml:space="preserve">Quy trình xử lý và bộ quyết định A–B–C</w:t>
+              </w:rPr>
+              <w:t xml:space="preserve">Quy trình xử lý</w:t>
             </w:r>
           </w:p>
           <w:p>
@@ -2157,77 +2060,15 @@
                 <w:sz w:val="26"/>
                 <w:szCs w:val="26"/>
                 <w:rtl w:val="0"/>
-                <w:color w:val="C00000"/>
-              </w:rPr>
-              <w:t xml:space="preserve">Tách quảng cáo thành phát biểu nhỏ theo hướng FactLens [2], giữ đủ sản phẩm, bộ phận và điều kiện. MVP dùng phát biểu đã rà soát thủ công để đánh giá truy hồi, trích xuất và quyết định. Tách tự động là chức năng mở rộng, được đánh giá riêng nếu triển khai.</w:t>
-            </w:r>
-          </w:p>
-        </w:tc>
-      </w:tr>
-      <w:tr>
-        <w:trPr>
-          <w:cantSplit w:val="1"/>
-          <w:tblHeader w:val="0"/>
-        </w:trPr>
-        <w:tc>
-          <w:tcPr>
-            <w:gridSpan w:val="2"/>
-            <w:tcBorders>
-              <w:top w:color="000000" w:space="0" w:sz="0" w:val="nil"/>
-              <w:bottom w:color="000000" w:space="0" w:sz="0" w:val="nil"/>
-            </w:tcBorders>
-            <w:tcMar>
-              <w:top w:w="0.0" w:type="dxa"/>
-              <w:left w:w="90.0" w:type="dxa"/>
-              <w:bottom w:w="0.0" w:type="dxa"/>
-              <w:right w:w="90.0" w:type="dxa"/>
-            </w:tcMar>
-          </w:tcPr>
-          <w:p>
-            <w:pPr>
-              <w:numPr>
-                <w:ilvl w:val="0"/>
-                <w:numId w:val="5"/>
-              </w:numPr>
-              <w:spacing w:after="80" w:line="278.00000000000006" w:lineRule="auto"/>
-              <w:ind w:left="397" w:right="102" w:hanging="198"/>
-              <w:jc w:val="both"/>
-              <w:rPr>
-                <w:rFonts w:ascii="Times New Roman" w:cs="Times New Roman" w:eastAsia="Times New Roman" w:hAnsi="Times New Roman"/>
-                <w:sz w:val="26"/>
-                <w:szCs w:val="26"/>
-              </w:rPr>
-            </w:pPr>
-            <w:r>
-              <w:rPr>
-                <w:rFonts w:ascii="Times New Roman" w:cs="Times New Roman" w:eastAsia="Times New Roman" w:hAnsi="Times New Roman"/>
-                <w:sz w:val="26"/>
-                <w:szCs w:val="26"/>
-                <w:rtl w:val="0"/>
-              </w:rPr>
-              <w:t xml:space="preserve">Sử dụng BM25 làm phương pháp truy hồi nền để xếp hạng các đoạn tài liệu theo mức độ liên quan; cách áp dụng BM25 được tham khảo từ giai đoạn đầu trong quy trình truy hồi bằng chứng của Fathom [6].</w:t>
-            </w:r>
-            <w:r>
-              <w:rPr>
-                <w:rFonts w:ascii="Times New Roman" w:cs="Times New Roman" w:eastAsia="Times New Roman" w:hAnsi="Times New Roman"/>
-                <w:color w:val="c00000"/>
-                <w:sz w:val="26"/>
-                <w:szCs w:val="26"/>
-                <w:rtl w:val="0"/>
-              </w:rPr>
-              <w:t xml:space="preserve"> Chia nguồn theo mục hoặc dòng bảng, giữ thông số cùng tiêu đề, chú thích và điều kiện; lọc đúng sản phẩm trước khi xếp hạng.</w:t>
-            </w:r>
-            <w:r>
-              <w:rPr>
-                <w:rtl w:val="0"/>
-              </w:rPr>
-            </w:r>
-          </w:p>
-        </w:tc>
-      </w:tr>
-      <w:tr>
-        <w:trPr>
-          <w:cantSplit w:val="1"/>
+              </w:rPr>
+              <w:t xml:space="preserve">Claim + mã sản phẩm → BM25 lấy top-k đoạn của đúng sản phẩm → LLM trích hồ sơ σ cho claim và từng đoạn → chuẩn hóa đơn vị → SAV → nhãn, mã bằng chứng, lý do, dấu vết từng chiều.</w:t>
+            </w:r>
+          </w:p>
+        </w:tc>
+      </w:tr>
+      <w:tr>
+        <w:trPr>
+          <w:cantSplit w:val="0"/>
           <w:tblHeader w:val="0"/>
         </w:trPr>
         <w:tc>
@@ -2263,24 +2104,18 @@
             <w:r>
               <w:rPr>
                 <w:rFonts w:ascii="Times New Roman" w:cs="Times New Roman" w:eastAsia="Times New Roman" w:hAnsi="Times New Roman"/>
-                <w:color w:val="c00000"/>
-                <w:sz w:val="26"/>
-                <w:szCs w:val="26"/>
-                <w:rtl w:val="0"/>
-              </w:rPr>
-              <w:t xml:space="preserve">BM25 dùng cùng cách chuẩn hóa chữ và dấu câu cho truy vấn và nguồn, giữ nguyên số, đơn vị và từ phủ định; dùng cách tách theo khoảng trắng kèm từ điển cụm thuật ngữ có phiên bản. Với nguồn tiếng Anh, mở rộng truy vấn bằng tên thuộc tính Việt–Anh và tên chế độ tương ứng; không dịch hoặc sửa đoạn gốc dùng để trích dẫn.</w:t>
-            </w:r>
-            <w:r>
-              <w:rPr>
-                <w:rtl w:val="0"/>
-              </w:rPr>
-            </w:r>
-          </w:p>
-        </w:tc>
-      </w:tr>
-      <w:tr>
-        <w:trPr>
-          <w:cantSplit w:val="1"/>
+                <w:sz w:val="26"/>
+                <w:szCs w:val="26"/>
+                <w:rtl w:val="0"/>
+              </w:rPr>
+              <w:t xml:space="preserve">A — phạm vi: sản phẩm, phiên bản, bộ phận, thuộc tính, đơn vị quy đổi được. B — điều kiện thử, có kế thừa điều kiện tiêu đề trừ claim nghĩa đen (“luôn”, “mọi chế độ”). Lệch ở A/B → đoạn không dùng được.</w:t>
+            </w:r>
+          </w:p>
+        </w:tc>
+      </w:tr>
+      <w:tr>
+        <w:trPr>
+          <w:cantSplit w:val="0"/>
           <w:tblHeader w:val="0"/>
         </w:trPr>
         <w:tc>
@@ -2319,170 +2154,15 @@
                 <w:sz w:val="26"/>
                 <w:szCs w:val="26"/>
                 <w:rtl w:val="0"/>
-                <w:color w:val="C00000"/>
-              </w:rPr>
-              <w:t xml:space="preserve">Thử k = 3, 5, 8 trên dev; chọn k nhỏ nhất đạt mức recall ghi trước, nếu không mức nào đạt thì chọn recall cao nhất. Với mỗi phát biểu lưu N (số đoạn ứng viên sau lọc sản phẩm) và k_eff = min(k, N); báo min/trung vị/max N và recall@k riêng nhóm N &gt; k, vì khi N ≤ k hệ thống lấy hết đoạn nên recall cao không chứng tỏ xếp hạng tốt. Lọc theo sản phẩm là giả định thuận lợi; nêu rõ trong giới hạn.</w:t>
-            </w:r>
-          </w:p>
-        </w:tc>
-      </w:tr>
-      <w:tr>
-        <w:trPr>
-          <w:cantSplit w:val="1"/>
-          <w:tblHeader w:val="0"/>
-        </w:trPr>
-        <w:tc>
-          <w:tcPr>
-            <w:gridSpan w:val="2"/>
-            <w:tcBorders>
-              <w:top w:color="000000" w:space="0" w:sz="0" w:val="nil"/>
-              <w:bottom w:color="000000" w:space="0" w:sz="0" w:val="nil"/>
-            </w:tcBorders>
-            <w:tcMar>
-              <w:top w:w="0.0" w:type="dxa"/>
-              <w:left w:w="90.0" w:type="dxa"/>
-              <w:bottom w:w="0.0" w:type="dxa"/>
-              <w:right w:w="90.0" w:type="dxa"/>
-            </w:tcMar>
-          </w:tcPr>
-          <w:p>
-            <w:pPr>
-              <w:numPr>
-                <w:ilvl w:val="0"/>
-                <w:numId w:val="5"/>
-              </w:numPr>
-              <w:spacing w:after="80" w:line="278.00000000000006" w:lineRule="auto"/>
-              <w:ind w:left="397" w:right="102" w:hanging="198"/>
-              <w:jc w:val="both"/>
-              <w:rPr>
-                <w:rFonts w:ascii="Times New Roman" w:cs="Times New Roman" w:eastAsia="Times New Roman" w:hAnsi="Times New Roman"/>
-                <w:sz w:val="26"/>
-                <w:szCs w:val="26"/>
-              </w:rPr>
-            </w:pPr>
-            <w:r>
-              <w:rPr>
-                <w:rFonts w:ascii="Times New Roman" w:cs="Times New Roman" w:eastAsia="Times New Roman" w:hAnsi="Times New Roman"/>
-                <w:sz w:val="26"/>
-                <w:szCs w:val="26"/>
-                <w:rtl w:val="0"/>
-              </w:rPr>
-              <w:t xml:space="preserve">Xây dựng quy trình tách</w:t>
-            </w:r>
-            <w:r>
-              <w:rPr>
-                <w:rFonts w:ascii="Times New Roman" w:cs="Times New Roman" w:eastAsia="Times New Roman" w:hAnsi="Times New Roman"/>
-                <w:color w:val="c00000"/>
-                <w:sz w:val="26"/>
-                <w:szCs w:val="26"/>
-                <w:rtl w:val="0"/>
-              </w:rPr>
-              <w:t xml:space="preserve"> phát biểu</w:t>
-            </w:r>
-            <w:r>
-              <w:rPr>
-                <w:rFonts w:ascii="Times New Roman" w:cs="Times New Roman" w:eastAsia="Times New Roman" w:hAnsi="Times New Roman"/>
-                <w:sz w:val="26"/>
-                <w:szCs w:val="26"/>
-                <w:rtl w:val="0"/>
-              </w:rPr>
-              <w:t xml:space="preserve">, tìm bằng chứng bằng BM25, trích xuất thông tin bằng LLM và quyết định nhãn bằng A–B–C</w:t>
-            </w:r>
-            <w:r>
-              <w:rPr>
-                <w:rFonts w:ascii="Times New Roman" w:cs="Times New Roman" w:eastAsia="Times New Roman" w:hAnsi="Times New Roman"/>
-                <w:color w:val="c00000"/>
-                <w:sz w:val="26"/>
-                <w:szCs w:val="26"/>
-                <w:rtl w:val="0"/>
-              </w:rPr>
-              <w:t xml:space="preserve">. LLM xuất hồ sơ JSON</w:t>
-            </w:r>
-            <w:r>
-              <w:rPr>
-                <w:rFonts w:ascii="Times New Roman" w:cs="Times New Roman" w:eastAsia="Times New Roman" w:hAnsi="Times New Roman"/>
-                <w:i w:val="1"/>
-                <w:iCs w:val="1"/>
-                <w:sz w:val="26"/>
-                <w:szCs w:val="26"/>
-                <w:rtl w:val="0"/>
-              </w:rPr>
-              <w:t xml:space="preserve"> (</w:t>
-            </w:r>
-            <w:r>
-              <w:rPr>
-                <w:rFonts w:ascii="Times New Roman" w:cs="Times New Roman" w:eastAsia="Times New Roman" w:hAnsi="Times New Roman"/>
-                <w:color w:val="c00000"/>
-                <w:sz w:val="26"/>
-                <w:szCs w:val="26"/>
-                <w:rtl w:val="0"/>
-              </w:rPr>
-              <w:t xml:space="preserve">dữ liệu có các trường cố định), gồm sản phẩm, phiên bản, bộ phận, thuộc tính, loại giá trị, giá trị, đơn vị, điều kiện và mã đoạn trích; Python</w:t>
-            </w:r>
-            <w:r>
-              <w:rPr>
-                <w:rFonts w:ascii="Times New Roman" w:cs="Times New Roman" w:eastAsia="Times New Roman" w:hAnsi="Times New Roman"/>
-                <w:i w:val="1"/>
-                <w:iCs w:val="1"/>
-                <w:sz w:val="26"/>
-                <w:szCs w:val="26"/>
-                <w:rtl w:val="0"/>
-              </w:rPr>
-              <w:t xml:space="preserve"> kiểm tra</w:t>
-            </w:r>
-            <w:r>
-              <w:rPr>
-                <w:rFonts w:ascii="Times New Roman" w:cs="Times New Roman" w:eastAsia="Times New Roman" w:hAnsi="Times New Roman"/>
-                <w:color w:val="c00000"/>
-                <w:sz w:val="26"/>
-                <w:szCs w:val="26"/>
-                <w:rtl w:val="0"/>
-              </w:rPr>
-              <w:t xml:space="preserve"> cấu trúc và chuẩn hóa trước khi</w:t>
-            </w:r>
-            <w:r>
-              <w:rPr>
-                <w:rFonts w:ascii="Times New Roman" w:cs="Times New Roman" w:eastAsia="Times New Roman" w:hAnsi="Times New Roman"/>
-                <w:i w:val="1"/>
-                <w:iCs w:val="1"/>
-                <w:sz w:val="26"/>
-                <w:szCs w:val="26"/>
-                <w:rtl w:val="0"/>
-              </w:rPr>
-              <w:t xml:space="preserve"> đối</w:t>
-            </w:r>
-            <w:r>
-              <w:rPr>
-                <w:rFonts w:ascii="Times New Roman" w:cs="Times New Roman" w:eastAsia="Times New Roman" w:hAnsi="Times New Roman"/>
-                <w:color w:val="c00000"/>
-                <w:sz w:val="26"/>
-                <w:szCs w:val="26"/>
-                <w:rtl w:val="0"/>
-              </w:rPr>
-              <w:t xml:space="preserve"> chiếu</w:t>
-            </w:r>
-            <w:r>
-              <w:rPr>
-                <w:rFonts w:ascii="Times New Roman" w:cs="Times New Roman" w:eastAsia="Times New Roman" w:hAnsi="Times New Roman"/>
-                <w:i w:val="1"/>
-                <w:iCs w:val="1"/>
-                <w:sz w:val="26"/>
-                <w:szCs w:val="26"/>
-                <w:rtl w:val="0"/>
-              </w:rPr>
-              <w:t xml:space="preserve">.</w:t>
-            </w:r>
-            <w:r>
-              <w:rPr>
-                <w:rtl w:val="0"/>
-              </w:rPr>
-            </w:r>
-          </w:p>
-        </w:tc>
-      </w:tr>
-      <w:tr>
-        <w:trPr>
-          <w:cantSplit w:val="1"/>
+              </w:rPr>
+              <w:t xml:space="preserve">C1 — xung đột chỉ xét trong cùng σ → NEI-conflict. C2 — so sánh theo vai trò × vai trò, dung sai mặc định 0 (ví dụ claim “luôn 20 giờ” gặp nguồn “lên đến 20 giờ” → chưa đủ; claim “lên đến 25 giờ” gặp “lên đến 20 giờ” → bác bỏ). C3 — tổng hợp nhãn.</w:t>
+            </w:r>
+          </w:p>
+        </w:tc>
+      </w:tr>
+      <w:tr>
+        <w:trPr>
+          <w:cantSplit w:val="0"/>
           <w:tblHeader w:val="0"/>
         </w:trPr>
         <w:tc>
@@ -2521,16 +2201,15 @@
                 <w:sz w:val="26"/>
                 <w:szCs w:val="26"/>
                 <w:rtl w:val="0"/>
-                <w:color w:val="C00000"/>
-              </w:rPr>
-              <w:t xml:space="preserve">A kiểm tra cùng sản phẩm, phiên bản, bộ phận, thuộc tính và tính tương thích của đơn vị; không dùng pin cả hộp để xác nhận pin riêng tai nghe. Xác định loại giá trị của từng bên để C dùng phép so sánh tương ứng; không loại bằng chứng chỉ vì một bên là giá trị chính xác còn bên kia là giới hạn hoặc khoảng.</w:t>
-            </w:r>
-          </w:p>
-        </w:tc>
-      </w:tr>
-      <w:tr>
-        <w:trPr>
-          <w:cantSplit w:val="1"/>
+              </w:rPr>
+              <w:t xml:space="preserve">Lỗi JSON, hồ sơ thiếu, lỗi gọi mô hình được ghi là ERROR, không đổi thành NEI. Hồ sơ không chứa nhãn chuẩn hay thông tin lộ nhãn (có kiểm tự động).</w:t>
+            </w:r>
+          </w:p>
+        </w:tc>
+      </w:tr>
+      <w:tr>
+        <w:trPr>
+          <w:cantSplit w:val="0"/>
           <w:tblHeader w:val="0"/>
         </w:trPr>
         <w:tc>
@@ -2569,16 +2248,88 @@
                 <w:sz w:val="26"/>
                 <w:szCs w:val="26"/>
                 <w:rtl w:val="0"/>
-                <w:color w:val="C00000"/>
-              </w:rPr>
-              <w:t xml:space="preserve">B kiểm tra điều kiện thiết yếu (chế độ chống ồn, âm lượng, chu kỳ thử…). Luật inherit_headline (DỰ THẢO — cần GVHD xác nhận): phát biểu không nêu điều kiện mà nguồn công bố kèm thì kế thừa điều kiện thử của chính thông số đó; điều kiện phát biểu nêu rõ vẫn phải khớp; phát biểu “luôn/mọi chế độ” không kế thừa; còn từ hai chế độ khác giá trị → NEI-thiếu. Lý do: đọc nghĩa đen làm 11/23 câu ví dụ gốc đổi nhãn sang NEI (tests/test_abc.py), trong khi quảng cáo LLM thật hiếm khi ghi điều kiện thử.</w:t>
-            </w:r>
-          </w:p>
-        </w:tc>
-      </w:tr>
-      <w:tr>
-        <w:trPr>
-          <w:cantSplit w:val="1"/>
+              </w:rPr>
+              <w:t xml:space="preserve">Đối chứng: B1 nhận đúng hồ sơ σ của SAV và cùng hướng dẫn nhãn rồi để LLM quyết định — hiệu SAV − B1 đo riêng tác động của cách quyết định; B0 đọc văn bản thô, chỉ để tham khảo.</w:t>
+            </w:r>
+          </w:p>
+        </w:tc>
+      </w:tr>
+      <w:tr>
+        <w:trPr>
+          <w:cantSplit w:val="0"/>
+          <w:tblHeader w:val="0"/>
+        </w:trPr>
+        <w:tc>
+          <w:tcPr>
+            <w:gridSpan w:val="2"/>
+            <w:tcBorders>
+              <w:top w:color="000000" w:space="0" w:sz="0" w:val="nil"/>
+              <w:bottom w:color="000000" w:space="0" w:sz="0" w:val="nil"/>
+            </w:tcBorders>
+            <w:tcMar>
+              <w:top w:w="0.0" w:type="dxa"/>
+              <w:left w:w="90.0" w:type="dxa"/>
+              <w:bottom w:w="0.0" w:type="dxa"/>
+              <w:right w:w="90.0" w:type="dxa"/>
+            </w:tcMar>
+          </w:tcPr>
+          <w:p>
+            <w:pPr>
+              <w:pStyle w:val="Heading2"/>
+              <w:keepNext w:val="1"/>
+              <w:spacing w:after="80" w:before="160" w:line="278.00000000000006" w:lineRule="auto"/>
+              <w:ind w:right="102"/>
+              <w:jc w:val="both"/>
+              <w:rPr>
+                <w:rFonts w:ascii="Times New Roman" w:cs="Times New Roman" w:eastAsia="Times New Roman" w:hAnsi="Times New Roman"/>
+                <w:b w:val="1"/>
+                <w:bCs w:val="1"/>
+                <w:sz w:val="26"/>
+                <w:szCs w:val="26"/>
+              </w:rPr>
+            </w:pPr>
+            <w:r>
+              <w:rPr>
+                <w:rFonts w:ascii="Times New Roman" w:cs="Times New Roman" w:eastAsia="Times New Roman" w:hAnsi="Times New Roman"/>
+                <w:b w:val="1"/>
+                <w:bCs w:val="1"/>
+                <w:sz w:val="26"/>
+                <w:szCs w:val="26"/>
+                <w:rtl w:val="0"/>
+              </w:rPr>
+              <w:t xml:space="preserve">Thiết kế thực nghiệm và tiêu chí đánh giá</w:t>
+            </w:r>
+          </w:p>
+          <w:p>
+            <w:pPr>
+              <w:numPr>
+                <w:ilvl w:val="0"/>
+                <w:numId w:val="5"/>
+              </w:numPr>
+              <w:spacing w:after="80" w:line="278.00000000000006" w:lineRule="auto"/>
+              <w:ind w:left="397" w:right="102" w:hanging="198"/>
+              <w:jc w:val="both"/>
+              <w:rPr>
+                <w:rFonts w:ascii="Times New Roman" w:cs="Times New Roman" w:eastAsia="Times New Roman" w:hAnsi="Times New Roman"/>
+                <w:sz w:val="26"/>
+                <w:szCs w:val="26"/>
+              </w:rPr>
+            </w:pPr>
+            <w:r>
+              <w:rPr>
+                <w:rFonts w:ascii="Times New Roman" w:cs="Times New Roman" w:eastAsia="Times New Roman" w:hAnsi="Times New Roman"/>
+                <w:sz w:val="26"/>
+                <w:szCs w:val="26"/>
+                <w:rtl w:val="0"/>
+              </w:rPr>
+              <w:t xml:space="preserve">Mô hình, prompt, k, hướng dẫn nhãn, tập chia và mã nguồn được khóa bằng mã băm trước khi chạy test; val chạy một lần sau khóa.</w:t>
+            </w:r>
+          </w:p>
+        </w:tc>
+      </w:tr>
+      <w:tr>
+        <w:trPr>
+          <w:cantSplit w:val="0"/>
           <w:tblHeader w:val="0"/>
         </w:trPr>
         <w:tc>
@@ -2617,16 +2368,15 @@
                 <w:sz w:val="26"/>
                 <w:szCs w:val="26"/>
                 <w:rtl w:val="0"/>
-                <w:color w:val="C00000"/>
-              </w:rPr>
-              <w:t xml:space="preserve">C có bước so sánh kiểu giá trị trước khi tổng hợp: (C1) sau lọc A/B, kiểm tra xung đột nguồn cùng phạm vi chưa giải quyết → NEI-xung đột; (C2) đối chiếu từng cặp theo các luật số/phiên bản dưới đây, trả hỗ trợ, bác bỏ hoặc chưa xác định; (C3) nếu không có xung đột nguồn, có bác bỏ trực tiếp → Refuted; hỗ trợ đủ toàn bộ claim → Supported; còn lại → NEI-thiếu. Hai nguồn khác chế độ không tự tạo xung đột. Lưu dấu vết cho từng bước.</w:t>
-            </w:r>
-          </w:p>
-        </w:tc>
-      </w:tr>
-      <w:tr>
-        <w:trPr>
-          <w:cantSplit w:val="1"/>
+              </w:rPr>
+              <w:t xml:space="preserve">TN1: recall@k của BM25 trên test. TN2: B0, B1, SAV trên toàn test; lượt 1 là bảng chính, lượt 2–3 trên min(30, n_test) claim chọn trước. TN3: SAV tắt lần lượt kiểm bộ phận, điều kiện, vai trò con số, kế thừa điều kiện, trên cùng hồ sơ lượt 1. TN4: SAV và B1 trên hồ sơ chuẩn viết tay cho tập chẩn đoán test.</w:t>
+            </w:r>
+          </w:p>
+        </w:tc>
+      </w:tr>
+      <w:tr>
+        <w:trPr>
+          <w:cantSplit w:val="0"/>
           <w:tblHeader w:val="0"/>
         </w:trPr>
         <w:tc>
@@ -2662,24 +2412,18 @@
             <w:r>
               <w:rPr>
                 <w:rFonts w:ascii="Times New Roman" w:cs="Times New Roman" w:eastAsia="Times New Roman" w:hAnsi="Times New Roman"/>
-                <w:color w:val="c00000"/>
-                <w:sz w:val="26"/>
-                <w:szCs w:val="26"/>
-                <w:rtl w:val="0"/>
-              </w:rPr>
-              <w:t xml:space="preserve">Không tự suy ra sai chỉ vì điều kiện không khớp: nguồn ghi 40 giờ khi tắt chống ồn chưa đủ bác bỏ quảng cáo 40 giờ khi bật chống ồn. Muốn gán Refuted phải có nguồn cùng chế độ bật chống ồn cho giá trị trái với quảng cáo; nếu chưa có thì NEI. Đây là ví dụ giả lập, không phải thông số của sản phẩm đã thu thập.</w:t>
-            </w:r>
-            <w:r>
-              <w:rPr>
-                <w:rtl w:val="0"/>
-              </w:rPr>
-            </w:r>
-          </w:p>
-        </w:tc>
-      </w:tr>
-      <w:tr>
-        <w:trPr>
-          <w:cantSplit w:val="1"/>
+                <w:sz w:val="26"/>
+                <w:szCs w:val="26"/>
+                <w:rtl w:val="0"/>
+              </w:rPr>
+              <w:t xml:space="preserve">Chỉ số: FAR = (Refuted→Supported + NEI→Supported) / (số claim Refuted + NEI); Recall Supported; FAR theo loại thao tác; precision/recall/F1 từng nhãn, Macro-F1; ΔFAR, ΔRecall; số lượt gọi, token, thời gian, chi phí.</w:t>
+            </w:r>
+          </w:p>
+        </w:tc>
+      </w:tr>
+      <w:tr>
+        <w:trPr>
+          <w:cantSplit w:val="0"/>
           <w:tblHeader w:val="0"/>
         </w:trPr>
         <w:tc>
@@ -2715,14 +2459,45 @@
             <w:r>
               <w:rPr>
                 <w:rFonts w:ascii="Times New Roman" w:cs="Times New Roman" w:eastAsia="Times New Roman" w:hAnsi="Times New Roman"/>
-                <w:sz w:val="26"/>
-                <w:szCs w:val="26"/>
-                <w:rtl w:val="0"/>
-                <w:color w:val="C00000"/>
-              </w:rPr>
-              <w:t xml:space="preserve">Luật C2 khi cùng phạm vi/điều kiện, đã đổi đơn vị: (=a) so (=b): a=b hỗ trợ, khác nhau bác bỏ; (&gt;a) so (=b): b≤a bác bỏ, b&gt;a chưa đủ; (&gt;a) so (&gt;b): a≥b hỗ trợ, a&lt;b chưa đủ; (≤u) so (=b): b&gt;u bác bỏ, b≤u chưa đủ. Vì thế “hơn 24” bác bỏ “chính xác 24”; “lên đến 3” không xác nhận hoặc bác bỏ “chính xác 3”.</w:t>
-            </w:r>
-          </w:p>
+                <w:b w:val="1"/>
+                <w:bCs w:val="1"/>
+                <w:sz w:val="26"/>
+                <w:szCs w:val="26"/>
+                <w:rtl w:val="0"/>
+              </w:rPr>
+              <w:t xml:space="preserve">Điều kiện kết luận SAV có tác dụng trên mẫu (chốt trước test):</w:t>
+            </w:r>
+            <w:r>
+              <w:rPr>
+                <w:rFonts w:ascii="Times New Roman" w:cs="Times New Roman" w:eastAsia="Times New Roman" w:hAnsi="Times New Roman"/>
+                <w:sz w:val="26"/>
+                <w:szCs w:val="26"/>
+                <w:rtl w:val="0"/>
+              </w:rPr>
+              <w:t xml:space="preserve"> trên tập chẩn đoán test, ΔFAR = FAR_SAV − FAR_B1 &lt; 0 ở lượt 1, cùng chiều ở các lượt lặp, cặp bất đồng nghiêng về SAV, ΔRecall Supported ≥ −10 điểm phần trăm, và ablation tương ứng làm FAR tăng ở đúng loại thao tác. Thiếu một điều kiện → “chưa kết luận”.</w:t>
+            </w:r>
+          </w:p>
+        </w:tc>
+      </w:tr>
+      <w:tr>
+        <w:trPr>
+          <w:cantSplit w:val="0"/>
+          <w:tblHeader w:val="0"/>
+        </w:trPr>
+        <w:tc>
+          <w:tcPr>
+            <w:gridSpan w:val="2"/>
+            <w:tcBorders>
+              <w:top w:color="000000" w:space="0" w:sz="0" w:val="nil"/>
+              <w:bottom w:color="000000" w:space="0" w:sz="0" w:val="nil"/>
+            </w:tcBorders>
+            <w:tcMar>
+              <w:top w:w="0.0" w:type="dxa"/>
+              <w:left w:w="90.0" w:type="dxa"/>
+              <w:bottom w:w="0.0" w:type="dxa"/>
+              <w:right w:w="90.0" w:type="dxa"/>
+            </w:tcMar>
+          </w:tcPr>
           <w:p>
             <w:pPr>
               <w:keepLines w:val="1"/>
@@ -2745,16 +2520,15 @@
                 <w:sz w:val="26"/>
                 <w:szCs w:val="26"/>
                 <w:rtl w:val="0"/>
-                <w:color w:val="C00000"/>
-              </w:rPr>
-              <w:t xml:space="preserve">Phân biệt giá trị quan sát x và mức tối đa công bố M: nguồn “tối đa 20”, claim “tối đa 25” cùng nói M nên bác bỏ, không dùng phép bao hàm [0,20]⊂[0,25] để hỗ trợ. Cùng mức tối đa thì hỗ trợ. Với mệnh đề khoảng về x: miền nguồn nằm trọn miền claim → hỗ trợ, rời nhau → bác bỏ, giao một phần → chưa đủ; giữ biên đóng/mở. Gần đúng cùng biểu thức và giá trị có thể hỗ trợ; không tự đặt dung sai cho hai số khác nhau. Bluetooth so chuỗi phiên bản, không tính sai số số thực. Trường hợp mơ hồ/ngoài luật → NEI; chi tiết và ca biên: docs/QUY_TAC_ABC.md.</w:t>
-            </w:r>
-          </w:p>
-        </w:tc>
-      </w:tr>
-      <w:tr>
-        <w:trPr>
-          <w:cantSplit w:val="1"/>
+              </w:rPr>
+              <w:t xml:space="preserve">Khi kết quả âm, TN4 phân biệt: trích xuất làm mất thông tin phạm vi, luật sai/thiếu, hoặc B1 đã đủ tốt. Mọi trường hợp đều được báo cáo.</w:t>
+            </w:r>
+          </w:p>
+        </w:tc>
+      </w:tr>
+      <w:tr>
+        <w:trPr>
+          <w:cantSplit w:val="0"/>
           <w:tblHeader w:val="0"/>
         </w:trPr>
         <w:tc>
@@ -2793,1093 +2567,15 @@
                 <w:sz w:val="26"/>
                 <w:szCs w:val="26"/>
                 <w:rtl w:val="0"/>
-                <w:color w:val="C00000"/>
-              </w:rPr>
-              <w:t xml:space="preserve">Đổi đơn vị theo phép xác định; mặc định dung sai 0 khi so thông số chính xác. Chỉ dùng dung sai nếu nguồn nêu sai số hoặc quy tắc làm tròn có căn cứ, lưu căn cứ và khóa trên dev trước val/test. Không tối ưu dung sai theo F1 hoặc nhãn val. “Khoảng” không kèm biên không được tự biến thành ±5%; cách hiểu chưa rõ → NEI.</w:t>
-            </w:r>
-          </w:p>
-        </w:tc>
-      </w:tr>
-      <w:tr>
-        <w:trPr>
-          <w:cantSplit w:val="1"/>
-          <w:tblHeader w:val="0"/>
-        </w:trPr>
-        <w:tc>
-          <w:tcPr>
-            <w:gridSpan w:val="2"/>
-            <w:tcBorders>
-              <w:top w:color="000000" w:space="0" w:sz="0" w:val="nil"/>
-              <w:bottom w:color="000000" w:space="0" w:sz="0" w:val="nil"/>
-            </w:tcBorders>
-            <w:tcMar>
-              <w:top w:w="0.0" w:type="dxa"/>
-              <w:left w:w="90.0" w:type="dxa"/>
-              <w:bottom w:w="0.0" w:type="dxa"/>
-              <w:right w:w="90.0" w:type="dxa"/>
-            </w:tcMar>
-          </w:tcPr>
-          <w:p>
-            <w:pPr>
-              <w:pStyle w:val="Heading2"/>
-              <w:spacing w:after="80" w:before="160" w:line="278.00000000000006" w:lineRule="auto"/>
-              <w:ind w:right="102"/>
-              <w:jc w:val="both"/>
-              <w:rPr>
-                <w:rFonts w:ascii="Times New Roman" w:cs="Times New Roman" w:eastAsia="Times New Roman" w:hAnsi="Times New Roman"/>
-                <w:b w:val="1"/>
-                <w:bCs w:val="1"/>
-                <w:sz w:val="26"/>
-                <w:szCs w:val="26"/>
-              </w:rPr>
-            </w:pPr>
-            <w:r>
-              <w:rPr>
-                <w:rFonts w:ascii="Times New Roman" w:cs="Times New Roman" w:eastAsia="Times New Roman" w:hAnsi="Times New Roman"/>
-                <w:b w:val="1"/>
-                <w:bCs w:val="1"/>
-                <w:color w:val="c00000"/>
-                <w:sz w:val="26"/>
-                <w:szCs w:val="26"/>
-                <w:rtl w:val="0"/>
-              </w:rPr>
-              <w:t xml:space="preserve">Thiết kế thực nghiệm và tiêu chí đánh giá</w:t>
-            </w:r>
-            <w:r>
-              <w:rPr>
-                <w:rtl w:val="0"/>
-              </w:rPr>
-            </w:r>
-          </w:p>
-          <w:p>
-            <w:pPr>
-              <w:numPr>
-                <w:ilvl w:val="0"/>
-                <w:numId w:val="5"/>
-              </w:numPr>
-              <w:spacing w:after="80" w:line="278.00000000000006" w:lineRule="auto"/>
-              <w:ind w:left="397" w:right="102" w:hanging="198"/>
-              <w:jc w:val="both"/>
-              <w:rPr>
-                <w:rFonts w:ascii="Times New Roman" w:cs="Times New Roman" w:eastAsia="Times New Roman" w:hAnsi="Times New Roman"/>
-                <w:sz w:val="26"/>
-                <w:szCs w:val="26"/>
-              </w:rPr>
-            </w:pPr>
-            <w:r>
-              <w:rPr>
-                <w:rFonts w:ascii="Times New Roman" w:cs="Times New Roman" w:eastAsia="Times New Roman" w:hAnsi="Times New Roman"/>
-                <w:sz w:val="26"/>
-                <w:szCs w:val="26"/>
-                <w:rtl w:val="0"/>
-              </w:rPr>
-              <w:t xml:space="preserve">Cài đặt và so sánh B0 (</w:t>
-            </w:r>
-            <w:r>
-              <w:rPr>
-                <w:rFonts w:ascii="Times New Roman" w:cs="Times New Roman" w:eastAsia="Times New Roman" w:hAnsi="Times New Roman"/>
-                <w:i w:val="1"/>
-                <w:iCs w:val="1"/>
-                <w:sz w:val="26"/>
-                <w:szCs w:val="26"/>
-                <w:rtl w:val="0"/>
-              </w:rPr>
-              <w:t xml:space="preserve">LLM đọc trực tiếp</w:t>
-            </w:r>
-            <w:r>
-              <w:rPr>
-                <w:rFonts w:ascii="Times New Roman" w:cs="Times New Roman" w:eastAsia="Times New Roman" w:hAnsi="Times New Roman"/>
-                <w:color w:val="c00000"/>
-                <w:sz w:val="26"/>
-                <w:szCs w:val="26"/>
-                <w:rtl w:val="0"/>
-              </w:rPr>
-              <w:t xml:space="preserve"> phát biểu và bằng chứng</w:t>
-            </w:r>
-            <w:r>
-              <w:rPr>
-                <w:rFonts w:ascii="Times New Roman" w:cs="Times New Roman" w:eastAsia="Times New Roman" w:hAnsi="Times New Roman"/>
-                <w:i w:val="1"/>
-                <w:iCs w:val="1"/>
-                <w:sz w:val="26"/>
-                <w:szCs w:val="26"/>
-                <w:rtl w:val="0"/>
-              </w:rPr>
-              <w:t xml:space="preserve"> rồi gán nhãn</w:t>
-            </w:r>
-            <w:r>
-              <w:rPr>
-                <w:rFonts w:ascii="Times New Roman" w:cs="Times New Roman" w:eastAsia="Times New Roman" w:hAnsi="Times New Roman"/>
-                <w:sz w:val="26"/>
-                <w:szCs w:val="26"/>
-                <w:rtl w:val="0"/>
-              </w:rPr>
-              <w:t xml:space="preserve">), B1 (</w:t>
-            </w:r>
-            <w:r>
-              <w:rPr>
-                <w:rFonts w:ascii="Times New Roman" w:cs="Times New Roman" w:eastAsia="Times New Roman" w:hAnsi="Times New Roman"/>
-                <w:i w:val="1"/>
-                <w:iCs w:val="1"/>
-                <w:sz w:val="26"/>
-                <w:szCs w:val="26"/>
-                <w:rtl w:val="0"/>
-              </w:rPr>
-              <w:t xml:space="preserve">LLM nhận</w:t>
-            </w:r>
-            <w:r>
-              <w:rPr>
-                <w:rFonts w:ascii="Times New Roman" w:cs="Times New Roman" w:eastAsia="Times New Roman" w:hAnsi="Times New Roman"/>
-                <w:color w:val="c00000"/>
-                <w:sz w:val="26"/>
-                <w:szCs w:val="26"/>
-                <w:rtl w:val="0"/>
-              </w:rPr>
-              <w:t xml:space="preserve"> hồ sơ đã trích xuất, chuẩn hóa</w:t>
-            </w:r>
-            <w:r>
-              <w:rPr>
-                <w:rFonts w:ascii="Times New Roman" w:cs="Times New Roman" w:eastAsia="Times New Roman" w:hAnsi="Times New Roman"/>
-                <w:i w:val="1"/>
-                <w:iCs w:val="1"/>
-                <w:sz w:val="26"/>
-                <w:szCs w:val="26"/>
-                <w:rtl w:val="0"/>
-              </w:rPr>
-              <w:t xml:space="preserve"> rồi gán nhãn</w:t>
-            </w:r>
-            <w:r>
-              <w:rPr>
-                <w:rFonts w:ascii="Times New Roman" w:cs="Times New Roman" w:eastAsia="Times New Roman" w:hAnsi="Times New Roman"/>
-                <w:sz w:val="26"/>
-                <w:szCs w:val="26"/>
-                <w:rtl w:val="0"/>
-              </w:rPr>
-              <w:t xml:space="preserve">) và P (</w:t>
-            </w:r>
-            <w:r>
-              <w:rPr>
-                <w:rFonts w:ascii="Times New Roman" w:cs="Times New Roman" w:eastAsia="Times New Roman" w:hAnsi="Times New Roman"/>
-                <w:i w:val="1"/>
-                <w:iCs w:val="1"/>
-                <w:sz w:val="26"/>
-                <w:szCs w:val="26"/>
-                <w:rtl w:val="0"/>
-              </w:rPr>
-              <w:t xml:space="preserve">Python dùng A–B–C</w:t>
-            </w:r>
-            <w:r>
-              <w:rPr>
-                <w:rFonts w:ascii="Times New Roman" w:cs="Times New Roman" w:eastAsia="Times New Roman" w:hAnsi="Times New Roman"/>
-                <w:color w:val="c00000"/>
-                <w:sz w:val="26"/>
-                <w:szCs w:val="26"/>
-                <w:rtl w:val="0"/>
-              </w:rPr>
-              <w:t xml:space="preserve"> trên cùng hồ sơ</w:t>
-            </w:r>
-            <w:r>
-              <w:rPr>
-                <w:rFonts w:ascii="Times New Roman" w:cs="Times New Roman" w:eastAsia="Times New Roman" w:hAnsi="Times New Roman"/>
-                <w:i w:val="1"/>
-                <w:iCs w:val="1"/>
-                <w:sz w:val="26"/>
-                <w:szCs w:val="26"/>
-                <w:rtl w:val="0"/>
-              </w:rPr>
-              <w:t xml:space="preserve"> để gán nhãn</w:t>
-            </w:r>
-            <w:r>
-              <w:rPr>
-                <w:rFonts w:ascii="Times New Roman" w:cs="Times New Roman" w:eastAsia="Times New Roman" w:hAnsi="Times New Roman"/>
-                <w:sz w:val="26"/>
-                <w:szCs w:val="26"/>
-                <w:rtl w:val="0"/>
-              </w:rPr>
-              <w:t xml:space="preserve">).</w:t>
-            </w:r>
-            <w:r>
-              <w:rPr>
-                <w:rFonts w:ascii="Times New Roman" w:cs="Times New Roman" w:eastAsia="Times New Roman" w:hAnsi="Times New Roman"/>
-                <w:color w:val="c00000"/>
-                <w:sz w:val="26"/>
-                <w:szCs w:val="26"/>
-                <w:rtl w:val="0"/>
-              </w:rPr>
-              <w:t xml:space="preserve"> B1 không nhận nhãn hoặc dấu vết quyết định do P tạo ra.</w:t>
-            </w:r>
-            <w:r>
-              <w:rPr>
-                <w:rtl w:val="0"/>
-              </w:rPr>
-            </w:r>
-          </w:p>
-        </w:tc>
-      </w:tr>
-      <w:tr>
-        <w:trPr>
-          <w:cantSplit w:val="1"/>
-          <w:tblHeader w:val="0"/>
-        </w:trPr>
-        <w:tc>
-          <w:tcPr>
-            <w:gridSpan w:val="2"/>
-            <w:tcBorders>
-              <w:top w:color="000000" w:space="0" w:sz="0" w:val="nil"/>
-              <w:bottom w:color="000000" w:space="0" w:sz="0" w:val="nil"/>
-            </w:tcBorders>
-            <w:tcMar>
-              <w:top w:w="0.0" w:type="dxa"/>
-              <w:left w:w="90.0" w:type="dxa"/>
-              <w:bottom w:w="0.0" w:type="dxa"/>
-              <w:right w:w="90.0" w:type="dxa"/>
-            </w:tcMar>
-          </w:tcPr>
-          <w:p>
-            <w:pPr>
-              <w:keepLines w:val="1"/>
-              <w:numPr>
-                <w:ilvl w:val="0"/>
-                <w:numId w:val="7"/>
-              </w:numPr>
-              <w:spacing w:after="80" w:line="278.00000000000006" w:lineRule="auto"/>
-              <w:ind w:left="397" w:right="102" w:hanging="198"/>
-              <w:jc w:val="both"/>
-              <w:rPr>
-                <w:rFonts w:ascii="Times New Roman" w:cs="Times New Roman" w:eastAsia="Times New Roman" w:hAnsi="Times New Roman"/>
-                <w:sz w:val="26"/>
-                <w:szCs w:val="26"/>
-              </w:rPr>
-            </w:pPr>
-            <w:r>
-              <w:rPr>
-                <w:rFonts w:ascii="Times New Roman" w:cs="Times New Roman" w:eastAsia="Times New Roman" w:hAnsi="Times New Roman"/>
-                <w:color w:val="c00000"/>
-                <w:sz w:val="26"/>
-                <w:szCs w:val="26"/>
-                <w:rtl w:val="0"/>
-              </w:rPr>
-              <w:t xml:space="preserve">Các bản dùng chung mô hình, phiên bản, phát biểu và bằng chứng trong từng thiết lập; B1 và P dùng chung kết quả trích xuất, chuẩn hóa đã lưu. Prompt của B0/B1 cũng yêu cầu kiểm tra sản phẩm, bộ phận, điều kiện, nguồn thiếu và nguồn xung đột; prompt được điều chỉnh trên tập phát triển và chốt trước test.</w:t>
-            </w:r>
-            <w:r>
-              <w:rPr>
-                <w:rtl w:val="0"/>
-              </w:rPr>
-            </w:r>
-          </w:p>
-        </w:tc>
-      </w:tr>
-      <w:tr>
-        <w:trPr>
-          <w:cantSplit w:val="1"/>
-          <w:tblHeader w:val="0"/>
-        </w:trPr>
-        <w:tc>
-          <w:tcPr>
-            <w:gridSpan w:val="2"/>
-            <w:tcBorders>
-              <w:top w:color="000000" w:space="0" w:sz="0" w:val="nil"/>
-              <w:bottom w:color="000000" w:space="0" w:sz="0" w:val="nil"/>
-            </w:tcBorders>
-            <w:tcMar>
-              <w:top w:w="0.0" w:type="dxa"/>
-              <w:left w:w="90.0" w:type="dxa"/>
-              <w:bottom w:w="0.0" w:type="dxa"/>
-              <w:right w:w="90.0" w:type="dxa"/>
-            </w:tcMar>
-          </w:tcPr>
-          <w:p>
-            <w:pPr>
-              <w:keepLines w:val="1"/>
-              <w:numPr>
-                <w:ilvl w:val="0"/>
-                <w:numId w:val="7"/>
-              </w:numPr>
-              <w:spacing w:after="80" w:line="278.00000000000006" w:lineRule="auto"/>
-              <w:ind w:left="397" w:right="102" w:hanging="198"/>
-              <w:jc w:val="both"/>
-              <w:rPr>
-                <w:rFonts w:ascii="Times New Roman" w:cs="Times New Roman" w:eastAsia="Times New Roman" w:hAnsi="Times New Roman"/>
-                <w:sz w:val="26"/>
-                <w:szCs w:val="26"/>
-              </w:rPr>
-            </w:pPr>
-            <w:r>
-              <w:rPr>
-                <w:rFonts w:ascii="Times New Roman" w:cs="Times New Roman" w:eastAsia="Times New Roman" w:hAnsi="Times New Roman"/>
-                <w:sz w:val="26"/>
-                <w:szCs w:val="26"/>
-                <w:rtl w:val="0"/>
-                <w:color w:val="C00000"/>
-              </w:rPr>
-              <w:t xml:space="preserve">Phần mở rộng: P−A chỉ bỏ kiểm tra bộ phận trong A, vẫn giữ sản phẩm, phiên bản, thuộc tính, đơn vị và toàn bộ luật loại giá trị của C; ghi tên đầy đủ P−A(bộ phận). P−B bỏ kiểm tra điều kiện và yêu cầu bao phủ chế độ, giữ A và C. Chỉ kết luận về thành phần thực sự tắt; không bắt buộc hai ablation để hoàn thành MVP.</w:t>
-            </w:r>
-          </w:p>
-        </w:tc>
-      </w:tr>
-      <w:tr>
-        <w:trPr>
-          <w:cantSplit w:val="1"/>
-          <w:tblHeader w:val="0"/>
-        </w:trPr>
-        <w:tc>
-          <w:tcPr>
-            <w:gridSpan w:val="2"/>
-            <w:tcBorders>
-              <w:top w:color="000000" w:space="0" w:sz="0" w:val="nil"/>
-              <w:bottom w:color="000000" w:space="0" w:sz="0" w:val="nil"/>
-            </w:tcBorders>
-            <w:tcMar>
-              <w:top w:w="0.0" w:type="dxa"/>
-              <w:left w:w="90.0" w:type="dxa"/>
-              <w:bottom w:w="0.0" w:type="dxa"/>
-              <w:right w:w="90.0" w:type="dxa"/>
-            </w:tcMar>
-          </w:tcPr>
-          <w:p>
-            <w:pPr>
-              <w:keepLines w:val="1"/>
-              <w:numPr>
-                <w:ilvl w:val="0"/>
-                <w:numId w:val="7"/>
-              </w:numPr>
-              <w:spacing w:after="80" w:line="278.00000000000006" w:lineRule="auto"/>
-              <w:ind w:left="397" w:right="102" w:hanging="198"/>
-              <w:jc w:val="both"/>
-              <w:rPr>
-                <w:rFonts w:ascii="Times New Roman" w:cs="Times New Roman" w:eastAsia="Times New Roman" w:hAnsi="Times New Roman"/>
-                <w:sz w:val="26"/>
-                <w:szCs w:val="26"/>
-              </w:rPr>
-            </w:pPr>
-            <w:r>
-              <w:rPr>
-                <w:rFonts w:ascii="Times New Roman" w:cs="Times New Roman" w:eastAsia="Times New Roman" w:hAnsi="Times New Roman"/>
-                <w:sz w:val="26"/>
-                <w:szCs w:val="26"/>
-                <w:rtl w:val="0"/>
-                <w:color w:val="C00000"/>
-              </w:rPr>
-              <w:t xml:space="preserve">Thiết lập: E3 (bằng chứng BM25 + hồ sơ LLM trích) là thực nghiệm chính bắt buộc. E1 (bằng chứng và hồ sơ kiểm thủ công) và E2 (bằng chứng chuẩn + hồ sơ LLM) là chẩn đoán tùy chọn. B0 đọc văn bản nguồn; B1 và P dùng chung một hồ sơ và một mã băm trong mỗi lượt.</w:t>
-            </w:r>
-          </w:p>
-        </w:tc>
-      </w:tr>
-      <w:tr>
-        <w:trPr>
-          <w:cantSplit w:val="1"/>
-          <w:tblHeader w:val="0"/>
-        </w:trPr>
-        <w:tc>
-          <w:tcPr>
-            <w:gridSpan w:val="2"/>
-            <w:tcBorders>
-              <w:top w:color="000000" w:space="0" w:sz="0" w:val="nil"/>
-              <w:bottom w:color="000000" w:space="0" w:sz="0" w:val="nil"/>
-            </w:tcBorders>
-            <w:tcMar>
-              <w:top w:w="0.0" w:type="dxa"/>
-              <w:left w:w="90.0" w:type="dxa"/>
-              <w:bottom w:w="0.0" w:type="dxa"/>
-              <w:right w:w="90.0" w:type="dxa"/>
-            </w:tcMar>
-          </w:tcPr>
-          <w:p>
-            <w:pPr>
-              <w:keepLines w:val="1"/>
-              <w:numPr>
-                <w:ilvl w:val="0"/>
-                <w:numId w:val="7"/>
-              </w:numPr>
-              <w:spacing w:after="80" w:line="278.00000000000006" w:lineRule="auto"/>
-              <w:ind w:left="397" w:right="102" w:hanging="198"/>
-              <w:jc w:val="both"/>
-              <w:rPr>
-                <w:rFonts w:ascii="Times New Roman" w:cs="Times New Roman" w:eastAsia="Times New Roman" w:hAnsi="Times New Roman"/>
-                <w:sz w:val="26"/>
-                <w:szCs w:val="26"/>
-              </w:rPr>
-            </w:pPr>
-            <w:r>
-              <w:rPr>
-                <w:rFonts w:ascii="Times New Roman" w:cs="Times New Roman" w:eastAsia="Times New Roman" w:hAnsi="Times New Roman"/>
-                <w:sz w:val="26"/>
-                <w:szCs w:val="26"/>
-                <w:rtl w:val="0"/>
-                <w:color w:val="C00000"/>
-              </w:rPr>
-              <w:t xml:space="preserve">E3 bắt buộc chạy B0/B1/P trên cùng tập kiểm tra. Nếu làm E1/E2, chọn trước tối đa 30 phát biểu hoặc toàn bộ test nếu nhỏ hơn, trải trên nhiều họ và đủ ba nhãn khi dữ liệu cho phép; lưu danh sách trước khi xem dự đoán. Với NEI do thiếu, giữ nguồn đã rà soát và trường chưa có, không tạo thông tin để ép thành bằng chứng chuẩn. Nếu bỏ E1/E2, trả lời RQ2 bằng rà soát nguồn, hồ sơ và dấu vết quyết định; không tuyên bố đã tách được tác động nhân quả từng bước.</w:t>
-            </w:r>
-          </w:p>
-        </w:tc>
-      </w:tr>
-      <w:tr>
-        <w:trPr>
-          <w:cantSplit w:val="1"/>
-          <w:tblHeader w:val="0"/>
-        </w:trPr>
-        <w:tc>
-          <w:tcPr>
-            <w:gridSpan w:val="2"/>
-            <w:tcBorders>
-              <w:top w:color="000000" w:space="0" w:sz="0" w:val="nil"/>
-              <w:bottom w:color="000000" w:space="0" w:sz="0" w:val="nil"/>
-            </w:tcBorders>
-            <w:tcMar>
-              <w:top w:w="0.0" w:type="dxa"/>
-              <w:left w:w="90.0" w:type="dxa"/>
-              <w:bottom w:w="0.0" w:type="dxa"/>
-              <w:right w:w="90.0" w:type="dxa"/>
-            </w:tcMar>
-          </w:tcPr>
-          <w:p>
-            <w:pPr>
-              <w:numPr>
-                <w:ilvl w:val="0"/>
-                <w:numId w:val="5"/>
-              </w:numPr>
-              <w:spacing w:after="80" w:line="278.00000000000006" w:lineRule="auto"/>
-              <w:ind w:left="397" w:right="102" w:hanging="198"/>
-              <w:jc w:val="both"/>
-              <w:rPr>
-                <w:rFonts w:ascii="Times New Roman" w:cs="Times New Roman" w:eastAsia="Times New Roman" w:hAnsi="Times New Roman"/>
-                <w:sz w:val="26"/>
-                <w:szCs w:val="26"/>
-              </w:rPr>
-            </w:pPr>
-            <w:r>
-              <w:rPr>
-                <w:rFonts w:ascii="Times New Roman" w:cs="Times New Roman" w:eastAsia="Times New Roman" w:hAnsi="Times New Roman"/>
-                <w:sz w:val="26"/>
-                <w:szCs w:val="26"/>
-                <w:rtl w:val="0"/>
-              </w:rPr>
-              <w:t xml:space="preserve">Đánh giá bằng FAR (</w:t>
-            </w:r>
-            <w:r>
-              <w:rPr>
-                <w:rFonts w:ascii="Times New Roman" w:cs="Times New Roman" w:eastAsia="Times New Roman" w:hAnsi="Times New Roman"/>
-                <w:i w:val="1"/>
-                <w:iCs w:val="1"/>
-                <w:sz w:val="26"/>
-                <w:szCs w:val="26"/>
-                <w:rtl w:val="0"/>
-              </w:rPr>
-              <w:t xml:space="preserve">tỷ lệ chấp nhận nhầm</w:t>
-            </w:r>
-            <w:r>
-              <w:rPr>
-                <w:rFonts w:ascii="Times New Roman" w:cs="Times New Roman" w:eastAsia="Times New Roman" w:hAnsi="Times New Roman"/>
-                <w:sz w:val="26"/>
-                <w:szCs w:val="26"/>
-                <w:rtl w:val="0"/>
-              </w:rPr>
-              <w:t xml:space="preserve">), Precision (</w:t>
-            </w:r>
-            <w:r>
-              <w:rPr>
-                <w:rFonts w:ascii="Times New Roman" w:cs="Times New Roman" w:eastAsia="Times New Roman" w:hAnsi="Times New Roman"/>
-                <w:color w:val="c00000"/>
-                <w:sz w:val="26"/>
-                <w:szCs w:val="26"/>
-                <w:rtl w:val="0"/>
-              </w:rPr>
-              <w:t xml:space="preserve">tỷ lệ</w:t>
-            </w:r>
-            <w:r>
-              <w:rPr>
-                <w:rFonts w:ascii="Times New Roman" w:cs="Times New Roman" w:eastAsia="Times New Roman" w:hAnsi="Times New Roman"/>
-                <w:i w:val="1"/>
-                <w:iCs w:val="1"/>
-                <w:sz w:val="26"/>
-                <w:szCs w:val="26"/>
-                <w:rtl w:val="0"/>
-              </w:rPr>
-              <w:t xml:space="preserve"> dự đoán</w:t>
-            </w:r>
-            <w:r>
-              <w:rPr>
-                <w:rFonts w:ascii="Times New Roman" w:cs="Times New Roman" w:eastAsia="Times New Roman" w:hAnsi="Times New Roman"/>
-                <w:color w:val="c00000"/>
-                <w:sz w:val="26"/>
-                <w:szCs w:val="26"/>
-                <w:rtl w:val="0"/>
-              </w:rPr>
-              <w:t xml:space="preserve"> đúng trong các mẫu được gán một nhãn</w:t>
-            </w:r>
-            <w:r>
-              <w:rPr>
-                <w:rFonts w:ascii="Times New Roman" w:cs="Times New Roman" w:eastAsia="Times New Roman" w:hAnsi="Times New Roman"/>
-                <w:sz w:val="26"/>
-                <w:szCs w:val="26"/>
-                <w:rtl w:val="0"/>
-              </w:rPr>
-              <w:t xml:space="preserve">), Recall (</w:t>
-            </w:r>
-            <w:r>
-              <w:rPr>
-                <w:rFonts w:ascii="Times New Roman" w:cs="Times New Roman" w:eastAsia="Times New Roman" w:hAnsi="Times New Roman"/>
-                <w:color w:val="c00000"/>
-                <w:sz w:val="26"/>
-                <w:szCs w:val="26"/>
-                <w:rtl w:val="0"/>
-              </w:rPr>
-              <w:t xml:space="preserve">tỷ lệ</w:t>
-            </w:r>
-            <w:r>
-              <w:rPr>
-                <w:rFonts w:ascii="Times New Roman" w:cs="Times New Roman" w:eastAsia="Times New Roman" w:hAnsi="Times New Roman"/>
-                <w:i w:val="1"/>
-                <w:iCs w:val="1"/>
-                <w:sz w:val="26"/>
-                <w:szCs w:val="26"/>
-                <w:rtl w:val="0"/>
-              </w:rPr>
-              <w:t xml:space="preserve"> tìm</w:t>
-            </w:r>
-            <w:r>
-              <w:rPr>
-                <w:rFonts w:ascii="Times New Roman" w:cs="Times New Roman" w:eastAsia="Times New Roman" w:hAnsi="Times New Roman"/>
-                <w:color w:val="c00000"/>
-                <w:sz w:val="26"/>
-                <w:szCs w:val="26"/>
-                <w:rtl w:val="0"/>
-              </w:rPr>
-              <w:t xml:space="preserve"> được trong các</w:t>
-            </w:r>
-            <w:r>
-              <w:rPr>
-                <w:rFonts w:ascii="Times New Roman" w:cs="Times New Roman" w:eastAsia="Times New Roman" w:hAnsi="Times New Roman"/>
-                <w:i w:val="1"/>
-                <w:iCs w:val="1"/>
-                <w:sz w:val="26"/>
-                <w:szCs w:val="26"/>
-                <w:rtl w:val="0"/>
-              </w:rPr>
-              <w:t xml:space="preserve"> mẫu</w:t>
-            </w:r>
-            <w:r>
-              <w:rPr>
-                <w:rFonts w:ascii="Times New Roman" w:cs="Times New Roman" w:eastAsia="Times New Roman" w:hAnsi="Times New Roman"/>
-                <w:color w:val="c00000"/>
-                <w:sz w:val="26"/>
-                <w:szCs w:val="26"/>
-                <w:rtl w:val="0"/>
-              </w:rPr>
-              <w:t xml:space="preserve"> thực sự thuộc nhãn đó</w:t>
-            </w:r>
-            <w:r>
-              <w:rPr>
-                <w:rFonts w:ascii="Times New Roman" w:cs="Times New Roman" w:eastAsia="Times New Roman" w:hAnsi="Times New Roman"/>
-                <w:sz w:val="26"/>
-                <w:szCs w:val="26"/>
-                <w:rtl w:val="0"/>
-              </w:rPr>
-              <w:t xml:space="preserve">)</w:t>
-            </w:r>
-            <w:r>
-              <w:rPr>
-                <w:rFonts w:ascii="Times New Roman" w:cs="Times New Roman" w:eastAsia="Times New Roman" w:hAnsi="Times New Roman"/>
-                <w:color w:val="c00000"/>
-                <w:sz w:val="26"/>
-                <w:szCs w:val="26"/>
-                <w:rtl w:val="0"/>
-              </w:rPr>
-              <w:t xml:space="preserve">,</w:t>
-            </w:r>
-            <w:r>
-              <w:rPr>
-                <w:rFonts w:ascii="Times New Roman" w:cs="Times New Roman" w:eastAsia="Times New Roman" w:hAnsi="Times New Roman"/>
-                <w:sz w:val="26"/>
-                <w:szCs w:val="26"/>
-                <w:rtl w:val="0"/>
-              </w:rPr>
-              <w:t xml:space="preserve"> F1 (</w:t>
-            </w:r>
-            <w:r>
-              <w:rPr>
-                <w:rFonts w:ascii="Times New Roman" w:cs="Times New Roman" w:eastAsia="Times New Roman" w:hAnsi="Times New Roman"/>
-                <w:i w:val="1"/>
-                <w:iCs w:val="1"/>
-                <w:sz w:val="26"/>
-                <w:szCs w:val="26"/>
-                <w:rtl w:val="0"/>
-              </w:rPr>
-              <w:t xml:space="preserve">chỉ số</w:t>
-            </w:r>
-            <w:r>
-              <w:rPr>
-                <w:rFonts w:ascii="Times New Roman" w:cs="Times New Roman" w:eastAsia="Times New Roman" w:hAnsi="Times New Roman"/>
-                <w:color w:val="c00000"/>
-                <w:sz w:val="26"/>
-                <w:szCs w:val="26"/>
-                <w:rtl w:val="0"/>
-              </w:rPr>
-              <w:t xml:space="preserve"> kết hợp</w:t>
-            </w:r>
-            <w:r>
-              <w:rPr>
-                <w:rFonts w:ascii="Times New Roman" w:cs="Times New Roman" w:eastAsia="Times New Roman" w:hAnsi="Times New Roman"/>
-                <w:i w:val="1"/>
-                <w:iCs w:val="1"/>
-                <w:sz w:val="26"/>
-                <w:szCs w:val="26"/>
-                <w:rtl w:val="0"/>
-              </w:rPr>
-              <w:t xml:space="preserve"> Precision và Recall</w:t>
-            </w:r>
-            <w:r>
-              <w:rPr>
-                <w:rFonts w:ascii="Times New Roman" w:cs="Times New Roman" w:eastAsia="Times New Roman" w:hAnsi="Times New Roman"/>
-                <w:sz w:val="26"/>
-                <w:szCs w:val="26"/>
-                <w:rtl w:val="0"/>
-              </w:rPr>
-              <w:t xml:space="preserve">)</w:t>
-            </w:r>
-            <w:r>
-              <w:rPr>
-                <w:rFonts w:ascii="Times New Roman" w:cs="Times New Roman" w:eastAsia="Times New Roman" w:hAnsi="Times New Roman"/>
-                <w:color w:val="c00000"/>
-                <w:sz w:val="26"/>
-                <w:szCs w:val="26"/>
-                <w:rtl w:val="0"/>
-              </w:rPr>
-              <w:t xml:space="preserve"> và Macro-F1 (trung bình F1 của ba nhãn). Báo cáo từng nhãn, ma trận nhầm lẫn</w:t>
-            </w:r>
-            <w:r>
-              <w:rPr>
-                <w:rFonts w:ascii="Times New Roman" w:cs="Times New Roman" w:eastAsia="Times New Roman" w:hAnsi="Times New Roman"/>
-                <w:sz w:val="26"/>
-                <w:szCs w:val="26"/>
-                <w:rtl w:val="0"/>
-              </w:rPr>
-              <w:t xml:space="preserve"> và</w:t>
-            </w:r>
-            <w:r>
-              <w:rPr>
-                <w:rFonts w:ascii="Times New Roman" w:cs="Times New Roman" w:eastAsia="Times New Roman" w:hAnsi="Times New Roman"/>
-                <w:color w:val="c00000"/>
-                <w:sz w:val="26"/>
-                <w:szCs w:val="26"/>
-                <w:rtl w:val="0"/>
-              </w:rPr>
-              <w:t xml:space="preserve"> số mẫu trong từng nhóm lỗi</w:t>
-            </w:r>
-            <w:r>
-              <w:rPr>
-                <w:rFonts w:ascii="Times New Roman" w:cs="Times New Roman" w:eastAsia="Times New Roman" w:hAnsi="Times New Roman"/>
-                <w:sz w:val="26"/>
-                <w:szCs w:val="26"/>
-                <w:rtl w:val="0"/>
-              </w:rPr>
-              <w:t xml:space="preserve">.</w:t>
-            </w:r>
-          </w:p>
-        </w:tc>
-      </w:tr>
-      <w:tr>
-        <w:trPr>
-          <w:cantSplit w:val="1"/>
-          <w:tblHeader w:val="0"/>
-        </w:trPr>
-        <w:tc>
-          <w:tcPr>
-            <w:gridSpan w:val="2"/>
-            <w:tcBorders>
-              <w:top w:color="000000" w:space="0" w:sz="0" w:val="nil"/>
-              <w:bottom w:color="000000" w:space="0" w:sz="0" w:val="nil"/>
-            </w:tcBorders>
-            <w:tcMar>
-              <w:top w:w="0.0" w:type="dxa"/>
-              <w:left w:w="90.0" w:type="dxa"/>
-              <w:bottom w:w="0.0" w:type="dxa"/>
-              <w:right w:w="90.0" w:type="dxa"/>
-            </w:tcMar>
-          </w:tcPr>
-          <w:p>
-            <w:pPr>
-              <w:keepLines w:val="1"/>
-              <w:numPr>
-                <w:ilvl w:val="0"/>
-                <w:numId w:val="7"/>
-              </w:numPr>
-              <w:spacing w:after="80" w:line="278.00000000000006" w:lineRule="auto"/>
-              <w:ind w:left="397" w:right="102" w:hanging="198"/>
-              <w:jc w:val="both"/>
-              <w:rPr>
-                <w:rFonts w:ascii="Times New Roman" w:cs="Times New Roman" w:eastAsia="Times New Roman" w:hAnsi="Times New Roman"/>
-                <w:sz w:val="26"/>
-                <w:szCs w:val="26"/>
-              </w:rPr>
-            </w:pPr>
-            <w:r>
-              <w:rPr>
-                <w:rFonts w:ascii="Times New Roman" w:cs="Times New Roman" w:eastAsia="Times New Roman" w:hAnsi="Times New Roman"/>
-                <w:color w:val="c00000"/>
-                <w:sz w:val="26"/>
-                <w:szCs w:val="26"/>
-                <w:rtl w:val="0"/>
-              </w:rPr>
-              <w:t xml:space="preserve">FAR = số phát biểu có nhãn chuẩn Refuted hoặc NEI nhưng bị dự đoán Supported / tổng số phát biểu có nhãn chuẩn Refuted hoặc NEI. Recall Supported = số phát biểu chuẩn Supported được nhận ra đúng / tổng số phát biểu chuẩn Supported; chỉ giảm FAR bằng cách trả NEI nhiều hơn chưa chứng minh hiệu quả.</w:t>
-            </w:r>
-            <w:r>
-              <w:rPr>
-                <w:rtl w:val="0"/>
-              </w:rPr>
-            </w:r>
-          </w:p>
-        </w:tc>
-      </w:tr>
-      <w:tr>
-        <w:trPr>
-          <w:cantSplit w:val="1"/>
-          <w:tblHeader w:val="0"/>
-        </w:trPr>
-        <w:tc>
-          <w:tcPr>
-            <w:gridSpan w:val="2"/>
-            <w:tcBorders>
-              <w:top w:color="000000" w:space="0" w:sz="0" w:val="nil"/>
-              <w:bottom w:color="000000" w:space="0" w:sz="0" w:val="nil"/>
-            </w:tcBorders>
-            <w:tcMar>
-              <w:top w:w="0.0" w:type="dxa"/>
-              <w:left w:w="90.0" w:type="dxa"/>
-              <w:bottom w:w="0.0" w:type="dxa"/>
-              <w:right w:w="90.0" w:type="dxa"/>
-            </w:tcMar>
-          </w:tcPr>
-          <w:p>
-            <w:pPr>
-              <w:keepLines w:val="1"/>
-              <w:numPr>
-                <w:ilvl w:val="0"/>
-                <w:numId w:val="7"/>
-              </w:numPr>
-              <w:spacing w:after="80" w:line="278.00000000000006" w:lineRule="auto"/>
-              <w:ind w:left="397" w:right="102" w:hanging="198"/>
-              <w:jc w:val="both"/>
-              <w:rPr>
-                <w:rFonts w:ascii="Times New Roman" w:cs="Times New Roman" w:eastAsia="Times New Roman" w:hAnsi="Times New Roman"/>
-                <w:sz w:val="26"/>
-                <w:szCs w:val="26"/>
-              </w:rPr>
-            </w:pPr>
-            <w:r>
-              <w:rPr>
-                <w:rFonts w:ascii="Times New Roman" w:cs="Times New Roman" w:eastAsia="Times New Roman" w:hAnsi="Times New Roman"/>
-                <w:sz w:val="26"/>
-                <w:szCs w:val="26"/>
-                <w:rtl w:val="0"/>
-                <w:color w:val="C00000"/>
-              </w:rPr>
-              <w:t xml:space="preserve">Giả thuyết định hướng (chốt trước test): P giảm FAR so với B1 mà Recall Supported không giảm quá 5 điểm phần trăm. FAR = (Refuted→Supported + NEI→Supported) / (n_Refuted + n_NEI); Recall Supported = Supported→Supported / n_Supported. Đây là ngưỡng đánh đổi thực hành, không phải kiểm định; với n_Supported khoảng 10, một lỗi đã làm Recall đổi 10 điểm.</w:t>
-            </w:r>
-          </w:p>
-        </w:tc>
-      </w:tr>
-      <w:tr>
-        <w:trPr>
-          <w:cantSplit w:val="1"/>
-          <w:tblHeader w:val="0"/>
-        </w:trPr>
-        <w:tc>
-          <w:tcPr>
-            <w:gridSpan w:val="2"/>
-            <w:tcBorders>
-              <w:top w:color="000000" w:space="0" w:sz="0" w:val="nil"/>
-              <w:bottom w:color="000000" w:space="0" w:sz="0" w:val="nil"/>
-            </w:tcBorders>
-            <w:tcMar>
-              <w:top w:w="0.0" w:type="dxa"/>
-              <w:left w:w="90.0" w:type="dxa"/>
-              <w:bottom w:w="0.0" w:type="dxa"/>
-              <w:right w:w="90.0" w:type="dxa"/>
-            </w:tcMar>
-          </w:tcPr>
-          <w:p>
-            <w:pPr>
-              <w:keepLines w:val="1"/>
-              <w:numPr>
-                <w:ilvl w:val="0"/>
-                <w:numId w:val="7"/>
-              </w:numPr>
-              <w:spacing w:after="80" w:line="278.00000000000006" w:lineRule="auto"/>
-              <w:ind w:left="397" w:right="102" w:hanging="198"/>
-              <w:jc w:val="both"/>
-              <w:rPr>
-                <w:rFonts w:ascii="Times New Roman" w:cs="Times New Roman" w:eastAsia="Times New Roman" w:hAnsi="Times New Roman"/>
-                <w:sz w:val="26"/>
-                <w:szCs w:val="26"/>
-              </w:rPr>
-            </w:pPr>
-            <w:r>
-              <w:rPr>
-                <w:rFonts w:ascii="Times New Roman" w:cs="Times New Roman" w:eastAsia="Times New Roman" w:hAnsi="Times New Roman"/>
-                <w:sz w:val="26"/>
-                <w:szCs w:val="26"/>
-                <w:rtl w:val="0"/>
-                <w:color w:val="C00000"/>
-              </w:rPr>
-              <w:t xml:space="preserve">RQ3 ở mức thăm dò: báo ΔFAR, ΔRecall, tử số/mẫu số, kết quả từng họ, bỏ lần lượt từng họ và khoảng cluster bootstrap 95%. Mô phỏng scripts/simulate_power.py (giả định, không phải số đo) cho thấy với 4 họ test và 20 phát biểu R+NEI, khoảng này chỉ loại được 0 trong khoảng một phần ba số lần; vì vậy không tuyên bố “P tốt hơn có ý nghĩa thống kê”. Nếu năng suất cho phép, nâng R+NEI của test lên ≥ 40. Báo bảng toàn test và bảng riêng ordinary_llm / controlled_variant; mẫu số 0 ghi NA, mẫu số dưới 10 gắn “ít mẫu”.</w:t>
-            </w:r>
-          </w:p>
-        </w:tc>
-      </w:tr>
-      <w:tr>
-        <w:trPr>
-          <w:cantSplit w:val="1"/>
-          <w:tblHeader w:val="0"/>
-        </w:trPr>
-        <w:tc>
-          <w:tcPr>
-            <w:gridSpan w:val="2"/>
-            <w:tcBorders>
-              <w:top w:color="000000" w:space="0" w:sz="0" w:val="nil"/>
-              <w:bottom w:color="000000" w:space="0" w:sz="0" w:val="nil"/>
-            </w:tcBorders>
-            <w:tcMar>
-              <w:top w:w="0.0" w:type="dxa"/>
-              <w:left w:w="90.0" w:type="dxa"/>
-              <w:bottom w:w="0.0" w:type="dxa"/>
-              <w:right w:w="90.0" w:type="dxa"/>
-            </w:tcMar>
-          </w:tcPr>
-          <w:p>
-            <w:pPr>
-              <w:keepLines w:val="1"/>
-              <w:numPr>
-                <w:ilvl w:val="0"/>
-                <w:numId w:val="7"/>
-              </w:numPr>
-              <w:spacing w:after="80" w:line="278.00000000000006" w:lineRule="auto"/>
-              <w:ind w:left="397" w:right="102" w:hanging="198"/>
-              <w:jc w:val="both"/>
-              <w:rPr>
-                <w:rFonts w:ascii="Times New Roman" w:cs="Times New Roman" w:eastAsia="Times New Roman" w:hAnsi="Times New Roman"/>
-                <w:sz w:val="26"/>
-                <w:szCs w:val="26"/>
-              </w:rPr>
-            </w:pPr>
-            <w:r>
-              <w:rPr>
-                <w:rFonts w:ascii="Times New Roman" w:cs="Times New Roman" w:eastAsia="Times New Roman" w:hAnsi="Times New Roman"/>
-                <w:color w:val="c00000"/>
-                <w:sz w:val="26"/>
-                <w:szCs w:val="26"/>
-                <w:rtl w:val="0"/>
-              </w:rPr>
-              <w:t xml:space="preserve">Phép so sánh chính được chốt trên toàn bộ tập kiểm tra ở E3; kết quả nhóm có điều kiện và từng nguồn gốc mẫu được báo riêng, kèm số mẫu. B0 và các bản bỏ thành phần phục vụ phân tích bổ sung; không chọn nhóm có kết quả thuận lợi sau khi xem test để thay giả thuyết chính.</w:t>
-            </w:r>
-            <w:r>
-              <w:rPr>
-                <w:rtl w:val="0"/>
-              </w:rPr>
-            </w:r>
-          </w:p>
-        </w:tc>
-      </w:tr>
-      <w:tr>
-        <w:trPr>
-          <w:cantSplit w:val="1"/>
-          <w:tblHeader w:val="0"/>
-        </w:trPr>
-        <w:tc>
-          <w:tcPr>
-            <w:gridSpan w:val="2"/>
-            <w:tcBorders>
-              <w:top w:color="000000" w:space="0" w:sz="0" w:val="nil"/>
-              <w:bottom w:color="000000" w:space="0" w:sz="0" w:val="nil"/>
-            </w:tcBorders>
-            <w:tcMar>
-              <w:top w:w="0.0" w:type="dxa"/>
-              <w:left w:w="90.0" w:type="dxa"/>
-              <w:bottom w:w="0.0" w:type="dxa"/>
-              <w:right w:w="90.0" w:type="dxa"/>
-            </w:tcMar>
-          </w:tcPr>
-          <w:p>
-            <w:pPr>
-              <w:keepLines w:val="1"/>
-              <w:numPr>
-                <w:ilvl w:val="0"/>
-                <w:numId w:val="7"/>
-              </w:numPr>
-              <w:spacing w:after="80" w:line="278.00000000000006" w:lineRule="auto"/>
-              <w:ind w:left="397" w:right="102" w:hanging="198"/>
-              <w:jc w:val="both"/>
-              <w:rPr>
-                <w:rFonts w:ascii="Times New Roman" w:cs="Times New Roman" w:eastAsia="Times New Roman" w:hAnsi="Times New Roman"/>
-                <w:sz w:val="26"/>
-                <w:szCs w:val="26"/>
-              </w:rPr>
-            </w:pPr>
-            <w:r>
-              <w:rPr>
-                <w:rFonts w:ascii="Times New Roman" w:cs="Times New Roman" w:eastAsia="Times New Roman" w:hAnsi="Times New Roman"/>
-                <w:sz w:val="26"/>
-                <w:szCs w:val="26"/>
-                <w:rtl w:val="0"/>
-                <w:color w:val="C00000"/>
-              </w:rPr>
-              <w:t xml:space="preserve">Đánh giá recall@k trên các phát biểu có bộ bằng chứng chuẩn; NEI-thiếu không tự tính là truy hồi đúng. NEI-thiếu là kết luận có điều kiện theo kho nguồn đã khóa: mỗi ca có search_log ghi loại nguồn đã rà, từ khóa Việt–Anh, URL, trạng thái truy cập; không viết “hãng không công bố” khi chỉ là chưa tìm thấy.</w:t>
-            </w:r>
-          </w:p>
-        </w:tc>
-      </w:tr>
-      <w:tr>
-        <w:trPr>
-          <w:cantSplit w:val="1"/>
-          <w:tblHeader w:val="0"/>
-        </w:trPr>
-        <w:tc>
-          <w:tcPr>
-            <w:gridSpan w:val="2"/>
-            <w:tcBorders>
-              <w:top w:color="000000" w:space="0" w:sz="0" w:val="nil"/>
-              <w:bottom w:color="000000" w:space="0" w:sz="0" w:val="nil"/>
-            </w:tcBorders>
-            <w:tcMar>
-              <w:top w:w="0.0" w:type="dxa"/>
-              <w:left w:w="90.0" w:type="dxa"/>
-              <w:bottom w:w="0.0" w:type="dxa"/>
-              <w:right w:w="90.0" w:type="dxa"/>
-            </w:tcMar>
-          </w:tcPr>
-          <w:p>
-            <w:pPr>
-              <w:keepLines w:val="1"/>
-              <w:numPr>
-                <w:ilvl w:val="0"/>
-                <w:numId w:val="7"/>
-              </w:numPr>
-              <w:spacing w:after="80" w:line="278.00000000000006" w:lineRule="auto"/>
-              <w:ind w:left="397" w:right="102" w:hanging="198"/>
-              <w:jc w:val="both"/>
-              <w:rPr>
-                <w:rFonts w:ascii="Times New Roman" w:cs="Times New Roman" w:eastAsia="Times New Roman" w:hAnsi="Times New Roman"/>
-                <w:sz w:val="26"/>
-                <w:szCs w:val="26"/>
-              </w:rPr>
-            </w:pPr>
-            <w:r>
-              <w:rPr>
-                <w:rFonts w:ascii="Times New Roman" w:cs="Times New Roman" w:eastAsia="Times New Roman" w:hAnsi="Times New Roman"/>
-                <w:sz w:val="26"/>
-                <w:szCs w:val="26"/>
-                <w:rtl w:val="0"/>
-                <w:color w:val="C00000"/>
-              </w:rPr>
-              <w:t xml:space="preserve">Kiểm tra thủ công tối đa 30 kết quả, hoặc toàn bộ nếu test nhỏ hơn, chọn trước theo nhãn và họ: nguồn có đúng không, thông tin trích có khớp nguồn không, A–B–C có dùng đúng trường không. Mã hóa một hoặc nhiều nguồn lỗi truy hồi/trích xuất/quyết định theo hướng dẫn. Nếu có chức năng tách tự động, kiểm tra riêng tối đa 20 quảng cáo về bỏ sót, mất điều kiện và đổi nghĩa.</w:t>
-            </w:r>
-          </w:p>
-        </w:tc>
-      </w:tr>
-      <w:tr>
-        <w:trPr>
-          <w:cantSplit w:val="1"/>
-          <w:tblHeader w:val="0"/>
-        </w:trPr>
-        <w:tc>
-          <w:tcPr>
-            <w:gridSpan w:val="2"/>
-            <w:tcBorders>
-              <w:top w:color="000000" w:space="0" w:sz="0" w:val="nil"/>
-              <w:bottom w:color="000000" w:space="0" w:sz="0" w:val="nil"/>
-            </w:tcBorders>
-            <w:tcMar>
-              <w:top w:w="0.0" w:type="dxa"/>
-              <w:left w:w="90.0" w:type="dxa"/>
-              <w:bottom w:w="0.0" w:type="dxa"/>
-              <w:right w:w="90.0" w:type="dxa"/>
-            </w:tcMar>
-          </w:tcPr>
-          <w:p>
-            <w:pPr>
-              <w:keepLines w:val="1"/>
-              <w:numPr>
-                <w:ilvl w:val="0"/>
-                <w:numId w:val="7"/>
-              </w:numPr>
-              <w:spacing w:after="80" w:line="278.00000000000006" w:lineRule="auto"/>
-              <w:ind w:left="397" w:right="102" w:hanging="198"/>
-              <w:jc w:val="both"/>
-              <w:rPr>
-                <w:rFonts w:ascii="Times New Roman" w:cs="Times New Roman" w:eastAsia="Times New Roman" w:hAnsi="Times New Roman"/>
-                <w:sz w:val="26"/>
-                <w:szCs w:val="26"/>
-              </w:rPr>
-            </w:pPr>
-            <w:r>
-              <w:rPr>
-                <w:rFonts w:ascii="Times New Roman" w:cs="Times New Roman" w:eastAsia="Times New Roman" w:hAnsi="Times New Roman"/>
-                <w:sz w:val="26"/>
-                <w:szCs w:val="26"/>
-                <w:rtl w:val="0"/>
-                <w:color w:val="C00000"/>
-              </w:rPr>
-              <w:t xml:space="preserve">Ghi thời gian, số lần gọi LLM, token và chi phí; chạy 3 lượt trên min(30, n_test) phát biểu chọn trước bằng seed để ước lượng dao động, lượt 1 là bảng chính. Lưu run_manifest: nhà cung cấp, mã mô hình yêu cầu/trả về, tham số sinh, thời điểm; không lưu khóa API. Tên “Llama” giống nhau ở hai nhà cung cấp không chứng minh cùng cấu hình.</w:t>
-            </w:r>
-          </w:p>
-        </w:tc>
-      </w:tr>
-      <w:tr>
-        <w:trPr>
-          <w:cantSplit w:val="1"/>
-          <w:tblHeader w:val="0"/>
-        </w:trPr>
-        <w:tc>
-          <w:tcPr>
-            <w:gridSpan w:val="2"/>
-            <w:tcBorders>
-              <w:top w:color="000000" w:space="0" w:sz="0" w:val="nil"/>
-              <w:bottom w:color="000000" w:space="0" w:sz="0" w:val="nil"/>
-            </w:tcBorders>
-            <w:tcMar>
-              <w:top w:w="0.0" w:type="dxa"/>
-              <w:left w:w="90.0" w:type="dxa"/>
-              <w:bottom w:w="0.0" w:type="dxa"/>
-              <w:right w:w="90.0" w:type="dxa"/>
-            </w:tcMar>
-          </w:tcPr>
-          <w:p>
-            <w:pPr>
-              <w:keepLines w:val="1"/>
-              <w:numPr>
-                <w:ilvl w:val="0"/>
-                <w:numId w:val="7"/>
-              </w:numPr>
-              <w:spacing w:after="80" w:line="278.00000000000006" w:lineRule="auto"/>
-              <w:ind w:left="397" w:right="102" w:hanging="198"/>
-              <w:jc w:val="both"/>
-              <w:rPr>
-                <w:rFonts w:ascii="Times New Roman" w:cs="Times New Roman" w:eastAsia="Times New Roman" w:hAnsi="Times New Roman"/>
-                <w:sz w:val="26"/>
-                <w:szCs w:val="26"/>
-              </w:rPr>
-            </w:pPr>
-            <w:r>
-              <w:rPr>
-                <w:rFonts w:ascii="Times New Roman" w:cs="Times New Roman" w:eastAsia="Times New Roman" w:hAnsi="Times New Roman"/>
-                <w:color w:val="c00000"/>
-                <w:sz w:val="26"/>
-                <w:szCs w:val="26"/>
-                <w:rtl w:val="0"/>
-              </w:rPr>
-              <w:t xml:space="preserve">Lỗi đọc tài liệu, lỗi JSON hoặc lỗi gọi mô hình được ghi là lỗi kỹ thuật, không đổi thành NEI. Báo số lỗi và tỷ lệ xử lý thành công của từng bản; đối chiếu thêm trên cùng tập mẫu xử lý hợp lệ, không kết luận P tốt hơn chỉ nhờ bỏ qua các mẫu bị lỗi.</w:t>
-            </w:r>
-            <w:r>
-              <w:rPr>
-                <w:rtl w:val="0"/>
-              </w:rPr>
-            </w:r>
-          </w:p>
-        </w:tc>
-      </w:tr>
-      <w:tr>
-        <w:trPr>
-          <w:cantSplit w:val="1"/>
+              </w:rPr>
+              <w:t xml:space="preserve">Bất định mô tả bằng bootstrap theo họ sản phẩm, kết quả từng họ và bỏ lần lượt từng họ; không tuyên bố ý nghĩa thống kê khi số họ ít.</w:t>
+            </w:r>
+          </w:p>
+        </w:tc>
+      </w:tr>
+      <w:tr>
+        <w:trPr>
+          <w:cantSplit w:val="0"/>
           <w:tblHeader w:val="0"/>
         </w:trPr>
         <w:tc>
@@ -3905,25 +2601,43 @@
               <w:jc w:val="both"/>
               <w:rPr>
                 <w:rFonts w:ascii="Times New Roman" w:cs="Times New Roman" w:eastAsia="Times New Roman" w:hAnsi="Times New Roman"/>
-                <w:b w:val="1"/>
-                <w:bCs w:val="1"/>
-                <w:sz w:val="26"/>
-                <w:szCs w:val="26"/>
-              </w:rPr>
-            </w:pPr>
-            <w:r>
-              <w:rPr>
-                <w:rFonts w:ascii="Times New Roman" w:cs="Times New Roman" w:eastAsia="Times New Roman" w:hAnsi="Times New Roman"/>
-                <w:b w:val="1"/>
-                <w:bCs w:val="1"/>
-                <w:sz w:val="26"/>
-                <w:szCs w:val="26"/>
-                <w:rtl w:val="0"/>
-                <w:color w:val="C00000"/>
-              </w:rPr>
-              <w:t xml:space="preserve">Kết quả mong đợi: </w:t>
-            </w:r>
-          </w:p>
+                <w:sz w:val="26"/>
+                <w:szCs w:val="26"/>
+              </w:rPr>
+            </w:pPr>
+            <w:r>
+              <w:rPr>
+                <w:rFonts w:ascii="Times New Roman" w:cs="Times New Roman" w:eastAsia="Times New Roman" w:hAnsi="Times New Roman"/>
+                <w:b w:val="1"/>
+                <w:bCs w:val="1"/>
+                <w:sz w:val="26"/>
+                <w:szCs w:val="26"/>
+                <w:rtl w:val="0"/>
+              </w:rPr>
+              <w:t xml:space="preserve">Kết quả mong đợi:</w:t>
+            </w:r>
+          </w:p>
+        </w:tc>
+      </w:tr>
+      <w:tr>
+        <w:trPr>
+          <w:cantSplit w:val="0"/>
+          <w:tblHeader w:val="0"/>
+        </w:trPr>
+        <w:tc>
+          <w:tcPr>
+            <w:gridSpan w:val="2"/>
+            <w:tcBorders>
+              <w:top w:color="000000" w:space="0" w:sz="0" w:val="nil"/>
+              <w:bottom w:color="000000" w:space="0" w:sz="0" w:val="nil"/>
+            </w:tcBorders>
+            <w:tcMar>
+              <w:top w:w="0.0" w:type="dxa"/>
+              <w:left w:w="90.0" w:type="dxa"/>
+              <w:bottom w:w="0.0" w:type="dxa"/>
+              <w:right w:w="90.0" w:type="dxa"/>
+            </w:tcMar>
+          </w:tcPr>
           <w:p>
             <w:pPr>
               <w:numPr>
@@ -3945,16 +2659,15 @@
                 <w:sz w:val="26"/>
                 <w:szCs w:val="26"/>
                 <w:rtl w:val="0"/>
-                <w:color w:val="C00000"/>
-              </w:rPr>
-              <w:t xml:space="preserve">MVP bắt buộc: dữ liệu 120 phát biểu / 12 họ có provenance và nhãn; hướng dẫn nhãn có phiên bản; người thứ hai gán 30 phát biểu (hoặc báo thiếu); BM25 có N, k_eff; trích xuất JSON; B0/B1/P chạy được; bảng E3 trên test; phân tích lỗi; gói tái lập. Mọi số lượng thực tế và phần chưa đạt được báo đúng.</w:t>
-            </w:r>
-          </w:p>
-        </w:tc>
-      </w:tr>
-      <w:tr>
-        <w:trPr>
-          <w:cantSplit w:val="1"/>
+              </w:rPr>
+              <w:t xml:space="preserve">Đặc tả và mã nguồn thuật toán SAV có kiểm thử; bước trích xuất σ và truy hồi BM25 chạy trên tài liệu thật.</w:t>
+            </w:r>
+          </w:p>
+        </w:tc>
+      </w:tr>
+      <w:tr>
+        <w:trPr>
+          <w:cantSplit w:val="0"/>
           <w:tblHeader w:val="0"/>
         </w:trPr>
         <w:tc>
@@ -3993,86 +2706,14 @@
                 <w:szCs w:val="26"/>
                 <w:rtl w:val="0"/>
               </w:rPr>
-              <w:t xml:space="preserve">Hệ thống trả về nhãn Supported, Refuted hoặc NEI</w:t>
-            </w:r>
-            <w:r>
-              <w:rPr>
-                <w:rFonts w:ascii="Times New Roman" w:cs="Times New Roman" w:eastAsia="Times New Roman" w:hAnsi="Times New Roman"/>
-                <w:color w:val="c00000"/>
-                <w:sz w:val="26"/>
-                <w:szCs w:val="26"/>
-                <w:rtl w:val="0"/>
-              </w:rPr>
-              <w:t xml:space="preserve"> cho từng phát biểu</w:t>
-            </w:r>
-            <w:r>
-              <w:rPr>
-                <w:rFonts w:ascii="Times New Roman" w:cs="Times New Roman" w:eastAsia="Times New Roman" w:hAnsi="Times New Roman"/>
-                <w:sz w:val="26"/>
-                <w:szCs w:val="26"/>
-                <w:rtl w:val="0"/>
-              </w:rPr>
-              <w:t xml:space="preserve">, kèm đoạn nguồn</w:t>
-            </w:r>
-            <w:r>
-              <w:rPr>
-                <w:rFonts w:ascii="Times New Roman" w:cs="Times New Roman" w:eastAsia="Times New Roman" w:hAnsi="Times New Roman"/>
-                <w:color w:val="c00000"/>
-                <w:sz w:val="26"/>
-                <w:szCs w:val="26"/>
-                <w:rtl w:val="0"/>
-              </w:rPr>
-              <w:t xml:space="preserve">, đường dẫn</w:t>
-            </w:r>
-            <w:r>
-              <w:rPr>
-                <w:rFonts w:ascii="Times New Roman" w:cs="Times New Roman" w:eastAsia="Times New Roman" w:hAnsi="Times New Roman"/>
-                <w:sz w:val="26"/>
-                <w:szCs w:val="26"/>
-                <w:rtl w:val="0"/>
-              </w:rPr>
-              <w:t xml:space="preserve"> và lý do</w:t>
-            </w:r>
-            <w:r>
-              <w:rPr>
-                <w:rFonts w:ascii="Times New Roman" w:cs="Times New Roman" w:eastAsia="Times New Roman" w:hAnsi="Times New Roman"/>
-                <w:color w:val="c00000"/>
-                <w:sz w:val="26"/>
-                <w:szCs w:val="26"/>
-                <w:rtl w:val="0"/>
-              </w:rPr>
-              <w:t xml:space="preserve"> từ dấu vết A–B–C</w:t>
-            </w:r>
-            <w:r>
-              <w:rPr>
-                <w:rFonts w:ascii="Times New Roman" w:cs="Times New Roman" w:eastAsia="Times New Roman" w:hAnsi="Times New Roman"/>
-                <w:sz w:val="26"/>
-                <w:szCs w:val="26"/>
-                <w:rtl w:val="0"/>
-              </w:rPr>
-              <w:t xml:space="preserve">.</w:t>
-            </w:r>
-            <w:r>
-              <w:rPr>
-                <w:rFonts w:ascii="Times New Roman" w:cs="Times New Roman" w:eastAsia="Times New Roman" w:hAnsi="Times New Roman"/>
-                <w:color w:val="c00000"/>
-                <w:sz w:val="26"/>
-                <w:szCs w:val="26"/>
-                <w:rtl w:val="0"/>
-              </w:rPr>
-              <w:t xml:space="preserve"> Với NEI do thiếu bằng chứng, hệ thống nêu thông tin còn thiếu; lỗi xử lý kỹ thuật hiển thị riêng.</w:t>
-            </w:r>
-            <w:r>
-              <w:rPr>
-                <w:rtl w:val="0"/>
-              </w:rPr>
-            </w:r>
-          </w:p>
-        </w:tc>
-      </w:tr>
-      <w:tr>
-        <w:trPr>
-          <w:cantSplit w:val="1"/>
+              <w:t xml:space="preserve">Bảng TN1–TN4 trên test đã khóa, mọi số truy được về file kết quả; kết luận về RQ2–RQ3 theo đúng điều kiện chốt trước, kể cả khi không cải thiện.</w:t>
+            </w:r>
+          </w:p>
+        </w:tc>
+      </w:tr>
+      <w:tr>
+        <w:trPr>
+          <w:cantSplit w:val="0"/>
           <w:tblHeader w:val="0"/>
         </w:trPr>
         <w:tc>
@@ -4106,33 +2747,32 @@
             </w:pPr>
             <w:r>
               <w:rPr>
-                <w:rFonts w:ascii="Caudex" w:cs="Caudex" w:eastAsia="Caudex" w:hAnsi="Caudex"/>
-                <w:sz w:val="26"/>
-                <w:szCs w:val="26"/>
-                <w:rtl w:val="0"/>
-                <w:color w:val="C00000"/>
-              </w:rPr>
-              <w:t xml:space="preserve">B0, B1 và P chạy trên cùng phát biểu, cùng hướng dẫn và cùng giao thức E3 là bắt buộc. P−A(bộ phận), P−B, E1/E2, truy hồi không lọc, tách tự động và website là tùy chọn, chỉ bắt đầu sau Gate 4.</w:t>
-            </w:r>
-          </w:p>
-        </w:tc>
-      </w:tr>
-      <w:tr>
-        <w:trPr>
-          <w:cantSplit w:val="1"/>
-          <w:tblHeader w:val="0"/>
-        </w:trPr>
-        <w:tc>
-          <w:tcPr>
-            <w:gridSpan w:val="2"/>
-            <w:tcBorders>
-              <w:top w:color="000000" w:space="0" w:sz="0" w:val="nil"/>
-              <w:bottom w:color="000000" w:space="0" w:sz="0" w:val="nil"/>
-            </w:tcBorders>
-            <w:tcMar>
-              <w:top w:w="0.0" w:type="dxa"/>
-              <w:left w:w="90.0" w:type="dxa"/>
-              <w:bottom w:w="0.0" w:type="dxa"/>
+                <w:rFonts w:ascii="Times New Roman" w:cs="Times New Roman" w:eastAsia="Times New Roman" w:hAnsi="Times New Roman"/>
+                <w:sz w:val="26"/>
+                <w:szCs w:val="26"/>
+                <w:rtl w:val="0"/>
+              </w:rPr>
+              <w:t xml:space="preserve">Kho nguồn, tập claim có nhãn và nguồn gốc truy vết, hướng dẫn gán nhãn có phiên bản; phân tích lỗi trên mẫu chọn trước.</w:t>
+            </w:r>
+          </w:p>
+        </w:tc>
+      </w:tr>
+      <w:tr>
+        <w:trPr>
+          <w:cantSplit w:val="0"/>
+          <w:tblHeader w:val="0"/>
+        </w:trPr>
+        <w:tc>
+          <w:tcPr>
+            <w:gridSpan w:val="2"/>
+            <w:tcBorders>
+              <w:top w:color="000000" w:space="0" w:sz="0" w:val="nil"/>
+              <w:bottom w:color="000000" w:space="0" w:sz="4" w:val="single"/>
+            </w:tcBorders>
+            <w:tcMar>
+              <w:top w:w="0.0" w:type="dxa"/>
+              <w:left w:w="90.0" w:type="dxa"/>
+              <w:bottom w:w="55.0" w:type="dxa"/>
               <w:right w:w="90.0" w:type="dxa"/>
             </w:tcMar>
           </w:tcPr>
@@ -4157,116 +2797,15 @@
                 <w:sz w:val="26"/>
                 <w:szCs w:val="26"/>
                 <w:rtl w:val="0"/>
-                <w:color w:val="C00000"/>
-              </w:rPr>
-              <w:t xml:space="preserve">Báo cáo thực nghiệm mô tả P thay đổi FAR và Recall Supported so với B1/B0 thế nào, gồm cả trường hợp không cải thiện hoặc đánh đổi. Kết luận chỉ áp dụng cho phát biểu đã tách thủ công, kho nguồn đã khóa và các họ đã chọn; không phải đánh giá end-to-end.</w:t>
-            </w:r>
-          </w:p>
-        </w:tc>
-      </w:tr>
-      <w:tr>
-        <w:trPr>
-          <w:cantSplit w:val="1"/>
-          <w:tblHeader w:val="0"/>
-        </w:trPr>
-        <w:tc>
-          <w:tcPr>
-            <w:gridSpan w:val="2"/>
-            <w:tcBorders>
-              <w:top w:color="000000" w:space="0" w:sz="0" w:val="nil"/>
-              <w:bottom w:color="000000" w:space="0" w:sz="0" w:val="nil"/>
-            </w:tcBorders>
-            <w:tcMar>
-              <w:top w:w="0.0" w:type="dxa"/>
-              <w:left w:w="90.0" w:type="dxa"/>
-              <w:bottom w:w="0.0" w:type="dxa"/>
-              <w:right w:w="90.0" w:type="dxa"/>
-            </w:tcMar>
-          </w:tcPr>
-          <w:p>
-            <w:pPr>
-              <w:numPr>
-                <w:ilvl w:val="0"/>
-                <w:numId w:val="3"/>
-              </w:numPr>
-              <w:spacing w:after="80" w:line="278.00000000000006" w:lineRule="auto"/>
-              <w:ind w:left="397" w:right="102" w:hanging="198"/>
-              <w:jc w:val="both"/>
-              <w:rPr>
-                <w:rFonts w:ascii="Times New Roman" w:cs="Times New Roman" w:eastAsia="Times New Roman" w:hAnsi="Times New Roman"/>
-                <w:sz w:val="26"/>
-                <w:szCs w:val="26"/>
-              </w:rPr>
-            </w:pPr>
-            <w:r>
-              <w:rPr>
-                <w:rFonts w:ascii="Times New Roman" w:cs="Times New Roman" w:eastAsia="Times New Roman" w:hAnsi="Times New Roman"/>
-                <w:sz w:val="26"/>
-                <w:szCs w:val="26"/>
-                <w:rtl w:val="0"/>
-                <w:color w:val="C00000"/>
-              </w:rPr>
-              <w:t xml:space="preserve">Website minh họa và chức năng tách tự động là tùy chọn sau MVP. Bàn giao tối thiểu chương trình dòng lệnh hoặc notebook tái lập được, trả nhãn, bằng chứng và lý do cho từng phát biểu; việc hoàn thành khóa luận không phụ thuộc tích hợp website copywriting.</w:t>
-            </w:r>
-          </w:p>
-        </w:tc>
-      </w:tr>
-      <w:tr>
-        <w:trPr>
-          <w:cantSplit w:val="1"/>
-          <w:tblHeader w:val="0"/>
-        </w:trPr>
-        <w:tc>
-          <w:tcPr>
-            <w:gridSpan w:val="2"/>
-            <w:tcBorders>
-              <w:top w:color="000000" w:space="0" w:sz="0" w:val="nil"/>
-              <w:bottom w:color="000000" w:space="0" w:sz="4" w:val="single"/>
-            </w:tcBorders>
-            <w:tcMar>
-              <w:top w:w="0.0" w:type="dxa"/>
-              <w:left w:w="90.0" w:type="dxa"/>
-              <w:bottom w:w="55.0" w:type="dxa"/>
-              <w:right w:w="90.0" w:type="dxa"/>
-            </w:tcMar>
-          </w:tcPr>
-          <w:p>
-            <w:pPr>
-              <w:keepLines w:val="1"/>
-              <w:numPr>
-                <w:ilvl w:val="0"/>
-                <w:numId w:val="7"/>
-              </w:numPr>
-              <w:spacing w:after="80" w:line="278.00000000000006" w:lineRule="auto"/>
-              <w:ind w:left="397" w:right="102" w:hanging="198"/>
-              <w:jc w:val="both"/>
-              <w:rPr>
-                <w:rFonts w:ascii="Times New Roman" w:cs="Times New Roman" w:eastAsia="Times New Roman" w:hAnsi="Times New Roman"/>
-                <w:sz w:val="26"/>
-                <w:szCs w:val="26"/>
-              </w:rPr>
-            </w:pPr>
-            <w:r>
-              <w:rPr>
-                <w:rFonts w:ascii="Times New Roman" w:cs="Times New Roman" w:eastAsia="Times New Roman" w:hAnsi="Times New Roman"/>
-                <w:color w:val="c00000"/>
-                <w:sz w:val="26"/>
-                <w:szCs w:val="26"/>
-                <w:rtl w:val="0"/>
-              </w:rPr>
-              <w:t xml:space="preserve">Bàn giao mã nguồn, dữ liệu được phép chia sẻ hoặc liên kết và trích đoạn cần thiết, cấu hình, hướng dẫn gán nhãn và hướng dẫn chạy lại. Mỗi lần chạy lưu phiên bản mô hình, prompt, mã nguồn, mã băm dữ liệu và dự đoán gốc; mã băm dùng để nhận biết dữ liệu có bị thay đổi.</w:t>
-            </w:r>
-            <w:r>
-              <w:rPr>
-                <w:rtl w:val="0"/>
-              </w:rPr>
-            </w:r>
-          </w:p>
-        </w:tc>
-      </w:tr>
-      <w:tr>
-        <w:trPr>
-          <w:cantSplit w:val="1"/>
+              </w:rPr>
+              <w:t xml:space="preserve">Luận văn, slide và gói tái lập (chương trình dòng lệnh trả nhãn, bằng chứng, lý do, dấu vết cho từng claim).</w:t>
+            </w:r>
+          </w:p>
+        </w:tc>
+      </w:tr>
+      <w:tr>
+        <w:trPr>
+          <w:cantSplit w:val="0"/>
           <w:tblHeader w:val="0"/>
         </w:trPr>
         <w:tc>
@@ -4285,6 +2824,7 @@
           </w:tcPr>
           <w:p>
             <w:pPr>
+              <w:keepNext w:val="1"/>
               <w:keepLines w:val="1"/>
               <w:spacing w:after="80" w:before="160" w:line="278.00000000000006" w:lineRule="auto"/>
               <w:ind w:right="102"/>
@@ -4298,210 +2838,29 @@
             <w:r>
               <w:rPr>
                 <w:rFonts w:ascii="Times New Roman" w:cs="Times New Roman" w:eastAsia="Times New Roman" w:hAnsi="Times New Roman"/>
-                <w:sz w:val="26"/>
-                <w:szCs w:val="26"/>
-                <w:rtl w:val="0"/>
-                <w:color w:val="C00000"/>
-              </w:rPr>
-              <w:t xml:space="preserve">Kế hoạch thực hiện (DỰ THẢO — cần GVHD xác nhận): Một sinh viên thực hiện toàn bộ; lịch xây cho hai mức 12 giờ/tuần (cam kết MVP) và 20 giờ/tuần (có thể làm mục tiêu 180 và phần tùy chọn). Hạn nộp khóa luận HK1 2026–2027 chưa được Khoa công bố tại thời điểm soạn; kế hoạch lấy mốc 31/12/2026 theo thời gian thực hiện đã đăng ký và sẽ dời theo thông báo chính thức. </w:t>
-            </w:r>
-          </w:p>
-          <w:p>
-            <w:pPr>
-              <w:keepNext w:val="1"/>
-              <w:keepLines w:val="1"/>
-              <w:numPr>
-                <w:ilvl w:val="0"/>
-                <w:numId w:val="10"/>
-              </w:numPr>
-              <w:spacing w:after="80" w:before="160" w:line="278.00000000000006" w:lineRule="auto"/>
-              <w:ind w:left="397" w:right="102" w:hanging="198"/>
-              <w:jc w:val="both"/>
-              <w:rPr>
-                <w:rFonts w:ascii="Times New Roman" w:cs="Times New Roman" w:eastAsia="Times New Roman" w:hAnsi="Times New Roman"/>
-                <w:b w:val="1"/>
-                <w:bCs w:val="1"/>
-                <w:sz w:val="26"/>
-                <w:szCs w:val="26"/>
-              </w:rPr>
-            </w:pPr>
-            <w:r>
-              <w:rPr>
-                <w:rFonts w:ascii="Times New Roman" w:cs="Times New Roman" w:eastAsia="Times New Roman" w:hAnsi="Times New Roman"/>
-                <w:b w:val="1"/>
-                <w:bCs w:val="1"/>
-                <w:sz w:val="26"/>
-                <w:szCs w:val="26"/>
-                <w:rtl w:val="0"/>
-                <w:color w:val="C00000"/>
-              </w:rPr>
-              <w:t xml:space="preserve">Tháng 09/2026 (15–30/09): khảo sát [1]–[6], thiết kế dữ liệu và hướng dẫn nhãn sơ bộ.</w:t>
-            </w:r>
-          </w:p>
-        </w:tc>
-      </w:tr>
-      <w:tr>
-        <w:trPr>
-          <w:cantSplit w:val="1"/>
-          <w:tblHeader w:val="0"/>
-        </w:trPr>
-        <w:tc>
-          <w:tcPr>
-            <w:gridSpan w:val="2"/>
-            <w:tcBorders>
-              <w:top w:color="000000" w:space="0" w:sz="0" w:val="nil"/>
-              <w:bottom w:color="000000" w:space="0" w:sz="0" w:val="nil"/>
-            </w:tcBorders>
-            <w:tcMar>
-              <w:top w:w="0.0" w:type="dxa"/>
-              <w:left w:w="90.0" w:type="dxa"/>
-              <w:bottom w:w="0.0" w:type="dxa"/>
-              <w:right w:w="90.0" w:type="dxa"/>
-            </w:tcMar>
-          </w:tcPr>
-          <w:p>
-            <w:pPr>
-              <w:numPr>
-                <w:ilvl w:val="0"/>
-                <w:numId w:val="8"/>
-              </w:numPr>
-              <w:spacing w:after="80" w:line="278.00000000000006" w:lineRule="auto"/>
-              <w:ind w:left="794" w:right="102" w:hanging="197.99999999999997"/>
-              <w:jc w:val="both"/>
-              <w:rPr>
-                <w:rFonts w:ascii="Times New Roman" w:cs="Times New Roman" w:eastAsia="Times New Roman" w:hAnsi="Times New Roman"/>
-                <w:sz w:val="26"/>
-                <w:szCs w:val="26"/>
-              </w:rPr>
-            </w:pPr>
-            <w:r>
-              <w:rPr>
-                <w:rFonts w:ascii="Times New Roman" w:cs="Times New Roman" w:eastAsia="Times New Roman" w:hAnsi="Times New Roman"/>
-                <w:sz w:val="26"/>
-                <w:szCs w:val="26"/>
-                <w:rtl w:val="0"/>
-              </w:rPr>
-              <w:t xml:space="preserve">Xây dựng tiêu chí chọn nguồn, cấu trúc lưu dữ liệu và hướng dẫn gán nhãn</w:t>
-            </w:r>
-            <w:r>
-              <w:rPr>
-                <w:rFonts w:ascii="Times New Roman" w:cs="Times New Roman" w:eastAsia="Times New Roman" w:hAnsi="Times New Roman"/>
-                <w:color w:val="c00000"/>
-                <w:sz w:val="26"/>
-                <w:szCs w:val="26"/>
-                <w:rtl w:val="0"/>
-              </w:rPr>
-              <w:t xml:space="preserve">; đầu ra là mẫu hồ sơ nguồn, phát biểu và bằng chứng chuẩn</w:t>
-            </w:r>
-            <w:r>
-              <w:rPr>
-                <w:rFonts w:ascii="Times New Roman" w:cs="Times New Roman" w:eastAsia="Times New Roman" w:hAnsi="Times New Roman"/>
-                <w:sz w:val="26"/>
-                <w:szCs w:val="26"/>
-                <w:rtl w:val="0"/>
-              </w:rPr>
-              <w:t xml:space="preserve">.</w:t>
-            </w:r>
-          </w:p>
-        </w:tc>
-      </w:tr>
-      <w:tr>
-        <w:trPr>
-          <w:cantSplit w:val="1"/>
-          <w:tblHeader w:val="0"/>
-        </w:trPr>
-        <w:tc>
-          <w:tcPr>
-            <w:gridSpan w:val="2"/>
-            <w:tcBorders>
-              <w:top w:color="000000" w:space="0" w:sz="0" w:val="nil"/>
-              <w:bottom w:color="000000" w:space="0" w:sz="0" w:val="nil"/>
-            </w:tcBorders>
-            <w:tcMar>
-              <w:top w:w="0.0" w:type="dxa"/>
-              <w:left w:w="90.0" w:type="dxa"/>
-              <w:bottom w:w="0.0" w:type="dxa"/>
-              <w:right w:w="90.0" w:type="dxa"/>
-            </w:tcMar>
-          </w:tcPr>
-          <w:p>
-            <w:pPr>
-              <w:numPr>
-                <w:ilvl w:val="0"/>
-                <w:numId w:val="8"/>
-              </w:numPr>
-              <w:spacing w:after="80" w:line="278.00000000000006" w:lineRule="auto"/>
-              <w:ind w:left="794" w:right="102" w:hanging="197.99999999999997"/>
-              <w:jc w:val="both"/>
-              <w:rPr>
-                <w:rFonts w:ascii="Times New Roman" w:cs="Times New Roman" w:eastAsia="Times New Roman" w:hAnsi="Times New Roman"/>
-                <w:sz w:val="26"/>
-                <w:szCs w:val="26"/>
-              </w:rPr>
-            </w:pPr>
-            <w:r>
-              <w:rPr>
-                <w:rFonts w:ascii="Times New Roman" w:cs="Times New Roman" w:eastAsia="Times New Roman" w:hAnsi="Times New Roman"/>
-                <w:sz w:val="26"/>
-                <w:szCs w:val="26"/>
-                <w:rtl w:val="0"/>
-                <w:color w:val="C00000"/>
-              </w:rPr>
-              <w:t xml:space="preserve">Sau 30/09 (ghi riêng, không tính là kết quả tháng 9): EX-01–20 được kiểm lại nguồn và chụp ngày 08/10; EX-21–23 là ca xung đột giả lập do AI soạn để kiểm thử; đặc tả A–B–C, hướng dẫn nhãn v1, mẫu log và 27 kiểm thử đơn vị được soạn với AI hỗ trợ. Nguồn gốc sinh của 20 câu cũ chưa xác định nên không dùng làm dữ liệu LLM.</w:t>
-            </w:r>
-          </w:p>
-        </w:tc>
-      </w:tr>
-      <w:tr>
-        <w:trPr>
-          <w:cantSplit w:val="1"/>
-          <w:tblHeader w:val="0"/>
-        </w:trPr>
-        <w:tc>
-          <w:tcPr>
-            <w:gridSpan w:val="2"/>
-            <w:tcBorders>
-              <w:top w:color="000000" w:space="0" w:sz="0" w:val="nil"/>
-              <w:bottom w:color="000000" w:space="0" w:sz="0" w:val="nil"/>
-            </w:tcBorders>
-            <w:tcMar>
-              <w:top w:w="0.0" w:type="dxa"/>
-              <w:left w:w="90.0" w:type="dxa"/>
-              <w:bottom w:w="0.0" w:type="dxa"/>
-              <w:right w:w="90.0" w:type="dxa"/>
-            </w:tcMar>
-          </w:tcPr>
-          <w:p>
-            <w:pPr>
-              <w:numPr>
-                <w:ilvl w:val="0"/>
-                <w:numId w:val="8"/>
-              </w:numPr>
-              <w:spacing w:after="80" w:line="278.00000000000006" w:lineRule="auto"/>
-              <w:ind w:left="794" w:right="102" w:hanging="197.99999999999997"/>
-              <w:jc w:val="both"/>
-              <w:rPr>
-                <w:rFonts w:ascii="Times New Roman" w:cs="Times New Roman" w:eastAsia="Times New Roman" w:hAnsi="Times New Roman"/>
-                <w:sz w:val="26"/>
-                <w:szCs w:val="26"/>
-              </w:rPr>
-            </w:pPr>
-            <w:r>
-              <w:rPr>
-                <w:rFonts w:ascii="Times New Roman" w:cs="Times New Roman" w:eastAsia="Times New Roman" w:hAnsi="Times New Roman"/>
-                <w:sz w:val="26"/>
-                <w:szCs w:val="26"/>
-                <w:rtl w:val="0"/>
-                <w:color w:val="C00000"/>
-              </w:rPr>
-              <w:t xml:space="preserve">Chưa có log chạy LLM đến 30/09. Hướng đã chọn: Llama qua API của một nhà cung cấp [SINH VIÊN ĐIỀN: tên nhà cung cấp, mã mô hình, ngân sách tối đa]; máy cá nhân chỉ chạy BM25 và Python.</w:t>
-            </w:r>
-          </w:p>
-        </w:tc>
-      </w:tr>
-      <w:tr>
-        <w:trPr>
-          <w:cantSplit w:val="1"/>
+                <w:b w:val="1"/>
+                <w:bCs w:val="1"/>
+                <w:sz w:val="26"/>
+                <w:szCs w:val="26"/>
+                <w:rtl w:val="0"/>
+              </w:rPr>
+              <w:t xml:space="preserve">Kế hoạch thực hiện:</w:t>
+            </w:r>
+            <w:r>
+              <w:rPr>
+                <w:rFonts w:ascii="Times New Roman" w:cs="Times New Roman" w:eastAsia="Times New Roman" w:hAnsi="Times New Roman"/>
+                <w:sz w:val="26"/>
+                <w:szCs w:val="26"/>
+                <w:rtl w:val="0"/>
+              </w:rPr>
+              <w:t xml:space="preserve"> một sinh viên thực hiện; các giai đoạn nối tiếp, giai đoạn sau chỉ bắt đầu khi giai đoạn trước đạt mốc kiểm tra. Ước lượng ≈ 222–350 giờ (≈ 19–29 giờ/tuần). Danh sách 52 bước chi tiết ở sổ tay thực hiện kèm theo.</w:t>
+            </w:r>
+          </w:p>
+        </w:tc>
+      </w:tr>
+      <w:tr>
+        <w:trPr>
+          <w:cantSplit w:val="0"/>
           <w:tblHeader w:val="0"/>
         </w:trPr>
         <w:tc>
@@ -4545,11 +2904,31 @@
                 <w:sz w:val="26"/>
                 <w:szCs w:val="26"/>
                 <w:rtl w:val="0"/>
-                <w:color w:val="C00000"/>
-              </w:rPr>
-              <w:t xml:space="preserve">Gate 1 (08–31/10): môi trường và lô 0 </w:t>
-            </w:r>
-          </w:p>
+              </w:rPr>
+              <w:t xml:space="preserve">GĐ1 (09/10–18/10) — Khởi động và chốt tính mới</w:t>
+            </w:r>
+          </w:p>
+        </w:tc>
+      </w:tr>
+      <w:tr>
+        <w:trPr>
+          <w:cantSplit w:val="0"/>
+          <w:tblHeader w:val="0"/>
+        </w:trPr>
+        <w:tc>
+          <w:tcPr>
+            <w:gridSpan w:val="2"/>
+            <w:tcBorders>
+              <w:top w:color="000000" w:space="0" w:sz="0" w:val="nil"/>
+              <w:bottom w:color="000000" w:space="0" w:sz="0" w:val="nil"/>
+            </w:tcBorders>
+            <w:tcMar>
+              <w:top w:w="0.0" w:type="dxa"/>
+              <w:left w:w="90.0" w:type="dxa"/>
+              <w:bottom w:w="0.0" w:type="dxa"/>
+              <w:right w:w="90.0" w:type="dxa"/>
+            </w:tcMar>
+          </w:tcPr>
           <w:p>
             <w:pPr>
               <w:numPr>
@@ -4571,16 +2950,67 @@
                 <w:sz w:val="26"/>
                 <w:szCs w:val="26"/>
                 <w:rtl w:val="0"/>
-                <w:color w:val="C00000"/>
-              </w:rPr>
-              <w:t xml:space="preserve">Thu hồi khóa API cũ, tạo khóa mới; chọn nhà cung cấp và mô hình Llama; thử trích xuất JSON trên 5 ví dụ. Soạn prompt sinh quảng cáo có log và chạy lô 0: 2 họ dev × 5 quảng cáo ordinary_llm.</w:t>
-            </w:r>
-          </w:p>
-        </w:tc>
-      </w:tr>
-      <w:tr>
-        <w:trPr>
-          <w:cantSplit w:val="1"/>
+              </w:rPr>
+              <w:t xml:space="preserve">Đọc toàn văn các bài gần nhất, lập bảng đối chiếu, xác nhận điểm mới của SAV; chốt định nghĩa σ và câu hỏi nghiên cứu với GVHD.</w:t>
+            </w:r>
+          </w:p>
+        </w:tc>
+      </w:tr>
+      <w:tr>
+        <w:trPr>
+          <w:cantSplit w:val="0"/>
+          <w:tblHeader w:val="0"/>
+        </w:trPr>
+        <w:tc>
+          <w:tcPr>
+            <w:gridSpan w:val="2"/>
+            <w:tcBorders>
+              <w:top w:color="000000" w:space="0" w:sz="0" w:val="nil"/>
+              <w:bottom w:color="000000" w:space="0" w:sz="0" w:val="nil"/>
+            </w:tcBorders>
+            <w:tcMar>
+              <w:top w:w="0.0" w:type="dxa"/>
+              <w:left w:w="90.0" w:type="dxa"/>
+              <w:bottom w:w="0.0" w:type="dxa"/>
+              <w:right w:w="90.0" w:type="dxa"/>
+            </w:tcMar>
+          </w:tcPr>
+          <w:p>
+            <w:pPr>
+              <w:keepNext w:val="1"/>
+              <w:keepLines w:val="1"/>
+              <w:numPr>
+                <w:ilvl w:val="0"/>
+                <w:numId w:val="6"/>
+              </w:numPr>
+              <w:spacing w:after="80" w:before="160" w:line="278.00000000000006" w:lineRule="auto"/>
+              <w:ind w:left="397" w:right="102" w:hanging="198"/>
+              <w:jc w:val="both"/>
+              <w:rPr>
+                <w:rFonts w:ascii="Times New Roman" w:cs="Times New Roman" w:eastAsia="Times New Roman" w:hAnsi="Times New Roman"/>
+                <w:b w:val="1"/>
+                <w:bCs w:val="1"/>
+                <w:sz w:val="26"/>
+                <w:szCs w:val="26"/>
+              </w:rPr>
+            </w:pPr>
+            <w:r>
+              <w:rPr>
+                <w:rFonts w:ascii="Times New Roman" w:cs="Times New Roman" w:eastAsia="Times New Roman" w:hAnsi="Times New Roman"/>
+                <w:b w:val="1"/>
+                <w:bCs w:val="1"/>
+                <w:sz w:val="26"/>
+                <w:szCs w:val="26"/>
+                <w:rtl w:val="0"/>
+              </w:rPr>
+              <w:t xml:space="preserve">GĐ2 (19/10–22/10) — Môi trường</w:t>
+            </w:r>
+          </w:p>
+        </w:tc>
+      </w:tr>
+      <w:tr>
+        <w:trPr>
+          <w:cantSplit w:val="0"/>
           <w:tblHeader w:val="0"/>
         </w:trPr>
         <w:tc>
@@ -4618,16 +3048,67 @@
                 <w:sz w:val="26"/>
                 <w:szCs w:val="26"/>
                 <w:rtl w:val="0"/>
-                <w:color w:val="C00000"/>
-              </w:rPr>
-              <w:t xml:space="preserve">Tách và gán nhãn thủ công các phát biểu của lô 0, bấm giờ từng phát biểu để đo năng suất thật; lưu nguồn, snapshot, mã đoạn và search_log cho NEI. Chốt với GVHD các quyết định D1–D12 (inherit_headline, nguồn Moldova, hãng ngoài Apple, nhà cung cấp, quy mô).</w:t>
-            </w:r>
-          </w:p>
-        </w:tc>
-      </w:tr>
-      <w:tr>
-        <w:trPr>
-          <w:cantSplit w:val="1"/>
+              </w:rPr>
+              <w:t xml:space="preserve">Cài môi trường, chọn mô hình LLM, chạy thử trên ví dụ có sẵn.</w:t>
+            </w:r>
+          </w:p>
+        </w:tc>
+      </w:tr>
+      <w:tr>
+        <w:trPr>
+          <w:cantSplit w:val="0"/>
+          <w:tblHeader w:val="0"/>
+        </w:trPr>
+        <w:tc>
+          <w:tcPr>
+            <w:gridSpan w:val="2"/>
+            <w:tcBorders>
+              <w:top w:color="000000" w:space="0" w:sz="0" w:val="nil"/>
+              <w:bottom w:color="000000" w:space="0" w:sz="0" w:val="nil"/>
+            </w:tcBorders>
+            <w:tcMar>
+              <w:top w:w="0.0" w:type="dxa"/>
+              <w:left w:w="90.0" w:type="dxa"/>
+              <w:bottom w:w="0.0" w:type="dxa"/>
+              <w:right w:w="90.0" w:type="dxa"/>
+            </w:tcMar>
+          </w:tcPr>
+          <w:p>
+            <w:pPr>
+              <w:keepNext w:val="1"/>
+              <w:keepLines w:val="1"/>
+              <w:numPr>
+                <w:ilvl w:val="0"/>
+                <w:numId w:val="6"/>
+              </w:numPr>
+              <w:spacing w:after="80" w:before="160" w:line="278.00000000000006" w:lineRule="auto"/>
+              <w:ind w:left="397" w:right="102" w:hanging="198"/>
+              <w:jc w:val="both"/>
+              <w:rPr>
+                <w:rFonts w:ascii="Times New Roman" w:cs="Times New Roman" w:eastAsia="Times New Roman" w:hAnsi="Times New Roman"/>
+                <w:b w:val="1"/>
+                <w:bCs w:val="1"/>
+                <w:sz w:val="26"/>
+                <w:szCs w:val="26"/>
+              </w:rPr>
+            </w:pPr>
+            <w:r>
+              <w:rPr>
+                <w:rFonts w:ascii="Times New Roman" w:cs="Times New Roman" w:eastAsia="Times New Roman" w:hAnsi="Times New Roman"/>
+                <w:b w:val="1"/>
+                <w:bCs w:val="1"/>
+                <w:sz w:val="26"/>
+                <w:szCs w:val="26"/>
+                <w:rtl w:val="0"/>
+              </w:rPr>
+              <w:t xml:space="preserve">GĐ3 (23/10–01/11) — Nguồn cho 2 họ pilot</w:t>
+            </w:r>
+          </w:p>
+        </w:tc>
+      </w:tr>
+      <w:tr>
+        <w:trPr>
+          <w:cantSplit w:val="0"/>
           <w:tblHeader w:val="0"/>
         </w:trPr>
         <w:tc>
@@ -4665,16 +3146,67 @@
                 <w:sz w:val="26"/>
                 <w:szCs w:val="26"/>
                 <w:rtl w:val="0"/>
-                <w:color w:val="C00000"/>
-              </w:rPr>
-              <w:t xml:space="preserve">Khóa hướng dẫn nhãn v1 (mã băm) trên ca dev; mời người gán thứ hai trước 20/10. Ca xung đột giả lập chỉ dùng kiểm thử.</w:t>
-            </w:r>
-          </w:p>
-        </w:tc>
-      </w:tr>
-      <w:tr>
-        <w:trPr>
-          <w:cantSplit w:val="1"/>
+              </w:rPr>
+              <w:t xml:space="preserve">Thu tài liệu chính thức, snapshot, trích văn bản, chia đoạn, kiểm độ phủ.</w:t>
+            </w:r>
+          </w:p>
+        </w:tc>
+      </w:tr>
+      <w:tr>
+        <w:trPr>
+          <w:cantSplit w:val="0"/>
+          <w:tblHeader w:val="0"/>
+        </w:trPr>
+        <w:tc>
+          <w:tcPr>
+            <w:gridSpan w:val="2"/>
+            <w:tcBorders>
+              <w:top w:color="000000" w:space="0" w:sz="0" w:val="nil"/>
+              <w:bottom w:color="000000" w:space="0" w:sz="0" w:val="nil"/>
+            </w:tcBorders>
+            <w:tcMar>
+              <w:top w:w="0.0" w:type="dxa"/>
+              <w:left w:w="90.0" w:type="dxa"/>
+              <w:bottom w:w="0.0" w:type="dxa"/>
+              <w:right w:w="90.0" w:type="dxa"/>
+            </w:tcMar>
+          </w:tcPr>
+          <w:p>
+            <w:pPr>
+              <w:keepNext w:val="1"/>
+              <w:keepLines w:val="1"/>
+              <w:numPr>
+                <w:ilvl w:val="0"/>
+                <w:numId w:val="6"/>
+              </w:numPr>
+              <w:spacing w:after="80" w:before="160" w:line="278.00000000000006" w:lineRule="auto"/>
+              <w:ind w:left="397" w:right="102" w:hanging="198"/>
+              <w:jc w:val="both"/>
+              <w:rPr>
+                <w:rFonts w:ascii="Times New Roman" w:cs="Times New Roman" w:eastAsia="Times New Roman" w:hAnsi="Times New Roman"/>
+                <w:b w:val="1"/>
+                <w:bCs w:val="1"/>
+                <w:sz w:val="26"/>
+                <w:szCs w:val="26"/>
+              </w:rPr>
+            </w:pPr>
+            <w:r>
+              <w:rPr>
+                <w:rFonts w:ascii="Times New Roman" w:cs="Times New Roman" w:eastAsia="Times New Roman" w:hAnsi="Times New Roman"/>
+                <w:b w:val="1"/>
+                <w:bCs w:val="1"/>
+                <w:sz w:val="26"/>
+                <w:szCs w:val="26"/>
+                <w:rtl w:val="0"/>
+              </w:rPr>
+              <w:t xml:space="preserve">GĐ4 (02/11–09/11) — Dữ liệu pilot</w:t>
+            </w:r>
+          </w:p>
+        </w:tc>
+      </w:tr>
+      <w:tr>
+        <w:trPr>
+          <w:cantSplit w:val="0"/>
           <w:tblHeader w:val="0"/>
         </w:trPr>
         <w:tc>
@@ -4712,16 +3244,67 @@
                 <w:sz w:val="26"/>
                 <w:szCs w:val="26"/>
                 <w:rtl w:val="0"/>
-                <w:color w:val="C00000"/>
-              </w:rPr>
-              <w:t xml:space="preserve">Đầu ra Gate 1 (31/10): log lô 0 (quảng cáo thô, prompt, mô hình), số phát biểu kiểm chứng được mỗi quảng cáo, phút gán nhãn/phát biểu, hướng dẫn nhãn v1, tình trạng người thứ hai, biên bản quyết định với GVHD. Nếu chưa có API chạy được đến 24/10: báo GVHD ngay, dùng nhà cung cấp dự phòng.</w:t>
-            </w:r>
-          </w:p>
-        </w:tc>
-      </w:tr>
-      <w:tr>
-        <w:trPr>
-          <w:cantSplit w:val="1"/>
+              </w:rPr>
+              <w:t xml:space="preserve">Sinh quảng cáo, tách claim, tạo biến thể cặp tối thiểu, gán nhãn và đo thời gian gán.</w:t>
+            </w:r>
+          </w:p>
+        </w:tc>
+      </w:tr>
+      <w:tr>
+        <w:trPr>
+          <w:cantSplit w:val="0"/>
+          <w:tblHeader w:val="0"/>
+        </w:trPr>
+        <w:tc>
+          <w:tcPr>
+            <w:gridSpan w:val="2"/>
+            <w:tcBorders>
+              <w:top w:color="000000" w:space="0" w:sz="0" w:val="nil"/>
+              <w:bottom w:color="000000" w:space="0" w:sz="0" w:val="nil"/>
+            </w:tcBorders>
+            <w:tcMar>
+              <w:top w:w="0.0" w:type="dxa"/>
+              <w:left w:w="90.0" w:type="dxa"/>
+              <w:bottom w:w="0.0" w:type="dxa"/>
+              <w:right w:w="90.0" w:type="dxa"/>
+            </w:tcMar>
+          </w:tcPr>
+          <w:p>
+            <w:pPr>
+              <w:keepNext w:val="1"/>
+              <w:keepLines w:val="1"/>
+              <w:numPr>
+                <w:ilvl w:val="0"/>
+                <w:numId w:val="6"/>
+              </w:numPr>
+              <w:spacing w:after="80" w:before="160" w:line="278.00000000000006" w:lineRule="auto"/>
+              <w:ind w:left="397" w:right="102" w:hanging="198"/>
+              <w:jc w:val="both"/>
+              <w:rPr>
+                <w:rFonts w:ascii="Times New Roman" w:cs="Times New Roman" w:eastAsia="Times New Roman" w:hAnsi="Times New Roman"/>
+                <w:b w:val="1"/>
+                <w:bCs w:val="1"/>
+                <w:sz w:val="26"/>
+                <w:szCs w:val="26"/>
+              </w:rPr>
+            </w:pPr>
+            <w:r>
+              <w:rPr>
+                <w:rFonts w:ascii="Times New Roman" w:cs="Times New Roman" w:eastAsia="Times New Roman" w:hAnsi="Times New Roman"/>
+                <w:b w:val="1"/>
+                <w:bCs w:val="1"/>
+                <w:sz w:val="26"/>
+                <w:szCs w:val="26"/>
+                <w:rtl w:val="0"/>
+              </w:rPr>
+              <w:t xml:space="preserve">GĐ5 (10/11–23/11) — Pipeline trên dev và pilot</w:t>
+            </w:r>
+          </w:p>
+        </w:tc>
+      </w:tr>
+      <w:tr>
+        <w:trPr>
+          <w:cantSplit w:val="0"/>
           <w:tblHeader w:val="0"/>
         </w:trPr>
         <w:tc>
@@ -4759,11 +3342,83 @@
                 <w:sz w:val="26"/>
                 <w:szCs w:val="26"/>
                 <w:rtl w:val="0"/>
-                <w:color w:val="C00000"/>
-              </w:rPr>
-              <w:t xml:space="preserve">Gate 2 (01–14/11): pilot và chương trình tối thiểu </w:t>
-            </w:r>
-          </w:p>
+              </w:rPr>
+              <w:t xml:space="preserve">Cài BM25, trích xuất σ, SAV, B0/B1, kiểm rò nhãn, runner; chạy pilot; chốt quy mô.</w:t>
+            </w:r>
+          </w:p>
+        </w:tc>
+      </w:tr>
+      <w:tr>
+        <w:trPr>
+          <w:cantSplit w:val="0"/>
+          <w:tblHeader w:val="0"/>
+        </w:trPr>
+        <w:tc>
+          <w:tcPr>
+            <w:gridSpan w:val="2"/>
+            <w:tcBorders>
+              <w:top w:color="000000" w:space="0" w:sz="0" w:val="nil"/>
+              <w:bottom w:color="000000" w:space="0" w:sz="0" w:val="nil"/>
+            </w:tcBorders>
+            <w:tcMar>
+              <w:top w:w="0.0" w:type="dxa"/>
+              <w:left w:w="90.0" w:type="dxa"/>
+              <w:bottom w:w="0.0" w:type="dxa"/>
+              <w:right w:w="90.0" w:type="dxa"/>
+            </w:tcMar>
+          </w:tcPr>
+          <w:p>
+            <w:pPr>
+              <w:keepNext w:val="1"/>
+              <w:keepLines w:val="1"/>
+              <w:numPr>
+                <w:ilvl w:val="0"/>
+                <w:numId w:val="6"/>
+              </w:numPr>
+              <w:spacing w:after="80" w:before="160" w:line="278.00000000000006" w:lineRule="auto"/>
+              <w:ind w:left="397" w:right="102" w:hanging="198"/>
+              <w:jc w:val="both"/>
+              <w:rPr>
+                <w:rFonts w:ascii="Times New Roman" w:cs="Times New Roman" w:eastAsia="Times New Roman" w:hAnsi="Times New Roman"/>
+                <w:b w:val="1"/>
+                <w:bCs w:val="1"/>
+                <w:sz w:val="26"/>
+                <w:szCs w:val="26"/>
+              </w:rPr>
+            </w:pPr>
+            <w:r>
+              <w:rPr>
+                <w:rFonts w:ascii="Times New Roman" w:cs="Times New Roman" w:eastAsia="Times New Roman" w:hAnsi="Times New Roman"/>
+                <w:b w:val="1"/>
+                <w:bCs w:val="1"/>
+                <w:sz w:val="26"/>
+                <w:szCs w:val="26"/>
+                <w:rtl w:val="0"/>
+              </w:rPr>
+              <w:t xml:space="preserve">GĐ6 (24/11–07/12) — Dữ liệu đủ quy mô</w:t>
+            </w:r>
+          </w:p>
+        </w:tc>
+      </w:tr>
+      <w:tr>
+        <w:trPr>
+          <w:cantSplit w:val="0"/>
+          <w:tblHeader w:val="0"/>
+        </w:trPr>
+        <w:tc>
+          <w:tcPr>
+            <w:gridSpan w:val="2"/>
+            <w:tcBorders>
+              <w:top w:color="000000" w:space="0" w:sz="0" w:val="nil"/>
+              <w:bottom w:color="000000" w:space="0" w:sz="0" w:val="nil"/>
+            </w:tcBorders>
+            <w:tcMar>
+              <w:top w:w="0.0" w:type="dxa"/>
+              <w:left w:w="90.0" w:type="dxa"/>
+              <w:bottom w:w="0.0" w:type="dxa"/>
+              <w:right w:w="90.0" w:type="dxa"/>
+            </w:tcMar>
+          </w:tcPr>
           <w:p>
             <w:pPr>
               <w:numPr>
@@ -4785,16 +3440,67 @@
                 <w:sz w:val="26"/>
                 <w:szCs w:val="26"/>
                 <w:rtl w:val="0"/>
-                <w:color w:val="C00000"/>
-              </w:rPr>
-              <w:t xml:space="preserve">Pilot đúng 6 họ dev, 45–60 phát biểu. Chia đoạn, BM25 lọc sản phẩm, thử k = 3, 5, 8, báo recall@k, N và k_eff theo họ.</w:t>
-            </w:r>
-          </w:p>
-        </w:tc>
-      </w:tr>
-      <w:tr>
-        <w:trPr>
-          <w:cantSplit w:val="1"/>
+              </w:rPr>
+              <w:t xml:space="preserve">Mở rộng nguồn, claim, biến thể, nhãn cho mọi họ; kiểm độ tin cậy nhãn.</w:t>
+            </w:r>
+          </w:p>
+        </w:tc>
+      </w:tr>
+      <w:tr>
+        <w:trPr>
+          <w:cantSplit w:val="0"/>
+          <w:tblHeader w:val="0"/>
+        </w:trPr>
+        <w:tc>
+          <w:tcPr>
+            <w:gridSpan w:val="2"/>
+            <w:tcBorders>
+              <w:top w:color="000000" w:space="0" w:sz="0" w:val="nil"/>
+              <w:bottom w:color="000000" w:space="0" w:sz="0" w:val="nil"/>
+            </w:tcBorders>
+            <w:tcMar>
+              <w:top w:w="0.0" w:type="dxa"/>
+              <w:left w:w="90.0" w:type="dxa"/>
+              <w:bottom w:w="0.0" w:type="dxa"/>
+              <w:right w:w="90.0" w:type="dxa"/>
+            </w:tcMar>
+          </w:tcPr>
+          <w:p>
+            <w:pPr>
+              <w:keepNext w:val="1"/>
+              <w:keepLines w:val="1"/>
+              <w:numPr>
+                <w:ilvl w:val="0"/>
+                <w:numId w:val="6"/>
+              </w:numPr>
+              <w:spacing w:after="80" w:before="160" w:line="278.00000000000006" w:lineRule="auto"/>
+              <w:ind w:left="397" w:right="102" w:hanging="198"/>
+              <w:jc w:val="both"/>
+              <w:rPr>
+                <w:rFonts w:ascii="Times New Roman" w:cs="Times New Roman" w:eastAsia="Times New Roman" w:hAnsi="Times New Roman"/>
+                <w:b w:val="1"/>
+                <w:bCs w:val="1"/>
+                <w:sz w:val="26"/>
+                <w:szCs w:val="26"/>
+              </w:rPr>
+            </w:pPr>
+            <w:r>
+              <w:rPr>
+                <w:rFonts w:ascii="Times New Roman" w:cs="Times New Roman" w:eastAsia="Times New Roman" w:hAnsi="Times New Roman"/>
+                <w:b w:val="1"/>
+                <w:bCs w:val="1"/>
+                <w:sz w:val="26"/>
+                <w:szCs w:val="26"/>
+                <w:rtl w:val="0"/>
+              </w:rPr>
+              <w:t xml:space="preserve">GĐ7 (08/12–11/12) — Chia tập và khóa</w:t>
+            </w:r>
+          </w:p>
+        </w:tc>
+      </w:tr>
+      <w:tr>
+        <w:trPr>
+          <w:cantSplit w:val="0"/>
           <w:tblHeader w:val="0"/>
         </w:trPr>
         <w:tc>
@@ -4832,16 +3538,67 @@
                 <w:sz w:val="26"/>
                 <w:szCs w:val="26"/>
                 <w:rtl w:val="0"/>
-                <w:color w:val="C00000"/>
-              </w:rPr>
-              <w:t xml:space="preserve">Chạy được B0 và P tối thiểu: phát biểu → bằng chứng → JSON → nhãn và dấu vết; lỗi kỹ thuật ghi riêng, không đổi thành NEI.</w:t>
-            </w:r>
-          </w:p>
-        </w:tc>
-      </w:tr>
-      <w:tr>
-        <w:trPr>
-          <w:cantSplit w:val="1"/>
+              </w:rPr>
+              <w:t xml:space="preserve">Chia theo họ, viết hồ sơ chuẩn cho TN4, kiểm dữ liệu, khóa giao thức.</w:t>
+            </w:r>
+          </w:p>
+        </w:tc>
+      </w:tr>
+      <w:tr>
+        <w:trPr>
+          <w:cantSplit w:val="0"/>
+          <w:tblHeader w:val="0"/>
+        </w:trPr>
+        <w:tc>
+          <w:tcPr>
+            <w:gridSpan w:val="2"/>
+            <w:tcBorders>
+              <w:top w:color="000000" w:space="0" w:sz="0" w:val="nil"/>
+              <w:bottom w:color="000000" w:space="0" w:sz="0" w:val="nil"/>
+            </w:tcBorders>
+            <w:tcMar>
+              <w:top w:w="0.0" w:type="dxa"/>
+              <w:left w:w="90.0" w:type="dxa"/>
+              <w:bottom w:w="0.0" w:type="dxa"/>
+              <w:right w:w="90.0" w:type="dxa"/>
+            </w:tcMar>
+          </w:tcPr>
+          <w:p>
+            <w:pPr>
+              <w:keepNext w:val="1"/>
+              <w:keepLines w:val="1"/>
+              <w:numPr>
+                <w:ilvl w:val="0"/>
+                <w:numId w:val="6"/>
+              </w:numPr>
+              <w:spacing w:after="80" w:before="160" w:line="278.00000000000006" w:lineRule="auto"/>
+              <w:ind w:left="397" w:right="102" w:hanging="198"/>
+              <w:jc w:val="both"/>
+              <w:rPr>
+                <w:rFonts w:ascii="Times New Roman" w:cs="Times New Roman" w:eastAsia="Times New Roman" w:hAnsi="Times New Roman"/>
+                <w:b w:val="1"/>
+                <w:bCs w:val="1"/>
+                <w:sz w:val="26"/>
+                <w:szCs w:val="26"/>
+              </w:rPr>
+            </w:pPr>
+            <w:r>
+              <w:rPr>
+                <w:rFonts w:ascii="Times New Roman" w:cs="Times New Roman" w:eastAsia="Times New Roman" w:hAnsi="Times New Roman"/>
+                <w:b w:val="1"/>
+                <w:bCs w:val="1"/>
+                <w:sz w:val="26"/>
+                <w:szCs w:val="26"/>
+                <w:rtl w:val="0"/>
+              </w:rPr>
+              <w:t xml:space="preserve">GĐ8 (12/12–17/12) — Thực nghiệm và phân tích</w:t>
+            </w:r>
+          </w:p>
+        </w:tc>
+      </w:tr>
+      <w:tr>
+        <w:trPr>
+          <w:cantSplit w:val="0"/>
           <w:tblHeader w:val="0"/>
         </w:trPr>
         <w:tc>
@@ -4879,16 +3636,15 @@
                 <w:sz w:val="26"/>
                 <w:szCs w:val="26"/>
                 <w:rtl w:val="0"/>
-                <w:color w:val="C00000"/>
-              </w:rPr>
-              <w:t xml:space="preserve">Đầu ra Gate 2 (14/11): quyết định quy mô theo công thức năng suất — giữ 120/12 (6/2/4) hoặc nâng 180/18 (7/4/7); danh sách họ và chia tập; dự toán chi phí API. Nếu dự phóng không kịp 120 phát biểu trước 04/12: thu hẹp phần tùy chọn trước, báo GVHD.</w:t>
-            </w:r>
-          </w:p>
-        </w:tc>
-      </w:tr>
-      <w:tr>
-        <w:trPr>
-          <w:cantSplit w:val="1"/>
+              </w:rPr>
+              <w:t xml:space="preserve">Chạy TN1–TN4, tính chỉ số, phân tích lỗi, case study.</w:t>
+            </w:r>
+          </w:p>
+        </w:tc>
+      </w:tr>
+      <w:tr>
+        <w:trPr>
+          <w:cantSplit w:val="0"/>
           <w:tblHeader w:val="0"/>
         </w:trPr>
         <w:tc>
@@ -4911,7 +3667,7 @@
               <w:keepLines w:val="1"/>
               <w:numPr>
                 <w:ilvl w:val="0"/>
-                <w:numId w:val="9"/>
+                <w:numId w:val="6"/>
               </w:numPr>
               <w:spacing w:after="80" w:before="160" w:line="278.00000000000006" w:lineRule="auto"/>
               <w:ind w:left="397" w:right="102" w:hanging="198"/>
@@ -4932,16 +3688,36 @@
                 <w:sz w:val="26"/>
                 <w:szCs w:val="26"/>
                 <w:rtl w:val="0"/>
-                <w:color w:val="C00000"/>
-              </w:rPr>
-              <w:t xml:space="preserve">Gate 3 (15/11–04/12): hoàn thiện dữ liệu và ba bản chính </w:t>
-            </w:r>
-          </w:p>
+              </w:rPr>
+              <w:t xml:space="preserve">GĐ9 (18/12–27/12) — Hoàn thiện luận văn</w:t>
+            </w:r>
+          </w:p>
+        </w:tc>
+      </w:tr>
+      <w:tr>
+        <w:trPr>
+          <w:cantSplit w:val="0"/>
+          <w:tblHeader w:val="0"/>
+        </w:trPr>
+        <w:tc>
+          <w:tcPr>
+            <w:gridSpan w:val="2"/>
+            <w:tcBorders>
+              <w:top w:color="000000" w:space="0" w:sz="0" w:val="nil"/>
+              <w:bottom w:color="000000" w:space="0" w:sz="0" w:val="nil"/>
+            </w:tcBorders>
+            <w:tcMar>
+              <w:top w:w="0.0" w:type="dxa"/>
+              <w:left w:w="90.0" w:type="dxa"/>
+              <w:bottom w:w="0.0" w:type="dxa"/>
+              <w:right w:w="90.0" w:type="dxa"/>
+            </w:tcMar>
+          </w:tcPr>
           <w:p>
             <w:pPr>
               <w:numPr>
                 <w:ilvl w:val="0"/>
-                <w:numId w:val="12"/>
+                <w:numId w:val="11"/>
               </w:numPr>
               <w:spacing w:after="80" w:line="278.00000000000006" w:lineRule="auto"/>
               <w:ind w:left="794" w:right="102" w:hanging="197.99999999999997"/>
@@ -4958,559 +3734,15 @@
                 <w:sz w:val="26"/>
                 <w:szCs w:val="26"/>
                 <w:rtl w:val="0"/>
-                <w:color w:val="C00000"/>
-              </w:rPr>
-              <w:t xml:space="preserve">Thu và gán nhãn đủ quy mô theo lô; giữ ordinary_llm ≥ 50%; bổ sung controlled_variant khi một nhãn thiếu theo tiêu chí dừng đã chốt.</w:t>
-            </w:r>
-          </w:p>
-        </w:tc>
-      </w:tr>
-      <w:tr>
-        <w:trPr>
-          <w:cantSplit w:val="1"/>
-          <w:tblHeader w:val="0"/>
-        </w:trPr>
-        <w:tc>
-          <w:tcPr>
-            <w:gridSpan w:val="2"/>
-            <w:tcBorders>
-              <w:top w:color="000000" w:space="0" w:sz="0" w:val="nil"/>
-              <w:bottom w:color="000000" w:space="0" w:sz="0" w:val="nil"/>
-            </w:tcBorders>
-            <w:tcMar>
-              <w:top w:w="0.0" w:type="dxa"/>
-              <w:left w:w="90.0" w:type="dxa"/>
-              <w:bottom w:w="0.0" w:type="dxa"/>
-              <w:right w:w="90.0" w:type="dxa"/>
-            </w:tcMar>
-          </w:tcPr>
-          <w:p>
-            <w:pPr>
-              <w:numPr>
-                <w:ilvl w:val="0"/>
-                <w:numId w:val="12"/>
-              </w:numPr>
-              <w:spacing w:after="80" w:line="278.00000000000006" w:lineRule="auto"/>
-              <w:ind w:left="794" w:right="102" w:hanging="197.99999999999997"/>
-              <w:jc w:val="both"/>
-              <w:rPr>
-                <w:rFonts w:ascii="Times New Roman" w:cs="Times New Roman" w:eastAsia="Times New Roman" w:hAnsi="Times New Roman"/>
-                <w:sz w:val="26"/>
-                <w:szCs w:val="26"/>
-              </w:rPr>
-            </w:pPr>
-            <w:r>
-              <w:rPr>
-                <w:rFonts w:ascii="Times New Roman" w:cs="Times New Roman" w:eastAsia="Times New Roman" w:hAnsi="Times New Roman"/>
-                <w:sz w:val="26"/>
-                <w:szCs w:val="26"/>
-                <w:rtl w:val="0"/>
-                <w:color w:val="C00000"/>
-              </w:rPr>
-              <w:t xml:space="preserve">Người thứ hai gán độc lập 30 phát biểu; tính đồng thuận và kappa trước hòa giải; tự gán lại 20% sau 1–2 tuần. Hoàn tất search_log cho mọi NEI.</w:t>
-            </w:r>
-          </w:p>
-        </w:tc>
-      </w:tr>
-      <w:tr>
-        <w:trPr>
-          <w:cantSplit w:val="1"/>
-          <w:tblHeader w:val="0"/>
-        </w:trPr>
-        <w:tc>
-          <w:tcPr>
-            <w:gridSpan w:val="2"/>
-            <w:tcBorders>
-              <w:top w:color="000000" w:space="0" w:sz="0" w:val="nil"/>
-              <w:bottom w:color="000000" w:space="0" w:sz="0" w:val="nil"/>
-            </w:tcBorders>
-            <w:tcMar>
-              <w:top w:w="0.0" w:type="dxa"/>
-              <w:left w:w="90.0" w:type="dxa"/>
-              <w:bottom w:w="0.0" w:type="dxa"/>
-              <w:right w:w="90.0" w:type="dxa"/>
-            </w:tcMar>
-          </w:tcPr>
-          <w:p>
-            <w:pPr>
-              <w:numPr>
-                <w:ilvl w:val="0"/>
-                <w:numId w:val="12"/>
-              </w:numPr>
-              <w:spacing w:after="80" w:line="278.00000000000006" w:lineRule="auto"/>
-              <w:ind w:left="794" w:right="102" w:hanging="197.99999999999997"/>
-              <w:jc w:val="both"/>
-              <w:rPr>
-                <w:rFonts w:ascii="Times New Roman" w:cs="Times New Roman" w:eastAsia="Times New Roman" w:hAnsi="Times New Roman"/>
-                <w:sz w:val="26"/>
-                <w:szCs w:val="26"/>
-              </w:rPr>
-            </w:pPr>
-            <w:r>
-              <w:rPr>
-                <w:rFonts w:ascii="Times New Roman" w:cs="Times New Roman" w:eastAsia="Times New Roman" w:hAnsi="Times New Roman"/>
-                <w:sz w:val="26"/>
-                <w:szCs w:val="26"/>
-                <w:rtl w:val="0"/>
-                <w:color w:val="C00000"/>
-              </w:rPr>
-              <w:t xml:space="preserve">Hoàn thiện trích xuất JSON (sản phẩm, phiên bản, bộ phận, thuộc tính, loại giá trị, giá trị, đơn vị, điều kiện, mã đoạn); kiểm thủ công một mẫu hồ sơ để phát hiện trường thiếu hoặc bịa.</w:t>
-            </w:r>
-          </w:p>
-        </w:tc>
-      </w:tr>
-      <w:tr>
-        <w:trPr>
-          <w:cantSplit w:val="1"/>
-          <w:tblHeader w:val="0"/>
-        </w:trPr>
-        <w:tc>
-          <w:tcPr>
-            <w:gridSpan w:val="2"/>
-            <w:tcBorders>
-              <w:top w:color="000000" w:space="0" w:sz="0" w:val="nil"/>
-              <w:bottom w:color="000000" w:space="0" w:sz="0" w:val="nil"/>
-            </w:tcBorders>
-            <w:tcMar>
-              <w:top w:w="0.0" w:type="dxa"/>
-              <w:left w:w="90.0" w:type="dxa"/>
-              <w:bottom w:w="0.0" w:type="dxa"/>
-              <w:right w:w="90.0" w:type="dxa"/>
-            </w:tcMar>
-          </w:tcPr>
-          <w:p>
-            <w:pPr>
-              <w:numPr>
-                <w:ilvl w:val="0"/>
-                <w:numId w:val="12"/>
-              </w:numPr>
-              <w:spacing w:after="80" w:line="278.00000000000006" w:lineRule="auto"/>
-              <w:ind w:left="794" w:right="102" w:hanging="197.99999999999997"/>
-              <w:jc w:val="both"/>
-              <w:rPr>
-                <w:rFonts w:ascii="Times New Roman" w:cs="Times New Roman" w:eastAsia="Times New Roman" w:hAnsi="Times New Roman"/>
-                <w:sz w:val="26"/>
-                <w:szCs w:val="26"/>
-              </w:rPr>
-            </w:pPr>
-            <w:r>
-              <w:rPr>
-                <w:rFonts w:ascii="Times New Roman" w:cs="Times New Roman" w:eastAsia="Times New Roman" w:hAnsi="Times New Roman"/>
-                <w:sz w:val="26"/>
-                <w:szCs w:val="26"/>
-                <w:rtl w:val="0"/>
-                <w:color w:val="C00000"/>
-              </w:rPr>
-              <w:t xml:space="preserve">Chuẩn hóa đơn vị chỉ khi cùng đại lượng; Bluetooth là chuỗi phiên bản; dung sai mặc định 0, chỉ nới khi nguồn nêu sai số.</w:t>
-            </w:r>
-          </w:p>
-        </w:tc>
-      </w:tr>
-      <w:tr>
-        <w:trPr>
-          <w:cantSplit w:val="1"/>
-          <w:tblHeader w:val="0"/>
-        </w:trPr>
-        <w:tc>
-          <w:tcPr>
-            <w:gridSpan w:val="2"/>
-            <w:tcBorders>
-              <w:top w:color="000000" w:space="0" w:sz="0" w:val="nil"/>
-              <w:bottom w:color="000000" w:space="0" w:sz="0" w:val="nil"/>
-            </w:tcBorders>
-            <w:tcMar>
-              <w:top w:w="0.0" w:type="dxa"/>
-              <w:left w:w="90.0" w:type="dxa"/>
-              <w:bottom w:w="0.0" w:type="dxa"/>
-              <w:right w:w="90.0" w:type="dxa"/>
-            </w:tcMar>
-          </w:tcPr>
-          <w:p>
-            <w:pPr>
-              <w:numPr>
-                <w:ilvl w:val="0"/>
-                <w:numId w:val="12"/>
-              </w:numPr>
-              <w:spacing w:after="80" w:line="278.00000000000006" w:lineRule="auto"/>
-              <w:ind w:left="794" w:right="102" w:hanging="197.99999999999997"/>
-              <w:jc w:val="both"/>
-              <w:rPr>
-                <w:rFonts w:ascii="Times New Roman" w:cs="Times New Roman" w:eastAsia="Times New Roman" w:hAnsi="Times New Roman"/>
-                <w:sz w:val="26"/>
-                <w:szCs w:val="26"/>
-              </w:rPr>
-            </w:pPr>
-            <w:r>
-              <w:rPr>
-                <w:rFonts w:ascii="Times New Roman" w:cs="Times New Roman" w:eastAsia="Times New Roman" w:hAnsi="Times New Roman"/>
-                <w:sz w:val="26"/>
-                <w:szCs w:val="26"/>
-                <w:rtl w:val="0"/>
-                <w:color w:val="C00000"/>
-              </w:rPr>
-              <w:t xml:space="preserve">A: đúng sản phẩm, phiên bản, thị trường, bộ phận, thuộc tính; lưu lý do loại nguồn.</w:t>
-            </w:r>
-          </w:p>
-        </w:tc>
-      </w:tr>
-      <w:tr>
-        <w:trPr>
-          <w:cantSplit w:val="1"/>
-          <w:tblHeader w:val="0"/>
-        </w:trPr>
-        <w:tc>
-          <w:tcPr>
-            <w:gridSpan w:val="2"/>
-            <w:tcBorders>
-              <w:top w:color="000000" w:space="0" w:sz="0" w:val="nil"/>
-              <w:bottom w:color="000000" w:space="0" w:sz="0" w:val="nil"/>
-            </w:tcBorders>
-            <w:tcMar>
-              <w:top w:w="0.0" w:type="dxa"/>
-              <w:left w:w="90.0" w:type="dxa"/>
-              <w:bottom w:w="0.0" w:type="dxa"/>
-              <w:right w:w="90.0" w:type="dxa"/>
-            </w:tcMar>
-          </w:tcPr>
-          <w:p>
-            <w:pPr>
-              <w:numPr>
-                <w:ilvl w:val="0"/>
-                <w:numId w:val="12"/>
-              </w:numPr>
-              <w:spacing w:after="80" w:line="278.00000000000006" w:lineRule="auto"/>
-              <w:ind w:left="794" w:right="102" w:hanging="197.99999999999997"/>
-              <w:jc w:val="both"/>
-              <w:rPr>
-                <w:rFonts w:ascii="Times New Roman" w:cs="Times New Roman" w:eastAsia="Times New Roman" w:hAnsi="Times New Roman"/>
-                <w:sz w:val="26"/>
-                <w:szCs w:val="26"/>
-              </w:rPr>
-            </w:pPr>
-            <w:r>
-              <w:rPr>
-                <w:rFonts w:ascii="Times New Roman" w:cs="Times New Roman" w:eastAsia="Times New Roman" w:hAnsi="Times New Roman"/>
-                <w:sz w:val="26"/>
-                <w:szCs w:val="26"/>
-                <w:rtl w:val="0"/>
-                <w:color w:val="C00000"/>
-              </w:rPr>
-              <w:t xml:space="preserve">B: điều kiện thiết yếu và luật inherit_headline đã chốt ở Gate 1; kiểm thử ca ANC bật/tắt, “luôn/mọi chế độ”.</w:t>
-            </w:r>
-          </w:p>
-        </w:tc>
-      </w:tr>
-      <w:tr>
-        <w:trPr>
-          <w:cantSplit w:val="1"/>
-          <w:tblHeader w:val="0"/>
-        </w:trPr>
-        <w:tc>
-          <w:tcPr>
-            <w:gridSpan w:val="2"/>
-            <w:tcBorders>
-              <w:top w:color="000000" w:space="0" w:sz="0" w:val="nil"/>
-              <w:bottom w:color="000000" w:space="0" w:sz="0" w:val="nil"/>
-            </w:tcBorders>
-            <w:tcMar>
-              <w:top w:w="0.0" w:type="dxa"/>
-              <w:left w:w="90.0" w:type="dxa"/>
-              <w:bottom w:w="0.0" w:type="dxa"/>
-              <w:right w:w="90.0" w:type="dxa"/>
-            </w:tcMar>
-          </w:tcPr>
-          <w:p>
-            <w:pPr>
-              <w:numPr>
-                <w:ilvl w:val="0"/>
-                <w:numId w:val="12"/>
-              </w:numPr>
-              <w:spacing w:after="80" w:line="278.00000000000006" w:lineRule="auto"/>
-              <w:ind w:left="794" w:right="102" w:hanging="197.99999999999997"/>
-              <w:jc w:val="both"/>
-              <w:rPr>
-                <w:rFonts w:ascii="Times New Roman" w:cs="Times New Roman" w:eastAsia="Times New Roman" w:hAnsi="Times New Roman"/>
-                <w:sz w:val="26"/>
-                <w:szCs w:val="26"/>
-              </w:rPr>
-            </w:pPr>
-            <w:r>
-              <w:rPr>
-                <w:rFonts w:ascii="Times New Roman" w:cs="Times New Roman" w:eastAsia="Times New Roman" w:hAnsi="Times New Roman"/>
-                <w:sz w:val="26"/>
-                <w:szCs w:val="26"/>
-                <w:rtl w:val="0"/>
-                <w:color w:val="C00000"/>
-              </w:rPr>
-              <w:t xml:space="preserve">C1–C2–C3: kiểm thử =, &gt;, ≥, ≤, khoảng, gần đúng, mức tối đa công bố, phiên bản (đã có 27 kiểm thử đơn vị, bổ sung khi luật thay đổi).</w:t>
-            </w:r>
-          </w:p>
-        </w:tc>
-      </w:tr>
-      <w:tr>
-        <w:trPr>
-          <w:cantSplit w:val="1"/>
-          <w:tblHeader w:val="0"/>
-        </w:trPr>
-        <w:tc>
-          <w:tcPr>
-            <w:gridSpan w:val="2"/>
-            <w:tcBorders>
-              <w:top w:color="000000" w:space="0" w:sz="0" w:val="nil"/>
-              <w:bottom w:color="000000" w:space="0" w:sz="0" w:val="nil"/>
-            </w:tcBorders>
-            <w:tcMar>
-              <w:top w:w="0.0" w:type="dxa"/>
-              <w:left w:w="90.0" w:type="dxa"/>
-              <w:bottom w:w="0.0" w:type="dxa"/>
-              <w:right w:w="90.0" w:type="dxa"/>
-            </w:tcMar>
-          </w:tcPr>
-          <w:p>
-            <w:pPr>
-              <w:numPr>
-                <w:ilvl w:val="0"/>
-                <w:numId w:val="12"/>
-              </w:numPr>
-              <w:spacing w:after="80" w:line="278.00000000000006" w:lineRule="auto"/>
-              <w:ind w:left="794" w:right="102" w:hanging="197.99999999999997"/>
-              <w:jc w:val="both"/>
-              <w:rPr>
-                <w:rFonts w:ascii="Times New Roman" w:cs="Times New Roman" w:eastAsia="Times New Roman" w:hAnsi="Times New Roman"/>
-                <w:sz w:val="26"/>
-                <w:szCs w:val="26"/>
-              </w:rPr>
-            </w:pPr>
-            <w:r>
-              <w:rPr>
-                <w:rFonts w:ascii="Times New Roman" w:cs="Times New Roman" w:eastAsia="Times New Roman" w:hAnsi="Times New Roman"/>
-                <w:sz w:val="26"/>
-                <w:szCs w:val="26"/>
-                <w:rtl w:val="0"/>
-                <w:color w:val="C00000"/>
-              </w:rPr>
-              <w:t xml:space="preserve">P chạy bằng dòng lệnh/notebook tái lập được; website không thuộc MVP.</w:t>
-            </w:r>
-          </w:p>
-        </w:tc>
-      </w:tr>
-      <w:tr>
-        <w:trPr>
-          <w:cantSplit w:val="1"/>
-          <w:tblHeader w:val="0"/>
-        </w:trPr>
-        <w:tc>
-          <w:tcPr>
-            <w:gridSpan w:val="2"/>
-            <w:tcBorders>
-              <w:top w:color="000000" w:space="0" w:sz="0" w:val="nil"/>
-              <w:bottom w:color="000000" w:space="0" w:sz="0" w:val="nil"/>
-            </w:tcBorders>
-            <w:tcMar>
-              <w:top w:w="0.0" w:type="dxa"/>
-              <w:left w:w="90.0" w:type="dxa"/>
-              <w:bottom w:w="0.0" w:type="dxa"/>
-              <w:right w:w="90.0" w:type="dxa"/>
-            </w:tcMar>
-          </w:tcPr>
-          <w:p>
-            <w:pPr>
-              <w:numPr>
-                <w:ilvl w:val="0"/>
-                <w:numId w:val="12"/>
-              </w:numPr>
-              <w:spacing w:after="80" w:line="278.00000000000006" w:lineRule="auto"/>
-              <w:ind w:left="794" w:right="102" w:hanging="197.99999999999997"/>
-              <w:jc w:val="both"/>
-              <w:rPr>
-                <w:rFonts w:ascii="Times New Roman" w:cs="Times New Roman" w:eastAsia="Times New Roman" w:hAnsi="Times New Roman"/>
-                <w:sz w:val="26"/>
-                <w:szCs w:val="26"/>
-              </w:rPr>
-            </w:pPr>
-            <w:r>
-              <w:rPr>
-                <w:rFonts w:ascii="Times New Roman" w:cs="Times New Roman" w:eastAsia="Times New Roman" w:hAnsi="Times New Roman"/>
-                <w:sz w:val="26"/>
-                <w:szCs w:val="26"/>
-                <w:rtl w:val="0"/>
-                <w:color w:val="C00000"/>
-              </w:rPr>
-              <w:t xml:space="preserve">B1 dùng cùng hồ sơ và cùng hướng dẫn như P nhưng để LLM ra nhãn, không nhận nhãn hay dấu vết của P. Đầu ra Gate 3 (04/12): dữ liệu đã kiểm, bản chia tập, B0/B1/P chạy được trên dev.</w:t>
-            </w:r>
-          </w:p>
-        </w:tc>
-      </w:tr>
-      <w:tr>
-        <w:trPr>
-          <w:cantSplit w:val="1"/>
-          <w:tblHeader w:val="0"/>
-        </w:trPr>
-        <w:tc>
-          <w:tcPr>
-            <w:gridSpan w:val="2"/>
-            <w:tcBorders>
-              <w:top w:color="000000" w:space="0" w:sz="0" w:val="nil"/>
-              <w:bottom w:color="000000" w:space="0" w:sz="0" w:val="nil"/>
-            </w:tcBorders>
-            <w:tcMar>
-              <w:top w:w="0.0" w:type="dxa"/>
-              <w:left w:w="90.0" w:type="dxa"/>
-              <w:bottom w:w="0.0" w:type="dxa"/>
-              <w:right w:w="90.0" w:type="dxa"/>
-            </w:tcMar>
-          </w:tcPr>
-          <w:p>
-            <w:pPr>
-              <w:numPr>
-                <w:ilvl w:val="0"/>
-                <w:numId w:val="12"/>
-              </w:numPr>
-              <w:spacing w:after="80" w:line="278.00000000000006" w:lineRule="auto"/>
-              <w:ind w:left="794" w:right="102" w:hanging="197.99999999999997"/>
-              <w:jc w:val="both"/>
-              <w:rPr>
-                <w:rFonts w:ascii="Times New Roman" w:cs="Times New Roman" w:eastAsia="Times New Roman" w:hAnsi="Times New Roman"/>
-                <w:sz w:val="26"/>
-                <w:szCs w:val="26"/>
-              </w:rPr>
-            </w:pPr>
-            <w:r>
-              <w:rPr>
-                <w:rFonts w:ascii="Times New Roman" w:cs="Times New Roman" w:eastAsia="Times New Roman" w:hAnsi="Times New Roman"/>
-                <w:sz w:val="26"/>
-                <w:szCs w:val="26"/>
-                <w:rtl w:val="0"/>
-                <w:color w:val="C00000"/>
-              </w:rPr>
-              <w:t xml:space="preserve">Gate 4 (05–11/12): khóa giao thức </w:t>
-            </w:r>
-          </w:p>
-          <w:p>
-            <w:pPr>
-              <w:numPr>
-                <w:ilvl w:val="0"/>
-                <w:numId w:val="12"/>
-              </w:numPr>
-              <w:spacing w:after="80" w:line="278.00000000000006" w:lineRule="auto"/>
-              <w:ind w:left="794" w:right="102" w:hanging="197.99999999999997"/>
-              <w:jc w:val="both"/>
-              <w:rPr>
-                <w:rFonts w:ascii="Times New Roman" w:cs="Times New Roman" w:eastAsia="Times New Roman" w:hAnsi="Times New Roman"/>
-                <w:sz w:val="26"/>
-                <w:szCs w:val="26"/>
-              </w:rPr>
-            </w:pPr>
-            <w:r>
-              <w:rPr>
-                <w:rFonts w:ascii="Times New Roman" w:cs="Times New Roman" w:eastAsia="Times New Roman" w:hAnsi="Times New Roman"/>
-                <w:sz w:val="26"/>
-                <w:szCs w:val="26"/>
-                <w:rtl w:val="0"/>
-                <w:color w:val="C00000"/>
-              </w:rPr>
-              <w:t xml:space="preserve">Khóa mô hình, prompt, k, hướng dẫn nhãn, dữ liệu bằng mã băm; chọn trước danh sách 30 phát biểu cho 3 lượt chạy lặp và mẫu phân tích lỗi. Val chạy một lượt để kiểm tra, không chỉnh theo điểm.</w:t>
-            </w:r>
-          </w:p>
-        </w:tc>
-      </w:tr>
-      <w:tr>
-        <w:trPr>
-          <w:cantSplit w:val="1"/>
-          <w:tblHeader w:val="0"/>
-        </w:trPr>
-        <w:tc>
-          <w:tcPr>
-            <w:gridSpan w:val="2"/>
-            <w:tcBorders>
-              <w:top w:color="000000" w:space="0" w:sz="0" w:val="nil"/>
-              <w:bottom w:color="000000" w:space="0" w:sz="0" w:val="nil"/>
-            </w:tcBorders>
-            <w:tcMar>
-              <w:top w:w="0.0" w:type="dxa"/>
-              <w:left w:w="90.0" w:type="dxa"/>
-              <w:bottom w:w="0.0" w:type="dxa"/>
-              <w:right w:w="90.0" w:type="dxa"/>
-            </w:tcMar>
-          </w:tcPr>
-          <w:p>
-            <w:pPr>
-              <w:numPr>
-                <w:ilvl w:val="0"/>
-                <w:numId w:val="12"/>
-              </w:numPr>
-              <w:spacing w:after="80" w:line="278.00000000000006" w:lineRule="auto"/>
-              <w:ind w:left="794" w:right="102" w:hanging="197.99999999999997"/>
-              <w:jc w:val="both"/>
-              <w:rPr>
-                <w:rFonts w:ascii="Times New Roman" w:cs="Times New Roman" w:eastAsia="Times New Roman" w:hAnsi="Times New Roman"/>
-                <w:sz w:val="26"/>
-                <w:szCs w:val="26"/>
-              </w:rPr>
-            </w:pPr>
-            <w:r>
-              <w:rPr>
-                <w:rFonts w:ascii="Times New Roman" w:cs="Times New Roman" w:eastAsia="Times New Roman" w:hAnsi="Times New Roman"/>
-                <w:sz w:val="26"/>
-                <w:szCs w:val="26"/>
-                <w:rtl w:val="0"/>
-                <w:color w:val="C00000"/>
-              </w:rPr>
-              <w:t xml:space="preserve">B0/B1/P dùng cùng phát biểu, top-k và mô hình; quy định trước cách xử lý lỗi kỹ thuật, cache, thử lại và ngân sách.</w:t>
-            </w:r>
-          </w:p>
-        </w:tc>
-      </w:tr>
-      <w:tr>
-        <w:trPr>
-          <w:cantSplit w:val="1"/>
-          <w:tblHeader w:val="0"/>
-        </w:trPr>
-        <w:tc>
-          <w:tcPr>
-            <w:gridSpan w:val="2"/>
-            <w:tcBorders>
-              <w:top w:color="000000" w:space="0" w:sz="0" w:val="nil"/>
-              <w:bottom w:color="000000" w:space="0" w:sz="0" w:val="nil"/>
-            </w:tcBorders>
-            <w:tcMar>
-              <w:top w:w="0.0" w:type="dxa"/>
-              <w:left w:w="90.0" w:type="dxa"/>
-              <w:bottom w:w="0.0" w:type="dxa"/>
-              <w:right w:w="90.0" w:type="dxa"/>
-            </w:tcMar>
-          </w:tcPr>
-          <w:p>
-            <w:pPr>
-              <w:numPr>
-                <w:ilvl w:val="0"/>
-                <w:numId w:val="12"/>
-              </w:numPr>
-              <w:spacing w:after="80" w:line="278.00000000000006" w:lineRule="auto"/>
-              <w:ind w:left="794" w:right="102" w:hanging="197.99999999999997"/>
-              <w:jc w:val="both"/>
-              <w:rPr>
-                <w:rFonts w:ascii="Times New Roman" w:cs="Times New Roman" w:eastAsia="Times New Roman" w:hAnsi="Times New Roman"/>
-                <w:sz w:val="26"/>
-                <w:szCs w:val="26"/>
-              </w:rPr>
-            </w:pPr>
-            <w:r>
-              <w:rPr>
-                <w:rFonts w:ascii="Times New Roman" w:cs="Times New Roman" w:eastAsia="Times New Roman" w:hAnsi="Times New Roman"/>
-                <w:sz w:val="26"/>
-                <w:szCs w:val="26"/>
-                <w:rtl w:val="0"/>
-                <w:color w:val="C00000"/>
-              </w:rPr>
-              <w:t xml:space="preserve">Đầu ra Gate 4 (11/12): giao thức có mã băm, danh sách mẫu, smoke test trên dev/val. Viết song song chương mở đầu, liên quan và phương pháp từ đầu tháng 11.</w:t>
-            </w:r>
-          </w:p>
-        </w:tc>
-      </w:tr>
-      <w:tr>
-        <w:trPr>
-          <w:cantSplit w:val="1"/>
+              </w:rPr>
+              <w:t xml:space="preserve">Hoàn thiện 5 chương (bản nháp Chương 1–3 viết dần từ GĐ1 và GĐ5).</w:t>
+            </w:r>
+          </w:p>
+        </w:tc>
+      </w:tr>
+      <w:tr>
+        <w:trPr>
+          <w:cantSplit w:val="0"/>
           <w:tblHeader w:val="0"/>
         </w:trPr>
         <w:tc>
@@ -5533,7 +3765,7 @@
               <w:keepLines w:val="1"/>
               <w:numPr>
                 <w:ilvl w:val="0"/>
-                <w:numId w:val="2"/>
+                <w:numId w:val="6"/>
               </w:numPr>
               <w:spacing w:after="80" w:before="160" w:line="278.00000000000006" w:lineRule="auto"/>
               <w:ind w:left="397" w:right="102" w:hanging="198"/>
@@ -5554,16 +3786,36 @@
                 <w:sz w:val="26"/>
                 <w:szCs w:val="26"/>
                 <w:rtl w:val="0"/>
-                <w:color w:val="C00000"/>
-              </w:rPr>
-              <w:t xml:space="preserve">Gate 5 (12–21/12): thực nghiệm chính </w:t>
-            </w:r>
-          </w:p>
+              </w:rPr>
+              <w:t xml:space="preserve">GĐ10 (28/12–31/12) — Bàn giao</w:t>
+            </w:r>
+          </w:p>
+        </w:tc>
+      </w:tr>
+      <w:tr>
+        <w:trPr>
+          <w:cantSplit w:val="0"/>
+          <w:tblHeader w:val="0"/>
+        </w:trPr>
+        <w:tc>
+          <w:tcPr>
+            <w:gridSpan w:val="2"/>
+            <w:tcBorders>
+              <w:top w:color="000000" w:space="0" w:sz="0" w:val="nil"/>
+              <w:bottom w:color="000000" w:space="0" w:sz="0" w:val="nil"/>
+            </w:tcBorders>
+            <w:tcMar>
+              <w:top w:w="0.0" w:type="dxa"/>
+              <w:left w:w="90.0" w:type="dxa"/>
+              <w:bottom w:w="0.0" w:type="dxa"/>
+              <w:right w:w="90.0" w:type="dxa"/>
+            </w:tcMar>
+          </w:tcPr>
           <w:p>
             <w:pPr>
               <w:numPr>
                 <w:ilvl w:val="0"/>
-                <w:numId w:val="1"/>
+                <w:numId w:val="11"/>
               </w:numPr>
               <w:spacing w:after="80" w:line="278.00000000000006" w:lineRule="auto"/>
               <w:ind w:left="794" w:right="102" w:hanging="197.99999999999997"/>
@@ -5580,371 +3832,15 @@
                 <w:sz w:val="26"/>
                 <w:szCs w:val="26"/>
                 <w:rtl w:val="0"/>
-                <w:color w:val="C00000"/>
-              </w:rPr>
-              <w:t xml:space="preserve">Chạy B0/B1/P ở E3 trên test đã khóa; lượt 2 và 3 trên 30 phát biểu đã chọn. Phần tùy chọn chỉ chạy khi đã chọn ở Gate 4.</w:t>
-            </w:r>
-          </w:p>
-        </w:tc>
-      </w:tr>
-      <w:tr>
-        <w:trPr>
-          <w:cantSplit w:val="1"/>
-          <w:tblHeader w:val="0"/>
-        </w:trPr>
-        <w:tc>
-          <w:tcPr>
-            <w:gridSpan w:val="2"/>
-            <w:tcBorders>
-              <w:top w:color="000000" w:space="0" w:sz="0" w:val="nil"/>
-              <w:bottom w:color="000000" w:space="0" w:sz="0" w:val="nil"/>
-            </w:tcBorders>
-            <w:tcMar>
-              <w:top w:w="0.0" w:type="dxa"/>
-              <w:left w:w="90.0" w:type="dxa"/>
-              <w:bottom w:w="0.0" w:type="dxa"/>
-              <w:right w:w="90.0" w:type="dxa"/>
-            </w:tcMar>
-          </w:tcPr>
-          <w:p>
-            <w:pPr>
-              <w:numPr>
-                <w:ilvl w:val="0"/>
-                <w:numId w:val="1"/>
-              </w:numPr>
-              <w:spacing w:after="80" w:line="278.00000000000006" w:lineRule="auto"/>
-              <w:ind w:left="794" w:right="102" w:hanging="197.99999999999997"/>
-              <w:jc w:val="both"/>
-              <w:rPr>
-                <w:rFonts w:ascii="Times New Roman" w:cs="Times New Roman" w:eastAsia="Times New Roman" w:hAnsi="Times New Roman"/>
-                <w:sz w:val="26"/>
-                <w:szCs w:val="26"/>
-              </w:rPr>
-            </w:pPr>
-            <w:r>
-              <w:rPr>
-                <w:rFonts w:ascii="Times New Roman" w:cs="Times New Roman" w:eastAsia="Times New Roman" w:hAnsi="Times New Roman"/>
-                <w:sz w:val="26"/>
-                <w:szCs w:val="26"/>
-                <w:rtl w:val="0"/>
-                <w:color w:val="C00000"/>
-              </w:rPr>
-              <w:t xml:space="preserve">Tính FAR, Recall Supported, Precision/Recall/F1 từng nhãn, Macro-F1, ma trận nhầm lẫn, cluster bootstrap theo họ; bảng toàn test, ordinary_llm và controlled_variant; tử số/mẫu số nguyên.</w:t>
-            </w:r>
-          </w:p>
-        </w:tc>
-      </w:tr>
-      <w:tr>
-        <w:trPr>
-          <w:cantSplit w:val="1"/>
-          <w:tblHeader w:val="0"/>
-        </w:trPr>
-        <w:tc>
-          <w:tcPr>
-            <w:gridSpan w:val="2"/>
-            <w:tcBorders>
-              <w:top w:color="000000" w:space="0" w:sz="0" w:val="nil"/>
-              <w:bottom w:color="000000" w:space="0" w:sz="0" w:val="nil"/>
-            </w:tcBorders>
-            <w:tcMar>
-              <w:top w:w="0.0" w:type="dxa"/>
-              <w:left w:w="90.0" w:type="dxa"/>
-              <w:bottom w:w="0.0" w:type="dxa"/>
-              <w:right w:w="90.0" w:type="dxa"/>
-            </w:tcMar>
-          </w:tcPr>
-          <w:p>
-            <w:pPr>
-              <w:numPr>
-                <w:ilvl w:val="0"/>
-                <w:numId w:val="1"/>
-              </w:numPr>
-              <w:spacing w:after="80" w:line="278.00000000000006" w:lineRule="auto"/>
-              <w:ind w:left="794" w:right="102" w:hanging="197.99999999999997"/>
-              <w:jc w:val="both"/>
-              <w:rPr>
-                <w:rFonts w:ascii="Times New Roman" w:cs="Times New Roman" w:eastAsia="Times New Roman" w:hAnsi="Times New Roman"/>
-                <w:sz w:val="26"/>
-                <w:szCs w:val="26"/>
-              </w:rPr>
-            </w:pPr>
-            <w:r>
-              <w:rPr>
-                <w:rFonts w:ascii="Times New Roman" w:cs="Times New Roman" w:eastAsia="Times New Roman" w:hAnsi="Times New Roman"/>
-                <w:sz w:val="26"/>
-                <w:szCs w:val="26"/>
-                <w:rtl w:val="0"/>
-                <w:color w:val="C00000"/>
-              </w:rPr>
-              <w:t xml:space="preserve">Đo recall@k với k đã khóa, kèm N và k_eff; tách NEI do BM25 bỏ sót với NEI đúng theo kho nguồn.</w:t>
-            </w:r>
-          </w:p>
-        </w:tc>
-      </w:tr>
-      <w:tr>
-        <w:trPr>
-          <w:cantSplit w:val="1"/>
-          <w:tblHeader w:val="0"/>
-        </w:trPr>
-        <w:tc>
-          <w:tcPr>
-            <w:gridSpan w:val="2"/>
-            <w:tcBorders>
-              <w:top w:color="000000" w:space="0" w:sz="0" w:val="nil"/>
-              <w:bottom w:color="000000" w:space="0" w:sz="0" w:val="nil"/>
-            </w:tcBorders>
-            <w:tcMar>
-              <w:top w:w="0.0" w:type="dxa"/>
-              <w:left w:w="90.0" w:type="dxa"/>
-              <w:bottom w:w="0.0" w:type="dxa"/>
-              <w:right w:w="90.0" w:type="dxa"/>
-            </w:tcMar>
-          </w:tcPr>
-          <w:p>
-            <w:pPr>
-              <w:numPr>
-                <w:ilvl w:val="0"/>
-                <w:numId w:val="1"/>
-              </w:numPr>
-              <w:spacing w:after="80" w:line="278.00000000000006" w:lineRule="auto"/>
-              <w:ind w:left="794" w:right="102" w:hanging="197.99999999999997"/>
-              <w:jc w:val="both"/>
-              <w:rPr>
-                <w:rFonts w:ascii="Times New Roman" w:cs="Times New Roman" w:eastAsia="Times New Roman" w:hAnsi="Times New Roman"/>
-                <w:sz w:val="26"/>
-                <w:szCs w:val="26"/>
-              </w:rPr>
-            </w:pPr>
-            <w:r>
-              <w:rPr>
-                <w:rFonts w:ascii="Times New Roman" w:cs="Times New Roman" w:eastAsia="Times New Roman" w:hAnsi="Times New Roman"/>
-                <w:sz w:val="26"/>
-                <w:szCs w:val="26"/>
-                <w:rtl w:val="0"/>
-                <w:color w:val="C00000"/>
-              </w:rPr>
-              <w:t xml:space="preserve">Phân tích lỗi trên mẫu đã chọn trước: sai sản phẩm, phiên bản, bộ phận, loại giá trị, điều kiện, thiếu hoặc xung đột nguồn; quy về truy hồi, trích xuất hay quyết định.</w:t>
-            </w:r>
-          </w:p>
-        </w:tc>
-      </w:tr>
-      <w:tr>
-        <w:trPr>
-          <w:cantSplit w:val="1"/>
-          <w:tblHeader w:val="0"/>
-        </w:trPr>
-        <w:tc>
-          <w:tcPr>
-            <w:gridSpan w:val="2"/>
-            <w:tcBorders>
-              <w:top w:color="000000" w:space="0" w:sz="0" w:val="nil"/>
-              <w:bottom w:color="000000" w:space="0" w:sz="0" w:val="nil"/>
-            </w:tcBorders>
-            <w:tcMar>
-              <w:top w:w="0.0" w:type="dxa"/>
-              <w:left w:w="90.0" w:type="dxa"/>
-              <w:bottom w:w="0.0" w:type="dxa"/>
-              <w:right w:w="90.0" w:type="dxa"/>
-            </w:tcMar>
-          </w:tcPr>
-          <w:p>
-            <w:pPr>
-              <w:numPr>
-                <w:ilvl w:val="0"/>
-                <w:numId w:val="1"/>
-              </w:numPr>
-              <w:spacing w:after="80" w:line="278.00000000000006" w:lineRule="auto"/>
-              <w:ind w:left="794" w:right="102" w:hanging="197.99999999999997"/>
-              <w:jc w:val="both"/>
-              <w:rPr>
-                <w:rFonts w:ascii="Times New Roman" w:cs="Times New Roman" w:eastAsia="Times New Roman" w:hAnsi="Times New Roman"/>
-                <w:sz w:val="26"/>
-                <w:szCs w:val="26"/>
-              </w:rPr>
-            </w:pPr>
-            <w:r>
-              <w:rPr>
-                <w:rFonts w:ascii="Times New Roman" w:cs="Times New Roman" w:eastAsia="Times New Roman" w:hAnsi="Times New Roman"/>
-                <w:sz w:val="26"/>
-                <w:szCs w:val="26"/>
-                <w:rtl w:val="0"/>
-                <w:color w:val="C00000"/>
-              </w:rPr>
-              <w:t xml:space="preserve">Đầu ra Gate 5 (21/12): bảng B0/B1/P, dự đoán và log gốc, kết quả từng họ, 3 lượt, lỗi kỹ thuật. RQ3 chỉ báo xu hướng thăm dò.</w:t>
-            </w:r>
-          </w:p>
-        </w:tc>
-      </w:tr>
-      <w:tr>
-        <w:trPr>
-          <w:cantSplit w:val="1"/>
-          <w:tblHeader w:val="0"/>
-        </w:trPr>
-        <w:tc>
-          <w:tcPr>
-            <w:gridSpan w:val="2"/>
-            <w:tcBorders>
-              <w:top w:color="000000" w:space="0" w:sz="0" w:val="nil"/>
-              <w:bottom w:color="000000" w:space="0" w:sz="0" w:val="nil"/>
-            </w:tcBorders>
-            <w:tcMar>
-              <w:top w:w="0.0" w:type="dxa"/>
-              <w:left w:w="90.0" w:type="dxa"/>
-              <w:bottom w:w="0.0" w:type="dxa"/>
-              <w:right w:w="90.0" w:type="dxa"/>
-            </w:tcMar>
-          </w:tcPr>
-          <w:p>
-            <w:pPr>
-              <w:numPr>
-                <w:ilvl w:val="0"/>
-                <w:numId w:val="1"/>
-              </w:numPr>
-              <w:spacing w:after="80" w:line="278.00000000000006" w:lineRule="auto"/>
-              <w:ind w:left="794" w:right="102" w:hanging="197.99999999999997"/>
-              <w:jc w:val="both"/>
-              <w:rPr>
-                <w:rFonts w:ascii="Times New Roman" w:cs="Times New Roman" w:eastAsia="Times New Roman" w:hAnsi="Times New Roman"/>
-                <w:sz w:val="26"/>
-                <w:szCs w:val="26"/>
-              </w:rPr>
-            </w:pPr>
-            <w:r>
-              <w:rPr>
-                <w:rFonts w:ascii="Times New Roman" w:cs="Times New Roman" w:eastAsia="Times New Roman" w:hAnsi="Times New Roman"/>
-                <w:sz w:val="26"/>
-                <w:szCs w:val="26"/>
-                <w:rtl w:val="0"/>
-                <w:color w:val="C00000"/>
-              </w:rPr>
-              <w:t xml:space="preserve">Nếu có website hoặc tách tự động, đánh giá riêng; không thay thực nghiệm trên test.</w:t>
-            </w:r>
-          </w:p>
-        </w:tc>
-      </w:tr>
-      <w:tr>
-        <w:trPr>
-          <w:cantSplit w:val="1"/>
-          <w:tblHeader w:val="0"/>
-        </w:trPr>
-        <w:tc>
-          <w:tcPr>
-            <w:gridSpan w:val="2"/>
-            <w:tcBorders>
-              <w:top w:color="000000" w:space="0" w:sz="0" w:val="nil"/>
-              <w:bottom w:color="000000" w:space="0" w:sz="0" w:val="nil"/>
-            </w:tcBorders>
-            <w:tcMar>
-              <w:top w:w="0.0" w:type="dxa"/>
-              <w:left w:w="90.0" w:type="dxa"/>
-              <w:bottom w:w="0.0" w:type="dxa"/>
-              <w:right w:w="90.0" w:type="dxa"/>
-            </w:tcMar>
-          </w:tcPr>
-          <w:p>
-            <w:pPr>
-              <w:numPr>
-                <w:ilvl w:val="0"/>
-                <w:numId w:val="1"/>
-              </w:numPr>
-              <w:spacing w:after="80" w:line="278.00000000000006" w:lineRule="auto"/>
-              <w:ind w:left="794" w:right="102" w:hanging="197.99999999999997"/>
-              <w:jc w:val="both"/>
-              <w:rPr>
-                <w:rFonts w:ascii="Times New Roman" w:cs="Times New Roman" w:eastAsia="Times New Roman" w:hAnsi="Times New Roman"/>
-                <w:sz w:val="26"/>
-                <w:szCs w:val="26"/>
-              </w:rPr>
-            </w:pPr>
-            <w:r>
-              <w:rPr>
-                <w:rFonts w:ascii="Times New Roman" w:cs="Times New Roman" w:eastAsia="Times New Roman" w:hAnsi="Times New Roman"/>
-                <w:sz w:val="26"/>
-                <w:szCs w:val="26"/>
-                <w:rtl w:val="0"/>
-                <w:color w:val="C00000"/>
-              </w:rPr>
-              <w:t xml:space="preserve">Gate 6 (22–31/12): hoàn thiện luận văn và bàn giao </w:t>
-            </w:r>
-          </w:p>
-          <w:p>
-            <w:pPr>
-              <w:numPr>
-                <w:ilvl w:val="0"/>
-                <w:numId w:val="1"/>
-              </w:numPr>
-              <w:spacing w:after="80" w:line="278.00000000000006" w:lineRule="auto"/>
-              <w:ind w:left="794" w:right="102" w:hanging="197.99999999999997"/>
-              <w:jc w:val="both"/>
-              <w:rPr>
-                <w:rFonts w:ascii="Times New Roman" w:cs="Times New Roman" w:eastAsia="Times New Roman" w:hAnsi="Times New Roman"/>
-                <w:sz w:val="26"/>
-                <w:szCs w:val="26"/>
-              </w:rPr>
-            </w:pPr>
-            <w:r>
-              <w:rPr>
-                <w:rFonts w:ascii="Times New Roman" w:cs="Times New Roman" w:eastAsia="Times New Roman" w:hAnsi="Times New Roman"/>
-                <w:sz w:val="26"/>
-                <w:szCs w:val="26"/>
-                <w:rtl w:val="0"/>
-                <w:color w:val="C00000"/>
-              </w:rPr>
-              <w:t xml:space="preserve">Hoàn thiện chương kết quả, thảo luận, giới hạn; khai báo AI hỗ trợ; đóng gói mã, dữ liệu được phép chia sẻ, README, cấu hình chạy lại; slide bảo vệ.</w:t>
-            </w:r>
-          </w:p>
-        </w:tc>
-      </w:tr>
-      <w:tr>
-        <w:trPr>
-          <w:cantSplit w:val="1"/>
-          <w:tblHeader w:val="0"/>
-        </w:trPr>
-        <w:tc>
-          <w:tcPr>
-            <w:gridSpan w:val="2"/>
-            <w:tcBorders>
-              <w:top w:color="000000" w:space="0" w:sz="0" w:val="nil"/>
-              <w:bottom w:color="000000" w:space="0" w:sz="0" w:val="nil"/>
-            </w:tcBorders>
-            <w:tcMar>
-              <w:top w:w="0.0" w:type="dxa"/>
-              <w:left w:w="90.0" w:type="dxa"/>
-              <w:bottom w:w="0.0" w:type="dxa"/>
-              <w:right w:w="90.0" w:type="dxa"/>
-            </w:tcMar>
-          </w:tcPr>
-          <w:p>
-            <w:pPr>
-              <w:numPr>
-                <w:ilvl w:val="0"/>
-                <w:numId w:val="1"/>
-              </w:numPr>
-              <w:spacing w:after="80" w:line="278.00000000000006" w:lineRule="auto"/>
-              <w:ind w:left="794" w:right="102" w:hanging="197.99999999999997"/>
-              <w:jc w:val="both"/>
-              <w:rPr>
-                <w:rFonts w:ascii="Times New Roman" w:cs="Times New Roman" w:eastAsia="Times New Roman" w:hAnsi="Times New Roman"/>
-                <w:sz w:val="26"/>
-                <w:szCs w:val="26"/>
-              </w:rPr>
-            </w:pPr>
-            <w:r>
-              <w:rPr>
-                <w:rFonts w:ascii="Times New Roman" w:cs="Times New Roman" w:eastAsia="Times New Roman" w:hAnsi="Times New Roman"/>
-                <w:sz w:val="26"/>
-                <w:szCs w:val="26"/>
-                <w:rtl w:val="0"/>
-                <w:color w:val="C00000"/>
-              </w:rPr>
-              <w:t xml:space="preserve">Sau 21/12 không thêm phương pháp mới, không chỉnh luật theo nhãn test. Sửa lỗi phần mềm phải ghi phiên bản, lý do và chạy lại đồng bộ.</w:t>
-            </w:r>
-          </w:p>
-        </w:tc>
-      </w:tr>
-      <w:tr>
-        <w:trPr>
-          <w:cantSplit w:val="1"/>
+              </w:rPr>
+              <w:t xml:space="preserve">Gói tái lập, slide, chuẩn bị bảo vệ.</w:t>
+            </w:r>
+          </w:p>
+        </w:tc>
+      </w:tr>
+      <w:tr>
+        <w:trPr>
+          <w:cantSplit w:val="0"/>
           <w:tblHeader w:val="0"/>
         </w:trPr>
         <w:tc>
@@ -5964,6 +3860,7 @@
           <w:p>
             <w:pPr>
               <w:pStyle w:val="Heading2"/>
+              <w:keepNext w:val="1"/>
               <w:spacing w:after="80" w:before="160" w:line="278.00000000000006" w:lineRule="auto"/>
               <w:ind w:right="102"/>
               <w:jc w:val="both"/>
@@ -5983,11 +3880,31 @@
                 <w:sz w:val="26"/>
                 <w:szCs w:val="26"/>
                 <w:rtl w:val="0"/>
-                <w:color w:val="C00000"/>
-              </w:rPr>
-              <w:t xml:space="preserve">Rủi ro và hành động (mốc quản lý, chưa phải kết quả) </w:t>
-            </w:r>
-          </w:p>
+              </w:rPr>
+              <w:t xml:space="preserve">Rủi ro và phương án</w:t>
+            </w:r>
+          </w:p>
+        </w:tc>
+      </w:tr>
+      <w:tr>
+        <w:trPr>
+          <w:cantSplit w:val="0"/>
+          <w:tblHeader w:val="0"/>
+        </w:trPr>
+        <w:tc>
+          <w:tcPr>
+            <w:gridSpan w:val="2"/>
+            <w:tcBorders>
+              <w:top w:color="000000" w:space="0" w:sz="0" w:val="nil"/>
+              <w:bottom w:color="000000" w:space="0" w:sz="0" w:val="nil"/>
+            </w:tcBorders>
+            <w:tcMar>
+              <w:top w:w="0.0" w:type="dxa"/>
+              <w:left w:w="90.0" w:type="dxa"/>
+              <w:bottom w:w="0.0" w:type="dxa"/>
+              <w:right w:w="90.0" w:type="dxa"/>
+            </w:tcMar>
+          </w:tcPr>
           <w:p>
             <w:pPr>
               <w:keepLines w:val="1"/>
@@ -6010,16 +3927,15 @@
                 <w:sz w:val="26"/>
                 <w:szCs w:val="26"/>
                 <w:rtl w:val="0"/>
-                <w:color w:val="C00000"/>
-              </w:rPr>
-              <w:t xml:space="preserve">API/nhà cung cấp: đến 24/10 chưa chạy được → nhà cung cấp dự phòng, báo GVHD. Tỷ lệ JSON lỗi &gt; 5% trên lô 20 mẫu sau một lần thử lại → sửa schema/prompt, chưa mở rộng dữ liệu. Năng suất gán nhãn thấp hơn dự kiến → giữ 120/12, bỏ phần tùy chọn.</w:t>
-            </w:r>
-          </w:p>
-        </w:tc>
-      </w:tr>
-      <w:tr>
-        <w:trPr>
-          <w:cantSplit w:val="1"/>
+              </w:rPr>
+              <w:t xml:space="preserve">Không thu được tài liệu hãng thứ hai hoặc tổng số họ &lt; 6: thu hẹp kết luận về tài liệu Apple, giữ RQ2–RQ3 và tập chẩn đoán.</w:t>
+            </w:r>
+          </w:p>
+        </w:tc>
+      </w:tr>
+      <w:tr>
+        <w:trPr>
+          <w:cantSplit w:val="0"/>
           <w:tblHeader w:val="0"/>
         </w:trPr>
         <w:tc>
@@ -6058,16 +3974,15 @@
                 <w:sz w:val="26"/>
                 <w:szCs w:val="26"/>
                 <w:rtl w:val="0"/>
-                <w:color w:val="C00000"/>
-              </w:rPr>
-              <w:t xml:space="preserve">Không tìm được người thứ hai đến 31/10 → hỏi GVHD giới thiệu; nếu vẫn không có, báo thiếu, chỉ có tự nhất quán, hạ mức kết luận về nhãn. Tự đồng thuận &lt; 80% → rà hướng dẫn trước khi khóa. Nguồn hãng ngoài Apple không truy cập/lưu được → ghi lý do, giữ Apple và nêu giới hạn tổng quát hóa.</w:t>
-            </w:r>
-          </w:p>
-        </w:tc>
-      </w:tr>
-      <w:tr>
-        <w:trPr>
-          <w:cantSplit w:val="1"/>
+              </w:rPr>
+              <w:t xml:space="preserve">Gán nhãn chậm hơn dự kiến: giảm claim thông thường ở test, giữ tập chẩn đoán và TN2–TN4.</w:t>
+            </w:r>
+          </w:p>
+        </w:tc>
+      </w:tr>
+      <w:tr>
+        <w:trPr>
+          <w:cantSplit w:val="0"/>
           <w:tblHeader w:val="0"/>
         </w:trPr>
         <w:tc>
@@ -6106,16 +4021,120 @@
                 <w:sz w:val="26"/>
                 <w:szCs w:val="26"/>
                 <w:rtl w:val="0"/>
-                <w:color w:val="C00000"/>
-              </w:rPr>
-              <w:t xml:space="preserve">Đến 04/12 dữ liệu hoặc ba bản chính chưa đạt → bỏ toàn bộ phần tùy chọn, giữ MVP; vẫn thiếu → báo phần thiếu với GVHD, không tạo mẫu gần trùng hay bịa kết quả. P không tốt hơn B1 vẫn là kết quả hợp lệ cần phân tích.</w:t>
-            </w:r>
-          </w:p>
-        </w:tc>
-      </w:tr>
-      <w:tr>
-        <w:trPr>
-          <w:cantSplit w:val="1"/>
+              </w:rPr>
+              <w:t xml:space="preserve">Trích xuất lỗi nhiều: sửa prompt/schema hoặc đổi mô hình trên dev trước khi khóa; TN4 tách ảnh hưởng của trích xuất.</w:t>
+            </w:r>
+          </w:p>
+        </w:tc>
+      </w:tr>
+      <w:tr>
+        <w:trPr>
+          <w:cantSplit w:val="0"/>
+          <w:tblHeader w:val="0"/>
+        </w:trPr>
+        <w:tc>
+          <w:tcPr>
+            <w:gridSpan w:val="2"/>
+            <w:tcBorders>
+              <w:top w:color="000000" w:space="0" w:sz="0" w:val="nil"/>
+              <w:bottom w:color="000000" w:space="0" w:sz="0" w:val="nil"/>
+            </w:tcBorders>
+            <w:tcMar>
+              <w:top w:w="0.0" w:type="dxa"/>
+              <w:left w:w="90.0" w:type="dxa"/>
+              <w:bottom w:w="0.0" w:type="dxa"/>
+              <w:right w:w="90.0" w:type="dxa"/>
+            </w:tcMar>
+          </w:tcPr>
+          <w:p>
+            <w:pPr>
+              <w:keepLines w:val="1"/>
+              <w:numPr>
+                <w:ilvl w:val="0"/>
+                <w:numId w:val="7"/>
+              </w:numPr>
+              <w:spacing w:after="80" w:line="278.00000000000006" w:lineRule="auto"/>
+              <w:ind w:left="397" w:right="102" w:hanging="198"/>
+              <w:jc w:val="both"/>
+              <w:rPr>
+                <w:rFonts w:ascii="Times New Roman" w:cs="Times New Roman" w:eastAsia="Times New Roman" w:hAnsi="Times New Roman"/>
+                <w:sz w:val="26"/>
+                <w:szCs w:val="26"/>
+              </w:rPr>
+            </w:pPr>
+            <w:r>
+              <w:rPr>
+                <w:rFonts w:ascii="Times New Roman" w:cs="Times New Roman" w:eastAsia="Times New Roman" w:hAnsi="Times New Roman"/>
+                <w:sz w:val="26"/>
+                <w:szCs w:val="26"/>
+                <w:rtl w:val="0"/>
+              </w:rPr>
+              <w:t xml:space="preserve">Lịch chính thức của Khoa khác dự kiến: dời các giai đoạn theo thông báo, giữ nguyên thứ tự.</w:t>
+            </w:r>
+          </w:p>
+        </w:tc>
+      </w:tr>
+      <w:tr>
+        <w:trPr>
+          <w:cantSplit w:val="0"/>
+          <w:tblHeader w:val="0"/>
+        </w:trPr>
+        <w:tc>
+          <w:tcPr>
+            <w:gridSpan w:val="2"/>
+            <w:tcBorders>
+              <w:top w:color="000000" w:space="0" w:sz="0" w:val="nil"/>
+              <w:bottom w:color="000000" w:space="0" w:sz="0" w:val="nil"/>
+            </w:tcBorders>
+            <w:tcMar>
+              <w:top w:w="0.0" w:type="dxa"/>
+              <w:left w:w="90.0" w:type="dxa"/>
+              <w:bottom w:w="0.0" w:type="dxa"/>
+              <w:right w:w="90.0" w:type="dxa"/>
+            </w:tcMar>
+          </w:tcPr>
+          <w:p>
+            <w:pPr>
+              <w:keepLines w:val="1"/>
+              <w:numPr>
+                <w:ilvl w:val="0"/>
+                <w:numId w:val="7"/>
+              </w:numPr>
+              <w:spacing w:after="80" w:line="278.00000000000006" w:lineRule="auto"/>
+              <w:ind w:left="397" w:right="102" w:hanging="198"/>
+              <w:jc w:val="both"/>
+              <w:rPr>
+                <w:rFonts w:ascii="Times New Roman" w:cs="Times New Roman" w:eastAsia="Times New Roman" w:hAnsi="Times New Roman"/>
+                <w:sz w:val="26"/>
+                <w:szCs w:val="26"/>
+              </w:rPr>
+            </w:pPr>
+            <w:r>
+              <w:rPr>
+                <w:rFonts w:ascii="Times New Roman" w:cs="Times New Roman" w:eastAsia="Times New Roman" w:hAnsi="Times New Roman"/>
+                <w:b w:val="1"/>
+                <w:bCs w:val="1"/>
+                <w:sz w:val="26"/>
+                <w:szCs w:val="26"/>
+                <w:rtl w:val="0"/>
+              </w:rPr>
+              <w:t xml:space="preserve">Cần GVHD xác nhận:</w:t>
+            </w:r>
+            <w:r>
+              <w:rPr>
+                <w:rFonts w:ascii="Times New Roman" w:cs="Times New Roman" w:eastAsia="Times New Roman" w:hAnsi="Times New Roman"/>
+                <w:sz w:val="26"/>
+                <w:szCs w:val="26"/>
+                <w:rtl w:val="0"/>
+              </w:rPr>
+              <w:t xml:space="preserve"> trọng tâm SAV và RQ1–RQ3; chính sách kế thừa điều kiện; quy mô chốt sau pilot; lịch so với hạn chính thức; ngân sách API.</w:t>
+            </w:r>
+          </w:p>
+        </w:tc>
+      </w:tr>
+      <w:tr>
+        <w:trPr>
+          <w:cantSplit w:val="0"/>
           <w:tblHeader w:val="0"/>
         </w:trPr>
         <w:tc>
@@ -6156,11 +4175,6 @@
               </w:rPr>
               <w:t xml:space="preserve">Tài liệu tham khảo</w:t>
             </w:r>
-            <w:r>
-              <w:rPr>
-                <w:rtl w:val="0"/>
-              </w:rPr>
-            </w:r>
           </w:p>
           <w:p>
             <w:pPr>
@@ -6191,52 +4205,36 @@
                 <w:szCs w:val="26"/>
                 <w:rtl w:val="0"/>
               </w:rPr>
-              <w:t xml:space="preserve">Proceedings of the 38th Pacific Asia Conference on Language, Information and Computation (PACLIC)</w:t>
-            </w:r>
-            <w:r>
-              <w:rPr>
-                <w:rFonts w:ascii="Times New Roman" w:cs="Times New Roman" w:eastAsia="Times New Roman" w:hAnsi="Times New Roman"/>
-                <w:sz w:val="26"/>
-                <w:szCs w:val="26"/>
-                <w:rtl w:val="0"/>
-              </w:rPr>
-              <w:t xml:space="preserve">, 2024, pp. 398–406. [Online]. Available:</w:t>
-            </w:r>
-            <w:hyperlink r:id="rId6">
-              <w:r>
-                <w:rPr>
-                  <w:rFonts w:ascii="Times New Roman" w:cs="Times New Roman" w:eastAsia="Times New Roman" w:hAnsi="Times New Roman"/>
-                  <w:sz w:val="26"/>
-                  <w:szCs w:val="26"/>
-                  <w:rtl w:val="0"/>
-                </w:rPr>
-                <w:t xml:space="preserve"> </w:t>
-              </w:r>
-            </w:hyperlink>
-            <w:hyperlink r:id="rId7">
+              <w:t xml:space="preserve">Proc. PACLIC 38</w:t>
+            </w:r>
+            <w:r>
+              <w:rPr>
+                <w:rFonts w:ascii="Times New Roman" w:cs="Times New Roman" w:eastAsia="Times New Roman" w:hAnsi="Times New Roman"/>
+                <w:sz w:val="26"/>
+                <w:szCs w:val="26"/>
+                <w:rtl w:val="0"/>
+              </w:rPr>
+              <w:t xml:space="preserve">, 2024, pp. 398–406. </w:t>
+            </w:r>
+            <w:hyperlink r:id="rId16">
               <w:r>
                 <w:rPr>
                   <w:rFonts w:ascii="Times New Roman" w:cs="Times New Roman" w:eastAsia="Times New Roman" w:hAnsi="Times New Roman"/>
                   <w:color w:val="1155cc"/>
+                  <w:u w:val="single"/>
                   <w:sz w:val="26"/>
                   <w:szCs w:val="26"/>
-                  <w:u w:val="single"/>
                   <w:rtl w:val="0"/>
                 </w:rPr>
                 <w:t xml:space="preserve">https://aclanthology.org/2024.paclic-1.40/</w:t>
               </w:r>
             </w:hyperlink>
-            <w:r>
-              <w:rPr>
-                <w:rtl w:val="0"/>
-              </w:rPr>
-            </w:r>
-          </w:p>
-        </w:tc>
-      </w:tr>
-      <w:tr>
-        <w:trPr>
-          <w:cantSplit w:val="1"/>
+          </w:p>
+        </w:tc>
+      </w:tr>
+      <w:tr>
+        <w:trPr>
+          <w:cantSplit w:val="0"/>
           <w:tblHeader w:val="0"/>
         </w:trPr>
         <w:tc>
@@ -6282,52 +4280,36 @@
                 <w:szCs w:val="26"/>
                 <w:rtl w:val="0"/>
               </w:rPr>
-              <w:t xml:space="preserve">Findings of the Association for Computational Linguistics: ACL 2025</w:t>
-            </w:r>
-            <w:r>
-              <w:rPr>
-                <w:rFonts w:ascii="Times New Roman" w:cs="Times New Roman" w:eastAsia="Times New Roman" w:hAnsi="Times New Roman"/>
-                <w:sz w:val="26"/>
-                <w:szCs w:val="26"/>
-                <w:rtl w:val="0"/>
-              </w:rPr>
-              <w:t xml:space="preserve">, 2025, pp. 18085–18096.</w:t>
-            </w:r>
-            <w:hyperlink r:id="rId8">
-              <w:r>
-                <w:rPr>
-                  <w:rFonts w:ascii="Times New Roman" w:cs="Times New Roman" w:eastAsia="Times New Roman" w:hAnsi="Times New Roman"/>
-                  <w:sz w:val="26"/>
-                  <w:szCs w:val="26"/>
-                  <w:rtl w:val="0"/>
-                </w:rPr>
-                <w:t xml:space="preserve"> </w:t>
-              </w:r>
-            </w:hyperlink>
-            <w:hyperlink r:id="rId9">
+              <w:t xml:space="preserve">Findings of ACL 2025</w:t>
+            </w:r>
+            <w:r>
+              <w:rPr>
+                <w:rFonts w:ascii="Times New Roman" w:cs="Times New Roman" w:eastAsia="Times New Roman" w:hAnsi="Times New Roman"/>
+                <w:sz w:val="26"/>
+                <w:szCs w:val="26"/>
+                <w:rtl w:val="0"/>
+              </w:rPr>
+              <w:t xml:space="preserve">, 2025, pp. 18085–18096. </w:t>
+            </w:r>
+            <w:hyperlink r:id="rId17">
               <w:r>
                 <w:rPr>
                   <w:rFonts w:ascii="Times New Roman" w:cs="Times New Roman" w:eastAsia="Times New Roman" w:hAnsi="Times New Roman"/>
                   <w:color w:val="1155cc"/>
+                  <w:u w:val="single"/>
                   <w:sz w:val="26"/>
                   <w:szCs w:val="26"/>
-                  <w:u w:val="single"/>
                   <w:rtl w:val="0"/>
                 </w:rPr>
                 <w:t xml:space="preserve">https://doi.org/10.18653/v1/2025.findings-acl.929</w:t>
               </w:r>
             </w:hyperlink>
-            <w:r>
-              <w:rPr>
-                <w:rtl w:val="0"/>
-              </w:rPr>
-            </w:r>
-          </w:p>
-        </w:tc>
-      </w:tr>
-      <w:tr>
-        <w:trPr>
-          <w:cantSplit w:val="1"/>
+          </w:p>
+        </w:tc>
+      </w:tr>
+      <w:tr>
+        <w:trPr>
+          <w:cantSplit w:val="0"/>
           <w:tblHeader w:val="0"/>
         </w:trPr>
         <w:tc>
@@ -6373,52 +4355,36 @@
                 <w:szCs w:val="26"/>
                 <w:rtl w:val="0"/>
               </w:rPr>
-              <w:t xml:space="preserve">Findings of the Association for Computational Linguistics: EMNLP 2025</w:t>
-            </w:r>
-            <w:r>
-              <w:rPr>
-                <w:rFonts w:ascii="Times New Roman" w:cs="Times New Roman" w:eastAsia="Times New Roman" w:hAnsi="Times New Roman"/>
-                <w:sz w:val="26"/>
-                <w:szCs w:val="26"/>
-                <w:rtl w:val="0"/>
-              </w:rPr>
-              <w:t xml:space="preserve">, 2025, pp. 24345–24363.</w:t>
-            </w:r>
-            <w:hyperlink r:id="rId10">
-              <w:r>
-                <w:rPr>
-                  <w:rFonts w:ascii="Times New Roman" w:cs="Times New Roman" w:eastAsia="Times New Roman" w:hAnsi="Times New Roman"/>
-                  <w:sz w:val="26"/>
-                  <w:szCs w:val="26"/>
-                  <w:rtl w:val="0"/>
-                </w:rPr>
-                <w:t xml:space="preserve"> </w:t>
-              </w:r>
-            </w:hyperlink>
-            <w:hyperlink r:id="rId11">
+              <w:t xml:space="preserve">Findings of EMNLP 2025</w:t>
+            </w:r>
+            <w:r>
+              <w:rPr>
+                <w:rFonts w:ascii="Times New Roman" w:cs="Times New Roman" w:eastAsia="Times New Roman" w:hAnsi="Times New Roman"/>
+                <w:sz w:val="26"/>
+                <w:szCs w:val="26"/>
+                <w:rtl w:val="0"/>
+              </w:rPr>
+              <w:t xml:space="preserve">, 2025, pp. 24345–24363. </w:t>
+            </w:r>
+            <w:hyperlink r:id="rId18">
               <w:r>
                 <w:rPr>
                   <w:rFonts w:ascii="Times New Roman" w:cs="Times New Roman" w:eastAsia="Times New Roman" w:hAnsi="Times New Roman"/>
                   <w:color w:val="1155cc"/>
+                  <w:u w:val="single"/>
                   <w:sz w:val="26"/>
                   <w:szCs w:val="26"/>
-                  <w:u w:val="single"/>
                   <w:rtl w:val="0"/>
                 </w:rPr>
                 <w:t xml:space="preserve">https://doi.org/10.18653/v1/2025.findings-emnlp.1322</w:t>
               </w:r>
             </w:hyperlink>
-            <w:r>
-              <w:rPr>
-                <w:rtl w:val="0"/>
-              </w:rPr>
-            </w:r>
-          </w:p>
-        </w:tc>
-      </w:tr>
-      <w:tr>
-        <w:trPr>
-          <w:cantSplit w:val="1"/>
+          </w:p>
+        </w:tc>
+      </w:tr>
+      <w:tr>
+        <w:trPr>
+          <w:cantSplit w:val="0"/>
           <w:tblHeader w:val="0"/>
         </w:trPr>
         <w:tc>
@@ -6453,7 +4419,7 @@
                 <w:szCs w:val="26"/>
                 <w:rtl w:val="0"/>
               </w:rPr>
-              <w:t xml:space="preserve">[4] J. Sun, G. Warren, I. Shklovski, and I. Augenstein, “Explaining sources of uncertainty in automated fact-checking,” in</w:t>
+              <w:t xml:space="preserve">[4] J. Sun, G. Warren, I. Shklovski, and I. Augenstein, “Explaining sources of uncertainty in automated fact-checking,” in </w:t>
             </w:r>
             <w:r>
               <w:rPr>
@@ -6464,145 +4430,104 @@
                 <w:szCs w:val="26"/>
                 <w:rtl w:val="0"/>
               </w:rPr>
-              <w:t xml:space="preserve"> Proceedings of the 64th Annual Meeting of the Association for Computational Linguistics (</w:t>
-            </w:r>
-            <w:r>
-              <w:rPr>
-                <w:rFonts w:ascii="Times New Roman" w:cs="Times New Roman" w:eastAsia="Times New Roman" w:hAnsi="Times New Roman"/>
-                <w:color w:val="c00000"/>
-                <w:sz w:val="26"/>
-                <w:szCs w:val="26"/>
-                <w:rtl w:val="0"/>
-              </w:rPr>
-              <w:t xml:space="preserve">Volume 1: Long Papers</w:t>
-            </w:r>
-            <w:r>
-              <w:rPr>
-                <w:rFonts w:ascii="Times New Roman" w:cs="Times New Roman" w:eastAsia="Times New Roman" w:hAnsi="Times New Roman"/>
-                <w:i w:val="1"/>
-                <w:iCs w:val="1"/>
-                <w:sz w:val="26"/>
-                <w:szCs w:val="26"/>
-                <w:rtl w:val="0"/>
-              </w:rPr>
-              <w:t xml:space="preserve">)</w:t>
-            </w:r>
-            <w:r>
-              <w:rPr>
-                <w:rFonts w:ascii="Times New Roman" w:cs="Times New Roman" w:eastAsia="Times New Roman" w:hAnsi="Times New Roman"/>
-                <w:sz w:val="26"/>
-                <w:szCs w:val="26"/>
-                <w:rtl w:val="0"/>
-              </w:rPr>
-              <w:t xml:space="preserve">, 2026, pp. 45510–45534.</w:t>
-            </w:r>
-            <w:hyperlink r:id="rId12">
+              <w:t xml:space="preserve">Proc. ACL 2026 (Long Papers)</w:t>
+            </w:r>
+            <w:r>
+              <w:rPr>
+                <w:rFonts w:ascii="Times New Roman" w:cs="Times New Roman" w:eastAsia="Times New Roman" w:hAnsi="Times New Roman"/>
+                <w:sz w:val="26"/>
+                <w:szCs w:val="26"/>
+                <w:rtl w:val="0"/>
+              </w:rPr>
+              <w:t xml:space="preserve">, 2026, pp. 45510–45534. </w:t>
+            </w:r>
+            <w:hyperlink r:id="rId19">
               <w:r>
                 <w:rPr>
                   <w:rFonts w:ascii="Times New Roman" w:cs="Times New Roman" w:eastAsia="Times New Roman" w:hAnsi="Times New Roman"/>
-                  <w:sz w:val="26"/>
-                  <w:szCs w:val="26"/>
+                  <w:color w:val="1155cc"/>
                   <w:u w:val="single"/>
-                  <w:rtl w:val="0"/>
-                </w:rPr>
-                <w:t xml:space="preserve"> https://doi.org/10.18653/v1/2026.acl-long.2110</w:t>
-              </w:r>
-            </w:hyperlink>
-            <w:r>
-              <w:rPr>
-                <w:rtl w:val="0"/>
-              </w:rPr>
-            </w:r>
-          </w:p>
-        </w:tc>
-      </w:tr>
-      <w:tr>
-        <w:trPr>
-          <w:cantSplit w:val="1"/>
-          <w:tblHeader w:val="0"/>
-        </w:trPr>
-        <w:tc>
-          <w:tcPr>
-            <w:gridSpan w:val="2"/>
-            <w:tcBorders>
-              <w:top w:color="000000" w:space="0" w:sz="0" w:val="nil"/>
-              <w:bottom w:color="000000" w:space="0" w:sz="0" w:val="nil"/>
-            </w:tcBorders>
-            <w:tcMar>
-              <w:top w:w="0.0" w:type="dxa"/>
-              <w:left w:w="90.0" w:type="dxa"/>
-              <w:bottom w:w="0.0" w:type="dxa"/>
-              <w:right w:w="90.0" w:type="dxa"/>
-            </w:tcMar>
-          </w:tcPr>
-          <w:p>
-            <w:pPr>
-              <w:keepLines w:val="1"/>
-              <w:spacing w:after="140" w:before="60" w:line="278.00000000000006" w:lineRule="auto"/>
-              <w:ind w:right="102"/>
-              <w:rPr>
-                <w:rFonts w:ascii="Times New Roman" w:cs="Times New Roman" w:eastAsia="Times New Roman" w:hAnsi="Times New Roman"/>
-                <w:sz w:val="26"/>
-                <w:szCs w:val="26"/>
-              </w:rPr>
-            </w:pPr>
-            <w:r>
-              <w:rPr>
-                <w:rFonts w:ascii="Times New Roman" w:cs="Times New Roman" w:eastAsia="Times New Roman" w:hAnsi="Times New Roman"/>
-                <w:sz w:val="26"/>
-                <w:szCs w:val="26"/>
-                <w:rtl w:val="0"/>
-              </w:rPr>
-              <w:t xml:space="preserve">[5] S. Zhang et al., “CoVer: Conflict-aware claim verification,” arXiv preprint arXiv:2609.00508, 2026. [Online]. Available:</w:t>
-            </w:r>
-            <w:hyperlink r:id="rId13">
-              <w:r>
-                <w:rPr>
-                  <w:rFonts w:ascii="Times New Roman" w:cs="Times New Roman" w:eastAsia="Times New Roman" w:hAnsi="Times New Roman"/>
                   <w:sz w:val="26"/>
                   <w:szCs w:val="26"/>
                   <w:rtl w:val="0"/>
                 </w:rPr>
-                <w:t xml:space="preserve"> </w:t>
+                <w:t xml:space="preserve">https://doi.org/10.18653/v1/2026.acl-long.2110</w:t>
               </w:r>
             </w:hyperlink>
-            <w:hyperlink r:id="rId14">
+          </w:p>
+        </w:tc>
+      </w:tr>
+      <w:tr>
+        <w:trPr>
+          <w:cantSplit w:val="0"/>
+          <w:tblHeader w:val="0"/>
+        </w:trPr>
+        <w:tc>
+          <w:tcPr>
+            <w:gridSpan w:val="2"/>
+            <w:tcBorders>
+              <w:top w:color="000000" w:space="0" w:sz="0" w:val="nil"/>
+              <w:bottom w:color="000000" w:space="0" w:sz="0" w:val="nil"/>
+            </w:tcBorders>
+            <w:tcMar>
+              <w:top w:w="0.0" w:type="dxa"/>
+              <w:left w:w="90.0" w:type="dxa"/>
+              <w:bottom w:w="0.0" w:type="dxa"/>
+              <w:right w:w="90.0" w:type="dxa"/>
+            </w:tcMar>
+          </w:tcPr>
+          <w:p>
+            <w:pPr>
+              <w:keepLines w:val="1"/>
+              <w:spacing w:after="140" w:before="60" w:line="278.00000000000006" w:lineRule="auto"/>
+              <w:ind w:right="102"/>
+              <w:rPr>
+                <w:rFonts w:ascii="Times New Roman" w:cs="Times New Roman" w:eastAsia="Times New Roman" w:hAnsi="Times New Roman"/>
+                <w:sz w:val="26"/>
+                <w:szCs w:val="26"/>
+              </w:rPr>
+            </w:pPr>
+            <w:r>
+              <w:rPr>
+                <w:rFonts w:ascii="Times New Roman" w:cs="Times New Roman" w:eastAsia="Times New Roman" w:hAnsi="Times New Roman"/>
+                <w:sz w:val="26"/>
+                <w:szCs w:val="26"/>
+                <w:rtl w:val="0"/>
+              </w:rPr>
+              <w:t xml:space="preserve">[5] S. Zhang et al., “CoVer: Conflict-aware claim verification,” arXiv:2609.00508, 2026. </w:t>
+            </w:r>
+            <w:hyperlink r:id="rId20">
               <w:r>
                 <w:rPr>
                   <w:rFonts w:ascii="Times New Roman" w:cs="Times New Roman" w:eastAsia="Times New Roman" w:hAnsi="Times New Roman"/>
                   <w:color w:val="1155cc"/>
+                  <w:u w:val="single"/>
                   <w:sz w:val="26"/>
                   <w:szCs w:val="26"/>
-                  <w:u w:val="single"/>
                   <w:rtl w:val="0"/>
                 </w:rPr>
                 <w:t xml:space="preserve">https://arxiv.org/abs/2609.00508</w:t>
               </w:r>
             </w:hyperlink>
-            <w:r>
-              <w:rPr>
-                <w:rtl w:val="0"/>
-              </w:rPr>
-            </w:r>
-          </w:p>
-        </w:tc>
-      </w:tr>
-      <w:tr>
-        <w:trPr>
-          <w:cantSplit w:val="1"/>
-          <w:tblHeader w:val="0"/>
-        </w:trPr>
-        <w:tc>
-          <w:tcPr>
-            <w:gridSpan w:val="2"/>
-            <w:tcBorders>
-              <w:top w:color="000000" w:space="0" w:sz="0" w:val="nil"/>
-              <w:bottom w:color="000000" w:space="0" w:sz="4" w:val="single"/>
-            </w:tcBorders>
-            <w:tcMar>
-              <w:top w:w="0.0" w:type="dxa"/>
-              <w:left w:w="90.0" w:type="dxa"/>
-              <w:bottom w:w="55.0" w:type="dxa"/>
+          </w:p>
+        </w:tc>
+      </w:tr>
+      <w:tr>
+        <w:trPr>
+          <w:cantSplit w:val="0"/>
+          <w:tblHeader w:val="0"/>
+        </w:trPr>
+        <w:tc>
+          <w:tcPr>
+            <w:gridSpan w:val="2"/>
+            <w:tcBorders>
+              <w:top w:color="000000" w:space="0" w:sz="0" w:val="nil"/>
+              <w:bottom w:color="000000" w:space="0" w:sz="0" w:val="nil"/>
+            </w:tcBorders>
+            <w:tcMar>
+              <w:top w:w="0.0" w:type="dxa"/>
+              <w:left w:w="90.0" w:type="dxa"/>
+              <w:bottom w:w="0.0" w:type="dxa"/>
               <w:right w:w="90.0" w:type="dxa"/>
             </w:tcMar>
           </w:tcPr>
@@ -6613,8 +4538,6 @@
               <w:ind w:right="102"/>
               <w:rPr>
                 <w:rFonts w:ascii="Times New Roman" w:cs="Times New Roman" w:eastAsia="Times New Roman" w:hAnsi="Times New Roman"/>
-                <w:b w:val="1"/>
-                <w:bCs w:val="1"/>
                 <w:sz w:val="26"/>
                 <w:szCs w:val="26"/>
               </w:rPr>
@@ -6637,7 +4560,7 @@
                 <w:szCs w:val="26"/>
                 <w:rtl w:val="0"/>
               </w:rPr>
-              <w:t xml:space="preserve">Proceedings of the Eighth Fact Extraction and VERification Workshop (FEVER)</w:t>
+              <w:t xml:space="preserve">Proc. FEVER Workshop</w:t>
             </w:r>
             <w:r>
               <w:rPr>
@@ -6648,41 +4571,41 @@
               </w:rPr>
               <w:t xml:space="preserve">, 2025, pp. 258–265. </w:t>
             </w:r>
-            <w:hyperlink r:id="rId15">
+            <w:hyperlink r:id="rId21">
               <w:r>
                 <w:rPr>
                   <w:rFonts w:ascii="Times New Roman" w:cs="Times New Roman" w:eastAsia="Times New Roman" w:hAnsi="Times New Roman"/>
                   <w:color w:val="1155cc"/>
+                  <w:u w:val="single"/>
                   <w:sz w:val="26"/>
                   <w:szCs w:val="26"/>
-                  <w:u w:val="single"/>
                   <w:rtl w:val="0"/>
                 </w:rPr>
                 <w:t xml:space="preserve">https://doi.org/10.18653/v1/2025.fever-1.20</w:t>
               </w:r>
             </w:hyperlink>
-            <w:r>
-              <w:rPr>
-                <w:rFonts w:ascii="Times New Roman" w:cs="Times New Roman" w:eastAsia="Times New Roman" w:hAnsi="Times New Roman"/>
-                <w:color w:val="1155cc"/>
-                <w:sz w:val="26"/>
-                <w:szCs w:val="26"/>
-                <w:rtl w:val="0"/>
-              </w:rPr>
-              <w:t xml:space="preserve"> </w:t>
-            </w:r>
-            <w:r>
-              <w:rPr>
-                <w:rFonts w:ascii="Times New Roman" w:cs="Times New Roman" w:eastAsia="Times New Roman" w:hAnsi="Times New Roman"/>
-                <w:b w:val="1"/>
-                <w:bCs w:val="1"/>
-                <w:sz w:val="26"/>
-                <w:szCs w:val="26"/>
-                <w:rtl w:val="0"/>
-              </w:rPr>
-              <w:t xml:space="preserve"> </w:t>
-            </w:r>
-          </w:p>
+          </w:p>
+        </w:tc>
+      </w:tr>
+      <w:tr>
+        <w:trPr>
+          <w:cantSplit w:val="0"/>
+          <w:tblHeader w:val="0"/>
+        </w:trPr>
+        <w:tc>
+          <w:tcPr>
+            <w:gridSpan w:val="2"/>
+            <w:tcBorders>
+              <w:top w:color="000000" w:space="0" w:sz="0" w:val="nil"/>
+              <w:bottom w:color="000000" w:space="0" w:sz="0" w:val="nil"/>
+            </w:tcBorders>
+            <w:tcMar>
+              <w:top w:w="0.0" w:type="dxa"/>
+              <w:left w:w="90.0" w:type="dxa"/>
+              <w:bottom w:w="0.0" w:type="dxa"/>
+              <w:right w:w="90.0" w:type="dxa"/>
+            </w:tcMar>
+          </w:tcPr>
           <w:p>
             <w:pPr>
               <w:keepLines w:val="1"/>
@@ -6690,25 +4613,74 @@
               <w:ind w:right="102"/>
               <w:rPr>
                 <w:rFonts w:ascii="Times New Roman" w:cs="Times New Roman" w:eastAsia="Times New Roman" w:hAnsi="Times New Roman"/>
-                <w:b w:val="1"/>
-                <w:bCs w:val="1"/>
-                <w:sz w:val="26"/>
-                <w:szCs w:val="26"/>
-              </w:rPr>
-            </w:pPr>
-            <w:r>
-              <w:rPr>
-                <w:rFonts w:ascii="Times New Roman" w:cs="Times New Roman" w:eastAsia="Times New Roman" w:hAnsi="Times New Roman"/>
-                <w:sz w:val="26"/>
-                <w:szCs w:val="26"/>
-                <w:rtl w:val="0"/>
-                <w:color w:val="C00000"/>
-                <w:b w:val="0"/>
-                <w:bCs w:val="0"/>
-              </w:rPr>
-              <w:t xml:space="preserve">[7] J. Thorne, A. Vlachos, C. Christodoulopoulos, and A. Mittal, “FEVER: a Large-scale Dataset for Fact Extraction and VERification,” NAACL-HLT, 2018, pp. 809–819. https://aclanthology.org/N18-1074/</w:t>
-            </w:r>
-          </w:p>
+                <w:sz w:val="26"/>
+                <w:szCs w:val="26"/>
+              </w:rPr>
+            </w:pPr>
+            <w:r>
+              <w:rPr>
+                <w:rFonts w:ascii="Times New Roman" w:cs="Times New Roman" w:eastAsia="Times New Roman" w:hAnsi="Times New Roman"/>
+                <w:sz w:val="26"/>
+                <w:szCs w:val="26"/>
+                <w:rtl w:val="0"/>
+              </w:rPr>
+              <w:t xml:space="preserve">[7] J. Thorne, A. Vlachos, C. Christodoulopoulos, and A. Mittal, “FEVER: a large-scale dataset for Fact Extraction and VERification,” in </w:t>
+            </w:r>
+            <w:r>
+              <w:rPr>
+                <w:rFonts w:ascii="Times New Roman" w:cs="Times New Roman" w:eastAsia="Times New Roman" w:hAnsi="Times New Roman"/>
+                <w:i w:val="1"/>
+                <w:iCs w:val="1"/>
+                <w:sz w:val="26"/>
+                <w:szCs w:val="26"/>
+                <w:rtl w:val="0"/>
+              </w:rPr>
+              <w:t xml:space="preserve">Proc. NAACL-HLT</w:t>
+            </w:r>
+            <w:r>
+              <w:rPr>
+                <w:rFonts w:ascii="Times New Roman" w:cs="Times New Roman" w:eastAsia="Times New Roman" w:hAnsi="Times New Roman"/>
+                <w:sz w:val="26"/>
+                <w:szCs w:val="26"/>
+                <w:rtl w:val="0"/>
+              </w:rPr>
+              <w:t xml:space="preserve">, 2018, pp. 809–819. </w:t>
+            </w:r>
+            <w:hyperlink r:id="rId22">
+              <w:r>
+                <w:rPr>
+                  <w:rFonts w:ascii="Times New Roman" w:cs="Times New Roman" w:eastAsia="Times New Roman" w:hAnsi="Times New Roman"/>
+                  <w:color w:val="1155cc"/>
+                  <w:u w:val="single"/>
+                  <w:sz w:val="26"/>
+                  <w:szCs w:val="26"/>
+                  <w:rtl w:val="0"/>
+                </w:rPr>
+                <w:t xml:space="preserve">https://aclanthology.org/N18-1074/</w:t>
+              </w:r>
+            </w:hyperlink>
+          </w:p>
+        </w:tc>
+      </w:tr>
+      <w:tr>
+        <w:trPr>
+          <w:cantSplit w:val="0"/>
+          <w:tblHeader w:val="0"/>
+        </w:trPr>
+        <w:tc>
+          <w:tcPr>
+            <w:gridSpan w:val="2"/>
+            <w:tcBorders>
+              <w:top w:color="000000" w:space="0" w:sz="0" w:val="nil"/>
+              <w:bottom w:color="000000" w:space="0" w:sz="0" w:val="nil"/>
+            </w:tcBorders>
+            <w:tcMar>
+              <w:top w:w="0.0" w:type="dxa"/>
+              <w:left w:w="90.0" w:type="dxa"/>
+              <w:bottom w:w="0.0" w:type="dxa"/>
+              <w:right w:w="90.0" w:type="dxa"/>
+            </w:tcMar>
+          </w:tcPr>
           <w:p>
             <w:pPr>
               <w:keepLines w:val="1"/>
@@ -6716,25 +4688,74 @@
               <w:ind w:right="102"/>
               <w:rPr>
                 <w:rFonts w:ascii="Times New Roman" w:cs="Times New Roman" w:eastAsia="Times New Roman" w:hAnsi="Times New Roman"/>
-                <w:b w:val="1"/>
-                <w:bCs w:val="1"/>
-                <w:sz w:val="26"/>
-                <w:szCs w:val="26"/>
-              </w:rPr>
-            </w:pPr>
-            <w:r>
-              <w:rPr>
-                <w:rFonts w:ascii="Times New Roman" w:cs="Times New Roman" w:eastAsia="Times New Roman" w:hAnsi="Times New Roman"/>
-                <w:sz w:val="26"/>
-                <w:szCs w:val="26"/>
-                <w:rtl w:val="0"/>
-                <w:color w:val="C00000"/>
-                <w:b w:val="0"/>
-                <w:bCs w:val="0"/>
-              </w:rPr>
-              <w:t xml:space="preserve">[8] M. Schlichtkrull, Z. Guo, and A. Vlachos, “AVeriTeC: A Dataset for Real-world Claim Verification with Evidence from the Web,” NeurIPS, Datasets and Benchmarks, 2023. https://arxiv.org/abs/2305.13117</w:t>
-            </w:r>
-          </w:p>
+                <w:sz w:val="26"/>
+                <w:szCs w:val="26"/>
+              </w:rPr>
+            </w:pPr>
+            <w:r>
+              <w:rPr>
+                <w:rFonts w:ascii="Times New Roman" w:cs="Times New Roman" w:eastAsia="Times New Roman" w:hAnsi="Times New Roman"/>
+                <w:sz w:val="26"/>
+                <w:szCs w:val="26"/>
+                <w:rtl w:val="0"/>
+              </w:rPr>
+              <w:t xml:space="preserve">[8] M. Schlichtkrull, Z. Guo, and A. Vlachos, “AVeriTeC: A dataset for real-world claim verification with evidence from the web,” in </w:t>
+            </w:r>
+            <w:r>
+              <w:rPr>
+                <w:rFonts w:ascii="Times New Roman" w:cs="Times New Roman" w:eastAsia="Times New Roman" w:hAnsi="Times New Roman"/>
+                <w:i w:val="1"/>
+                <w:iCs w:val="1"/>
+                <w:sz w:val="26"/>
+                <w:szCs w:val="26"/>
+                <w:rtl w:val="0"/>
+              </w:rPr>
+              <w:t xml:space="preserve">NeurIPS Datasets and Benchmarks</w:t>
+            </w:r>
+            <w:r>
+              <w:rPr>
+                <w:rFonts w:ascii="Times New Roman" w:cs="Times New Roman" w:eastAsia="Times New Roman" w:hAnsi="Times New Roman"/>
+                <w:sz w:val="26"/>
+                <w:szCs w:val="26"/>
+                <w:rtl w:val="0"/>
+              </w:rPr>
+              <w:t xml:space="preserve">, 2023. </w:t>
+            </w:r>
+            <w:hyperlink r:id="rId23">
+              <w:r>
+                <w:rPr>
+                  <w:rFonts w:ascii="Times New Roman" w:cs="Times New Roman" w:eastAsia="Times New Roman" w:hAnsi="Times New Roman"/>
+                  <w:color w:val="1155cc"/>
+                  <w:u w:val="single"/>
+                  <w:sz w:val="26"/>
+                  <w:szCs w:val="26"/>
+                  <w:rtl w:val="0"/>
+                </w:rPr>
+                <w:t xml:space="preserve">https://arxiv.org/abs/2305.13117</w:t>
+              </w:r>
+            </w:hyperlink>
+          </w:p>
+        </w:tc>
+      </w:tr>
+      <w:tr>
+        <w:trPr>
+          <w:cantSplit w:val="0"/>
+          <w:tblHeader w:val="0"/>
+        </w:trPr>
+        <w:tc>
+          <w:tcPr>
+            <w:gridSpan w:val="2"/>
+            <w:tcBorders>
+              <w:top w:color="000000" w:space="0" w:sz="0" w:val="nil"/>
+              <w:bottom w:color="000000" w:space="0" w:sz="0" w:val="nil"/>
+            </w:tcBorders>
+            <w:tcMar>
+              <w:top w:w="0.0" w:type="dxa"/>
+              <w:left w:w="90.0" w:type="dxa"/>
+              <w:bottom w:w="0.0" w:type="dxa"/>
+              <w:right w:w="90.0" w:type="dxa"/>
+            </w:tcMar>
+          </w:tcPr>
           <w:p>
             <w:pPr>
               <w:keepLines w:val="1"/>
@@ -6742,25 +4763,54 @@
               <w:ind w:right="102"/>
               <w:rPr>
                 <w:rFonts w:ascii="Times New Roman" w:cs="Times New Roman" w:eastAsia="Times New Roman" w:hAnsi="Times New Roman"/>
-                <w:b w:val="1"/>
-                <w:bCs w:val="1"/>
-                <w:sz w:val="26"/>
-                <w:szCs w:val="26"/>
-              </w:rPr>
-            </w:pPr>
-            <w:r>
-              <w:rPr>
-                <w:rFonts w:ascii="Times New Roman" w:cs="Times New Roman" w:eastAsia="Times New Roman" w:hAnsi="Times New Roman"/>
-                <w:sz w:val="26"/>
-                <w:szCs w:val="26"/>
-                <w:rtl w:val="0"/>
-                <w:color w:val="C00000"/>
-                <w:b w:val="0"/>
-                <w:bCs w:val="0"/>
-              </w:rPr>
-              <w:t xml:space="preserve">[9] Tran Thai Hoa et al., “ViFactCheck: A New Benchmark Dataset and Methods for Multi-domain News Fact-Checking in Vietnamese,” arXiv:2412.15308, 2024 (accepted at AAAI 2025). https://arxiv.org/abs/2412.15308</w:t>
-            </w:r>
-          </w:p>
+                <w:sz w:val="26"/>
+                <w:szCs w:val="26"/>
+              </w:rPr>
+            </w:pPr>
+            <w:r>
+              <w:rPr>
+                <w:rFonts w:ascii="Times New Roman" w:cs="Times New Roman" w:eastAsia="Times New Roman" w:hAnsi="Times New Roman"/>
+                <w:sz w:val="26"/>
+                <w:szCs w:val="26"/>
+                <w:rtl w:val="0"/>
+              </w:rPr>
+              <w:t xml:space="preserve">[9] T. T. Hoa et al., “ViFactCheck: A new benchmark dataset and methods for multi-domain news fact-checking in Vietnamese,” arXiv:2412.15308, 2024. </w:t>
+            </w:r>
+            <w:hyperlink r:id="rId24">
+              <w:r>
+                <w:rPr>
+                  <w:rFonts w:ascii="Times New Roman" w:cs="Times New Roman" w:eastAsia="Times New Roman" w:hAnsi="Times New Roman"/>
+                  <w:color w:val="1155cc"/>
+                  <w:u w:val="single"/>
+                  <w:sz w:val="26"/>
+                  <w:szCs w:val="26"/>
+                  <w:rtl w:val="0"/>
+                </w:rPr>
+                <w:t xml:space="preserve">https://arxiv.org/abs/2412.15308</w:t>
+              </w:r>
+            </w:hyperlink>
+          </w:p>
+        </w:tc>
+      </w:tr>
+      <w:tr>
+        <w:trPr>
+          <w:cantSplit w:val="0"/>
+          <w:tblHeader w:val="0"/>
+        </w:trPr>
+        <w:tc>
+          <w:tcPr>
+            <w:gridSpan w:val="2"/>
+            <w:tcBorders>
+              <w:top w:color="000000" w:space="0" w:sz="0" w:val="nil"/>
+              <w:bottom w:color="000000" w:space="0" w:sz="0" w:val="nil"/>
+            </w:tcBorders>
+            <w:tcMar>
+              <w:top w:w="0.0" w:type="dxa"/>
+              <w:left w:w="90.0" w:type="dxa"/>
+              <w:bottom w:w="0.0" w:type="dxa"/>
+              <w:right w:w="90.0" w:type="dxa"/>
+            </w:tcMar>
+          </w:tcPr>
           <w:p>
             <w:pPr>
               <w:keepLines w:val="1"/>
@@ -6768,25 +4818,54 @@
               <w:ind w:right="102"/>
               <w:rPr>
                 <w:rFonts w:ascii="Times New Roman" w:cs="Times New Roman" w:eastAsia="Times New Roman" w:hAnsi="Times New Roman"/>
-                <w:b w:val="1"/>
-                <w:bCs w:val="1"/>
-                <w:sz w:val="26"/>
-                <w:szCs w:val="26"/>
-              </w:rPr>
-            </w:pPr>
-            <w:r>
-              <w:rPr>
-                <w:rFonts w:ascii="Times New Roman" w:cs="Times New Roman" w:eastAsia="Times New Roman" w:hAnsi="Times New Roman"/>
-                <w:sz w:val="26"/>
-                <w:szCs w:val="26"/>
-                <w:rtl w:val="0"/>
-                <w:color w:val="C00000"/>
-                <w:b w:val="0"/>
-                <w:bCs w:val="0"/>
-              </w:rPr>
-              <w:t xml:space="preserve">[10] Hung Tuan Le et al., “ViWikiFC: Fact-Checking for Vietnamese Wikipedia-Based Textual Knowledge Source,” arXiv:2405.07615, v1: 13/05/2024; v2: 16/03/2026. https://arxiv.org/abs/2405.07615v2</w:t>
-            </w:r>
-          </w:p>
+                <w:sz w:val="26"/>
+                <w:szCs w:val="26"/>
+              </w:rPr>
+            </w:pPr>
+            <w:r>
+              <w:rPr>
+                <w:rFonts w:ascii="Times New Roman" w:cs="Times New Roman" w:eastAsia="Times New Roman" w:hAnsi="Times New Roman"/>
+                <w:sz w:val="26"/>
+                <w:szCs w:val="26"/>
+                <w:rtl w:val="0"/>
+              </w:rPr>
+              <w:t xml:space="preserve">[10] H. T. Le et al., “ViWikiFC: Fact-checking for Vietnamese Wikipedia-based textual knowledge source,” arXiv:2405.07615, 2026. </w:t>
+            </w:r>
+            <w:hyperlink r:id="rId25">
+              <w:r>
+                <w:rPr>
+                  <w:rFonts w:ascii="Times New Roman" w:cs="Times New Roman" w:eastAsia="Times New Roman" w:hAnsi="Times New Roman"/>
+                  <w:color w:val="1155cc"/>
+                  <w:u w:val="single"/>
+                  <w:sz w:val="26"/>
+                  <w:szCs w:val="26"/>
+                  <w:rtl w:val="0"/>
+                </w:rPr>
+                <w:t xml:space="preserve">https://arxiv.org/abs/2405.07615v2</w:t>
+              </w:r>
+            </w:hyperlink>
+          </w:p>
+        </w:tc>
+      </w:tr>
+      <w:tr>
+        <w:trPr>
+          <w:cantSplit w:val="0"/>
+          <w:tblHeader w:val="0"/>
+        </w:trPr>
+        <w:tc>
+          <w:tcPr>
+            <w:gridSpan w:val="2"/>
+            <w:tcBorders>
+              <w:top w:color="000000" w:space="0" w:sz="0" w:val="nil"/>
+              <w:bottom w:color="000000" w:space="0" w:sz="0" w:val="nil"/>
+            </w:tcBorders>
+            <w:tcMar>
+              <w:top w:w="0.0" w:type="dxa"/>
+              <w:left w:w="90.0" w:type="dxa"/>
+              <w:bottom w:w="0.0" w:type="dxa"/>
+              <w:right w:w="90.0" w:type="dxa"/>
+            </w:tcMar>
+          </w:tcPr>
           <w:p>
             <w:pPr>
               <w:keepLines w:val="1"/>
@@ -6794,24 +4873,407 @@
               <w:ind w:right="102"/>
               <w:rPr>
                 <w:rFonts w:ascii="Times New Roman" w:cs="Times New Roman" w:eastAsia="Times New Roman" w:hAnsi="Times New Roman"/>
-                <w:b w:val="1"/>
-                <w:bCs w:val="1"/>
-                <w:sz w:val="26"/>
-                <w:szCs w:val="26"/>
-              </w:rPr>
-            </w:pPr>
-            <w:r>
-              <w:rPr>
-                <w:rFonts w:ascii="Times New Roman" w:cs="Times New Roman" w:eastAsia="Times New Roman" w:hAnsi="Times New Roman"/>
-                <w:sz w:val="26"/>
-                <w:szCs w:val="26"/>
-                <w:rtl w:val="0"/>
-                <w:color w:val="C00000"/>
-                <w:b w:val="0"/>
-                <w:bCs w:val="0"/>
-              </w:rPr>
-              <w:t xml:space="preserve">[11] Nhi Ngoc-Phuong Luong et al., “ViNumFCR: A Novel Vietnamese Benchmark for Numerical Reasoning Fact Checking on Social Media News,” INLG, 2025, pp. 134–147. https://aclanthology.org/2025.inlg-main.9/</w:t>
-            </w:r>
+                <w:sz w:val="26"/>
+                <w:szCs w:val="26"/>
+              </w:rPr>
+            </w:pPr>
+            <w:r>
+              <w:rPr>
+                <w:rFonts w:ascii="Times New Roman" w:cs="Times New Roman" w:eastAsia="Times New Roman" w:hAnsi="Times New Roman"/>
+                <w:sz w:val="26"/>
+                <w:szCs w:val="26"/>
+                <w:rtl w:val="0"/>
+              </w:rPr>
+              <w:t xml:space="preserve">[11] N. N.-P. Luong et al., “ViNumFCR: A novel Vietnamese benchmark for numerical reasoning fact checking on social media news,” in </w:t>
+            </w:r>
+            <w:r>
+              <w:rPr>
+                <w:rFonts w:ascii="Times New Roman" w:cs="Times New Roman" w:eastAsia="Times New Roman" w:hAnsi="Times New Roman"/>
+                <w:i w:val="1"/>
+                <w:iCs w:val="1"/>
+                <w:sz w:val="26"/>
+                <w:szCs w:val="26"/>
+                <w:rtl w:val="0"/>
+              </w:rPr>
+              <w:t xml:space="preserve">Proc. INLG</w:t>
+            </w:r>
+            <w:r>
+              <w:rPr>
+                <w:rFonts w:ascii="Times New Roman" w:cs="Times New Roman" w:eastAsia="Times New Roman" w:hAnsi="Times New Roman"/>
+                <w:sz w:val="26"/>
+                <w:szCs w:val="26"/>
+                <w:rtl w:val="0"/>
+              </w:rPr>
+              <w:t xml:space="preserve">, 2025, pp. 134–147. </w:t>
+            </w:r>
+            <w:hyperlink r:id="rId26">
+              <w:r>
+                <w:rPr>
+                  <w:rFonts w:ascii="Times New Roman" w:cs="Times New Roman" w:eastAsia="Times New Roman" w:hAnsi="Times New Roman"/>
+                  <w:color w:val="1155cc"/>
+                  <w:u w:val="single"/>
+                  <w:sz w:val="26"/>
+                  <w:szCs w:val="26"/>
+                  <w:rtl w:val="0"/>
+                </w:rPr>
+                <w:t xml:space="preserve">https://aclanthology.org/2025.inlg-main.9/</w:t>
+              </w:r>
+            </w:hyperlink>
+          </w:p>
+        </w:tc>
+      </w:tr>
+      <w:tr>
+        <w:trPr>
+          <w:cantSplit w:val="0"/>
+          <w:tblHeader w:val="0"/>
+        </w:trPr>
+        <w:tc>
+          <w:tcPr>
+            <w:gridSpan w:val="2"/>
+            <w:tcBorders>
+              <w:top w:color="000000" w:space="0" w:sz="0" w:val="nil"/>
+              <w:bottom w:color="000000" w:space="0" w:sz="0" w:val="nil"/>
+            </w:tcBorders>
+            <w:tcMar>
+              <w:top w:w="0.0" w:type="dxa"/>
+              <w:left w:w="90.0" w:type="dxa"/>
+              <w:bottom w:w="0.0" w:type="dxa"/>
+              <w:right w:w="90.0" w:type="dxa"/>
+            </w:tcMar>
+          </w:tcPr>
+          <w:p>
+            <w:pPr>
+              <w:keepLines w:val="1"/>
+              <w:spacing w:after="140" w:before="60" w:line="278.00000000000006" w:lineRule="auto"/>
+              <w:ind w:right="102"/>
+              <w:rPr>
+                <w:rFonts w:ascii="Times New Roman" w:cs="Times New Roman" w:eastAsia="Times New Roman" w:hAnsi="Times New Roman"/>
+                <w:sz w:val="26"/>
+                <w:szCs w:val="26"/>
+              </w:rPr>
+            </w:pPr>
+            <w:r>
+              <w:rPr>
+                <w:rFonts w:ascii="Times New Roman" w:cs="Times New Roman" w:eastAsia="Times New Roman" w:hAnsi="Times New Roman"/>
+                <w:sz w:val="26"/>
+                <w:szCs w:val="26"/>
+                <w:rtl w:val="0"/>
+              </w:rPr>
+              <w:t xml:space="preserve">[12] T. Schuster, A. Fisch, and R. Barzilay, “Get your vitamin C! Robust fact verification with contrastive evidence,” in </w:t>
+            </w:r>
+            <w:r>
+              <w:rPr>
+                <w:rFonts w:ascii="Times New Roman" w:cs="Times New Roman" w:eastAsia="Times New Roman" w:hAnsi="Times New Roman"/>
+                <w:i w:val="1"/>
+                <w:iCs w:val="1"/>
+                <w:sz w:val="26"/>
+                <w:szCs w:val="26"/>
+                <w:rtl w:val="0"/>
+              </w:rPr>
+              <w:t xml:space="preserve">Proc. NAACL-HLT</w:t>
+            </w:r>
+            <w:r>
+              <w:rPr>
+                <w:rFonts w:ascii="Times New Roman" w:cs="Times New Roman" w:eastAsia="Times New Roman" w:hAnsi="Times New Roman"/>
+                <w:sz w:val="26"/>
+                <w:szCs w:val="26"/>
+                <w:rtl w:val="0"/>
+              </w:rPr>
+              <w:t xml:space="preserve">, 2021, pp. 624–643. </w:t>
+            </w:r>
+            <w:hyperlink r:id="rId27">
+              <w:r>
+                <w:rPr>
+                  <w:rFonts w:ascii="Times New Roman" w:cs="Times New Roman" w:eastAsia="Times New Roman" w:hAnsi="Times New Roman"/>
+                  <w:color w:val="1155cc"/>
+                  <w:u w:val="single"/>
+                  <w:sz w:val="26"/>
+                  <w:szCs w:val="26"/>
+                  <w:rtl w:val="0"/>
+                </w:rPr>
+                <w:t xml:space="preserve">https://aclanthology.org/2021.naacl-main.52/</w:t>
+              </w:r>
+            </w:hyperlink>
+          </w:p>
+        </w:tc>
+      </w:tr>
+      <w:tr>
+        <w:trPr>
+          <w:cantSplit w:val="0"/>
+          <w:tblHeader w:val="0"/>
+        </w:trPr>
+        <w:tc>
+          <w:tcPr>
+            <w:gridSpan w:val="2"/>
+            <w:tcBorders>
+              <w:top w:color="000000" w:space="0" w:sz="0" w:val="nil"/>
+              <w:bottom w:color="000000" w:space="0" w:sz="0" w:val="nil"/>
+            </w:tcBorders>
+            <w:tcMar>
+              <w:top w:w="0.0" w:type="dxa"/>
+              <w:left w:w="90.0" w:type="dxa"/>
+              <w:bottom w:w="0.0" w:type="dxa"/>
+              <w:right w:w="90.0" w:type="dxa"/>
+            </w:tcMar>
+          </w:tcPr>
+          <w:p>
+            <w:pPr>
+              <w:keepLines w:val="1"/>
+              <w:spacing w:after="140" w:before="60" w:line="278.00000000000006" w:lineRule="auto"/>
+              <w:ind w:right="102"/>
+              <w:rPr>
+                <w:rFonts w:ascii="Times New Roman" w:cs="Times New Roman" w:eastAsia="Times New Roman" w:hAnsi="Times New Roman"/>
+                <w:sz w:val="26"/>
+                <w:szCs w:val="26"/>
+              </w:rPr>
+            </w:pPr>
+            <w:r>
+              <w:rPr>
+                <w:rFonts w:ascii="Times New Roman" w:cs="Times New Roman" w:eastAsia="Times New Roman" w:hAnsi="Times New Roman"/>
+                <w:sz w:val="26"/>
+                <w:szCs w:val="26"/>
+                <w:rtl w:val="0"/>
+              </w:rPr>
+              <w:t xml:space="preserve">[13] Aarnes and V. Setty, arXiv:2610.00689, 2026 (AACL-IJCNLP 2026 Findings). </w:t>
+            </w:r>
+            <w:hyperlink r:id="rId28">
+              <w:r>
+                <w:rPr>
+                  <w:rFonts w:ascii="Times New Roman" w:cs="Times New Roman" w:eastAsia="Times New Roman" w:hAnsi="Times New Roman"/>
+                  <w:color w:val="1155cc"/>
+                  <w:u w:val="single"/>
+                  <w:sz w:val="26"/>
+                  <w:szCs w:val="26"/>
+                  <w:rtl w:val="0"/>
+                </w:rPr>
+                <w:t xml:space="preserve">https://arxiv.org/abs/2610.00689</w:t>
+              </w:r>
+            </w:hyperlink>
+          </w:p>
+        </w:tc>
+      </w:tr>
+      <w:tr>
+        <w:trPr>
+          <w:cantSplit w:val="0"/>
+          <w:tblHeader w:val="0"/>
+        </w:trPr>
+        <w:tc>
+          <w:tcPr>
+            <w:gridSpan w:val="2"/>
+            <w:tcBorders>
+              <w:top w:color="000000" w:space="0" w:sz="0" w:val="nil"/>
+              <w:bottom w:color="000000" w:space="0" w:sz="0" w:val="nil"/>
+            </w:tcBorders>
+            <w:tcMar>
+              <w:top w:w="0.0" w:type="dxa"/>
+              <w:left w:w="90.0" w:type="dxa"/>
+              <w:bottom w:w="0.0" w:type="dxa"/>
+              <w:right w:w="90.0" w:type="dxa"/>
+            </w:tcMar>
+          </w:tcPr>
+          <w:p>
+            <w:pPr>
+              <w:keepLines w:val="1"/>
+              <w:spacing w:after="140" w:before="60" w:line="278.00000000000006" w:lineRule="auto"/>
+              <w:ind w:right="102"/>
+              <w:rPr>
+                <w:rFonts w:ascii="Times New Roman" w:cs="Times New Roman" w:eastAsia="Times New Roman" w:hAnsi="Times New Roman"/>
+                <w:sz w:val="26"/>
+                <w:szCs w:val="26"/>
+              </w:rPr>
+            </w:pPr>
+            <w:r>
+              <w:rPr>
+                <w:rFonts w:ascii="Times New Roman" w:cs="Times New Roman" w:eastAsia="Times New Roman" w:hAnsi="Times New Roman"/>
+                <w:sz w:val="26"/>
+                <w:szCs w:val="26"/>
+                <w:rtl w:val="0"/>
+              </w:rPr>
+              <w:t xml:space="preserve">[14] L. Pan, X. Wu, X. Lu, A. T. Luu, W. Y. Wang, M.-Y. Kan, and P. Nakov, “Fact-checking complex claims with program-guided reasoning,” in </w:t>
+            </w:r>
+            <w:r>
+              <w:rPr>
+                <w:rFonts w:ascii="Times New Roman" w:cs="Times New Roman" w:eastAsia="Times New Roman" w:hAnsi="Times New Roman"/>
+                <w:i w:val="1"/>
+                <w:iCs w:val="1"/>
+                <w:sz w:val="26"/>
+                <w:szCs w:val="26"/>
+                <w:rtl w:val="0"/>
+              </w:rPr>
+              <w:t xml:space="preserve">Proc. ACL 2023</w:t>
+            </w:r>
+            <w:r>
+              <w:rPr>
+                <w:rFonts w:ascii="Times New Roman" w:cs="Times New Roman" w:eastAsia="Times New Roman" w:hAnsi="Times New Roman"/>
+                <w:sz w:val="26"/>
+                <w:szCs w:val="26"/>
+                <w:rtl w:val="0"/>
+              </w:rPr>
+              <w:t xml:space="preserve">, 2023. </w:t>
+            </w:r>
+            <w:hyperlink r:id="rId29">
+              <w:r>
+                <w:rPr>
+                  <w:rFonts w:ascii="Times New Roman" w:cs="Times New Roman" w:eastAsia="Times New Roman" w:hAnsi="Times New Roman"/>
+                  <w:color w:val="1155cc"/>
+                  <w:u w:val="single"/>
+                  <w:sz w:val="26"/>
+                  <w:szCs w:val="26"/>
+                  <w:rtl w:val="0"/>
+                </w:rPr>
+                <w:t xml:space="preserve">https://aclanthology.org/2023.acl-long.386/</w:t>
+              </w:r>
+            </w:hyperlink>
+          </w:p>
+        </w:tc>
+      </w:tr>
+      <w:tr>
+        <w:trPr>
+          <w:cantSplit w:val="0"/>
+          <w:tblHeader w:val="0"/>
+        </w:trPr>
+        <w:tc>
+          <w:tcPr>
+            <w:gridSpan w:val="2"/>
+            <w:tcBorders>
+              <w:top w:color="000000" w:space="0" w:sz="0" w:val="nil"/>
+              <w:bottom w:color="000000" w:space="0" w:sz="0" w:val="nil"/>
+            </w:tcBorders>
+            <w:tcMar>
+              <w:top w:w="0.0" w:type="dxa"/>
+              <w:left w:w="90.0" w:type="dxa"/>
+              <w:bottom w:w="0.0" w:type="dxa"/>
+              <w:right w:w="90.0" w:type="dxa"/>
+            </w:tcMar>
+          </w:tcPr>
+          <w:p>
+            <w:pPr>
+              <w:keepLines w:val="1"/>
+              <w:spacing w:after="140" w:before="60" w:line="278.00000000000006" w:lineRule="auto"/>
+              <w:ind w:right="102"/>
+              <w:rPr>
+                <w:rFonts w:ascii="Times New Roman" w:cs="Times New Roman" w:eastAsia="Times New Roman" w:hAnsi="Times New Roman"/>
+                <w:sz w:val="26"/>
+                <w:szCs w:val="26"/>
+              </w:rPr>
+            </w:pPr>
+            <w:r>
+              <w:rPr>
+                <w:rFonts w:ascii="Times New Roman" w:cs="Times New Roman" w:eastAsia="Times New Roman" w:hAnsi="Times New Roman"/>
+                <w:sz w:val="26"/>
+                <w:szCs w:val="26"/>
+                <w:rtl w:val="0"/>
+              </w:rPr>
+              <w:t xml:space="preserve">[15] H. Wang and K. Shu, “Explainable claim verification via knowledge-grounded reasoning with large language models,” in </w:t>
+            </w:r>
+            <w:r>
+              <w:rPr>
+                <w:rFonts w:ascii="Times New Roman" w:cs="Times New Roman" w:eastAsia="Times New Roman" w:hAnsi="Times New Roman"/>
+                <w:i w:val="1"/>
+                <w:iCs w:val="1"/>
+                <w:sz w:val="26"/>
+                <w:szCs w:val="26"/>
+                <w:rtl w:val="0"/>
+              </w:rPr>
+              <w:t xml:space="preserve">Findings of EMNLP 2023</w:t>
+            </w:r>
+            <w:r>
+              <w:rPr>
+                <w:rFonts w:ascii="Times New Roman" w:cs="Times New Roman" w:eastAsia="Times New Roman" w:hAnsi="Times New Roman"/>
+                <w:sz w:val="26"/>
+                <w:szCs w:val="26"/>
+                <w:rtl w:val="0"/>
+              </w:rPr>
+              <w:t xml:space="preserve">, 2023. </w:t>
+            </w:r>
+            <w:hyperlink r:id="rId30">
+              <w:r>
+                <w:rPr>
+                  <w:rFonts w:ascii="Times New Roman" w:cs="Times New Roman" w:eastAsia="Times New Roman" w:hAnsi="Times New Roman"/>
+                  <w:color w:val="1155cc"/>
+                  <w:u w:val="single"/>
+                  <w:sz w:val="26"/>
+                  <w:szCs w:val="26"/>
+                  <w:rtl w:val="0"/>
+                </w:rPr>
+                <w:t xml:space="preserve">https://aclanthology.org/2023.findings-emnlp.416/</w:t>
+              </w:r>
+            </w:hyperlink>
+          </w:p>
+        </w:tc>
+      </w:tr>
+      <w:tr>
+        <w:trPr>
+          <w:cantSplit w:val="0"/>
+          <w:tblHeader w:val="0"/>
+        </w:trPr>
+        <w:tc>
+          <w:tcPr>
+            <w:gridSpan w:val="2"/>
+            <w:tcBorders>
+              <w:top w:color="000000" w:space="0" w:sz="0" w:val="nil"/>
+              <w:bottom w:color="000000" w:space="0" w:sz="4" w:val="single"/>
+            </w:tcBorders>
+            <w:tcMar>
+              <w:top w:w="0.0" w:type="dxa"/>
+              <w:left w:w="90.0" w:type="dxa"/>
+              <w:bottom w:w="55.0" w:type="dxa"/>
+              <w:right w:w="90.0" w:type="dxa"/>
+            </w:tcMar>
+          </w:tcPr>
+          <w:p>
+            <w:pPr>
+              <w:keepLines w:val="1"/>
+              <w:spacing w:after="140" w:before="60" w:line="278.00000000000006" w:lineRule="auto"/>
+              <w:ind w:right="102"/>
+              <w:rPr>
+                <w:rFonts w:ascii="Times New Roman" w:cs="Times New Roman" w:eastAsia="Times New Roman" w:hAnsi="Times New Roman"/>
+                <w:sz w:val="26"/>
+                <w:szCs w:val="26"/>
+              </w:rPr>
+            </w:pPr>
+            <w:r>
+              <w:rPr>
+                <w:rFonts w:ascii="Times New Roman" w:cs="Times New Roman" w:eastAsia="Times New Roman" w:hAnsi="Times New Roman"/>
+                <w:sz w:val="26"/>
+                <w:szCs w:val="26"/>
+                <w:rtl w:val="0"/>
+              </w:rPr>
+              <w:t xml:space="preserve">[16] V. Venktesh, A. Anand, A. Anand, and V. Setty, “QuanTemp: A real-world open-domain benchmark for fact-checking numerical claims,” in </w:t>
+            </w:r>
+            <w:r>
+              <w:rPr>
+                <w:rFonts w:ascii="Times New Roman" w:cs="Times New Roman" w:eastAsia="Times New Roman" w:hAnsi="Times New Roman"/>
+                <w:i w:val="1"/>
+                <w:iCs w:val="1"/>
+                <w:sz w:val="26"/>
+                <w:szCs w:val="26"/>
+                <w:rtl w:val="0"/>
+              </w:rPr>
+              <w:t xml:space="preserve">Proc. SIGIR 2024</w:t>
+            </w:r>
+            <w:r>
+              <w:rPr>
+                <w:rFonts w:ascii="Times New Roman" w:cs="Times New Roman" w:eastAsia="Times New Roman" w:hAnsi="Times New Roman"/>
+                <w:sz w:val="26"/>
+                <w:szCs w:val="26"/>
+                <w:rtl w:val="0"/>
+              </w:rPr>
+              <w:t xml:space="preserve">, 2024. </w:t>
+            </w:r>
+            <w:hyperlink r:id="rId31">
+              <w:r>
+                <w:rPr>
+                  <w:rFonts w:ascii="Times New Roman" w:cs="Times New Roman" w:eastAsia="Times New Roman" w:hAnsi="Times New Roman"/>
+                  <w:color w:val="1155cc"/>
+                  <w:u w:val="single"/>
+                  <w:sz w:val="26"/>
+                  <w:szCs w:val="26"/>
+                  <w:rtl w:val="0"/>
+                </w:rPr>
+                <w:t xml:space="preserve">https://arxiv.org/abs/2403.17169</w:t>
+              </w:r>
+            </w:hyperlink>
           </w:p>
         </w:tc>
       </w:tr>
@@ -6917,7 +5379,7 @@
                 <w:szCs w:val="26"/>
                 <w:rtl w:val="0"/>
               </w:rPr>
-              <w:t xml:space="preserve">TP. HCM, ngày 15 tháng 09 năm 2026</w:t>
+              <w:t xml:space="preserve">TP. HCM, ngày ….. tháng 10 năm 2026</w:t>
             </w:r>
           </w:p>
           <w:p>

--- a/Đọc_báo_cùng_HuP_4_.docx
+++ b/Đọc_báo_cùng_HuP_4_.docx
@@ -728,16 +728,56 @@
                 <w:szCs w:val="26"/>
                 <w:rtl w:val="0"/>
               </w:rPr>
-              <w:t xml:space="preserve">Đóng góp cốt lõi — thuật toán đối chiếu nhận biết phạm vi thông số (SAV, Scope-Aware Verification):</w:t>
-            </w:r>
-            <w:r>
-              <w:rPr>
-                <w:rFonts w:ascii="Times New Roman" w:cs="Times New Roman" w:eastAsia="Times New Roman" w:hAnsi="Times New Roman"/>
-                <w:sz w:val="26"/>
-                <w:szCs w:val="26"/>
-                <w:rtl w:val="0"/>
-              </w:rPr>
-              <w:t xml:space="preserve"> mỗi claim và mỗi dữ kiện nguồn được biểu diễn thành bộ phạm vi σ = ⟨sản phẩm, phiên bản, bộ phận, thuộc tính, điều kiện thử, vai trò con số, giá trị, đơn vị⟩; bộ quyết định kiểm từng chiều phạm vi với kết quả ba trạng thái, coi lệch phạm vi là bằng chứng không dùng được (dẫn tới NEI) thay vì bác bỏ, kế thừa điều kiện tiêu đề có kiểm soát, và chỉ so giá trị theo bảng vai trò × vai trò khi mọi chiều đã khớp.</w:t>
+              <w:t xml:space="preserve">Đóng góp cốt lõi — phương pháp kiểm chứng nhận biết phạm vi thông số (SAV, Scope-Aware Verification)</w:t>
+            </w:r>
+            <w:r>
+              <w:rPr>
+                <w:rFonts w:ascii="Times New Roman" w:cs="Times New Roman" w:eastAsia="Times New Roman" w:hAnsi="Times New Roman"/>
+                <w:sz w:val="26"/>
+                <w:szCs w:val="26"/>
+                <w:rtl w:val="0"/>
+              </w:rPr>
+              <w:t xml:space="preserve">, gồm hai thành phần trên cùng biểu diễn σ = ⟨sản phẩm, phiên bản, bộ phận, thuộc tính, điều kiện thử, vai trò con số, giá trị, đơn vị⟩: (1) </w:t>
+            </w:r>
+            <w:r>
+              <w:rPr>
+                <w:rFonts w:ascii="Times New Roman" w:cs="Times New Roman" w:eastAsia="Times New Roman" w:hAnsi="Times New Roman"/>
+                <w:b w:val="1"/>
+                <w:bCs w:val="1"/>
+                <w:sz w:val="26"/>
+                <w:szCs w:val="26"/>
+                <w:rtl w:val="0"/>
+              </w:rPr>
+              <w:t xml:space="preserve">trích xuất σ có neo nguồn</w:t>
+            </w:r>
+            <w:r>
+              <w:rPr>
+                <w:rFonts w:ascii="Times New Roman" w:cs="Times New Roman" w:eastAsia="Times New Roman" w:hAnsi="Times New Roman"/>
+                <w:sz w:val="26"/>
+                <w:szCs w:val="26"/>
+                <w:rtl w:val="0"/>
+              </w:rPr>
+              <w:t xml:space="preserve"> — LLM phải kèm chuỗi nguyên văn cho giá trị, điều kiện và bộ phận; bộ kiểm tất định xác nhận chuỗi có trong đoạn, con số khớp và vai trò con số khớp từ chỉ vai trò, trường không neo được thì loại dữ kiện; (2) </w:t>
+            </w:r>
+            <w:r>
+              <w:rPr>
+                <w:rFonts w:ascii="Times New Roman" w:cs="Times New Roman" w:eastAsia="Times New Roman" w:hAnsi="Times New Roman"/>
+                <w:b w:val="1"/>
+                <w:bCs w:val="1"/>
+                <w:sz w:val="26"/>
+                <w:szCs w:val="26"/>
+                <w:rtl w:val="0"/>
+              </w:rPr>
+              <w:t xml:space="preserve">bộ quyết định nhận biết phạm vi</w:t>
+            </w:r>
+            <w:r>
+              <w:rPr>
+                <w:rFonts w:ascii="Times New Roman" w:cs="Times New Roman" w:eastAsia="Times New Roman" w:hAnsi="Times New Roman"/>
+                <w:sz w:val="26"/>
+                <w:szCs w:val="26"/>
+                <w:rtl w:val="0"/>
+              </w:rPr>
+              <w:t xml:space="preserve"> — kiểm từng chiều σ với kết quả ba trạng thái, coi lệch phạm vi là bằng chứng không dùng được (dẫn tới NEI) thay vì bác bỏ, kế thừa điều kiện tiêu đề có kiểm soát, và chỉ so giá trị theo bảng vai trò × vai trò khi mọi chiều đã khớp.</w:t>
             </w:r>
           </w:p>
         </w:tc>
@@ -830,7 +870,7 @@
                 <w:szCs w:val="26"/>
                 <w:rtl w:val="0"/>
               </w:rPr>
-              <w:t xml:space="preserve">M1. Đề xuất và đặc tả thuật toán SAV: định nghĩa bộ phạm vi σ, quy tắc kiểm từng chiều, chính sách kế thừa điều kiện và bảng so sánh theo vai trò con số; cài đặt có kiểm thử đơn vị.</w:t>
+              <w:t xml:space="preserve">M1. Đề xuất và đặc tả SAV: định nghĩa bộ phạm vi σ, quy tắc neo nguồn theo từng trường, quy tắc kiểm từng chiều, chính sách kế thừa điều kiện và bảng so sánh theo vai trò con số; cài đặt có kiểm thử đơn vị.</w:t>
             </w:r>
           </w:p>
         </w:tc>
@@ -877,7 +917,7 @@
                 <w:szCs w:val="26"/>
                 <w:rtl w:val="0"/>
               </w:rPr>
-              <w:t xml:space="preserve">M2. Xây dựng bước trích xuất σ bằng LLM theo schema cố định và truy hồi bằng chứng BM25 lọc theo sản phẩm để SAV chạy trên văn bản nguồn thật.</w:t>
+              <w:t xml:space="preserve">M2. Xây dựng bước trích xuất σ có neo nguồn bằng LLM theo schema cố định và truy hồi bằng chứng BM25 lọc theo sản phẩm để SAV chạy trên văn bản nguồn thật.</w:t>
             </w:r>
           </w:p>
         </w:tc>
@@ -924,7 +964,7 @@
                 <w:szCs w:val="26"/>
                 <w:rtl w:val="0"/>
               </w:rPr>
-              <w:t xml:space="preserve">M3. Đánh giá SAV so với LLM quyết định trên </w:t>
+              <w:t xml:space="preserve">M3. Đánh giá SAV so với LLM có danh sách kiểm phạm vi (B2), LLM tự quyết định (B1) — cả hai nhận </w:t>
             </w:r>
             <w:r>
               <w:rPr>
@@ -944,7 +984,7 @@
                 <w:szCs w:val="26"/>
                 <w:rtl w:val="0"/>
               </w:rPr>
-              <w:t xml:space="preserve"> hồ sơ σ (B1) và LLM đọc văn bản thô (B0), trên tập claim quảng cáo LLM và tập chẩn đoán cặp tối thiểu theo từng chiều phạm vi; phân tích thành phần và đánh giá trên hồ sơ chuẩn để tách lỗi trích xuất khỏi lỗi quyết định.</w:t>
+              <w:t xml:space="preserve"> hồ sơ σ đã neo — và LLM đọc văn bản thô (B0), với hai mô hình quyết định, trên tập claim quảng cáo LLM và tập chẩn đoán cặp tối thiểu theo từng chiều phạm vi; phân tích thành phần (gồm bỏ bước neo) và đánh giá trên hồ sơ chuẩn để tách lỗi trích xuất khỏi lỗi quyết định.</w:t>
             </w:r>
           </w:p>
         </w:tc>
@@ -991,7 +1031,7 @@
                 <w:szCs w:val="26"/>
                 <w:rtl w:val="0"/>
               </w:rPr>
-              <w:t xml:space="preserve">M4. Chuẩn bị dữ liệu cần cho phép đo (sản phẩm hỗ trợ, không phải đóng góp): kho tài liệu chính thức có snapshot và mã băm cho ≥ 6 họ sản phẩm, tập claim tiếng Việt có nguồn gốc truy vết, hướng dẫn gán nhãn dùng chung cho người gán, B0, B1 và SAV.</w:t>
+              <w:t xml:space="preserve">M4. Chuẩn bị dữ liệu cần cho phép đo (sản phẩm hỗ trợ, không phải đóng góp): kho tài liệu chính thức có snapshot và mã băm cho 10 họ sản phẩm AirPods và Beats (tối thiểu 6), tập claim tiếng Việt có nguồn gốc truy vết, hướng dẫn gán nhãn dùng chung cho người gán, B0, B1 và SAV.</w:t>
             </w:r>
           </w:p>
         </w:tc>
@@ -1044,7 +1084,7 @@
                 <w:szCs w:val="26"/>
                 <w:rtl w:val="0"/>
               </w:rPr>
-              <w:t xml:space="preserve"> claim về thời lượng pin, thời gian sạc, phiên bản Bluetooth, chống nước/bụi, chống ồn và các thông số có số liệu trên tài liệu chính thức của hãng (Apple và, nếu thu được, một hãng khác). Đầu vào là claim đã tách thủ công và mã sản phẩm đang quảng cáo. Không thuộc phạm vi: tách claim tự động, tự nhận diện sản phẩm, kho gây nhiễu nhiều sản phẩm, mô hình thứ hai, giao diện web.</w:t>
+              <w:t xml:space="preserve"> claim về thời lượng pin, thời gian sạc, phiên bản Bluetooth, chống nước/bụi, chống ồn và các thông số có số liệu trên tài liệu chính thức của hãng (AirPods của Apple và Beats; thêm hãng độc lập nếu thu được trang thông số văn bản). Đầu vào là claim đã tách thủ công và mã sản phẩm đang quảng cáo. Không thuộc phạm vi: tách claim tự động, tự nhận diện sản phẩm, kho gây nhiễu nhiều sản phẩm, mô hình thứ hai, giao diện web.</w:t>
             </w:r>
           </w:p>
         </w:tc>
@@ -1389,7 +1429,7 @@
                 <w:szCs w:val="26"/>
                 <w:rtl w:val="0"/>
               </w:rPr>
-              <w:t xml:space="preserve">ProgramFC [14] và FOLK [15] phân rã claim thành chương trình/vị từ, nhưng từng bước vẫn do LLM trả lời tự do, không có schema phạm vi cố định.</w:t>
+              <w:t xml:space="preserve">ProgramFC [14] và FOLK [15] phân rã claim thành chương trình/vị từ, nhưng từng bước vẫn do LLM trả lời tự do, không neo vào nguồn và không có schema phạm vi cố định.</w:t>
             </w:r>
           </w:p>
         </w:tc>
@@ -1447,7 +1487,7 @@
                 <w:szCs w:val="26"/>
                 <w:rtl w:val="0"/>
               </w:rPr>
-              <w:t xml:space="preserve"> vai trò con số và điều kiện thử là chiều phạm vi bắt buộc; lệch phạm vi không bị suy thành bác bỏ; so sánh theo bảng vai trò × vai trò. Trong các tài liệu đã khảo sát chưa thấy cách làm này cho thông số sản phẩm; nhận định sẽ được kiểm lại khi đọc toàn văn các bài [12]–[16] ở giai đoạn 1.</w:t>
+              <w:t xml:space="preserve"> vai trò con số và điều kiện thử là chiều phạm vi bắt buộc; hồ sơ do LLM trích được neo vào văn bản nguồn theo từng chiều trước khi quyết định; lệch phạm vi không bị suy thành bác bỏ; so sánh theo bảng vai trò × vai trò. Trong các tài liệu đã khảo sát chưa thấy cách làm này cho thông số sản phẩm; nhận định sẽ được kiểm lại khi đọc toàn văn các bài [12]–[16] ở giai đoạn 1.</w:t>
             </w:r>
           </w:p>
         </w:tc>
@@ -1669,7 +1709,7 @@
                 <w:szCs w:val="26"/>
                 <w:rtl w:val="0"/>
               </w:rPr>
-              <w:t xml:space="preserve"> trên cùng hồ sơ σ, SAV có giảm tỷ lệ chấp nhận nhầm (FAR) so với B1, đặc biệt trên claim lệch phạm vi, mà vẫn giữ Recall Supported? (TN2).</w:t>
+              <w:t xml:space="preserve"> trên cùng hồ sơ σ đã neo, SAV có giảm tỷ lệ chấp nhận nhầm (FAR) so với LLM có danh sách kiểm phạm vi (B2) và LLM tự do (B1), đặc biệt trên claim lệch phạm vi, mà vẫn giữ Recall Supported, với cả hai mô hình quyết định? (TN2).</w:t>
             </w:r>
           </w:p>
         </w:tc>
@@ -1727,7 +1767,7 @@
                 <w:szCs w:val="26"/>
                 <w:rtl w:val="0"/>
               </w:rPr>
-              <w:t xml:space="preserve"> chiều nào của σ tạo ra khác biệt, và còn bao nhiêu khi bỏ lỗi trích xuất? (TN3 — tắt từng chiều; TN4 — hồ sơ chuẩn).</w:t>
+              <w:t xml:space="preserve"> thành phần nào tạo ra khác biệt — từng chiều của bộ quyết định và bước neo nguồn — và còn bao nhiêu khi bỏ hẳn lỗi trích xuất? (TN3 — tắt từng thành phần; TN4 — hồ sơ chuẩn).</w:t>
             </w:r>
           </w:p>
         </w:tc>
@@ -1894,7 +1934,7 @@
                 <w:szCs w:val="26"/>
                 <w:rtl w:val="0"/>
               </w:rPr>
-              <w:t xml:space="preserve">Quy mô dự kiến, chốt sau pilot: dev 3–4 họ (40–60 claim thông thường, 20–30 biến thể); val 2 họ (15–25; 10–15); test 5 họ, tối thiểu 4 (60–80; 60–75, ≥ 12 mỗi loại thao tác). Sàn test: R+NEI ≥ 40, S ≥ 20, ≥ 8 ca mỗi loại COND/PART/ROLE.</w:t>
+              <w:t xml:space="preserve">Quy mô dự kiến, chốt sau pilot: dev 3 họ (30–40 claim thông thường, 20–30 biến thể); val 2 họ (12–15; 10–15); test 5 họ, ít nhất 2 họ Beats (40–60; 60–75, ≥ 12 mỗi loại thao tác). Tổng ≈ 170–235 claim, hơn một nửa là biến thể dùng lại bằng chứng của câu cha. Sàn test: R+NEI ≥ 40, S ≥ 20, ≥ 8 ca mỗi loại COND/PART/ROLE.</w:t>
             </w:r>
           </w:p>
         </w:tc>
@@ -2061,7 +2101,7 @@
                 <w:szCs w:val="26"/>
                 <w:rtl w:val="0"/>
               </w:rPr>
-              <w:t xml:space="preserve">Claim + mã sản phẩm → BM25 lấy top-k đoạn của đúng sản phẩm → LLM trích hồ sơ σ cho claim và từng đoạn → chuẩn hóa đơn vị → SAV → nhãn, mã bằng chứng, lý do, dấu vết từng chiều.</w:t>
+              <w:t xml:space="preserve">Claim + mã sản phẩm → BM25 lấy top-k đoạn của đúng sản phẩm → LLM trích hồ sơ σ kèm chuỗi nguyên văn → kiểm neo nguồn (loại dữ kiện không neo được) → chuẩn hóa đơn vị → bộ quyết định → nhãn, mã bằng chứng, dữ kiện bị loại, dấu vết từng chiều.</w:t>
             </w:r>
           </w:p>
         </w:tc>
@@ -2249,7 +2289,7 @@
                 <w:szCs w:val="26"/>
                 <w:rtl w:val="0"/>
               </w:rPr>
-              <w:t xml:space="preserve">Đối chứng: B1 nhận đúng hồ sơ σ của SAV và cùng hướng dẫn nhãn rồi để LLM quyết định — hiệu SAV − B1 đo riêng tác động của cách quyết định; B0 đọc văn bản thô, chỉ để tham khảo.</w:t>
+              <w:t xml:space="preserve">Đối chứng: B1 nhận đúng hồ sơ σ đã neo của SAV và cùng hướng dẫn nhãn rồi để LLM quyết định; B2 như B1 nhưng có thêm danh sách kiểm phạm vi (sản phẩm → bộ phận → điều kiện → vai trò con số → giá trị) và 3 ví dụ từ dev — đối chứng mạnh nhất bằng prompt, nên so sánh chính là SAV − B2; B0 đọc văn bản thô, chỉ để tham khảo. Phần quyết định của B0/B1/B2 chạy trên hai mô hình: một mô hình mở (họ Llama) và một mô hình thương mại cỡ nhỏ.</w:t>
             </w:r>
           </w:p>
         </w:tc>
@@ -2369,7 +2409,7 @@
                 <w:szCs w:val="26"/>
                 <w:rtl w:val="0"/>
               </w:rPr>
-              <w:t xml:space="preserve">TN1: recall@k của BM25 trên test. TN2: B0, B1, SAV trên toàn test; lượt 1 là bảng chính, lượt 2–3 trên min(30, n_test) claim chọn trước. TN3: SAV tắt lần lượt kiểm bộ phận, điều kiện, vai trò con số, kế thừa điều kiện, trên cùng hồ sơ lượt 1. TN4: SAV và B1 trên hồ sơ chuẩn viết tay cho tập chẩn đoán test.</w:t>
+              <w:t xml:space="preserve">TN1: recall@k của BM25 trên test. TN2: B0, B1, B2, SAV × hai mô hình quyết định trên toàn test; lượt 1 là bảng chính, lượt 2–3 trên min(30, n_test) claim chọn trước. TN3: SAV tắt lần lượt kiểm bộ phận, điều kiện, vai trò con số, kế thừa điều kiện và bước neo nguồn (P−ground), trên cùng lượt trích xuất 1. TN4: SAV, B1, B2 trên hồ sơ chuẩn viết tay cho tập chẩn đoán test.</w:t>
             </w:r>
           </w:p>
         </w:tc>
@@ -2474,7 +2514,7 @@
                 <w:szCs w:val="26"/>
                 <w:rtl w:val="0"/>
               </w:rPr>
-              <w:t xml:space="preserve"> trên tập chẩn đoán test, ΔFAR = FAR_SAV − FAR_B1 &lt; 0 ở lượt 1, cùng chiều ở các lượt lặp, cặp bất đồng nghiêng về SAV, ΔRecall Supported ≥ −10 điểm phần trăm, và ablation tương ứng làm FAR tăng ở đúng loại thao tác. Thiếu một điều kiện → “chưa kết luận”.</w:t>
+              <w:t xml:space="preserve"> trên tập chẩn đoán test, ΔFAR = FAR_SAV − FAR_B2 &lt; 0 ở lượt 1 với cả hai mô hình, cùng chiều ở các lượt lặp, cặp bất đồng nghiêng về SAV (McNemar ghép cặp), ΔRecall Supported ≥ −10 điểm phần trăm, và ablation tương ứng làm FAR tăng ở đúng loại thao tác. Thiếu một điều kiện → “chưa kết luận”. Bước neo nguồn có tác dụng khi P−ground có FAR cao hơn SAV trên hồ sơ trích và khoảng cách gần như mất trên hồ sơ chuẩn.</w:t>
             </w:r>
           </w:p>
         </w:tc>
@@ -2521,7 +2561,7 @@
                 <w:szCs w:val="26"/>
                 <w:rtl w:val="0"/>
               </w:rPr>
-              <w:t xml:space="preserve">Khi kết quả âm, TN4 phân biệt: trích xuất làm mất thông tin phạm vi, luật sai/thiếu, hoặc B1 đã đủ tốt. Mọi trường hợp đều được báo cáo.</w:t>
+              <w:t xml:space="preserve">Khi kết quả âm, TN4 phân biệt: trích xuất làm mất thông tin phạm vi, luật sai/thiếu, hoặc B2 đã đủ tốt. Mọi trường hợp đều được báo cáo.</w:t>
             </w:r>
           </w:p>
         </w:tc>
@@ -2660,7 +2700,7 @@
                 <w:szCs w:val="26"/>
                 <w:rtl w:val="0"/>
               </w:rPr>
-              <w:t xml:space="preserve">Đặc tả và mã nguồn thuật toán SAV có kiểm thử; bước trích xuất σ và truy hồi BM25 chạy trên tài liệu thật.</w:t>
+              <w:t xml:space="preserve">Đặc tả và mã nguồn SAV (kiểm neo nguồn và bộ quyết định) có kiểm thử; bước trích xuất σ và truy hồi BM25 chạy trên tài liệu thật.</w:t>
             </w:r>
           </w:p>
         </w:tc>
@@ -2853,7 +2893,7 @@
                 <w:szCs w:val="26"/>
                 <w:rtl w:val="0"/>
               </w:rPr>
-              <w:t xml:space="preserve"> một sinh viên thực hiện; các giai đoạn nối tiếp, giai đoạn sau chỉ bắt đầu khi giai đoạn trước đạt mốc kiểm tra. Ước lượng ≈ 222–350 giờ (≈ 19–29 giờ/tuần). Danh sách 52 bước chi tiết ở sổ tay thực hiện kèm theo.</w:t>
+              <w:t xml:space="preserve"> một sinh viên thực hiện; các giai đoạn nối tiếp, giai đoạn sau chỉ bắt đầu khi giai đoạn trước đạt mốc kiểm tra. Ước lượng ≈ 208–320 giờ (≈ 17–27 giờ/tuần). Danh sách 52 bước chi tiết ở sổ tay thực hiện kèm theo.</w:t>
             </w:r>
           </w:p>
         </w:tc>
@@ -3147,7 +3187,7 @@
                 <w:szCs w:val="26"/>
                 <w:rtl w:val="0"/>
               </w:rPr>
-              <w:t xml:space="preserve">Thu tài liệu chính thức, snapshot, trích văn bản, chia đoạn, kiểm độ phủ.</w:t>
+              <w:t xml:space="preserve">Kiểm kê 10 họ AirPods và Beats; thu tài liệu chính thức, snapshot, trích văn bản, chia đoạn, kiểm độ phủ cho 2 họ pilot.</w:t>
             </w:r>
           </w:p>
         </w:tc>
@@ -3343,7 +3383,7 @@
                 <w:szCs w:val="26"/>
                 <w:rtl w:val="0"/>
               </w:rPr>
-              <w:t xml:space="preserve">Cài BM25, trích xuất σ, SAV, B0/B1, kiểm rò nhãn, runner; chạy pilot; chốt quy mô.</w:t>
+              <w:t xml:space="preserve">Cài BM25, trích xuất σ có neo nguồn, bộ quyết định, B0/B1/B2, kiểm rò nhãn, runner; chạy pilot; chốt quy mô.</w:t>
             </w:r>
           </w:p>
         </w:tc>
@@ -3928,7 +3968,7 @@
                 <w:szCs w:val="26"/>
                 <w:rtl w:val="0"/>
               </w:rPr>
-              <w:t xml:space="preserve">Không thu được tài liệu hãng thứ hai hoặc tổng số họ &lt; 6: thu hẹp kết luận về tài liệu Apple, giữ RQ2–RQ3 và tập chẩn đoán.</w:t>
+              <w:t xml:space="preserve">Hãng thứ hai là Beats (trang chính thức riêng) nên nguồn chắc chắn có; giới hạn “hai thương hiệu cùng tập đoàn” được ghi rõ. Nếu tổng số họ &lt; 6: giữ RQ2–RQ3 và tập chẩn đoán, hạ mức kết luận.</w:t>
             </w:r>
           </w:p>
         </w:tc>
@@ -4022,7 +4062,7 @@
                 <w:szCs w:val="26"/>
                 <w:rtl w:val="0"/>
               </w:rPr>
-              <w:t xml:space="preserve">Trích xuất lỗi nhiều: sửa prompt/schema hoặc đổi mô hình trên dev trước khi khóa; TN4 tách ảnh hưởng của trích xuất.</w:t>
+              <w:t xml:space="preserve">Trích xuất lỗi nhiều: kiểm neo loại dữ kiện bịa; nếu tỷ lệ loại &gt; 20% trên dev thì sửa prompt/schema trước khi khóa (không nới kiểm neo); TN4 tách phần ảnh hưởng còn lại.</w:t>
             </w:r>
           </w:p>
         </w:tc>
